--- a/assets/AG.docx
+++ b/assets/AG.docx
@@ -25,120 +25,81 @@
           <w:noProof/>
           <w:sz w:val="32"/>
           <w:szCs w:val="32"/>
-          <w:rtl/>
-          <w:lang w:val="fa-IR" w:bidi="fa-IR"/>
+          <w:lang w:bidi="fa-IR"/>
         </w:rPr>
         <mc:AlternateContent>
           <mc:Choice Requires="wps">
             <w:drawing>
-              <wp:anchor distT="0" distB="0" distL="114300" distR="114300" simplePos="0" relativeHeight="251747328" behindDoc="0" locked="0" layoutInCell="1" allowOverlap="1" wp14:anchorId="24AB4549" wp14:editId="7125535F">
+              <wp:anchor distT="45720" distB="45720" distL="114300" distR="114300" simplePos="0" relativeHeight="251705344" behindDoc="0" locked="0" layoutInCell="1" allowOverlap="1" wp14:anchorId="077D2669" wp14:editId="39AE8193">
                 <wp:simplePos x="0" y="0"/>
                 <wp:positionH relativeFrom="column">
-                  <wp:posOffset>-507365</wp:posOffset>
+                  <wp:posOffset>3327400</wp:posOffset>
                 </wp:positionH>
                 <wp:positionV relativeFrom="paragraph">
-                  <wp:posOffset>585682</wp:posOffset>
+                  <wp:posOffset>4144222</wp:posOffset>
                 </wp:positionV>
-                <wp:extent cx="3445722" cy="3149600"/>
+                <wp:extent cx="2403475" cy="539750"/>
                 <wp:effectExtent l="0" t="0" r="0" b="0"/>
-                <wp:wrapNone/>
-                <wp:docPr id="1807401898" name="Text Box 48"/>
-                <wp:cNvGraphicFramePr/>
+                <wp:wrapSquare wrapText="bothSides"/>
+                <wp:docPr id="406487208" name="Text Box 2"/>
+                <wp:cNvGraphicFramePr>
+                  <a:graphicFrameLocks xmlns:a="http://schemas.openxmlformats.org/drawingml/2006/main"/>
+                </wp:cNvGraphicFramePr>
                 <a:graphic xmlns:a="http://schemas.openxmlformats.org/drawingml/2006/main">
                   <a:graphicData uri="http://schemas.microsoft.com/office/word/2010/wordprocessingShape">
                     <wps:wsp>
-                      <wps:cNvSpPr txBox="1"/>
-                      <wps:spPr>
+                      <wps:cNvSpPr txBox="1">
+                        <a:spLocks noChangeArrowheads="1"/>
+                      </wps:cNvSpPr>
+                      <wps:spPr bwMode="auto">
                         <a:xfrm>
                           <a:off x="0" y="0"/>
-                          <a:ext cx="3445722" cy="3149600"/>
+                          <a:ext cx="2403475" cy="539750"/>
                         </a:xfrm>
                         <a:prstGeom prst="rect">
                           <a:avLst/>
                         </a:prstGeom>
-                        <a:noFill/>
-                        <a:ln w="6350">
+                        <a:solidFill>
+                          <a:schemeClr val="bg1"/>
+                        </a:solidFill>
+                        <a:ln w="9525">
                           <a:noFill/>
+                          <a:miter lim="800000"/>
+                          <a:headEnd/>
+                          <a:tailEnd/>
                         </a:ln>
                       </wps:spPr>
                       <wps:txbx>
                         <w:txbxContent>
                           <w:p>
                             <w:pPr>
-                              <w:rPr>
-                                <w:rFonts w:asciiTheme="majorBidi" w:hAnsiTheme="majorBidi" w:cstheme="majorBidi"/>
-                                <w:b/>
-                                <w:bCs/>
-                                <w:sz w:val="20"/>
-                                <w:szCs w:val="20"/>
-                                <w:rtl/>
+                              <w:bidi/>
+                              <w:rPr>
+                                <w:rFonts w:ascii="Arial Black" w:hAnsi="Arial Black" w:cs="Aria Black"/>
+                                <w:b/>
+                                <w:bCs/>
+                                <w:sz w:val="18"/>
+                                <w:szCs w:val="18"/>
                                 <w:lang w:bidi="fa-IR"/>
                               </w:rPr>
                             </w:pPr>
-                            <w:r>
-                              <w:rPr>
-                                <w:rFonts w:asciiTheme="majorBidi" w:hAnsiTheme="majorBidi" w:cstheme="majorBidi"/>
-                                <w:b/>
-                                <w:bCs/>
-                                <w:sz w:val="20"/>
-                                <w:szCs w:val="20"/>
-                                <w:lang w:bidi="fa-IR"/>
-                              </w:rPr>
-                              <w:fldChar w:fldCharType="begin"/>
-                            </w:r>
-                            <w:r>
-                              <w:rPr>
-                                <w:rFonts w:asciiTheme="majorBidi" w:hAnsiTheme="majorBidi" w:cstheme="majorBidi"/>
-                                <w:b/>
-                                <w:bCs/>
-                                <w:sz w:val="20"/>
-                                <w:szCs w:val="20"/>
-                                <w:lang w:bidi="fa-IR"/>
-                              </w:rPr>
-                              <w:instrText xml:space="preserve"> MERGEFIELD  checkpoint_img  \* MERGEFORMAT </w:instrText>
-                            </w:r>
-                            <w:r>
-                              <w:rPr>
-                                <w:rFonts w:asciiTheme="majorBidi" w:hAnsiTheme="majorBidi" w:cstheme="majorBidi"/>
-                                <w:b/>
-                                <w:bCs/>
-                                <w:sz w:val="20"/>
-                                <w:szCs w:val="20"/>
-                                <w:lang w:bidi="fa-IR"/>
-                              </w:rPr>
-                              <w:fldChar w:fldCharType="separate"/>
-                            </w:r>
-                            <w:r>
-                              <w:rPr>
-                                <w:rFonts w:asciiTheme="majorBidi" w:hAnsiTheme="majorBidi" w:cstheme="majorBidi"/>
-                                <w:b/>
-                                <w:bCs/>
-                                <w:noProof/>
-                                <w:sz w:val="20"/>
-                                <w:szCs w:val="20"/>
-                                <w:lang w:bidi="fa-IR"/>
-                              </w:rPr>
-                              <w:t>checkpoint_img</w:t>
-                            </w:r>
-                            <w:r>
-                              <w:rPr>
-                                <w:rFonts w:asciiTheme="majorBidi" w:hAnsiTheme="majorBidi" w:cstheme="majorBidi"/>
-                                <w:b/>
-                                <w:bCs/>
-                                <w:sz w:val="20"/>
-                                <w:szCs w:val="20"/>
-                                <w:lang w:bidi="fa-IR"/>
-                              </w:rPr>
-                              <w:fldChar w:fldCharType="end"/>
-                            </w:r>
+                            <w:proofErr w:type="spellStart"/>
+                            <w:r>
+                              <w:rPr>
+                                <w:rFonts w:ascii="Arial Black" w:hAnsi="Arial Black" w:cs="Aria Black"/>
+                                <w:b/>
+                                <w:bCs/>
+                                <w:sz w:val="18"/>
+                                <w:szCs w:val="18"/>
+                                <w:lang w:bidi="fa-IR"/>
+                              </w:rPr>
+                              <w:t>buyer_adress</w:t>
+                            </w:r>
+                            <w:proofErr w:type="spellEnd"/>
                           </w:p>
-                          <w:p/>
                         </w:txbxContent>
                       </wps:txbx>
-                      <wps:bodyPr rot="0" spcFirstLastPara="0" vertOverflow="overflow" horzOverflow="overflow" vert="horz" wrap="square" lIns="91440" tIns="45720" rIns="91440" bIns="45720" numCol="1" spcCol="0" rtlCol="0" fromWordArt="0" anchor="t" anchorCtr="0" forceAA="0" compatLnSpc="1">
-                        <a:prstTxWarp prst="textNoShape">
-                          <a:avLst/>
-                        </a:prstTxWarp>
+                      <wps:bodyPr rot="0" vert="horz" wrap="square" lIns="91440" tIns="45720" rIns="91440" bIns="45720" anchor="t" anchorCtr="0">
                         <a:noAutofit/>
                       </wps:bodyPr>
                     </wps:wsp>
@@ -155,85 +116,42 @@
           </mc:Choice>
           <mc:Fallback>
             <w:pict>
-              <v:shapetype w14:anchorId="24AB4549" id="_x0000_t202" coordsize="21600,21600" o:spt="202" path="m,l,21600r21600,l21600,xe">
+              <v:shapetype w14:anchorId="077D2669" id="_x0000_t202" coordsize="21600,21600" o:spt="202" path="m,l,21600r21600,l21600,xe">
                 <v:stroke joinstyle="miter"/>
                 <v:path gradientshapeok="t" o:connecttype="rect"/>
               </v:shapetype>
-              <v:shape id="Text Box 48" o:spid="_x0000_s1026" type="#_x0000_t202" style="position:absolute;margin-left:-39.95pt;margin-top:46.1pt;width:271.3pt;height:248pt;z-index:251747328;visibility:visible;mso-wrap-style:square;mso-width-percent:0;mso-height-percent:0;mso-wrap-distance-left:9pt;mso-wrap-distance-top:0;mso-wrap-distance-right:9pt;mso-wrap-distance-bottom:0;mso-position-horizontal:absolute;mso-position-horizontal-relative:text;mso-position-vertical:absolute;mso-position-vertical-relative:text;mso-width-percent:0;mso-height-percent:0;mso-width-relative:margin;mso-height-relative:margin;v-text-anchor:top" o:gfxdata="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" filled="f" stroked="f" strokeweight=".5pt">
+              <v:shape id="Text Box 2" o:spid="_x0000_s1026" type="#_x0000_t202" style="position:absolute;margin-left:262pt;margin-top:326.3pt;width:189.25pt;height:42.5pt;z-index:251705344;visibility:visible;mso-wrap-style:square;mso-width-percent:0;mso-height-percent:0;mso-wrap-distance-left:9pt;mso-wrap-distance-top:3.6pt;mso-wrap-distance-right:9pt;mso-wrap-distance-bottom:3.6pt;mso-position-horizontal:absolute;mso-position-horizontal-relative:text;mso-position-vertical:absolute;mso-position-vertical-relative:text;mso-width-percent:0;mso-height-percent:0;mso-width-relative:margin;mso-height-relative:margin;v-text-anchor:top" o:gfxdata="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" fillcolor="white [3212]" stroked="f">
                 <v:textbox>
                   <w:txbxContent>
                     <w:p>
                       <w:pPr>
-                        <w:rPr>
-                          <w:rFonts w:asciiTheme="majorBidi" w:hAnsiTheme="majorBidi" w:cstheme="majorBidi"/>
-                          <w:b/>
-                          <w:bCs/>
-                          <w:sz w:val="20"/>
-                          <w:szCs w:val="20"/>
-                          <w:rtl/>
+                        <w:bidi/>
+                        <w:rPr>
+                          <w:rFonts w:ascii="Arial Black" w:hAnsi="Arial Black" w:cs="Aria Black"/>
+                          <w:b/>
+                          <w:bCs/>
+                          <w:sz w:val="18"/>
+                          <w:szCs w:val="18"/>
                           <w:lang w:bidi="fa-IR"/>
                         </w:rPr>
                       </w:pPr>
-                      <w:r>
-                        <w:rPr>
-                          <w:rFonts w:asciiTheme="majorBidi" w:hAnsiTheme="majorBidi" w:cstheme="majorBidi"/>
-                          <w:b/>
-                          <w:bCs/>
-                          <w:sz w:val="20"/>
-                          <w:szCs w:val="20"/>
-                          <w:lang w:bidi="fa-IR"/>
-                        </w:rPr>
-                        <w:fldChar w:fldCharType="begin"/>
-                      </w:r>
-                      <w:r>
-                        <w:rPr>
-                          <w:rFonts w:asciiTheme="majorBidi" w:hAnsiTheme="majorBidi" w:cstheme="majorBidi"/>
-                          <w:b/>
-                          <w:bCs/>
-                          <w:sz w:val="20"/>
-                          <w:szCs w:val="20"/>
-                          <w:lang w:bidi="fa-IR"/>
-                        </w:rPr>
-                        <w:instrText xml:space="preserve"> MERGEFIELD  checkpoint_img  \* MERGEFORMAT </w:instrText>
-                      </w:r>
-                      <w:r>
-                        <w:rPr>
-                          <w:rFonts w:asciiTheme="majorBidi" w:hAnsiTheme="majorBidi" w:cstheme="majorBidi"/>
-                          <w:b/>
-                          <w:bCs/>
-                          <w:sz w:val="20"/>
-                          <w:szCs w:val="20"/>
-                          <w:lang w:bidi="fa-IR"/>
-                        </w:rPr>
-                        <w:fldChar w:fldCharType="separate"/>
-                      </w:r>
-                      <w:r>
-                        <w:rPr>
-                          <w:rFonts w:asciiTheme="majorBidi" w:hAnsiTheme="majorBidi" w:cstheme="majorBidi"/>
-                          <w:b/>
-                          <w:bCs/>
-                          <w:noProof/>
-                          <w:sz w:val="20"/>
-                          <w:szCs w:val="20"/>
-                          <w:lang w:bidi="fa-IR"/>
-                        </w:rPr>
-                        <w:t>checkpoint_img</w:t>
-                      </w:r>
-                      <w:r>
-                        <w:rPr>
-                          <w:rFonts w:asciiTheme="majorBidi" w:hAnsiTheme="majorBidi" w:cstheme="majorBidi"/>
-                          <w:b/>
-                          <w:bCs/>
-                          <w:sz w:val="20"/>
-                          <w:szCs w:val="20"/>
-                          <w:lang w:bidi="fa-IR"/>
-                        </w:rPr>
-                        <w:fldChar w:fldCharType="end"/>
-                      </w:r>
+                      <w:proofErr w:type="spellStart"/>
+                      <w:r>
+                        <w:rPr>
+                          <w:rFonts w:ascii="Arial Black" w:hAnsi="Arial Black" w:cs="Aria Black"/>
+                          <w:b/>
+                          <w:bCs/>
+                          <w:sz w:val="18"/>
+                          <w:szCs w:val="18"/>
+                          <w:lang w:bidi="fa-IR"/>
+                        </w:rPr>
+                        <w:t>buyer_adress</w:t>
+                      </w:r>
+                      <w:proofErr w:type="spellEnd"/>
                     </w:p>
-                    <w:p/>
                   </w:txbxContent>
                 </v:textbox>
+                <w10:wrap type="square"/>
               </v:shape>
             </w:pict>
           </mc:Fallback>
@@ -245,70 +163,108 @@
           <w:noProof/>
           <w:sz w:val="32"/>
           <w:szCs w:val="32"/>
-          <w:rtl/>
-          <w:lang w:val="fa-IR" w:bidi="fa-IR"/>
+          <w:lang w:bidi="fa-IR"/>
         </w:rPr>
         <mc:AlternateContent>
           <mc:Choice Requires="wps">
             <w:drawing>
-              <wp:anchor distT="0" distB="0" distL="114300" distR="114300" simplePos="0" relativeHeight="251709440" behindDoc="0" locked="0" layoutInCell="1" allowOverlap="1" wp14:anchorId="2280F573" wp14:editId="463EC819">
+              <wp:anchor distT="45720" distB="45720" distL="114300" distR="114300" simplePos="0" relativeHeight="251697152" behindDoc="1" locked="0" layoutInCell="1" allowOverlap="1" wp14:anchorId="4D77C4F4" wp14:editId="30709929">
                 <wp:simplePos x="0" y="0"/>
                 <wp:positionH relativeFrom="column">
-                  <wp:posOffset>498475</wp:posOffset>
+                  <wp:posOffset>3279775</wp:posOffset>
                 </wp:positionH>
                 <wp:positionV relativeFrom="paragraph">
-                  <wp:posOffset>43392</wp:posOffset>
+                  <wp:posOffset>2474172</wp:posOffset>
                 </wp:positionV>
-                <wp:extent cx="1108075" cy="414867"/>
-                <wp:effectExtent l="0" t="0" r="0" b="4445"/>
-                <wp:wrapNone/>
-                <wp:docPr id="1711398885" name="Text Box 29"/>
-                <wp:cNvGraphicFramePr/>
+                <wp:extent cx="2451100" cy="281940"/>
+                <wp:effectExtent l="0" t="0" r="6350" b="3810"/>
+                <wp:wrapTight wrapText="bothSides">
+                  <wp:wrapPolygon edited="0">
+                    <wp:start x="0" y="0"/>
+                    <wp:lineTo x="0" y="20432"/>
+                    <wp:lineTo x="21488" y="20432"/>
+                    <wp:lineTo x="21488" y="0"/>
+                    <wp:lineTo x="0" y="0"/>
+                  </wp:wrapPolygon>
+                </wp:wrapTight>
+                <wp:docPr id="152076979" name="Text Box 2"/>
+                <wp:cNvGraphicFramePr>
+                  <a:graphicFrameLocks xmlns:a="http://schemas.openxmlformats.org/drawingml/2006/main"/>
+                </wp:cNvGraphicFramePr>
                 <a:graphic xmlns:a="http://schemas.openxmlformats.org/drawingml/2006/main">
                   <a:graphicData uri="http://schemas.microsoft.com/office/word/2010/wordprocessingShape">
                     <wps:wsp>
-                      <wps:cNvSpPr txBox="1"/>
-                      <wps:spPr>
+                      <wps:cNvSpPr txBox="1">
+                        <a:spLocks noChangeArrowheads="1"/>
+                      </wps:cNvSpPr>
+                      <wps:spPr bwMode="auto">
                         <a:xfrm>
                           <a:off x="0" y="0"/>
-                          <a:ext cx="1108075" cy="414867"/>
+                          <a:ext cx="2451100" cy="281940"/>
                         </a:xfrm>
                         <a:prstGeom prst="rect">
                           <a:avLst/>
                         </a:prstGeom>
-                        <a:noFill/>
-                        <a:ln w="6350">
+                        <a:solidFill>
+                          <a:schemeClr val="bg1"/>
+                        </a:solidFill>
+                        <a:ln w="9525">
                           <a:noFill/>
+                          <a:miter lim="800000"/>
+                          <a:headEnd/>
+                          <a:tailEnd/>
                         </a:ln>
                       </wps:spPr>
                       <wps:txbx>
                         <w:txbxContent>
                           <w:p>
                             <w:pPr>
-                              <w:jc w:val="center"/>
-                              <w:rPr>
-                                <w:rFonts w:ascii="Doran" w:hAnsi="Doran" w:cs="Aria Black"/>
-                                <w:b/>
-                                <w:bCs/>
+                              <w:bidi/>
+                              <w:rPr>
+                                <w:rFonts w:ascii="Arial Black" w:hAnsi="Arial Black" w:cs="Aria Black"/>
+                                <w:b/>
+                                <w:bCs/>
+                                <w:sz w:val="20"/>
+                                <w:szCs w:val="20"/>
                               </w:rPr>
                             </w:pPr>
                             <w:proofErr w:type="spellStart"/>
                             <w:r>
                               <w:rPr>
-                                <w:rFonts w:ascii="Doran" w:hAnsi="Doran" w:cs="Aria Black"/>
-                                <w:b/>
-                                <w:bCs/>
-                              </w:rPr>
-                              <w:t>deal_date</w:t>
+                                <w:rFonts w:ascii="Arial Black" w:hAnsi="Arial Black" w:cs="Aria Black"/>
+                                <w:b/>
+                                <w:bCs/>
+                                <w:sz w:val="20"/>
+                                <w:szCs w:val="20"/>
+                              </w:rPr>
+                              <w:t>buyer_</w:t>
+                            </w:r>
+                            <w:r>
+                              <w:rPr>
+                                <w:rFonts w:ascii="Arial Black" w:hAnsi="Arial Black" w:cs="Aria Black"/>
+                                <w:b/>
+                                <w:bCs/>
+                                <w:sz w:val="20"/>
+                                <w:szCs w:val="20"/>
+                                <w:lang w:bidi="fa-IR"/>
+                              </w:rPr>
+                              <w:t>f</w:t>
+                            </w:r>
+                            <w:r>
+                              <w:rPr>
+                                <w:rFonts w:ascii="Arial Black" w:hAnsi="Arial Black" w:cs="Aria Black"/>
+                                <w:b/>
+                                <w:bCs/>
+                                <w:sz w:val="20"/>
+                                <w:szCs w:val="20"/>
+                              </w:rPr>
+                              <w:t>name</w:t>
                             </w:r>
                             <w:proofErr w:type="spellEnd"/>
                           </w:p>
                         </w:txbxContent>
                       </wps:txbx>
-                      <wps:bodyPr rot="0" spcFirstLastPara="0" vertOverflow="overflow" horzOverflow="overflow" vert="horz" wrap="square" lIns="91440" tIns="45720" rIns="91440" bIns="45720" numCol="1" spcCol="0" rtlCol="0" fromWordArt="0" anchor="t" anchorCtr="0" forceAA="0" compatLnSpc="1">
-                        <a:prstTxWarp prst="textNoShape">
-                          <a:avLst/>
-                        </a:prstTxWarp>
+                      <wps:bodyPr rot="0" vert="horz" wrap="square" lIns="91440" tIns="45720" rIns="91440" bIns="45720" anchor="t" anchorCtr="0">
                         <a:noAutofit/>
                       </wps:bodyPr>
                     </wps:wsp>
@@ -325,31 +281,57 @@
           </mc:Choice>
           <mc:Fallback>
             <w:pict>
-              <v:shape w14:anchorId="2280F573" id="Text Box 29" o:spid="_x0000_s1027" type="#_x0000_t202" style="position:absolute;margin-left:39.25pt;margin-top:3.4pt;width:87.25pt;height:32.65pt;z-index:251709440;visibility:visible;mso-wrap-style:square;mso-width-percent:0;mso-height-percent:0;mso-wrap-distance-left:9pt;mso-wrap-distance-top:0;mso-wrap-distance-right:9pt;mso-wrap-distance-bottom:0;mso-position-horizontal:absolute;mso-position-horizontal-relative:text;mso-position-vertical:absolute;mso-position-vertical-relative:text;mso-width-percent:0;mso-height-percent:0;mso-width-relative:margin;mso-height-relative:margin;v-text-anchor:top" o:gfxdata="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" filled="f" stroked="f" strokeweight=".5pt">
+              <v:shape w14:anchorId="4D77C4F4" id="_x0000_s1027" type="#_x0000_t202" style="position:absolute;margin-left:258.25pt;margin-top:194.8pt;width:193pt;height:22.2pt;z-index:-251619328;visibility:visible;mso-wrap-style:square;mso-width-percent:0;mso-height-percent:0;mso-wrap-distance-left:9pt;mso-wrap-distance-top:3.6pt;mso-wrap-distance-right:9pt;mso-wrap-distance-bottom:3.6pt;mso-position-horizontal:absolute;mso-position-horizontal-relative:text;mso-position-vertical:absolute;mso-position-vertical-relative:text;mso-width-percent:0;mso-height-percent:0;mso-width-relative:margin;mso-height-relative:margin;v-text-anchor:top" o:gfxdata="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" fillcolor="white [3212]" stroked="f">
                 <v:textbox>
                   <w:txbxContent>
                     <w:p>
                       <w:pPr>
-                        <w:jc w:val="center"/>
-                        <w:rPr>
-                          <w:rFonts w:ascii="Doran" w:hAnsi="Doran" w:cs="Aria Black"/>
-                          <w:b/>
-                          <w:bCs/>
+                        <w:bidi/>
+                        <w:rPr>
+                          <w:rFonts w:ascii="Arial Black" w:hAnsi="Arial Black" w:cs="Aria Black"/>
+                          <w:b/>
+                          <w:bCs/>
+                          <w:sz w:val="20"/>
+                          <w:szCs w:val="20"/>
                         </w:rPr>
                       </w:pPr>
                       <w:proofErr w:type="spellStart"/>
                       <w:r>
                         <w:rPr>
-                          <w:rFonts w:ascii="Doran" w:hAnsi="Doran" w:cs="Aria Black"/>
-                          <w:b/>
-                          <w:bCs/>
-                        </w:rPr>
-                        <w:t>deal_date</w:t>
+                          <w:rFonts w:ascii="Arial Black" w:hAnsi="Arial Black" w:cs="Aria Black"/>
+                          <w:b/>
+                          <w:bCs/>
+                          <w:sz w:val="20"/>
+                          <w:szCs w:val="20"/>
+                        </w:rPr>
+                        <w:t>buyer_</w:t>
+                      </w:r>
+                      <w:r>
+                        <w:rPr>
+                          <w:rFonts w:ascii="Arial Black" w:hAnsi="Arial Black" w:cs="Aria Black"/>
+                          <w:b/>
+                          <w:bCs/>
+                          <w:sz w:val="20"/>
+                          <w:szCs w:val="20"/>
+                          <w:lang w:bidi="fa-IR"/>
+                        </w:rPr>
+                        <w:t>f</w:t>
+                      </w:r>
+                      <w:r>
+                        <w:rPr>
+                          <w:rFonts w:ascii="Arial Black" w:hAnsi="Arial Black" w:cs="Aria Black"/>
+                          <w:b/>
+                          <w:bCs/>
+                          <w:sz w:val="20"/>
+                          <w:szCs w:val="20"/>
+                        </w:rPr>
+                        <w:t>name</w:t>
                       </w:r>
                       <w:proofErr w:type="spellEnd"/>
                     </w:p>
                   </w:txbxContent>
                 </v:textbox>
+                <w10:wrap type="tight"/>
               </v:shape>
             </w:pict>
           </mc:Fallback>
@@ -361,140 +343,89 @@
           <w:noProof/>
           <w:sz w:val="32"/>
           <w:szCs w:val="32"/>
-          <w:rtl/>
-          <w:lang w:val="fa-IR" w:bidi="fa-IR"/>
+          <w:lang w:bidi="fa-IR"/>
         </w:rPr>
         <mc:AlternateContent>
           <mc:Choice Requires="wps">
             <w:drawing>
-              <wp:anchor distT="0" distB="0" distL="114300" distR="114300" simplePos="0" relativeHeight="251746304" behindDoc="0" locked="0" layoutInCell="1" allowOverlap="1" wp14:anchorId="0242DB0C" wp14:editId="7BCE9C05">
+              <wp:anchor distT="45720" distB="45720" distL="114300" distR="114300" simplePos="0" relativeHeight="251695104" behindDoc="0" locked="0" layoutInCell="1" allowOverlap="1" wp14:anchorId="262D9D07" wp14:editId="00956ADB">
                 <wp:simplePos x="0" y="0"/>
                 <wp:positionH relativeFrom="column">
-                  <wp:posOffset>-558800</wp:posOffset>
+                  <wp:posOffset>3273425</wp:posOffset>
                 </wp:positionH>
                 <wp:positionV relativeFrom="paragraph">
-                  <wp:posOffset>-31750</wp:posOffset>
+                  <wp:posOffset>1749002</wp:posOffset>
                 </wp:positionV>
-                <wp:extent cx="1057275" cy="539115"/>
-                <wp:effectExtent l="0" t="0" r="28575" b="13335"/>
-                <wp:wrapNone/>
-                <wp:docPr id="332907720" name="Rectangle: Rounded Corners 332907720"/>
-                <wp:cNvGraphicFramePr/>
+                <wp:extent cx="2492375" cy="511175"/>
+                <wp:effectExtent l="0" t="0" r="3175" b="3175"/>
+                <wp:wrapSquare wrapText="bothSides"/>
+                <wp:docPr id="1509165845" name="Text Box 2"/>
+                <wp:cNvGraphicFramePr>
+                  <a:graphicFrameLocks xmlns:a="http://schemas.openxmlformats.org/drawingml/2006/main"/>
+                </wp:cNvGraphicFramePr>
                 <a:graphic xmlns:a="http://schemas.openxmlformats.org/drawingml/2006/main">
                   <a:graphicData uri="http://schemas.microsoft.com/office/word/2010/wordprocessingShape">
                     <wps:wsp>
-                      <wps:cNvSpPr/>
-                      <wps:spPr>
+                      <wps:cNvSpPr txBox="1">
+                        <a:spLocks noChangeArrowheads="1"/>
+                      </wps:cNvSpPr>
+                      <wps:spPr bwMode="auto">
                         <a:xfrm>
                           <a:off x="0" y="0"/>
-                          <a:ext cx="1057275" cy="539115"/>
+                          <a:ext cx="2492375" cy="511175"/>
                         </a:xfrm>
-                        <a:prstGeom prst="roundRect">
+                        <a:prstGeom prst="rect">
                           <a:avLst/>
                         </a:prstGeom>
-                        <a:ln>
-                          <a:solidFill>
-                            <a:schemeClr val="tx1"/>
-                          </a:solidFill>
+                        <a:solidFill>
+                          <a:schemeClr val="bg1"/>
+                        </a:solidFill>
+                        <a:ln w="9525">
+                          <a:noFill/>
+                          <a:miter lim="800000"/>
+                          <a:headEnd/>
+                          <a:tailEnd/>
                         </a:ln>
                       </wps:spPr>
-                      <wps:style>
-                        <a:lnRef idx="2">
-                          <a:schemeClr val="accent6"/>
-                        </a:lnRef>
-                        <a:fillRef idx="1">
-                          <a:schemeClr val="lt1"/>
-                        </a:fillRef>
-                        <a:effectRef idx="0">
-                          <a:schemeClr val="accent6"/>
-                        </a:effectRef>
-                        <a:fontRef idx="minor">
-                          <a:schemeClr val="dk1"/>
-                        </a:fontRef>
-                      </wps:style>
                       <wps:txbx>
                         <w:txbxContent>
                           <w:p>
                             <w:pPr>
-                              <w:jc w:val="center"/>
-                              <w:rPr>
-                                <w:rFonts w:ascii="Consolas" w:hAnsi="Consolas"/>
-                                <w:b/>
-                                <w:bCs/>
-                                <w:color w:val="000000" w:themeColor="text1"/>
-                                <w:sz w:val="24"/>
-                                <w:szCs w:val="24"/>
+                              <w:jc w:val="right"/>
+                              <w:rPr>
+                                <w:rFonts w:ascii="Arial Black" w:hAnsi="Arial Black" w:cs="Aria Black"/>
+                                <w:bCs/>
+                                <w:sz w:val="18"/>
+                                <w:szCs w:val="18"/>
                                 <w:lang w:bidi="fa-IR"/>
                               </w:rPr>
                             </w:pPr>
-                            <w:r>
-                              <w:rPr>
-                                <w:rFonts w:ascii="Consolas" w:hAnsi="Consolas"/>
-                                <w:b/>
-                                <w:bCs/>
-                                <w:color w:val="000000" w:themeColor="text1"/>
-                                <w:sz w:val="24"/>
-                                <w:szCs w:val="24"/>
-                                <w:lang w:bidi="fa-IR"/>
-                              </w:rPr>
-                              <w:fldChar w:fldCharType="begin"/>
-                            </w:r>
-                            <w:r>
-                              <w:rPr>
-                                <w:rFonts w:ascii="Consolas" w:hAnsi="Consolas"/>
-                                <w:b/>
-                                <w:bCs/>
-                                <w:color w:val="000000" w:themeColor="text1"/>
-                                <w:sz w:val="24"/>
-                                <w:szCs w:val="24"/>
-                                <w:lang w:bidi="fa-IR"/>
-                              </w:rPr>
-                              <w:instrText xml:space="preserve"> MERGEFIELD  deal_num  \* MERGEFORMAT </w:instrText>
-                            </w:r>
-                            <w:r>
-                              <w:rPr>
-                                <w:rFonts w:ascii="Consolas" w:hAnsi="Consolas"/>
-                                <w:b/>
-                                <w:bCs/>
-                                <w:color w:val="000000" w:themeColor="text1"/>
-                                <w:sz w:val="24"/>
-                                <w:szCs w:val="24"/>
-                                <w:lang w:bidi="fa-IR"/>
-                              </w:rPr>
-                              <w:fldChar w:fldCharType="separate"/>
-                            </w:r>
-                            <w:r>
-                              <w:rPr>
-                                <w:rFonts w:ascii="Consolas" w:hAnsi="Consolas"/>
-                                <w:b/>
-                                <w:bCs/>
-                                <w:noProof/>
-                                <w:color w:val="000000" w:themeColor="text1"/>
-                                <w:sz w:val="24"/>
-                                <w:szCs w:val="24"/>
-                                <w:lang w:bidi="fa-IR"/>
-                              </w:rPr>
-                              <w:t>deal_num</w:t>
-                            </w:r>
-                            <w:r>
-                              <w:rPr>
-                                <w:rFonts w:ascii="Consolas" w:hAnsi="Consolas"/>
-                                <w:b/>
-                                <w:bCs/>
-                                <w:color w:val="000000" w:themeColor="text1"/>
-                                <w:sz w:val="24"/>
-                                <w:szCs w:val="24"/>
-                                <w:lang w:bidi="fa-IR"/>
-                              </w:rPr>
-                              <w:fldChar w:fldCharType="end"/>
-                            </w:r>
+                            <w:proofErr w:type="spellStart"/>
+                            <w:r>
+                              <w:rPr>
+                                <w:rFonts w:ascii="Arial Black" w:hAnsi="Arial Black" w:cs="Aria Black"/>
+                                <w:bCs/>
+                                <w:sz w:val="18"/>
+                                <w:szCs w:val="18"/>
+                                <w:lang w:bidi="fa-IR"/>
+                              </w:rPr>
+                              <w:t>s</w:t>
+                            </w:r>
+                            <w:r>
+                              <w:rPr>
+                                <w:rFonts w:ascii="Arial Black" w:hAnsi="Arial Black" w:cs="Aria Black"/>
+                                <w:bCs/>
+                                <w:sz w:val="18"/>
+                                <w:szCs w:val="18"/>
+                                <w:lang w:bidi="fa-IR"/>
+                              </w:rPr>
+                              <w:t>eller_adress</w:t>
+                            </w:r>
+                            <w:proofErr w:type="spellEnd"/>
                           </w:p>
                         </w:txbxContent>
                       </wps:txbx>
-                      <wps:bodyPr rot="0" spcFirstLastPara="0" vertOverflow="overflow" horzOverflow="overflow" vert="horz" wrap="square" lIns="91440" tIns="45720" rIns="91440" bIns="45720" numCol="1" spcCol="0" rtlCol="0" fromWordArt="0" anchor="ctr" anchorCtr="0" forceAA="0" compatLnSpc="1">
-                        <a:prstTxWarp prst="textNoShape">
-                          <a:avLst/>
-                        </a:prstTxWarp>
+                      <wps:bodyPr rot="0" vert="horz" wrap="square" lIns="91440" tIns="45720" rIns="91440" bIns="45720" anchor="t" anchorCtr="0">
                         <a:noAutofit/>
                       </wps:bodyPr>
                     </wps:wsp>
@@ -511,88 +442,47 @@
           </mc:Choice>
           <mc:Fallback>
             <w:pict>
-              <v:roundrect w14:anchorId="0242DB0C" id="Rectangle: Rounded Corners 332907720" o:spid="_x0000_s1028" style="position:absolute;margin-left:-44pt;margin-top:-2.5pt;width:83.25pt;height:42.45pt;z-index:251746304;visibility:visible;mso-wrap-style:square;mso-width-percent:0;mso-height-percent:0;mso-wrap-distance-left:9pt;mso-wrap-distance-top:0;mso-wrap-distance-right:9pt;mso-wrap-distance-bottom:0;mso-position-horizontal:absolute;mso-position-horizontal-relative:text;mso-position-vertical:absolute;mso-position-vertical-relative:text;mso-width-percent:0;mso-height-percent:0;mso-width-relative:margin;mso-height-relative:margin;v-text-anchor:middle" arcsize="10923f" o:gfxdata="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" fillcolor="white [3201]" strokecolor="black [3213]" strokeweight="1pt">
-                <v:stroke joinstyle="miter"/>
+              <v:shape w14:anchorId="262D9D07" id="_x0000_s1028" type="#_x0000_t202" style="position:absolute;margin-left:257.75pt;margin-top:137.7pt;width:196.25pt;height:40.25pt;z-index:251695104;visibility:visible;mso-wrap-style:square;mso-width-percent:0;mso-height-percent:0;mso-wrap-distance-left:9pt;mso-wrap-distance-top:3.6pt;mso-wrap-distance-right:9pt;mso-wrap-distance-bottom:3.6pt;mso-position-horizontal:absolute;mso-position-horizontal-relative:text;mso-position-vertical:absolute;mso-position-vertical-relative:text;mso-width-percent:0;mso-height-percent:0;mso-width-relative:margin;mso-height-relative:margin;v-text-anchor:top" o:gfxdata="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" fillcolor="white [3212]" stroked="f">
                 <v:textbox>
                   <w:txbxContent>
                     <w:p>
                       <w:pPr>
-                        <w:jc w:val="center"/>
-                        <w:rPr>
-                          <w:rFonts w:ascii="Consolas" w:hAnsi="Consolas"/>
-                          <w:b/>
-                          <w:bCs/>
-                          <w:color w:val="000000" w:themeColor="text1"/>
-                          <w:sz w:val="24"/>
-                          <w:szCs w:val="24"/>
+                        <w:jc w:val="right"/>
+                        <w:rPr>
+                          <w:rFonts w:ascii="Arial Black" w:hAnsi="Arial Black" w:cs="Aria Black"/>
+                          <w:bCs/>
+                          <w:sz w:val="18"/>
+                          <w:szCs w:val="18"/>
                           <w:lang w:bidi="fa-IR"/>
                         </w:rPr>
                       </w:pPr>
-                      <w:r>
-                        <w:rPr>
-                          <w:rFonts w:ascii="Consolas" w:hAnsi="Consolas"/>
-                          <w:b/>
-                          <w:bCs/>
-                          <w:color w:val="000000" w:themeColor="text1"/>
-                          <w:sz w:val="24"/>
-                          <w:szCs w:val="24"/>
-                          <w:lang w:bidi="fa-IR"/>
-                        </w:rPr>
-                        <w:fldChar w:fldCharType="begin"/>
-                      </w:r>
-                      <w:r>
-                        <w:rPr>
-                          <w:rFonts w:ascii="Consolas" w:hAnsi="Consolas"/>
-                          <w:b/>
-                          <w:bCs/>
-                          <w:color w:val="000000" w:themeColor="text1"/>
-                          <w:sz w:val="24"/>
-                          <w:szCs w:val="24"/>
-                          <w:lang w:bidi="fa-IR"/>
-                        </w:rPr>
-                        <w:instrText xml:space="preserve"> MERGEFIELD  deal_num  \* MERGEFORMAT </w:instrText>
-                      </w:r>
-                      <w:r>
-                        <w:rPr>
-                          <w:rFonts w:ascii="Consolas" w:hAnsi="Consolas"/>
-                          <w:b/>
-                          <w:bCs/>
-                          <w:color w:val="000000" w:themeColor="text1"/>
-                          <w:sz w:val="24"/>
-                          <w:szCs w:val="24"/>
-                          <w:lang w:bidi="fa-IR"/>
-                        </w:rPr>
-                        <w:fldChar w:fldCharType="separate"/>
-                      </w:r>
-                      <w:r>
-                        <w:rPr>
-                          <w:rFonts w:ascii="Consolas" w:hAnsi="Consolas"/>
-                          <w:b/>
-                          <w:bCs/>
-                          <w:noProof/>
-                          <w:color w:val="000000" w:themeColor="text1"/>
-                          <w:sz w:val="24"/>
-                          <w:szCs w:val="24"/>
-                          <w:lang w:bidi="fa-IR"/>
-                        </w:rPr>
-                        <w:t>deal_num</w:t>
-                      </w:r>
-                      <w:r>
-                        <w:rPr>
-                          <w:rFonts w:ascii="Consolas" w:hAnsi="Consolas"/>
-                          <w:b/>
-                          <w:bCs/>
-                          <w:color w:val="000000" w:themeColor="text1"/>
-                          <w:sz w:val="24"/>
-                          <w:szCs w:val="24"/>
-                          <w:lang w:bidi="fa-IR"/>
-                        </w:rPr>
-                        <w:fldChar w:fldCharType="end"/>
-                      </w:r>
+                      <w:proofErr w:type="spellStart"/>
+                      <w:r>
+                        <w:rPr>
+                          <w:rFonts w:ascii="Arial Black" w:hAnsi="Arial Black" w:cs="Aria Black"/>
+                          <w:bCs/>
+                          <w:sz w:val="18"/>
+                          <w:szCs w:val="18"/>
+                          <w:lang w:bidi="fa-IR"/>
+                        </w:rPr>
+                        <w:t>s</w:t>
+                      </w:r>
+                      <w:r>
+                        <w:rPr>
+                          <w:rFonts w:ascii="Arial Black" w:hAnsi="Arial Black" w:cs="Aria Black"/>
+                          <w:bCs/>
+                          <w:sz w:val="18"/>
+                          <w:szCs w:val="18"/>
+                          <w:lang w:bidi="fa-IR"/>
+                        </w:rPr>
+                        <w:t>eller_adress</w:t>
+                      </w:r>
+                      <w:proofErr w:type="spellEnd"/>
                     </w:p>
                   </w:txbxContent>
                 </v:textbox>
-              </v:roundrect>
+                <w10:wrap type="square"/>
+              </v:shape>
             </w:pict>
           </mc:Fallback>
         </mc:AlternateContent>
@@ -603,452 +493,20 @@
           <w:noProof/>
           <w:sz w:val="32"/>
           <w:szCs w:val="32"/>
-          <w:rtl/>
-          <w:lang w:val="fa-IR" w:bidi="fa-IR"/>
+          <w:lang w:bidi="fa-IR"/>
         </w:rPr>
         <mc:AlternateContent>
           <mc:Choice Requires="wps">
             <w:drawing>
-              <wp:anchor distT="0" distB="0" distL="114300" distR="114300" simplePos="0" relativeHeight="251672576" behindDoc="0" locked="0" layoutInCell="1" allowOverlap="1" wp14:anchorId="2705B8AA" wp14:editId="5F7F22E6">
+              <wp:anchor distT="45720" distB="45720" distL="114300" distR="114300" simplePos="0" relativeHeight="251682816" behindDoc="0" locked="0" layoutInCell="1" allowOverlap="1" wp14:anchorId="4C651571" wp14:editId="3598C1FE">
                 <wp:simplePos x="0" y="0"/>
                 <wp:positionH relativeFrom="column">
-                  <wp:posOffset>524932</wp:posOffset>
+                  <wp:posOffset>3279775</wp:posOffset>
                 </wp:positionH>
                 <wp:positionV relativeFrom="paragraph">
-                  <wp:posOffset>-31750</wp:posOffset>
+                  <wp:posOffset>378672</wp:posOffset>
                 </wp:positionV>
-                <wp:extent cx="1108287" cy="539115"/>
-                <wp:effectExtent l="0" t="0" r="15875" b="13335"/>
-                <wp:wrapNone/>
-                <wp:docPr id="5" name="Rectangle: Rounded Corners 5"/>
-                <wp:cNvGraphicFramePr/>
-                <a:graphic xmlns:a="http://schemas.openxmlformats.org/drawingml/2006/main">
-                  <a:graphicData uri="http://schemas.microsoft.com/office/word/2010/wordprocessingShape">
-                    <wps:wsp>
-                      <wps:cNvSpPr/>
-                      <wps:spPr>
-                        <a:xfrm>
-                          <a:off x="0" y="0"/>
-                          <a:ext cx="1108287" cy="539115"/>
-                        </a:xfrm>
-                        <a:prstGeom prst="roundRect">
-                          <a:avLst/>
-                        </a:prstGeom>
-                        <a:ln>
-                          <a:solidFill>
-                            <a:schemeClr val="tx1"/>
-                          </a:solidFill>
-                        </a:ln>
-                      </wps:spPr>
-                      <wps:style>
-                        <a:lnRef idx="2">
-                          <a:schemeClr val="accent6"/>
-                        </a:lnRef>
-                        <a:fillRef idx="1">
-                          <a:schemeClr val="lt1"/>
-                        </a:fillRef>
-                        <a:effectRef idx="0">
-                          <a:schemeClr val="accent6"/>
-                        </a:effectRef>
-                        <a:fontRef idx="minor">
-                          <a:schemeClr val="dk1"/>
-                        </a:fontRef>
-                      </wps:style>
-                      <wps:txbx>
-                        <w:txbxContent>
-                          <w:p>
-                            <w:pPr>
-                              <w:jc w:val="right"/>
-                              <w:rPr>
-                                <w:b/>
-                                <w:bCs/>
-                                <w:color w:val="000000" w:themeColor="text1"/>
-                                <w:sz w:val="24"/>
-                                <w:szCs w:val="24"/>
-                                <w:lang w:bidi="fa-IR"/>
-                              </w:rPr>
-                            </w:pPr>
-                          </w:p>
-                        </w:txbxContent>
-                      </wps:txbx>
-                      <wps:bodyPr rot="0" spcFirstLastPara="0" vertOverflow="overflow" horzOverflow="overflow" vert="horz" wrap="square" lIns="91440" tIns="45720" rIns="91440" bIns="45720" numCol="1" spcCol="0" rtlCol="0" fromWordArt="0" anchor="ctr" anchorCtr="0" forceAA="0" compatLnSpc="1">
-                        <a:prstTxWarp prst="textNoShape">
-                          <a:avLst/>
-                        </a:prstTxWarp>
-                        <a:noAutofit/>
-                      </wps:bodyPr>
-                    </wps:wsp>
-                  </a:graphicData>
-                </a:graphic>
-                <wp14:sizeRelH relativeFrom="margin">
-                  <wp14:pctWidth>0</wp14:pctWidth>
-                </wp14:sizeRelH>
-                <wp14:sizeRelV relativeFrom="margin">
-                  <wp14:pctHeight>0</wp14:pctHeight>
-                </wp14:sizeRelV>
-              </wp:anchor>
-            </w:drawing>
-          </mc:Choice>
-          <mc:Fallback>
-            <w:pict>
-              <v:roundrect w14:anchorId="2705B8AA" id="Rectangle: Rounded Corners 5" o:spid="_x0000_s1029" style="position:absolute;margin-left:41.35pt;margin-top:-2.5pt;width:87.25pt;height:42.45pt;z-index:251672576;visibility:visible;mso-wrap-style:square;mso-width-percent:0;mso-height-percent:0;mso-wrap-distance-left:9pt;mso-wrap-distance-top:0;mso-wrap-distance-right:9pt;mso-wrap-distance-bottom:0;mso-position-horizontal:absolute;mso-position-horizontal-relative:text;mso-position-vertical:absolute;mso-position-vertical-relative:text;mso-width-percent:0;mso-height-percent:0;mso-width-relative:margin;mso-height-relative:margin;v-text-anchor:middle" arcsize="10923f" o:gfxdata="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" fillcolor="white [3201]" strokecolor="black [3213]" strokeweight="1pt">
-                <v:stroke joinstyle="miter"/>
-                <v:textbox>
-                  <w:txbxContent>
-                    <w:p>
-                      <w:pPr>
-                        <w:jc w:val="right"/>
-                        <w:rPr>
-                          <w:b/>
-                          <w:bCs/>
-                          <w:color w:val="000000" w:themeColor="text1"/>
-                          <w:sz w:val="24"/>
-                          <w:szCs w:val="24"/>
-                          <w:lang w:bidi="fa-IR"/>
-                        </w:rPr>
-                      </w:pPr>
-                    </w:p>
-                  </w:txbxContent>
-                </v:textbox>
-              </v:roundrect>
-            </w:pict>
-          </mc:Fallback>
-        </mc:AlternateContent>
-      </w:r>
-      <w:r>
-        <w:rPr>
-          <w:rFonts w:asciiTheme="majorBidi" w:hAnsiTheme="majorBidi" w:cstheme="majorBidi"/>
-          <w:noProof/>
-          <w:sz w:val="32"/>
-          <w:szCs w:val="32"/>
-          <w:rtl/>
-          <w:lang w:val="fa-IR" w:bidi="fa-IR"/>
-        </w:rPr>
-        <mc:AlternateContent>
-          <mc:Choice Requires="wps">
-            <w:drawing>
-              <wp:anchor distT="0" distB="0" distL="114300" distR="114300" simplePos="0" relativeHeight="251670528" behindDoc="0" locked="0" layoutInCell="1" allowOverlap="1" wp14:anchorId="11398C26" wp14:editId="24EC003F">
-                <wp:simplePos x="0" y="0"/>
-                <wp:positionH relativeFrom="column">
-                  <wp:posOffset>1665817</wp:posOffset>
-                </wp:positionH>
-                <wp:positionV relativeFrom="paragraph">
-                  <wp:posOffset>-31115</wp:posOffset>
-                </wp:positionV>
-                <wp:extent cx="1310640" cy="541867"/>
-                <wp:effectExtent l="0" t="0" r="22860" b="10795"/>
-                <wp:wrapNone/>
-                <wp:docPr id="2" name="Rectangle: Rounded Corners 2"/>
-                <wp:cNvGraphicFramePr/>
-                <a:graphic xmlns:a="http://schemas.openxmlformats.org/drawingml/2006/main">
-                  <a:graphicData uri="http://schemas.microsoft.com/office/word/2010/wordprocessingShape">
-                    <wps:wsp>
-                      <wps:cNvSpPr/>
-                      <wps:spPr>
-                        <a:xfrm>
-                          <a:off x="0" y="0"/>
-                          <a:ext cx="1310640" cy="541867"/>
-                        </a:xfrm>
-                        <a:prstGeom prst="roundRect">
-                          <a:avLst/>
-                        </a:prstGeom>
-                        <a:ln>
-                          <a:solidFill>
-                            <a:schemeClr val="tx1"/>
-                          </a:solidFill>
-                        </a:ln>
-                      </wps:spPr>
-                      <wps:style>
-                        <a:lnRef idx="2">
-                          <a:schemeClr val="accent6"/>
-                        </a:lnRef>
-                        <a:fillRef idx="1">
-                          <a:schemeClr val="lt1"/>
-                        </a:fillRef>
-                        <a:effectRef idx="0">
-                          <a:schemeClr val="accent6"/>
-                        </a:effectRef>
-                        <a:fontRef idx="minor">
-                          <a:schemeClr val="dk1"/>
-                        </a:fontRef>
-                      </wps:style>
-                      <wps:txbx>
-                        <w:txbxContent>
-                          <w:p>
-                            <w:pPr>
-                              <w:jc w:val="center"/>
-                              <w:rPr>
-                                <w:rFonts w:cs="Aria Black"/>
-                                <w:b/>
-                                <w:bCs/>
-                                <w:color w:val="000000" w:themeColor="text1"/>
-                                <w:lang w:bidi="fa-IR"/>
-                              </w:rPr>
-                            </w:pPr>
-                            <w:r>
-                              <w:rPr>
-                                <w:rFonts w:cs="Aria Black" w:hint="cs"/>
-                                <w:b/>
-                                <w:bCs/>
-                                <w:color w:val="000000" w:themeColor="text1"/>
-                                <w:rtl/>
-                                <w:lang w:bidi="fa-IR"/>
-                              </w:rPr>
-                              <w:t>ات</w:t>
-                            </w:r>
-                            <w:r>
-                              <w:rPr>
-                                <w:rFonts w:cs="Aria Black" w:hint="cs"/>
-                                <w:b/>
-                                <w:bCs/>
-                                <w:color w:val="000000" w:themeColor="text1"/>
-                                <w:rtl/>
-                                <w:lang w:bidi="fa-IR"/>
-                              </w:rPr>
-                              <w:t>ـــ</w:t>
-                            </w:r>
-                            <w:r>
-                              <w:rPr>
-                                <w:rFonts w:cs="Aria Black" w:hint="cs"/>
-                                <w:b/>
-                                <w:bCs/>
-                                <w:color w:val="000000" w:themeColor="text1"/>
-                                <w:rtl/>
-                                <w:lang w:bidi="fa-IR"/>
-                              </w:rPr>
-                              <w:t>ــــــــــ</w:t>
-                            </w:r>
-                            <w:r>
-                              <w:rPr>
-                                <w:rFonts w:cs="Aria Black" w:hint="cs"/>
-                                <w:b/>
-                                <w:bCs/>
-                                <w:color w:val="000000" w:themeColor="text1"/>
-                                <w:rtl/>
-                                <w:lang w:bidi="fa-IR"/>
-                              </w:rPr>
-                              <w:t>ـــ</w:t>
-                            </w:r>
-                            <w:r>
-                              <w:rPr>
-                                <w:rFonts w:cs="Aria Black" w:hint="cs"/>
-                                <w:b/>
-                                <w:bCs/>
-                                <w:color w:val="000000" w:themeColor="text1"/>
-                                <w:rtl/>
-                                <w:lang w:bidi="fa-IR"/>
-                              </w:rPr>
-                              <w:t>و گ</w:t>
-                            </w:r>
-                            <w:r>
-                              <w:rPr>
-                                <w:rFonts w:cs="Aria Black" w:hint="cs"/>
-                                <w:b/>
-                                <w:bCs/>
-                                <w:color w:val="000000" w:themeColor="text1"/>
-                                <w:rtl/>
-                                <w:lang w:bidi="fa-IR"/>
-                              </w:rPr>
-                              <w:t>ـــــــ</w:t>
-                            </w:r>
-                            <w:r>
-                              <w:rPr>
-                                <w:rFonts w:cs="Aria Black" w:hint="cs"/>
-                                <w:b/>
-                                <w:bCs/>
-                                <w:color w:val="000000" w:themeColor="text1"/>
-                                <w:rtl/>
-                                <w:lang w:bidi="fa-IR"/>
-                              </w:rPr>
-                              <w:t>ری</w:t>
-                            </w:r>
-                            <w:r>
-                              <w:rPr>
-                                <w:rFonts w:cs="Aria Black" w:hint="cs"/>
-                                <w:b/>
-                                <w:bCs/>
-                                <w:color w:val="000000" w:themeColor="text1"/>
-                                <w:rtl/>
-                                <w:lang w:bidi="fa-IR"/>
-                              </w:rPr>
-                              <w:t>ــــ</w:t>
-                            </w:r>
-                            <w:r>
-                              <w:rPr>
-                                <w:rFonts w:cs="Aria Black" w:hint="cs"/>
-                                <w:b/>
-                                <w:bCs/>
-                                <w:color w:val="000000" w:themeColor="text1"/>
-                                <w:rtl/>
-                                <w:lang w:bidi="fa-IR"/>
-                              </w:rPr>
-                              <w:t>ده</w:t>
-                            </w:r>
-                          </w:p>
-                        </w:txbxContent>
-                      </wps:txbx>
-                      <wps:bodyPr rot="0" spcFirstLastPara="0" vertOverflow="overflow" horzOverflow="overflow" vert="horz" wrap="square" lIns="91440" tIns="45720" rIns="91440" bIns="45720" numCol="1" spcCol="0" rtlCol="0" fromWordArt="0" anchor="ctr" anchorCtr="0" forceAA="0" compatLnSpc="1">
-                        <a:prstTxWarp prst="textNoShape">
-                          <a:avLst/>
-                        </a:prstTxWarp>
-                        <a:noAutofit/>
-                      </wps:bodyPr>
-                    </wps:wsp>
-                  </a:graphicData>
-                </a:graphic>
-                <wp14:sizeRelH relativeFrom="margin">
-                  <wp14:pctWidth>0</wp14:pctWidth>
-                </wp14:sizeRelH>
-                <wp14:sizeRelV relativeFrom="margin">
-                  <wp14:pctHeight>0</wp14:pctHeight>
-                </wp14:sizeRelV>
-              </wp:anchor>
-            </w:drawing>
-          </mc:Choice>
-          <mc:Fallback>
-            <w:pict>
-              <v:roundrect w14:anchorId="11398C26" id="Rectangle: Rounded Corners 2" o:spid="_x0000_s1030" style="position:absolute;margin-left:131.15pt;margin-top:-2.45pt;width:103.2pt;height:42.65pt;z-index:251670528;visibility:visible;mso-wrap-style:square;mso-width-percent:0;mso-height-percent:0;mso-wrap-distance-left:9pt;mso-wrap-distance-top:0;mso-wrap-distance-right:9pt;mso-wrap-distance-bottom:0;mso-position-horizontal:absolute;mso-position-horizontal-relative:text;mso-position-vertical:absolute;mso-position-vertical-relative:text;mso-width-percent:0;mso-height-percent:0;mso-width-relative:margin;mso-height-relative:margin;v-text-anchor:middle" arcsize="10923f" o:gfxdata="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" fillcolor="white [3201]" strokecolor="black [3213]" strokeweight="1pt">
-                <v:stroke joinstyle="miter"/>
-                <v:textbox>
-                  <w:txbxContent>
-                    <w:p>
-                      <w:pPr>
-                        <w:jc w:val="center"/>
-                        <w:rPr>
-                          <w:rFonts w:cs="Aria Black"/>
-                          <w:b/>
-                          <w:bCs/>
-                          <w:color w:val="000000" w:themeColor="text1"/>
-                          <w:lang w:bidi="fa-IR"/>
-                        </w:rPr>
-                      </w:pPr>
-                      <w:r>
-                        <w:rPr>
-                          <w:rFonts w:cs="Aria Black" w:hint="cs"/>
-                          <w:b/>
-                          <w:bCs/>
-                          <w:color w:val="000000" w:themeColor="text1"/>
-                          <w:rtl/>
-                          <w:lang w:bidi="fa-IR"/>
-                        </w:rPr>
-                        <w:t>ات</w:t>
-                      </w:r>
-                      <w:r>
-                        <w:rPr>
-                          <w:rFonts w:cs="Aria Black" w:hint="cs"/>
-                          <w:b/>
-                          <w:bCs/>
-                          <w:color w:val="000000" w:themeColor="text1"/>
-                          <w:rtl/>
-                          <w:lang w:bidi="fa-IR"/>
-                        </w:rPr>
-                        <w:t>ـــ</w:t>
-                      </w:r>
-                      <w:r>
-                        <w:rPr>
-                          <w:rFonts w:cs="Aria Black" w:hint="cs"/>
-                          <w:b/>
-                          <w:bCs/>
-                          <w:color w:val="000000" w:themeColor="text1"/>
-                          <w:rtl/>
-                          <w:lang w:bidi="fa-IR"/>
-                        </w:rPr>
-                        <w:t>ــــــــــ</w:t>
-                      </w:r>
-                      <w:r>
-                        <w:rPr>
-                          <w:rFonts w:cs="Aria Black" w:hint="cs"/>
-                          <w:b/>
-                          <w:bCs/>
-                          <w:color w:val="000000" w:themeColor="text1"/>
-                          <w:rtl/>
-                          <w:lang w:bidi="fa-IR"/>
-                        </w:rPr>
-                        <w:t>ـــ</w:t>
-                      </w:r>
-                      <w:r>
-                        <w:rPr>
-                          <w:rFonts w:cs="Aria Black" w:hint="cs"/>
-                          <w:b/>
-                          <w:bCs/>
-                          <w:color w:val="000000" w:themeColor="text1"/>
-                          <w:rtl/>
-                          <w:lang w:bidi="fa-IR"/>
-                        </w:rPr>
-                        <w:t>و گ</w:t>
-                      </w:r>
-                      <w:r>
-                        <w:rPr>
-                          <w:rFonts w:cs="Aria Black" w:hint="cs"/>
-                          <w:b/>
-                          <w:bCs/>
-                          <w:color w:val="000000" w:themeColor="text1"/>
-                          <w:rtl/>
-                          <w:lang w:bidi="fa-IR"/>
-                        </w:rPr>
-                        <w:t>ـــــــ</w:t>
-                      </w:r>
-                      <w:r>
-                        <w:rPr>
-                          <w:rFonts w:cs="Aria Black" w:hint="cs"/>
-                          <w:b/>
-                          <w:bCs/>
-                          <w:color w:val="000000" w:themeColor="text1"/>
-                          <w:rtl/>
-                          <w:lang w:bidi="fa-IR"/>
-                        </w:rPr>
-                        <w:t>ری</w:t>
-                      </w:r>
-                      <w:r>
-                        <w:rPr>
-                          <w:rFonts w:cs="Aria Black" w:hint="cs"/>
-                          <w:b/>
-                          <w:bCs/>
-                          <w:color w:val="000000" w:themeColor="text1"/>
-                          <w:rtl/>
-                          <w:lang w:bidi="fa-IR"/>
-                        </w:rPr>
-                        <w:t>ــــ</w:t>
-                      </w:r>
-                      <w:r>
-                        <w:rPr>
-                          <w:rFonts w:cs="Aria Black" w:hint="cs"/>
-                          <w:b/>
-                          <w:bCs/>
-                          <w:color w:val="000000" w:themeColor="text1"/>
-                          <w:rtl/>
-                          <w:lang w:bidi="fa-IR"/>
-                        </w:rPr>
-                        <w:t>ده</w:t>
-                      </w:r>
-                    </w:p>
-                  </w:txbxContent>
-                </v:textbox>
-              </v:roundrect>
-            </w:pict>
-          </mc:Fallback>
-        </mc:AlternateContent>
-      </w:r>
-      <w:r>
-        <w:rPr>
-          <w:rFonts w:asciiTheme="majorBidi" w:hAnsiTheme="majorBidi" w:cstheme="majorBidi"/>
-          <w:noProof/>
-          <w:sz w:val="32"/>
-          <w:szCs w:val="32"/>
-          <w:lang w:bidi="fa-IR"/>
-        </w:rPr>
-        <mc:AlternateContent>
-          <mc:Choice Requires="wps">
-            <w:drawing>
-              <wp:anchor distT="45720" distB="45720" distL="114300" distR="114300" simplePos="0" relativeHeight="251682816" behindDoc="0" locked="0" layoutInCell="1" allowOverlap="1" wp14:anchorId="4C651571" wp14:editId="1DB4C2D1">
-                <wp:simplePos x="0" y="0"/>
-                <wp:positionH relativeFrom="column">
-                  <wp:posOffset>3278505</wp:posOffset>
-                </wp:positionH>
-                <wp:positionV relativeFrom="paragraph">
-                  <wp:posOffset>346287</wp:posOffset>
-                </wp:positionV>
-                <wp:extent cx="942975" cy="346710"/>
+                <wp:extent cx="993775" cy="346710"/>
                 <wp:effectExtent l="0" t="0" r="0" b="0"/>
                 <wp:wrapSquare wrapText="bothSides"/>
                 <wp:docPr id="335143282" name="Text Box 2"/>
@@ -1064,7 +522,7 @@
                       <wps:spPr bwMode="auto">
                         <a:xfrm>
                           <a:off x="0" y="0"/>
-                          <a:ext cx="942975" cy="346710"/>
+                          <a:ext cx="993775" cy="346710"/>
                         </a:xfrm>
                         <a:custGeom>
                           <a:avLst/>
@@ -1140,7 +598,9 @@
                             </a:path>
                           </a:pathLst>
                         </a:custGeom>
-                        <a:noFill/>
+                        <a:solidFill>
+                          <a:schemeClr val="bg1"/>
+                        </a:solidFill>
                         <a:ln w="9525">
                           <a:noFill/>
                           <a:miter lim="800000"/>
@@ -1152,10 +612,144 @@
                         <w:txbxContent>
                           <w:p>
                             <w:pPr>
-                              <w:jc w:val="right"/>
-                              <w:rPr>
-                                <w:rFonts w:ascii="Doran" w:hAnsi="Doran" w:cs="Aria Black"/>
-                                <w:b/>
+                              <w:bidi/>
+                              <w:jc w:val="center"/>
+                              <w:rPr>
+                                <w:rFonts w:ascii="Arial Black" w:hAnsi="Arial Black" w:cs="Aria Black"/>
+                                <w:b/>
+                                <w:bCs/>
+                                <w:sz w:val="16"/>
+                                <w:szCs w:val="16"/>
+                              </w:rPr>
+                            </w:pPr>
+                            <w:proofErr w:type="spellStart"/>
+                            <w:r>
+                              <w:rPr>
+                                <w:rFonts w:ascii="Arial Black" w:hAnsi="Arial Black" w:cs="Aria Black"/>
+                                <w:b/>
+                                <w:bCs/>
+                                <w:sz w:val="16"/>
+                                <w:szCs w:val="16"/>
+                              </w:rPr>
+                              <w:t>seller_birth</w:t>
+                            </w:r>
+                            <w:proofErr w:type="spellEnd"/>
+                          </w:p>
+                        </w:txbxContent>
+                      </wps:txbx>
+                      <wps:bodyPr rot="0" vert="horz" wrap="square" lIns="91440" tIns="45720" rIns="91440" bIns="45720" anchor="ctr" anchorCtr="0">
+                        <a:noAutofit/>
+                      </wps:bodyPr>
+                    </wps:wsp>
+                  </a:graphicData>
+                </a:graphic>
+                <wp14:sizeRelH relativeFrom="margin">
+                  <wp14:pctWidth>0</wp14:pctWidth>
+                </wp14:sizeRelH>
+                <wp14:sizeRelV relativeFrom="margin">
+                  <wp14:pctHeight>0</wp14:pctHeight>
+                </wp14:sizeRelV>
+              </wp:anchor>
+            </w:drawing>
+          </mc:Choice>
+          <mc:Fallback>
+            <w:pict>
+              <v:shape w14:anchorId="4C651571" id="_x0000_s1029" style="position:absolute;margin-left:258.25pt;margin-top:29.8pt;width:78.25pt;height:27.3pt;z-index:251682816;visibility:visible;mso-wrap-style:square;mso-width-percent:0;mso-height-percent:0;mso-wrap-distance-left:9pt;mso-wrap-distance-top:3.6pt;mso-wrap-distance-right:9pt;mso-wrap-distance-bottom:3.6pt;mso-position-horizontal:absolute;mso-position-horizontal-relative:text;mso-position-vertical:absolute;mso-position-vertical-relative:text;mso-width-percent:0;mso-height-percent:0;mso-width-relative:margin;mso-height-relative:margin;v-text-anchor:middle" coordsize="942975,346710" o:spt="100" o:gfxdata="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" adj="-11796480,,5400" path="m,l942975,r,346710l8466,346710,,xe" fillcolor="white [3212]" stroked="f">
+                <v:stroke joinstyle="miter"/>
+                <v:formulas/>
+                <v:path arrowok="t" o:connecttype="custom" o:connectlocs="0,0;993775,0;993775,346710;8922,346710;0,0" o:connectangles="0,0,0,0,0" textboxrect="0,0,942975,346710"/>
+                <v:textbox>
+                  <w:txbxContent>
+                    <w:p>
+                      <w:pPr>
+                        <w:bidi/>
+                        <w:jc w:val="center"/>
+                        <w:rPr>
+                          <w:rFonts w:ascii="Arial Black" w:hAnsi="Arial Black" w:cs="Aria Black"/>
+                          <w:b/>
+                          <w:bCs/>
+                          <w:sz w:val="16"/>
+                          <w:szCs w:val="16"/>
+                        </w:rPr>
+                      </w:pPr>
+                      <w:proofErr w:type="spellStart"/>
+                      <w:r>
+                        <w:rPr>
+                          <w:rFonts w:ascii="Arial Black" w:hAnsi="Arial Black" w:cs="Aria Black"/>
+                          <w:b/>
+                          <w:bCs/>
+                          <w:sz w:val="16"/>
+                          <w:szCs w:val="16"/>
+                        </w:rPr>
+                        <w:t>seller_birth</w:t>
+                      </w:r>
+                      <w:proofErr w:type="spellEnd"/>
+                    </w:p>
+                  </w:txbxContent>
+                </v:textbox>
+                <w10:wrap type="square"/>
+              </v:shape>
+            </w:pict>
+          </mc:Fallback>
+        </mc:AlternateContent>
+      </w:r>
+      <w:r>
+        <w:rPr>
+          <w:rFonts w:asciiTheme="majorBidi" w:hAnsiTheme="majorBidi" w:cstheme="majorBidi"/>
+          <w:noProof/>
+          <w:sz w:val="32"/>
+          <w:szCs w:val="32"/>
+          <w:lang w:bidi="fa-IR"/>
+        </w:rPr>
+        <mc:AlternateContent>
+          <mc:Choice Requires="wps">
+            <w:drawing>
+              <wp:anchor distT="45720" distB="45720" distL="114300" distR="114300" simplePos="0" relativeHeight="251684864" behindDoc="0" locked="0" layoutInCell="1" allowOverlap="1" wp14:anchorId="45F2066E" wp14:editId="494AD991">
+                <wp:simplePos x="0" y="0"/>
+                <wp:positionH relativeFrom="column">
+                  <wp:posOffset>3346450</wp:posOffset>
+                </wp:positionH>
+                <wp:positionV relativeFrom="paragraph">
+                  <wp:posOffset>645372</wp:posOffset>
+                </wp:positionV>
+                <wp:extent cx="2419350" cy="342900"/>
+                <wp:effectExtent l="0" t="0" r="0" b="0"/>
+                <wp:wrapSquare wrapText="bothSides"/>
+                <wp:docPr id="941812892" name="Text Box 2"/>
+                <wp:cNvGraphicFramePr>
+                  <a:graphicFrameLocks xmlns:a="http://schemas.openxmlformats.org/drawingml/2006/main"/>
+                </wp:cNvGraphicFramePr>
+                <a:graphic xmlns:a="http://schemas.openxmlformats.org/drawingml/2006/main">
+                  <a:graphicData uri="http://schemas.microsoft.com/office/word/2010/wordprocessingShape">
+                    <wps:wsp>
+                      <wps:cNvSpPr txBox="1">
+                        <a:spLocks noChangeArrowheads="1"/>
+                      </wps:cNvSpPr>
+                      <wps:spPr bwMode="auto">
+                        <a:xfrm>
+                          <a:off x="0" y="0"/>
+                          <a:ext cx="2419350" cy="342900"/>
+                        </a:xfrm>
+                        <a:prstGeom prst="rect">
+                          <a:avLst/>
+                        </a:prstGeom>
+                        <a:solidFill>
+                          <a:schemeClr val="bg1"/>
+                        </a:solidFill>
+                        <a:ln w="9525">
+                          <a:noFill/>
+                          <a:miter lim="800000"/>
+                          <a:headEnd/>
+                          <a:tailEnd/>
+                        </a:ln>
+                      </wps:spPr>
+                      <wps:txbx>
+                        <w:txbxContent>
+                          <w:p>
+                            <w:pPr>
+                              <w:bidi/>
+                              <w:rPr>
+                                <w:rFonts w:ascii="Arial Black" w:hAnsi="Arial Black" w:cs="Aria Black"/>
                                 <w:bCs/>
                                 <w:sz w:val="20"/>
                                 <w:szCs w:val="20"/>
@@ -1164,13 +758,12 @@
                             <w:proofErr w:type="spellStart"/>
                             <w:r>
                               <w:rPr>
-                                <w:rFonts w:ascii="Doran" w:hAnsi="Doran" w:cs="Aria Black"/>
-                                <w:b/>
+                                <w:rFonts w:ascii="Arial Black" w:hAnsi="Arial Black" w:cs="Aria Black"/>
                                 <w:bCs/>
                                 <w:sz w:val="20"/>
                                 <w:szCs w:val="20"/>
                               </w:rPr>
-                              <w:t>seller_birth</w:t>
+                              <w:t>seller_ncode</w:t>
                             </w:r>
                             <w:proofErr w:type="spellEnd"/>
                           </w:p>
@@ -1193,18 +786,14 @@
           </mc:Choice>
           <mc:Fallback>
             <w:pict>
-              <v:shape w14:anchorId="4C651571" id="Text Box 2" o:spid="_x0000_s1031" style="position:absolute;margin-left:258.15pt;margin-top:27.25pt;width:74.25pt;height:27.3pt;z-index:251682816;visibility:visible;mso-wrap-style:square;mso-width-percent:0;mso-height-percent:0;mso-wrap-distance-left:9pt;mso-wrap-distance-top:3.6pt;mso-wrap-distance-right:9pt;mso-wrap-distance-bottom:3.6pt;mso-position-horizontal:absolute;mso-position-horizontal-relative:text;mso-position-vertical:absolute;mso-position-vertical-relative:text;mso-width-percent:0;mso-height-percent:0;mso-width-relative:margin;mso-height-relative:margin;v-text-anchor:top" coordsize="942975,346710" o:spt="100" o:gfxdata="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" adj="-11796480,,5400" path="m,l942975,r,346710l8466,346710,,xe" filled="f" stroked="f">
-                <v:stroke joinstyle="miter"/>
-                <v:formulas/>
-                <v:path arrowok="t" o:connecttype="custom" o:connectlocs="0,0;942975,0;942975,346710;8466,346710;0,0" o:connectangles="0,0,0,0,0" textboxrect="0,0,942975,346710"/>
+              <v:shape w14:anchorId="45F2066E" id="_x0000_s1030" type="#_x0000_t202" style="position:absolute;margin-left:263.5pt;margin-top:50.8pt;width:190.5pt;height:27pt;z-index:251684864;visibility:visible;mso-wrap-style:square;mso-width-percent:0;mso-height-percent:0;mso-wrap-distance-left:9pt;mso-wrap-distance-top:3.6pt;mso-wrap-distance-right:9pt;mso-wrap-distance-bottom:3.6pt;mso-position-horizontal:absolute;mso-position-horizontal-relative:text;mso-position-vertical:absolute;mso-position-vertical-relative:text;mso-width-percent:0;mso-height-percent:0;mso-width-relative:margin;mso-height-relative:margin;v-text-anchor:top" o:gfxdata="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" fillcolor="white [3212]" stroked="f">
                 <v:textbox>
                   <w:txbxContent>
                     <w:p>
                       <w:pPr>
-                        <w:jc w:val="right"/>
-                        <w:rPr>
-                          <w:rFonts w:ascii="Doran" w:hAnsi="Doran" w:cs="Aria Black"/>
-                          <w:b/>
+                        <w:bidi/>
+                        <w:rPr>
+                          <w:rFonts w:ascii="Arial Black" w:hAnsi="Arial Black" w:cs="Aria Black"/>
                           <w:bCs/>
                           <w:sz w:val="20"/>
                           <w:szCs w:val="20"/>
@@ -1213,13 +802,12 @@
                       <w:proofErr w:type="spellStart"/>
                       <w:r>
                         <w:rPr>
-                          <w:rFonts w:ascii="Doran" w:hAnsi="Doran" w:cs="Aria Black"/>
-                          <w:b/>
+                          <w:rFonts w:ascii="Arial Black" w:hAnsi="Arial Black" w:cs="Aria Black"/>
                           <w:bCs/>
                           <w:sz w:val="20"/>
                           <w:szCs w:val="20"/>
                         </w:rPr>
-                        <w:t>seller_birth</w:t>
+                        <w:t>seller_ncode</w:t>
                       </w:r>
                       <w:proofErr w:type="spellEnd"/>
                     </w:p>
@@ -1242,26 +830,26 @@
         <mc:AlternateContent>
           <mc:Choice Requires="wps">
             <w:drawing>
-              <wp:anchor distT="45720" distB="45720" distL="114300" distR="114300" simplePos="0" relativeHeight="251697152" behindDoc="1" locked="0" layoutInCell="1" allowOverlap="1" wp14:anchorId="4D77C4F4" wp14:editId="3CB42CEC">
+              <wp:anchor distT="45720" distB="45720" distL="114300" distR="114300" simplePos="0" relativeHeight="251676672" behindDoc="1" locked="0" layoutInCell="1" allowOverlap="1" wp14:anchorId="357CBBF8" wp14:editId="07E29083">
                 <wp:simplePos x="0" y="0"/>
                 <wp:positionH relativeFrom="column">
-                  <wp:posOffset>3147060</wp:posOffset>
+                  <wp:posOffset>3352165</wp:posOffset>
                 </wp:positionH>
                 <wp:positionV relativeFrom="paragraph">
-                  <wp:posOffset>2457450</wp:posOffset>
+                  <wp:posOffset>94192</wp:posOffset>
                 </wp:positionV>
-                <wp:extent cx="2305685" cy="281940"/>
-                <wp:effectExtent l="0" t="0" r="0" b="3810"/>
+                <wp:extent cx="2313305" cy="287655"/>
+                <wp:effectExtent l="0" t="0" r="0" b="0"/>
                 <wp:wrapTight wrapText="bothSides">
                   <wp:wrapPolygon edited="0">
-                    <wp:start x="535" y="0"/>
-                    <wp:lineTo x="535" y="20432"/>
-                    <wp:lineTo x="20880" y="20432"/>
-                    <wp:lineTo x="20880" y="0"/>
-                    <wp:lineTo x="535" y="0"/>
+                    <wp:start x="0" y="0"/>
+                    <wp:lineTo x="0" y="20026"/>
+                    <wp:lineTo x="21345" y="20026"/>
+                    <wp:lineTo x="21345" y="0"/>
+                    <wp:lineTo x="0" y="0"/>
                   </wp:wrapPolygon>
                 </wp:wrapTight>
-                <wp:docPr id="152076979" name="Text Box 2"/>
+                <wp:docPr id="217" name="Text Box 2"/>
                 <wp:cNvGraphicFramePr>
                   <a:graphicFrameLocks xmlns:a="http://schemas.openxmlformats.org/drawingml/2006/main"/>
                 </wp:cNvGraphicFramePr>
@@ -1274,12 +862,14 @@
                       <wps:spPr bwMode="auto">
                         <a:xfrm>
                           <a:off x="0" y="0"/>
-                          <a:ext cx="2305685" cy="281940"/>
+                          <a:ext cx="2313305" cy="287655"/>
                         </a:xfrm>
                         <a:prstGeom prst="rect">
                           <a:avLst/>
                         </a:prstGeom>
-                        <a:noFill/>
+                        <a:solidFill>
+                          <a:schemeClr val="bg1"/>
+                        </a:solidFill>
                         <a:ln w="9525">
                           <a:noFill/>
                           <a:miter lim="800000"/>
@@ -1291,10 +881,9 @@
                         <w:txbxContent>
                           <w:p>
                             <w:pPr>
-                              <w:jc w:val="right"/>
-                              <w:rPr>
-                                <w:rFonts w:ascii="Doran" w:hAnsi="Doran" w:cs="Aria Black"/>
-                                <w:b/>
+                              <w:bidi/>
+                              <w:rPr>
+                                <w:rFonts w:ascii="Arial Black" w:hAnsi="Arial Black" w:cs="Aria Black"/>
                                 <w:bCs/>
                                 <w:sz w:val="20"/>
                                 <w:szCs w:val="20"/>
@@ -1303,29 +892,25 @@
                             <w:proofErr w:type="spellStart"/>
                             <w:r>
                               <w:rPr>
-                                <w:rFonts w:ascii="Doran" w:hAnsi="Doran" w:cs="Aria Black"/>
-                                <w:b/>
+                                <w:rFonts w:ascii="Arial Black" w:hAnsi="Arial Black" w:cs="Aria Black"/>
                                 <w:bCs/>
                                 <w:sz w:val="20"/>
                                 <w:szCs w:val="20"/>
                               </w:rPr>
-                              <w:t>buyer_</w:t>
-                            </w:r>
-                            <w:r>
-                              <w:rPr>
-                                <w:rFonts w:ascii="Doran" w:hAnsi="Doran" w:cs="Aria Black"/>
-                                <w:b/>
+                              <w:t>seller_</w:t>
+                            </w:r>
+                            <w:r>
+                              <w:rPr>
+                                <w:rFonts w:ascii="Arial Black" w:hAnsi="Arial Black" w:cs="Aria Black"/>
                                 <w:bCs/>
                                 <w:sz w:val="20"/>
                                 <w:szCs w:val="20"/>
-                                <w:lang w:bidi="fa-IR"/>
                               </w:rPr>
                               <w:t>f</w:t>
                             </w:r>
                             <w:r>
                               <w:rPr>
-                                <w:rFonts w:ascii="Doran" w:hAnsi="Doran" w:cs="Aria Black"/>
-                                <w:b/>
+                                <w:rFonts w:ascii="Arial Black" w:hAnsi="Arial Black" w:cs="Aria Black"/>
                                 <w:bCs/>
                                 <w:sz w:val="20"/>
                                 <w:szCs w:val="20"/>
@@ -1353,15 +938,14 @@
           </mc:Choice>
           <mc:Fallback>
             <w:pict>
-              <v:shape w14:anchorId="4D77C4F4" id="_x0000_s1032" type="#_x0000_t202" style="position:absolute;margin-left:247.8pt;margin-top:193.5pt;width:181.55pt;height:22.2pt;z-index:-251619328;visibility:visible;mso-wrap-style:square;mso-width-percent:0;mso-height-percent:0;mso-wrap-distance-left:9pt;mso-wrap-distance-top:3.6pt;mso-wrap-distance-right:9pt;mso-wrap-distance-bottom:3.6pt;mso-position-horizontal:absolute;mso-position-horizontal-relative:text;mso-position-vertical:absolute;mso-position-vertical-relative:text;mso-width-percent:0;mso-height-percent:0;mso-width-relative:margin;mso-height-relative:margin;v-text-anchor:top" o:gfxdata="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" filled="f" stroked="f">
+              <v:shape w14:anchorId="357CBBF8" id="_x0000_s1031" type="#_x0000_t202" style="position:absolute;margin-left:263.95pt;margin-top:7.4pt;width:182.15pt;height:22.65pt;z-index:-251639808;visibility:visible;mso-wrap-style:square;mso-width-percent:0;mso-height-percent:0;mso-wrap-distance-left:9pt;mso-wrap-distance-top:3.6pt;mso-wrap-distance-right:9pt;mso-wrap-distance-bottom:3.6pt;mso-position-horizontal:absolute;mso-position-horizontal-relative:text;mso-position-vertical:absolute;mso-position-vertical-relative:text;mso-width-percent:0;mso-height-percent:0;mso-width-relative:margin;mso-height-relative:margin;v-text-anchor:top" o:gfxdata="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" fillcolor="white [3212]" stroked="f">
                 <v:textbox>
                   <w:txbxContent>
                     <w:p>
                       <w:pPr>
-                        <w:jc w:val="right"/>
-                        <w:rPr>
-                          <w:rFonts w:ascii="Doran" w:hAnsi="Doran" w:cs="Aria Black"/>
-                          <w:b/>
+                        <w:bidi/>
+                        <w:rPr>
+                          <w:rFonts w:ascii="Arial Black" w:hAnsi="Arial Black" w:cs="Aria Black"/>
                           <w:bCs/>
                           <w:sz w:val="20"/>
                           <w:szCs w:val="20"/>
@@ -1370,29 +954,25 @@
                       <w:proofErr w:type="spellStart"/>
                       <w:r>
                         <w:rPr>
-                          <w:rFonts w:ascii="Doran" w:hAnsi="Doran" w:cs="Aria Black"/>
-                          <w:b/>
+                          <w:rFonts w:ascii="Arial Black" w:hAnsi="Arial Black" w:cs="Aria Black"/>
                           <w:bCs/>
                           <w:sz w:val="20"/>
                           <w:szCs w:val="20"/>
                         </w:rPr>
-                        <w:t>buyer_</w:t>
-                      </w:r>
-                      <w:r>
-                        <w:rPr>
-                          <w:rFonts w:ascii="Doran" w:hAnsi="Doran" w:cs="Aria Black"/>
-                          <w:b/>
+                        <w:t>seller_</w:t>
+                      </w:r>
+                      <w:r>
+                        <w:rPr>
+                          <w:rFonts w:ascii="Arial Black" w:hAnsi="Arial Black" w:cs="Aria Black"/>
                           <w:bCs/>
                           <w:sz w:val="20"/>
                           <w:szCs w:val="20"/>
-                          <w:lang w:bidi="fa-IR"/>
                         </w:rPr>
                         <w:t>f</w:t>
                       </w:r>
                       <w:r>
                         <w:rPr>
-                          <w:rFonts w:ascii="Doran" w:hAnsi="Doran" w:cs="Aria Black"/>
-                          <w:b/>
+                          <w:rFonts w:ascii="Arial Black" w:hAnsi="Arial Black" w:cs="Aria Black"/>
                           <w:bCs/>
                           <w:sz w:val="20"/>
                           <w:szCs w:val="20"/>
@@ -1420,16 +1000,148 @@
         <mc:AlternateContent>
           <mc:Choice Requires="wps">
             <w:drawing>
-              <wp:anchor distT="0" distB="0" distL="114300" distR="114300" simplePos="0" relativeHeight="251708416" behindDoc="0" locked="0" layoutInCell="1" allowOverlap="1" wp14:anchorId="5FAA211C" wp14:editId="3D5980B9">
+              <wp:anchor distT="45720" distB="45720" distL="114300" distR="114300" simplePos="0" relativeHeight="251699200" behindDoc="0" locked="0" layoutInCell="1" allowOverlap="1" wp14:anchorId="5AC31A37" wp14:editId="28E27279">
                 <wp:simplePos x="0" y="0"/>
                 <wp:positionH relativeFrom="column">
-                  <wp:posOffset>-490855</wp:posOffset>
+                  <wp:posOffset>3298825</wp:posOffset>
                 </wp:positionH>
                 <wp:positionV relativeFrom="paragraph">
-                  <wp:posOffset>4121362</wp:posOffset>
+                  <wp:posOffset>2764155</wp:posOffset>
                 </wp:positionV>
-                <wp:extent cx="3383280" cy="655955"/>
-                <wp:effectExtent l="0" t="0" r="0" b="0"/>
+                <wp:extent cx="965200" cy="346710"/>
+                <wp:effectExtent l="0" t="0" r="6350" b="0"/>
+                <wp:wrapSquare wrapText="bothSides"/>
+                <wp:docPr id="1647915443" name="Text Box 2"/>
+                <wp:cNvGraphicFramePr>
+                  <a:graphicFrameLocks xmlns:a="http://schemas.openxmlformats.org/drawingml/2006/main"/>
+                </wp:cNvGraphicFramePr>
+                <a:graphic xmlns:a="http://schemas.openxmlformats.org/drawingml/2006/main">
+                  <a:graphicData uri="http://schemas.microsoft.com/office/word/2010/wordprocessingShape">
+                    <wps:wsp>
+                      <wps:cNvSpPr txBox="1">
+                        <a:spLocks noChangeArrowheads="1"/>
+                      </wps:cNvSpPr>
+                      <wps:spPr bwMode="auto">
+                        <a:xfrm>
+                          <a:off x="0" y="0"/>
+                          <a:ext cx="965200" cy="346710"/>
+                        </a:xfrm>
+                        <a:prstGeom prst="rect">
+                          <a:avLst/>
+                        </a:prstGeom>
+                        <a:solidFill>
+                          <a:schemeClr val="bg1"/>
+                        </a:solidFill>
+                        <a:ln w="9525">
+                          <a:noFill/>
+                          <a:miter lim="800000"/>
+                          <a:headEnd/>
+                          <a:tailEnd/>
+                        </a:ln>
+                      </wps:spPr>
+                      <wps:txbx>
+                        <w:txbxContent>
+                          <w:p>
+                            <w:pPr>
+                              <w:bidi/>
+                              <w:jc w:val="center"/>
+                              <w:rPr>
+                                <w:rFonts w:ascii="Arial Black" w:hAnsi="Arial Black" w:cs="Aria Black"/>
+                                <w:b/>
+                                <w:bCs/>
+                                <w:sz w:val="16"/>
+                                <w:szCs w:val="16"/>
+                              </w:rPr>
+                            </w:pPr>
+                            <w:proofErr w:type="spellStart"/>
+                            <w:r>
+                              <w:rPr>
+                                <w:rFonts w:ascii="Arial Black" w:hAnsi="Arial Black" w:cs="Aria Black"/>
+                                <w:b/>
+                                <w:bCs/>
+                                <w:sz w:val="16"/>
+                                <w:szCs w:val="16"/>
+                              </w:rPr>
+                              <w:t>buyer_birth</w:t>
+                            </w:r>
+                            <w:proofErr w:type="spellEnd"/>
+                          </w:p>
+                        </w:txbxContent>
+                      </wps:txbx>
+                      <wps:bodyPr rot="0" vert="horz" wrap="square" lIns="91440" tIns="45720" rIns="91440" bIns="45720" anchor="t" anchorCtr="0">
+                        <a:noAutofit/>
+                      </wps:bodyPr>
+                    </wps:wsp>
+                  </a:graphicData>
+                </a:graphic>
+                <wp14:sizeRelH relativeFrom="margin">
+                  <wp14:pctWidth>0</wp14:pctWidth>
+                </wp14:sizeRelH>
+                <wp14:sizeRelV relativeFrom="margin">
+                  <wp14:pctHeight>0</wp14:pctHeight>
+                </wp14:sizeRelV>
+              </wp:anchor>
+            </w:drawing>
+          </mc:Choice>
+          <mc:Fallback>
+            <w:pict>
+              <v:shape w14:anchorId="5AC31A37" id="_x0000_s1032" type="#_x0000_t202" style="position:absolute;margin-left:259.75pt;margin-top:217.65pt;width:76pt;height:27.3pt;z-index:251699200;visibility:visible;mso-wrap-style:square;mso-width-percent:0;mso-height-percent:0;mso-wrap-distance-left:9pt;mso-wrap-distance-top:3.6pt;mso-wrap-distance-right:9pt;mso-wrap-distance-bottom:3.6pt;mso-position-horizontal:absolute;mso-position-horizontal-relative:text;mso-position-vertical:absolute;mso-position-vertical-relative:text;mso-width-percent:0;mso-height-percent:0;mso-width-relative:margin;mso-height-relative:margin;v-text-anchor:top" o:gfxdata="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" fillcolor="white [3212]" stroked="f">
+                <v:textbox>
+                  <w:txbxContent>
+                    <w:p>
+                      <w:pPr>
+                        <w:bidi/>
+                        <w:jc w:val="center"/>
+                        <w:rPr>
+                          <w:rFonts w:ascii="Arial Black" w:hAnsi="Arial Black" w:cs="Aria Black"/>
+                          <w:b/>
+                          <w:bCs/>
+                          <w:sz w:val="16"/>
+                          <w:szCs w:val="16"/>
+                        </w:rPr>
+                      </w:pPr>
+                      <w:proofErr w:type="spellStart"/>
+                      <w:r>
+                        <w:rPr>
+                          <w:rFonts w:ascii="Arial Black" w:hAnsi="Arial Black" w:cs="Aria Black"/>
+                          <w:b/>
+                          <w:bCs/>
+                          <w:sz w:val="16"/>
+                          <w:szCs w:val="16"/>
+                        </w:rPr>
+                        <w:t>buyer_birth</w:t>
+                      </w:r>
+                      <w:proofErr w:type="spellEnd"/>
+                    </w:p>
+                  </w:txbxContent>
+                </v:textbox>
+                <w10:wrap type="square"/>
+              </v:shape>
+            </w:pict>
+          </mc:Fallback>
+        </mc:AlternateContent>
+      </w:r>
+      <w:r>
+        <w:rPr>
+          <w:rFonts w:asciiTheme="majorBidi" w:hAnsiTheme="majorBidi" w:cstheme="majorBidi"/>
+          <w:noProof/>
+          <w:sz w:val="32"/>
+          <w:szCs w:val="32"/>
+          <w:lang w:bidi="fa-IR"/>
+        </w:rPr>
+        <mc:AlternateContent>
+          <mc:Choice Requires="wps">
+            <w:drawing>
+              <wp:anchor distT="0" distB="0" distL="114300" distR="114300" simplePos="0" relativeHeight="251708416" behindDoc="0" locked="0" layoutInCell="1" allowOverlap="1" wp14:anchorId="5FAA211C" wp14:editId="067984FD">
+                <wp:simplePos x="0" y="0"/>
+                <wp:positionH relativeFrom="column">
+                  <wp:posOffset>-487680</wp:posOffset>
+                </wp:positionH>
+                <wp:positionV relativeFrom="paragraph">
+                  <wp:posOffset>4347211</wp:posOffset>
+                </wp:positionV>
+                <wp:extent cx="3383280" cy="318770"/>
+                <wp:effectExtent l="0" t="0" r="7620" b="5080"/>
                 <wp:wrapNone/>
                 <wp:docPr id="1225549532" name="Text Box 28"/>
                 <wp:cNvGraphicFramePr/>
@@ -1440,12 +1152,14 @@
                       <wps:spPr>
                         <a:xfrm>
                           <a:off x="0" y="0"/>
-                          <a:ext cx="3383280" cy="655955"/>
+                          <a:ext cx="3383280" cy="318770"/>
                         </a:xfrm>
                         <a:prstGeom prst="rect">
                           <a:avLst/>
                         </a:prstGeom>
-                        <a:noFill/>
+                        <a:solidFill>
+                          <a:schemeClr val="bg1"/>
+                        </a:solidFill>
                         <a:ln w="6350">
                           <a:noFill/>
                         </a:ln>
@@ -1454,23 +1168,23 @@
                         <w:txbxContent>
                           <w:p>
                             <w:pPr>
-                              <w:jc w:val="right"/>
-                              <w:rPr>
-                                <w:rFonts w:ascii="Doran" w:hAnsi="Doran" w:cs="Aria Black"/>
-                                <w:b/>
-                                <w:bCs/>
-                                <w:sz w:val="16"/>
-                                <w:szCs w:val="16"/>
+                              <w:bidi/>
+                              <w:rPr>
+                                <w:rFonts w:ascii="Active" w:hAnsi="Active" w:cs="Aria Black"/>
+                                <w:b/>
+                                <w:bCs/>
+                                <w:sz w:val="14"/>
+                                <w:szCs w:val="14"/>
                               </w:rPr>
                             </w:pPr>
                             <w:proofErr w:type="spellStart"/>
                             <w:r>
                               <w:rPr>
-                                <w:rFonts w:ascii="Doran" w:hAnsi="Doran" w:cs="Aria Black"/>
-                                <w:b/>
-                                <w:bCs/>
-                                <w:sz w:val="16"/>
-                                <w:szCs w:val="16"/>
+                                <w:rFonts w:ascii="Active" w:hAnsi="Active" w:cs="Aria Black"/>
+                                <w:b/>
+                                <w:bCs/>
+                                <w:sz w:val="14"/>
+                                <w:szCs w:val="14"/>
                               </w:rPr>
                               <w:t>car_info</w:t>
                             </w:r>
@@ -1498,28 +1212,28 @@
           </mc:Choice>
           <mc:Fallback>
             <w:pict>
-              <v:shape w14:anchorId="5FAA211C" id="Text Box 28" o:spid="_x0000_s1033" type="#_x0000_t202" style="position:absolute;margin-left:-38.65pt;margin-top:324.5pt;width:266.4pt;height:51.65pt;z-index:251708416;visibility:visible;mso-wrap-style:square;mso-width-percent:0;mso-height-percent:0;mso-wrap-distance-left:9pt;mso-wrap-distance-top:0;mso-wrap-distance-right:9pt;mso-wrap-distance-bottom:0;mso-position-horizontal:absolute;mso-position-horizontal-relative:text;mso-position-vertical:absolute;mso-position-vertical-relative:text;mso-width-percent:0;mso-height-percent:0;mso-width-relative:margin;mso-height-relative:margin;v-text-anchor:top" o:gfxdata="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" filled="f" stroked="f" strokeweight=".5pt">
+              <v:shape w14:anchorId="5FAA211C" id="Text Box 28" o:spid="_x0000_s1028" type="#_x0000_t202" style="position:absolute;margin-left:-38.4pt;margin-top:342.3pt;width:266.4pt;height:25.1pt;z-index:251708416;visibility:visible;mso-wrap-style:square;mso-width-percent:0;mso-height-percent:0;mso-wrap-distance-left:9pt;mso-wrap-distance-top:0;mso-wrap-distance-right:9pt;mso-wrap-distance-bottom:0;mso-position-horizontal:absolute;mso-position-horizontal-relative:text;mso-position-vertical:absolute;mso-position-vertical-relative:text;mso-width-percent:0;mso-height-percent:0;mso-width-relative:margin;mso-height-relative:margin;v-text-anchor:top" o:gfxdata="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" fillcolor="white [3212]" stroked="f" strokeweight=".5pt">
                 <v:textbox>
                   <w:txbxContent>
                     <w:p>
                       <w:pPr>
-                        <w:jc w:val="right"/>
-                        <w:rPr>
-                          <w:rFonts w:ascii="Doran" w:hAnsi="Doran" w:cs="Aria Black"/>
-                          <w:b/>
-                          <w:bCs/>
-                          <w:sz w:val="16"/>
-                          <w:szCs w:val="16"/>
+                        <w:bidi/>
+                        <w:rPr>
+                          <w:rFonts w:ascii="Active" w:hAnsi="Active" w:cs="Aria Black"/>
+                          <w:b/>
+                          <w:bCs/>
+                          <w:sz w:val="14"/>
+                          <w:szCs w:val="14"/>
                         </w:rPr>
                       </w:pPr>
                       <w:proofErr w:type="spellStart"/>
                       <w:r>
                         <w:rPr>
-                          <w:rFonts w:ascii="Doran" w:hAnsi="Doran" w:cs="Aria Black"/>
-                          <w:b/>
-                          <w:bCs/>
-                          <w:sz w:val="16"/>
-                          <w:szCs w:val="16"/>
+                          <w:rFonts w:ascii="Active" w:hAnsi="Active" w:cs="Aria Black"/>
+                          <w:b/>
+                          <w:bCs/>
+                          <w:sz w:val="14"/>
+                          <w:szCs w:val="14"/>
                         </w:rPr>
                         <w:t>car_info</w:t>
                       </w:r>
@@ -1538,924 +1252,22 @@
           <w:noProof/>
           <w:sz w:val="32"/>
           <w:szCs w:val="32"/>
-          <w:lang w:bidi="fa-IR"/>
+          <w:rtl/>
+          <w:lang w:val="fa-IR" w:bidi="fa-IR"/>
         </w:rPr>
         <mc:AlternateContent>
           <mc:Choice Requires="wps">
             <w:drawing>
-              <wp:anchor distT="45720" distB="45720" distL="114300" distR="114300" simplePos="0" relativeHeight="251699200" behindDoc="0" locked="0" layoutInCell="1" allowOverlap="1" wp14:anchorId="5AC31A37" wp14:editId="7C33211A">
-                <wp:simplePos x="0" y="0"/>
-                <wp:positionH relativeFrom="column">
-                  <wp:posOffset>3286760</wp:posOffset>
-                </wp:positionH>
-                <wp:positionV relativeFrom="paragraph">
-                  <wp:posOffset>2735157</wp:posOffset>
-                </wp:positionV>
-                <wp:extent cx="937895" cy="346710"/>
-                <wp:effectExtent l="0" t="0" r="0" b="0"/>
-                <wp:wrapSquare wrapText="bothSides"/>
-                <wp:docPr id="1647915443" name="Text Box 2"/>
-                <wp:cNvGraphicFramePr>
-                  <a:graphicFrameLocks xmlns:a="http://schemas.openxmlformats.org/drawingml/2006/main"/>
-                </wp:cNvGraphicFramePr>
-                <a:graphic xmlns:a="http://schemas.openxmlformats.org/drawingml/2006/main">
-                  <a:graphicData uri="http://schemas.microsoft.com/office/word/2010/wordprocessingShape">
-                    <wps:wsp>
-                      <wps:cNvSpPr txBox="1">
-                        <a:spLocks noChangeArrowheads="1"/>
-                      </wps:cNvSpPr>
-                      <wps:spPr bwMode="auto">
-                        <a:xfrm>
-                          <a:off x="0" y="0"/>
-                          <a:ext cx="937895" cy="346710"/>
-                        </a:xfrm>
-                        <a:prstGeom prst="rect">
-                          <a:avLst/>
-                        </a:prstGeom>
-                        <a:noFill/>
-                        <a:ln w="9525">
-                          <a:noFill/>
-                          <a:miter lim="800000"/>
-                          <a:headEnd/>
-                          <a:tailEnd/>
-                        </a:ln>
-                      </wps:spPr>
-                      <wps:txbx>
-                        <w:txbxContent>
-                          <w:p>
-                            <w:pPr>
-                              <w:jc w:val="right"/>
-                              <w:rPr>
-                                <w:rFonts w:ascii="Doran" w:hAnsi="Doran" w:cs="Aria Black"/>
-                                <w:b/>
-                                <w:bCs/>
-                                <w:sz w:val="20"/>
-                                <w:szCs w:val="20"/>
-                              </w:rPr>
-                            </w:pPr>
-                            <w:proofErr w:type="spellStart"/>
-                            <w:r>
-                              <w:rPr>
-                                <w:rFonts w:ascii="Doran" w:hAnsi="Doran" w:cs="Aria Black"/>
-                                <w:b/>
-                                <w:bCs/>
-                                <w:sz w:val="20"/>
-                                <w:szCs w:val="20"/>
-                              </w:rPr>
-                              <w:t>buyer_birth</w:t>
-                            </w:r>
-                            <w:proofErr w:type="spellEnd"/>
-                          </w:p>
-                        </w:txbxContent>
-                      </wps:txbx>
-                      <wps:bodyPr rot="0" vert="horz" wrap="square" lIns="91440" tIns="45720" rIns="91440" bIns="45720" anchor="t" anchorCtr="0">
-                        <a:noAutofit/>
-                      </wps:bodyPr>
-                    </wps:wsp>
-                  </a:graphicData>
-                </a:graphic>
-                <wp14:sizeRelH relativeFrom="margin">
-                  <wp14:pctWidth>0</wp14:pctWidth>
-                </wp14:sizeRelH>
-                <wp14:sizeRelV relativeFrom="margin">
-                  <wp14:pctHeight>0</wp14:pctHeight>
-                </wp14:sizeRelV>
-              </wp:anchor>
-            </w:drawing>
-          </mc:Choice>
-          <mc:Fallback>
-            <w:pict>
-              <v:shape w14:anchorId="5AC31A37" id="_x0000_s1034" type="#_x0000_t202" style="position:absolute;margin-left:258.8pt;margin-top:215.35pt;width:73.85pt;height:27.3pt;z-index:251699200;visibility:visible;mso-wrap-style:square;mso-width-percent:0;mso-height-percent:0;mso-wrap-distance-left:9pt;mso-wrap-distance-top:3.6pt;mso-wrap-distance-right:9pt;mso-wrap-distance-bottom:3.6pt;mso-position-horizontal:absolute;mso-position-horizontal-relative:text;mso-position-vertical:absolute;mso-position-vertical-relative:text;mso-width-percent:0;mso-height-percent:0;mso-width-relative:margin;mso-height-relative:margin;v-text-anchor:top" o:gfxdata="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" filled="f" stroked="f">
-                <v:textbox>
-                  <w:txbxContent>
-                    <w:p>
-                      <w:pPr>
-                        <w:jc w:val="right"/>
-                        <w:rPr>
-                          <w:rFonts w:ascii="Doran" w:hAnsi="Doran" w:cs="Aria Black"/>
-                          <w:b/>
-                          <w:bCs/>
-                          <w:sz w:val="20"/>
-                          <w:szCs w:val="20"/>
-                        </w:rPr>
-                      </w:pPr>
-                      <w:proofErr w:type="spellStart"/>
-                      <w:r>
-                        <w:rPr>
-                          <w:rFonts w:ascii="Doran" w:hAnsi="Doran" w:cs="Aria Black"/>
-                          <w:b/>
-                          <w:bCs/>
-                          <w:sz w:val="20"/>
-                          <w:szCs w:val="20"/>
-                        </w:rPr>
-                        <w:t>buyer_birth</w:t>
-                      </w:r>
-                      <w:proofErr w:type="spellEnd"/>
-                    </w:p>
-                  </w:txbxContent>
-                </v:textbox>
-                <w10:wrap type="square"/>
-              </v:shape>
-            </w:pict>
-          </mc:Fallback>
-        </mc:AlternateContent>
-      </w:r>
-      <w:r>
-        <w:rPr>
-          <w:rFonts w:asciiTheme="majorBidi" w:hAnsiTheme="majorBidi" w:cstheme="majorBidi"/>
-          <w:noProof/>
-          <w:sz w:val="32"/>
-          <w:szCs w:val="32"/>
-          <w:lang w:bidi="fa-IR"/>
-        </w:rPr>
-        <mc:AlternateContent>
-          <mc:Choice Requires="wps">
-            <w:drawing>
-              <wp:anchor distT="45720" distB="45720" distL="114300" distR="114300" simplePos="0" relativeHeight="251698176" behindDoc="0" locked="0" layoutInCell="1" allowOverlap="1" wp14:anchorId="4E37F316" wp14:editId="46BB67A7">
-                <wp:simplePos x="0" y="0"/>
-                <wp:positionH relativeFrom="column">
-                  <wp:posOffset>4813300</wp:posOffset>
-                </wp:positionH>
-                <wp:positionV relativeFrom="paragraph">
-                  <wp:posOffset>2726267</wp:posOffset>
-                </wp:positionV>
-                <wp:extent cx="877570" cy="295910"/>
-                <wp:effectExtent l="0" t="0" r="0" b="0"/>
-                <wp:wrapSquare wrapText="bothSides"/>
-                <wp:docPr id="686126355" name="Text Box 2"/>
-                <wp:cNvGraphicFramePr>
-                  <a:graphicFrameLocks xmlns:a="http://schemas.openxmlformats.org/drawingml/2006/main"/>
-                </wp:cNvGraphicFramePr>
-                <a:graphic xmlns:a="http://schemas.openxmlformats.org/drawingml/2006/main">
-                  <a:graphicData uri="http://schemas.microsoft.com/office/word/2010/wordprocessingShape">
-                    <wps:wsp>
-                      <wps:cNvSpPr txBox="1">
-                        <a:spLocks noChangeArrowheads="1"/>
-                      </wps:cNvSpPr>
-                      <wps:spPr bwMode="auto">
-                        <a:xfrm>
-                          <a:off x="0" y="0"/>
-                          <a:ext cx="877570" cy="295910"/>
-                        </a:xfrm>
-                        <a:prstGeom prst="rect">
-                          <a:avLst/>
-                        </a:prstGeom>
-                        <a:noFill/>
-                        <a:ln w="9525">
-                          <a:noFill/>
-                          <a:miter lim="800000"/>
-                          <a:headEnd/>
-                          <a:tailEnd/>
-                        </a:ln>
-                      </wps:spPr>
-                      <wps:txbx>
-                        <w:txbxContent>
-                          <w:p>
-                            <w:pPr>
-                              <w:jc w:val="right"/>
-                              <w:rPr>
-                                <w:rFonts w:ascii="Doran" w:hAnsi="Doran" w:cs="Aria Black"/>
-                                <w:b/>
-                                <w:bCs/>
-                                <w:sz w:val="20"/>
-                                <w:szCs w:val="20"/>
-                              </w:rPr>
-                            </w:pPr>
-                            <w:proofErr w:type="spellStart"/>
-                            <w:r>
-                              <w:rPr>
-                                <w:rFonts w:ascii="Doran" w:hAnsi="Doran" w:cs="Aria Black"/>
-                                <w:b/>
-                                <w:bCs/>
-                                <w:sz w:val="20"/>
-                                <w:szCs w:val="20"/>
-                              </w:rPr>
-                              <w:t>buyer_father</w:t>
-                            </w:r>
-                            <w:proofErr w:type="spellEnd"/>
-                          </w:p>
-                        </w:txbxContent>
-                      </wps:txbx>
-                      <wps:bodyPr rot="0" vert="horz" wrap="square" lIns="91440" tIns="45720" rIns="91440" bIns="45720" anchor="t" anchorCtr="0">
-                        <a:noAutofit/>
-                      </wps:bodyPr>
-                    </wps:wsp>
-                  </a:graphicData>
-                </a:graphic>
-                <wp14:sizeRelH relativeFrom="margin">
-                  <wp14:pctWidth>0</wp14:pctWidth>
-                </wp14:sizeRelH>
-                <wp14:sizeRelV relativeFrom="margin">
-                  <wp14:pctHeight>0</wp14:pctHeight>
-                </wp14:sizeRelV>
-              </wp:anchor>
-            </w:drawing>
-          </mc:Choice>
-          <mc:Fallback>
-            <w:pict>
-              <v:shape w14:anchorId="4E37F316" id="_x0000_s1035" type="#_x0000_t202" style="position:absolute;margin-left:379pt;margin-top:214.65pt;width:69.1pt;height:23.3pt;z-index:251698176;visibility:visible;mso-wrap-style:square;mso-width-percent:0;mso-height-percent:0;mso-wrap-distance-left:9pt;mso-wrap-distance-top:3.6pt;mso-wrap-distance-right:9pt;mso-wrap-distance-bottom:3.6pt;mso-position-horizontal:absolute;mso-position-horizontal-relative:text;mso-position-vertical:absolute;mso-position-vertical-relative:text;mso-width-percent:0;mso-height-percent:0;mso-width-relative:margin;mso-height-relative:margin;v-text-anchor:top" o:gfxdata="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" filled="f" stroked="f">
-                <v:textbox>
-                  <w:txbxContent>
-                    <w:p>
-                      <w:pPr>
-                        <w:jc w:val="right"/>
-                        <w:rPr>
-                          <w:rFonts w:ascii="Doran" w:hAnsi="Doran" w:cs="Aria Black"/>
-                          <w:b/>
-                          <w:bCs/>
-                          <w:sz w:val="20"/>
-                          <w:szCs w:val="20"/>
-                        </w:rPr>
-                      </w:pPr>
-                      <w:proofErr w:type="spellStart"/>
-                      <w:r>
-                        <w:rPr>
-                          <w:rFonts w:ascii="Doran" w:hAnsi="Doran" w:cs="Aria Black"/>
-                          <w:b/>
-                          <w:bCs/>
-                          <w:sz w:val="20"/>
-                          <w:szCs w:val="20"/>
-                        </w:rPr>
-                        <w:t>buyer_father</w:t>
-                      </w:r>
-                      <w:proofErr w:type="spellEnd"/>
-                    </w:p>
-                  </w:txbxContent>
-                </v:textbox>
-                <w10:wrap type="square"/>
-              </v:shape>
-            </w:pict>
-          </mc:Fallback>
-        </mc:AlternateContent>
-      </w:r>
-      <w:r>
-        <w:rPr>
-          <w:rFonts w:asciiTheme="majorBidi" w:hAnsiTheme="majorBidi" w:cstheme="majorBidi"/>
-          <w:noProof/>
-          <w:sz w:val="32"/>
-          <w:szCs w:val="32"/>
-          <w:lang w:bidi="fa-IR"/>
-        </w:rPr>
-        <mc:AlternateContent>
-          <mc:Choice Requires="wps">
-            <w:drawing>
-              <wp:anchor distT="45720" distB="45720" distL="114300" distR="114300" simplePos="0" relativeHeight="251700224" behindDoc="0" locked="0" layoutInCell="1" allowOverlap="1" wp14:anchorId="465EF1EF" wp14:editId="387674C9">
-                <wp:simplePos x="0" y="0"/>
-                <wp:positionH relativeFrom="column">
-                  <wp:posOffset>3340100</wp:posOffset>
-                </wp:positionH>
-                <wp:positionV relativeFrom="paragraph">
-                  <wp:posOffset>3006302</wp:posOffset>
-                </wp:positionV>
-                <wp:extent cx="2331720" cy="330200"/>
-                <wp:effectExtent l="0" t="0" r="0" b="0"/>
-                <wp:wrapSquare wrapText="bothSides"/>
-                <wp:docPr id="806867430" name="Text Box 2"/>
-                <wp:cNvGraphicFramePr>
-                  <a:graphicFrameLocks xmlns:a="http://schemas.openxmlformats.org/drawingml/2006/main"/>
-                </wp:cNvGraphicFramePr>
-                <a:graphic xmlns:a="http://schemas.openxmlformats.org/drawingml/2006/main">
-                  <a:graphicData uri="http://schemas.microsoft.com/office/word/2010/wordprocessingShape">
-                    <wps:wsp>
-                      <wps:cNvSpPr txBox="1">
-                        <a:spLocks noChangeArrowheads="1"/>
-                      </wps:cNvSpPr>
-                      <wps:spPr bwMode="auto">
-                        <a:xfrm>
-                          <a:off x="0" y="0"/>
-                          <a:ext cx="2331720" cy="330200"/>
-                        </a:xfrm>
-                        <a:prstGeom prst="rect">
-                          <a:avLst/>
-                        </a:prstGeom>
-                        <a:noFill/>
-                        <a:ln w="9525">
-                          <a:noFill/>
-                          <a:miter lim="800000"/>
-                          <a:headEnd/>
-                          <a:tailEnd/>
-                        </a:ln>
-                      </wps:spPr>
-                      <wps:txbx>
-                        <w:txbxContent>
-                          <w:p>
-                            <w:pPr>
-                              <w:jc w:val="right"/>
-                              <w:rPr>
-                                <w:rFonts w:ascii="Doran" w:hAnsi="Doran" w:cs="Aria Black"/>
-                                <w:b/>
-                                <w:bCs/>
-                                <w:sz w:val="20"/>
-                                <w:szCs w:val="20"/>
-                              </w:rPr>
-                            </w:pPr>
-                            <w:proofErr w:type="spellStart"/>
-                            <w:r>
-                              <w:rPr>
-                                <w:rFonts w:ascii="Doran" w:hAnsi="Doran" w:cs="Aria Black"/>
-                                <w:b/>
-                                <w:bCs/>
-                                <w:sz w:val="20"/>
-                                <w:szCs w:val="20"/>
-                              </w:rPr>
-                              <w:t>buyer_ncode</w:t>
-                            </w:r>
-                            <w:proofErr w:type="spellEnd"/>
-                          </w:p>
-                        </w:txbxContent>
-                      </wps:txbx>
-                      <wps:bodyPr rot="0" vert="horz" wrap="square" lIns="91440" tIns="45720" rIns="91440" bIns="45720" anchor="t" anchorCtr="0">
-                        <a:noAutofit/>
-                      </wps:bodyPr>
-                    </wps:wsp>
-                  </a:graphicData>
-                </a:graphic>
-                <wp14:sizeRelH relativeFrom="margin">
-                  <wp14:pctWidth>0</wp14:pctWidth>
-                </wp14:sizeRelH>
-                <wp14:sizeRelV relativeFrom="margin">
-                  <wp14:pctHeight>0</wp14:pctHeight>
-                </wp14:sizeRelV>
-              </wp:anchor>
-            </w:drawing>
-          </mc:Choice>
-          <mc:Fallback>
-            <w:pict>
-              <v:shape w14:anchorId="465EF1EF" id="_x0000_s1036" type="#_x0000_t202" style="position:absolute;margin-left:263pt;margin-top:236.7pt;width:183.6pt;height:26pt;z-index:251700224;visibility:visible;mso-wrap-style:square;mso-width-percent:0;mso-height-percent:0;mso-wrap-distance-left:9pt;mso-wrap-distance-top:3.6pt;mso-wrap-distance-right:9pt;mso-wrap-distance-bottom:3.6pt;mso-position-horizontal:absolute;mso-position-horizontal-relative:text;mso-position-vertical:absolute;mso-position-vertical-relative:text;mso-width-percent:0;mso-height-percent:0;mso-width-relative:margin;mso-height-relative:margin;v-text-anchor:top" o:gfxdata="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" filled="f" stroked="f">
-                <v:textbox>
-                  <w:txbxContent>
-                    <w:p>
-                      <w:pPr>
-                        <w:jc w:val="right"/>
-                        <w:rPr>
-                          <w:rFonts w:ascii="Doran" w:hAnsi="Doran" w:cs="Aria Black"/>
-                          <w:b/>
-                          <w:bCs/>
-                          <w:sz w:val="20"/>
-                          <w:szCs w:val="20"/>
-                        </w:rPr>
-                      </w:pPr>
-                      <w:proofErr w:type="spellStart"/>
-                      <w:r>
-                        <w:rPr>
-                          <w:rFonts w:ascii="Doran" w:hAnsi="Doran" w:cs="Aria Black"/>
-                          <w:b/>
-                          <w:bCs/>
-                          <w:sz w:val="20"/>
-                          <w:szCs w:val="20"/>
-                        </w:rPr>
-                        <w:t>buyer_ncode</w:t>
-                      </w:r>
-                      <w:proofErr w:type="spellEnd"/>
-                    </w:p>
-                  </w:txbxContent>
-                </v:textbox>
-                <w10:wrap type="square"/>
-              </v:shape>
-            </w:pict>
-          </mc:Fallback>
-        </mc:AlternateContent>
-      </w:r>
-      <w:r>
-        <w:rPr>
-          <w:rFonts w:asciiTheme="majorBidi" w:hAnsiTheme="majorBidi" w:cstheme="majorBidi"/>
-          <w:noProof/>
-          <w:sz w:val="32"/>
-          <w:szCs w:val="32"/>
-          <w:lang w:bidi="fa-IR"/>
-        </w:rPr>
-        <mc:AlternateContent>
-          <mc:Choice Requires="wps">
-            <w:drawing>
-              <wp:anchor distT="45720" distB="45720" distL="114300" distR="114300" simplePos="0" relativeHeight="251701248" behindDoc="0" locked="0" layoutInCell="1" allowOverlap="1" wp14:anchorId="5F2BC809" wp14:editId="0F213D9C">
-                <wp:simplePos x="0" y="0"/>
-                <wp:positionH relativeFrom="column">
-                  <wp:posOffset>3445510</wp:posOffset>
-                </wp:positionH>
-                <wp:positionV relativeFrom="paragraph">
-                  <wp:posOffset>3277447</wp:posOffset>
-                </wp:positionV>
-                <wp:extent cx="1844675" cy="295910"/>
-                <wp:effectExtent l="0" t="0" r="0" b="0"/>
-                <wp:wrapSquare wrapText="bothSides"/>
-                <wp:docPr id="1396220648" name="Text Box 2"/>
-                <wp:cNvGraphicFramePr>
-                  <a:graphicFrameLocks xmlns:a="http://schemas.openxmlformats.org/drawingml/2006/main"/>
-                </wp:cNvGraphicFramePr>
-                <a:graphic xmlns:a="http://schemas.openxmlformats.org/drawingml/2006/main">
-                  <a:graphicData uri="http://schemas.microsoft.com/office/word/2010/wordprocessingShape">
-                    <wps:wsp>
-                      <wps:cNvSpPr txBox="1">
-                        <a:spLocks noChangeArrowheads="1"/>
-                      </wps:cNvSpPr>
-                      <wps:spPr bwMode="auto">
-                        <a:xfrm>
-                          <a:off x="0" y="0"/>
-                          <a:ext cx="1844675" cy="295910"/>
-                        </a:xfrm>
-                        <a:prstGeom prst="rect">
-                          <a:avLst/>
-                        </a:prstGeom>
-                        <a:noFill/>
-                        <a:ln w="9525">
-                          <a:noFill/>
-                          <a:miter lim="800000"/>
-                          <a:headEnd/>
-                          <a:tailEnd/>
-                        </a:ln>
-                      </wps:spPr>
-                      <wps:txbx>
-                        <w:txbxContent>
-                          <w:p>
-                            <w:pPr>
-                              <w:jc w:val="right"/>
-                              <w:rPr>
-                                <w:rFonts w:ascii="Doran" w:hAnsi="Doran" w:cs="Aria Black"/>
-                                <w:b/>
-                                <w:bCs/>
-                                <w:sz w:val="20"/>
-                                <w:szCs w:val="20"/>
-                              </w:rPr>
-                            </w:pPr>
-                            <w:proofErr w:type="spellStart"/>
-                            <w:r>
-                              <w:rPr>
-                                <w:rFonts w:ascii="Doran" w:hAnsi="Doran" w:cs="Aria Black"/>
-                                <w:b/>
-                                <w:bCs/>
-                                <w:sz w:val="20"/>
-                                <w:szCs w:val="20"/>
-                              </w:rPr>
-                              <w:t>buyer_shcode</w:t>
-                            </w:r>
-                            <w:proofErr w:type="spellEnd"/>
-                          </w:p>
-                        </w:txbxContent>
-                      </wps:txbx>
-                      <wps:bodyPr rot="0" vert="horz" wrap="square" lIns="91440" tIns="45720" rIns="91440" bIns="45720" anchor="t" anchorCtr="0">
-                        <a:noAutofit/>
-                      </wps:bodyPr>
-                    </wps:wsp>
-                  </a:graphicData>
-                </a:graphic>
-                <wp14:sizeRelH relativeFrom="margin">
-                  <wp14:pctWidth>0</wp14:pctWidth>
-                </wp14:sizeRelH>
-                <wp14:sizeRelV relativeFrom="margin">
-                  <wp14:pctHeight>0</wp14:pctHeight>
-                </wp14:sizeRelV>
-              </wp:anchor>
-            </w:drawing>
-          </mc:Choice>
-          <mc:Fallback>
-            <w:pict>
-              <v:shape w14:anchorId="5F2BC809" id="_x0000_s1037" type="#_x0000_t202" style="position:absolute;margin-left:271.3pt;margin-top:258.05pt;width:145.25pt;height:23.3pt;z-index:251701248;visibility:visible;mso-wrap-style:square;mso-width-percent:0;mso-height-percent:0;mso-wrap-distance-left:9pt;mso-wrap-distance-top:3.6pt;mso-wrap-distance-right:9pt;mso-wrap-distance-bottom:3.6pt;mso-position-horizontal:absolute;mso-position-horizontal-relative:text;mso-position-vertical:absolute;mso-position-vertical-relative:text;mso-width-percent:0;mso-height-percent:0;mso-width-relative:margin;mso-height-relative:margin;v-text-anchor:top" o:gfxdata="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" filled="f" stroked="f">
-                <v:textbox>
-                  <w:txbxContent>
-                    <w:p>
-                      <w:pPr>
-                        <w:jc w:val="right"/>
-                        <w:rPr>
-                          <w:rFonts w:ascii="Doran" w:hAnsi="Doran" w:cs="Aria Black"/>
-                          <w:b/>
-                          <w:bCs/>
-                          <w:sz w:val="20"/>
-                          <w:szCs w:val="20"/>
-                        </w:rPr>
-                      </w:pPr>
-                      <w:proofErr w:type="spellStart"/>
-                      <w:r>
-                        <w:rPr>
-                          <w:rFonts w:ascii="Doran" w:hAnsi="Doran" w:cs="Aria Black"/>
-                          <w:b/>
-                          <w:bCs/>
-                          <w:sz w:val="20"/>
-                          <w:szCs w:val="20"/>
-                        </w:rPr>
-                        <w:t>buyer_shcode</w:t>
-                      </w:r>
-                      <w:proofErr w:type="spellEnd"/>
-                    </w:p>
-                  </w:txbxContent>
-                </v:textbox>
-                <w10:wrap type="square"/>
-              </v:shape>
-            </w:pict>
-          </mc:Fallback>
-        </mc:AlternateContent>
-      </w:r>
-      <w:r>
-        <w:rPr>
-          <w:rFonts w:asciiTheme="majorBidi" w:hAnsiTheme="majorBidi" w:cstheme="majorBidi"/>
-          <w:noProof/>
-          <w:sz w:val="32"/>
-          <w:szCs w:val="32"/>
-          <w:lang w:bidi="fa-IR"/>
-        </w:rPr>
-        <mc:AlternateContent>
-          <mc:Choice Requires="wps">
-            <w:drawing>
-              <wp:anchor distT="45720" distB="45720" distL="114300" distR="114300" simplePos="0" relativeHeight="251703296" behindDoc="0" locked="0" layoutInCell="1" allowOverlap="1" wp14:anchorId="1E3FC067" wp14:editId="212B0F01">
-                <wp:simplePos x="0" y="0"/>
-                <wp:positionH relativeFrom="column">
-                  <wp:posOffset>4593167</wp:posOffset>
-                </wp:positionH>
-                <wp:positionV relativeFrom="paragraph">
-                  <wp:posOffset>3562985</wp:posOffset>
-                </wp:positionV>
-                <wp:extent cx="789305" cy="304800"/>
-                <wp:effectExtent l="0" t="0" r="0" b="0"/>
-                <wp:wrapSquare wrapText="bothSides"/>
-                <wp:docPr id="1136535510" name="Text Box 2"/>
-                <wp:cNvGraphicFramePr>
-                  <a:graphicFrameLocks xmlns:a="http://schemas.openxmlformats.org/drawingml/2006/main"/>
-                </wp:cNvGraphicFramePr>
-                <a:graphic xmlns:a="http://schemas.openxmlformats.org/drawingml/2006/main">
-                  <a:graphicData uri="http://schemas.microsoft.com/office/word/2010/wordprocessingShape">
-                    <wps:wsp>
-                      <wps:cNvSpPr txBox="1">
-                        <a:spLocks noChangeArrowheads="1"/>
-                      </wps:cNvSpPr>
-                      <wps:spPr bwMode="auto">
-                        <a:xfrm>
-                          <a:off x="0" y="0"/>
-                          <a:ext cx="789305" cy="304800"/>
-                        </a:xfrm>
-                        <a:prstGeom prst="rect">
-                          <a:avLst/>
-                        </a:prstGeom>
-                        <a:noFill/>
-                        <a:ln w="9525">
-                          <a:noFill/>
-                          <a:miter lim="800000"/>
-                          <a:headEnd/>
-                          <a:tailEnd/>
-                        </a:ln>
-                      </wps:spPr>
-                      <wps:txbx>
-                        <w:txbxContent>
-                          <w:p>
-                            <w:pPr>
-                              <w:jc w:val="right"/>
-                              <w:rPr>
-                                <w:rFonts w:ascii="Doran" w:hAnsi="Doran" w:cs="Aria Black"/>
-                                <w:b/>
-                                <w:bCs/>
-                                <w:sz w:val="20"/>
-                                <w:szCs w:val="20"/>
-                              </w:rPr>
-                            </w:pPr>
-                            <w:proofErr w:type="spellStart"/>
-                            <w:r>
-                              <w:rPr>
-                                <w:rFonts w:ascii="Doran" w:hAnsi="Doran" w:cs="Aria Black"/>
-                                <w:b/>
-                                <w:bCs/>
-                                <w:sz w:val="20"/>
-                                <w:szCs w:val="20"/>
-                              </w:rPr>
-                              <w:t>buyer_from</w:t>
-                            </w:r>
-                            <w:proofErr w:type="spellEnd"/>
-                          </w:p>
-                        </w:txbxContent>
-                      </wps:txbx>
-                      <wps:bodyPr rot="0" vert="horz" wrap="square" lIns="91440" tIns="45720" rIns="91440" bIns="45720" anchor="t" anchorCtr="0">
-                        <a:noAutofit/>
-                      </wps:bodyPr>
-                    </wps:wsp>
-                  </a:graphicData>
-                </a:graphic>
-                <wp14:sizeRelH relativeFrom="margin">
-                  <wp14:pctWidth>0</wp14:pctWidth>
-                </wp14:sizeRelH>
-                <wp14:sizeRelV relativeFrom="margin">
-                  <wp14:pctHeight>0</wp14:pctHeight>
-                </wp14:sizeRelV>
-              </wp:anchor>
-            </w:drawing>
-          </mc:Choice>
-          <mc:Fallback>
-            <w:pict>
-              <v:shape w14:anchorId="1E3FC067" id="_x0000_s1038" type="#_x0000_t202" style="position:absolute;margin-left:361.65pt;margin-top:280.55pt;width:62.15pt;height:24pt;z-index:251703296;visibility:visible;mso-wrap-style:square;mso-width-percent:0;mso-height-percent:0;mso-wrap-distance-left:9pt;mso-wrap-distance-top:3.6pt;mso-wrap-distance-right:9pt;mso-wrap-distance-bottom:3.6pt;mso-position-horizontal:absolute;mso-position-horizontal-relative:text;mso-position-vertical:absolute;mso-position-vertical-relative:text;mso-width-percent:0;mso-height-percent:0;mso-width-relative:margin;mso-height-relative:margin;v-text-anchor:top" o:gfxdata="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" filled="f" stroked="f">
-                <v:textbox>
-                  <w:txbxContent>
-                    <w:p>
-                      <w:pPr>
-                        <w:jc w:val="right"/>
-                        <w:rPr>
-                          <w:rFonts w:ascii="Doran" w:hAnsi="Doran" w:cs="Aria Black"/>
-                          <w:b/>
-                          <w:bCs/>
-                          <w:sz w:val="20"/>
-                          <w:szCs w:val="20"/>
-                        </w:rPr>
-                      </w:pPr>
-                      <w:proofErr w:type="spellStart"/>
-                      <w:r>
-                        <w:rPr>
-                          <w:rFonts w:ascii="Doran" w:hAnsi="Doran" w:cs="Aria Black"/>
-                          <w:b/>
-                          <w:bCs/>
-                          <w:sz w:val="20"/>
-                          <w:szCs w:val="20"/>
-                        </w:rPr>
-                        <w:t>buyer_from</w:t>
-                      </w:r>
-                      <w:proofErr w:type="spellEnd"/>
-                    </w:p>
-                  </w:txbxContent>
-                </v:textbox>
-                <w10:wrap type="square"/>
-              </v:shape>
-            </w:pict>
-          </mc:Fallback>
-        </mc:AlternateContent>
-      </w:r>
-      <w:r>
-        <w:rPr>
-          <w:rFonts w:asciiTheme="majorBidi" w:hAnsiTheme="majorBidi" w:cstheme="majorBidi"/>
-          <w:noProof/>
-          <w:sz w:val="32"/>
-          <w:szCs w:val="32"/>
-          <w:lang w:bidi="fa-IR"/>
-        </w:rPr>
-        <mc:AlternateContent>
-          <mc:Choice Requires="wps">
-            <w:drawing>
-              <wp:anchor distT="45720" distB="45720" distL="114300" distR="114300" simplePos="0" relativeHeight="251704320" behindDoc="0" locked="0" layoutInCell="1" allowOverlap="1" wp14:anchorId="3609F148" wp14:editId="53F65038">
-                <wp:simplePos x="0" y="0"/>
-                <wp:positionH relativeFrom="column">
-                  <wp:posOffset>3229610</wp:posOffset>
-                </wp:positionH>
-                <wp:positionV relativeFrom="paragraph">
-                  <wp:posOffset>3832437</wp:posOffset>
-                </wp:positionV>
-                <wp:extent cx="2034540" cy="440055"/>
-                <wp:effectExtent l="0" t="0" r="0" b="0"/>
-                <wp:wrapSquare wrapText="bothSides"/>
-                <wp:docPr id="483024575" name="Text Box 2"/>
-                <wp:cNvGraphicFramePr>
-                  <a:graphicFrameLocks xmlns:a="http://schemas.openxmlformats.org/drawingml/2006/main"/>
-                </wp:cNvGraphicFramePr>
-                <a:graphic xmlns:a="http://schemas.openxmlformats.org/drawingml/2006/main">
-                  <a:graphicData uri="http://schemas.microsoft.com/office/word/2010/wordprocessingShape">
-                    <wps:wsp>
-                      <wps:cNvSpPr txBox="1">
-                        <a:spLocks noChangeArrowheads="1"/>
-                      </wps:cNvSpPr>
-                      <wps:spPr bwMode="auto">
-                        <a:xfrm>
-                          <a:off x="0" y="0"/>
-                          <a:ext cx="2034540" cy="440055"/>
-                        </a:xfrm>
-                        <a:prstGeom prst="rect">
-                          <a:avLst/>
-                        </a:prstGeom>
-                        <a:noFill/>
-                        <a:ln w="9525">
-                          <a:noFill/>
-                          <a:miter lim="800000"/>
-                          <a:headEnd/>
-                          <a:tailEnd/>
-                        </a:ln>
-                      </wps:spPr>
-                      <wps:txbx>
-                        <w:txbxContent>
-                          <w:p>
-                            <w:pPr>
-                              <w:rPr>
-                                <w:rFonts w:ascii="Doran" w:hAnsi="Doran" w:cs="Aria Black"/>
-                                <w:b/>
-                                <w:bCs/>
-                                <w:sz w:val="20"/>
-                                <w:szCs w:val="20"/>
-                                <w:lang w:bidi="fa-IR"/>
-                              </w:rPr>
-                            </w:pPr>
-                            <w:proofErr w:type="spellStart"/>
-                            <w:r>
-                              <w:rPr>
-                                <w:rFonts w:ascii="Doran" w:hAnsi="Doran" w:cs="Aria Black"/>
-                                <w:b/>
-                                <w:bCs/>
-                                <w:sz w:val="20"/>
-                                <w:szCs w:val="20"/>
-                                <w:lang w:bidi="fa-IR"/>
-                              </w:rPr>
-                              <w:t>buyer_phone</w:t>
-                            </w:r>
-                            <w:proofErr w:type="spellEnd"/>
-                          </w:p>
-                        </w:txbxContent>
-                      </wps:txbx>
-                      <wps:bodyPr rot="0" vert="horz" wrap="square" lIns="91440" tIns="45720" rIns="91440" bIns="45720" anchor="t" anchorCtr="0">
-                        <a:noAutofit/>
-                      </wps:bodyPr>
-                    </wps:wsp>
-                  </a:graphicData>
-                </a:graphic>
-                <wp14:sizeRelH relativeFrom="margin">
-                  <wp14:pctWidth>0</wp14:pctWidth>
-                </wp14:sizeRelH>
-                <wp14:sizeRelV relativeFrom="margin">
-                  <wp14:pctHeight>0</wp14:pctHeight>
-                </wp14:sizeRelV>
-              </wp:anchor>
-            </w:drawing>
-          </mc:Choice>
-          <mc:Fallback>
-            <w:pict>
-              <v:shape w14:anchorId="3609F148" id="_x0000_s1039" type="#_x0000_t202" style="position:absolute;margin-left:254.3pt;margin-top:301.75pt;width:160.2pt;height:34.65pt;z-index:251704320;visibility:visible;mso-wrap-style:square;mso-width-percent:0;mso-height-percent:0;mso-wrap-distance-left:9pt;mso-wrap-distance-top:3.6pt;mso-wrap-distance-right:9pt;mso-wrap-distance-bottom:3.6pt;mso-position-horizontal:absolute;mso-position-horizontal-relative:text;mso-position-vertical:absolute;mso-position-vertical-relative:text;mso-width-percent:0;mso-height-percent:0;mso-width-relative:margin;mso-height-relative:margin;v-text-anchor:top" o:gfxdata="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" filled="f" stroked="f">
-                <v:textbox>
-                  <w:txbxContent>
-                    <w:p>
-                      <w:pPr>
-                        <w:rPr>
-                          <w:rFonts w:ascii="Doran" w:hAnsi="Doran" w:cs="Aria Black"/>
-                          <w:b/>
-                          <w:bCs/>
-                          <w:sz w:val="20"/>
-                          <w:szCs w:val="20"/>
-                          <w:lang w:bidi="fa-IR"/>
-                        </w:rPr>
-                      </w:pPr>
-                      <w:proofErr w:type="spellStart"/>
-                      <w:r>
-                        <w:rPr>
-                          <w:rFonts w:ascii="Doran" w:hAnsi="Doran" w:cs="Aria Black"/>
-                          <w:b/>
-                          <w:bCs/>
-                          <w:sz w:val="20"/>
-                          <w:szCs w:val="20"/>
-                          <w:lang w:bidi="fa-IR"/>
-                        </w:rPr>
-                        <w:t>buyer_phone</w:t>
-                      </w:r>
-                      <w:proofErr w:type="spellEnd"/>
-                    </w:p>
-                  </w:txbxContent>
-                </v:textbox>
-                <w10:wrap type="square"/>
-              </v:shape>
-            </w:pict>
-          </mc:Fallback>
-        </mc:AlternateContent>
-      </w:r>
-      <w:r>
-        <w:rPr>
-          <w:rFonts w:asciiTheme="majorBidi" w:hAnsiTheme="majorBidi" w:cstheme="majorBidi"/>
-          <w:noProof/>
-          <w:sz w:val="32"/>
-          <w:szCs w:val="32"/>
-          <w:lang w:bidi="fa-IR"/>
-        </w:rPr>
-        <mc:AlternateContent>
-          <mc:Choice Requires="wps">
-            <w:drawing>
-              <wp:anchor distT="45720" distB="45720" distL="114300" distR="114300" simplePos="0" relativeHeight="251705344" behindDoc="0" locked="0" layoutInCell="1" allowOverlap="1" wp14:anchorId="077D2669" wp14:editId="540D7972">
-                <wp:simplePos x="0" y="0"/>
-                <wp:positionH relativeFrom="column">
-                  <wp:posOffset>3366770</wp:posOffset>
-                </wp:positionH>
-                <wp:positionV relativeFrom="paragraph">
-                  <wp:posOffset>4128347</wp:posOffset>
-                </wp:positionV>
-                <wp:extent cx="2298065" cy="600710"/>
-                <wp:effectExtent l="0" t="0" r="0" b="0"/>
-                <wp:wrapSquare wrapText="bothSides"/>
-                <wp:docPr id="406487208" name="Text Box 2"/>
-                <wp:cNvGraphicFramePr>
-                  <a:graphicFrameLocks xmlns:a="http://schemas.openxmlformats.org/drawingml/2006/main"/>
-                </wp:cNvGraphicFramePr>
-                <a:graphic xmlns:a="http://schemas.openxmlformats.org/drawingml/2006/main">
-                  <a:graphicData uri="http://schemas.microsoft.com/office/word/2010/wordprocessingShape">
-                    <wps:wsp>
-                      <wps:cNvSpPr txBox="1">
-                        <a:spLocks noChangeArrowheads="1"/>
-                      </wps:cNvSpPr>
-                      <wps:spPr bwMode="auto">
-                        <a:xfrm>
-                          <a:off x="0" y="0"/>
-                          <a:ext cx="2298065" cy="600710"/>
-                        </a:xfrm>
-                        <a:prstGeom prst="rect">
-                          <a:avLst/>
-                        </a:prstGeom>
-                        <a:noFill/>
-                        <a:ln w="9525">
-                          <a:noFill/>
-                          <a:miter lim="800000"/>
-                          <a:headEnd/>
-                          <a:tailEnd/>
-                        </a:ln>
-                      </wps:spPr>
-                      <wps:txbx>
-                        <w:txbxContent>
-                          <w:p>
-                            <w:pPr>
-                              <w:jc w:val="right"/>
-                              <w:rPr>
-                                <w:rFonts w:ascii="Doran" w:hAnsi="Doran" w:cs="Aria Black"/>
-                                <w:b/>
-                                <w:bCs/>
-                                <w:sz w:val="20"/>
-                                <w:szCs w:val="20"/>
-                                <w:lang w:bidi="fa-IR"/>
-                              </w:rPr>
-                            </w:pPr>
-                            <w:proofErr w:type="spellStart"/>
-                            <w:r>
-                              <w:rPr>
-                                <w:rFonts w:ascii="Doran" w:hAnsi="Doran" w:cs="Aria Black"/>
-                                <w:b/>
-                                <w:bCs/>
-                                <w:sz w:val="20"/>
-                                <w:szCs w:val="20"/>
-                                <w:lang w:bidi="fa-IR"/>
-                              </w:rPr>
-                              <w:t>buyer_adress</w:t>
-                            </w:r>
-                            <w:proofErr w:type="spellEnd"/>
-                          </w:p>
-                        </w:txbxContent>
-                      </wps:txbx>
-                      <wps:bodyPr rot="0" vert="horz" wrap="square" lIns="91440" tIns="45720" rIns="91440" bIns="45720" anchor="t" anchorCtr="0">
-                        <a:noAutofit/>
-                      </wps:bodyPr>
-                    </wps:wsp>
-                  </a:graphicData>
-                </a:graphic>
-                <wp14:sizeRelH relativeFrom="margin">
-                  <wp14:pctWidth>0</wp14:pctWidth>
-                </wp14:sizeRelH>
-                <wp14:sizeRelV relativeFrom="margin">
-                  <wp14:pctHeight>0</wp14:pctHeight>
-                </wp14:sizeRelV>
-              </wp:anchor>
-            </w:drawing>
-          </mc:Choice>
-          <mc:Fallback>
-            <w:pict>
-              <v:shape w14:anchorId="077D2669" id="_x0000_s1040" type="#_x0000_t202" style="position:absolute;margin-left:265.1pt;margin-top:325.05pt;width:180.95pt;height:47.3pt;z-index:251705344;visibility:visible;mso-wrap-style:square;mso-width-percent:0;mso-height-percent:0;mso-wrap-distance-left:9pt;mso-wrap-distance-top:3.6pt;mso-wrap-distance-right:9pt;mso-wrap-distance-bottom:3.6pt;mso-position-horizontal:absolute;mso-position-horizontal-relative:text;mso-position-vertical:absolute;mso-position-vertical-relative:text;mso-width-percent:0;mso-height-percent:0;mso-width-relative:margin;mso-height-relative:margin;v-text-anchor:top" o:gfxdata="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" filled="f" stroked="f">
-                <v:textbox>
-                  <w:txbxContent>
-                    <w:p>
-                      <w:pPr>
-                        <w:jc w:val="right"/>
-                        <w:rPr>
-                          <w:rFonts w:ascii="Doran" w:hAnsi="Doran" w:cs="Aria Black"/>
-                          <w:b/>
-                          <w:bCs/>
-                          <w:sz w:val="20"/>
-                          <w:szCs w:val="20"/>
-                          <w:lang w:bidi="fa-IR"/>
-                        </w:rPr>
-                      </w:pPr>
-                      <w:proofErr w:type="spellStart"/>
-                      <w:r>
-                        <w:rPr>
-                          <w:rFonts w:ascii="Doran" w:hAnsi="Doran" w:cs="Aria Black"/>
-                          <w:b/>
-                          <w:bCs/>
-                          <w:sz w:val="20"/>
-                          <w:szCs w:val="20"/>
-                          <w:lang w:bidi="fa-IR"/>
-                        </w:rPr>
-                        <w:t>buyer_adress</w:t>
-                      </w:r>
-                      <w:proofErr w:type="spellEnd"/>
-                    </w:p>
-                  </w:txbxContent>
-                </v:textbox>
-                <w10:wrap type="square"/>
-              </v:shape>
-            </w:pict>
-          </mc:Fallback>
-        </mc:AlternateContent>
-      </w:r>
-      <w:r>
-        <w:rPr>
-          <w:rFonts w:asciiTheme="majorBidi" w:hAnsiTheme="majorBidi" w:cstheme="majorBidi"/>
-          <w:noProof/>
-          <w:sz w:val="32"/>
-          <w:szCs w:val="32"/>
-          <w:rtl/>
-          <w:lang w:val="fa-IR" w:bidi="fa-IR"/>
-        </w:rPr>
-        <mc:AlternateContent>
-          <mc:Choice Requires="wps">
-            <w:drawing>
-              <wp:anchor distT="0" distB="0" distL="114300" distR="114300" simplePos="0" relativeHeight="251667456" behindDoc="0" locked="0" layoutInCell="1" allowOverlap="1" wp14:anchorId="7EC59557" wp14:editId="0EE92CDF">
+              <wp:anchor distT="0" distB="0" distL="114300" distR="114300" simplePos="0" relativeHeight="251667456" behindDoc="0" locked="0" layoutInCell="1" allowOverlap="1" wp14:anchorId="7EC59557" wp14:editId="53459064">
                 <wp:simplePos x="0" y="0"/>
                 <wp:positionH relativeFrom="page">
                   <wp:posOffset>358140</wp:posOffset>
                 </wp:positionH>
                 <wp:positionV relativeFrom="paragraph">
-                  <wp:posOffset>536787</wp:posOffset>
+                  <wp:posOffset>537210</wp:posOffset>
                 </wp:positionV>
-                <wp:extent cx="3543300" cy="3248025"/>
-                <wp:effectExtent l="0" t="0" r="19050" b="28575"/>
+                <wp:extent cx="3543300" cy="3474720"/>
+                <wp:effectExtent l="0" t="0" r="19050" b="11430"/>
                 <wp:wrapTopAndBottom/>
                 <wp:docPr id="12" name="Rectangle: Rounded Corners 12"/>
                 <wp:cNvGraphicFramePr/>
@@ -2466,7 +1278,7 @@
                       <wps:spPr>
                         <a:xfrm>
                           <a:off x="0" y="0"/>
-                          <a:ext cx="3543300" cy="3248025"/>
+                          <a:ext cx="3543300" cy="3474720"/>
                         </a:xfrm>
                         <a:prstGeom prst="roundRect">
                           <a:avLst>
@@ -2530,7 +1342,7 @@
           </mc:Choice>
           <mc:Fallback>
             <w:pict>
-              <v:roundrect w14:anchorId="7EC59557" id="Rectangle: Rounded Corners 12" o:spid="_x0000_s1041" style="position:absolute;margin-left:28.2pt;margin-top:42.25pt;width:279pt;height:255.75pt;z-index:251667456;visibility:visible;mso-wrap-style:square;mso-width-percent:0;mso-height-percent:0;mso-wrap-distance-left:9pt;mso-wrap-distance-top:0;mso-wrap-distance-right:9pt;mso-wrap-distance-bottom:0;mso-position-horizontal:absolute;mso-position-horizontal-relative:page;mso-position-vertical:absolute;mso-position-vertical-relative:text;mso-width-percent:0;mso-height-percent:0;mso-width-relative:margin;mso-height-relative:margin;v-text-anchor:top" arcsize="1851f" o:gfxdata="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" fillcolor="white [3201]" strokecolor="black [3213]" strokeweight="1pt">
+              <v:roundrect w14:anchorId="7EC59557" id="Rectangle: Rounded Corners 12" o:spid="_x0000_s1029" style="position:absolute;margin-left:28.2pt;margin-top:42.3pt;width:279pt;height:273.6pt;z-index:251667456;visibility:visible;mso-wrap-style:square;mso-width-percent:0;mso-height-percent:0;mso-wrap-distance-left:9pt;mso-wrap-distance-top:0;mso-wrap-distance-right:9pt;mso-wrap-distance-bottom:0;mso-position-horizontal:absolute;mso-position-horizontal-relative:page;mso-position-vertical:absolute;mso-position-vertical-relative:text;mso-width-percent:0;mso-height-percent:0;mso-width-relative:margin;mso-height-relative:margin;v-text-anchor:top" arcsize="1851f" o:gfxdata="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" fillcolor="white [3201]" strokecolor="black [3213]" strokeweight="1pt">
                 <v:stroke joinstyle="miter"/>
                 <v:textbox>
                   <w:txbxContent>
@@ -2567,7 +1379,2440 @@
         <mc:AlternateContent>
           <mc:Choice Requires="wps">
             <w:drawing>
-              <wp:anchor distT="0" distB="0" distL="114300" distR="114300" simplePos="0" relativeHeight="251669504" behindDoc="0" locked="0" layoutInCell="1" allowOverlap="1" wp14:anchorId="18637ED7" wp14:editId="031D50FD">
+              <wp:anchor distT="0" distB="0" distL="114300" distR="114300" simplePos="0" relativeHeight="251674624" behindDoc="0" locked="0" layoutInCell="1" allowOverlap="1" wp14:anchorId="7D17441D" wp14:editId="25E977D5">
+                <wp:simplePos x="0" y="0"/>
+                <wp:positionH relativeFrom="page">
+                  <wp:posOffset>342900</wp:posOffset>
+                </wp:positionH>
+                <wp:positionV relativeFrom="paragraph">
+                  <wp:posOffset>4050030</wp:posOffset>
+                </wp:positionV>
+                <wp:extent cx="3528060" cy="680720"/>
+                <wp:effectExtent l="0" t="0" r="15240" b="24130"/>
+                <wp:wrapTopAndBottom/>
+                <wp:docPr id="3" name="Rectangle: Rounded Corners 3"/>
+                <wp:cNvGraphicFramePr/>
+                <a:graphic xmlns:a="http://schemas.openxmlformats.org/drawingml/2006/main">
+                  <a:graphicData uri="http://schemas.microsoft.com/office/word/2010/wordprocessingShape">
+                    <wps:wsp>
+                      <wps:cNvSpPr/>
+                      <wps:spPr>
+                        <a:xfrm>
+                          <a:off x="0" y="0"/>
+                          <a:ext cx="3528060" cy="680720"/>
+                        </a:xfrm>
+                        <a:prstGeom prst="roundRect">
+                          <a:avLst/>
+                        </a:prstGeom>
+                        <a:ln>
+                          <a:solidFill>
+                            <a:schemeClr val="tx1"/>
+                          </a:solidFill>
+                        </a:ln>
+                      </wps:spPr>
+                      <wps:style>
+                        <a:lnRef idx="2">
+                          <a:schemeClr val="accent6"/>
+                        </a:lnRef>
+                        <a:fillRef idx="1">
+                          <a:schemeClr val="lt1"/>
+                        </a:fillRef>
+                        <a:effectRef idx="0">
+                          <a:schemeClr val="accent6"/>
+                        </a:effectRef>
+                        <a:fontRef idx="minor">
+                          <a:schemeClr val="dk1"/>
+                        </a:fontRef>
+                      </wps:style>
+                      <wps:txbx>
+                        <w:txbxContent>
+                          <w:p>
+                            <w:pPr>
+                              <w:jc w:val="right"/>
+                              <w:rPr>
+                                <w:rFonts w:asciiTheme="majorBidi" w:hAnsiTheme="majorBidi" w:cstheme="majorBidi"/>
+                                <w:b/>
+                                <w:bCs/>
+                                <w:sz w:val="20"/>
+                                <w:szCs w:val="20"/>
+                                <w:rtl/>
+                                <w:lang w:bidi="fa-IR"/>
+                              </w:rPr>
+                            </w:pPr>
+                            <w:r>
+                              <w:rPr>
+                                <w:rFonts w:asciiTheme="majorBidi" w:hAnsiTheme="majorBidi" w:cstheme="majorBidi" w:hint="cs"/>
+                                <w:b/>
+                                <w:bCs/>
+                                <w:sz w:val="20"/>
+                                <w:szCs w:val="20"/>
+                                <w:rtl/>
+                                <w:lang w:bidi="fa-IR"/>
+                              </w:rPr>
+                              <w:t>توضیحات فنی :</w:t>
+                            </w:r>
+                          </w:p>
+                          <w:p>
+                            <w:pPr>
+                              <w:jc w:val="right"/>
+                              <w:rPr>
+                                <w:rFonts w:asciiTheme="majorBidi" w:hAnsiTheme="majorBidi" w:cstheme="majorBidi"/>
+                                <w:b/>
+                                <w:bCs/>
+                                <w:sz w:val="20"/>
+                                <w:szCs w:val="20"/>
+                                <w:rtl/>
+                                <w:lang w:bidi="fa-IR"/>
+                              </w:rPr>
+                            </w:pPr>
+                            <w:r>
+                              <w:rPr>
+                                <w:rFonts w:asciiTheme="majorBidi" w:hAnsiTheme="majorBidi" w:cstheme="majorBidi" w:hint="cs"/>
+                                <w:b/>
+                                <w:bCs/>
+                                <w:sz w:val="20"/>
+                                <w:szCs w:val="20"/>
+                                <w:rtl/>
+                                <w:lang w:bidi="fa-IR"/>
+                              </w:rPr>
+                              <w:t>..................................................................................................................................................................................................................................................................................................................</w:t>
+                            </w:r>
+                          </w:p>
+                          <w:p>
+                            <w:pPr>
+                              <w:jc w:val="right"/>
+                              <w:rPr>
+                                <w:rFonts w:asciiTheme="majorBidi" w:hAnsiTheme="majorBidi" w:cstheme="majorBidi"/>
+                                <w:b/>
+                                <w:bCs/>
+                                <w:sz w:val="20"/>
+                                <w:szCs w:val="20"/>
+                                <w:rtl/>
+                                <w:lang w:bidi="fa-IR"/>
+                              </w:rPr>
+                            </w:pPr>
+                          </w:p>
+                        </w:txbxContent>
+                      </wps:txbx>
+                      <wps:bodyPr rot="0" spcFirstLastPara="0" vertOverflow="overflow" horzOverflow="overflow" vert="horz" wrap="square" lIns="91440" tIns="45720" rIns="91440" bIns="45720" numCol="1" spcCol="0" rtlCol="0" fromWordArt="0" anchor="t" anchorCtr="0" forceAA="0" compatLnSpc="1">
+                        <a:prstTxWarp prst="textNoShape">
+                          <a:avLst/>
+                        </a:prstTxWarp>
+                        <a:noAutofit/>
+                      </wps:bodyPr>
+                    </wps:wsp>
+                  </a:graphicData>
+                </a:graphic>
+                <wp14:sizeRelH relativeFrom="margin">
+                  <wp14:pctWidth>0</wp14:pctWidth>
+                </wp14:sizeRelH>
+                <wp14:sizeRelV relativeFrom="margin">
+                  <wp14:pctHeight>0</wp14:pctHeight>
+                </wp14:sizeRelV>
+              </wp:anchor>
+            </w:drawing>
+          </mc:Choice>
+          <mc:Fallback>
+            <w:pict>
+              <v:roundrect w14:anchorId="7D17441D" id="Rectangle: Rounded Corners 3" o:spid="_x0000_s1030" style="position:absolute;margin-left:27pt;margin-top:318.9pt;width:277.8pt;height:53.6pt;z-index:251674624;visibility:visible;mso-wrap-style:square;mso-width-percent:0;mso-height-percent:0;mso-wrap-distance-left:9pt;mso-wrap-distance-top:0;mso-wrap-distance-right:9pt;mso-wrap-distance-bottom:0;mso-position-horizontal:absolute;mso-position-horizontal-relative:page;mso-position-vertical:absolute;mso-position-vertical-relative:text;mso-width-percent:0;mso-height-percent:0;mso-width-relative:margin;mso-height-relative:margin;v-text-anchor:top" arcsize="10923f" o:gfxdata="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" fillcolor="white [3201]" strokecolor="black [3213]" strokeweight="1pt">
+                <v:stroke joinstyle="miter"/>
+                <v:textbox>
+                  <w:txbxContent>
+                    <w:p>
+                      <w:pPr>
+                        <w:jc w:val="right"/>
+                        <w:rPr>
+                          <w:rFonts w:asciiTheme="majorBidi" w:hAnsiTheme="majorBidi" w:cstheme="majorBidi"/>
+                          <w:b/>
+                          <w:bCs/>
+                          <w:sz w:val="20"/>
+                          <w:szCs w:val="20"/>
+                          <w:rtl/>
+                          <w:lang w:bidi="fa-IR"/>
+                        </w:rPr>
+                      </w:pPr>
+                      <w:r>
+                        <w:rPr>
+                          <w:rFonts w:asciiTheme="majorBidi" w:hAnsiTheme="majorBidi" w:cstheme="majorBidi" w:hint="cs"/>
+                          <w:b/>
+                          <w:bCs/>
+                          <w:sz w:val="20"/>
+                          <w:szCs w:val="20"/>
+                          <w:rtl/>
+                          <w:lang w:bidi="fa-IR"/>
+                        </w:rPr>
+                        <w:t>توضیحات فنی :</w:t>
+                      </w:r>
+                    </w:p>
+                    <w:p>
+                      <w:pPr>
+                        <w:jc w:val="right"/>
+                        <w:rPr>
+                          <w:rFonts w:asciiTheme="majorBidi" w:hAnsiTheme="majorBidi" w:cstheme="majorBidi"/>
+                          <w:b/>
+                          <w:bCs/>
+                          <w:sz w:val="20"/>
+                          <w:szCs w:val="20"/>
+                          <w:rtl/>
+                          <w:lang w:bidi="fa-IR"/>
+                        </w:rPr>
+                      </w:pPr>
+                      <w:r>
+                        <w:rPr>
+                          <w:rFonts w:asciiTheme="majorBidi" w:hAnsiTheme="majorBidi" w:cstheme="majorBidi" w:hint="cs"/>
+                          <w:b/>
+                          <w:bCs/>
+                          <w:sz w:val="20"/>
+                          <w:szCs w:val="20"/>
+                          <w:rtl/>
+                          <w:lang w:bidi="fa-IR"/>
+                        </w:rPr>
+                        <w:t>..................................................................................................................................................................................................................................................................................................................</w:t>
+                      </w:r>
+                    </w:p>
+                    <w:p>
+                      <w:pPr>
+                        <w:jc w:val="right"/>
+                        <w:rPr>
+                          <w:rFonts w:asciiTheme="majorBidi" w:hAnsiTheme="majorBidi" w:cstheme="majorBidi"/>
+                          <w:b/>
+                          <w:bCs/>
+                          <w:sz w:val="20"/>
+                          <w:szCs w:val="20"/>
+                          <w:rtl/>
+                          <w:lang w:bidi="fa-IR"/>
+                        </w:rPr>
+                      </w:pPr>
+                    </w:p>
+                  </w:txbxContent>
+                </v:textbox>
+                <w10:wrap type="topAndBottom" anchorx="page"/>
+              </v:roundrect>
+            </w:pict>
+          </mc:Fallback>
+        </mc:AlternateContent>
+      </w:r>
+      <w:r>
+        <w:rPr>
+          <w:rFonts w:asciiTheme="majorBidi" w:hAnsiTheme="majorBidi" w:cstheme="majorBidi"/>
+          <w:noProof/>
+          <w:sz w:val="32"/>
+          <w:szCs w:val="32"/>
+          <w:lang w:bidi="fa-IR"/>
+        </w:rPr>
+        <mc:AlternateContent>
+          <mc:Choice Requires="wps">
+            <w:drawing>
+              <wp:anchor distT="45720" distB="45720" distL="114300" distR="114300" simplePos="0" relativeHeight="251686912" behindDoc="0" locked="0" layoutInCell="1" allowOverlap="1" wp14:anchorId="3EA65B61" wp14:editId="266260B2">
+                <wp:simplePos x="0" y="0"/>
+                <wp:positionH relativeFrom="column">
+                  <wp:posOffset>3299460</wp:posOffset>
+                </wp:positionH>
+                <wp:positionV relativeFrom="paragraph">
+                  <wp:posOffset>895350</wp:posOffset>
+                </wp:positionV>
+                <wp:extent cx="1993900" cy="389255"/>
+                <wp:effectExtent l="0" t="0" r="6350" b="0"/>
+                <wp:wrapSquare wrapText="bothSides"/>
+                <wp:docPr id="1111235689" name="Text Box 2"/>
+                <wp:cNvGraphicFramePr>
+                  <a:graphicFrameLocks xmlns:a="http://schemas.openxmlformats.org/drawingml/2006/main"/>
+                </wp:cNvGraphicFramePr>
+                <a:graphic xmlns:a="http://schemas.openxmlformats.org/drawingml/2006/main">
+                  <a:graphicData uri="http://schemas.microsoft.com/office/word/2010/wordprocessingShape">
+                    <wps:wsp>
+                      <wps:cNvSpPr txBox="1">
+                        <a:spLocks noChangeArrowheads="1"/>
+                      </wps:cNvSpPr>
+                      <wps:spPr bwMode="auto">
+                        <a:xfrm>
+                          <a:off x="0" y="0"/>
+                          <a:ext cx="1993900" cy="389255"/>
+                        </a:xfrm>
+                        <a:prstGeom prst="rect">
+                          <a:avLst/>
+                        </a:prstGeom>
+                        <a:solidFill>
+                          <a:schemeClr val="bg1"/>
+                        </a:solidFill>
+                        <a:ln w="9525">
+                          <a:noFill/>
+                          <a:miter lim="800000"/>
+                          <a:headEnd/>
+                          <a:tailEnd/>
+                        </a:ln>
+                      </wps:spPr>
+                      <wps:txbx>
+                        <w:txbxContent>
+                          <w:p>
+                            <w:pPr>
+                              <w:bidi/>
+                              <w:rPr>
+                                <w:rFonts w:ascii="Arial Black" w:hAnsi="Arial Black" w:cs="Aria Black"/>
+                                <w:bCs/>
+                                <w:sz w:val="20"/>
+                                <w:szCs w:val="20"/>
+                              </w:rPr>
+                            </w:pPr>
+                            <w:proofErr w:type="spellStart"/>
+                            <w:r>
+                              <w:rPr>
+                                <w:rFonts w:ascii="Arial Black" w:hAnsi="Arial Black" w:cs="Aria Black"/>
+                                <w:bCs/>
+                                <w:sz w:val="20"/>
+                                <w:szCs w:val="20"/>
+                              </w:rPr>
+                              <w:t>seller_shcode</w:t>
+                            </w:r>
+                            <w:proofErr w:type="spellEnd"/>
+                          </w:p>
+                        </w:txbxContent>
+                      </wps:txbx>
+                      <wps:bodyPr rot="0" vert="horz" wrap="square" lIns="91440" tIns="45720" rIns="91440" bIns="45720" anchor="t" anchorCtr="0">
+                        <a:noAutofit/>
+                      </wps:bodyPr>
+                    </wps:wsp>
+                  </a:graphicData>
+                </a:graphic>
+                <wp14:sizeRelH relativeFrom="margin">
+                  <wp14:pctWidth>0</wp14:pctWidth>
+                </wp14:sizeRelH>
+                <wp14:sizeRelV relativeFrom="margin">
+                  <wp14:pctHeight>0</wp14:pctHeight>
+                </wp14:sizeRelV>
+              </wp:anchor>
+            </w:drawing>
+          </mc:Choice>
+          <mc:Fallback>
+            <w:pict>
+              <v:shape w14:anchorId="3EA65B61" id="_x0000_s1036" type="#_x0000_t202" style="position:absolute;margin-left:259.8pt;margin-top:70.5pt;width:157pt;height:30.65pt;z-index:251686912;visibility:visible;mso-wrap-style:square;mso-width-percent:0;mso-height-percent:0;mso-wrap-distance-left:9pt;mso-wrap-distance-top:3.6pt;mso-wrap-distance-right:9pt;mso-wrap-distance-bottom:3.6pt;mso-position-horizontal:absolute;mso-position-horizontal-relative:text;mso-position-vertical:absolute;mso-position-vertical-relative:text;mso-width-percent:0;mso-height-percent:0;mso-width-relative:margin;mso-height-relative:margin;v-text-anchor:top" o:gfxdata="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" fillcolor="white [3212]" stroked="f">
+                <v:textbox>
+                  <w:txbxContent>
+                    <w:p>
+                      <w:pPr>
+                        <w:bidi/>
+                        <w:rPr>
+                          <w:rFonts w:ascii="Arial Black" w:hAnsi="Arial Black" w:cs="Aria Black"/>
+                          <w:bCs/>
+                          <w:sz w:val="20"/>
+                          <w:szCs w:val="20"/>
+                        </w:rPr>
+                      </w:pPr>
+                      <w:proofErr w:type="spellStart"/>
+                      <w:r>
+                        <w:rPr>
+                          <w:rFonts w:ascii="Arial Black" w:hAnsi="Arial Black" w:cs="Aria Black"/>
+                          <w:bCs/>
+                          <w:sz w:val="20"/>
+                          <w:szCs w:val="20"/>
+                        </w:rPr>
+                        <w:t>seller_shcode</w:t>
+                      </w:r>
+                      <w:proofErr w:type="spellEnd"/>
+                    </w:p>
+                  </w:txbxContent>
+                </v:textbox>
+                <w10:wrap type="square"/>
+              </v:shape>
+            </w:pict>
+          </mc:Fallback>
+        </mc:AlternateContent>
+      </w:r>
+      <w:r>
+        <w:rPr>
+          <w:rFonts w:asciiTheme="majorBidi" w:hAnsiTheme="majorBidi" w:cstheme="majorBidi"/>
+          <w:noProof/>
+          <w:sz w:val="32"/>
+          <w:szCs w:val="32"/>
+          <w:lang w:bidi="fa-IR"/>
+        </w:rPr>
+        <mc:AlternateContent>
+          <mc:Choice Requires="wps">
+            <w:drawing>
+              <wp:anchor distT="45720" distB="45720" distL="114300" distR="114300" simplePos="0" relativeHeight="251704320" behindDoc="0" locked="0" layoutInCell="1" allowOverlap="1" wp14:anchorId="3609F148" wp14:editId="123B5358">
+                <wp:simplePos x="0" y="0"/>
+                <wp:positionH relativeFrom="column">
+                  <wp:posOffset>3228975</wp:posOffset>
+                </wp:positionH>
+                <wp:positionV relativeFrom="paragraph">
+                  <wp:posOffset>3832225</wp:posOffset>
+                </wp:positionV>
+                <wp:extent cx="2203450" cy="377825"/>
+                <wp:effectExtent l="0" t="0" r="6350" b="3175"/>
+                <wp:wrapSquare wrapText="bothSides"/>
+                <wp:docPr id="483024575" name="Text Box 2"/>
+                <wp:cNvGraphicFramePr>
+                  <a:graphicFrameLocks xmlns:a="http://schemas.openxmlformats.org/drawingml/2006/main"/>
+                </wp:cNvGraphicFramePr>
+                <a:graphic xmlns:a="http://schemas.openxmlformats.org/drawingml/2006/main">
+                  <a:graphicData uri="http://schemas.microsoft.com/office/word/2010/wordprocessingShape">
+                    <wps:wsp>
+                      <wps:cNvSpPr txBox="1">
+                        <a:spLocks noChangeArrowheads="1"/>
+                      </wps:cNvSpPr>
+                      <wps:spPr bwMode="auto">
+                        <a:xfrm>
+                          <a:off x="0" y="0"/>
+                          <a:ext cx="2203450" cy="377825"/>
+                        </a:xfrm>
+                        <a:prstGeom prst="rect">
+                          <a:avLst/>
+                        </a:prstGeom>
+                        <a:solidFill>
+                          <a:schemeClr val="bg1"/>
+                        </a:solidFill>
+                        <a:ln w="9525">
+                          <a:noFill/>
+                          <a:miter lim="800000"/>
+                          <a:headEnd/>
+                          <a:tailEnd/>
+                        </a:ln>
+                      </wps:spPr>
+                      <wps:txbx>
+                        <w:txbxContent>
+                          <w:p>
+                            <w:pPr>
+                              <w:bidi/>
+                              <w:jc w:val="center"/>
+                              <w:rPr>
+                                <w:rFonts w:ascii="Arial Black" w:hAnsi="Arial Black" w:cs="Aria Black"/>
+                                <w:b/>
+                                <w:bCs/>
+                                <w:sz w:val="20"/>
+                                <w:szCs w:val="20"/>
+                                <w:lang w:bidi="fa-IR"/>
+                              </w:rPr>
+                            </w:pPr>
+                            <w:proofErr w:type="spellStart"/>
+                            <w:r>
+                              <w:rPr>
+                                <w:rFonts w:ascii="Arial Black" w:hAnsi="Arial Black" w:cs="Aria Black"/>
+                                <w:b/>
+                                <w:bCs/>
+                                <w:sz w:val="20"/>
+                                <w:szCs w:val="20"/>
+                                <w:lang w:bidi="fa-IR"/>
+                              </w:rPr>
+                              <w:t>buyer_phone</w:t>
+                            </w:r>
+                            <w:proofErr w:type="spellEnd"/>
+                          </w:p>
+                        </w:txbxContent>
+                      </wps:txbx>
+                      <wps:bodyPr rot="0" vert="horz" wrap="square" lIns="91440" tIns="45720" rIns="91440" bIns="45720" anchor="t" anchorCtr="0">
+                        <a:noAutofit/>
+                      </wps:bodyPr>
+                    </wps:wsp>
+                  </a:graphicData>
+                </a:graphic>
+                <wp14:sizeRelH relativeFrom="margin">
+                  <wp14:pctWidth>0</wp14:pctWidth>
+                </wp14:sizeRelH>
+                <wp14:sizeRelV relativeFrom="margin">
+                  <wp14:pctHeight>0</wp14:pctHeight>
+                </wp14:sizeRelV>
+              </wp:anchor>
+            </w:drawing>
+          </mc:Choice>
+          <mc:Fallback>
+            <w:pict>
+              <v:shape w14:anchorId="3609F148" id="_x0000_s1037" type="#_x0000_t202" style="position:absolute;margin-left:254.25pt;margin-top:301.75pt;width:173.5pt;height:29.75pt;z-index:251704320;visibility:visible;mso-wrap-style:square;mso-width-percent:0;mso-height-percent:0;mso-wrap-distance-left:9pt;mso-wrap-distance-top:3.6pt;mso-wrap-distance-right:9pt;mso-wrap-distance-bottom:3.6pt;mso-position-horizontal:absolute;mso-position-horizontal-relative:text;mso-position-vertical:absolute;mso-position-vertical-relative:text;mso-width-percent:0;mso-height-percent:0;mso-width-relative:margin;mso-height-relative:margin;v-text-anchor:top" o:gfxdata="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" fillcolor="white [3212]" stroked="f">
+                <v:textbox>
+                  <w:txbxContent>
+                    <w:p>
+                      <w:pPr>
+                        <w:bidi/>
+                        <w:jc w:val="center"/>
+                        <w:rPr>
+                          <w:rFonts w:ascii="Arial Black" w:hAnsi="Arial Black" w:cs="Aria Black"/>
+                          <w:b/>
+                          <w:bCs/>
+                          <w:sz w:val="20"/>
+                          <w:szCs w:val="20"/>
+                          <w:lang w:bidi="fa-IR"/>
+                        </w:rPr>
+                      </w:pPr>
+                      <w:proofErr w:type="spellStart"/>
+                      <w:r>
+                        <w:rPr>
+                          <w:rFonts w:ascii="Arial Black" w:hAnsi="Arial Black" w:cs="Aria Black"/>
+                          <w:b/>
+                          <w:bCs/>
+                          <w:sz w:val="20"/>
+                          <w:szCs w:val="20"/>
+                          <w:lang w:bidi="fa-IR"/>
+                        </w:rPr>
+                        <w:t>buyer_phone</w:t>
+                      </w:r>
+                      <w:proofErr w:type="spellEnd"/>
+                    </w:p>
+                  </w:txbxContent>
+                </v:textbox>
+                <w10:wrap type="square"/>
+              </v:shape>
+            </w:pict>
+          </mc:Fallback>
+        </mc:AlternateContent>
+      </w:r>
+      <w:r>
+        <w:rPr>
+          <w:rFonts w:asciiTheme="majorBidi" w:hAnsiTheme="majorBidi" w:cstheme="majorBidi"/>
+          <w:noProof/>
+          <w:sz w:val="32"/>
+          <w:szCs w:val="32"/>
+          <w:lang w:bidi="fa-IR"/>
+        </w:rPr>
+        <mc:AlternateContent>
+          <mc:Choice Requires="wps">
+            <w:drawing>
+              <wp:anchor distT="45720" distB="45720" distL="114300" distR="114300" simplePos="0" relativeHeight="251703296" behindDoc="0" locked="0" layoutInCell="1" allowOverlap="1" wp14:anchorId="1E3FC067" wp14:editId="0C6B1BEA">
+                <wp:simplePos x="0" y="0"/>
+                <wp:positionH relativeFrom="column">
+                  <wp:posOffset>3326765</wp:posOffset>
+                </wp:positionH>
+                <wp:positionV relativeFrom="paragraph">
+                  <wp:posOffset>3562350</wp:posOffset>
+                </wp:positionV>
+                <wp:extent cx="2409825" cy="304800"/>
+                <wp:effectExtent l="0" t="0" r="9525" b="0"/>
+                <wp:wrapSquare wrapText="bothSides"/>
+                <wp:docPr id="1136535510" name="Text Box 2"/>
+                <wp:cNvGraphicFramePr>
+                  <a:graphicFrameLocks xmlns:a="http://schemas.openxmlformats.org/drawingml/2006/main"/>
+                </wp:cNvGraphicFramePr>
+                <a:graphic xmlns:a="http://schemas.openxmlformats.org/drawingml/2006/main">
+                  <a:graphicData uri="http://schemas.microsoft.com/office/word/2010/wordprocessingShape">
+                    <wps:wsp>
+                      <wps:cNvSpPr txBox="1">
+                        <a:spLocks noChangeArrowheads="1"/>
+                      </wps:cNvSpPr>
+                      <wps:spPr bwMode="auto">
+                        <a:xfrm>
+                          <a:off x="0" y="0"/>
+                          <a:ext cx="2409825" cy="304800"/>
+                        </a:xfrm>
+                        <a:prstGeom prst="rect">
+                          <a:avLst/>
+                        </a:prstGeom>
+                        <a:solidFill>
+                          <a:schemeClr val="bg1"/>
+                        </a:solidFill>
+                        <a:ln w="9525">
+                          <a:noFill/>
+                          <a:miter lim="800000"/>
+                          <a:headEnd/>
+                          <a:tailEnd/>
+                        </a:ln>
+                      </wps:spPr>
+                      <wps:txbx>
+                        <w:txbxContent>
+                          <w:p>
+                            <w:pPr>
+                              <w:bidi/>
+                              <w:rPr>
+                                <w:rFonts w:ascii="Arial Black" w:hAnsi="Arial Black" w:cs="Aria Black"/>
+                                <w:b/>
+                                <w:bCs/>
+                                <w:sz w:val="20"/>
+                                <w:szCs w:val="20"/>
+                              </w:rPr>
+                            </w:pPr>
+                            <w:proofErr w:type="spellStart"/>
+                            <w:r>
+                              <w:rPr>
+                                <w:rFonts w:ascii="Arial Black" w:hAnsi="Arial Black" w:cs="Aria Black"/>
+                                <w:b/>
+                                <w:bCs/>
+                                <w:sz w:val="20"/>
+                                <w:szCs w:val="20"/>
+                              </w:rPr>
+                              <w:t>buyer_from</w:t>
+                            </w:r>
+                            <w:proofErr w:type="spellEnd"/>
+                          </w:p>
+                        </w:txbxContent>
+                      </wps:txbx>
+                      <wps:bodyPr rot="0" vert="horz" wrap="square" lIns="91440" tIns="45720" rIns="91440" bIns="45720" anchor="t" anchorCtr="0">
+                        <a:noAutofit/>
+                      </wps:bodyPr>
+                    </wps:wsp>
+                  </a:graphicData>
+                </a:graphic>
+                <wp14:sizeRelH relativeFrom="margin">
+                  <wp14:pctWidth>0</wp14:pctWidth>
+                </wp14:sizeRelH>
+                <wp14:sizeRelV relativeFrom="margin">
+                  <wp14:pctHeight>0</wp14:pctHeight>
+                </wp14:sizeRelV>
+              </wp:anchor>
+            </w:drawing>
+          </mc:Choice>
+          <mc:Fallback>
+            <w:pict>
+              <v:shape w14:anchorId="1E3FC067" id="_x0000_s1038" type="#_x0000_t202" style="position:absolute;margin-left:261.95pt;margin-top:280.5pt;width:189.75pt;height:24pt;z-index:251703296;visibility:visible;mso-wrap-style:square;mso-width-percent:0;mso-height-percent:0;mso-wrap-distance-left:9pt;mso-wrap-distance-top:3.6pt;mso-wrap-distance-right:9pt;mso-wrap-distance-bottom:3.6pt;mso-position-horizontal:absolute;mso-position-horizontal-relative:text;mso-position-vertical:absolute;mso-position-vertical-relative:text;mso-width-percent:0;mso-height-percent:0;mso-width-relative:margin;mso-height-relative:margin;v-text-anchor:top" o:gfxdata="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" fillcolor="white [3212]" stroked="f">
+                <v:textbox>
+                  <w:txbxContent>
+                    <w:p>
+                      <w:pPr>
+                        <w:bidi/>
+                        <w:rPr>
+                          <w:rFonts w:ascii="Arial Black" w:hAnsi="Arial Black" w:cs="Aria Black"/>
+                          <w:b/>
+                          <w:bCs/>
+                          <w:sz w:val="20"/>
+                          <w:szCs w:val="20"/>
+                        </w:rPr>
+                      </w:pPr>
+                      <w:proofErr w:type="spellStart"/>
+                      <w:r>
+                        <w:rPr>
+                          <w:rFonts w:ascii="Arial Black" w:hAnsi="Arial Black" w:cs="Aria Black"/>
+                          <w:b/>
+                          <w:bCs/>
+                          <w:sz w:val="20"/>
+                          <w:szCs w:val="20"/>
+                        </w:rPr>
+                        <w:t>buyer_from</w:t>
+                      </w:r>
+                      <w:proofErr w:type="spellEnd"/>
+                    </w:p>
+                  </w:txbxContent>
+                </v:textbox>
+                <w10:wrap type="square"/>
+              </v:shape>
+            </w:pict>
+          </mc:Fallback>
+        </mc:AlternateContent>
+      </w:r>
+      <w:r>
+        <w:rPr>
+          <w:rFonts w:asciiTheme="majorBidi" w:hAnsiTheme="majorBidi" w:cstheme="majorBidi"/>
+          <w:noProof/>
+          <w:sz w:val="32"/>
+          <w:szCs w:val="32"/>
+          <w:lang w:bidi="fa-IR"/>
+        </w:rPr>
+        <mc:AlternateContent>
+          <mc:Choice Requires="wps">
+            <w:drawing>
+              <wp:anchor distT="45720" distB="45720" distL="114300" distR="114300" simplePos="0" relativeHeight="251701248" behindDoc="0" locked="0" layoutInCell="1" allowOverlap="1" wp14:anchorId="5F2BC809" wp14:editId="4A576984">
+                <wp:simplePos x="0" y="0"/>
+                <wp:positionH relativeFrom="column">
+                  <wp:posOffset>3327400</wp:posOffset>
+                </wp:positionH>
+                <wp:positionV relativeFrom="paragraph">
+                  <wp:posOffset>3276600</wp:posOffset>
+                </wp:positionV>
+                <wp:extent cx="1962150" cy="295910"/>
+                <wp:effectExtent l="0" t="0" r="0" b="8890"/>
+                <wp:wrapSquare wrapText="bothSides"/>
+                <wp:docPr id="1396220648" name="Text Box 2"/>
+                <wp:cNvGraphicFramePr>
+                  <a:graphicFrameLocks xmlns:a="http://schemas.openxmlformats.org/drawingml/2006/main"/>
+                </wp:cNvGraphicFramePr>
+                <a:graphic xmlns:a="http://schemas.openxmlformats.org/drawingml/2006/main">
+                  <a:graphicData uri="http://schemas.microsoft.com/office/word/2010/wordprocessingShape">
+                    <wps:wsp>
+                      <wps:cNvSpPr txBox="1">
+                        <a:spLocks noChangeArrowheads="1"/>
+                      </wps:cNvSpPr>
+                      <wps:spPr bwMode="auto">
+                        <a:xfrm>
+                          <a:off x="0" y="0"/>
+                          <a:ext cx="1962150" cy="295910"/>
+                        </a:xfrm>
+                        <a:prstGeom prst="rect">
+                          <a:avLst/>
+                        </a:prstGeom>
+                        <a:solidFill>
+                          <a:schemeClr val="bg1"/>
+                        </a:solidFill>
+                        <a:ln w="9525">
+                          <a:noFill/>
+                          <a:miter lim="800000"/>
+                          <a:headEnd/>
+                          <a:tailEnd/>
+                        </a:ln>
+                      </wps:spPr>
+                      <wps:txbx>
+                        <w:txbxContent>
+                          <w:p>
+                            <w:pPr>
+                              <w:bidi/>
+                              <w:rPr>
+                                <w:rFonts w:ascii="Arial Black" w:hAnsi="Arial Black" w:cs="Aria Black"/>
+                                <w:b/>
+                                <w:bCs/>
+                                <w:sz w:val="20"/>
+                                <w:szCs w:val="20"/>
+                              </w:rPr>
+                            </w:pPr>
+                            <w:proofErr w:type="spellStart"/>
+                            <w:r>
+                              <w:rPr>
+                                <w:rFonts w:ascii="Arial Black" w:hAnsi="Arial Black" w:cs="Aria Black"/>
+                                <w:b/>
+                                <w:bCs/>
+                                <w:sz w:val="20"/>
+                                <w:szCs w:val="20"/>
+                              </w:rPr>
+                              <w:t>buyer_shcode</w:t>
+                            </w:r>
+                            <w:proofErr w:type="spellEnd"/>
+                          </w:p>
+                        </w:txbxContent>
+                      </wps:txbx>
+                      <wps:bodyPr rot="0" vert="horz" wrap="square" lIns="91440" tIns="45720" rIns="91440" bIns="45720" anchor="t" anchorCtr="0">
+                        <a:noAutofit/>
+                      </wps:bodyPr>
+                    </wps:wsp>
+                  </a:graphicData>
+                </a:graphic>
+                <wp14:sizeRelH relativeFrom="margin">
+                  <wp14:pctWidth>0</wp14:pctWidth>
+                </wp14:sizeRelH>
+                <wp14:sizeRelV relativeFrom="margin">
+                  <wp14:pctHeight>0</wp14:pctHeight>
+                </wp14:sizeRelV>
+              </wp:anchor>
+            </w:drawing>
+          </mc:Choice>
+          <mc:Fallback>
+            <w:pict>
+              <v:shape w14:anchorId="5F2BC809" id="_x0000_s1039" type="#_x0000_t202" style="position:absolute;margin-left:262pt;margin-top:258pt;width:154.5pt;height:23.3pt;z-index:251701248;visibility:visible;mso-wrap-style:square;mso-width-percent:0;mso-height-percent:0;mso-wrap-distance-left:9pt;mso-wrap-distance-top:3.6pt;mso-wrap-distance-right:9pt;mso-wrap-distance-bottom:3.6pt;mso-position-horizontal:absolute;mso-position-horizontal-relative:text;mso-position-vertical:absolute;mso-position-vertical-relative:text;mso-width-percent:0;mso-height-percent:0;mso-width-relative:margin;mso-height-relative:margin;v-text-anchor:top" o:gfxdata="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" fillcolor="white [3212]" stroked="f">
+                <v:textbox>
+                  <w:txbxContent>
+                    <w:p>
+                      <w:pPr>
+                        <w:bidi/>
+                        <w:rPr>
+                          <w:rFonts w:ascii="Arial Black" w:hAnsi="Arial Black" w:cs="Aria Black"/>
+                          <w:b/>
+                          <w:bCs/>
+                          <w:sz w:val="20"/>
+                          <w:szCs w:val="20"/>
+                        </w:rPr>
+                      </w:pPr>
+                      <w:proofErr w:type="spellStart"/>
+                      <w:r>
+                        <w:rPr>
+                          <w:rFonts w:ascii="Arial Black" w:hAnsi="Arial Black" w:cs="Aria Black"/>
+                          <w:b/>
+                          <w:bCs/>
+                          <w:sz w:val="20"/>
+                          <w:szCs w:val="20"/>
+                        </w:rPr>
+                        <w:t>buyer_shcode</w:t>
+                      </w:r>
+                      <w:proofErr w:type="spellEnd"/>
+                    </w:p>
+                  </w:txbxContent>
+                </v:textbox>
+                <w10:wrap type="square"/>
+              </v:shape>
+            </w:pict>
+          </mc:Fallback>
+        </mc:AlternateContent>
+      </w:r>
+      <w:r>
+        <w:rPr>
+          <w:rFonts w:asciiTheme="majorBidi" w:hAnsiTheme="majorBidi" w:cstheme="majorBidi"/>
+          <w:noProof/>
+          <w:sz w:val="32"/>
+          <w:szCs w:val="32"/>
+          <w:lang w:bidi="fa-IR"/>
+        </w:rPr>
+        <mc:AlternateContent>
+          <mc:Choice Requires="wps">
+            <w:drawing>
+              <wp:anchor distT="45720" distB="45720" distL="114300" distR="114300" simplePos="0" relativeHeight="251700224" behindDoc="0" locked="0" layoutInCell="1" allowOverlap="1" wp14:anchorId="465EF1EF" wp14:editId="766F4B90">
+                <wp:simplePos x="0" y="0"/>
+                <wp:positionH relativeFrom="column">
+                  <wp:posOffset>3298825</wp:posOffset>
+                </wp:positionH>
+                <wp:positionV relativeFrom="paragraph">
+                  <wp:posOffset>3006725</wp:posOffset>
+                </wp:positionV>
+                <wp:extent cx="2466975" cy="330200"/>
+                <wp:effectExtent l="0" t="0" r="9525" b="0"/>
+                <wp:wrapSquare wrapText="bothSides"/>
+                <wp:docPr id="806867430" name="Text Box 2"/>
+                <wp:cNvGraphicFramePr>
+                  <a:graphicFrameLocks xmlns:a="http://schemas.openxmlformats.org/drawingml/2006/main"/>
+                </wp:cNvGraphicFramePr>
+                <a:graphic xmlns:a="http://schemas.openxmlformats.org/drawingml/2006/main">
+                  <a:graphicData uri="http://schemas.microsoft.com/office/word/2010/wordprocessingShape">
+                    <wps:wsp>
+                      <wps:cNvSpPr txBox="1">
+                        <a:spLocks noChangeArrowheads="1"/>
+                      </wps:cNvSpPr>
+                      <wps:spPr bwMode="auto">
+                        <a:xfrm>
+                          <a:off x="0" y="0"/>
+                          <a:ext cx="2466975" cy="330200"/>
+                        </a:xfrm>
+                        <a:prstGeom prst="rect">
+                          <a:avLst/>
+                        </a:prstGeom>
+                        <a:solidFill>
+                          <a:schemeClr val="bg1"/>
+                        </a:solidFill>
+                        <a:ln w="9525">
+                          <a:noFill/>
+                          <a:miter lim="800000"/>
+                          <a:headEnd/>
+                          <a:tailEnd/>
+                        </a:ln>
+                      </wps:spPr>
+                      <wps:txbx>
+                        <w:txbxContent>
+                          <w:p>
+                            <w:pPr>
+                              <w:bidi/>
+                              <w:rPr>
+                                <w:rFonts w:ascii="Arial Black" w:hAnsi="Arial Black" w:cs="Aria Black"/>
+                                <w:b/>
+                                <w:bCs/>
+                                <w:sz w:val="20"/>
+                                <w:szCs w:val="20"/>
+                              </w:rPr>
+                            </w:pPr>
+                            <w:proofErr w:type="spellStart"/>
+                            <w:r>
+                              <w:rPr>
+                                <w:rFonts w:ascii="Arial Black" w:hAnsi="Arial Black" w:cs="Aria Black"/>
+                                <w:b/>
+                                <w:bCs/>
+                                <w:sz w:val="20"/>
+                                <w:szCs w:val="20"/>
+                              </w:rPr>
+                              <w:t>buyer_ncode</w:t>
+                            </w:r>
+                            <w:proofErr w:type="spellEnd"/>
+                          </w:p>
+                        </w:txbxContent>
+                      </wps:txbx>
+                      <wps:bodyPr rot="0" vert="horz" wrap="square" lIns="91440" tIns="45720" rIns="91440" bIns="45720" anchor="t" anchorCtr="0">
+                        <a:noAutofit/>
+                      </wps:bodyPr>
+                    </wps:wsp>
+                  </a:graphicData>
+                </a:graphic>
+                <wp14:sizeRelH relativeFrom="margin">
+                  <wp14:pctWidth>0</wp14:pctWidth>
+                </wp14:sizeRelH>
+                <wp14:sizeRelV relativeFrom="margin">
+                  <wp14:pctHeight>0</wp14:pctHeight>
+                </wp14:sizeRelV>
+              </wp:anchor>
+            </w:drawing>
+          </mc:Choice>
+          <mc:Fallback>
+            <w:pict>
+              <v:shape w14:anchorId="465EF1EF" id="_x0000_s1040" type="#_x0000_t202" style="position:absolute;margin-left:259.75pt;margin-top:236.75pt;width:194.25pt;height:26pt;z-index:251700224;visibility:visible;mso-wrap-style:square;mso-width-percent:0;mso-height-percent:0;mso-wrap-distance-left:9pt;mso-wrap-distance-top:3.6pt;mso-wrap-distance-right:9pt;mso-wrap-distance-bottom:3.6pt;mso-position-horizontal:absolute;mso-position-horizontal-relative:text;mso-position-vertical:absolute;mso-position-vertical-relative:text;mso-width-percent:0;mso-height-percent:0;mso-width-relative:margin;mso-height-relative:margin;v-text-anchor:top" o:gfxdata="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" fillcolor="white [3212]" stroked="f">
+                <v:textbox>
+                  <w:txbxContent>
+                    <w:p>
+                      <w:pPr>
+                        <w:bidi/>
+                        <w:rPr>
+                          <w:rFonts w:ascii="Arial Black" w:hAnsi="Arial Black" w:cs="Aria Black"/>
+                          <w:b/>
+                          <w:bCs/>
+                          <w:sz w:val="20"/>
+                          <w:szCs w:val="20"/>
+                        </w:rPr>
+                      </w:pPr>
+                      <w:proofErr w:type="spellStart"/>
+                      <w:r>
+                        <w:rPr>
+                          <w:rFonts w:ascii="Arial Black" w:hAnsi="Arial Black" w:cs="Aria Black"/>
+                          <w:b/>
+                          <w:bCs/>
+                          <w:sz w:val="20"/>
+                          <w:szCs w:val="20"/>
+                        </w:rPr>
+                        <w:t>buyer_ncode</w:t>
+                      </w:r>
+                      <w:proofErr w:type="spellEnd"/>
+                    </w:p>
+                  </w:txbxContent>
+                </v:textbox>
+                <w10:wrap type="square"/>
+              </v:shape>
+            </w:pict>
+          </mc:Fallback>
+        </mc:AlternateContent>
+      </w:r>
+      <w:r>
+        <w:rPr>
+          <w:rFonts w:asciiTheme="majorBidi" w:hAnsiTheme="majorBidi" w:cstheme="majorBidi"/>
+          <w:noProof/>
+          <w:sz w:val="32"/>
+          <w:szCs w:val="32"/>
+          <w:lang w:bidi="fa-IR"/>
+        </w:rPr>
+        <mc:AlternateContent>
+          <mc:Choice Requires="wps">
+            <w:drawing>
+              <wp:anchor distT="45720" distB="45720" distL="114300" distR="114300" simplePos="0" relativeHeight="251698176" behindDoc="0" locked="0" layoutInCell="1" allowOverlap="1" wp14:anchorId="4E37F316" wp14:editId="4B80ED8D">
+                <wp:simplePos x="0" y="0"/>
+                <wp:positionH relativeFrom="column">
+                  <wp:posOffset>4803775</wp:posOffset>
+                </wp:positionH>
+                <wp:positionV relativeFrom="paragraph">
+                  <wp:posOffset>2727325</wp:posOffset>
+                </wp:positionV>
+                <wp:extent cx="984250" cy="295910"/>
+                <wp:effectExtent l="0" t="0" r="6350" b="8890"/>
+                <wp:wrapSquare wrapText="bothSides"/>
+                <wp:docPr id="686126355" name="Text Box 2"/>
+                <wp:cNvGraphicFramePr>
+                  <a:graphicFrameLocks xmlns:a="http://schemas.openxmlformats.org/drawingml/2006/main"/>
+                </wp:cNvGraphicFramePr>
+                <a:graphic xmlns:a="http://schemas.openxmlformats.org/drawingml/2006/main">
+                  <a:graphicData uri="http://schemas.microsoft.com/office/word/2010/wordprocessingShape">
+                    <wps:wsp>
+                      <wps:cNvSpPr txBox="1">
+                        <a:spLocks noChangeArrowheads="1"/>
+                      </wps:cNvSpPr>
+                      <wps:spPr bwMode="auto">
+                        <a:xfrm>
+                          <a:off x="0" y="0"/>
+                          <a:ext cx="984250" cy="295910"/>
+                        </a:xfrm>
+                        <a:prstGeom prst="rect">
+                          <a:avLst/>
+                        </a:prstGeom>
+                        <a:solidFill>
+                          <a:schemeClr val="bg1"/>
+                        </a:solidFill>
+                        <a:ln w="9525">
+                          <a:noFill/>
+                          <a:miter lim="800000"/>
+                          <a:headEnd/>
+                          <a:tailEnd/>
+                        </a:ln>
+                      </wps:spPr>
+                      <wps:txbx>
+                        <w:txbxContent>
+                          <w:p>
+                            <w:pPr>
+                              <w:bidi/>
+                              <w:rPr>
+                                <w:rFonts w:ascii="Arial Black" w:hAnsi="Arial Black" w:cs="Aria Black"/>
+                                <w:b/>
+                                <w:bCs/>
+                                <w:sz w:val="16"/>
+                                <w:szCs w:val="16"/>
+                              </w:rPr>
+                            </w:pPr>
+                            <w:proofErr w:type="spellStart"/>
+                            <w:r>
+                              <w:rPr>
+                                <w:rFonts w:ascii="Arial Black" w:hAnsi="Arial Black" w:cs="Aria Black"/>
+                                <w:b/>
+                                <w:bCs/>
+                                <w:sz w:val="16"/>
+                                <w:szCs w:val="16"/>
+                              </w:rPr>
+                              <w:t>buyer_father</w:t>
+                            </w:r>
+                            <w:proofErr w:type="spellEnd"/>
+                          </w:p>
+                        </w:txbxContent>
+                      </wps:txbx>
+                      <wps:bodyPr rot="0" vert="horz" wrap="square" lIns="91440" tIns="45720" rIns="91440" bIns="45720" anchor="t" anchorCtr="0">
+                        <a:noAutofit/>
+                      </wps:bodyPr>
+                    </wps:wsp>
+                  </a:graphicData>
+                </a:graphic>
+                <wp14:sizeRelH relativeFrom="margin">
+                  <wp14:pctWidth>0</wp14:pctWidth>
+                </wp14:sizeRelH>
+                <wp14:sizeRelV relativeFrom="margin">
+                  <wp14:pctHeight>0</wp14:pctHeight>
+                </wp14:sizeRelV>
+              </wp:anchor>
+            </w:drawing>
+          </mc:Choice>
+          <mc:Fallback>
+            <w:pict>
+              <v:shape w14:anchorId="4E37F316" id="_x0000_s1041" type="#_x0000_t202" style="position:absolute;margin-left:378.25pt;margin-top:214.75pt;width:77.5pt;height:23.3pt;z-index:251698176;visibility:visible;mso-wrap-style:square;mso-width-percent:0;mso-height-percent:0;mso-wrap-distance-left:9pt;mso-wrap-distance-top:3.6pt;mso-wrap-distance-right:9pt;mso-wrap-distance-bottom:3.6pt;mso-position-horizontal:absolute;mso-position-horizontal-relative:text;mso-position-vertical:absolute;mso-position-vertical-relative:text;mso-width-percent:0;mso-height-percent:0;mso-width-relative:margin;mso-height-relative:margin;v-text-anchor:top" o:gfxdata="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" fillcolor="white [3212]" stroked="f">
+                <v:textbox>
+                  <w:txbxContent>
+                    <w:p>
+                      <w:pPr>
+                        <w:bidi/>
+                        <w:rPr>
+                          <w:rFonts w:ascii="Arial Black" w:hAnsi="Arial Black" w:cs="Aria Black"/>
+                          <w:b/>
+                          <w:bCs/>
+                          <w:sz w:val="16"/>
+                          <w:szCs w:val="16"/>
+                        </w:rPr>
+                      </w:pPr>
+                      <w:proofErr w:type="spellStart"/>
+                      <w:r>
+                        <w:rPr>
+                          <w:rFonts w:ascii="Arial Black" w:hAnsi="Arial Black" w:cs="Aria Black"/>
+                          <w:b/>
+                          <w:bCs/>
+                          <w:sz w:val="16"/>
+                          <w:szCs w:val="16"/>
+                        </w:rPr>
+                        <w:t>buyer_father</w:t>
+                      </w:r>
+                      <w:proofErr w:type="spellEnd"/>
+                    </w:p>
+                  </w:txbxContent>
+                </v:textbox>
+                <w10:wrap type="square"/>
+              </v:shape>
+            </w:pict>
+          </mc:Fallback>
+        </mc:AlternateContent>
+      </w:r>
+      <w:r>
+        <w:rPr>
+          <w:rFonts w:asciiTheme="majorBidi" w:hAnsiTheme="majorBidi" w:cstheme="majorBidi"/>
+          <w:noProof/>
+          <w:sz w:val="32"/>
+          <w:szCs w:val="32"/>
+          <w:lang w:bidi="fa-IR"/>
+        </w:rPr>
+        <mc:AlternateContent>
+          <mc:Choice Requires="wps">
+            <w:drawing>
+              <wp:anchor distT="45720" distB="45720" distL="114300" distR="114300" simplePos="0" relativeHeight="251691008" behindDoc="0" locked="0" layoutInCell="1" allowOverlap="1" wp14:anchorId="443AE6AC" wp14:editId="3DE529B0">
+                <wp:simplePos x="0" y="0"/>
+                <wp:positionH relativeFrom="column">
+                  <wp:posOffset>3390900</wp:posOffset>
+                </wp:positionH>
+                <wp:positionV relativeFrom="paragraph">
+                  <wp:posOffset>1177925</wp:posOffset>
+                </wp:positionV>
+                <wp:extent cx="2346325" cy="363855"/>
+                <wp:effectExtent l="0" t="0" r="0" b="0"/>
+                <wp:wrapSquare wrapText="bothSides"/>
+                <wp:docPr id="2064615629" name="Text Box 2"/>
+                <wp:cNvGraphicFramePr>
+                  <a:graphicFrameLocks xmlns:a="http://schemas.openxmlformats.org/drawingml/2006/main"/>
+                </wp:cNvGraphicFramePr>
+                <a:graphic xmlns:a="http://schemas.openxmlformats.org/drawingml/2006/main">
+                  <a:graphicData uri="http://schemas.microsoft.com/office/word/2010/wordprocessingShape">
+                    <wps:wsp>
+                      <wps:cNvSpPr txBox="1">
+                        <a:spLocks noChangeArrowheads="1"/>
+                      </wps:cNvSpPr>
+                      <wps:spPr bwMode="auto">
+                        <a:xfrm>
+                          <a:off x="0" y="0"/>
+                          <a:ext cx="2346325" cy="363855"/>
+                        </a:xfrm>
+                        <a:prstGeom prst="rect">
+                          <a:avLst/>
+                        </a:prstGeom>
+                        <a:solidFill>
+                          <a:schemeClr val="bg1"/>
+                        </a:solidFill>
+                        <a:ln w="9525">
+                          <a:noFill/>
+                          <a:miter lim="800000"/>
+                          <a:headEnd/>
+                          <a:tailEnd/>
+                        </a:ln>
+                      </wps:spPr>
+                      <wps:txbx>
+                        <w:txbxContent>
+                          <w:p>
+                            <w:pPr>
+                              <w:bidi/>
+                              <w:rPr>
+                                <w:rFonts w:ascii="Arial Black" w:hAnsi="Arial Black" w:cs="Aria Black"/>
+                                <w:bCs/>
+                                <w:sz w:val="20"/>
+                                <w:szCs w:val="20"/>
+                              </w:rPr>
+                            </w:pPr>
+                            <w:proofErr w:type="spellStart"/>
+                            <w:r>
+                              <w:rPr>
+                                <w:rFonts w:ascii="Arial Black" w:hAnsi="Arial Black" w:cs="Aria Black"/>
+                                <w:bCs/>
+                                <w:sz w:val="20"/>
+                                <w:szCs w:val="20"/>
+                              </w:rPr>
+                              <w:t>s</w:t>
+                            </w:r>
+                            <w:r>
+                              <w:rPr>
+                                <w:rFonts w:ascii="Arial Black" w:hAnsi="Arial Black" w:cs="Aria Black"/>
+                                <w:bCs/>
+                                <w:sz w:val="20"/>
+                                <w:szCs w:val="20"/>
+                              </w:rPr>
+                              <w:t>eller_from</w:t>
+                            </w:r>
+                            <w:proofErr w:type="spellEnd"/>
+                          </w:p>
+                        </w:txbxContent>
+                      </wps:txbx>
+                      <wps:bodyPr rot="0" vert="horz" wrap="square" lIns="91440" tIns="45720" rIns="91440" bIns="45720" anchor="t" anchorCtr="0">
+                        <a:noAutofit/>
+                      </wps:bodyPr>
+                    </wps:wsp>
+                  </a:graphicData>
+                </a:graphic>
+                <wp14:sizeRelH relativeFrom="margin">
+                  <wp14:pctWidth>0</wp14:pctWidth>
+                </wp14:sizeRelH>
+                <wp14:sizeRelV relativeFrom="margin">
+                  <wp14:pctHeight>0</wp14:pctHeight>
+                </wp14:sizeRelV>
+              </wp:anchor>
+            </w:drawing>
+          </mc:Choice>
+          <mc:Fallback>
+            <w:pict>
+              <v:shape w14:anchorId="443AE6AC" id="_x0000_s1042" type="#_x0000_t202" style="position:absolute;margin-left:267pt;margin-top:92.75pt;width:184.75pt;height:28.65pt;z-index:251691008;visibility:visible;mso-wrap-style:square;mso-width-percent:0;mso-height-percent:0;mso-wrap-distance-left:9pt;mso-wrap-distance-top:3.6pt;mso-wrap-distance-right:9pt;mso-wrap-distance-bottom:3.6pt;mso-position-horizontal:absolute;mso-position-horizontal-relative:text;mso-position-vertical:absolute;mso-position-vertical-relative:text;mso-width-percent:0;mso-height-percent:0;mso-width-relative:margin;mso-height-relative:margin;v-text-anchor:top" o:gfxdata="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" fillcolor="white [3212]" stroked="f">
+                <v:textbox>
+                  <w:txbxContent>
+                    <w:p>
+                      <w:pPr>
+                        <w:bidi/>
+                        <w:rPr>
+                          <w:rFonts w:ascii="Arial Black" w:hAnsi="Arial Black" w:cs="Aria Black"/>
+                          <w:bCs/>
+                          <w:sz w:val="20"/>
+                          <w:szCs w:val="20"/>
+                        </w:rPr>
+                      </w:pPr>
+                      <w:proofErr w:type="spellStart"/>
+                      <w:r>
+                        <w:rPr>
+                          <w:rFonts w:ascii="Arial Black" w:hAnsi="Arial Black" w:cs="Aria Black"/>
+                          <w:bCs/>
+                          <w:sz w:val="20"/>
+                          <w:szCs w:val="20"/>
+                        </w:rPr>
+                        <w:t>s</w:t>
+                      </w:r>
+                      <w:r>
+                        <w:rPr>
+                          <w:rFonts w:ascii="Arial Black" w:hAnsi="Arial Black" w:cs="Aria Black"/>
+                          <w:bCs/>
+                          <w:sz w:val="20"/>
+                          <w:szCs w:val="20"/>
+                        </w:rPr>
+                        <w:t>eller_from</w:t>
+                      </w:r>
+                      <w:proofErr w:type="spellEnd"/>
+                    </w:p>
+                  </w:txbxContent>
+                </v:textbox>
+                <w10:wrap type="square"/>
+              </v:shape>
+            </w:pict>
+          </mc:Fallback>
+        </mc:AlternateContent>
+      </w:r>
+      <w:r>
+        <w:rPr>
+          <w:rFonts w:asciiTheme="majorBidi" w:hAnsiTheme="majorBidi" w:cstheme="majorBidi"/>
+          <w:noProof/>
+          <w:sz w:val="32"/>
+          <w:szCs w:val="32"/>
+          <w:lang w:bidi="fa-IR"/>
+        </w:rPr>
+        <mc:AlternateContent>
+          <mc:Choice Requires="wps">
+            <w:drawing>
+              <wp:anchor distT="45720" distB="45720" distL="114300" distR="114300" simplePos="0" relativeHeight="251693056" behindDoc="0" locked="0" layoutInCell="1" allowOverlap="1" wp14:anchorId="1A4AB1F5" wp14:editId="48CDB1C4">
+                <wp:simplePos x="0" y="0"/>
+                <wp:positionH relativeFrom="column">
+                  <wp:posOffset>3310890</wp:posOffset>
+                </wp:positionH>
+                <wp:positionV relativeFrom="paragraph">
+                  <wp:posOffset>1422400</wp:posOffset>
+                </wp:positionV>
+                <wp:extent cx="2150745" cy="397510"/>
+                <wp:effectExtent l="0" t="0" r="1905" b="2540"/>
+                <wp:wrapSquare wrapText="bothSides"/>
+                <wp:docPr id="1635659660" name="Text Box 2"/>
+                <wp:cNvGraphicFramePr>
+                  <a:graphicFrameLocks xmlns:a="http://schemas.openxmlformats.org/drawingml/2006/main"/>
+                </wp:cNvGraphicFramePr>
+                <a:graphic xmlns:a="http://schemas.openxmlformats.org/drawingml/2006/main">
+                  <a:graphicData uri="http://schemas.microsoft.com/office/word/2010/wordprocessingShape">
+                    <wps:wsp>
+                      <wps:cNvSpPr txBox="1">
+                        <a:spLocks noChangeArrowheads="1"/>
+                      </wps:cNvSpPr>
+                      <wps:spPr bwMode="auto">
+                        <a:xfrm>
+                          <a:off x="0" y="0"/>
+                          <a:ext cx="2150745" cy="397510"/>
+                        </a:xfrm>
+                        <a:prstGeom prst="rect">
+                          <a:avLst/>
+                        </a:prstGeom>
+                        <a:solidFill>
+                          <a:schemeClr val="bg1"/>
+                        </a:solidFill>
+                        <a:ln w="9525">
+                          <a:noFill/>
+                          <a:miter lim="800000"/>
+                          <a:headEnd/>
+                          <a:tailEnd/>
+                        </a:ln>
+                      </wps:spPr>
+                      <wps:txbx>
+                        <w:txbxContent>
+                          <w:p>
+                            <w:pPr>
+                              <w:jc w:val="center"/>
+                              <w:rPr>
+                                <w:rFonts w:ascii="Arial Black" w:hAnsi="Arial Black" w:cs="Aria Black"/>
+                                <w:bCs/>
+                                <w:sz w:val="20"/>
+                                <w:szCs w:val="20"/>
+                                <w:lang w:bidi="fa-IR"/>
+                              </w:rPr>
+                            </w:pPr>
+                            <w:proofErr w:type="spellStart"/>
+                            <w:r>
+                              <w:rPr>
+                                <w:rFonts w:ascii="Arial Black" w:hAnsi="Arial Black" w:cs="Aria Black"/>
+                                <w:bCs/>
+                                <w:sz w:val="20"/>
+                                <w:szCs w:val="20"/>
+                                <w:lang w:bidi="fa-IR"/>
+                              </w:rPr>
+                              <w:t>s</w:t>
+                            </w:r>
+                            <w:r>
+                              <w:rPr>
+                                <w:rFonts w:ascii="Arial Black" w:hAnsi="Arial Black" w:cs="Aria Black"/>
+                                <w:bCs/>
+                                <w:sz w:val="20"/>
+                                <w:szCs w:val="20"/>
+                                <w:lang w:bidi="fa-IR"/>
+                              </w:rPr>
+                              <w:t>eller_phone</w:t>
+                            </w:r>
+                            <w:proofErr w:type="spellEnd"/>
+                          </w:p>
+                        </w:txbxContent>
+                      </wps:txbx>
+                      <wps:bodyPr rot="0" vert="horz" wrap="square" lIns="91440" tIns="45720" rIns="91440" bIns="45720" anchor="t" anchorCtr="0">
+                        <a:noAutofit/>
+                      </wps:bodyPr>
+                    </wps:wsp>
+                  </a:graphicData>
+                </a:graphic>
+                <wp14:sizeRelH relativeFrom="margin">
+                  <wp14:pctWidth>0</wp14:pctWidth>
+                </wp14:sizeRelH>
+                <wp14:sizeRelV relativeFrom="margin">
+                  <wp14:pctHeight>0</wp14:pctHeight>
+                </wp14:sizeRelV>
+              </wp:anchor>
+            </w:drawing>
+          </mc:Choice>
+          <mc:Fallback>
+            <w:pict>
+              <v:shape w14:anchorId="1A4AB1F5" id="_x0000_s1043" type="#_x0000_t202" style="position:absolute;margin-left:260.7pt;margin-top:112pt;width:169.35pt;height:31.3pt;z-index:251693056;visibility:visible;mso-wrap-style:square;mso-width-percent:0;mso-height-percent:0;mso-wrap-distance-left:9pt;mso-wrap-distance-top:3.6pt;mso-wrap-distance-right:9pt;mso-wrap-distance-bottom:3.6pt;mso-position-horizontal:absolute;mso-position-horizontal-relative:text;mso-position-vertical:absolute;mso-position-vertical-relative:text;mso-width-percent:0;mso-height-percent:0;mso-width-relative:margin;mso-height-relative:margin;v-text-anchor:top" o:gfxdata="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" fillcolor="white [3212]" stroked="f">
+                <v:textbox>
+                  <w:txbxContent>
+                    <w:p>
+                      <w:pPr>
+                        <w:jc w:val="center"/>
+                        <w:rPr>
+                          <w:rFonts w:ascii="Arial Black" w:hAnsi="Arial Black" w:cs="Aria Black"/>
+                          <w:bCs/>
+                          <w:sz w:val="20"/>
+                          <w:szCs w:val="20"/>
+                          <w:lang w:bidi="fa-IR"/>
+                        </w:rPr>
+                      </w:pPr>
+                      <w:proofErr w:type="spellStart"/>
+                      <w:r>
+                        <w:rPr>
+                          <w:rFonts w:ascii="Arial Black" w:hAnsi="Arial Black" w:cs="Aria Black"/>
+                          <w:bCs/>
+                          <w:sz w:val="20"/>
+                          <w:szCs w:val="20"/>
+                          <w:lang w:bidi="fa-IR"/>
+                        </w:rPr>
+                        <w:t>s</w:t>
+                      </w:r>
+                      <w:r>
+                        <w:rPr>
+                          <w:rFonts w:ascii="Arial Black" w:hAnsi="Arial Black" w:cs="Aria Black"/>
+                          <w:bCs/>
+                          <w:sz w:val="20"/>
+                          <w:szCs w:val="20"/>
+                          <w:lang w:bidi="fa-IR"/>
+                        </w:rPr>
+                        <w:t>eller_phone</w:t>
+                      </w:r>
+                      <w:proofErr w:type="spellEnd"/>
+                    </w:p>
+                  </w:txbxContent>
+                </v:textbox>
+                <w10:wrap type="square"/>
+              </v:shape>
+            </w:pict>
+          </mc:Fallback>
+        </mc:AlternateContent>
+      </w:r>
+      <w:r>
+        <w:rPr>
+          <w:rFonts w:asciiTheme="majorBidi" w:hAnsiTheme="majorBidi" w:cstheme="majorBidi"/>
+          <w:noProof/>
+          <w:sz w:val="32"/>
+          <w:szCs w:val="32"/>
+          <w:lang w:bidi="fa-IR"/>
+        </w:rPr>
+        <mc:AlternateContent>
+          <mc:Choice Requires="wps">
+            <w:drawing>
+              <wp:anchor distT="45720" distB="45720" distL="114300" distR="114300" simplePos="0" relativeHeight="251680768" behindDoc="0" locked="0" layoutInCell="1" allowOverlap="1" wp14:anchorId="77D28870" wp14:editId="178FE167">
+                <wp:simplePos x="0" y="0"/>
+                <wp:positionH relativeFrom="column">
+                  <wp:posOffset>4787900</wp:posOffset>
+                </wp:positionH>
+                <wp:positionV relativeFrom="paragraph">
+                  <wp:posOffset>349250</wp:posOffset>
+                </wp:positionV>
+                <wp:extent cx="1009650" cy="309880"/>
+                <wp:effectExtent l="0" t="0" r="0" b="0"/>
+                <wp:wrapSquare wrapText="bothSides"/>
+                <wp:docPr id="165328729" name="Text Box 2"/>
+                <wp:cNvGraphicFramePr>
+                  <a:graphicFrameLocks xmlns:a="http://schemas.openxmlformats.org/drawingml/2006/main"/>
+                </wp:cNvGraphicFramePr>
+                <a:graphic xmlns:a="http://schemas.openxmlformats.org/drawingml/2006/main">
+                  <a:graphicData uri="http://schemas.microsoft.com/office/word/2010/wordprocessingShape">
+                    <wps:wsp>
+                      <wps:cNvSpPr txBox="1">
+                        <a:spLocks noChangeArrowheads="1"/>
+                      </wps:cNvSpPr>
+                      <wps:spPr bwMode="auto">
+                        <a:xfrm>
+                          <a:off x="0" y="0"/>
+                          <a:ext cx="1009650" cy="309880"/>
+                        </a:xfrm>
+                        <a:prstGeom prst="rect">
+                          <a:avLst/>
+                        </a:prstGeom>
+                        <a:solidFill>
+                          <a:schemeClr val="bg1"/>
+                        </a:solidFill>
+                        <a:ln w="9525">
+                          <a:noFill/>
+                          <a:miter lim="800000"/>
+                          <a:headEnd/>
+                          <a:tailEnd/>
+                        </a:ln>
+                      </wps:spPr>
+                      <wps:txbx>
+                        <w:txbxContent>
+                          <w:p>
+                            <w:pPr>
+                              <w:bidi/>
+                              <w:rPr>
+                                <w:rFonts w:ascii="Arial Black" w:hAnsi="Arial Black" w:cs="Aria Black"/>
+                                <w:b/>
+                                <w:bCs/>
+                                <w:sz w:val="16"/>
+                                <w:szCs w:val="20"/>
+                              </w:rPr>
+                            </w:pPr>
+                            <w:proofErr w:type="spellStart"/>
+                            <w:r>
+                              <w:rPr>
+                                <w:rFonts w:ascii="Arial Black" w:hAnsi="Arial Black" w:cs="Aria Black"/>
+                                <w:b/>
+                                <w:bCs/>
+                                <w:sz w:val="16"/>
+                                <w:szCs w:val="20"/>
+                              </w:rPr>
+                              <w:t>seller_father</w:t>
+                            </w:r>
+                            <w:proofErr w:type="spellEnd"/>
+                          </w:p>
+                        </w:txbxContent>
+                      </wps:txbx>
+                      <wps:bodyPr rot="0" vert="horz" wrap="square" lIns="91440" tIns="45720" rIns="91440" bIns="45720" anchor="ctr" anchorCtr="0">
+                        <a:noAutofit/>
+                      </wps:bodyPr>
+                    </wps:wsp>
+                  </a:graphicData>
+                </a:graphic>
+                <wp14:sizeRelH relativeFrom="margin">
+                  <wp14:pctWidth>0</wp14:pctWidth>
+                </wp14:sizeRelH>
+                <wp14:sizeRelV relativeFrom="margin">
+                  <wp14:pctHeight>0</wp14:pctHeight>
+                </wp14:sizeRelV>
+              </wp:anchor>
+            </w:drawing>
+          </mc:Choice>
+          <mc:Fallback>
+            <w:pict>
+              <v:shape w14:anchorId="77D28870" id="_x0000_s1044" type="#_x0000_t202" style="position:absolute;margin-left:377pt;margin-top:27.5pt;width:79.5pt;height:24.4pt;z-index:251680768;visibility:visible;mso-wrap-style:square;mso-width-percent:0;mso-height-percent:0;mso-wrap-distance-left:9pt;mso-wrap-distance-top:3.6pt;mso-wrap-distance-right:9pt;mso-wrap-distance-bottom:3.6pt;mso-position-horizontal:absolute;mso-position-horizontal-relative:text;mso-position-vertical:absolute;mso-position-vertical-relative:text;mso-width-percent:0;mso-height-percent:0;mso-width-relative:margin;mso-height-relative:margin;v-text-anchor:middle" o:gfxdata="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" fillcolor="white [3212]" stroked="f">
+                <v:textbox>
+                  <w:txbxContent>
+                    <w:p>
+                      <w:pPr>
+                        <w:bidi/>
+                        <w:rPr>
+                          <w:rFonts w:ascii="Arial Black" w:hAnsi="Arial Black" w:cs="Aria Black"/>
+                          <w:b/>
+                          <w:bCs/>
+                          <w:sz w:val="16"/>
+                          <w:szCs w:val="20"/>
+                        </w:rPr>
+                      </w:pPr>
+                      <w:proofErr w:type="spellStart"/>
+                      <w:r>
+                        <w:rPr>
+                          <w:rFonts w:ascii="Arial Black" w:hAnsi="Arial Black" w:cs="Aria Black"/>
+                          <w:b/>
+                          <w:bCs/>
+                          <w:sz w:val="16"/>
+                          <w:szCs w:val="20"/>
+                        </w:rPr>
+                        <w:t>seller_father</w:t>
+                      </w:r>
+                      <w:proofErr w:type="spellEnd"/>
+                    </w:p>
+                  </w:txbxContent>
+                </v:textbox>
+                <w10:wrap type="square"/>
+              </v:shape>
+            </w:pict>
+          </mc:Fallback>
+        </mc:AlternateContent>
+      </w:r>
+      <w:r>
+        <w:rPr>
+          <w:rFonts w:asciiTheme="majorBidi" w:hAnsiTheme="majorBidi" w:cstheme="majorBidi"/>
+          <w:noProof/>
+          <w:sz w:val="32"/>
+          <w:szCs w:val="32"/>
+          <w:rtl/>
+          <w:lang w:val="fa-IR" w:bidi="fa-IR"/>
+        </w:rPr>
+        <mc:AlternateContent>
+          <mc:Choice Requires="wps">
+            <w:drawing>
+              <wp:anchor distT="0" distB="0" distL="114300" distR="114300" simplePos="0" relativeHeight="251709440" behindDoc="0" locked="0" layoutInCell="1" allowOverlap="1" wp14:anchorId="2280F573" wp14:editId="1D340454">
+                <wp:simplePos x="0" y="0"/>
+                <wp:positionH relativeFrom="column">
+                  <wp:posOffset>499533</wp:posOffset>
+                </wp:positionH>
+                <wp:positionV relativeFrom="paragraph">
+                  <wp:posOffset>2118</wp:posOffset>
+                </wp:positionV>
+                <wp:extent cx="1108075" cy="456988"/>
+                <wp:effectExtent l="0" t="0" r="0" b="635"/>
+                <wp:wrapNone/>
+                <wp:docPr id="1711398885" name="Text Box 29"/>
+                <wp:cNvGraphicFramePr/>
+                <a:graphic xmlns:a="http://schemas.openxmlformats.org/drawingml/2006/main">
+                  <a:graphicData uri="http://schemas.microsoft.com/office/word/2010/wordprocessingShape">
+                    <wps:wsp>
+                      <wps:cNvSpPr txBox="1"/>
+                      <wps:spPr>
+                        <a:xfrm>
+                          <a:off x="0" y="0"/>
+                          <a:ext cx="1108075" cy="456988"/>
+                        </a:xfrm>
+                        <a:prstGeom prst="rect">
+                          <a:avLst/>
+                        </a:prstGeom>
+                        <a:noFill/>
+                        <a:ln w="6350">
+                          <a:noFill/>
+                        </a:ln>
+                      </wps:spPr>
+                      <wps:txbx>
+                        <w:txbxContent>
+                          <w:p>
+                            <w:pPr>
+                              <w:jc w:val="center"/>
+                              <w:rPr>
+                                <w:rFonts w:ascii="Arial Black" w:hAnsi="Arial Black" w:cs="Aria Black"/>
+                                <w:bCs/>
+                              </w:rPr>
+                            </w:pPr>
+                            <w:proofErr w:type="spellStart"/>
+                            <w:r>
+                              <w:rPr>
+                                <w:rFonts w:ascii="Arial Black" w:hAnsi="Arial Black" w:cs="Aria Black"/>
+                                <w:bCs/>
+                              </w:rPr>
+                              <w:t>deal_date</w:t>
+                            </w:r>
+                            <w:proofErr w:type="spellEnd"/>
+                          </w:p>
+                        </w:txbxContent>
+                      </wps:txbx>
+                      <wps:bodyPr rot="0" spcFirstLastPara="0" vertOverflow="overflow" horzOverflow="overflow" vert="horz" wrap="square" lIns="91440" tIns="91440" rIns="91440" bIns="45720" numCol="1" spcCol="0" rtlCol="0" fromWordArt="0" anchor="b" anchorCtr="0" forceAA="0" compatLnSpc="1">
+                        <a:prstTxWarp prst="textNoShape">
+                          <a:avLst/>
+                        </a:prstTxWarp>
+                        <a:noAutofit/>
+                      </wps:bodyPr>
+                    </wps:wsp>
+                  </a:graphicData>
+                </a:graphic>
+                <wp14:sizeRelH relativeFrom="margin">
+                  <wp14:pctWidth>0</wp14:pctWidth>
+                </wp14:sizeRelH>
+                <wp14:sizeRelV relativeFrom="margin">
+                  <wp14:pctHeight>0</wp14:pctHeight>
+                </wp14:sizeRelV>
+              </wp:anchor>
+            </w:drawing>
+          </mc:Choice>
+          <mc:Fallback>
+            <w:pict>
+              <v:shape w14:anchorId="2280F573" id="Text Box 29" o:spid="_x0000_s1045" type="#_x0000_t202" style="position:absolute;margin-left:39.35pt;margin-top:.15pt;width:87.25pt;height:36pt;z-index:251709440;visibility:visible;mso-wrap-style:square;mso-width-percent:0;mso-height-percent:0;mso-wrap-distance-left:9pt;mso-wrap-distance-top:0;mso-wrap-distance-right:9pt;mso-wrap-distance-bottom:0;mso-position-horizontal:absolute;mso-position-horizontal-relative:text;mso-position-vertical:absolute;mso-position-vertical-relative:text;mso-width-percent:0;mso-height-percent:0;mso-width-relative:margin;mso-height-relative:margin;v-text-anchor:bottom" o:gfxdata="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" filled="f" stroked="f" strokeweight=".5pt">
+                <v:textbox inset=",7.2pt">
+                  <w:txbxContent>
+                    <w:p>
+                      <w:pPr>
+                        <w:jc w:val="center"/>
+                        <w:rPr>
+                          <w:rFonts w:ascii="Arial Black" w:hAnsi="Arial Black" w:cs="Aria Black"/>
+                          <w:bCs/>
+                        </w:rPr>
+                      </w:pPr>
+                      <w:proofErr w:type="spellStart"/>
+                      <w:r>
+                        <w:rPr>
+                          <w:rFonts w:ascii="Arial Black" w:hAnsi="Arial Black" w:cs="Aria Black"/>
+                          <w:bCs/>
+                        </w:rPr>
+                        <w:t>deal_date</w:t>
+                      </w:r>
+                      <w:proofErr w:type="spellEnd"/>
+                    </w:p>
+                  </w:txbxContent>
+                </v:textbox>
+              </v:shape>
+            </w:pict>
+          </mc:Fallback>
+        </mc:AlternateContent>
+      </w:r>
+      <w:r>
+        <w:rPr>
+          <w:rFonts w:asciiTheme="majorBidi" w:hAnsiTheme="majorBidi" w:cstheme="majorBidi"/>
+          <w:noProof/>
+          <w:sz w:val="32"/>
+          <w:szCs w:val="32"/>
+          <w:rtl/>
+          <w:lang w:val="fa-IR" w:bidi="fa-IR"/>
+        </w:rPr>
+        <mc:AlternateContent>
+          <mc:Choice Requires="wps">
+            <w:drawing>
+              <wp:anchor distT="0" distB="0" distL="114300" distR="114300" simplePos="0" relativeHeight="251747328" behindDoc="0" locked="0" layoutInCell="1" allowOverlap="1" wp14:anchorId="24AB4549" wp14:editId="6D350155">
+                <wp:simplePos x="0" y="0"/>
+                <wp:positionH relativeFrom="column">
+                  <wp:posOffset>-507365</wp:posOffset>
+                </wp:positionH>
+                <wp:positionV relativeFrom="paragraph">
+                  <wp:posOffset>585682</wp:posOffset>
+                </wp:positionV>
+                <wp:extent cx="3445722" cy="3149600"/>
+                <wp:effectExtent l="0" t="0" r="0" b="0"/>
+                <wp:wrapNone/>
+                <wp:docPr id="1807401898" name="Text Box 48"/>
+                <wp:cNvGraphicFramePr/>
+                <a:graphic xmlns:a="http://schemas.openxmlformats.org/drawingml/2006/main">
+                  <a:graphicData uri="http://schemas.microsoft.com/office/word/2010/wordprocessingShape">
+                    <wps:wsp>
+                      <wps:cNvSpPr txBox="1"/>
+                      <wps:spPr>
+                        <a:xfrm>
+                          <a:off x="0" y="0"/>
+                          <a:ext cx="3445722" cy="3149600"/>
+                        </a:xfrm>
+                        <a:prstGeom prst="rect">
+                          <a:avLst/>
+                        </a:prstGeom>
+                        <a:noFill/>
+                        <a:ln w="6350">
+                          <a:noFill/>
+                        </a:ln>
+                      </wps:spPr>
+                      <wps:txbx>
+                        <w:txbxContent>
+                          <w:p>
+                            <w:pPr>
+                              <w:rPr>
+                                <w:rFonts w:asciiTheme="majorBidi" w:hAnsiTheme="majorBidi" w:cstheme="majorBidi"/>
+                                <w:b/>
+                                <w:bCs/>
+                                <w:sz w:val="20"/>
+                                <w:szCs w:val="20"/>
+                                <w:rtl/>
+                                <w:lang w:bidi="fa-IR"/>
+                              </w:rPr>
+                            </w:pPr>
+                            <w:r>
+                              <w:rPr>
+                                <w:rFonts w:asciiTheme="majorBidi" w:hAnsiTheme="majorBidi" w:cstheme="majorBidi"/>
+                                <w:b/>
+                                <w:bCs/>
+                                <w:sz w:val="20"/>
+                                <w:szCs w:val="20"/>
+                                <w:lang w:bidi="fa-IR"/>
+                              </w:rPr>
+                              <w:fldChar w:fldCharType="begin"/>
+                            </w:r>
+                            <w:r>
+                              <w:rPr>
+                                <w:rFonts w:asciiTheme="majorBidi" w:hAnsiTheme="majorBidi" w:cstheme="majorBidi"/>
+                                <w:b/>
+                                <w:bCs/>
+                                <w:sz w:val="20"/>
+                                <w:szCs w:val="20"/>
+                                <w:lang w:bidi="fa-IR"/>
+                              </w:rPr>
+                              <w:instrText xml:space="preserve"> MERGEFIELD  checkpoint_img  \* MERGEFORMAT </w:instrText>
+                            </w:r>
+                            <w:r>
+                              <w:rPr>
+                                <w:rFonts w:asciiTheme="majorBidi" w:hAnsiTheme="majorBidi" w:cstheme="majorBidi"/>
+                                <w:b/>
+                                <w:bCs/>
+                                <w:sz w:val="20"/>
+                                <w:szCs w:val="20"/>
+                                <w:lang w:bidi="fa-IR"/>
+                              </w:rPr>
+                              <w:fldChar w:fldCharType="separate"/>
+                            </w:r>
+                            <w:r>
+                              <w:rPr>
+                                <w:rFonts w:asciiTheme="majorBidi" w:hAnsiTheme="majorBidi" w:cstheme="majorBidi"/>
+                                <w:b/>
+                                <w:bCs/>
+                                <w:noProof/>
+                                <w:sz w:val="20"/>
+                                <w:szCs w:val="20"/>
+                                <w:lang w:bidi="fa-IR"/>
+                              </w:rPr>
+                              <w:t>checkpoint_img</w:t>
+                            </w:r>
+                            <w:r>
+                              <w:rPr>
+                                <w:rFonts w:asciiTheme="majorBidi" w:hAnsiTheme="majorBidi" w:cstheme="majorBidi"/>
+                                <w:b/>
+                                <w:bCs/>
+                                <w:sz w:val="20"/>
+                                <w:szCs w:val="20"/>
+                                <w:lang w:bidi="fa-IR"/>
+                              </w:rPr>
+                              <w:fldChar w:fldCharType="end"/>
+                            </w:r>
+                          </w:p>
+                          <w:p/>
+                        </w:txbxContent>
+                      </wps:txbx>
+                      <wps:bodyPr rot="0" spcFirstLastPara="0" vertOverflow="overflow" horzOverflow="overflow" vert="horz" wrap="square" lIns="91440" tIns="45720" rIns="91440" bIns="45720" numCol="1" spcCol="0" rtlCol="0" fromWordArt="0" anchor="t" anchorCtr="0" forceAA="0" compatLnSpc="1">
+                        <a:prstTxWarp prst="textNoShape">
+                          <a:avLst/>
+                        </a:prstTxWarp>
+                        <a:noAutofit/>
+                      </wps:bodyPr>
+                    </wps:wsp>
+                  </a:graphicData>
+                </a:graphic>
+                <wp14:sizeRelH relativeFrom="margin">
+                  <wp14:pctWidth>0</wp14:pctWidth>
+                </wp14:sizeRelH>
+                <wp14:sizeRelV relativeFrom="margin">
+                  <wp14:pctHeight>0</wp14:pctHeight>
+                </wp14:sizeRelV>
+              </wp:anchor>
+            </w:drawing>
+          </mc:Choice>
+          <mc:Fallback>
+            <w:pict>
+              <v:shape w14:anchorId="24AB4549" id="Text Box 48" o:spid="_x0000_s1046" type="#_x0000_t202" style="position:absolute;margin-left:-39.95pt;margin-top:46.1pt;width:271.3pt;height:248pt;z-index:251747328;visibility:visible;mso-wrap-style:square;mso-width-percent:0;mso-height-percent:0;mso-wrap-distance-left:9pt;mso-wrap-distance-top:0;mso-wrap-distance-right:9pt;mso-wrap-distance-bottom:0;mso-position-horizontal:absolute;mso-position-horizontal-relative:text;mso-position-vertical:absolute;mso-position-vertical-relative:text;mso-width-percent:0;mso-height-percent:0;mso-width-relative:margin;mso-height-relative:margin;v-text-anchor:top" o:gfxdata="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" filled="f" stroked="f" strokeweight=".5pt">
+                <v:textbox>
+                  <w:txbxContent>
+                    <w:p>
+                      <w:pPr>
+                        <w:rPr>
+                          <w:rFonts w:asciiTheme="majorBidi" w:hAnsiTheme="majorBidi" w:cstheme="majorBidi"/>
+                          <w:b/>
+                          <w:bCs/>
+                          <w:sz w:val="20"/>
+                          <w:szCs w:val="20"/>
+                          <w:rtl/>
+                          <w:lang w:bidi="fa-IR"/>
+                        </w:rPr>
+                      </w:pPr>
+                      <w:r>
+                        <w:rPr>
+                          <w:rFonts w:asciiTheme="majorBidi" w:hAnsiTheme="majorBidi" w:cstheme="majorBidi"/>
+                          <w:b/>
+                          <w:bCs/>
+                          <w:sz w:val="20"/>
+                          <w:szCs w:val="20"/>
+                          <w:lang w:bidi="fa-IR"/>
+                        </w:rPr>
+                        <w:fldChar w:fldCharType="begin"/>
+                      </w:r>
+                      <w:r>
+                        <w:rPr>
+                          <w:rFonts w:asciiTheme="majorBidi" w:hAnsiTheme="majorBidi" w:cstheme="majorBidi"/>
+                          <w:b/>
+                          <w:bCs/>
+                          <w:sz w:val="20"/>
+                          <w:szCs w:val="20"/>
+                          <w:lang w:bidi="fa-IR"/>
+                        </w:rPr>
+                        <w:instrText xml:space="preserve"> MERGEFIELD  checkpoint_img  \* MERGEFORMAT </w:instrText>
+                      </w:r>
+                      <w:r>
+                        <w:rPr>
+                          <w:rFonts w:asciiTheme="majorBidi" w:hAnsiTheme="majorBidi" w:cstheme="majorBidi"/>
+                          <w:b/>
+                          <w:bCs/>
+                          <w:sz w:val="20"/>
+                          <w:szCs w:val="20"/>
+                          <w:lang w:bidi="fa-IR"/>
+                        </w:rPr>
+                        <w:fldChar w:fldCharType="separate"/>
+                      </w:r>
+                      <w:r>
+                        <w:rPr>
+                          <w:rFonts w:asciiTheme="majorBidi" w:hAnsiTheme="majorBidi" w:cstheme="majorBidi"/>
+                          <w:b/>
+                          <w:bCs/>
+                          <w:noProof/>
+                          <w:sz w:val="20"/>
+                          <w:szCs w:val="20"/>
+                          <w:lang w:bidi="fa-IR"/>
+                        </w:rPr>
+                        <w:t>checkpoint_img</w:t>
+                      </w:r>
+                      <w:r>
+                        <w:rPr>
+                          <w:rFonts w:asciiTheme="majorBidi" w:hAnsiTheme="majorBidi" w:cstheme="majorBidi"/>
+                          <w:b/>
+                          <w:bCs/>
+                          <w:sz w:val="20"/>
+                          <w:szCs w:val="20"/>
+                          <w:lang w:bidi="fa-IR"/>
+                        </w:rPr>
+                        <w:fldChar w:fldCharType="end"/>
+                      </w:r>
+                    </w:p>
+                    <w:p/>
+                  </w:txbxContent>
+                </v:textbox>
+              </v:shape>
+            </w:pict>
+          </mc:Fallback>
+        </mc:AlternateContent>
+      </w:r>
+      <w:r>
+        <w:rPr>
+          <w:rFonts w:asciiTheme="majorBidi" w:hAnsiTheme="majorBidi" w:cstheme="majorBidi"/>
+          <w:noProof/>
+          <w:sz w:val="32"/>
+          <w:szCs w:val="32"/>
+          <w:rtl/>
+          <w:lang w:val="fa-IR" w:bidi="fa-IR"/>
+        </w:rPr>
+        <mc:AlternateContent>
+          <mc:Choice Requires="wps">
+            <w:drawing>
+              <wp:anchor distT="0" distB="0" distL="114300" distR="114300" simplePos="0" relativeHeight="251746304" behindDoc="0" locked="0" layoutInCell="1" allowOverlap="1" wp14:anchorId="0242DB0C" wp14:editId="1AC885C4">
+                <wp:simplePos x="0" y="0"/>
+                <wp:positionH relativeFrom="column">
+                  <wp:posOffset>-558800</wp:posOffset>
+                </wp:positionH>
+                <wp:positionV relativeFrom="paragraph">
+                  <wp:posOffset>-31750</wp:posOffset>
+                </wp:positionV>
+                <wp:extent cx="1057275" cy="539115"/>
+                <wp:effectExtent l="0" t="0" r="28575" b="13335"/>
+                <wp:wrapNone/>
+                <wp:docPr id="332907720" name="Rectangle: Rounded Corners 332907720"/>
+                <wp:cNvGraphicFramePr/>
+                <a:graphic xmlns:a="http://schemas.openxmlformats.org/drawingml/2006/main">
+                  <a:graphicData uri="http://schemas.microsoft.com/office/word/2010/wordprocessingShape">
+                    <wps:wsp>
+                      <wps:cNvSpPr/>
+                      <wps:spPr>
+                        <a:xfrm>
+                          <a:off x="0" y="0"/>
+                          <a:ext cx="1057275" cy="539115"/>
+                        </a:xfrm>
+                        <a:prstGeom prst="roundRect">
+                          <a:avLst/>
+                        </a:prstGeom>
+                        <a:ln>
+                          <a:solidFill>
+                            <a:schemeClr val="tx1"/>
+                          </a:solidFill>
+                        </a:ln>
+                      </wps:spPr>
+                      <wps:style>
+                        <a:lnRef idx="2">
+                          <a:schemeClr val="accent6"/>
+                        </a:lnRef>
+                        <a:fillRef idx="1">
+                          <a:schemeClr val="lt1"/>
+                        </a:fillRef>
+                        <a:effectRef idx="0">
+                          <a:schemeClr val="accent6"/>
+                        </a:effectRef>
+                        <a:fontRef idx="minor">
+                          <a:schemeClr val="dk1"/>
+                        </a:fontRef>
+                      </wps:style>
+                      <wps:txbx>
+                        <w:txbxContent>
+                          <w:p>
+                            <w:pPr>
+                              <w:jc w:val="center"/>
+                              <w:rPr>
+                                <w:rFonts w:ascii="Consolas" w:hAnsi="Consolas"/>
+                                <w:b/>
+                                <w:bCs/>
+                                <w:color w:val="000000" w:themeColor="text1"/>
+                                <w:sz w:val="28"/>
+                                <w:szCs w:val="28"/>
+                                <w:lang w:bidi="fa-IR"/>
+                              </w:rPr>
+                            </w:pPr>
+                            <w:r>
+                              <w:rPr>
+                                <w:rFonts w:ascii="Consolas" w:hAnsi="Consolas"/>
+                                <w:b/>
+                                <w:bCs/>
+                                <w:color w:val="000000" w:themeColor="text1"/>
+                                <w:sz w:val="28"/>
+                                <w:szCs w:val="28"/>
+                                <w:lang w:bidi="fa-IR"/>
+                              </w:rPr>
+                              <w:fldChar w:fldCharType="begin"/>
+                            </w:r>
+                            <w:r>
+                              <w:rPr>
+                                <w:rFonts w:ascii="Consolas" w:hAnsi="Consolas"/>
+                                <w:b/>
+                                <w:bCs/>
+                                <w:color w:val="000000" w:themeColor="text1"/>
+                                <w:sz w:val="28"/>
+                                <w:szCs w:val="28"/>
+                                <w:lang w:bidi="fa-IR"/>
+                              </w:rPr>
+                              <w:instrText xml:space="preserve"> MERGEFIELD  deal_num  \* MERGEFORMAT </w:instrText>
+                            </w:r>
+                            <w:r>
+                              <w:rPr>
+                                <w:rFonts w:ascii="Consolas" w:hAnsi="Consolas"/>
+                                <w:b/>
+                                <w:bCs/>
+                                <w:color w:val="000000" w:themeColor="text1"/>
+                                <w:sz w:val="28"/>
+                                <w:szCs w:val="28"/>
+                                <w:lang w:bidi="fa-IR"/>
+                              </w:rPr>
+                              <w:fldChar w:fldCharType="separate"/>
+                            </w:r>
+                            <w:r>
+                              <w:rPr>
+                                <w:rFonts w:ascii="Consolas" w:hAnsi="Consolas"/>
+                                <w:b/>
+                                <w:bCs/>
+                                <w:noProof/>
+                                <w:color w:val="000000" w:themeColor="text1"/>
+                                <w:sz w:val="28"/>
+                                <w:szCs w:val="28"/>
+                                <w:lang w:bidi="fa-IR"/>
+                              </w:rPr>
+                              <w:t>deal_num</w:t>
+                            </w:r>
+                            <w:r>
+                              <w:rPr>
+                                <w:rFonts w:ascii="Consolas" w:hAnsi="Consolas"/>
+                                <w:b/>
+                                <w:bCs/>
+                                <w:color w:val="000000" w:themeColor="text1"/>
+                                <w:sz w:val="28"/>
+                                <w:szCs w:val="28"/>
+                                <w:lang w:bidi="fa-IR"/>
+                              </w:rPr>
+                              <w:fldChar w:fldCharType="end"/>
+                            </w:r>
+                          </w:p>
+                        </w:txbxContent>
+                      </wps:txbx>
+                      <wps:bodyPr rot="0" spcFirstLastPara="0" vertOverflow="overflow" horzOverflow="overflow" vert="horz" wrap="square" lIns="91440" tIns="45720" rIns="91440" bIns="45720" numCol="1" spcCol="0" rtlCol="0" fromWordArt="0" anchor="b" anchorCtr="0" forceAA="0" compatLnSpc="1">
+                        <a:prstTxWarp prst="textNoShape">
+                          <a:avLst/>
+                        </a:prstTxWarp>
+                        <a:noAutofit/>
+                      </wps:bodyPr>
+                    </wps:wsp>
+                  </a:graphicData>
+                </a:graphic>
+                <wp14:sizeRelH relativeFrom="margin">
+                  <wp14:pctWidth>0</wp14:pctWidth>
+                </wp14:sizeRelH>
+                <wp14:sizeRelV relativeFrom="margin">
+                  <wp14:pctHeight>0</wp14:pctHeight>
+                </wp14:sizeRelV>
+              </wp:anchor>
+            </w:drawing>
+          </mc:Choice>
+          <mc:Fallback>
+            <w:pict>
+              <v:roundrect w14:anchorId="0242DB0C" id="Rectangle: Rounded Corners 332907720" o:spid="_x0000_s1047" style="position:absolute;margin-left:-44pt;margin-top:-2.5pt;width:83.25pt;height:42.45pt;z-index:251746304;visibility:visible;mso-wrap-style:square;mso-width-percent:0;mso-height-percent:0;mso-wrap-distance-left:9pt;mso-wrap-distance-top:0;mso-wrap-distance-right:9pt;mso-wrap-distance-bottom:0;mso-position-horizontal:absolute;mso-position-horizontal-relative:text;mso-position-vertical:absolute;mso-position-vertical-relative:text;mso-width-percent:0;mso-height-percent:0;mso-width-relative:margin;mso-height-relative:margin;v-text-anchor:bottom" arcsize="10923f" o:gfxdata="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" fillcolor="white [3201]" strokecolor="black [3213]" strokeweight="1pt">
+                <v:stroke joinstyle="miter"/>
+                <v:textbox>
+                  <w:txbxContent>
+                    <w:p>
+                      <w:pPr>
+                        <w:jc w:val="center"/>
+                        <w:rPr>
+                          <w:rFonts w:ascii="Consolas" w:hAnsi="Consolas"/>
+                          <w:b/>
+                          <w:bCs/>
+                          <w:color w:val="000000" w:themeColor="text1"/>
+                          <w:sz w:val="28"/>
+                          <w:szCs w:val="28"/>
+                          <w:lang w:bidi="fa-IR"/>
+                        </w:rPr>
+                      </w:pPr>
+                      <w:r>
+                        <w:rPr>
+                          <w:rFonts w:ascii="Consolas" w:hAnsi="Consolas"/>
+                          <w:b/>
+                          <w:bCs/>
+                          <w:color w:val="000000" w:themeColor="text1"/>
+                          <w:sz w:val="28"/>
+                          <w:szCs w:val="28"/>
+                          <w:lang w:bidi="fa-IR"/>
+                        </w:rPr>
+                        <w:fldChar w:fldCharType="begin"/>
+                      </w:r>
+                      <w:r>
+                        <w:rPr>
+                          <w:rFonts w:ascii="Consolas" w:hAnsi="Consolas"/>
+                          <w:b/>
+                          <w:bCs/>
+                          <w:color w:val="000000" w:themeColor="text1"/>
+                          <w:sz w:val="28"/>
+                          <w:szCs w:val="28"/>
+                          <w:lang w:bidi="fa-IR"/>
+                        </w:rPr>
+                        <w:instrText xml:space="preserve"> MERGEFIELD  deal_num  \* MERGEFORMAT </w:instrText>
+                      </w:r>
+                      <w:r>
+                        <w:rPr>
+                          <w:rFonts w:ascii="Consolas" w:hAnsi="Consolas"/>
+                          <w:b/>
+                          <w:bCs/>
+                          <w:color w:val="000000" w:themeColor="text1"/>
+                          <w:sz w:val="28"/>
+                          <w:szCs w:val="28"/>
+                          <w:lang w:bidi="fa-IR"/>
+                        </w:rPr>
+                        <w:fldChar w:fldCharType="separate"/>
+                      </w:r>
+                      <w:r>
+                        <w:rPr>
+                          <w:rFonts w:ascii="Consolas" w:hAnsi="Consolas"/>
+                          <w:b/>
+                          <w:bCs/>
+                          <w:noProof/>
+                          <w:color w:val="000000" w:themeColor="text1"/>
+                          <w:sz w:val="28"/>
+                          <w:szCs w:val="28"/>
+                          <w:lang w:bidi="fa-IR"/>
+                        </w:rPr>
+                        <w:t>deal_num</w:t>
+                      </w:r>
+                      <w:r>
+                        <w:rPr>
+                          <w:rFonts w:ascii="Consolas" w:hAnsi="Consolas"/>
+                          <w:b/>
+                          <w:bCs/>
+                          <w:color w:val="000000" w:themeColor="text1"/>
+                          <w:sz w:val="28"/>
+                          <w:szCs w:val="28"/>
+                          <w:lang w:bidi="fa-IR"/>
+                        </w:rPr>
+                        <w:fldChar w:fldCharType="end"/>
+                      </w:r>
+                    </w:p>
+                  </w:txbxContent>
+                </v:textbox>
+              </v:roundrect>
+            </w:pict>
+          </mc:Fallback>
+        </mc:AlternateContent>
+      </w:r>
+      <w:r>
+        <w:rPr>
+          <w:rFonts w:asciiTheme="majorBidi" w:hAnsiTheme="majorBidi" w:cstheme="majorBidi"/>
+          <w:noProof/>
+          <w:sz w:val="32"/>
+          <w:szCs w:val="32"/>
+          <w:rtl/>
+          <w:lang w:val="fa-IR" w:bidi="fa-IR"/>
+        </w:rPr>
+        <mc:AlternateContent>
+          <mc:Choice Requires="wps">
+            <w:drawing>
+              <wp:anchor distT="0" distB="0" distL="114300" distR="114300" simplePos="0" relativeHeight="251672576" behindDoc="0" locked="0" layoutInCell="1" allowOverlap="1" wp14:anchorId="2705B8AA" wp14:editId="5F7F22E6">
+                <wp:simplePos x="0" y="0"/>
+                <wp:positionH relativeFrom="column">
+                  <wp:posOffset>524932</wp:posOffset>
+                </wp:positionH>
+                <wp:positionV relativeFrom="paragraph">
+                  <wp:posOffset>-31750</wp:posOffset>
+                </wp:positionV>
+                <wp:extent cx="1108287" cy="539115"/>
+                <wp:effectExtent l="0" t="0" r="15875" b="13335"/>
+                <wp:wrapNone/>
+                <wp:docPr id="5" name="Rectangle: Rounded Corners 5"/>
+                <wp:cNvGraphicFramePr/>
+                <a:graphic xmlns:a="http://schemas.openxmlformats.org/drawingml/2006/main">
+                  <a:graphicData uri="http://schemas.microsoft.com/office/word/2010/wordprocessingShape">
+                    <wps:wsp>
+                      <wps:cNvSpPr/>
+                      <wps:spPr>
+                        <a:xfrm>
+                          <a:off x="0" y="0"/>
+                          <a:ext cx="1108287" cy="539115"/>
+                        </a:xfrm>
+                        <a:prstGeom prst="roundRect">
+                          <a:avLst/>
+                        </a:prstGeom>
+                        <a:ln>
+                          <a:solidFill>
+                            <a:schemeClr val="tx1"/>
+                          </a:solidFill>
+                        </a:ln>
+                      </wps:spPr>
+                      <wps:style>
+                        <a:lnRef idx="2">
+                          <a:schemeClr val="accent6"/>
+                        </a:lnRef>
+                        <a:fillRef idx="1">
+                          <a:schemeClr val="lt1"/>
+                        </a:fillRef>
+                        <a:effectRef idx="0">
+                          <a:schemeClr val="accent6"/>
+                        </a:effectRef>
+                        <a:fontRef idx="minor">
+                          <a:schemeClr val="dk1"/>
+                        </a:fontRef>
+                      </wps:style>
+                      <wps:txbx>
+                        <w:txbxContent>
+                          <w:p>
+                            <w:pPr>
+                              <w:jc w:val="right"/>
+                              <w:rPr>
+                                <w:b/>
+                                <w:bCs/>
+                                <w:color w:val="000000" w:themeColor="text1"/>
+                                <w:sz w:val="24"/>
+                                <w:szCs w:val="24"/>
+                                <w:lang w:bidi="fa-IR"/>
+                              </w:rPr>
+                            </w:pPr>
+                          </w:p>
+                        </w:txbxContent>
+                      </wps:txbx>
+                      <wps:bodyPr rot="0" spcFirstLastPara="0" vertOverflow="overflow" horzOverflow="overflow" vert="horz" wrap="square" lIns="91440" tIns="45720" rIns="91440" bIns="45720" numCol="1" spcCol="0" rtlCol="0" fromWordArt="0" anchor="ctr" anchorCtr="0" forceAA="0" compatLnSpc="1">
+                        <a:prstTxWarp prst="textNoShape">
+                          <a:avLst/>
+                        </a:prstTxWarp>
+                        <a:noAutofit/>
+                      </wps:bodyPr>
+                    </wps:wsp>
+                  </a:graphicData>
+                </a:graphic>
+                <wp14:sizeRelH relativeFrom="margin">
+                  <wp14:pctWidth>0</wp14:pctWidth>
+                </wp14:sizeRelH>
+                <wp14:sizeRelV relativeFrom="margin">
+                  <wp14:pctHeight>0</wp14:pctHeight>
+                </wp14:sizeRelV>
+              </wp:anchor>
+            </w:drawing>
+          </mc:Choice>
+          <mc:Fallback>
+            <w:pict>
+              <v:roundrect w14:anchorId="2705B8AA" id="Rectangle: Rounded Corners 5" o:spid="_x0000_s1048" style="position:absolute;margin-left:41.35pt;margin-top:-2.5pt;width:87.25pt;height:42.45pt;z-index:251672576;visibility:visible;mso-wrap-style:square;mso-width-percent:0;mso-height-percent:0;mso-wrap-distance-left:9pt;mso-wrap-distance-top:0;mso-wrap-distance-right:9pt;mso-wrap-distance-bottom:0;mso-position-horizontal:absolute;mso-position-horizontal-relative:text;mso-position-vertical:absolute;mso-position-vertical-relative:text;mso-width-percent:0;mso-height-percent:0;mso-width-relative:margin;mso-height-relative:margin;v-text-anchor:middle" arcsize="10923f" o:gfxdata="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" fillcolor="white [3201]" strokecolor="black [3213]" strokeweight="1pt">
+                <v:stroke joinstyle="miter"/>
+                <v:textbox>
+                  <w:txbxContent>
+                    <w:p>
+                      <w:pPr>
+                        <w:jc w:val="right"/>
+                        <w:rPr>
+                          <w:b/>
+                          <w:bCs/>
+                          <w:color w:val="000000" w:themeColor="text1"/>
+                          <w:sz w:val="24"/>
+                          <w:szCs w:val="24"/>
+                          <w:lang w:bidi="fa-IR"/>
+                        </w:rPr>
+                      </w:pPr>
+                    </w:p>
+                  </w:txbxContent>
+                </v:textbox>
+              </v:roundrect>
+            </w:pict>
+          </mc:Fallback>
+        </mc:AlternateContent>
+      </w:r>
+      <w:r>
+        <w:rPr>
+          <w:rFonts w:asciiTheme="majorBidi" w:hAnsiTheme="majorBidi" w:cstheme="majorBidi"/>
+          <w:noProof/>
+          <w:sz w:val="32"/>
+          <w:szCs w:val="32"/>
+          <w:rtl/>
+          <w:lang w:val="fa-IR" w:bidi="fa-IR"/>
+        </w:rPr>
+        <mc:AlternateContent>
+          <mc:Choice Requires="wps">
+            <w:drawing>
+              <wp:anchor distT="0" distB="0" distL="114300" distR="114300" simplePos="0" relativeHeight="251670528" behindDoc="0" locked="0" layoutInCell="1" allowOverlap="1" wp14:anchorId="11398C26" wp14:editId="6888F0EC">
+                <wp:simplePos x="0" y="0"/>
+                <wp:positionH relativeFrom="column">
+                  <wp:posOffset>1665817</wp:posOffset>
+                </wp:positionH>
+                <wp:positionV relativeFrom="paragraph">
+                  <wp:posOffset>-31115</wp:posOffset>
+                </wp:positionV>
+                <wp:extent cx="1310640" cy="541867"/>
+                <wp:effectExtent l="0" t="0" r="22860" b="10795"/>
+                <wp:wrapNone/>
+                <wp:docPr id="2" name="Rectangle: Rounded Corners 2"/>
+                <wp:cNvGraphicFramePr/>
+                <a:graphic xmlns:a="http://schemas.openxmlformats.org/drawingml/2006/main">
+                  <a:graphicData uri="http://schemas.microsoft.com/office/word/2010/wordprocessingShape">
+                    <wps:wsp>
+                      <wps:cNvSpPr/>
+                      <wps:spPr>
+                        <a:xfrm>
+                          <a:off x="0" y="0"/>
+                          <a:ext cx="1310640" cy="541867"/>
+                        </a:xfrm>
+                        <a:prstGeom prst="roundRect">
+                          <a:avLst/>
+                        </a:prstGeom>
+                        <a:ln>
+                          <a:solidFill>
+                            <a:schemeClr val="tx1"/>
+                          </a:solidFill>
+                        </a:ln>
+                      </wps:spPr>
+                      <wps:style>
+                        <a:lnRef idx="2">
+                          <a:schemeClr val="accent6"/>
+                        </a:lnRef>
+                        <a:fillRef idx="1">
+                          <a:schemeClr val="lt1"/>
+                        </a:fillRef>
+                        <a:effectRef idx="0">
+                          <a:schemeClr val="accent6"/>
+                        </a:effectRef>
+                        <a:fontRef idx="minor">
+                          <a:schemeClr val="dk1"/>
+                        </a:fontRef>
+                      </wps:style>
+                      <wps:txbx>
+                        <w:txbxContent>
+                          <w:p>
+                            <w:pPr>
+                              <w:jc w:val="center"/>
+                              <w:rPr>
+                                <w:rFonts w:cs="Aria Black"/>
+                                <w:b/>
+                                <w:bCs/>
+                                <w:color w:val="000000" w:themeColor="text1"/>
+                                <w:lang w:bidi="fa-IR"/>
+                              </w:rPr>
+                            </w:pPr>
+                            <w:r>
+                              <w:rPr>
+                                <w:rFonts w:cs="Aria Black" w:hint="cs"/>
+                                <w:b/>
+                                <w:bCs/>
+                                <w:color w:val="000000" w:themeColor="text1"/>
+                                <w:rtl/>
+                                <w:lang w:bidi="fa-IR"/>
+                              </w:rPr>
+                              <w:t>ات</w:t>
+                            </w:r>
+                            <w:r>
+                              <w:rPr>
+                                <w:rFonts w:cs="Aria Black" w:hint="cs"/>
+                                <w:b/>
+                                <w:bCs/>
+                                <w:color w:val="000000" w:themeColor="text1"/>
+                                <w:rtl/>
+                                <w:lang w:bidi="fa-IR"/>
+                              </w:rPr>
+                              <w:t>ـــ</w:t>
+                            </w:r>
+                            <w:r>
+                              <w:rPr>
+                                <w:rFonts w:cs="Aria Black" w:hint="cs"/>
+                                <w:b/>
+                                <w:bCs/>
+                                <w:color w:val="000000" w:themeColor="text1"/>
+                                <w:rtl/>
+                                <w:lang w:bidi="fa-IR"/>
+                              </w:rPr>
+                              <w:t>ــــــــــ</w:t>
+                            </w:r>
+                            <w:r>
+                              <w:rPr>
+                                <w:rFonts w:cs="Aria Black" w:hint="cs"/>
+                                <w:b/>
+                                <w:bCs/>
+                                <w:color w:val="000000" w:themeColor="text1"/>
+                                <w:rtl/>
+                                <w:lang w:bidi="fa-IR"/>
+                              </w:rPr>
+                              <w:t>ـــ</w:t>
+                            </w:r>
+                            <w:r>
+                              <w:rPr>
+                                <w:rFonts w:cs="Aria Black" w:hint="cs"/>
+                                <w:b/>
+                                <w:bCs/>
+                                <w:color w:val="000000" w:themeColor="text1"/>
+                                <w:rtl/>
+                                <w:lang w:bidi="fa-IR"/>
+                              </w:rPr>
+                              <w:t>و گ</w:t>
+                            </w:r>
+                            <w:r>
+                              <w:rPr>
+                                <w:rFonts w:cs="Aria Black" w:hint="cs"/>
+                                <w:b/>
+                                <w:bCs/>
+                                <w:color w:val="000000" w:themeColor="text1"/>
+                                <w:rtl/>
+                                <w:lang w:bidi="fa-IR"/>
+                              </w:rPr>
+                              <w:t>ـــــــ</w:t>
+                            </w:r>
+                            <w:r>
+                              <w:rPr>
+                                <w:rFonts w:cs="Aria Black" w:hint="cs"/>
+                                <w:b/>
+                                <w:bCs/>
+                                <w:color w:val="000000" w:themeColor="text1"/>
+                                <w:rtl/>
+                                <w:lang w:bidi="fa-IR"/>
+                              </w:rPr>
+                              <w:t>ری</w:t>
+                            </w:r>
+                            <w:r>
+                              <w:rPr>
+                                <w:rFonts w:cs="Aria Black" w:hint="cs"/>
+                                <w:b/>
+                                <w:bCs/>
+                                <w:color w:val="000000" w:themeColor="text1"/>
+                                <w:rtl/>
+                                <w:lang w:bidi="fa-IR"/>
+                              </w:rPr>
+                              <w:t>ــــ</w:t>
+                            </w:r>
+                            <w:r>
+                              <w:rPr>
+                                <w:rFonts w:cs="Aria Black" w:hint="cs"/>
+                                <w:b/>
+                                <w:bCs/>
+                                <w:color w:val="000000" w:themeColor="text1"/>
+                                <w:rtl/>
+                                <w:lang w:bidi="fa-IR"/>
+                              </w:rPr>
+                              <w:t>ده</w:t>
+                            </w:r>
+                          </w:p>
+                        </w:txbxContent>
+                      </wps:txbx>
+                      <wps:bodyPr rot="0" spcFirstLastPara="0" vertOverflow="overflow" horzOverflow="overflow" vert="horz" wrap="square" lIns="91440" tIns="45720" rIns="91440" bIns="45720" numCol="1" spcCol="0" rtlCol="0" fromWordArt="0" anchor="ctr" anchorCtr="0" forceAA="0" compatLnSpc="1">
+                        <a:prstTxWarp prst="textNoShape">
+                          <a:avLst/>
+                        </a:prstTxWarp>
+                        <a:noAutofit/>
+                      </wps:bodyPr>
+                    </wps:wsp>
+                  </a:graphicData>
+                </a:graphic>
+                <wp14:sizeRelH relativeFrom="margin">
+                  <wp14:pctWidth>0</wp14:pctWidth>
+                </wp14:sizeRelH>
+                <wp14:sizeRelV relativeFrom="margin">
+                  <wp14:pctHeight>0</wp14:pctHeight>
+                </wp14:sizeRelV>
+              </wp:anchor>
+            </w:drawing>
+          </mc:Choice>
+          <mc:Fallback>
+            <w:pict>
+              <v:roundrect w14:anchorId="11398C26" id="Rectangle: Rounded Corners 2" o:spid="_x0000_s1049" style="position:absolute;margin-left:131.15pt;margin-top:-2.45pt;width:103.2pt;height:42.65pt;z-index:251670528;visibility:visible;mso-wrap-style:square;mso-width-percent:0;mso-height-percent:0;mso-wrap-distance-left:9pt;mso-wrap-distance-top:0;mso-wrap-distance-right:9pt;mso-wrap-distance-bottom:0;mso-position-horizontal:absolute;mso-position-horizontal-relative:text;mso-position-vertical:absolute;mso-position-vertical-relative:text;mso-width-percent:0;mso-height-percent:0;mso-width-relative:margin;mso-height-relative:margin;v-text-anchor:middle" arcsize="10923f" o:gfxdata="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" fillcolor="white [3201]" strokecolor="black [3213]" strokeweight="1pt">
+                <v:stroke joinstyle="miter"/>
+                <v:textbox>
+                  <w:txbxContent>
+                    <w:p>
+                      <w:pPr>
+                        <w:jc w:val="center"/>
+                        <w:rPr>
+                          <w:rFonts w:cs="Aria Black"/>
+                          <w:b/>
+                          <w:bCs/>
+                          <w:color w:val="000000" w:themeColor="text1"/>
+                          <w:lang w:bidi="fa-IR"/>
+                        </w:rPr>
+                      </w:pPr>
+                      <w:r>
+                        <w:rPr>
+                          <w:rFonts w:cs="Aria Black" w:hint="cs"/>
+                          <w:b/>
+                          <w:bCs/>
+                          <w:color w:val="000000" w:themeColor="text1"/>
+                          <w:rtl/>
+                          <w:lang w:bidi="fa-IR"/>
+                        </w:rPr>
+                        <w:t>ات</w:t>
+                      </w:r>
+                      <w:r>
+                        <w:rPr>
+                          <w:rFonts w:cs="Aria Black" w:hint="cs"/>
+                          <w:b/>
+                          <w:bCs/>
+                          <w:color w:val="000000" w:themeColor="text1"/>
+                          <w:rtl/>
+                          <w:lang w:bidi="fa-IR"/>
+                        </w:rPr>
+                        <w:t>ـــ</w:t>
+                      </w:r>
+                      <w:r>
+                        <w:rPr>
+                          <w:rFonts w:cs="Aria Black" w:hint="cs"/>
+                          <w:b/>
+                          <w:bCs/>
+                          <w:color w:val="000000" w:themeColor="text1"/>
+                          <w:rtl/>
+                          <w:lang w:bidi="fa-IR"/>
+                        </w:rPr>
+                        <w:t>ــــــــــ</w:t>
+                      </w:r>
+                      <w:r>
+                        <w:rPr>
+                          <w:rFonts w:cs="Aria Black" w:hint="cs"/>
+                          <w:b/>
+                          <w:bCs/>
+                          <w:color w:val="000000" w:themeColor="text1"/>
+                          <w:rtl/>
+                          <w:lang w:bidi="fa-IR"/>
+                        </w:rPr>
+                        <w:t>ـــ</w:t>
+                      </w:r>
+                      <w:r>
+                        <w:rPr>
+                          <w:rFonts w:cs="Aria Black" w:hint="cs"/>
+                          <w:b/>
+                          <w:bCs/>
+                          <w:color w:val="000000" w:themeColor="text1"/>
+                          <w:rtl/>
+                          <w:lang w:bidi="fa-IR"/>
+                        </w:rPr>
+                        <w:t>و گ</w:t>
+                      </w:r>
+                      <w:r>
+                        <w:rPr>
+                          <w:rFonts w:cs="Aria Black" w:hint="cs"/>
+                          <w:b/>
+                          <w:bCs/>
+                          <w:color w:val="000000" w:themeColor="text1"/>
+                          <w:rtl/>
+                          <w:lang w:bidi="fa-IR"/>
+                        </w:rPr>
+                        <w:t>ـــــــ</w:t>
+                      </w:r>
+                      <w:r>
+                        <w:rPr>
+                          <w:rFonts w:cs="Aria Black" w:hint="cs"/>
+                          <w:b/>
+                          <w:bCs/>
+                          <w:color w:val="000000" w:themeColor="text1"/>
+                          <w:rtl/>
+                          <w:lang w:bidi="fa-IR"/>
+                        </w:rPr>
+                        <w:t>ری</w:t>
+                      </w:r>
+                      <w:r>
+                        <w:rPr>
+                          <w:rFonts w:cs="Aria Black" w:hint="cs"/>
+                          <w:b/>
+                          <w:bCs/>
+                          <w:color w:val="000000" w:themeColor="text1"/>
+                          <w:rtl/>
+                          <w:lang w:bidi="fa-IR"/>
+                        </w:rPr>
+                        <w:t>ــــ</w:t>
+                      </w:r>
+                      <w:r>
+                        <w:rPr>
+                          <w:rFonts w:cs="Aria Black" w:hint="cs"/>
+                          <w:b/>
+                          <w:bCs/>
+                          <w:color w:val="000000" w:themeColor="text1"/>
+                          <w:rtl/>
+                          <w:lang w:bidi="fa-IR"/>
+                        </w:rPr>
+                        <w:t>ده</w:t>
+                      </w:r>
+                    </w:p>
+                  </w:txbxContent>
+                </v:textbox>
+              </v:roundrect>
+            </w:pict>
+          </mc:Fallback>
+        </mc:AlternateContent>
+      </w:r>
+      <w:r>
+        <w:rPr>
+          <w:rFonts w:asciiTheme="majorBidi" w:hAnsiTheme="majorBidi" w:cstheme="majorBidi"/>
+          <w:noProof/>
+          <w:sz w:val="32"/>
+          <w:szCs w:val="32"/>
+          <w:rtl/>
+          <w:lang w:val="fa-IR" w:bidi="fa-IR"/>
+        </w:rPr>
+        <mc:AlternateContent>
+          <mc:Choice Requires="wps">
+            <w:drawing>
+              <wp:anchor distT="0" distB="0" distL="114300" distR="114300" simplePos="0" relativeHeight="251669504" behindDoc="0" locked="0" layoutInCell="1" allowOverlap="1" wp14:anchorId="18637ED7" wp14:editId="20BE381D">
                 <wp:simplePos x="0" y="0"/>
                 <wp:positionH relativeFrom="column">
                   <wp:posOffset>3093720</wp:posOffset>
@@ -2991,7 +4236,7 @@
           </mc:Choice>
           <mc:Fallback>
             <w:pict>
-              <v:roundrect w14:anchorId="18637ED7" id="Rectangle: Rounded Corners 1" o:spid="_x0000_s1042" style="position:absolute;margin-left:243.6pt;margin-top:188.35pt;width:252pt;height:183pt;z-index:251669504;visibility:visible;mso-wrap-style:square;mso-width-percent:0;mso-height-percent:0;mso-wrap-distance-left:9pt;mso-wrap-distance-top:0;mso-wrap-distance-right:9pt;mso-wrap-distance-bottom:0;mso-position-horizontal:absolute;mso-position-horizontal-relative:text;mso-position-vertical:absolute;mso-position-vertical-relative:text;mso-width-percent:0;mso-height-percent:0;mso-width-relative:margin;mso-height-relative:margin;v-text-anchor:top" arcsize="10923f" o:gfxdata="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" fillcolor="white [3201]" strokecolor="black [3213]" strokeweight="1pt">
+              <v:roundrect w14:anchorId="18637ED7" id="Rectangle: Rounded Corners 1" o:spid="_x0000_s1050" style="position:absolute;margin-left:243.6pt;margin-top:188.35pt;width:252pt;height:183pt;z-index:251669504;visibility:visible;mso-wrap-style:square;mso-width-percent:0;mso-height-percent:0;mso-wrap-distance-left:9pt;mso-wrap-distance-top:0;mso-wrap-distance-right:9pt;mso-wrap-distance-bottom:0;mso-position-horizontal:absolute;mso-position-horizontal-relative:text;mso-position-vertical:absolute;mso-position-vertical-relative:text;mso-width-percent:0;mso-height-percent:0;mso-width-relative:margin;mso-height-relative:margin;v-text-anchor:top" arcsize="10923f" o:gfxdata="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" fillcolor="white [3201]" strokecolor="black [3213]" strokeweight="1pt">
                 <v:stroke joinstyle="miter"/>
                 <v:textbox>
                   <w:txbxContent>
@@ -3361,231 +4606,6 @@
       <w:r>
         <w:rPr>
           <w:rFonts w:asciiTheme="majorBidi" w:hAnsiTheme="majorBidi" w:cstheme="majorBidi"/>
-          <w:noProof/>
-          <w:sz w:val="32"/>
-          <w:szCs w:val="32"/>
-          <w:rtl/>
-          <w:lang w:val="fa-IR" w:bidi="fa-IR"/>
-        </w:rPr>
-        <mc:AlternateContent>
-          <mc:Choice Requires="wps">
-            <w:drawing>
-              <wp:anchor distT="0" distB="0" distL="114300" distR="114300" simplePos="0" relativeHeight="251674624" behindDoc="0" locked="0" layoutInCell="1" allowOverlap="1" wp14:anchorId="7D17441D" wp14:editId="20FF26CB">
-                <wp:simplePos x="0" y="0"/>
-                <wp:positionH relativeFrom="page">
-                  <wp:posOffset>342900</wp:posOffset>
-                </wp:positionH>
-                <wp:positionV relativeFrom="paragraph">
-                  <wp:posOffset>3826933</wp:posOffset>
-                </wp:positionV>
-                <wp:extent cx="3528060" cy="901700"/>
-                <wp:effectExtent l="0" t="0" r="15240" b="12700"/>
-                <wp:wrapTopAndBottom/>
-                <wp:docPr id="3" name="Rectangle: Rounded Corners 3"/>
-                <wp:cNvGraphicFramePr/>
-                <a:graphic xmlns:a="http://schemas.openxmlformats.org/drawingml/2006/main">
-                  <a:graphicData uri="http://schemas.microsoft.com/office/word/2010/wordprocessingShape">
-                    <wps:wsp>
-                      <wps:cNvSpPr/>
-                      <wps:spPr>
-                        <a:xfrm>
-                          <a:off x="0" y="0"/>
-                          <a:ext cx="3528060" cy="901700"/>
-                        </a:xfrm>
-                        <a:prstGeom prst="roundRect">
-                          <a:avLst/>
-                        </a:prstGeom>
-                        <a:ln>
-                          <a:solidFill>
-                            <a:schemeClr val="tx1"/>
-                          </a:solidFill>
-                        </a:ln>
-                      </wps:spPr>
-                      <wps:style>
-                        <a:lnRef idx="2">
-                          <a:schemeClr val="accent6"/>
-                        </a:lnRef>
-                        <a:fillRef idx="1">
-                          <a:schemeClr val="lt1"/>
-                        </a:fillRef>
-                        <a:effectRef idx="0">
-                          <a:schemeClr val="accent6"/>
-                        </a:effectRef>
-                        <a:fontRef idx="minor">
-                          <a:schemeClr val="dk1"/>
-                        </a:fontRef>
-                      </wps:style>
-                      <wps:txbx>
-                        <w:txbxContent>
-                          <w:p>
-                            <w:pPr>
-                              <w:jc w:val="right"/>
-                              <w:rPr>
-                                <w:rFonts w:asciiTheme="majorBidi" w:hAnsiTheme="majorBidi" w:cstheme="majorBidi"/>
-                                <w:b/>
-                                <w:bCs/>
-                                <w:sz w:val="20"/>
-                                <w:szCs w:val="20"/>
-                                <w:rtl/>
-                                <w:lang w:bidi="fa-IR"/>
-                              </w:rPr>
-                            </w:pPr>
-                            <w:r>
-                              <w:rPr>
-                                <w:rFonts w:asciiTheme="majorBidi" w:hAnsiTheme="majorBidi" w:cstheme="majorBidi" w:hint="cs"/>
-                                <w:b/>
-                                <w:bCs/>
-                                <w:sz w:val="20"/>
-                                <w:szCs w:val="20"/>
-                                <w:rtl/>
-                                <w:lang w:bidi="fa-IR"/>
-                              </w:rPr>
-                              <w:t>توضیحات فنی :</w:t>
-                            </w:r>
-                          </w:p>
-                          <w:p>
-                            <w:pPr>
-                              <w:jc w:val="right"/>
-                              <w:rPr>
-                                <w:rFonts w:asciiTheme="majorBidi" w:hAnsiTheme="majorBidi" w:cstheme="majorBidi"/>
-                                <w:b/>
-                                <w:bCs/>
-                                <w:sz w:val="20"/>
-                                <w:szCs w:val="20"/>
-                                <w:rtl/>
-                                <w:lang w:bidi="fa-IR"/>
-                              </w:rPr>
-                            </w:pPr>
-                            <w:r>
-                              <w:rPr>
-                                <w:rFonts w:asciiTheme="majorBidi" w:hAnsiTheme="majorBidi" w:cstheme="majorBidi" w:hint="cs"/>
-                                <w:b/>
-                                <w:bCs/>
-                                <w:sz w:val="20"/>
-                                <w:szCs w:val="20"/>
-                                <w:rtl/>
-                                <w:lang w:bidi="fa-IR"/>
-                              </w:rPr>
-                              <w:t>..................................................................................................................................................................................................................................................................................................................</w:t>
-                            </w:r>
-                          </w:p>
-                          <w:p>
-                            <w:pPr>
-                              <w:jc w:val="right"/>
-                              <w:rPr>
-                                <w:rFonts w:asciiTheme="majorBidi" w:hAnsiTheme="majorBidi" w:cstheme="majorBidi"/>
-                                <w:b/>
-                                <w:bCs/>
-                                <w:sz w:val="20"/>
-                                <w:szCs w:val="20"/>
-                                <w:rtl/>
-                                <w:lang w:bidi="fa-IR"/>
-                              </w:rPr>
-                            </w:pPr>
-                          </w:p>
-                        </w:txbxContent>
-                      </wps:txbx>
-                      <wps:bodyPr rot="0" spcFirstLastPara="0" vertOverflow="overflow" horzOverflow="overflow" vert="horz" wrap="square" lIns="91440" tIns="45720" rIns="91440" bIns="45720" numCol="1" spcCol="0" rtlCol="0" fromWordArt="0" anchor="t" anchorCtr="0" forceAA="0" compatLnSpc="1">
-                        <a:prstTxWarp prst="textNoShape">
-                          <a:avLst/>
-                        </a:prstTxWarp>
-                        <a:noAutofit/>
-                      </wps:bodyPr>
-                    </wps:wsp>
-                  </a:graphicData>
-                </a:graphic>
-                <wp14:sizeRelH relativeFrom="margin">
-                  <wp14:pctWidth>0</wp14:pctWidth>
-                </wp14:sizeRelH>
-                <wp14:sizeRelV relativeFrom="margin">
-                  <wp14:pctHeight>0</wp14:pctHeight>
-                </wp14:sizeRelV>
-              </wp:anchor>
-            </w:drawing>
-          </mc:Choice>
-          <mc:Fallback>
-            <w:pict>
-              <v:roundrect w14:anchorId="7D17441D" id="Rectangle: Rounded Corners 3" o:spid="_x0000_s1043" style="position:absolute;margin-left:27pt;margin-top:301.35pt;width:277.8pt;height:71pt;z-index:251674624;visibility:visible;mso-wrap-style:square;mso-width-percent:0;mso-height-percent:0;mso-wrap-distance-left:9pt;mso-wrap-distance-top:0;mso-wrap-distance-right:9pt;mso-wrap-distance-bottom:0;mso-position-horizontal:absolute;mso-position-horizontal-relative:page;mso-position-vertical:absolute;mso-position-vertical-relative:text;mso-width-percent:0;mso-height-percent:0;mso-width-relative:margin;mso-height-relative:margin;v-text-anchor:top" arcsize="10923f" o:gfxdata="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" fillcolor="white [3201]" strokecolor="black [3213]" strokeweight="1pt">
-                <v:stroke joinstyle="miter"/>
-                <v:textbox>
-                  <w:txbxContent>
-                    <w:p>
-                      <w:pPr>
-                        <w:jc w:val="right"/>
-                        <w:rPr>
-                          <w:rFonts w:asciiTheme="majorBidi" w:hAnsiTheme="majorBidi" w:cstheme="majorBidi"/>
-                          <w:b/>
-                          <w:bCs/>
-                          <w:sz w:val="20"/>
-                          <w:szCs w:val="20"/>
-                          <w:rtl/>
-                          <w:lang w:bidi="fa-IR"/>
-                        </w:rPr>
-                      </w:pPr>
-                      <w:r>
-                        <w:rPr>
-                          <w:rFonts w:asciiTheme="majorBidi" w:hAnsiTheme="majorBidi" w:cstheme="majorBidi" w:hint="cs"/>
-                          <w:b/>
-                          <w:bCs/>
-                          <w:sz w:val="20"/>
-                          <w:szCs w:val="20"/>
-                          <w:rtl/>
-                          <w:lang w:bidi="fa-IR"/>
-                        </w:rPr>
-                        <w:t>توضیحات فنی :</w:t>
-                      </w:r>
-                    </w:p>
-                    <w:p>
-                      <w:pPr>
-                        <w:jc w:val="right"/>
-                        <w:rPr>
-                          <w:rFonts w:asciiTheme="majorBidi" w:hAnsiTheme="majorBidi" w:cstheme="majorBidi"/>
-                          <w:b/>
-                          <w:bCs/>
-                          <w:sz w:val="20"/>
-                          <w:szCs w:val="20"/>
-                          <w:rtl/>
-                          <w:lang w:bidi="fa-IR"/>
-                        </w:rPr>
-                      </w:pPr>
-                      <w:r>
-                        <w:rPr>
-                          <w:rFonts w:asciiTheme="majorBidi" w:hAnsiTheme="majorBidi" w:cstheme="majorBidi" w:hint="cs"/>
-                          <w:b/>
-                          <w:bCs/>
-                          <w:sz w:val="20"/>
-                          <w:szCs w:val="20"/>
-                          <w:rtl/>
-                          <w:lang w:bidi="fa-IR"/>
-                        </w:rPr>
-                        <w:t>..................................................................................................................................................................................................................................................................................................................</w:t>
-                      </w:r>
-                    </w:p>
-                    <w:p>
-                      <w:pPr>
-                        <w:jc w:val="right"/>
-                        <w:rPr>
-                          <w:rFonts w:asciiTheme="majorBidi" w:hAnsiTheme="majorBidi" w:cstheme="majorBidi"/>
-                          <w:b/>
-                          <w:bCs/>
-                          <w:sz w:val="20"/>
-                          <w:szCs w:val="20"/>
-                          <w:rtl/>
-                          <w:lang w:bidi="fa-IR"/>
-                        </w:rPr>
-                      </w:pPr>
-                    </w:p>
-                  </w:txbxContent>
-                </v:textbox>
-                <w10:wrap type="topAndBottom" anchorx="page"/>
-              </v:roundrect>
-            </w:pict>
-          </mc:Fallback>
-        </mc:AlternateContent>
-      </w:r>
-      <w:r>
-        <w:rPr>
-          <w:rFonts w:asciiTheme="majorBidi" w:hAnsiTheme="majorBidi" w:cstheme="majorBidi"/>
           <w:b/>
           <w:bCs/>
           <w:noProof/>
@@ -3597,7 +4617,7 @@
         <mc:AlternateContent>
           <mc:Choice Requires="wps">
             <w:drawing>
-              <wp:anchor distT="0" distB="0" distL="114300" distR="114300" simplePos="0" relativeHeight="251707392" behindDoc="0" locked="0" layoutInCell="1" allowOverlap="1" wp14:anchorId="7F5E727A" wp14:editId="1F4BB032">
+              <wp:anchor distT="0" distB="0" distL="114300" distR="114300" simplePos="0" relativeHeight="251707392" behindDoc="0" locked="0" layoutInCell="1" allowOverlap="1" wp14:anchorId="7F5E727A" wp14:editId="14A24660">
                 <wp:simplePos x="0" y="0"/>
                 <wp:positionH relativeFrom="page">
                   <wp:posOffset>206375</wp:posOffset>
@@ -3652,1028 +4672,10 @@
           </mc:Choice>
           <mc:Fallback>
             <w:pict>
-              <v:line w14:anchorId="4D2F24BA" id="Straight Connector 852793009" o:spid="_x0000_s1026" style="position:absolute;flip:x y;z-index:251707392;visibility:visible;mso-wrap-style:square;mso-width-percent:0;mso-height-percent:0;mso-wrap-distance-left:9pt;mso-wrap-distance-top:0;mso-wrap-distance-right:9pt;mso-wrap-distance-bottom:0;mso-position-horizontal:absolute;mso-position-horizontal-relative:page;mso-position-vertical:absolute;mso-position-vertical-relative:text;mso-width-percent:0;mso-height-percent:0;mso-width-relative:margin;mso-height-relative:margin" from="16.25pt,388.5pt" to="579.05pt,388.5pt" o:gfxdata="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" strokecolor="black [3200]" strokeweight=".5pt">
+              <v:line w14:anchorId="28F35970" id="Straight Connector 852793009" o:spid="_x0000_s1026" style="position:absolute;flip:x y;z-index:251707392;visibility:visible;mso-wrap-style:square;mso-width-percent:0;mso-height-percent:0;mso-wrap-distance-left:9pt;mso-wrap-distance-top:0;mso-wrap-distance-right:9pt;mso-wrap-distance-bottom:0;mso-position-horizontal:absolute;mso-position-horizontal-relative:page;mso-position-vertical:absolute;mso-position-vertical-relative:text;mso-width-percent:0;mso-height-percent:0;mso-width-relative:margin;mso-height-relative:margin" from="16.25pt,388.5pt" to="579.05pt,388.5pt" o:gfxdata="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" strokecolor="black [3200]" strokeweight=".5pt">
                 <v:stroke joinstyle="miter"/>
                 <w10:wrap anchorx="page"/>
               </v:line>
-            </w:pict>
-          </mc:Fallback>
-        </mc:AlternateContent>
-      </w:r>
-      <w:r>
-        <w:rPr>
-          <w:rFonts w:asciiTheme="majorBidi" w:hAnsiTheme="majorBidi" w:cstheme="majorBidi"/>
-          <w:noProof/>
-          <w:sz w:val="32"/>
-          <w:szCs w:val="32"/>
-          <w:lang w:bidi="fa-IR"/>
-        </w:rPr>
-        <mc:AlternateContent>
-          <mc:Choice Requires="wps">
-            <w:drawing>
-              <wp:anchor distT="45720" distB="45720" distL="114300" distR="114300" simplePos="0" relativeHeight="251676672" behindDoc="1" locked="0" layoutInCell="1" allowOverlap="1" wp14:anchorId="357CBBF8" wp14:editId="1C4D7AEA">
-                <wp:simplePos x="0" y="0"/>
-                <wp:positionH relativeFrom="column">
-                  <wp:posOffset>3346238</wp:posOffset>
-                </wp:positionH>
-                <wp:positionV relativeFrom="paragraph">
-                  <wp:posOffset>59690</wp:posOffset>
-                </wp:positionV>
-                <wp:extent cx="2202180" cy="312420"/>
-                <wp:effectExtent l="0" t="0" r="0" b="0"/>
-                <wp:wrapTight wrapText="bothSides">
-                  <wp:wrapPolygon edited="0">
-                    <wp:start x="561" y="0"/>
-                    <wp:lineTo x="561" y="19756"/>
-                    <wp:lineTo x="20927" y="19756"/>
-                    <wp:lineTo x="20927" y="0"/>
-                    <wp:lineTo x="561" y="0"/>
-                  </wp:wrapPolygon>
-                </wp:wrapTight>
-                <wp:docPr id="217" name="Text Box 2"/>
-                <wp:cNvGraphicFramePr>
-                  <a:graphicFrameLocks xmlns:a="http://schemas.openxmlformats.org/drawingml/2006/main"/>
-                </wp:cNvGraphicFramePr>
-                <a:graphic xmlns:a="http://schemas.openxmlformats.org/drawingml/2006/main">
-                  <a:graphicData uri="http://schemas.microsoft.com/office/word/2010/wordprocessingShape">
-                    <wps:wsp>
-                      <wps:cNvSpPr txBox="1">
-                        <a:spLocks noChangeArrowheads="1"/>
-                      </wps:cNvSpPr>
-                      <wps:spPr bwMode="auto">
-                        <a:xfrm>
-                          <a:off x="0" y="0"/>
-                          <a:ext cx="2202180" cy="312420"/>
-                        </a:xfrm>
-                        <a:prstGeom prst="rect">
-                          <a:avLst/>
-                        </a:prstGeom>
-                        <a:noFill/>
-                        <a:ln w="9525">
-                          <a:noFill/>
-                          <a:miter lim="800000"/>
-                          <a:headEnd/>
-                          <a:tailEnd/>
-                        </a:ln>
-                      </wps:spPr>
-                      <wps:txbx>
-                        <w:txbxContent>
-                          <w:p>
-                            <w:pPr>
-                              <w:jc w:val="right"/>
-                              <w:rPr>
-                                <w:rFonts w:ascii="Doran" w:hAnsi="Doran" w:cs="Aria Black"/>
-                                <w:b/>
-                                <w:bCs/>
-                                <w:sz w:val="20"/>
-                                <w:szCs w:val="20"/>
-                              </w:rPr>
-                            </w:pPr>
-                            <w:proofErr w:type="spellStart"/>
-                            <w:r>
-                              <w:rPr>
-                                <w:rFonts w:ascii="Doran" w:hAnsi="Doran" w:cs="Aria Black"/>
-                                <w:b/>
-                                <w:bCs/>
-                                <w:sz w:val="20"/>
-                                <w:szCs w:val="20"/>
-                              </w:rPr>
-                              <w:t>seller_</w:t>
-                            </w:r>
-                            <w:r>
-                              <w:rPr>
-                                <w:rFonts w:ascii="Doran" w:hAnsi="Doran" w:cs="Aria Black"/>
-                                <w:b/>
-                                <w:bCs/>
-                                <w:sz w:val="20"/>
-                                <w:szCs w:val="20"/>
-                              </w:rPr>
-                              <w:t>f</w:t>
-                            </w:r>
-                            <w:r>
-                              <w:rPr>
-                                <w:rFonts w:ascii="Doran" w:hAnsi="Doran" w:cs="Aria Black"/>
-                                <w:b/>
-                                <w:bCs/>
-                                <w:sz w:val="20"/>
-                                <w:szCs w:val="20"/>
-                              </w:rPr>
-                              <w:t>name</w:t>
-                            </w:r>
-                            <w:proofErr w:type="spellEnd"/>
-                          </w:p>
-                        </w:txbxContent>
-                      </wps:txbx>
-                      <wps:bodyPr rot="0" vert="horz" wrap="square" lIns="91440" tIns="45720" rIns="91440" bIns="45720" anchor="t" anchorCtr="0">
-                        <a:noAutofit/>
-                      </wps:bodyPr>
-                    </wps:wsp>
-                  </a:graphicData>
-                </a:graphic>
-                <wp14:sizeRelH relativeFrom="margin">
-                  <wp14:pctWidth>0</wp14:pctWidth>
-                </wp14:sizeRelH>
-                <wp14:sizeRelV relativeFrom="margin">
-                  <wp14:pctHeight>0</wp14:pctHeight>
-                </wp14:sizeRelV>
-              </wp:anchor>
-            </w:drawing>
-          </mc:Choice>
-          <mc:Fallback>
-            <w:pict>
-              <v:shape w14:anchorId="357CBBF8" id="_x0000_s1044" type="#_x0000_t202" style="position:absolute;margin-left:263.5pt;margin-top:4.7pt;width:173.4pt;height:24.6pt;z-index:-251639808;visibility:visible;mso-wrap-style:square;mso-width-percent:0;mso-height-percent:0;mso-wrap-distance-left:9pt;mso-wrap-distance-top:3.6pt;mso-wrap-distance-right:9pt;mso-wrap-distance-bottom:3.6pt;mso-position-horizontal:absolute;mso-position-horizontal-relative:text;mso-position-vertical:absolute;mso-position-vertical-relative:text;mso-width-percent:0;mso-height-percent:0;mso-width-relative:margin;mso-height-relative:margin;v-text-anchor:top" o:gfxdata="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" filled="f" stroked="f">
-                <v:textbox>
-                  <w:txbxContent>
-                    <w:p>
-                      <w:pPr>
-                        <w:jc w:val="right"/>
-                        <w:rPr>
-                          <w:rFonts w:ascii="Doran" w:hAnsi="Doran" w:cs="Aria Black"/>
-                          <w:b/>
-                          <w:bCs/>
-                          <w:sz w:val="20"/>
-                          <w:szCs w:val="20"/>
-                        </w:rPr>
-                      </w:pPr>
-                      <w:proofErr w:type="spellStart"/>
-                      <w:r>
-                        <w:rPr>
-                          <w:rFonts w:ascii="Doran" w:hAnsi="Doran" w:cs="Aria Black"/>
-                          <w:b/>
-                          <w:bCs/>
-                          <w:sz w:val="20"/>
-                          <w:szCs w:val="20"/>
-                        </w:rPr>
-                        <w:t>seller_</w:t>
-                      </w:r>
-                      <w:r>
-                        <w:rPr>
-                          <w:rFonts w:ascii="Doran" w:hAnsi="Doran" w:cs="Aria Black"/>
-                          <w:b/>
-                          <w:bCs/>
-                          <w:sz w:val="20"/>
-                          <w:szCs w:val="20"/>
-                        </w:rPr>
-                        <w:t>f</w:t>
-                      </w:r>
-                      <w:r>
-                        <w:rPr>
-                          <w:rFonts w:ascii="Doran" w:hAnsi="Doran" w:cs="Aria Black"/>
-                          <w:b/>
-                          <w:bCs/>
-                          <w:sz w:val="20"/>
-                          <w:szCs w:val="20"/>
-                        </w:rPr>
-                        <w:t>name</w:t>
-                      </w:r>
-                      <w:proofErr w:type="spellEnd"/>
-                    </w:p>
-                  </w:txbxContent>
-                </v:textbox>
-                <w10:wrap type="tight"/>
-              </v:shape>
-            </w:pict>
-          </mc:Fallback>
-        </mc:AlternateContent>
-      </w:r>
-      <w:r>
-        <w:rPr>
-          <w:rFonts w:asciiTheme="majorBidi" w:hAnsiTheme="majorBidi" w:cstheme="majorBidi"/>
-          <w:noProof/>
-          <w:sz w:val="32"/>
-          <w:szCs w:val="32"/>
-          <w:lang w:bidi="fa-IR"/>
-        </w:rPr>
-        <mc:AlternateContent>
-          <mc:Choice Requires="wps">
-            <w:drawing>
-              <wp:anchor distT="45720" distB="45720" distL="114300" distR="114300" simplePos="0" relativeHeight="251684864" behindDoc="0" locked="0" layoutInCell="1" allowOverlap="1" wp14:anchorId="45F2066E" wp14:editId="1602048F">
-                <wp:simplePos x="0" y="0"/>
-                <wp:positionH relativeFrom="column">
-                  <wp:posOffset>3348143</wp:posOffset>
-                </wp:positionH>
-                <wp:positionV relativeFrom="paragraph">
-                  <wp:posOffset>628015</wp:posOffset>
-                </wp:positionV>
-                <wp:extent cx="2313305" cy="389255"/>
-                <wp:effectExtent l="0" t="0" r="0" b="0"/>
-                <wp:wrapSquare wrapText="bothSides"/>
-                <wp:docPr id="941812892" name="Text Box 2"/>
-                <wp:cNvGraphicFramePr>
-                  <a:graphicFrameLocks xmlns:a="http://schemas.openxmlformats.org/drawingml/2006/main"/>
-                </wp:cNvGraphicFramePr>
-                <a:graphic xmlns:a="http://schemas.openxmlformats.org/drawingml/2006/main">
-                  <a:graphicData uri="http://schemas.microsoft.com/office/word/2010/wordprocessingShape">
-                    <wps:wsp>
-                      <wps:cNvSpPr txBox="1">
-                        <a:spLocks noChangeArrowheads="1"/>
-                      </wps:cNvSpPr>
-                      <wps:spPr bwMode="auto">
-                        <a:xfrm>
-                          <a:off x="0" y="0"/>
-                          <a:ext cx="2313305" cy="389255"/>
-                        </a:xfrm>
-                        <a:prstGeom prst="rect">
-                          <a:avLst/>
-                        </a:prstGeom>
-                        <a:noFill/>
-                        <a:ln w="9525">
-                          <a:noFill/>
-                          <a:miter lim="800000"/>
-                          <a:headEnd/>
-                          <a:tailEnd/>
-                        </a:ln>
-                      </wps:spPr>
-                      <wps:txbx>
-                        <w:txbxContent>
-                          <w:p>
-                            <w:pPr>
-                              <w:jc w:val="right"/>
-                              <w:rPr>
-                                <w:rFonts w:ascii="Doran" w:hAnsi="Doran" w:cs="Aria Black"/>
-                                <w:b/>
-                                <w:bCs/>
-                                <w:sz w:val="20"/>
-                                <w:szCs w:val="20"/>
-                              </w:rPr>
-                            </w:pPr>
-                            <w:proofErr w:type="spellStart"/>
-                            <w:r>
-                              <w:rPr>
-                                <w:rFonts w:ascii="Doran" w:hAnsi="Doran" w:cs="Aria Black"/>
-                                <w:b/>
-                                <w:bCs/>
-                                <w:sz w:val="20"/>
-                                <w:szCs w:val="20"/>
-                              </w:rPr>
-                              <w:t>seller_ncode</w:t>
-                            </w:r>
-                            <w:proofErr w:type="spellEnd"/>
-                          </w:p>
-                        </w:txbxContent>
-                      </wps:txbx>
-                      <wps:bodyPr rot="0" vert="horz" wrap="square" lIns="91440" tIns="45720" rIns="91440" bIns="45720" anchor="t" anchorCtr="0">
-                        <a:noAutofit/>
-                      </wps:bodyPr>
-                    </wps:wsp>
-                  </a:graphicData>
-                </a:graphic>
-                <wp14:sizeRelH relativeFrom="margin">
-                  <wp14:pctWidth>0</wp14:pctWidth>
-                </wp14:sizeRelH>
-                <wp14:sizeRelV relativeFrom="margin">
-                  <wp14:pctHeight>0</wp14:pctHeight>
-                </wp14:sizeRelV>
-              </wp:anchor>
-            </w:drawing>
-          </mc:Choice>
-          <mc:Fallback>
-            <w:pict>
-              <v:shapetype w14:anchorId="45F2066E" id="_x0000_t202" coordsize="21600,21600" o:spt="202" path="m,l,21600r21600,l21600,xe">
-                <v:stroke joinstyle="miter"/>
-                <v:path gradientshapeok="t" o:connecttype="rect"/>
-              </v:shapetype>
-              <v:shape id="_x0000_s1045" type="#_x0000_t202" style="position:absolute;margin-left:263.65pt;margin-top:49.45pt;width:182.15pt;height:30.65pt;z-index:251684864;visibility:visible;mso-wrap-style:square;mso-width-percent:0;mso-height-percent:0;mso-wrap-distance-left:9pt;mso-wrap-distance-top:3.6pt;mso-wrap-distance-right:9pt;mso-wrap-distance-bottom:3.6pt;mso-position-horizontal:absolute;mso-position-horizontal-relative:text;mso-position-vertical:absolute;mso-position-vertical-relative:text;mso-width-percent:0;mso-height-percent:0;mso-width-relative:margin;mso-height-relative:margin;v-text-anchor:top" o:gfxdata="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" filled="f" stroked="f">
-                <v:textbox>
-                  <w:txbxContent>
-                    <w:p>
-                      <w:pPr>
-                        <w:jc w:val="right"/>
-                        <w:rPr>
-                          <w:rFonts w:ascii="Doran" w:hAnsi="Doran" w:cs="Aria Black"/>
-                          <w:b/>
-                          <w:bCs/>
-                          <w:sz w:val="20"/>
-                          <w:szCs w:val="20"/>
-                        </w:rPr>
-                      </w:pPr>
-                      <w:proofErr w:type="spellStart"/>
-                      <w:r>
-                        <w:rPr>
-                          <w:rFonts w:ascii="Doran" w:hAnsi="Doran" w:cs="Aria Black"/>
-                          <w:b/>
-                          <w:bCs/>
-                          <w:sz w:val="20"/>
-                          <w:szCs w:val="20"/>
-                        </w:rPr>
-                        <w:t>seller_ncode</w:t>
-                      </w:r>
-                      <w:proofErr w:type="spellEnd"/>
-                    </w:p>
-                  </w:txbxContent>
-                </v:textbox>
-                <w10:wrap type="square"/>
-              </v:shape>
-            </w:pict>
-          </mc:Fallback>
-        </mc:AlternateContent>
-      </w:r>
-      <w:r>
-        <w:rPr>
-          <w:rFonts w:asciiTheme="majorBidi" w:hAnsiTheme="majorBidi" w:cstheme="majorBidi"/>
-          <w:noProof/>
-          <w:sz w:val="32"/>
-          <w:szCs w:val="32"/>
-          <w:lang w:bidi="fa-IR"/>
-        </w:rPr>
-        <mc:AlternateContent>
-          <mc:Choice Requires="wps">
-            <w:drawing>
-              <wp:anchor distT="45720" distB="45720" distL="114300" distR="114300" simplePos="0" relativeHeight="251691008" behindDoc="0" locked="0" layoutInCell="1" allowOverlap="1" wp14:anchorId="443AE6AC" wp14:editId="01694A53">
-                <wp:simplePos x="0" y="0"/>
-                <wp:positionH relativeFrom="column">
-                  <wp:posOffset>3799840</wp:posOffset>
-                </wp:positionH>
-                <wp:positionV relativeFrom="paragraph">
-                  <wp:posOffset>1178983</wp:posOffset>
-                </wp:positionV>
-                <wp:extent cx="1427480" cy="363855"/>
-                <wp:effectExtent l="0" t="0" r="0" b="0"/>
-                <wp:wrapSquare wrapText="bothSides"/>
-                <wp:docPr id="2064615629" name="Text Box 2"/>
-                <wp:cNvGraphicFramePr>
-                  <a:graphicFrameLocks xmlns:a="http://schemas.openxmlformats.org/drawingml/2006/main"/>
-                </wp:cNvGraphicFramePr>
-                <a:graphic xmlns:a="http://schemas.openxmlformats.org/drawingml/2006/main">
-                  <a:graphicData uri="http://schemas.microsoft.com/office/word/2010/wordprocessingShape">
-                    <wps:wsp>
-                      <wps:cNvSpPr txBox="1">
-                        <a:spLocks noChangeArrowheads="1"/>
-                      </wps:cNvSpPr>
-                      <wps:spPr bwMode="auto">
-                        <a:xfrm>
-                          <a:off x="0" y="0"/>
-                          <a:ext cx="1427480" cy="363855"/>
-                        </a:xfrm>
-                        <a:prstGeom prst="rect">
-                          <a:avLst/>
-                        </a:prstGeom>
-                        <a:noFill/>
-                        <a:ln w="9525">
-                          <a:noFill/>
-                          <a:miter lim="800000"/>
-                          <a:headEnd/>
-                          <a:tailEnd/>
-                        </a:ln>
-                      </wps:spPr>
-                      <wps:txbx>
-                        <w:txbxContent>
-                          <w:p>
-                            <w:pPr>
-                              <w:jc w:val="right"/>
-                              <w:rPr>
-                                <w:rFonts w:ascii="Doran" w:hAnsi="Doran" w:cs="Doran"/>
-                                <w:b/>
-                                <w:bCs/>
-                                <w:sz w:val="20"/>
-                                <w:szCs w:val="20"/>
-                              </w:rPr>
-                            </w:pPr>
-                            <w:proofErr w:type="spellStart"/>
-                            <w:r>
-                              <w:rPr>
-                                <w:rFonts w:ascii="Doran" w:hAnsi="Doran" w:cs="Doran"/>
-                                <w:b/>
-                                <w:bCs/>
-                                <w:sz w:val="20"/>
-                                <w:szCs w:val="20"/>
-                              </w:rPr>
-                              <w:t>s</w:t>
-                            </w:r>
-                            <w:r>
-                              <w:rPr>
-                                <w:rFonts w:ascii="Doran" w:hAnsi="Doran" w:cs="Doran"/>
-                                <w:b/>
-                                <w:bCs/>
-                                <w:sz w:val="20"/>
-                                <w:szCs w:val="20"/>
-                              </w:rPr>
-                              <w:t>eller_from</w:t>
-                            </w:r>
-                            <w:proofErr w:type="spellEnd"/>
-                          </w:p>
-                        </w:txbxContent>
-                      </wps:txbx>
-                      <wps:bodyPr rot="0" vert="horz" wrap="square" lIns="91440" tIns="45720" rIns="91440" bIns="45720" anchor="t" anchorCtr="0">
-                        <a:noAutofit/>
-                      </wps:bodyPr>
-                    </wps:wsp>
-                  </a:graphicData>
-                </a:graphic>
-                <wp14:sizeRelH relativeFrom="margin">
-                  <wp14:pctWidth>0</wp14:pctWidth>
-                </wp14:sizeRelH>
-                <wp14:sizeRelV relativeFrom="margin">
-                  <wp14:pctHeight>0</wp14:pctHeight>
-                </wp14:sizeRelV>
-              </wp:anchor>
-            </w:drawing>
-          </mc:Choice>
-          <mc:Fallback>
-            <w:pict>
-              <v:shape w14:anchorId="443AE6AC" id="_x0000_s1046" type="#_x0000_t202" style="position:absolute;margin-left:299.2pt;margin-top:92.85pt;width:112.4pt;height:28.65pt;z-index:251691008;visibility:visible;mso-wrap-style:square;mso-width-percent:0;mso-height-percent:0;mso-wrap-distance-left:9pt;mso-wrap-distance-top:3.6pt;mso-wrap-distance-right:9pt;mso-wrap-distance-bottom:3.6pt;mso-position-horizontal:absolute;mso-position-horizontal-relative:text;mso-position-vertical:absolute;mso-position-vertical-relative:text;mso-width-percent:0;mso-height-percent:0;mso-width-relative:margin;mso-height-relative:margin;v-text-anchor:top" o:gfxdata="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" filled="f" stroked="f">
-                <v:textbox>
-                  <w:txbxContent>
-                    <w:p>
-                      <w:pPr>
-                        <w:jc w:val="right"/>
-                        <w:rPr>
-                          <w:rFonts w:ascii="Doran" w:hAnsi="Doran" w:cs="Doran"/>
-                          <w:b/>
-                          <w:bCs/>
-                          <w:sz w:val="20"/>
-                          <w:szCs w:val="20"/>
-                        </w:rPr>
-                      </w:pPr>
-                      <w:proofErr w:type="spellStart"/>
-                      <w:r>
-                        <w:rPr>
-                          <w:rFonts w:ascii="Doran" w:hAnsi="Doran" w:cs="Doran"/>
-                          <w:b/>
-                          <w:bCs/>
-                          <w:sz w:val="20"/>
-                          <w:szCs w:val="20"/>
-                        </w:rPr>
-                        <w:t>s</w:t>
-                      </w:r>
-                      <w:r>
-                        <w:rPr>
-                          <w:rFonts w:ascii="Doran" w:hAnsi="Doran" w:cs="Doran"/>
-                          <w:b/>
-                          <w:bCs/>
-                          <w:sz w:val="20"/>
-                          <w:szCs w:val="20"/>
-                        </w:rPr>
-                        <w:t>eller_from</w:t>
-                      </w:r>
-                      <w:proofErr w:type="spellEnd"/>
-                    </w:p>
-                  </w:txbxContent>
-                </v:textbox>
-                <w10:wrap type="square"/>
-              </v:shape>
-            </w:pict>
-          </mc:Fallback>
-        </mc:AlternateContent>
-      </w:r>
-      <w:r>
-        <w:rPr>
-          <w:rFonts w:asciiTheme="majorBidi" w:hAnsiTheme="majorBidi" w:cstheme="majorBidi"/>
-          <w:noProof/>
-          <w:sz w:val="32"/>
-          <w:szCs w:val="32"/>
-          <w:lang w:bidi="fa-IR"/>
-        </w:rPr>
-        <mc:AlternateContent>
-          <mc:Choice Requires="wps">
-            <w:drawing>
-              <wp:anchor distT="45720" distB="45720" distL="114300" distR="114300" simplePos="0" relativeHeight="251693056" behindDoc="0" locked="0" layoutInCell="1" allowOverlap="1" wp14:anchorId="1A4AB1F5" wp14:editId="4D0AC55C">
-                <wp:simplePos x="0" y="0"/>
-                <wp:positionH relativeFrom="column">
-                  <wp:posOffset>3305598</wp:posOffset>
-                </wp:positionH>
-                <wp:positionV relativeFrom="paragraph">
-                  <wp:posOffset>1421130</wp:posOffset>
-                </wp:positionV>
-                <wp:extent cx="2049780" cy="397510"/>
-                <wp:effectExtent l="0" t="0" r="0" b="2540"/>
-                <wp:wrapSquare wrapText="bothSides"/>
-                <wp:docPr id="1635659660" name="Text Box 2"/>
-                <wp:cNvGraphicFramePr>
-                  <a:graphicFrameLocks xmlns:a="http://schemas.openxmlformats.org/drawingml/2006/main"/>
-                </wp:cNvGraphicFramePr>
-                <a:graphic xmlns:a="http://schemas.openxmlformats.org/drawingml/2006/main">
-                  <a:graphicData uri="http://schemas.microsoft.com/office/word/2010/wordprocessingShape">
-                    <wps:wsp>
-                      <wps:cNvSpPr txBox="1">
-                        <a:spLocks noChangeArrowheads="1"/>
-                      </wps:cNvSpPr>
-                      <wps:spPr bwMode="auto">
-                        <a:xfrm>
-                          <a:off x="0" y="0"/>
-                          <a:ext cx="2049780" cy="397510"/>
-                        </a:xfrm>
-                        <a:prstGeom prst="rect">
-                          <a:avLst/>
-                        </a:prstGeom>
-                        <a:noFill/>
-                        <a:ln w="9525">
-                          <a:noFill/>
-                          <a:miter lim="800000"/>
-                          <a:headEnd/>
-                          <a:tailEnd/>
-                        </a:ln>
-                      </wps:spPr>
-                      <wps:txbx>
-                        <w:txbxContent>
-                          <w:p>
-                            <w:pPr>
-                              <w:rPr>
-                                <w:rFonts w:ascii="Doran" w:hAnsi="Doran" w:cs="Aria Black"/>
-                                <w:b/>
-                                <w:bCs/>
-                                <w:sz w:val="20"/>
-                                <w:szCs w:val="20"/>
-                                <w:lang w:bidi="fa-IR"/>
-                              </w:rPr>
-                            </w:pPr>
-                            <w:proofErr w:type="spellStart"/>
-                            <w:r>
-                              <w:rPr>
-                                <w:rFonts w:ascii="Doran" w:hAnsi="Doran" w:cs="Aria Black"/>
-                                <w:b/>
-                                <w:bCs/>
-                                <w:sz w:val="20"/>
-                                <w:szCs w:val="20"/>
-                                <w:lang w:bidi="fa-IR"/>
-                              </w:rPr>
-                              <w:t>s</w:t>
-                            </w:r>
-                            <w:r>
-                              <w:rPr>
-                                <w:rFonts w:ascii="Doran" w:hAnsi="Doran" w:cs="Aria Black"/>
-                                <w:b/>
-                                <w:bCs/>
-                                <w:sz w:val="20"/>
-                                <w:szCs w:val="20"/>
-                                <w:lang w:bidi="fa-IR"/>
-                              </w:rPr>
-                              <w:t>eller_phone</w:t>
-                            </w:r>
-                            <w:proofErr w:type="spellEnd"/>
-                          </w:p>
-                        </w:txbxContent>
-                      </wps:txbx>
-                      <wps:bodyPr rot="0" vert="horz" wrap="square" lIns="91440" tIns="45720" rIns="91440" bIns="45720" anchor="t" anchorCtr="0">
-                        <a:noAutofit/>
-                      </wps:bodyPr>
-                    </wps:wsp>
-                  </a:graphicData>
-                </a:graphic>
-                <wp14:sizeRelH relativeFrom="margin">
-                  <wp14:pctWidth>0</wp14:pctWidth>
-                </wp14:sizeRelH>
-                <wp14:sizeRelV relativeFrom="margin">
-                  <wp14:pctHeight>0</wp14:pctHeight>
-                </wp14:sizeRelV>
-              </wp:anchor>
-            </w:drawing>
-          </mc:Choice>
-          <mc:Fallback>
-            <w:pict>
-              <v:shape w14:anchorId="1A4AB1F5" id="_x0000_s1047" type="#_x0000_t202" style="position:absolute;margin-left:260.3pt;margin-top:111.9pt;width:161.4pt;height:31.3pt;z-index:251693056;visibility:visible;mso-wrap-style:square;mso-width-percent:0;mso-height-percent:0;mso-wrap-distance-left:9pt;mso-wrap-distance-top:3.6pt;mso-wrap-distance-right:9pt;mso-wrap-distance-bottom:3.6pt;mso-position-horizontal:absolute;mso-position-horizontal-relative:text;mso-position-vertical:absolute;mso-position-vertical-relative:text;mso-width-percent:0;mso-height-percent:0;mso-width-relative:margin;mso-height-relative:margin;v-text-anchor:top" o:gfxdata="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" filled="f" stroked="f">
-                <v:textbox>
-                  <w:txbxContent>
-                    <w:p>
-                      <w:pPr>
-                        <w:rPr>
-                          <w:rFonts w:ascii="Doran" w:hAnsi="Doran" w:cs="Aria Black"/>
-                          <w:b/>
-                          <w:bCs/>
-                          <w:sz w:val="20"/>
-                          <w:szCs w:val="20"/>
-                          <w:lang w:bidi="fa-IR"/>
-                        </w:rPr>
-                      </w:pPr>
-                      <w:proofErr w:type="spellStart"/>
-                      <w:r>
-                        <w:rPr>
-                          <w:rFonts w:ascii="Doran" w:hAnsi="Doran" w:cs="Aria Black"/>
-                          <w:b/>
-                          <w:bCs/>
-                          <w:sz w:val="20"/>
-                          <w:szCs w:val="20"/>
-                          <w:lang w:bidi="fa-IR"/>
-                        </w:rPr>
-                        <w:t>s</w:t>
-                      </w:r>
-                      <w:r>
-                        <w:rPr>
-                          <w:rFonts w:ascii="Doran" w:hAnsi="Doran" w:cs="Aria Black"/>
-                          <w:b/>
-                          <w:bCs/>
-                          <w:sz w:val="20"/>
-                          <w:szCs w:val="20"/>
-                          <w:lang w:bidi="fa-IR"/>
-                        </w:rPr>
-                        <w:t>eller_phone</w:t>
-                      </w:r>
-                      <w:proofErr w:type="spellEnd"/>
-                    </w:p>
-                  </w:txbxContent>
-                </v:textbox>
-                <w10:wrap type="square"/>
-              </v:shape>
-            </w:pict>
-          </mc:Fallback>
-        </mc:AlternateContent>
-      </w:r>
-      <w:r>
-        <w:rPr>
-          <w:rFonts w:asciiTheme="majorBidi" w:hAnsiTheme="majorBidi" w:cstheme="majorBidi"/>
-          <w:noProof/>
-          <w:sz w:val="32"/>
-          <w:szCs w:val="32"/>
-          <w:lang w:bidi="fa-IR"/>
-        </w:rPr>
-        <mc:AlternateContent>
-          <mc:Choice Requires="wps">
-            <w:drawing>
-              <wp:anchor distT="45720" distB="45720" distL="114300" distR="114300" simplePos="0" relativeHeight="251695104" behindDoc="0" locked="0" layoutInCell="1" allowOverlap="1" wp14:anchorId="262D9D07" wp14:editId="6A521C02">
-                <wp:simplePos x="0" y="0"/>
-                <wp:positionH relativeFrom="column">
-                  <wp:posOffset>3272367</wp:posOffset>
-                </wp:positionH>
-                <wp:positionV relativeFrom="paragraph">
-                  <wp:posOffset>1708785</wp:posOffset>
-                </wp:positionV>
-                <wp:extent cx="2331720" cy="448310"/>
-                <wp:effectExtent l="0" t="0" r="0" b="0"/>
-                <wp:wrapSquare wrapText="bothSides"/>
-                <wp:docPr id="1509165845" name="Text Box 2"/>
-                <wp:cNvGraphicFramePr>
-                  <a:graphicFrameLocks xmlns:a="http://schemas.openxmlformats.org/drawingml/2006/main"/>
-                </wp:cNvGraphicFramePr>
-                <a:graphic xmlns:a="http://schemas.openxmlformats.org/drawingml/2006/main">
-                  <a:graphicData uri="http://schemas.microsoft.com/office/word/2010/wordprocessingShape">
-                    <wps:wsp>
-                      <wps:cNvSpPr txBox="1">
-                        <a:spLocks noChangeArrowheads="1"/>
-                      </wps:cNvSpPr>
-                      <wps:spPr bwMode="auto">
-                        <a:xfrm>
-                          <a:off x="0" y="0"/>
-                          <a:ext cx="2331720" cy="448310"/>
-                        </a:xfrm>
-                        <a:prstGeom prst="rect">
-                          <a:avLst/>
-                        </a:prstGeom>
-                        <a:noFill/>
-                        <a:ln w="9525">
-                          <a:noFill/>
-                          <a:miter lim="800000"/>
-                          <a:headEnd/>
-                          <a:tailEnd/>
-                        </a:ln>
-                      </wps:spPr>
-                      <wps:txbx>
-                        <w:txbxContent>
-                          <w:p>
-                            <w:pPr>
-                              <w:jc w:val="right"/>
-                              <w:rPr>
-                                <w:rFonts w:ascii="Doran" w:hAnsi="Doran" w:cs="Aria Black"/>
-                                <w:b/>
-                                <w:bCs/>
-                                <w:sz w:val="20"/>
-                                <w:szCs w:val="20"/>
-                                <w:lang w:bidi="fa-IR"/>
-                              </w:rPr>
-                            </w:pPr>
-                            <w:proofErr w:type="spellStart"/>
-                            <w:r>
-                              <w:rPr>
-                                <w:rFonts w:ascii="Doran" w:hAnsi="Doran" w:cs="Aria Black"/>
-                                <w:b/>
-                                <w:bCs/>
-                                <w:sz w:val="20"/>
-                                <w:szCs w:val="20"/>
-                                <w:lang w:bidi="fa-IR"/>
-                              </w:rPr>
-                              <w:t>s</w:t>
-                            </w:r>
-                            <w:r>
-                              <w:rPr>
-                                <w:rFonts w:ascii="Doran" w:hAnsi="Doran" w:cs="Aria Black"/>
-                                <w:b/>
-                                <w:bCs/>
-                                <w:sz w:val="20"/>
-                                <w:szCs w:val="20"/>
-                                <w:lang w:bidi="fa-IR"/>
-                              </w:rPr>
-                              <w:t>eller_adress</w:t>
-                            </w:r>
-                            <w:proofErr w:type="spellEnd"/>
-                          </w:p>
-                        </w:txbxContent>
-                      </wps:txbx>
-                      <wps:bodyPr rot="0" vert="horz" wrap="square" lIns="91440" tIns="45720" rIns="91440" bIns="45720" anchor="t" anchorCtr="0">
-                        <a:noAutofit/>
-                      </wps:bodyPr>
-                    </wps:wsp>
-                  </a:graphicData>
-                </a:graphic>
-                <wp14:sizeRelH relativeFrom="margin">
-                  <wp14:pctWidth>0</wp14:pctWidth>
-                </wp14:sizeRelH>
-                <wp14:sizeRelV relativeFrom="margin">
-                  <wp14:pctHeight>0</wp14:pctHeight>
-                </wp14:sizeRelV>
-              </wp:anchor>
-            </w:drawing>
-          </mc:Choice>
-          <mc:Fallback>
-            <w:pict>
-              <v:shape w14:anchorId="262D9D07" id="_x0000_s1048" type="#_x0000_t202" style="position:absolute;margin-left:257.65pt;margin-top:134.55pt;width:183.6pt;height:35.3pt;z-index:251695104;visibility:visible;mso-wrap-style:square;mso-width-percent:0;mso-height-percent:0;mso-wrap-distance-left:9pt;mso-wrap-distance-top:3.6pt;mso-wrap-distance-right:9pt;mso-wrap-distance-bottom:3.6pt;mso-position-horizontal:absolute;mso-position-horizontal-relative:text;mso-position-vertical:absolute;mso-position-vertical-relative:text;mso-width-percent:0;mso-height-percent:0;mso-width-relative:margin;mso-height-relative:margin;v-text-anchor:top" o:gfxdata="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" filled="f" stroked="f">
-                <v:textbox>
-                  <w:txbxContent>
-                    <w:p>
-                      <w:pPr>
-                        <w:jc w:val="right"/>
-                        <w:rPr>
-                          <w:rFonts w:ascii="Doran" w:hAnsi="Doran" w:cs="Aria Black"/>
-                          <w:b/>
-                          <w:bCs/>
-                          <w:sz w:val="20"/>
-                          <w:szCs w:val="20"/>
-                          <w:lang w:bidi="fa-IR"/>
-                        </w:rPr>
-                      </w:pPr>
-                      <w:proofErr w:type="spellStart"/>
-                      <w:r>
-                        <w:rPr>
-                          <w:rFonts w:ascii="Doran" w:hAnsi="Doran" w:cs="Aria Black"/>
-                          <w:b/>
-                          <w:bCs/>
-                          <w:sz w:val="20"/>
-                          <w:szCs w:val="20"/>
-                          <w:lang w:bidi="fa-IR"/>
-                        </w:rPr>
-                        <w:t>s</w:t>
-                      </w:r>
-                      <w:r>
-                        <w:rPr>
-                          <w:rFonts w:ascii="Doran" w:hAnsi="Doran" w:cs="Aria Black"/>
-                          <w:b/>
-                          <w:bCs/>
-                          <w:sz w:val="20"/>
-                          <w:szCs w:val="20"/>
-                          <w:lang w:bidi="fa-IR"/>
-                        </w:rPr>
-                        <w:t>eller_adress</w:t>
-                      </w:r>
-                      <w:proofErr w:type="spellEnd"/>
-                    </w:p>
-                  </w:txbxContent>
-                </v:textbox>
-                <w10:wrap type="square"/>
-              </v:shape>
-            </w:pict>
-          </mc:Fallback>
-        </mc:AlternateContent>
-      </w:r>
-      <w:r>
-        <w:rPr>
-          <w:rFonts w:asciiTheme="majorBidi" w:hAnsiTheme="majorBidi" w:cstheme="majorBidi"/>
-          <w:noProof/>
-          <w:sz w:val="32"/>
-          <w:szCs w:val="32"/>
-          <w:lang w:bidi="fa-IR"/>
-        </w:rPr>
-        <mc:AlternateContent>
-          <mc:Choice Requires="wps">
-            <w:drawing>
-              <wp:anchor distT="45720" distB="45720" distL="114300" distR="114300" simplePos="0" relativeHeight="251686912" behindDoc="0" locked="0" layoutInCell="1" allowOverlap="1" wp14:anchorId="3EA65B61" wp14:editId="57F216F0">
-                <wp:simplePos x="0" y="0"/>
-                <wp:positionH relativeFrom="column">
-                  <wp:posOffset>3429000</wp:posOffset>
-                </wp:positionH>
-                <wp:positionV relativeFrom="paragraph">
-                  <wp:posOffset>899160</wp:posOffset>
-                </wp:positionV>
-                <wp:extent cx="1859280" cy="389255"/>
-                <wp:effectExtent l="0" t="0" r="0" b="0"/>
-                <wp:wrapSquare wrapText="bothSides"/>
-                <wp:docPr id="1111235689" name="Text Box 2"/>
-                <wp:cNvGraphicFramePr>
-                  <a:graphicFrameLocks xmlns:a="http://schemas.openxmlformats.org/drawingml/2006/main"/>
-                </wp:cNvGraphicFramePr>
-                <a:graphic xmlns:a="http://schemas.openxmlformats.org/drawingml/2006/main">
-                  <a:graphicData uri="http://schemas.microsoft.com/office/word/2010/wordprocessingShape">
-                    <wps:wsp>
-                      <wps:cNvSpPr txBox="1">
-                        <a:spLocks noChangeArrowheads="1"/>
-                      </wps:cNvSpPr>
-                      <wps:spPr bwMode="auto">
-                        <a:xfrm>
-                          <a:off x="0" y="0"/>
-                          <a:ext cx="1859280" cy="389255"/>
-                        </a:xfrm>
-                        <a:prstGeom prst="rect">
-                          <a:avLst/>
-                        </a:prstGeom>
-                        <a:noFill/>
-                        <a:ln w="9525">
-                          <a:noFill/>
-                          <a:miter lim="800000"/>
-                          <a:headEnd/>
-                          <a:tailEnd/>
-                        </a:ln>
-                      </wps:spPr>
-                      <wps:txbx>
-                        <w:txbxContent>
-                          <w:p>
-                            <w:pPr>
-                              <w:jc w:val="right"/>
-                              <w:rPr>
-                                <w:rFonts w:ascii="Doran" w:hAnsi="Doran" w:cs="Aria Black"/>
-                                <w:b/>
-                                <w:bCs/>
-                                <w:sz w:val="20"/>
-                                <w:szCs w:val="20"/>
-                              </w:rPr>
-                            </w:pPr>
-                            <w:proofErr w:type="spellStart"/>
-                            <w:r>
-                              <w:rPr>
-                                <w:rFonts w:ascii="Doran" w:hAnsi="Doran" w:cs="Aria Black"/>
-                                <w:b/>
-                                <w:bCs/>
-                                <w:sz w:val="20"/>
-                                <w:szCs w:val="20"/>
-                              </w:rPr>
-                              <w:t>seller_shcode</w:t>
-                            </w:r>
-                            <w:proofErr w:type="spellEnd"/>
-                          </w:p>
-                        </w:txbxContent>
-                      </wps:txbx>
-                      <wps:bodyPr rot="0" vert="horz" wrap="square" lIns="91440" tIns="45720" rIns="91440" bIns="45720" anchor="t" anchorCtr="0">
-                        <a:noAutofit/>
-                      </wps:bodyPr>
-                    </wps:wsp>
-                  </a:graphicData>
-                </a:graphic>
-                <wp14:sizeRelH relativeFrom="margin">
-                  <wp14:pctWidth>0</wp14:pctWidth>
-                </wp14:sizeRelH>
-                <wp14:sizeRelV relativeFrom="margin">
-                  <wp14:pctHeight>0</wp14:pctHeight>
-                </wp14:sizeRelV>
-              </wp:anchor>
-            </w:drawing>
-          </mc:Choice>
-          <mc:Fallback>
-            <w:pict>
-              <v:shape w14:anchorId="3EA65B61" id="_x0000_s1049" type="#_x0000_t202" style="position:absolute;margin-left:270pt;margin-top:70.8pt;width:146.4pt;height:30.65pt;z-index:251686912;visibility:visible;mso-wrap-style:square;mso-width-percent:0;mso-height-percent:0;mso-wrap-distance-left:9pt;mso-wrap-distance-top:3.6pt;mso-wrap-distance-right:9pt;mso-wrap-distance-bottom:3.6pt;mso-position-horizontal:absolute;mso-position-horizontal-relative:text;mso-position-vertical:absolute;mso-position-vertical-relative:text;mso-width-percent:0;mso-height-percent:0;mso-width-relative:margin;mso-height-relative:margin;v-text-anchor:top" o:gfxdata="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" filled="f" stroked="f">
-                <v:textbox>
-                  <w:txbxContent>
-                    <w:p>
-                      <w:pPr>
-                        <w:jc w:val="right"/>
-                        <w:rPr>
-                          <w:rFonts w:ascii="Doran" w:hAnsi="Doran" w:cs="Aria Black"/>
-                          <w:b/>
-                          <w:bCs/>
-                          <w:sz w:val="20"/>
-                          <w:szCs w:val="20"/>
-                        </w:rPr>
-                      </w:pPr>
-                      <w:proofErr w:type="spellStart"/>
-                      <w:r>
-                        <w:rPr>
-                          <w:rFonts w:ascii="Doran" w:hAnsi="Doran" w:cs="Aria Black"/>
-                          <w:b/>
-                          <w:bCs/>
-                          <w:sz w:val="20"/>
-                          <w:szCs w:val="20"/>
-                        </w:rPr>
-                        <w:t>seller_shcode</w:t>
-                      </w:r>
-                      <w:proofErr w:type="spellEnd"/>
-                    </w:p>
-                  </w:txbxContent>
-                </v:textbox>
-                <w10:wrap type="square"/>
-              </v:shape>
-            </w:pict>
-          </mc:Fallback>
-        </mc:AlternateContent>
-      </w:r>
-      <w:r>
-        <w:rPr>
-          <w:rFonts w:asciiTheme="majorBidi" w:hAnsiTheme="majorBidi" w:cstheme="majorBidi"/>
-          <w:noProof/>
-          <w:sz w:val="32"/>
-          <w:szCs w:val="32"/>
-          <w:lang w:bidi="fa-IR"/>
-        </w:rPr>
-        <mc:AlternateContent>
-          <mc:Choice Requires="wps">
-            <w:drawing>
-              <wp:anchor distT="45720" distB="45720" distL="114300" distR="114300" simplePos="0" relativeHeight="251680768" behindDoc="0" locked="0" layoutInCell="1" allowOverlap="1" wp14:anchorId="77D28870" wp14:editId="7B813E12">
-                <wp:simplePos x="0" y="0"/>
-                <wp:positionH relativeFrom="column">
-                  <wp:posOffset>4918710</wp:posOffset>
-                </wp:positionH>
-                <wp:positionV relativeFrom="paragraph">
-                  <wp:posOffset>349250</wp:posOffset>
-                </wp:positionV>
-                <wp:extent cx="859155" cy="309880"/>
-                <wp:effectExtent l="0" t="0" r="0" b="0"/>
-                <wp:wrapSquare wrapText="bothSides"/>
-                <wp:docPr id="165328729" name="Text Box 2"/>
-                <wp:cNvGraphicFramePr>
-                  <a:graphicFrameLocks xmlns:a="http://schemas.openxmlformats.org/drawingml/2006/main"/>
-                </wp:cNvGraphicFramePr>
-                <a:graphic xmlns:a="http://schemas.openxmlformats.org/drawingml/2006/main">
-                  <a:graphicData uri="http://schemas.microsoft.com/office/word/2010/wordprocessingShape">
-                    <wps:wsp>
-                      <wps:cNvSpPr txBox="1">
-                        <a:spLocks noChangeArrowheads="1"/>
-                      </wps:cNvSpPr>
-                      <wps:spPr bwMode="auto">
-                        <a:xfrm>
-                          <a:off x="0" y="0"/>
-                          <a:ext cx="859155" cy="309880"/>
-                        </a:xfrm>
-                        <a:prstGeom prst="rect">
-                          <a:avLst/>
-                        </a:prstGeom>
-                        <a:noFill/>
-                        <a:ln w="9525">
-                          <a:noFill/>
-                          <a:miter lim="800000"/>
-                          <a:headEnd/>
-                          <a:tailEnd/>
-                        </a:ln>
-                      </wps:spPr>
-                      <wps:txbx>
-                        <w:txbxContent>
-                          <w:p>
-                            <w:pPr>
-                              <w:jc w:val="right"/>
-                              <w:rPr>
-                                <w:rFonts w:ascii="Doran" w:hAnsi="Doran" w:cs="Aria Black"/>
-                                <w:b/>
-                                <w:bCs/>
-                                <w:sz w:val="20"/>
-                                <w:szCs w:val="20"/>
-                              </w:rPr>
-                            </w:pPr>
-                            <w:proofErr w:type="spellStart"/>
-                            <w:r>
-                              <w:rPr>
-                                <w:rFonts w:ascii="Doran" w:hAnsi="Doran" w:cs="Aria Black"/>
-                                <w:b/>
-                                <w:bCs/>
-                                <w:sz w:val="20"/>
-                                <w:szCs w:val="20"/>
-                              </w:rPr>
-                              <w:t>seller_father</w:t>
-                            </w:r>
-                            <w:proofErr w:type="spellEnd"/>
-                          </w:p>
-                        </w:txbxContent>
-                      </wps:txbx>
-                      <wps:bodyPr rot="0" vert="horz" wrap="square" lIns="91440" tIns="45720" rIns="91440" bIns="45720" anchor="t" anchorCtr="0">
-                        <a:noAutofit/>
-                      </wps:bodyPr>
-                    </wps:wsp>
-                  </a:graphicData>
-                </a:graphic>
-                <wp14:sizeRelH relativeFrom="margin">
-                  <wp14:pctWidth>0</wp14:pctWidth>
-                </wp14:sizeRelH>
-                <wp14:sizeRelV relativeFrom="margin">
-                  <wp14:pctHeight>0</wp14:pctHeight>
-                </wp14:sizeRelV>
-              </wp:anchor>
-            </w:drawing>
-          </mc:Choice>
-          <mc:Fallback>
-            <w:pict>
-              <v:shape w14:anchorId="77D28870" id="_x0000_s1050" type="#_x0000_t202" style="position:absolute;margin-left:387.3pt;margin-top:27.5pt;width:67.65pt;height:24.4pt;z-index:251680768;visibility:visible;mso-wrap-style:square;mso-width-percent:0;mso-height-percent:0;mso-wrap-distance-left:9pt;mso-wrap-distance-top:3.6pt;mso-wrap-distance-right:9pt;mso-wrap-distance-bottom:3.6pt;mso-position-horizontal:absolute;mso-position-horizontal-relative:text;mso-position-vertical:absolute;mso-position-vertical-relative:text;mso-width-percent:0;mso-height-percent:0;mso-width-relative:margin;mso-height-relative:margin;v-text-anchor:top" o:gfxdata="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" filled="f" stroked="f">
-                <v:textbox>
-                  <w:txbxContent>
-                    <w:p>
-                      <w:pPr>
-                        <w:jc w:val="right"/>
-                        <w:rPr>
-                          <w:rFonts w:ascii="Doran" w:hAnsi="Doran" w:cs="Aria Black"/>
-                          <w:b/>
-                          <w:bCs/>
-                          <w:sz w:val="20"/>
-                          <w:szCs w:val="20"/>
-                        </w:rPr>
-                      </w:pPr>
-                      <w:proofErr w:type="spellStart"/>
-                      <w:r>
-                        <w:rPr>
-                          <w:rFonts w:ascii="Doran" w:hAnsi="Doran" w:cs="Aria Black"/>
-                          <w:b/>
-                          <w:bCs/>
-                          <w:sz w:val="20"/>
-                          <w:szCs w:val="20"/>
-                        </w:rPr>
-                        <w:t>seller_father</w:t>
-                      </w:r>
-                      <w:proofErr w:type="spellEnd"/>
-                    </w:p>
-                  </w:txbxContent>
-                </v:textbox>
-                <w10:wrap type="square"/>
-              </v:shape>
             </w:pict>
           </mc:Fallback>
         </mc:AlternateContent>
@@ -5503,7 +5505,7 @@
     <w:tbl>
       <w:tblPr>
         <w:tblW w:w="0" w:type="auto"/>
-        <w:tblInd w:w="-725" w:type="dxa"/>
+        <w:tblInd w:w="-995" w:type="dxa"/>
         <w:tblBorders>
           <w:top w:val="single" w:sz="4" w:space="0" w:color="auto"/>
           <w:left w:val="single" w:sz="4" w:space="0" w:color="auto"/>
@@ -5516,13 +5518,13 @@
         <w:tblLook w:val="0000" w:firstRow="0" w:lastRow="0" w:firstColumn="0" w:lastColumn="0" w:noHBand="0" w:noVBand="0"/>
       </w:tblPr>
       <w:tblGrid>
-        <w:gridCol w:w="2021"/>
+        <w:gridCol w:w="2291"/>
         <w:gridCol w:w="1579"/>
         <w:gridCol w:w="1710"/>
         <w:gridCol w:w="1170"/>
         <w:gridCol w:w="1440"/>
         <w:gridCol w:w="1170"/>
-        <w:gridCol w:w="1350"/>
+        <w:gridCol w:w="1710"/>
       </w:tblGrid>
       <w:tr>
         <w:trPr>
@@ -5530,7 +5532,7 @@
         </w:trPr>
         <w:tc>
           <w:tcPr>
-            <w:tcW w:w="2021" w:type="dxa"/>
+            <w:tcW w:w="2291" w:type="dxa"/>
             <w:shd w:val="clear" w:color="auto" w:fill="D9D9D9" w:themeFill="background1" w:themeFillShade="D9"/>
             <w:vAlign w:val="center"/>
           </w:tcPr>
@@ -5543,7 +5545,7 @@
                 <w:tab w:val="left" w:pos="10260"/>
               </w:tabs>
               <w:ind w:right="120"/>
-              <w:jc w:val="right"/>
+              <w:jc w:val="center"/>
               <w:rPr>
                 <w:rFonts w:asciiTheme="majorBidi" w:hAnsiTheme="majorBidi" w:cs="Aria Black"/>
                 <w:b/>
@@ -5582,7 +5584,7 @@
                 <w:tab w:val="left" w:pos="10260"/>
               </w:tabs>
               <w:ind w:right="90"/>
-              <w:jc w:val="right"/>
+              <w:jc w:val="center"/>
               <w:rPr>
                 <w:rFonts w:asciiTheme="majorBidi" w:hAnsiTheme="majorBidi" w:cs="Aria Black"/>
                 <w:b/>
@@ -5621,7 +5623,7 @@
                 <w:tab w:val="left" w:pos="10260"/>
               </w:tabs>
               <w:ind w:right="315"/>
-              <w:jc w:val="right"/>
+              <w:jc w:val="center"/>
               <w:rPr>
                 <w:rFonts w:asciiTheme="majorBidi" w:hAnsiTheme="majorBidi" w:cs="Aria Black"/>
                 <w:b/>
@@ -5661,7 +5663,7 @@
                 <w:tab w:val="left" w:pos="10260"/>
               </w:tabs>
               <w:ind w:right="195"/>
-              <w:jc w:val="right"/>
+              <w:jc w:val="center"/>
               <w:rPr>
                 <w:rFonts w:asciiTheme="majorBidi" w:hAnsiTheme="majorBidi" w:cs="Aria Black"/>
                 <w:b/>
@@ -5700,7 +5702,7 @@
                 <w:tab w:val="left" w:pos="10260"/>
               </w:tabs>
               <w:ind w:right="255"/>
-              <w:jc w:val="right"/>
+              <w:jc w:val="center"/>
               <w:rPr>
                 <w:rFonts w:asciiTheme="majorBidi" w:hAnsiTheme="majorBidi" w:cs="Aria Black"/>
                 <w:b/>
@@ -5739,7 +5741,7 @@
                 <w:tab w:val="left" w:pos="10260"/>
               </w:tabs>
               <w:ind w:right="420"/>
-              <w:jc w:val="right"/>
+              <w:jc w:val="center"/>
               <w:rPr>
                 <w:rFonts w:asciiTheme="majorBidi" w:hAnsiTheme="majorBidi" w:cs="Aria Black"/>
                 <w:b/>
@@ -5765,7 +5767,7 @@
         </w:tc>
         <w:tc>
           <w:tcPr>
-            <w:tcW w:w="1350" w:type="dxa"/>
+            <w:tcW w:w="1710" w:type="dxa"/>
             <w:shd w:val="clear" w:color="auto" w:fill="D9D9D9" w:themeFill="background1" w:themeFillShade="D9"/>
             <w:vAlign w:val="center"/>
           </w:tcPr>
@@ -5778,7 +5780,7 @@
                 <w:tab w:val="left" w:pos="10260"/>
               </w:tabs>
               <w:ind w:right="466"/>
-              <w:jc w:val="right"/>
+              <w:jc w:val="center"/>
               <w:rPr>
                 <w:rFonts w:asciiTheme="majorBidi" w:hAnsiTheme="majorBidi" w:cs="Aria Black"/>
                 <w:b/>
@@ -5811,7 +5813,7 @@
         </w:trPr>
         <w:tc>
           <w:tcPr>
-            <w:tcW w:w="2021" w:type="dxa"/>
+            <w:tcW w:w="2291" w:type="dxa"/>
             <w:vAlign w:val="center"/>
           </w:tcPr>
           <w:p>
@@ -5842,16 +5844,16 @@
               <mc:AlternateContent>
                 <mc:Choice Requires="wps">
                   <w:drawing>
-                    <wp:anchor distT="0" distB="0" distL="114300" distR="114300" simplePos="0" relativeHeight="251723776" behindDoc="0" locked="0" layoutInCell="1" allowOverlap="1" wp14:anchorId="17F37FC2" wp14:editId="698D729A">
+                    <wp:anchor distT="0" distB="0" distL="114300" distR="114300" simplePos="0" relativeHeight="251723776" behindDoc="0" locked="0" layoutInCell="1" allowOverlap="1" wp14:anchorId="17F37FC2" wp14:editId="24A0E64C">
                       <wp:simplePos x="0" y="0"/>
                       <wp:positionH relativeFrom="column">
                         <wp:posOffset>-27305</wp:posOffset>
                       </wp:positionH>
                       <wp:positionV relativeFrom="paragraph">
-                        <wp:posOffset>19685</wp:posOffset>
+                        <wp:posOffset>10795</wp:posOffset>
                       </wp:positionV>
-                      <wp:extent cx="1207008" cy="297180"/>
-                      <wp:effectExtent l="0" t="0" r="0" b="7620"/>
+                      <wp:extent cx="1363980" cy="350520"/>
+                      <wp:effectExtent l="0" t="0" r="0" b="0"/>
                       <wp:wrapNone/>
                       <wp:docPr id="1206406777" name="Text Box 31"/>
                       <wp:cNvGraphicFramePr/>
@@ -5862,7 +5864,7 @@
                             <wps:spPr>
                               <a:xfrm>
                                 <a:off x="0" y="0"/>
-                                <a:ext cx="1207008" cy="297180"/>
+                                <a:ext cx="1363980" cy="350520"/>
                               </a:xfrm>
                               <a:prstGeom prst="rect">
                                 <a:avLst/>
@@ -5878,21 +5880,21 @@
                                   <w:pPr>
                                     <w:jc w:val="center"/>
                                     <w:rPr>
-                                      <w:rFonts w:ascii="Doran" w:hAnsi="Doran" w:cs="Aria Black"/>
+                                      <w:rFonts w:ascii="Arial Black" w:hAnsi="Arial Black" w:cs="Aria Black"/>
                                       <w:b/>
                                       <w:bCs/>
-                                      <w:sz w:val="20"/>
-                                      <w:szCs w:val="20"/>
+                                      <w:sz w:val="14"/>
+                                      <w:szCs w:val="14"/>
                                     </w:rPr>
                                   </w:pPr>
                                   <w:proofErr w:type="spellStart"/>
                                   <w:r>
                                     <w:rPr>
-                                      <w:rFonts w:ascii="Doran" w:hAnsi="Doran" w:cs="Aria Black"/>
+                                      <w:rFonts w:ascii="Arial Black" w:hAnsi="Arial Black" w:cs="Aria Black"/>
                                       <w:b/>
                                       <w:bCs/>
-                                      <w:sz w:val="20"/>
-                                      <w:szCs w:val="20"/>
+                                      <w:sz w:val="14"/>
+                                      <w:szCs w:val="14"/>
                                     </w:rPr>
                                     <w:t>body_id</w:t>
                                   </w:r>
@@ -5920,28 +5922,32 @@
                 </mc:Choice>
                 <mc:Fallback>
                   <w:pict>
-                    <v:shape w14:anchorId="17F37FC2" id="Text Box 31" o:spid="_x0000_s1052" type="#_x0000_t202" style="position:absolute;left:0;text-align:left;margin-left:-2.15pt;margin-top:1.55pt;width:95.05pt;height:23.4pt;z-index:251723776;visibility:visible;mso-wrap-style:square;mso-width-percent:0;mso-height-percent:0;mso-wrap-distance-left:9pt;mso-wrap-distance-top:0;mso-wrap-distance-right:9pt;mso-wrap-distance-bottom:0;mso-position-horizontal:absolute;mso-position-horizontal-relative:text;mso-position-vertical:absolute;mso-position-vertical-relative:text;mso-width-percent:0;mso-height-percent:0;mso-width-relative:margin;mso-height-relative:margin;v-text-anchor:top" o:gfxdata="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" filled="f" stroked="f" strokeweight=".5pt">
+                    <v:shapetype w14:anchorId="17F37FC2" id="_x0000_t202" coordsize="21600,21600" o:spt="202" path="m,l,21600r21600,l21600,xe">
+                      <v:stroke joinstyle="miter"/>
+                      <v:path gradientshapeok="t" o:connecttype="rect"/>
+                    </v:shapetype>
+                    <v:shape id="Text Box 31" o:spid="_x0000_s1052" type="#_x0000_t202" style="position:absolute;left:0;text-align:left;margin-left:-2.15pt;margin-top:.85pt;width:107.4pt;height:27.6pt;z-index:251723776;visibility:visible;mso-wrap-style:square;mso-width-percent:0;mso-height-percent:0;mso-wrap-distance-left:9pt;mso-wrap-distance-top:0;mso-wrap-distance-right:9pt;mso-wrap-distance-bottom:0;mso-position-horizontal:absolute;mso-position-horizontal-relative:text;mso-position-vertical:absolute;mso-position-vertical-relative:text;mso-width-percent:0;mso-height-percent:0;mso-width-relative:margin;mso-height-relative:margin;v-text-anchor:top" o:gfxdata="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" filled="f" stroked="f" strokeweight=".5pt">
                       <v:textbox>
                         <w:txbxContent>
                           <w:p>
                             <w:pPr>
                               <w:jc w:val="center"/>
                               <w:rPr>
-                                <w:rFonts w:ascii="Doran" w:hAnsi="Doran" w:cs="Aria Black"/>
-                                <w:b/>
-                                <w:bCs/>
-                                <w:sz w:val="20"/>
-                                <w:szCs w:val="20"/>
+                                <w:rFonts w:ascii="Arial Black" w:hAnsi="Arial Black" w:cs="Aria Black"/>
+                                <w:b/>
+                                <w:bCs/>
+                                <w:sz w:val="14"/>
+                                <w:szCs w:val="14"/>
                               </w:rPr>
                             </w:pPr>
                             <w:proofErr w:type="spellStart"/>
                             <w:r>
                               <w:rPr>
-                                <w:rFonts w:ascii="Doran" w:hAnsi="Doran" w:cs="Aria Black"/>
-                                <w:b/>
-                                <w:bCs/>
-                                <w:sz w:val="20"/>
-                                <w:szCs w:val="20"/>
+                                <w:rFonts w:ascii="Arial Black" w:hAnsi="Arial Black" w:cs="Aria Black"/>
+                                <w:b/>
+                                <w:bCs/>
+                                <w:sz w:val="14"/>
+                                <w:szCs w:val="14"/>
                               </w:rPr>
                               <w:t>body_id</w:t>
                             </w:r>
@@ -5989,16 +5995,16 @@
               <mc:AlternateContent>
                 <mc:Choice Requires="wps">
                   <w:drawing>
-                    <wp:anchor distT="0" distB="0" distL="114300" distR="114300" simplePos="0" relativeHeight="251721728" behindDoc="0" locked="0" layoutInCell="1" allowOverlap="1" wp14:anchorId="59FB88C0" wp14:editId="6E965C97">
+                    <wp:anchor distT="0" distB="0" distL="114300" distR="114300" simplePos="0" relativeHeight="251721728" behindDoc="0" locked="0" layoutInCell="1" allowOverlap="1" wp14:anchorId="59FB88C0" wp14:editId="45E57730">
                       <wp:simplePos x="0" y="0"/>
                       <wp:positionH relativeFrom="column">
-                        <wp:posOffset>-29845</wp:posOffset>
+                        <wp:posOffset>-42545</wp:posOffset>
                       </wp:positionH>
                       <wp:positionV relativeFrom="paragraph">
-                        <wp:posOffset>20955</wp:posOffset>
+                        <wp:posOffset>10795</wp:posOffset>
                       </wp:positionV>
-                      <wp:extent cx="929640" cy="297180"/>
-                      <wp:effectExtent l="0" t="0" r="0" b="7620"/>
+                      <wp:extent cx="967740" cy="350520"/>
+                      <wp:effectExtent l="0" t="0" r="0" b="0"/>
                       <wp:wrapNone/>
                       <wp:docPr id="477061705" name="Text Box 31"/>
                       <wp:cNvGraphicFramePr/>
@@ -6009,7 +6015,7 @@
                             <wps:spPr>
                               <a:xfrm>
                                 <a:off x="0" y="0"/>
-                                <a:ext cx="929640" cy="297180"/>
+                                <a:ext cx="967740" cy="350520"/>
                               </a:xfrm>
                               <a:prstGeom prst="rect">
                                 <a:avLst/>
@@ -6025,21 +6031,21 @@
                                   <w:pPr>
                                     <w:jc w:val="center"/>
                                     <w:rPr>
-                                      <w:rFonts w:ascii="Doran" w:hAnsi="Doran" w:cs="Aria Black"/>
+                                      <w:rFonts w:ascii="Arial Black" w:hAnsi="Arial Black" w:cs="Aria Black"/>
                                       <w:b/>
                                       <w:bCs/>
-                                      <w:sz w:val="20"/>
-                                      <w:szCs w:val="20"/>
+                                      <w:sz w:val="14"/>
+                                      <w:szCs w:val="14"/>
                                     </w:rPr>
                                   </w:pPr>
                                   <w:proofErr w:type="spellStart"/>
                                   <w:r>
                                     <w:rPr>
-                                      <w:rFonts w:ascii="Doran" w:hAnsi="Doran" w:cs="Aria Black"/>
+                                      <w:rFonts w:ascii="Arial Black" w:hAnsi="Arial Black" w:cs="Aria Black"/>
                                       <w:b/>
                                       <w:bCs/>
-                                      <w:sz w:val="20"/>
-                                      <w:szCs w:val="20"/>
+                                      <w:sz w:val="14"/>
+                                      <w:szCs w:val="14"/>
                                     </w:rPr>
                                     <w:t>motor_id</w:t>
                                   </w:r>
@@ -6067,28 +6073,28 @@
                 </mc:Choice>
                 <mc:Fallback>
                   <w:pict>
-                    <v:shape w14:anchorId="59FB88C0" id="_x0000_s1053" type="#_x0000_t202" style="position:absolute;left:0;text-align:left;margin-left:-2.35pt;margin-top:1.65pt;width:73.2pt;height:23.4pt;z-index:251721728;visibility:visible;mso-wrap-style:square;mso-width-percent:0;mso-height-percent:0;mso-wrap-distance-left:9pt;mso-wrap-distance-top:0;mso-wrap-distance-right:9pt;mso-wrap-distance-bottom:0;mso-position-horizontal:absolute;mso-position-horizontal-relative:text;mso-position-vertical:absolute;mso-position-vertical-relative:text;mso-width-percent:0;mso-height-percent:0;mso-width-relative:margin;mso-height-relative:margin;v-text-anchor:top" o:gfxdata="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" filled="f" stroked="f" strokeweight=".5pt">
+                    <v:shape w14:anchorId="59FB88C0" id="_x0000_s1053" type="#_x0000_t202" style="position:absolute;left:0;text-align:left;margin-left:-3.35pt;margin-top:.85pt;width:76.2pt;height:27.6pt;z-index:251721728;visibility:visible;mso-wrap-style:square;mso-width-percent:0;mso-height-percent:0;mso-wrap-distance-left:9pt;mso-wrap-distance-top:0;mso-wrap-distance-right:9pt;mso-wrap-distance-bottom:0;mso-position-horizontal:absolute;mso-position-horizontal-relative:text;mso-position-vertical:absolute;mso-position-vertical-relative:text;mso-width-percent:0;mso-height-percent:0;mso-width-relative:margin;mso-height-relative:margin;v-text-anchor:top" o:gfxdata="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" filled="f" stroked="f" strokeweight=".5pt">
                       <v:textbox>
                         <w:txbxContent>
                           <w:p>
                             <w:pPr>
                               <w:jc w:val="center"/>
                               <w:rPr>
-                                <w:rFonts w:ascii="Doran" w:hAnsi="Doran" w:cs="Aria Black"/>
-                                <w:b/>
-                                <w:bCs/>
-                                <w:sz w:val="20"/>
-                                <w:szCs w:val="20"/>
+                                <w:rFonts w:ascii="Arial Black" w:hAnsi="Arial Black" w:cs="Aria Black"/>
+                                <w:b/>
+                                <w:bCs/>
+                                <w:sz w:val="14"/>
+                                <w:szCs w:val="14"/>
                               </w:rPr>
                             </w:pPr>
                             <w:proofErr w:type="spellStart"/>
                             <w:r>
                               <w:rPr>
-                                <w:rFonts w:ascii="Doran" w:hAnsi="Doran" w:cs="Aria Black"/>
-                                <w:b/>
-                                <w:bCs/>
-                                <w:sz w:val="20"/>
-                                <w:szCs w:val="20"/>
+                                <w:rFonts w:ascii="Arial Black" w:hAnsi="Arial Black" w:cs="Aria Black"/>
+                                <w:b/>
+                                <w:bCs/>
+                                <w:sz w:val="14"/>
+                                <w:szCs w:val="14"/>
                               </w:rPr>
                               <w:t>motor_id</w:t>
                             </w:r>
@@ -6136,16 +6142,16 @@
               <mc:AlternateContent>
                 <mc:Choice Requires="wps">
                   <w:drawing>
-                    <wp:anchor distT="0" distB="0" distL="114300" distR="114300" simplePos="0" relativeHeight="251719680" behindDoc="0" locked="0" layoutInCell="1" allowOverlap="1" wp14:anchorId="78DDFD35" wp14:editId="196AF17D">
+                    <wp:anchor distT="0" distB="0" distL="114300" distR="114300" simplePos="0" relativeHeight="251719680" behindDoc="0" locked="0" layoutInCell="1" allowOverlap="1" wp14:anchorId="78DDFD35" wp14:editId="3B84ECC1">
                       <wp:simplePos x="0" y="0"/>
                       <wp:positionH relativeFrom="column">
-                        <wp:posOffset>-19685</wp:posOffset>
+                        <wp:posOffset>-73025</wp:posOffset>
                       </wp:positionH>
                       <wp:positionV relativeFrom="paragraph">
-                        <wp:posOffset>27305</wp:posOffset>
+                        <wp:posOffset>10795</wp:posOffset>
                       </wp:positionV>
-                      <wp:extent cx="1005840" cy="297180"/>
-                      <wp:effectExtent l="0" t="0" r="0" b="7620"/>
+                      <wp:extent cx="1074420" cy="350520"/>
+                      <wp:effectExtent l="0" t="0" r="0" b="0"/>
                       <wp:wrapNone/>
                       <wp:docPr id="1398516414" name="Text Box 31"/>
                       <wp:cNvGraphicFramePr/>
@@ -6156,7 +6162,7 @@
                             <wps:spPr>
                               <a:xfrm>
                                 <a:off x="0" y="0"/>
-                                <a:ext cx="1005840" cy="297180"/>
+                                <a:ext cx="1074420" cy="350520"/>
                               </a:xfrm>
                               <a:prstGeom prst="rect">
                                 <a:avLst/>
@@ -6170,23 +6176,22 @@
                               <w:txbxContent>
                                 <w:p>
                                   <w:pPr>
-                                    <w:jc w:val="center"/>
                                     <w:rPr>
-                                      <w:rFonts w:ascii="Doran" w:hAnsi="Doran" w:cs="Aria Black"/>
+                                      <w:rFonts w:ascii="Arial Black" w:hAnsi="Arial Black" w:cs="Aria Black"/>
                                       <w:b/>
                                       <w:bCs/>
-                                      <w:sz w:val="20"/>
-                                      <w:szCs w:val="20"/>
+                                      <w:sz w:val="16"/>
+                                      <w:szCs w:val="16"/>
                                     </w:rPr>
                                   </w:pPr>
                                   <w:proofErr w:type="spellStart"/>
                                   <w:r>
                                     <w:rPr>
-                                      <w:rFonts w:ascii="Doran" w:hAnsi="Doran" w:cs="Aria Black"/>
+                                      <w:rFonts w:ascii="Arial Black" w:hAnsi="Arial Black" w:cs="Aria Black"/>
                                       <w:b/>
                                       <w:bCs/>
-                                      <w:sz w:val="20"/>
-                                      <w:szCs w:val="20"/>
+                                      <w:sz w:val="16"/>
+                                      <w:szCs w:val="16"/>
                                     </w:rPr>
                                     <w:t>pelak</w:t>
                                   </w:r>
@@ -6214,28 +6219,27 @@
                 </mc:Choice>
                 <mc:Fallback>
                   <w:pict>
-                    <v:shape w14:anchorId="78DDFD35" id="_x0000_s1054" type="#_x0000_t202" style="position:absolute;left:0;text-align:left;margin-left:-1.55pt;margin-top:2.15pt;width:79.2pt;height:23.4pt;z-index:251719680;visibility:visible;mso-wrap-style:square;mso-width-percent:0;mso-height-percent:0;mso-wrap-distance-left:9pt;mso-wrap-distance-top:0;mso-wrap-distance-right:9pt;mso-wrap-distance-bottom:0;mso-position-horizontal:absolute;mso-position-horizontal-relative:text;mso-position-vertical:absolute;mso-position-vertical-relative:text;mso-width-percent:0;mso-height-percent:0;mso-width-relative:margin;mso-height-relative:margin;v-text-anchor:top" o:gfxdata="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" filled="f" stroked="f" strokeweight=".5pt">
+                    <v:shape w14:anchorId="78DDFD35" id="_x0000_s1054" type="#_x0000_t202" style="position:absolute;left:0;text-align:left;margin-left:-5.75pt;margin-top:.85pt;width:84.6pt;height:27.6pt;z-index:251719680;visibility:visible;mso-wrap-style:square;mso-width-percent:0;mso-height-percent:0;mso-wrap-distance-left:9pt;mso-wrap-distance-top:0;mso-wrap-distance-right:9pt;mso-wrap-distance-bottom:0;mso-position-horizontal:absolute;mso-position-horizontal-relative:text;mso-position-vertical:absolute;mso-position-vertical-relative:text;mso-width-percent:0;mso-height-percent:0;mso-width-relative:margin;mso-height-relative:margin;v-text-anchor:top" o:gfxdata="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" filled="f" stroked="f" strokeweight=".5pt">
                       <v:textbox>
                         <w:txbxContent>
                           <w:p>
                             <w:pPr>
-                              <w:jc w:val="center"/>
-                              <w:rPr>
-                                <w:rFonts w:ascii="Doran" w:hAnsi="Doran" w:cs="Aria Black"/>
-                                <w:b/>
-                                <w:bCs/>
-                                <w:sz w:val="20"/>
-                                <w:szCs w:val="20"/>
+                              <w:rPr>
+                                <w:rFonts w:ascii="Arial Black" w:hAnsi="Arial Black" w:cs="Aria Black"/>
+                                <w:b/>
+                                <w:bCs/>
+                                <w:sz w:val="16"/>
+                                <w:szCs w:val="16"/>
                               </w:rPr>
                             </w:pPr>
                             <w:proofErr w:type="spellStart"/>
                             <w:r>
                               <w:rPr>
-                                <w:rFonts w:ascii="Doran" w:hAnsi="Doran" w:cs="Aria Black"/>
-                                <w:b/>
-                                <w:bCs/>
-                                <w:sz w:val="20"/>
-                                <w:szCs w:val="20"/>
+                                <w:rFonts w:ascii="Arial Black" w:hAnsi="Arial Black" w:cs="Aria Black"/>
+                                <w:b/>
+                                <w:bCs/>
+                                <w:sz w:val="16"/>
+                                <w:szCs w:val="16"/>
                               </w:rPr>
                               <w:t>pelak</w:t>
                             </w:r>
@@ -6283,16 +6287,16 @@
               <mc:AlternateContent>
                 <mc:Choice Requires="wps">
                   <w:drawing>
-                    <wp:anchor distT="0" distB="0" distL="114300" distR="114300" simplePos="0" relativeHeight="251717632" behindDoc="0" locked="0" layoutInCell="1" allowOverlap="1" wp14:anchorId="0696F3E5" wp14:editId="36BEF9CA">
+                    <wp:anchor distT="0" distB="0" distL="114300" distR="114300" simplePos="0" relativeHeight="251717632" behindDoc="0" locked="0" layoutInCell="1" allowOverlap="1" wp14:anchorId="0696F3E5" wp14:editId="6E501E43">
                       <wp:simplePos x="0" y="0"/>
                       <wp:positionH relativeFrom="column">
-                        <wp:posOffset>-27305</wp:posOffset>
+                        <wp:posOffset>-50165</wp:posOffset>
                       </wp:positionH>
                       <wp:positionV relativeFrom="paragraph">
-                        <wp:posOffset>27305</wp:posOffset>
+                        <wp:posOffset>18415</wp:posOffset>
                       </wp:positionV>
-                      <wp:extent cx="662940" cy="297180"/>
-                      <wp:effectExtent l="0" t="0" r="0" b="7620"/>
+                      <wp:extent cx="694690" cy="342900"/>
+                      <wp:effectExtent l="0" t="0" r="0" b="0"/>
                       <wp:wrapNone/>
                       <wp:docPr id="1513294390" name="Text Box 31"/>
                       <wp:cNvGraphicFramePr/>
@@ -6303,7 +6307,7 @@
                             <wps:spPr>
                               <a:xfrm>
                                 <a:off x="0" y="0"/>
-                                <a:ext cx="662940" cy="297180"/>
+                                <a:ext cx="694690" cy="342900"/>
                               </a:xfrm>
                               <a:prstGeom prst="rect">
                                 <a:avLst/>
@@ -6317,23 +6321,22 @@
                               <w:txbxContent>
                                 <w:p>
                                   <w:pPr>
-                                    <w:jc w:val="center"/>
                                     <w:rPr>
-                                      <w:rFonts w:ascii="Doran" w:hAnsi="Doran" w:cs="Aria Black"/>
+                                      <w:rFonts w:ascii="Arial Black" w:hAnsi="Arial Black" w:cs="Aria Black"/>
                                       <w:b/>
                                       <w:bCs/>
-                                      <w:sz w:val="20"/>
-                                      <w:szCs w:val="20"/>
+                                      <w:sz w:val="16"/>
+                                      <w:szCs w:val="16"/>
                                     </w:rPr>
                                   </w:pPr>
                                   <w:proofErr w:type="spellStart"/>
                                   <w:r>
                                     <w:rPr>
-                                      <w:rFonts w:ascii="Doran" w:hAnsi="Doran" w:cs="Aria Black"/>
+                                      <w:rFonts w:ascii="Arial Black" w:hAnsi="Arial Black" w:cs="Aria Black"/>
                                       <w:b/>
                                       <w:bCs/>
-                                      <w:sz w:val="20"/>
-                                      <w:szCs w:val="20"/>
+                                      <w:sz w:val="16"/>
+                                      <w:szCs w:val="16"/>
                                     </w:rPr>
                                     <w:t>car_model</w:t>
                                   </w:r>
@@ -6361,28 +6364,27 @@
                 </mc:Choice>
                 <mc:Fallback>
                   <w:pict>
-                    <v:shape w14:anchorId="0696F3E5" id="_x0000_s1055" type="#_x0000_t202" style="position:absolute;left:0;text-align:left;margin-left:-2.15pt;margin-top:2.15pt;width:52.2pt;height:23.4pt;z-index:251717632;visibility:visible;mso-wrap-style:square;mso-width-percent:0;mso-height-percent:0;mso-wrap-distance-left:9pt;mso-wrap-distance-top:0;mso-wrap-distance-right:9pt;mso-wrap-distance-bottom:0;mso-position-horizontal:absolute;mso-position-horizontal-relative:text;mso-position-vertical:absolute;mso-position-vertical-relative:text;mso-width-percent:0;mso-height-percent:0;mso-width-relative:margin;mso-height-relative:margin;v-text-anchor:top" o:gfxdata="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" filled="f" stroked="f" strokeweight=".5pt">
+                    <v:shape w14:anchorId="0696F3E5" id="_x0000_s1055" type="#_x0000_t202" style="position:absolute;left:0;text-align:left;margin-left:-3.95pt;margin-top:1.45pt;width:54.7pt;height:27pt;z-index:251717632;visibility:visible;mso-wrap-style:square;mso-width-percent:0;mso-height-percent:0;mso-wrap-distance-left:9pt;mso-wrap-distance-top:0;mso-wrap-distance-right:9pt;mso-wrap-distance-bottom:0;mso-position-horizontal:absolute;mso-position-horizontal-relative:text;mso-position-vertical:absolute;mso-position-vertical-relative:text;mso-width-percent:0;mso-height-percent:0;mso-width-relative:margin;mso-height-relative:margin;v-text-anchor:top" o:gfxdata="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" filled="f" stroked="f" strokeweight=".5pt">
                       <v:textbox>
                         <w:txbxContent>
                           <w:p>
                             <w:pPr>
-                              <w:jc w:val="center"/>
-                              <w:rPr>
-                                <w:rFonts w:ascii="Doran" w:hAnsi="Doran" w:cs="Aria Black"/>
-                                <w:b/>
-                                <w:bCs/>
-                                <w:sz w:val="20"/>
-                                <w:szCs w:val="20"/>
+                              <w:rPr>
+                                <w:rFonts w:ascii="Arial Black" w:hAnsi="Arial Black" w:cs="Aria Black"/>
+                                <w:b/>
+                                <w:bCs/>
+                                <w:sz w:val="16"/>
+                                <w:szCs w:val="16"/>
                               </w:rPr>
                             </w:pPr>
                             <w:proofErr w:type="spellStart"/>
                             <w:r>
                               <w:rPr>
-                                <w:rFonts w:ascii="Doran" w:hAnsi="Doran" w:cs="Aria Black"/>
-                                <w:b/>
-                                <w:bCs/>
-                                <w:sz w:val="20"/>
-                                <w:szCs w:val="20"/>
+                                <w:rFonts w:ascii="Arial Black" w:hAnsi="Arial Black" w:cs="Aria Black"/>
+                                <w:b/>
+                                <w:bCs/>
+                                <w:sz w:val="16"/>
+                                <w:szCs w:val="16"/>
                               </w:rPr>
                               <w:t>car_model</w:t>
                             </w:r>
@@ -6430,7 +6432,7 @@
               <mc:AlternateContent>
                 <mc:Choice Requires="wps">
                   <w:drawing>
-                    <wp:anchor distT="0" distB="0" distL="114300" distR="114300" simplePos="0" relativeHeight="251715584" behindDoc="0" locked="0" layoutInCell="1" allowOverlap="1" wp14:anchorId="11FB2DC4" wp14:editId="6609D44B">
+                    <wp:anchor distT="0" distB="0" distL="114300" distR="114300" simplePos="0" relativeHeight="251715584" behindDoc="0" locked="0" layoutInCell="1" allowOverlap="1" wp14:anchorId="11FB2DC4" wp14:editId="229C7C79">
                       <wp:simplePos x="0" y="0"/>
                       <wp:positionH relativeFrom="column">
                         <wp:posOffset>-46990</wp:posOffset>
@@ -6438,7 +6440,7 @@
                       <wp:positionV relativeFrom="paragraph">
                         <wp:posOffset>16510</wp:posOffset>
                       </wp:positionV>
-                      <wp:extent cx="784860" cy="297180"/>
+                      <wp:extent cx="859536" cy="297180"/>
                       <wp:effectExtent l="0" t="0" r="0" b="7620"/>
                       <wp:wrapNone/>
                       <wp:docPr id="563565500" name="Text Box 31"/>
@@ -6450,7 +6452,7 @@
                             <wps:spPr>
                               <a:xfrm>
                                 <a:off x="0" y="0"/>
-                                <a:ext cx="784860" cy="297180"/>
+                                <a:ext cx="859536" cy="297180"/>
                               </a:xfrm>
                               <a:prstGeom prst="rect">
                                 <a:avLst/>
@@ -6464,23 +6466,23 @@
                               <w:txbxContent>
                                 <w:p>
                                   <w:pPr>
-                                    <w:jc w:val="center"/>
+                                    <w:jc w:val="right"/>
                                     <w:rPr>
-                                      <w:rFonts w:ascii="Doran" w:hAnsi="Doran" w:cs="Aria Black"/>
+                                      <w:rFonts w:ascii="Arial Black" w:hAnsi="Arial Black" w:cs="Aria Black"/>
                                       <w:b/>
                                       <w:bCs/>
-                                      <w:sz w:val="16"/>
-                                      <w:szCs w:val="16"/>
+                                      <w:sz w:val="14"/>
+                                      <w:szCs w:val="14"/>
                                     </w:rPr>
                                   </w:pPr>
                                   <w:proofErr w:type="spellStart"/>
                                   <w:r>
                                     <w:rPr>
-                                      <w:rFonts w:ascii="Doran" w:hAnsi="Doran" w:cs="Aria Black"/>
+                                      <w:rFonts w:ascii="Arial Black" w:hAnsi="Arial Black" w:cs="Aria Black"/>
                                       <w:b/>
                                       <w:bCs/>
-                                      <w:sz w:val="16"/>
-                                      <w:szCs w:val="16"/>
+                                      <w:sz w:val="14"/>
+                                      <w:szCs w:val="14"/>
                                     </w:rPr>
                                     <w:t>car_system</w:t>
                                   </w:r>
@@ -6508,28 +6510,28 @@
                 </mc:Choice>
                 <mc:Fallback>
                   <w:pict>
-                    <v:shape w14:anchorId="11FB2DC4" id="_x0000_s1056" type="#_x0000_t202" style="position:absolute;left:0;text-align:left;margin-left:-3.7pt;margin-top:1.3pt;width:61.8pt;height:23.4pt;z-index:251715584;visibility:visible;mso-wrap-style:square;mso-width-percent:0;mso-height-percent:0;mso-wrap-distance-left:9pt;mso-wrap-distance-top:0;mso-wrap-distance-right:9pt;mso-wrap-distance-bottom:0;mso-position-horizontal:absolute;mso-position-horizontal-relative:text;mso-position-vertical:absolute;mso-position-vertical-relative:text;mso-width-percent:0;mso-height-percent:0;mso-width-relative:margin;mso-height-relative:margin;v-text-anchor:top" o:gfxdata="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" filled="f" stroked="f" strokeweight=".5pt">
+                    <v:shape w14:anchorId="11FB2DC4" id="_x0000_s1056" type="#_x0000_t202" style="position:absolute;left:0;text-align:left;margin-left:-3.7pt;margin-top:1.3pt;width:67.7pt;height:23.4pt;z-index:251715584;visibility:visible;mso-wrap-style:square;mso-width-percent:0;mso-height-percent:0;mso-wrap-distance-left:9pt;mso-wrap-distance-top:0;mso-wrap-distance-right:9pt;mso-wrap-distance-bottom:0;mso-position-horizontal:absolute;mso-position-horizontal-relative:text;mso-position-vertical:absolute;mso-position-vertical-relative:text;mso-width-percent:0;mso-height-percent:0;mso-width-relative:margin;mso-height-relative:margin;v-text-anchor:top" o:gfxdata="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" filled="f" stroked="f" strokeweight=".5pt">
                       <v:textbox>
                         <w:txbxContent>
                           <w:p>
                             <w:pPr>
-                              <w:jc w:val="center"/>
-                              <w:rPr>
-                                <w:rFonts w:ascii="Doran" w:hAnsi="Doran" w:cs="Aria Black"/>
-                                <w:b/>
-                                <w:bCs/>
-                                <w:sz w:val="16"/>
-                                <w:szCs w:val="16"/>
+                              <w:jc w:val="right"/>
+                              <w:rPr>
+                                <w:rFonts w:ascii="Arial Black" w:hAnsi="Arial Black" w:cs="Aria Black"/>
+                                <w:b/>
+                                <w:bCs/>
+                                <w:sz w:val="14"/>
+                                <w:szCs w:val="14"/>
                               </w:rPr>
                             </w:pPr>
                             <w:proofErr w:type="spellStart"/>
                             <w:r>
                               <w:rPr>
-                                <w:rFonts w:ascii="Doran" w:hAnsi="Doran" w:cs="Aria Black"/>
-                                <w:b/>
-                                <w:bCs/>
-                                <w:sz w:val="16"/>
-                                <w:szCs w:val="16"/>
+                                <w:rFonts w:ascii="Arial Black" w:hAnsi="Arial Black" w:cs="Aria Black"/>
+                                <w:b/>
+                                <w:bCs/>
+                                <w:sz w:val="14"/>
+                                <w:szCs w:val="14"/>
                               </w:rPr>
                               <w:t>car_system</w:t>
                             </w:r>
@@ -6577,7 +6579,7 @@
               <mc:AlternateContent>
                 <mc:Choice Requires="wps">
                   <w:drawing>
-                    <wp:anchor distT="0" distB="0" distL="114300" distR="114300" simplePos="0" relativeHeight="251713536" behindDoc="0" locked="0" layoutInCell="1" allowOverlap="1" wp14:anchorId="2CAF1D14" wp14:editId="578188C2">
+                    <wp:anchor distT="0" distB="0" distL="114300" distR="114300" simplePos="0" relativeHeight="251713536" behindDoc="0" locked="0" layoutInCell="1" allowOverlap="1" wp14:anchorId="2CAF1D14" wp14:editId="77D62E5A">
                       <wp:simplePos x="0" y="0"/>
                       <wp:positionH relativeFrom="column">
                         <wp:posOffset>-50165</wp:posOffset>
@@ -6585,7 +6587,7 @@
                       <wp:positionV relativeFrom="paragraph">
                         <wp:posOffset>19685</wp:posOffset>
                       </wp:positionV>
-                      <wp:extent cx="678180" cy="297180"/>
+                      <wp:extent cx="704088" cy="297180"/>
                       <wp:effectExtent l="0" t="0" r="0" b="7620"/>
                       <wp:wrapNone/>
                       <wp:docPr id="1963903166" name="Text Box 31"/>
@@ -6597,7 +6599,7 @@
                             <wps:spPr>
                               <a:xfrm>
                                 <a:off x="0" y="0"/>
-                                <a:ext cx="678180" cy="297180"/>
+                                <a:ext cx="704088" cy="297180"/>
                               </a:xfrm>
                               <a:prstGeom prst="rect">
                                 <a:avLst/>
@@ -6611,23 +6613,23 @@
                               <w:txbxContent>
                                 <w:p>
                                   <w:pPr>
-                                    <w:jc w:val="center"/>
+                                    <w:jc w:val="right"/>
                                     <w:rPr>
-                                      <w:rFonts w:ascii="Doran" w:hAnsi="Doran" w:cs="Aria Black"/>
+                                      <w:rFonts w:ascii="Arial Black" w:hAnsi="Arial Black" w:cs="Aria Black"/>
                                       <w:b/>
                                       <w:bCs/>
-                                      <w:sz w:val="20"/>
-                                      <w:szCs w:val="20"/>
+                                      <w:sz w:val="16"/>
+                                      <w:szCs w:val="16"/>
                                     </w:rPr>
                                   </w:pPr>
                                   <w:proofErr w:type="spellStart"/>
                                   <w:r>
                                     <w:rPr>
-                                      <w:rFonts w:ascii="Doran" w:hAnsi="Doran" w:cs="Aria Black"/>
+                                      <w:rFonts w:ascii="Arial Black" w:hAnsi="Arial Black" w:cs="Aria Black"/>
                                       <w:b/>
                                       <w:bCs/>
-                                      <w:sz w:val="20"/>
-                                      <w:szCs w:val="20"/>
+                                      <w:sz w:val="16"/>
+                                      <w:szCs w:val="16"/>
                                     </w:rPr>
                                     <w:t>car_color</w:t>
                                   </w:r>
@@ -6655,28 +6657,28 @@
                 </mc:Choice>
                 <mc:Fallback>
                   <w:pict>
-                    <v:shape w14:anchorId="2CAF1D14" id="_x0000_s1057" type="#_x0000_t202" style="position:absolute;left:0;text-align:left;margin-left:-3.95pt;margin-top:1.55pt;width:53.4pt;height:23.4pt;z-index:251713536;visibility:visible;mso-wrap-style:square;mso-width-percent:0;mso-height-percent:0;mso-wrap-distance-left:9pt;mso-wrap-distance-top:0;mso-wrap-distance-right:9pt;mso-wrap-distance-bottom:0;mso-position-horizontal:absolute;mso-position-horizontal-relative:text;mso-position-vertical:absolute;mso-position-vertical-relative:text;mso-width-percent:0;mso-height-percent:0;mso-width-relative:margin;mso-height-relative:margin;v-text-anchor:top" o:gfxdata="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" filled="f" stroked="f" strokeweight=".5pt">
+                    <v:shape w14:anchorId="2CAF1D14" id="_x0000_s1057" type="#_x0000_t202" style="position:absolute;left:0;text-align:left;margin-left:-3.95pt;margin-top:1.55pt;width:55.45pt;height:23.4pt;z-index:251713536;visibility:visible;mso-wrap-style:square;mso-width-percent:0;mso-height-percent:0;mso-wrap-distance-left:9pt;mso-wrap-distance-top:0;mso-wrap-distance-right:9pt;mso-wrap-distance-bottom:0;mso-position-horizontal:absolute;mso-position-horizontal-relative:text;mso-position-vertical:absolute;mso-position-vertical-relative:text;mso-width-percent:0;mso-height-percent:0;mso-width-relative:margin;mso-height-relative:margin;v-text-anchor:top" o:gfxdata="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" filled="f" stroked="f" strokeweight=".5pt">
                       <v:textbox>
                         <w:txbxContent>
                           <w:p>
                             <w:pPr>
-                              <w:jc w:val="center"/>
-                              <w:rPr>
-                                <w:rFonts w:ascii="Doran" w:hAnsi="Doran" w:cs="Aria Black"/>
-                                <w:b/>
-                                <w:bCs/>
-                                <w:sz w:val="20"/>
-                                <w:szCs w:val="20"/>
+                              <w:jc w:val="right"/>
+                              <w:rPr>
+                                <w:rFonts w:ascii="Arial Black" w:hAnsi="Arial Black" w:cs="Aria Black"/>
+                                <w:b/>
+                                <w:bCs/>
+                                <w:sz w:val="16"/>
+                                <w:szCs w:val="16"/>
                               </w:rPr>
                             </w:pPr>
                             <w:proofErr w:type="spellStart"/>
                             <w:r>
                               <w:rPr>
-                                <w:rFonts w:ascii="Doran" w:hAnsi="Doran" w:cs="Aria Black"/>
-                                <w:b/>
-                                <w:bCs/>
-                                <w:sz w:val="20"/>
-                                <w:szCs w:val="20"/>
+                                <w:rFonts w:ascii="Arial Black" w:hAnsi="Arial Black" w:cs="Aria Black"/>
+                                <w:b/>
+                                <w:bCs/>
+                                <w:sz w:val="16"/>
+                                <w:szCs w:val="16"/>
                               </w:rPr>
                               <w:t>car_color</w:t>
                             </w:r>
@@ -6693,7 +6695,7 @@
         </w:tc>
         <w:tc>
           <w:tcPr>
-            <w:tcW w:w="1350" w:type="dxa"/>
+            <w:tcW w:w="1710" w:type="dxa"/>
             <w:vAlign w:val="center"/>
           </w:tcPr>
           <w:p>
@@ -6724,15 +6726,15 @@
               <mc:AlternateContent>
                 <mc:Choice Requires="wps">
                   <w:drawing>
-                    <wp:anchor distT="0" distB="0" distL="114300" distR="114300" simplePos="0" relativeHeight="251711488" behindDoc="0" locked="0" layoutInCell="1" allowOverlap="1" wp14:anchorId="436B6EA0" wp14:editId="154180F4">
+                    <wp:anchor distT="0" distB="0" distL="114300" distR="114300" simplePos="0" relativeHeight="251711488" behindDoc="0" locked="0" layoutInCell="1" allowOverlap="1" wp14:anchorId="436B6EA0" wp14:editId="4C4645F3">
                       <wp:simplePos x="0" y="0"/>
                       <wp:positionH relativeFrom="column">
-                        <wp:posOffset>-34290</wp:posOffset>
+                        <wp:posOffset>-34925</wp:posOffset>
                       </wp:positionH>
                       <wp:positionV relativeFrom="paragraph">
-                        <wp:posOffset>22860</wp:posOffset>
+                        <wp:posOffset>18415</wp:posOffset>
                       </wp:positionV>
-                      <wp:extent cx="784860" cy="297180"/>
+                      <wp:extent cx="1005840" cy="297180"/>
                       <wp:effectExtent l="0" t="0" r="0" b="7620"/>
                       <wp:wrapNone/>
                       <wp:docPr id="997522281" name="Text Box 31"/>
@@ -6744,7 +6746,7 @@
                             <wps:spPr>
                               <a:xfrm>
                                 <a:off x="0" y="0"/>
-                                <a:ext cx="784860" cy="297180"/>
+                                <a:ext cx="1005840" cy="297180"/>
                               </a:xfrm>
                               <a:prstGeom prst="rect">
                                 <a:avLst/>
@@ -6758,23 +6760,23 @@
                               <w:txbxContent>
                                 <w:p>
                                   <w:pPr>
-                                    <w:jc w:val="center"/>
+                                    <w:bidi/>
                                     <w:rPr>
-                                      <w:rFonts w:ascii="Doran" w:hAnsi="Doran" w:cs="Aria Black"/>
+                                      <w:rFonts w:ascii="Arial Black" w:hAnsi="Arial Black" w:cs="Aria Black"/>
                                       <w:b/>
                                       <w:bCs/>
-                                      <w:sz w:val="20"/>
-                                      <w:szCs w:val="20"/>
+                                      <w:sz w:val="16"/>
+                                      <w:szCs w:val="16"/>
                                     </w:rPr>
                                   </w:pPr>
                                   <w:proofErr w:type="spellStart"/>
                                   <w:r>
                                     <w:rPr>
-                                      <w:rFonts w:ascii="Doran" w:hAnsi="Doran" w:cs="Aria Black"/>
+                                      <w:rFonts w:ascii="Arial Black" w:hAnsi="Arial Black" w:cs="Aria Black"/>
                                       <w:b/>
                                       <w:bCs/>
-                                      <w:sz w:val="20"/>
-                                      <w:szCs w:val="20"/>
+                                      <w:sz w:val="16"/>
+                                      <w:szCs w:val="16"/>
                                     </w:rPr>
                                     <w:t>car_type</w:t>
                                   </w:r>
@@ -6791,33 +6793,39 @@
                           </wps:wsp>
                         </a:graphicData>
                       </a:graphic>
+                      <wp14:sizeRelH relativeFrom="margin">
+                        <wp14:pctWidth>0</wp14:pctWidth>
+                      </wp14:sizeRelH>
+                      <wp14:sizeRelV relativeFrom="margin">
+                        <wp14:pctHeight>0</wp14:pctHeight>
+                      </wp14:sizeRelV>
                     </wp:anchor>
                   </w:drawing>
                 </mc:Choice>
                 <mc:Fallback>
                   <w:pict>
-                    <v:shape w14:anchorId="436B6EA0" id="_x0000_s1058" type="#_x0000_t202" style="position:absolute;left:0;text-align:left;margin-left:-2.7pt;margin-top:1.8pt;width:61.8pt;height:23.4pt;z-index:251711488;visibility:visible;mso-wrap-style:square;mso-wrap-distance-left:9pt;mso-wrap-distance-top:0;mso-wrap-distance-right:9pt;mso-wrap-distance-bottom:0;mso-position-horizontal:absolute;mso-position-horizontal-relative:text;mso-position-vertical:absolute;mso-position-vertical-relative:text;v-text-anchor:top" o:gfxdata="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" filled="f" stroked="f" strokeweight=".5pt">
+                    <v:shape w14:anchorId="436B6EA0" id="_x0000_s1058" type="#_x0000_t202" style="position:absolute;left:0;text-align:left;margin-left:-2.75pt;margin-top:1.45pt;width:79.2pt;height:23.4pt;z-index:251711488;visibility:visible;mso-wrap-style:square;mso-width-percent:0;mso-height-percent:0;mso-wrap-distance-left:9pt;mso-wrap-distance-top:0;mso-wrap-distance-right:9pt;mso-wrap-distance-bottom:0;mso-position-horizontal:absolute;mso-position-horizontal-relative:text;mso-position-vertical:absolute;mso-position-vertical-relative:text;mso-width-percent:0;mso-height-percent:0;mso-width-relative:margin;mso-height-relative:margin;v-text-anchor:top" o:gfxdata="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" filled="f" stroked="f" strokeweight=".5pt">
                       <v:textbox>
                         <w:txbxContent>
                           <w:p>
                             <w:pPr>
-                              <w:jc w:val="center"/>
-                              <w:rPr>
-                                <w:rFonts w:ascii="Doran" w:hAnsi="Doran" w:cs="Aria Black"/>
-                                <w:b/>
-                                <w:bCs/>
-                                <w:sz w:val="20"/>
-                                <w:szCs w:val="20"/>
+                              <w:bidi/>
+                              <w:rPr>
+                                <w:rFonts w:ascii="Arial Black" w:hAnsi="Arial Black" w:cs="Aria Black"/>
+                                <w:b/>
+                                <w:bCs/>
+                                <w:sz w:val="16"/>
+                                <w:szCs w:val="16"/>
                               </w:rPr>
                             </w:pPr>
                             <w:proofErr w:type="spellStart"/>
                             <w:r>
                               <w:rPr>
-                                <w:rFonts w:ascii="Doran" w:hAnsi="Doran" w:cs="Aria Black"/>
-                                <w:b/>
-                                <w:bCs/>
-                                <w:sz w:val="20"/>
-                                <w:szCs w:val="20"/>
+                                <w:rFonts w:ascii="Arial Black" w:hAnsi="Arial Black" w:cs="Aria Black"/>
+                                <w:b/>
+                                <w:bCs/>
+                                <w:sz w:val="16"/>
+                                <w:szCs w:val="16"/>
                               </w:rPr>
                               <w:t>car_type</w:t>
                             </w:r>
@@ -6839,7 +6847,7 @@
         </w:trPr>
         <w:tc>
           <w:tcPr>
-            <w:tcW w:w="2021" w:type="dxa"/>
+            <w:tcW w:w="2291" w:type="dxa"/>
             <w:vAlign w:val="center"/>
           </w:tcPr>
           <w:p>
@@ -6983,7 +6991,7 @@
         </w:tc>
         <w:tc>
           <w:tcPr>
-            <w:tcW w:w="1350" w:type="dxa"/>
+            <w:tcW w:w="1710" w:type="dxa"/>
             <w:vAlign w:val="center"/>
           </w:tcPr>
           <w:p>
@@ -7038,18 +7046,18 @@
         <mc:AlternateContent>
           <mc:Choice Requires="wps">
             <w:drawing>
-              <wp:anchor distT="0" distB="0" distL="114300" distR="114300" simplePos="0" relativeHeight="251726848" behindDoc="0" locked="0" layoutInCell="1" allowOverlap="1" wp14:anchorId="37E379CF" wp14:editId="0D9EAE58">
+              <wp:anchor distT="0" distB="0" distL="114300" distR="114300" simplePos="0" relativeHeight="251724800" behindDoc="0" locked="0" layoutInCell="1" allowOverlap="1" wp14:anchorId="7843823A" wp14:editId="1678A3EE">
                 <wp:simplePos x="0" y="0"/>
                 <wp:positionH relativeFrom="column">
-                  <wp:posOffset>480695</wp:posOffset>
+                  <wp:posOffset>2682240</wp:posOffset>
                 </wp:positionH>
                 <wp:positionV relativeFrom="paragraph">
-                  <wp:posOffset>246592</wp:posOffset>
+                  <wp:posOffset>271145</wp:posOffset>
                 </wp:positionV>
-                <wp:extent cx="1682115" cy="347980"/>
-                <wp:effectExtent l="0" t="0" r="0" b="0"/>
+                <wp:extent cx="1463040" cy="347980"/>
+                <wp:effectExtent l="0" t="0" r="3810" b="0"/>
                 <wp:wrapNone/>
-                <wp:docPr id="148650820" name="Text Box 32"/>
+                <wp:docPr id="1862382824" name="Text Box 32"/>
                 <wp:cNvGraphicFramePr/>
                 <a:graphic xmlns:a="http://schemas.openxmlformats.org/drawingml/2006/main">
                   <a:graphicData uri="http://schemas.microsoft.com/office/word/2010/wordprocessingShape">
@@ -7058,12 +7066,14 @@
                       <wps:spPr>
                         <a:xfrm>
                           <a:off x="0" y="0"/>
-                          <a:ext cx="1682115" cy="347980"/>
+                          <a:ext cx="1463040" cy="347980"/>
                         </a:xfrm>
                         <a:prstGeom prst="rect">
                           <a:avLst/>
                         </a:prstGeom>
-                        <a:noFill/>
+                        <a:solidFill>
+                          <a:schemeClr val="bg1"/>
+                        </a:solidFill>
                         <a:ln w="6350">
                           <a:noFill/>
                         </a:ln>
@@ -7074,23 +7084,23 @@
                             <w:pPr>
                               <w:jc w:val="center"/>
                               <w:rPr>
-                                <w:rFonts w:ascii="Doran" w:hAnsi="Doran" w:cs="Aria Black"/>
-                                <w:b/>
-                                <w:bCs/>
-                                <w:sz w:val="20"/>
+                                <w:rFonts w:ascii="Arial Black" w:hAnsi="Arial Black" w:cs="Aria Black"/>
+                                <w:b/>
+                                <w:bCs/>
+                                <w:sz w:val="16"/>
                                 <w:szCs w:val="20"/>
                               </w:rPr>
                             </w:pPr>
                             <w:proofErr w:type="spellStart"/>
                             <w:r>
                               <w:rPr>
-                                <w:rFonts w:ascii="Doran" w:hAnsi="Doran" w:cs="Aria Black"/>
-                                <w:b/>
-                                <w:bCs/>
-                                <w:sz w:val="20"/>
+                                <w:rFonts w:ascii="Arial Black" w:hAnsi="Arial Black" w:cs="Aria Black"/>
+                                <w:b/>
+                                <w:bCs/>
+                                <w:sz w:val="16"/>
                                 <w:szCs w:val="20"/>
                               </w:rPr>
-                              <w:t>price_toman</w:t>
+                              <w:t>price_rial</w:t>
                             </w:r>
                             <w:proofErr w:type="spellEnd"/>
                           </w:p>
@@ -7116,30 +7126,30 @@
           </mc:Choice>
           <mc:Fallback>
             <w:pict>
-              <v:shape w14:anchorId="37E379CF" id="Text Box 32" o:spid="_x0000_s1059" type="#_x0000_t202" style="position:absolute;margin-left:37.85pt;margin-top:19.4pt;width:132.45pt;height:27.4pt;z-index:251726848;visibility:visible;mso-wrap-style:square;mso-width-percent:0;mso-height-percent:0;mso-wrap-distance-left:9pt;mso-wrap-distance-top:0;mso-wrap-distance-right:9pt;mso-wrap-distance-bottom:0;mso-position-horizontal:absolute;mso-position-horizontal-relative:text;mso-position-vertical:absolute;mso-position-vertical-relative:text;mso-width-percent:0;mso-height-percent:0;mso-width-relative:margin;mso-height-relative:margin;v-text-anchor:top" o:gfxdata="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" filled="f" stroked="f" strokeweight=".5pt">
+              <v:shape w14:anchorId="7843823A" id="Text Box 32" o:spid="_x0000_s1059" type="#_x0000_t202" style="position:absolute;margin-left:211.2pt;margin-top:21.35pt;width:115.2pt;height:27.4pt;z-index:251724800;visibility:visible;mso-wrap-style:square;mso-width-percent:0;mso-height-percent:0;mso-wrap-distance-left:9pt;mso-wrap-distance-top:0;mso-wrap-distance-right:9pt;mso-wrap-distance-bottom:0;mso-position-horizontal:absolute;mso-position-horizontal-relative:text;mso-position-vertical:absolute;mso-position-vertical-relative:text;mso-width-percent:0;mso-height-percent:0;mso-width-relative:margin;mso-height-relative:margin;v-text-anchor:top" o:gfxdata="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" fillcolor="white [3212]" stroked="f" strokeweight=".5pt">
                 <v:textbox>
                   <w:txbxContent>
                     <w:p>
                       <w:pPr>
                         <w:jc w:val="center"/>
                         <w:rPr>
-                          <w:rFonts w:ascii="Doran" w:hAnsi="Doran" w:cs="Aria Black"/>
-                          <w:b/>
-                          <w:bCs/>
-                          <w:sz w:val="20"/>
+                          <w:rFonts w:ascii="Arial Black" w:hAnsi="Arial Black" w:cs="Aria Black"/>
+                          <w:b/>
+                          <w:bCs/>
+                          <w:sz w:val="16"/>
                           <w:szCs w:val="20"/>
                         </w:rPr>
                       </w:pPr>
                       <w:proofErr w:type="spellStart"/>
                       <w:r>
                         <w:rPr>
-                          <w:rFonts w:ascii="Doran" w:hAnsi="Doran" w:cs="Aria Black"/>
-                          <w:b/>
-                          <w:bCs/>
-                          <w:sz w:val="20"/>
+                          <w:rFonts w:ascii="Arial Black" w:hAnsi="Arial Black" w:cs="Aria Black"/>
+                          <w:b/>
+                          <w:bCs/>
+                          <w:sz w:val="16"/>
                           <w:szCs w:val="20"/>
                         </w:rPr>
-                        <w:t>price_toman</w:t>
+                        <w:t>price_rial</w:t>
                       </w:r>
                       <w:proofErr w:type="spellEnd"/>
                     </w:p>
@@ -7164,18 +7174,18 @@
         <mc:AlternateContent>
           <mc:Choice Requires="wps">
             <w:drawing>
-              <wp:anchor distT="0" distB="0" distL="114300" distR="114300" simplePos="0" relativeHeight="251724800" behindDoc="0" locked="0" layoutInCell="1" allowOverlap="1" wp14:anchorId="7843823A" wp14:editId="1974C9FB">
+              <wp:anchor distT="0" distB="0" distL="114300" distR="114300" simplePos="0" relativeHeight="251726848" behindDoc="0" locked="0" layoutInCell="1" allowOverlap="1" wp14:anchorId="37E379CF" wp14:editId="1C050662">
                 <wp:simplePos x="0" y="0"/>
                 <wp:positionH relativeFrom="column">
-                  <wp:posOffset>2682875</wp:posOffset>
+                  <wp:posOffset>480695</wp:posOffset>
                 </wp:positionH>
                 <wp:positionV relativeFrom="paragraph">
-                  <wp:posOffset>255482</wp:posOffset>
+                  <wp:posOffset>269240</wp:posOffset>
                 </wp:positionV>
-                <wp:extent cx="1417320" cy="347980"/>
+                <wp:extent cx="1682115" cy="347980"/>
                 <wp:effectExtent l="0" t="0" r="0" b="0"/>
                 <wp:wrapNone/>
-                <wp:docPr id="1862382824" name="Text Box 32"/>
+                <wp:docPr id="148650820" name="Text Box 32"/>
                 <wp:cNvGraphicFramePr/>
                 <a:graphic xmlns:a="http://schemas.openxmlformats.org/drawingml/2006/main">
                   <a:graphicData uri="http://schemas.microsoft.com/office/word/2010/wordprocessingShape">
@@ -7184,12 +7194,14 @@
                       <wps:spPr>
                         <a:xfrm>
                           <a:off x="0" y="0"/>
-                          <a:ext cx="1417320" cy="347980"/>
+                          <a:ext cx="1682115" cy="347980"/>
                         </a:xfrm>
                         <a:prstGeom prst="rect">
                           <a:avLst/>
                         </a:prstGeom>
-                        <a:noFill/>
+                        <a:solidFill>
+                          <a:schemeClr val="bg1"/>
+                        </a:solidFill>
                         <a:ln w="6350">
                           <a:noFill/>
                         </a:ln>
@@ -7200,23 +7212,21 @@
                             <w:pPr>
                               <w:jc w:val="center"/>
                               <w:rPr>
-                                <w:rFonts w:ascii="Doran" w:hAnsi="Doran" w:cs="Aria Black"/>
-                                <w:b/>
-                                <w:bCs/>
-                                <w:sz w:val="20"/>
-                                <w:szCs w:val="20"/>
+                                <w:rFonts w:ascii="Arial Black" w:hAnsi="Arial Black" w:cs="Aria Black"/>
+                                <w:bCs/>
+                                <w:sz w:val="16"/>
+                                <w:szCs w:val="16"/>
                               </w:rPr>
                             </w:pPr>
                             <w:proofErr w:type="spellStart"/>
                             <w:r>
                               <w:rPr>
-                                <w:rFonts w:ascii="Doran" w:hAnsi="Doran" w:cs="Aria Black"/>
-                                <w:b/>
-                                <w:bCs/>
-                                <w:sz w:val="20"/>
-                                <w:szCs w:val="20"/>
-                              </w:rPr>
-                              <w:t>price_rial</w:t>
+                                <w:rFonts w:ascii="Arial Black" w:hAnsi="Arial Black" w:cs="Aria Black"/>
+                                <w:bCs/>
+                                <w:sz w:val="16"/>
+                                <w:szCs w:val="16"/>
+                              </w:rPr>
+                              <w:t>price_toman</w:t>
                             </w:r>
                             <w:proofErr w:type="spellEnd"/>
                           </w:p>
@@ -7231,6 +7241,9 @@
                     </wps:wsp>
                   </a:graphicData>
                 </a:graphic>
+                <wp14:sizeRelH relativeFrom="margin">
+                  <wp14:pctWidth>0</wp14:pctWidth>
+                </wp14:sizeRelH>
                 <wp14:sizeRelV relativeFrom="margin">
                   <wp14:pctHeight>0</wp14:pctHeight>
                 </wp14:sizeRelV>
@@ -7239,30 +7252,28 @@
           </mc:Choice>
           <mc:Fallback>
             <w:pict>
-              <v:shape w14:anchorId="7843823A" id="_x0000_s1060" type="#_x0000_t202" style="position:absolute;margin-left:211.25pt;margin-top:20.1pt;width:111.6pt;height:27.4pt;z-index:251724800;visibility:visible;mso-wrap-style:square;mso-height-percent:0;mso-wrap-distance-left:9pt;mso-wrap-distance-top:0;mso-wrap-distance-right:9pt;mso-wrap-distance-bottom:0;mso-position-horizontal:absolute;mso-position-horizontal-relative:text;mso-position-vertical:absolute;mso-position-vertical-relative:text;mso-height-percent:0;mso-height-relative:margin;v-text-anchor:top" o:gfxdata="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" filled="f" stroked="f" strokeweight=".5pt">
+              <v:shape w14:anchorId="37E379CF" id="_x0000_s1060" type="#_x0000_t202" style="position:absolute;margin-left:37.85pt;margin-top:21.2pt;width:132.45pt;height:27.4pt;z-index:251726848;visibility:visible;mso-wrap-style:square;mso-width-percent:0;mso-height-percent:0;mso-wrap-distance-left:9pt;mso-wrap-distance-top:0;mso-wrap-distance-right:9pt;mso-wrap-distance-bottom:0;mso-position-horizontal:absolute;mso-position-horizontal-relative:text;mso-position-vertical:absolute;mso-position-vertical-relative:text;mso-width-percent:0;mso-height-percent:0;mso-width-relative:margin;mso-height-relative:margin;v-text-anchor:top" o:gfxdata="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" fillcolor="white [3212]" stroked="f" strokeweight=".5pt">
                 <v:textbox>
                   <w:txbxContent>
                     <w:p>
                       <w:pPr>
                         <w:jc w:val="center"/>
                         <w:rPr>
-                          <w:rFonts w:ascii="Doran" w:hAnsi="Doran" w:cs="Aria Black"/>
-                          <w:b/>
-                          <w:bCs/>
-                          <w:sz w:val="20"/>
-                          <w:szCs w:val="20"/>
+                          <w:rFonts w:ascii="Arial Black" w:hAnsi="Arial Black" w:cs="Aria Black"/>
+                          <w:bCs/>
+                          <w:sz w:val="16"/>
+                          <w:szCs w:val="16"/>
                         </w:rPr>
                       </w:pPr>
                       <w:proofErr w:type="spellStart"/>
                       <w:r>
                         <w:rPr>
-                          <w:rFonts w:ascii="Doran" w:hAnsi="Doran" w:cs="Aria Black"/>
-                          <w:b/>
-                          <w:bCs/>
-                          <w:sz w:val="20"/>
-                          <w:szCs w:val="20"/>
-                        </w:rPr>
-                        <w:t>price_rial</w:t>
+                          <w:rFonts w:ascii="Arial Black" w:hAnsi="Arial Black" w:cs="Aria Black"/>
+                          <w:bCs/>
+                          <w:sz w:val="16"/>
+                          <w:szCs w:val="16"/>
+                        </w:rPr>
+                        <w:t>price_toman</w:t>
                       </w:r>
                       <w:proofErr w:type="spellEnd"/>
                     </w:p>
@@ -7458,16 +7469,16 @@
         <mc:AlternateContent>
           <mc:Choice Requires="wps">
             <w:drawing>
-              <wp:anchor distT="0" distB="0" distL="114300" distR="114300" simplePos="0" relativeHeight="251727872" behindDoc="0" locked="0" layoutInCell="1" allowOverlap="1" wp14:anchorId="3EE9D669" wp14:editId="2AB2A4F5">
+              <wp:anchor distT="0" distB="0" distL="114300" distR="114300" simplePos="0" relativeHeight="251727872" behindDoc="0" locked="0" layoutInCell="1" allowOverlap="1" wp14:anchorId="3EE9D669" wp14:editId="6C4BCBB5">
                 <wp:simplePos x="0" y="0"/>
                 <wp:positionH relativeFrom="column">
-                  <wp:posOffset>228600</wp:posOffset>
+                  <wp:posOffset>-556260</wp:posOffset>
                 </wp:positionH>
                 <wp:positionV relativeFrom="paragraph">
-                  <wp:posOffset>186267</wp:posOffset>
+                  <wp:posOffset>161290</wp:posOffset>
                 </wp:positionV>
-                <wp:extent cx="5227320" cy="328863"/>
-                <wp:effectExtent l="0" t="0" r="0" b="0"/>
+                <wp:extent cx="6012180" cy="328863"/>
+                <wp:effectExtent l="0" t="0" r="7620" b="0"/>
                 <wp:wrapNone/>
                 <wp:docPr id="1319447158" name="Text Box 33"/>
                 <wp:cNvGraphicFramePr/>
@@ -7478,12 +7489,14 @@
                       <wps:spPr>
                         <a:xfrm>
                           <a:off x="0" y="0"/>
-                          <a:ext cx="5227320" cy="328863"/>
+                          <a:ext cx="6012180" cy="328863"/>
                         </a:xfrm>
                         <a:prstGeom prst="rect">
                           <a:avLst/>
                         </a:prstGeom>
-                        <a:noFill/>
+                        <a:solidFill>
+                          <a:schemeClr val="bg1"/>
+                        </a:solidFill>
                         <a:ln w="6350">
                           <a:noFill/>
                         </a:ln>
@@ -7492,22 +7505,22 @@
                         <w:txbxContent>
                           <w:p>
                             <w:pPr>
-                              <w:jc w:val="right"/>
-                              <w:rPr>
-                                <w:rFonts w:ascii="Doran" w:hAnsi="Doran" w:cs="Aria Black"/>
-                                <w:b/>
-                                <w:bCs/>
-                                <w:sz w:val="20"/>
+                              <w:bidi/>
+                              <w:rPr>
+                                <w:rFonts w:ascii="Arial Black" w:hAnsi="Arial Black" w:cs="Aria Black"/>
+                                <w:b/>
+                                <w:bCs/>
+                                <w:sz w:val="18"/>
                                 <w:szCs w:val="20"/>
                               </w:rPr>
                             </w:pPr>
                             <w:proofErr w:type="spellStart"/>
                             <w:r>
                               <w:rPr>
-                                <w:rFonts w:ascii="Doran" w:hAnsi="Doran" w:cs="Aria Black"/>
-                                <w:b/>
-                                <w:bCs/>
-                                <w:sz w:val="20"/>
+                                <w:rFonts w:ascii="Arial Black" w:hAnsi="Arial Black" w:cs="Aria Black"/>
+                                <w:b/>
+                                <w:bCs/>
+                                <w:sz w:val="18"/>
                                 <w:szCs w:val="20"/>
                               </w:rPr>
                               <w:t>price_info</w:t>
@@ -7525,6 +7538,9 @@
                     </wps:wsp>
                   </a:graphicData>
                 </a:graphic>
+                <wp14:sizeRelH relativeFrom="margin">
+                  <wp14:pctWidth>0</wp14:pctWidth>
+                </wp14:sizeRelH>
                 <wp14:sizeRelV relativeFrom="margin">
                   <wp14:pctHeight>0</wp14:pctHeight>
                 </wp14:sizeRelV>
@@ -7533,27 +7549,27 @@
           </mc:Choice>
           <mc:Fallback>
             <w:pict>
-              <v:shape w14:anchorId="3EE9D669" id="Text Box 33" o:spid="_x0000_s1061" type="#_x0000_t202" style="position:absolute;left:0;text-align:left;margin-left:18pt;margin-top:14.65pt;width:411.6pt;height:25.9pt;z-index:251727872;visibility:visible;mso-wrap-style:square;mso-height-percent:0;mso-wrap-distance-left:9pt;mso-wrap-distance-top:0;mso-wrap-distance-right:9pt;mso-wrap-distance-bottom:0;mso-position-horizontal:absolute;mso-position-horizontal-relative:text;mso-position-vertical:absolute;mso-position-vertical-relative:text;mso-height-percent:0;mso-height-relative:margin;v-text-anchor:top" o:gfxdata="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" filled="f" stroked="f" strokeweight=".5pt">
+              <v:shape w14:anchorId="3EE9D669" id="Text Box 33" o:spid="_x0000_s1061" type="#_x0000_t202" style="position:absolute;left:0;text-align:left;margin-left:-43.8pt;margin-top:12.7pt;width:473.4pt;height:25.9pt;z-index:251727872;visibility:visible;mso-wrap-style:square;mso-width-percent:0;mso-height-percent:0;mso-wrap-distance-left:9pt;mso-wrap-distance-top:0;mso-wrap-distance-right:9pt;mso-wrap-distance-bottom:0;mso-position-horizontal:absolute;mso-position-horizontal-relative:text;mso-position-vertical:absolute;mso-position-vertical-relative:text;mso-width-percent:0;mso-height-percent:0;mso-width-relative:margin;mso-height-relative:margin;v-text-anchor:top" o:gfxdata="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" fillcolor="white [3212]" stroked="f" strokeweight=".5pt">
                 <v:textbox>
                   <w:txbxContent>
                     <w:p>
                       <w:pPr>
-                        <w:jc w:val="right"/>
-                        <w:rPr>
-                          <w:rFonts w:ascii="Doran" w:hAnsi="Doran" w:cs="Aria Black"/>
-                          <w:b/>
-                          <w:bCs/>
-                          <w:sz w:val="20"/>
+                        <w:bidi/>
+                        <w:rPr>
+                          <w:rFonts w:ascii="Arial Black" w:hAnsi="Arial Black" w:cs="Aria Black"/>
+                          <w:b/>
+                          <w:bCs/>
+                          <w:sz w:val="18"/>
                           <w:szCs w:val="20"/>
                         </w:rPr>
                       </w:pPr>
                       <w:proofErr w:type="spellStart"/>
                       <w:r>
                         <w:rPr>
-                          <w:rFonts w:ascii="Doran" w:hAnsi="Doran" w:cs="Aria Black"/>
-                          <w:b/>
-                          <w:bCs/>
-                          <w:sz w:val="20"/>
+                          <w:rFonts w:ascii="Arial Black" w:hAnsi="Arial Black" w:cs="Aria Black"/>
+                          <w:b/>
+                          <w:bCs/>
+                          <w:sz w:val="18"/>
                           <w:szCs w:val="20"/>
                         </w:rPr>
                         <w:t>price_info</w:t>
@@ -7894,18 +7910,18 @@
         <mc:AlternateContent>
           <mc:Choice Requires="wps">
             <w:drawing>
-              <wp:anchor distT="0" distB="0" distL="114300" distR="114300" simplePos="0" relativeHeight="251738112" behindDoc="0" locked="0" layoutInCell="1" allowOverlap="1" wp14:anchorId="772C8E9C" wp14:editId="4A446669">
+              <wp:anchor distT="0" distB="0" distL="114300" distR="114300" simplePos="0" relativeHeight="251741184" behindDoc="0" locked="0" layoutInCell="1" allowOverlap="1" wp14:anchorId="1A3CB7F3" wp14:editId="2DF95C63">
                 <wp:simplePos x="0" y="0"/>
                 <wp:positionH relativeFrom="column">
-                  <wp:posOffset>1524000</wp:posOffset>
+                  <wp:posOffset>5433060</wp:posOffset>
                 </wp:positionH>
                 <wp:positionV relativeFrom="paragraph">
-                  <wp:posOffset>153882</wp:posOffset>
+                  <wp:posOffset>392430</wp:posOffset>
                 </wp:positionV>
-                <wp:extent cx="727710" cy="329565"/>
-                <wp:effectExtent l="0" t="0" r="0" b="0"/>
+                <wp:extent cx="784860" cy="280670"/>
+                <wp:effectExtent l="0" t="0" r="0" b="5080"/>
                 <wp:wrapNone/>
-                <wp:docPr id="2058512509" name="Text Box 37"/>
+                <wp:docPr id="668818171" name="Text Box 37"/>
                 <wp:cNvGraphicFramePr/>
                 <a:graphic xmlns:a="http://schemas.openxmlformats.org/drawingml/2006/main">
                   <a:graphicData uri="http://schemas.microsoft.com/office/word/2010/wordprocessingShape">
@@ -7914,12 +7930,14 @@
                       <wps:spPr>
                         <a:xfrm>
                           <a:off x="0" y="0"/>
-                          <a:ext cx="727710" cy="329565"/>
+                          <a:ext cx="784860" cy="280670"/>
                         </a:xfrm>
                         <a:prstGeom prst="rect">
                           <a:avLst/>
                         </a:prstGeom>
-                        <a:noFill/>
+                        <a:solidFill>
+                          <a:schemeClr val="bg1"/>
+                        </a:solidFill>
                         <a:ln w="6350">
                           <a:noFill/>
                         </a:ln>
@@ -7930,23 +7948,26 @@
                             <w:pPr>
                               <w:jc w:val="center"/>
                               <w:rPr>
-                                <w:rFonts w:ascii="Doran" w:hAnsi="Doran" w:cs="Aria Black"/>
-                                <w:b/>
-                                <w:bCs/>
-                                <w:sz w:val="16"/>
-                                <w:szCs w:val="16"/>
+                                <w:rFonts w:ascii="Arial Black" w:hAnsi="Arial Black" w:cs="Aria Black"/>
+                                <w:b/>
+                                <w:bCs/>
+                                <w:sz w:val="12"/>
+                                <w:szCs w:val="10"/>
+                                <w:rtl/>
                                 <w:lang w:bidi="fa-IR"/>
                               </w:rPr>
                             </w:pPr>
                             <w:proofErr w:type="spellStart"/>
                             <w:r>
                               <w:rPr>
-                                <w:rFonts w:cs="Aria Black"/>
-                                <w:sz w:val="16"/>
-                                <w:szCs w:val="16"/>
-                                <w:lang w:bidi="fa-IR"/>
-                              </w:rPr>
-                              <w:t>car_kilometer</w:t>
+                                <w:rFonts w:ascii="Arial Black" w:hAnsi="Arial Black" w:cs="Aria Black"/>
+                                <w:b/>
+                                <w:bCs/>
+                                <w:sz w:val="12"/>
+                                <w:szCs w:val="10"/>
+                                <w:lang w:bidi="fa-IR"/>
+                              </w:rPr>
+                              <w:t>deal_date</w:t>
                             </w:r>
                             <w:proofErr w:type="spellEnd"/>
                           </w:p>
@@ -7972,30 +7993,33 @@
           </mc:Choice>
           <mc:Fallback>
             <w:pict>
-              <v:shape w14:anchorId="772C8E9C" id="Text Box 37" o:spid="_x0000_s1062" type="#_x0000_t202" style="position:absolute;left:0;text-align:left;margin-left:120pt;margin-top:12.1pt;width:57.3pt;height:25.95pt;z-index:251738112;visibility:visible;mso-wrap-style:square;mso-width-percent:0;mso-height-percent:0;mso-wrap-distance-left:9pt;mso-wrap-distance-top:0;mso-wrap-distance-right:9pt;mso-wrap-distance-bottom:0;mso-position-horizontal:absolute;mso-position-horizontal-relative:text;mso-position-vertical:absolute;mso-position-vertical-relative:text;mso-width-percent:0;mso-height-percent:0;mso-width-relative:margin;mso-height-relative:margin;v-text-anchor:top" o:gfxdata="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" filled="f" stroked="f" strokeweight=".5pt">
+              <v:shape w14:anchorId="1A3CB7F3" id="Text Box 37" o:spid="_x0000_s1062" type="#_x0000_t202" style="position:absolute;left:0;text-align:left;margin-left:427.8pt;margin-top:30.9pt;width:61.8pt;height:22.1pt;z-index:251741184;visibility:visible;mso-wrap-style:square;mso-width-percent:0;mso-height-percent:0;mso-wrap-distance-left:9pt;mso-wrap-distance-top:0;mso-wrap-distance-right:9pt;mso-wrap-distance-bottom:0;mso-position-horizontal:absolute;mso-position-horizontal-relative:text;mso-position-vertical:absolute;mso-position-vertical-relative:text;mso-width-percent:0;mso-height-percent:0;mso-width-relative:margin;mso-height-relative:margin;v-text-anchor:top" o:gfxdata="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" fillcolor="white [3212]" stroked="f" strokeweight=".5pt">
                 <v:textbox>
                   <w:txbxContent>
                     <w:p>
                       <w:pPr>
                         <w:jc w:val="center"/>
                         <w:rPr>
-                          <w:rFonts w:ascii="Doran" w:hAnsi="Doran" w:cs="Aria Black"/>
-                          <w:b/>
-                          <w:bCs/>
-                          <w:sz w:val="16"/>
-                          <w:szCs w:val="16"/>
+                          <w:rFonts w:ascii="Arial Black" w:hAnsi="Arial Black" w:cs="Aria Black"/>
+                          <w:b/>
+                          <w:bCs/>
+                          <w:sz w:val="12"/>
+                          <w:szCs w:val="10"/>
+                          <w:rtl/>
                           <w:lang w:bidi="fa-IR"/>
                         </w:rPr>
                       </w:pPr>
                       <w:proofErr w:type="spellStart"/>
                       <w:r>
                         <w:rPr>
-                          <w:rFonts w:cs="Aria Black"/>
-                          <w:sz w:val="16"/>
-                          <w:szCs w:val="16"/>
-                          <w:lang w:bidi="fa-IR"/>
-                        </w:rPr>
-                        <w:t>car_kilometer</w:t>
+                          <w:rFonts w:ascii="Arial Black" w:hAnsi="Arial Black" w:cs="Aria Black"/>
+                          <w:b/>
+                          <w:bCs/>
+                          <w:sz w:val="12"/>
+                          <w:szCs w:val="10"/>
+                          <w:lang w:bidi="fa-IR"/>
+                        </w:rPr>
+                        <w:t>deal_date</w:t>
                       </w:r>
                       <w:proofErr w:type="spellEnd"/>
                     </w:p>
@@ -8020,18 +8044,18 @@
         <mc:AlternateContent>
           <mc:Choice Requires="wps">
             <w:drawing>
-              <wp:anchor distT="0" distB="0" distL="114300" distR="114300" simplePos="0" relativeHeight="251736064" behindDoc="0" locked="0" layoutInCell="1" allowOverlap="1" wp14:anchorId="45578516" wp14:editId="0436F607">
+              <wp:anchor distT="0" distB="0" distL="114300" distR="114300" simplePos="0" relativeHeight="251739136" behindDoc="0" locked="0" layoutInCell="1" allowOverlap="1" wp14:anchorId="598E3114" wp14:editId="681D7B5B">
                 <wp:simplePos x="0" y="0"/>
                 <wp:positionH relativeFrom="column">
-                  <wp:posOffset>2700867</wp:posOffset>
+                  <wp:posOffset>2255520</wp:posOffset>
                 </wp:positionH>
                 <wp:positionV relativeFrom="paragraph">
-                  <wp:posOffset>153882</wp:posOffset>
+                  <wp:posOffset>391795</wp:posOffset>
                 </wp:positionV>
-                <wp:extent cx="889000" cy="329776"/>
-                <wp:effectExtent l="0" t="0" r="0" b="0"/>
+                <wp:extent cx="429768" cy="295910"/>
+                <wp:effectExtent l="0" t="0" r="8890" b="8890"/>
                 <wp:wrapNone/>
-                <wp:docPr id="889128402" name="Text Box 37"/>
+                <wp:docPr id="532761668" name="Text Box 38"/>
                 <wp:cNvGraphicFramePr/>
                 <a:graphic xmlns:a="http://schemas.openxmlformats.org/drawingml/2006/main">
                   <a:graphicData uri="http://schemas.microsoft.com/office/word/2010/wordprocessingShape">
@@ -8040,12 +8064,14 @@
                       <wps:spPr>
                         <a:xfrm>
                           <a:off x="0" y="0"/>
-                          <a:ext cx="889000" cy="329776"/>
+                          <a:ext cx="429768" cy="295910"/>
                         </a:xfrm>
                         <a:prstGeom prst="rect">
                           <a:avLst/>
                         </a:prstGeom>
-                        <a:noFill/>
+                        <a:solidFill>
+                          <a:schemeClr val="bg1"/>
+                        </a:solidFill>
                         <a:ln w="6350">
                           <a:noFill/>
                         </a:ln>
@@ -8056,26 +8082,33 @@
                             <w:pPr>
                               <w:jc w:val="center"/>
                               <w:rPr>
-                                <w:rFonts w:ascii="Doran" w:hAnsi="Doran" w:cs="Aria Black"/>
-                                <w:b/>
-                                <w:bCs/>
-                                <w:sz w:val="16"/>
-                                <w:szCs w:val="16"/>
-                                <w:rtl/>
-                                <w:lang w:bidi="fa-IR"/>
+                                <w:rFonts w:ascii="Arial Black" w:hAnsi="Arial Black" w:cs="Aria Black"/>
+                                <w:b/>
+                                <w:bCs/>
+                                <w:sz w:val="14"/>
+                                <w:szCs w:val="14"/>
                               </w:rPr>
                             </w:pPr>
                             <w:proofErr w:type="spellStart"/>
                             <w:r>
                               <w:rPr>
-                                <w:rFonts w:ascii="Doran" w:hAnsi="Doran" w:cs="Aria Black"/>
-                                <w:b/>
-                                <w:bCs/>
-                                <w:sz w:val="16"/>
-                                <w:szCs w:val="16"/>
-                                <w:lang w:bidi="fa-IR"/>
-                              </w:rPr>
-                              <w:t>deal_time</w:t>
+                                <w:rFonts w:ascii="Arial Black" w:hAnsi="Arial Black" w:cs="Aria Black"/>
+                                <w:b/>
+                                <w:bCs/>
+                                <w:sz w:val="14"/>
+                                <w:szCs w:val="14"/>
+                              </w:rPr>
+                              <w:t>d</w:t>
+                            </w:r>
+                            <w:r>
+                              <w:rPr>
+                                <w:rFonts w:ascii="Arial Black" w:hAnsi="Arial Black" w:cs="Aria Black"/>
+                                <w:b/>
+                                <w:bCs/>
+                                <w:sz w:val="14"/>
+                                <w:szCs w:val="14"/>
+                              </w:rPr>
+                              <w:t>ay_respite</w:t>
                             </w:r>
                             <w:proofErr w:type="spellEnd"/>
                           </w:p>
@@ -8101,33 +8134,40 @@
           </mc:Choice>
           <mc:Fallback>
             <w:pict>
-              <v:shape w14:anchorId="45578516" id="_x0000_s1063" type="#_x0000_t202" style="position:absolute;left:0;text-align:left;margin-left:212.65pt;margin-top:12.1pt;width:70pt;height:25.95pt;z-index:251736064;visibility:visible;mso-wrap-style:square;mso-width-percent:0;mso-height-percent:0;mso-wrap-distance-left:9pt;mso-wrap-distance-top:0;mso-wrap-distance-right:9pt;mso-wrap-distance-bottom:0;mso-position-horizontal:absolute;mso-position-horizontal-relative:text;mso-position-vertical:absolute;mso-position-vertical-relative:text;mso-width-percent:0;mso-height-percent:0;mso-width-relative:margin;mso-height-relative:margin;v-text-anchor:top" o:gfxdata="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" filled="f" stroked="f" strokeweight=".5pt">
+              <v:shape w14:anchorId="598E3114" id="Text Box 38" o:spid="_x0000_s1063" type="#_x0000_t202" style="position:absolute;left:0;text-align:left;margin-left:177.6pt;margin-top:30.85pt;width:33.85pt;height:23.3pt;z-index:251739136;visibility:visible;mso-wrap-style:square;mso-width-percent:0;mso-height-percent:0;mso-wrap-distance-left:9pt;mso-wrap-distance-top:0;mso-wrap-distance-right:9pt;mso-wrap-distance-bottom:0;mso-position-horizontal:absolute;mso-position-horizontal-relative:text;mso-position-vertical:absolute;mso-position-vertical-relative:text;mso-width-percent:0;mso-height-percent:0;mso-width-relative:margin;mso-height-relative:margin;v-text-anchor:top" o:gfxdata="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" fillcolor="white [3212]" stroked="f" strokeweight=".5pt">
                 <v:textbox>
                   <w:txbxContent>
                     <w:p>
                       <w:pPr>
                         <w:jc w:val="center"/>
                         <w:rPr>
-                          <w:rFonts w:ascii="Doran" w:hAnsi="Doran" w:cs="Aria Black"/>
-                          <w:b/>
-                          <w:bCs/>
-                          <w:sz w:val="16"/>
-                          <w:szCs w:val="16"/>
-                          <w:rtl/>
-                          <w:lang w:bidi="fa-IR"/>
+                          <w:rFonts w:ascii="Arial Black" w:hAnsi="Arial Black" w:cs="Aria Black"/>
+                          <w:b/>
+                          <w:bCs/>
+                          <w:sz w:val="14"/>
+                          <w:szCs w:val="14"/>
                         </w:rPr>
                       </w:pPr>
                       <w:proofErr w:type="spellStart"/>
                       <w:r>
                         <w:rPr>
-                          <w:rFonts w:ascii="Doran" w:hAnsi="Doran" w:cs="Aria Black"/>
-                          <w:b/>
-                          <w:bCs/>
-                          <w:sz w:val="16"/>
-                          <w:szCs w:val="16"/>
-                          <w:lang w:bidi="fa-IR"/>
-                        </w:rPr>
-                        <w:t>deal_time</w:t>
+                          <w:rFonts w:ascii="Arial Black" w:hAnsi="Arial Black" w:cs="Aria Black"/>
+                          <w:b/>
+                          <w:bCs/>
+                          <w:sz w:val="14"/>
+                          <w:szCs w:val="14"/>
+                        </w:rPr>
+                        <w:t>d</w:t>
+                      </w:r>
+                      <w:r>
+                        <w:rPr>
+                          <w:rFonts w:ascii="Arial Black" w:hAnsi="Arial Black" w:cs="Aria Black"/>
+                          <w:b/>
+                          <w:bCs/>
+                          <w:sz w:val="14"/>
+                          <w:szCs w:val="14"/>
+                        </w:rPr>
+                        <w:t>ay_respite</w:t>
                       </w:r>
                       <w:proofErr w:type="spellEnd"/>
                     </w:p>
@@ -8152,18 +8192,18 @@
         <mc:AlternateContent>
           <mc:Choice Requires="wps">
             <w:drawing>
-              <wp:anchor distT="0" distB="0" distL="114300" distR="114300" simplePos="0" relativeHeight="251734016" behindDoc="0" locked="0" layoutInCell="1" allowOverlap="1" wp14:anchorId="59886CD1" wp14:editId="3339422D">
+              <wp:anchor distT="0" distB="0" distL="114300" distR="114300" simplePos="0" relativeHeight="251736064" behindDoc="0" locked="0" layoutInCell="1" allowOverlap="1" wp14:anchorId="45578516" wp14:editId="75878C53">
                 <wp:simplePos x="0" y="0"/>
                 <wp:positionH relativeFrom="column">
-                  <wp:posOffset>3649133</wp:posOffset>
+                  <wp:posOffset>2834640</wp:posOffset>
                 </wp:positionH>
                 <wp:positionV relativeFrom="paragraph">
-                  <wp:posOffset>136948</wp:posOffset>
+                  <wp:posOffset>155575</wp:posOffset>
                 </wp:positionV>
-                <wp:extent cx="863600" cy="347134"/>
+                <wp:extent cx="630936" cy="329565"/>
                 <wp:effectExtent l="0" t="0" r="0" b="0"/>
                 <wp:wrapNone/>
-                <wp:docPr id="543990751" name="Text Box 37"/>
+                <wp:docPr id="889128402" name="Text Box 37"/>
                 <wp:cNvGraphicFramePr/>
                 <a:graphic xmlns:a="http://schemas.openxmlformats.org/drawingml/2006/main">
                   <a:graphicData uri="http://schemas.microsoft.com/office/word/2010/wordprocessingShape">
@@ -8172,12 +8212,14 @@
                       <wps:spPr>
                         <a:xfrm>
                           <a:off x="0" y="0"/>
-                          <a:ext cx="863600" cy="347134"/>
+                          <a:ext cx="630936" cy="329565"/>
                         </a:xfrm>
                         <a:prstGeom prst="rect">
                           <a:avLst/>
                         </a:prstGeom>
-                        <a:noFill/>
+                        <a:solidFill>
+                          <a:schemeClr val="bg1"/>
+                        </a:solidFill>
                         <a:ln w="6350">
                           <a:noFill/>
                         </a:ln>
@@ -8188,11 +8230,11 @@
                             <w:pPr>
                               <w:jc w:val="center"/>
                               <w:rPr>
-                                <w:rFonts w:ascii="Doran" w:hAnsi="Doran" w:cs="Aria Black"/>
-                                <w:b/>
-                                <w:bCs/>
-                                <w:sz w:val="14"/>
-                                <w:szCs w:val="14"/>
+                                <w:rFonts w:ascii="Arial Black" w:hAnsi="Arial Black" w:cs="Aria Black"/>
+                                <w:b/>
+                                <w:bCs/>
+                                <w:sz w:val="12"/>
+                                <w:szCs w:val="12"/>
                                 <w:rtl/>
                                 <w:lang w:bidi="fa-IR"/>
                               </w:rPr>
@@ -8200,14 +8242,14 @@
                             <w:proofErr w:type="spellStart"/>
                             <w:r>
                               <w:rPr>
-                                <w:rFonts w:ascii="Doran" w:hAnsi="Doran" w:cs="Aria Black"/>
-                                <w:b/>
-                                <w:bCs/>
-                                <w:sz w:val="14"/>
-                                <w:szCs w:val="14"/>
-                                <w:lang w:bidi="fa-IR"/>
-                              </w:rPr>
-                              <w:t>deal_date</w:t>
+                                <w:rFonts w:ascii="Arial Black" w:hAnsi="Arial Black" w:cs="Aria Black"/>
+                                <w:b/>
+                                <w:bCs/>
+                                <w:sz w:val="12"/>
+                                <w:szCs w:val="12"/>
+                                <w:lang w:bidi="fa-IR"/>
+                              </w:rPr>
+                              <w:t>deal_time</w:t>
                             </w:r>
                             <w:proofErr w:type="spellEnd"/>
                           </w:p>
@@ -8233,18 +8275,18 @@
           </mc:Choice>
           <mc:Fallback>
             <w:pict>
-              <v:shape w14:anchorId="59886CD1" id="_x0000_s1064" type="#_x0000_t202" style="position:absolute;left:0;text-align:left;margin-left:287.35pt;margin-top:10.8pt;width:68pt;height:27.35pt;z-index:251734016;visibility:visible;mso-wrap-style:square;mso-width-percent:0;mso-height-percent:0;mso-wrap-distance-left:9pt;mso-wrap-distance-top:0;mso-wrap-distance-right:9pt;mso-wrap-distance-bottom:0;mso-position-horizontal:absolute;mso-position-horizontal-relative:text;mso-position-vertical:absolute;mso-position-vertical-relative:text;mso-width-percent:0;mso-height-percent:0;mso-width-relative:margin;mso-height-relative:margin;v-text-anchor:top" o:gfxdata="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" filled="f" stroked="f" strokeweight=".5pt">
+              <v:shape w14:anchorId="45578516" id="_x0000_s1064" type="#_x0000_t202" style="position:absolute;left:0;text-align:left;margin-left:223.2pt;margin-top:12.25pt;width:49.7pt;height:25.95pt;z-index:251736064;visibility:visible;mso-wrap-style:square;mso-width-percent:0;mso-height-percent:0;mso-wrap-distance-left:9pt;mso-wrap-distance-top:0;mso-wrap-distance-right:9pt;mso-wrap-distance-bottom:0;mso-position-horizontal:absolute;mso-position-horizontal-relative:text;mso-position-vertical:absolute;mso-position-vertical-relative:text;mso-width-percent:0;mso-height-percent:0;mso-width-relative:margin;mso-height-relative:margin;v-text-anchor:top" o:gfxdata="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" fillcolor="white [3212]" stroked="f" strokeweight=".5pt">
                 <v:textbox>
                   <w:txbxContent>
                     <w:p>
                       <w:pPr>
                         <w:jc w:val="center"/>
                         <w:rPr>
-                          <w:rFonts w:ascii="Doran" w:hAnsi="Doran" w:cs="Aria Black"/>
-                          <w:b/>
-                          <w:bCs/>
-                          <w:sz w:val="14"/>
-                          <w:szCs w:val="14"/>
+                          <w:rFonts w:ascii="Arial Black" w:hAnsi="Arial Black" w:cs="Aria Black"/>
+                          <w:b/>
+                          <w:bCs/>
+                          <w:sz w:val="12"/>
+                          <w:szCs w:val="12"/>
                           <w:rtl/>
                           <w:lang w:bidi="fa-IR"/>
                         </w:rPr>
@@ -8252,14 +8294,14 @@
                       <w:proofErr w:type="spellStart"/>
                       <w:r>
                         <w:rPr>
-                          <w:rFonts w:ascii="Doran" w:hAnsi="Doran" w:cs="Aria Black"/>
-                          <w:b/>
-                          <w:bCs/>
-                          <w:sz w:val="14"/>
-                          <w:szCs w:val="14"/>
-                          <w:lang w:bidi="fa-IR"/>
-                        </w:rPr>
-                        <w:t>deal_date</w:t>
+                          <w:rFonts w:ascii="Arial Black" w:hAnsi="Arial Black" w:cs="Aria Black"/>
+                          <w:b/>
+                          <w:bCs/>
+                          <w:sz w:val="12"/>
+                          <w:szCs w:val="12"/>
+                          <w:lang w:bidi="fa-IR"/>
+                        </w:rPr>
+                        <w:t>deal_time</w:t>
                       </w:r>
                       <w:proofErr w:type="spellEnd"/>
                     </w:p>
@@ -8284,18 +8326,18 @@
         <mc:AlternateContent>
           <mc:Choice Requires="wps">
             <w:drawing>
-              <wp:anchor distT="0" distB="0" distL="114300" distR="114300" simplePos="0" relativeHeight="251741184" behindDoc="0" locked="0" layoutInCell="1" allowOverlap="1" wp14:anchorId="1A3CB7F3" wp14:editId="5F57A986">
+              <wp:anchor distT="0" distB="0" distL="114300" distR="114300" simplePos="0" relativeHeight="251738112" behindDoc="0" locked="0" layoutInCell="1" allowOverlap="1" wp14:anchorId="772C8E9C" wp14:editId="54712D1E">
                 <wp:simplePos x="0" y="0"/>
                 <wp:positionH relativeFrom="column">
-                  <wp:posOffset>5342255</wp:posOffset>
+                  <wp:posOffset>1524000</wp:posOffset>
                 </wp:positionH>
                 <wp:positionV relativeFrom="paragraph">
-                  <wp:posOffset>376132</wp:posOffset>
+                  <wp:posOffset>155575</wp:posOffset>
                 </wp:positionV>
-                <wp:extent cx="934720" cy="346710"/>
-                <wp:effectExtent l="0" t="0" r="0" b="0"/>
+                <wp:extent cx="640080" cy="329565"/>
+                <wp:effectExtent l="0" t="0" r="7620" b="0"/>
                 <wp:wrapNone/>
-                <wp:docPr id="668818171" name="Text Box 37"/>
+                <wp:docPr id="2058512509" name="Text Box 37"/>
                 <wp:cNvGraphicFramePr/>
                 <a:graphic xmlns:a="http://schemas.openxmlformats.org/drawingml/2006/main">
                   <a:graphicData uri="http://schemas.microsoft.com/office/word/2010/wordprocessingShape">
@@ -8304,12 +8346,14 @@
                       <wps:spPr>
                         <a:xfrm>
                           <a:off x="0" y="0"/>
-                          <a:ext cx="934720" cy="346710"/>
+                          <a:ext cx="640080" cy="329565"/>
                         </a:xfrm>
                         <a:prstGeom prst="rect">
                           <a:avLst/>
                         </a:prstGeom>
-                        <a:noFill/>
+                        <a:solidFill>
+                          <a:schemeClr val="bg1"/>
+                        </a:solidFill>
                         <a:ln w="6350">
                           <a:noFill/>
                         </a:ln>
@@ -8318,28 +8362,26 @@
                         <w:txbxContent>
                           <w:p>
                             <w:pPr>
+                              <w:bidi/>
                               <w:jc w:val="center"/>
                               <w:rPr>
-                                <w:rFonts w:ascii="Doran" w:hAnsi="Doran" w:cs="Aria Black"/>
-                                <w:b/>
-                                <w:bCs/>
-                                <w:sz w:val="16"/>
-                                <w:szCs w:val="16"/>
-                                <w:rtl/>
+                                <w:rFonts w:ascii="Arial Black" w:hAnsi="Arial Black" w:cs="Aria Black"/>
+                                <w:bCs/>
+                                <w:sz w:val="12"/>
+                                <w:szCs w:val="12"/>
                                 <w:lang w:bidi="fa-IR"/>
                               </w:rPr>
                             </w:pPr>
                             <w:proofErr w:type="spellStart"/>
                             <w:r>
                               <w:rPr>
-                                <w:rFonts w:ascii="Doran" w:hAnsi="Doran" w:cs="Aria Black"/>
-                                <w:b/>
-                                <w:bCs/>
-                                <w:sz w:val="16"/>
-                                <w:szCs w:val="16"/>
-                                <w:lang w:bidi="fa-IR"/>
-                              </w:rPr>
-                              <w:t>deal_date</w:t>
+                                <w:rFonts w:ascii="Arial Black" w:hAnsi="Arial Black" w:cs="Aria Black"/>
+                                <w:bCs/>
+                                <w:sz w:val="12"/>
+                                <w:szCs w:val="12"/>
+                                <w:lang w:bidi="fa-IR"/>
+                              </w:rPr>
+                              <w:t>car_kilometer</w:t>
                             </w:r>
                             <w:proofErr w:type="spellEnd"/>
                           </w:p>
@@ -8365,33 +8407,31 @@
           </mc:Choice>
           <mc:Fallback>
             <w:pict>
-              <v:shape w14:anchorId="1A3CB7F3" id="_x0000_s1065" type="#_x0000_t202" style="position:absolute;left:0;text-align:left;margin-left:420.65pt;margin-top:29.6pt;width:73.6pt;height:27.3pt;z-index:251741184;visibility:visible;mso-wrap-style:square;mso-width-percent:0;mso-height-percent:0;mso-wrap-distance-left:9pt;mso-wrap-distance-top:0;mso-wrap-distance-right:9pt;mso-wrap-distance-bottom:0;mso-position-horizontal:absolute;mso-position-horizontal-relative:text;mso-position-vertical:absolute;mso-position-vertical-relative:text;mso-width-percent:0;mso-height-percent:0;mso-width-relative:margin;mso-height-relative:margin;v-text-anchor:top" o:gfxdata="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" filled="f" stroked="f" strokeweight=".5pt">
+              <v:shape w14:anchorId="772C8E9C" id="_x0000_s1065" type="#_x0000_t202" style="position:absolute;left:0;text-align:left;margin-left:120pt;margin-top:12.25pt;width:50.4pt;height:25.95pt;z-index:251738112;visibility:visible;mso-wrap-style:square;mso-width-percent:0;mso-height-percent:0;mso-wrap-distance-left:9pt;mso-wrap-distance-top:0;mso-wrap-distance-right:9pt;mso-wrap-distance-bottom:0;mso-position-horizontal:absolute;mso-position-horizontal-relative:text;mso-position-vertical:absolute;mso-position-vertical-relative:text;mso-width-percent:0;mso-height-percent:0;mso-width-relative:margin;mso-height-relative:margin;v-text-anchor:top" o:gfxdata="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" fillcolor="white [3212]" stroked="f" strokeweight=".5pt">
                 <v:textbox>
                   <w:txbxContent>
                     <w:p>
                       <w:pPr>
+                        <w:bidi/>
                         <w:jc w:val="center"/>
                         <w:rPr>
-                          <w:rFonts w:ascii="Doran" w:hAnsi="Doran" w:cs="Aria Black"/>
-                          <w:b/>
-                          <w:bCs/>
-                          <w:sz w:val="16"/>
-                          <w:szCs w:val="16"/>
-                          <w:rtl/>
+                          <w:rFonts w:ascii="Arial Black" w:hAnsi="Arial Black" w:cs="Aria Black"/>
+                          <w:bCs/>
+                          <w:sz w:val="12"/>
+                          <w:szCs w:val="12"/>
                           <w:lang w:bidi="fa-IR"/>
                         </w:rPr>
                       </w:pPr>
                       <w:proofErr w:type="spellStart"/>
                       <w:r>
                         <w:rPr>
-                          <w:rFonts w:ascii="Doran" w:hAnsi="Doran" w:cs="Aria Black"/>
-                          <w:b/>
-                          <w:bCs/>
-                          <w:sz w:val="16"/>
-                          <w:szCs w:val="16"/>
-                          <w:lang w:bidi="fa-IR"/>
-                        </w:rPr>
-                        <w:t>deal_date</w:t>
+                          <w:rFonts w:ascii="Arial Black" w:hAnsi="Arial Black" w:cs="Aria Black"/>
+                          <w:bCs/>
+                          <w:sz w:val="12"/>
+                          <w:szCs w:val="12"/>
+                          <w:lang w:bidi="fa-IR"/>
+                        </w:rPr>
+                        <w:t>car_kilometer</w:t>
                       </w:r>
                       <w:proofErr w:type="spellEnd"/>
                     </w:p>
@@ -8416,18 +8456,18 @@
         <mc:AlternateContent>
           <mc:Choice Requires="wps">
             <w:drawing>
-              <wp:anchor distT="0" distB="0" distL="114300" distR="114300" simplePos="0" relativeHeight="251739136" behindDoc="0" locked="0" layoutInCell="1" allowOverlap="1" wp14:anchorId="598E3114" wp14:editId="70E54DA3">
+              <wp:anchor distT="0" distB="0" distL="114300" distR="114300" simplePos="0" relativeHeight="251734016" behindDoc="0" locked="0" layoutInCell="1" allowOverlap="1" wp14:anchorId="59886CD1" wp14:editId="1A57A746">
                 <wp:simplePos x="0" y="0"/>
                 <wp:positionH relativeFrom="column">
-                  <wp:posOffset>2167467</wp:posOffset>
+                  <wp:posOffset>3794760</wp:posOffset>
                 </wp:positionH>
                 <wp:positionV relativeFrom="paragraph">
-                  <wp:posOffset>360045</wp:posOffset>
+                  <wp:posOffset>163195</wp:posOffset>
                 </wp:positionV>
-                <wp:extent cx="584200" cy="295910"/>
-                <wp:effectExtent l="0" t="0" r="0" b="0"/>
+                <wp:extent cx="585216" cy="289560"/>
+                <wp:effectExtent l="0" t="0" r="5715" b="0"/>
                 <wp:wrapNone/>
-                <wp:docPr id="532761668" name="Text Box 38"/>
+                <wp:docPr id="543990751" name="Text Box 37"/>
                 <wp:cNvGraphicFramePr/>
                 <a:graphic xmlns:a="http://schemas.openxmlformats.org/drawingml/2006/main">
                   <a:graphicData uri="http://schemas.microsoft.com/office/word/2010/wordprocessingShape">
@@ -8436,12 +8476,14 @@
                       <wps:spPr>
                         <a:xfrm>
                           <a:off x="0" y="0"/>
-                          <a:ext cx="584200" cy="295910"/>
+                          <a:ext cx="585216" cy="289560"/>
                         </a:xfrm>
                         <a:prstGeom prst="rect">
                           <a:avLst/>
                         </a:prstGeom>
-                        <a:noFill/>
+                        <a:solidFill>
+                          <a:schemeClr val="bg1"/>
+                        </a:solidFill>
                         <a:ln w="6350">
                           <a:noFill/>
                         </a:ln>
@@ -8452,33 +8494,26 @@
                             <w:pPr>
                               <w:jc w:val="center"/>
                               <w:rPr>
-                                <w:rFonts w:ascii="Doran" w:hAnsi="Doran" w:cs="Aria Black"/>
-                                <w:b/>
-                                <w:bCs/>
-                                <w:sz w:val="16"/>
-                                <w:szCs w:val="16"/>
+                                <w:rFonts w:ascii="Arial Black" w:hAnsi="Arial Black" w:cs="Aria Black"/>
+                                <w:b/>
+                                <w:bCs/>
+                                <w:sz w:val="10"/>
+                                <w:szCs w:val="10"/>
+                                <w:rtl/>
+                                <w:lang w:bidi="fa-IR"/>
                               </w:rPr>
                             </w:pPr>
                             <w:proofErr w:type="spellStart"/>
                             <w:r>
                               <w:rPr>
-                                <w:rFonts w:ascii="Doran" w:hAnsi="Doran" w:cs="Aria Black"/>
-                                <w:b/>
-                                <w:bCs/>
-                                <w:sz w:val="16"/>
-                                <w:szCs w:val="16"/>
-                              </w:rPr>
-                              <w:t>d</w:t>
-                            </w:r>
-                            <w:r>
-                              <w:rPr>
-                                <w:rFonts w:ascii="Doran" w:hAnsi="Doran" w:cs="Aria Black"/>
-                                <w:b/>
-                                <w:bCs/>
-                                <w:sz w:val="16"/>
-                                <w:szCs w:val="16"/>
-                              </w:rPr>
-                              <w:t>ay_respite</w:t>
+                                <w:rFonts w:ascii="Arial Black" w:hAnsi="Arial Black" w:cs="Aria Black"/>
+                                <w:b/>
+                                <w:bCs/>
+                                <w:sz w:val="10"/>
+                                <w:szCs w:val="10"/>
+                                <w:lang w:bidi="fa-IR"/>
+                              </w:rPr>
+                              <w:t>deal_date</w:t>
                             </w:r>
                             <w:proofErr w:type="spellEnd"/>
                           </w:p>
@@ -8504,40 +8539,33 @@
           </mc:Choice>
           <mc:Fallback>
             <w:pict>
-              <v:shape w14:anchorId="598E3114" id="Text Box 38" o:spid="_x0000_s1066" type="#_x0000_t202" style="position:absolute;left:0;text-align:left;margin-left:170.65pt;margin-top:28.35pt;width:46pt;height:23.3pt;z-index:251739136;visibility:visible;mso-wrap-style:square;mso-width-percent:0;mso-height-percent:0;mso-wrap-distance-left:9pt;mso-wrap-distance-top:0;mso-wrap-distance-right:9pt;mso-wrap-distance-bottom:0;mso-position-horizontal:absolute;mso-position-horizontal-relative:text;mso-position-vertical:absolute;mso-position-vertical-relative:text;mso-width-percent:0;mso-height-percent:0;mso-width-relative:margin;mso-height-relative:margin;v-text-anchor:top" o:gfxdata="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" filled="f" stroked="f" strokeweight=".5pt">
+              <v:shape w14:anchorId="59886CD1" id="_x0000_s1066" type="#_x0000_t202" style="position:absolute;left:0;text-align:left;margin-left:298.8pt;margin-top:12.85pt;width:46.1pt;height:22.8pt;z-index:251734016;visibility:visible;mso-wrap-style:square;mso-width-percent:0;mso-height-percent:0;mso-wrap-distance-left:9pt;mso-wrap-distance-top:0;mso-wrap-distance-right:9pt;mso-wrap-distance-bottom:0;mso-position-horizontal:absolute;mso-position-horizontal-relative:text;mso-position-vertical:absolute;mso-position-vertical-relative:text;mso-width-percent:0;mso-height-percent:0;mso-width-relative:margin;mso-height-relative:margin;v-text-anchor:top" o:gfxdata="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" fillcolor="white [3212]" stroked="f" strokeweight=".5pt">
                 <v:textbox>
                   <w:txbxContent>
                     <w:p>
                       <w:pPr>
                         <w:jc w:val="center"/>
                         <w:rPr>
-                          <w:rFonts w:ascii="Doran" w:hAnsi="Doran" w:cs="Aria Black"/>
-                          <w:b/>
-                          <w:bCs/>
-                          <w:sz w:val="16"/>
-                          <w:szCs w:val="16"/>
+                          <w:rFonts w:ascii="Arial Black" w:hAnsi="Arial Black" w:cs="Aria Black"/>
+                          <w:b/>
+                          <w:bCs/>
+                          <w:sz w:val="10"/>
+                          <w:szCs w:val="10"/>
+                          <w:rtl/>
+                          <w:lang w:bidi="fa-IR"/>
                         </w:rPr>
                       </w:pPr>
                       <w:proofErr w:type="spellStart"/>
                       <w:r>
                         <w:rPr>
-                          <w:rFonts w:ascii="Doran" w:hAnsi="Doran" w:cs="Aria Black"/>
-                          <w:b/>
-                          <w:bCs/>
-                          <w:sz w:val="16"/>
-                          <w:szCs w:val="16"/>
-                        </w:rPr>
-                        <w:t>d</w:t>
-                      </w:r>
-                      <w:r>
-                        <w:rPr>
-                          <w:rFonts w:ascii="Doran" w:hAnsi="Doran" w:cs="Aria Black"/>
-                          <w:b/>
-                          <w:bCs/>
-                          <w:sz w:val="16"/>
-                          <w:szCs w:val="16"/>
-                        </w:rPr>
-                        <w:t>ay_respite</w:t>
+                          <w:rFonts w:ascii="Arial Black" w:hAnsi="Arial Black" w:cs="Aria Black"/>
+                          <w:b/>
+                          <w:bCs/>
+                          <w:sz w:val="10"/>
+                          <w:szCs w:val="10"/>
+                          <w:lang w:bidi="fa-IR"/>
+                        </w:rPr>
+                        <w:t>deal_date</w:t>
                       </w:r>
                       <w:proofErr w:type="spellEnd"/>
                     </w:p>
@@ -9149,16 +9177,16 @@
         <mc:AlternateContent>
           <mc:Choice Requires="wps">
             <w:drawing>
-              <wp:anchor distT="0" distB="0" distL="114300" distR="114300" simplePos="0" relativeHeight="251743232" behindDoc="0" locked="0" layoutInCell="1" allowOverlap="1" wp14:anchorId="6E05D622" wp14:editId="00B62EE9">
+              <wp:anchor distT="0" distB="0" distL="114300" distR="114300" simplePos="0" relativeHeight="251743232" behindDoc="0" locked="0" layoutInCell="1" allowOverlap="1" wp14:anchorId="6E05D622" wp14:editId="55194762">
                 <wp:simplePos x="0" y="0"/>
                 <wp:positionH relativeFrom="column">
-                  <wp:posOffset>-92710</wp:posOffset>
+                  <wp:posOffset>-100330</wp:posOffset>
                 </wp:positionH>
                 <wp:positionV relativeFrom="paragraph">
-                  <wp:posOffset>15452</wp:posOffset>
+                  <wp:posOffset>15240</wp:posOffset>
                 </wp:positionV>
                 <wp:extent cx="1308100" cy="340360"/>
-                <wp:effectExtent l="0" t="0" r="0" b="2540"/>
+                <wp:effectExtent l="0" t="0" r="6350" b="2540"/>
                 <wp:wrapNone/>
                 <wp:docPr id="146077231" name="Text Box 40"/>
                 <wp:cNvGraphicFramePr/>
@@ -9174,7 +9202,9 @@
                         <a:prstGeom prst="rect">
                           <a:avLst/>
                         </a:prstGeom>
-                        <a:noFill/>
+                        <a:solidFill>
+                          <a:schemeClr val="bg1"/>
+                        </a:solidFill>
                         <a:ln w="6350">
                           <a:noFill/>
                         </a:ln>
@@ -9183,63 +9213,57 @@
                         <w:txbxContent>
                           <w:p>
                             <w:pPr>
-                              <w:jc w:val="center"/>
-                              <w:rPr>
-                                <w:rFonts w:ascii="Doran" w:hAnsi="Doran" w:cs="Aria Black"/>
-                                <w:b/>
-                                <w:bCs/>
-                                <w:sz w:val="20"/>
-                                <w:szCs w:val="20"/>
+                              <w:bidi/>
+                              <w:rPr>
+                                <w:rFonts w:ascii="Arial Black" w:hAnsi="Arial Black" w:cs="Aria Black"/>
+                                <w:b/>
+                                <w:bCs/>
+                                <w:sz w:val="18"/>
                               </w:rPr>
                             </w:pPr>
                             <w:proofErr w:type="spellStart"/>
                             <w:r>
                               <w:rPr>
-                                <w:rFonts w:ascii="Doran" w:hAnsi="Doran" w:cs="Aria Black"/>
-                                <w:b/>
-                                <w:bCs/>
-                                <w:sz w:val="20"/>
-                                <w:szCs w:val="20"/>
+                                <w:rFonts w:ascii="Arial Black" w:hAnsi="Arial Black" w:cs="Aria Black"/>
+                                <w:b/>
+                                <w:bCs/>
+                                <w:sz w:val="18"/>
                               </w:rPr>
                               <w:t>s</w:t>
                             </w:r>
                             <w:r>
                               <w:rPr>
-                                <w:rFonts w:ascii="Doran" w:hAnsi="Doran" w:cs="Aria Black"/>
-                                <w:b/>
-                                <w:bCs/>
-                                <w:sz w:val="20"/>
-                                <w:szCs w:val="20"/>
+                                <w:rFonts w:ascii="Arial Black" w:hAnsi="Arial Black" w:cs="Aria Black"/>
+                                <w:b/>
+                                <w:bCs/>
+                                <w:sz w:val="18"/>
                               </w:rPr>
                               <w:t>eller_</w:t>
                             </w:r>
                             <w:r>
                               <w:rPr>
-                                <w:rFonts w:ascii="Doran" w:hAnsi="Doran" w:cs="Aria Black"/>
-                                <w:b/>
-                                <w:bCs/>
-                                <w:sz w:val="20"/>
-                                <w:szCs w:val="20"/>
+                                <w:rFonts w:ascii="Arial Black" w:hAnsi="Arial Black" w:cs="Aria Black"/>
+                                <w:b/>
+                                <w:bCs/>
+                                <w:sz w:val="18"/>
                               </w:rPr>
                               <w:t>f</w:t>
                             </w:r>
                             <w:r>
                               <w:rPr>
-                                <w:rFonts w:ascii="Doran" w:hAnsi="Doran" w:cs="Aria Black"/>
-                                <w:b/>
-                                <w:bCs/>
-                                <w:sz w:val="20"/>
-                                <w:szCs w:val="20"/>
+                                <w:rFonts w:ascii="Arial Black" w:hAnsi="Arial Black" w:cs="Aria Black"/>
+                                <w:b/>
+                                <w:bCs/>
+                                <w:sz w:val="18"/>
                               </w:rPr>
                               <w:t>n</w:t>
                             </w:r>
                             <w:r>
                               <w:rPr>
-                                <w:rFonts w:ascii="Doran" w:hAnsi="Doran" w:cs="Aria Black"/>
-                                <w:b/>
-                                <w:bCs/>
-                                <w:sz w:val="20"/>
-                                <w:szCs w:val="20"/>
+                                <w:rFonts w:ascii="Arial Black" w:hAnsi="Arial Black" w:cs="Aria Black"/>
+                                <w:b/>
+                                <w:bCs/>
+                                <w:sz w:val="18"/>
                               </w:rPr>
                               <w:t>ame</w:t>
                             </w:r>
@@ -9267,68 +9291,62 @@
           </mc:Choice>
           <mc:Fallback>
             <w:pict>
-              <v:shape w14:anchorId="6E05D622" id="Text Box 40" o:spid="_x0000_s1067" type="#_x0000_t202" style="position:absolute;left:0;text-align:left;margin-left:-7.3pt;margin-top:1.2pt;width:103pt;height:26.8pt;z-index:251743232;visibility:visible;mso-wrap-style:square;mso-width-percent:0;mso-height-percent:0;mso-wrap-distance-left:9pt;mso-wrap-distance-top:0;mso-wrap-distance-right:9pt;mso-wrap-distance-bottom:0;mso-position-horizontal:absolute;mso-position-horizontal-relative:text;mso-position-vertical:absolute;mso-position-vertical-relative:text;mso-width-percent:0;mso-height-percent:0;mso-width-relative:margin;mso-height-relative:margin;v-text-anchor:top" o:gfxdata="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" filled="f" stroked="f" strokeweight=".5pt">
+              <v:shape w14:anchorId="6E05D622" id="Text Box 40" o:spid="_x0000_s1067" type="#_x0000_t202" style="position:absolute;left:0;text-align:left;margin-left:-7.9pt;margin-top:1.2pt;width:103pt;height:26.8pt;z-index:251743232;visibility:visible;mso-wrap-style:square;mso-width-percent:0;mso-height-percent:0;mso-wrap-distance-left:9pt;mso-wrap-distance-top:0;mso-wrap-distance-right:9pt;mso-wrap-distance-bottom:0;mso-position-horizontal:absolute;mso-position-horizontal-relative:text;mso-position-vertical:absolute;mso-position-vertical-relative:text;mso-width-percent:0;mso-height-percent:0;mso-width-relative:margin;mso-height-relative:margin;v-text-anchor:top" o:gfxdata="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" fillcolor="white [3212]" stroked="f" strokeweight=".5pt">
                 <v:textbox>
                   <w:txbxContent>
                     <w:p>
                       <w:pPr>
-                        <w:jc w:val="center"/>
-                        <w:rPr>
-                          <w:rFonts w:ascii="Doran" w:hAnsi="Doran" w:cs="Aria Black"/>
-                          <w:b/>
-                          <w:bCs/>
-                          <w:sz w:val="20"/>
-                          <w:szCs w:val="20"/>
+                        <w:bidi/>
+                        <w:rPr>
+                          <w:rFonts w:ascii="Arial Black" w:hAnsi="Arial Black" w:cs="Aria Black"/>
+                          <w:b/>
+                          <w:bCs/>
+                          <w:sz w:val="18"/>
                         </w:rPr>
                       </w:pPr>
                       <w:proofErr w:type="spellStart"/>
                       <w:r>
                         <w:rPr>
-                          <w:rFonts w:ascii="Doran" w:hAnsi="Doran" w:cs="Aria Black"/>
-                          <w:b/>
-                          <w:bCs/>
-                          <w:sz w:val="20"/>
-                          <w:szCs w:val="20"/>
+                          <w:rFonts w:ascii="Arial Black" w:hAnsi="Arial Black" w:cs="Aria Black"/>
+                          <w:b/>
+                          <w:bCs/>
+                          <w:sz w:val="18"/>
                         </w:rPr>
                         <w:t>s</w:t>
                       </w:r>
                       <w:r>
                         <w:rPr>
-                          <w:rFonts w:ascii="Doran" w:hAnsi="Doran" w:cs="Aria Black"/>
-                          <w:b/>
-                          <w:bCs/>
-                          <w:sz w:val="20"/>
-                          <w:szCs w:val="20"/>
+                          <w:rFonts w:ascii="Arial Black" w:hAnsi="Arial Black" w:cs="Aria Black"/>
+                          <w:b/>
+                          <w:bCs/>
+                          <w:sz w:val="18"/>
                         </w:rPr>
                         <w:t>eller_</w:t>
                       </w:r>
                       <w:r>
                         <w:rPr>
-                          <w:rFonts w:ascii="Doran" w:hAnsi="Doran" w:cs="Aria Black"/>
-                          <w:b/>
-                          <w:bCs/>
-                          <w:sz w:val="20"/>
-                          <w:szCs w:val="20"/>
+                          <w:rFonts w:ascii="Arial Black" w:hAnsi="Arial Black" w:cs="Aria Black"/>
+                          <w:b/>
+                          <w:bCs/>
+                          <w:sz w:val="18"/>
                         </w:rPr>
                         <w:t>f</w:t>
                       </w:r>
                       <w:r>
                         <w:rPr>
-                          <w:rFonts w:ascii="Doran" w:hAnsi="Doran" w:cs="Aria Black"/>
-                          <w:b/>
-                          <w:bCs/>
-                          <w:sz w:val="20"/>
-                          <w:szCs w:val="20"/>
+                          <w:rFonts w:ascii="Arial Black" w:hAnsi="Arial Black" w:cs="Aria Black"/>
+                          <w:b/>
+                          <w:bCs/>
+                          <w:sz w:val="18"/>
                         </w:rPr>
                         <w:t>n</w:t>
                       </w:r>
                       <w:r>
                         <w:rPr>
-                          <w:rFonts w:ascii="Doran" w:hAnsi="Doran" w:cs="Aria Black"/>
-                          <w:b/>
-                          <w:bCs/>
-                          <w:sz w:val="20"/>
-                          <w:szCs w:val="20"/>
+                          <w:rFonts w:ascii="Arial Black" w:hAnsi="Arial Black" w:cs="Aria Black"/>
+                          <w:b/>
+                          <w:bCs/>
+                          <w:sz w:val="18"/>
                         </w:rPr>
                         <w:t>ame</w:t>
                       </w:r>
@@ -9577,55 +9595,32 @@
           <w:tab w:val="right" w:pos="9270"/>
           <w:tab w:val="left" w:pos="10260"/>
         </w:tabs>
-        <w:spacing w:before="240" w:after="0" w:line="240" w:lineRule="auto"/>
+        <w:spacing w:after="0" w:line="240" w:lineRule="auto"/>
         <w:ind w:left="-990" w:right="296"/>
         <w:jc w:val="right"/>
         <w:rPr>
           <w:rFonts w:asciiTheme="majorBidi" w:hAnsiTheme="majorBidi" w:cstheme="majorBidi"/>
           <w:b/>
           <w:bCs/>
-          <w:sz w:val="16"/>
-          <w:szCs w:val="16"/>
-          <w:rtl/>
-          <w:lang w:bidi="fa-IR"/>
-        </w:rPr>
-      </w:pPr>
-      <w:r>
-        <w:rPr>
-          <w:rFonts w:asciiTheme="majorBidi" w:hAnsiTheme="majorBidi" w:cs="Pelak" w:hint="cs"/>
-          <w:b/>
-          <w:bCs/>
+          <w:sz w:val="14"/>
+          <w:szCs w:val="14"/>
           <w:highlight w:val="lightGray"/>
           <w:rtl/>
           <w:lang w:bidi="fa-IR"/>
         </w:rPr>
-        <w:t>*</w:t>
-      </w:r>
+      </w:pPr>
       <w:r>
         <w:rPr>
-          <w:rFonts w:asciiTheme="majorBidi" w:hAnsiTheme="majorBidi" w:cstheme="majorBidi" w:hint="cs"/>
+          <w:rFonts w:asciiTheme="majorBidi" w:hAnsiTheme="majorBidi" w:cstheme="majorBidi"/>
           <w:b/>
           <w:bCs/>
-          <w:sz w:val="16"/>
-          <w:szCs w:val="16"/>
+          <w:sz w:val="14"/>
+          <w:szCs w:val="14"/>
           <w:highlight w:val="lightGray"/>
           <w:rtl/>
           <w:lang w:bidi="fa-IR"/>
         </w:rPr>
-        <w:t>حق کمسیون نمایشگاه به صورتی توافقی از فروشنده و خریدار دریافت گردید</w:t>
-      </w:r>
-      <w:r>
-        <w:rPr>
-          <w:rFonts w:asciiTheme="majorBidi" w:hAnsiTheme="majorBidi" w:cstheme="majorBidi" w:hint="cs"/>
-          <w:b/>
-          <w:bCs/>
-          <w:sz w:val="16"/>
-          <w:szCs w:val="16"/>
-          <w:highlight w:val="lightGray"/>
-          <w:rtl/>
-          <w:lang w:bidi="fa-IR"/>
-        </w:rPr>
-        <w:t>.</w:t>
+        <w:t>*معامله با رضایت کامل طرفین انجام گرفته و هیچ گونه اعتراضی وارد نمی باشد / خودرو طبق وضع موجود معامله گردید.</w:t>
       </w:r>
     </w:p>
     <w:p>
@@ -9643,38 +9638,316 @@
           <w:rFonts w:asciiTheme="majorBidi" w:hAnsiTheme="majorBidi" w:cstheme="majorBidi"/>
           <w:b/>
           <w:bCs/>
-          <w:sz w:val="16"/>
-          <w:szCs w:val="16"/>
-          <w:rtl/>
+          <w:sz w:val="14"/>
+          <w:szCs w:val="14"/>
           <w:lang w:bidi="fa-IR"/>
         </w:rPr>
       </w:pPr>
       <w:r>
         <w:rPr>
-          <w:rFonts w:asciiTheme="majorBidi" w:hAnsiTheme="majorBidi" w:cstheme="majorBidi" w:hint="cs"/>
+          <w:rFonts w:asciiTheme="majorBidi" w:hAnsiTheme="majorBidi" w:cstheme="majorBidi"/>
           <w:b/>
           <w:bCs/>
-          <w:sz w:val="16"/>
-          <w:szCs w:val="16"/>
+          <w:sz w:val="14"/>
+          <w:szCs w:val="14"/>
           <w:highlight w:val="lightGray"/>
           <w:rtl/>
           <w:lang w:bidi="fa-IR"/>
         </w:rPr>
-        <w:t>*</w:t>
+        <w:t xml:space="preserve"> *حق کمسیون نمایشگاه به صورتی توافقی از فروشنده و خریدار دریافت گردید.</w:t>
+      </w:r>
+    </w:p>
+    <w:p>
+      <w:pPr>
+        <w:tabs>
+          <w:tab w:val="center" w:pos="4635"/>
+          <w:tab w:val="left" w:pos="9180"/>
+          <w:tab w:val="right" w:pos="9270"/>
+          <w:tab w:val="left" w:pos="10260"/>
+        </w:tabs>
+        <w:spacing w:after="0" w:line="240" w:lineRule="auto"/>
+        <w:ind w:left="-990" w:right="296"/>
+        <w:jc w:val="right"/>
+        <w:rPr>
+          <w:rFonts w:asciiTheme="majorBidi" w:hAnsiTheme="majorBidi" w:cstheme="majorBidi"/>
+          <w:b/>
+          <w:bCs/>
+          <w:sz w:val="14"/>
+          <w:szCs w:val="14"/>
+          <w:rtl/>
+          <w:lang w:bidi="fa-IR"/>
+        </w:rPr>
+      </w:pPr>
+      <w:r>
+        <w:rPr>
+          <w:rFonts w:asciiTheme="majorBidi" w:hAnsiTheme="majorBidi" w:cstheme="majorBidi"/>
+          <w:b/>
+          <w:bCs/>
+          <w:noProof/>
+          <w:sz w:val="16"/>
+          <w:szCs w:val="16"/>
+          <w:lang w:bidi="fa-IR"/>
+        </w:rPr>
+        <mc:AlternateContent>
+          <mc:Choice Requires="wps">
+            <w:drawing>
+              <wp:anchor distT="0" distB="0" distL="114300" distR="114300" simplePos="0" relativeHeight="251748352" behindDoc="0" locked="0" layoutInCell="1" allowOverlap="1" wp14:anchorId="3375FB2C" wp14:editId="05FA5919">
+                <wp:simplePos x="0" y="0"/>
+                <wp:positionH relativeFrom="column">
+                  <wp:posOffset>1143000</wp:posOffset>
+                </wp:positionH>
+                <wp:positionV relativeFrom="paragraph">
+                  <wp:posOffset>27940</wp:posOffset>
+                </wp:positionV>
+                <wp:extent cx="1409700" cy="731520"/>
+                <wp:effectExtent l="0" t="0" r="19050" b="11430"/>
+                <wp:wrapNone/>
+                <wp:docPr id="301724773" name="Rectangle 49"/>
+                <wp:cNvGraphicFramePr/>
+                <a:graphic xmlns:a="http://schemas.openxmlformats.org/drawingml/2006/main">
+                  <a:graphicData uri="http://schemas.microsoft.com/office/word/2010/wordprocessingShape">
+                    <wps:wsp>
+                      <wps:cNvSpPr/>
+                      <wps:spPr>
+                        <a:xfrm>
+                          <a:off x="0" y="0"/>
+                          <a:ext cx="1409700" cy="731520"/>
+                        </a:xfrm>
+                        <a:prstGeom prst="rect">
+                          <a:avLst/>
+                        </a:prstGeom>
+                        <a:noFill/>
+                        <a:ln w="3175">
+                          <a:solidFill>
+                            <a:schemeClr val="tx1"/>
+                          </a:solidFill>
+                        </a:ln>
+                      </wps:spPr>
+                      <wps:style>
+                        <a:lnRef idx="2">
+                          <a:schemeClr val="accent1">
+                            <a:shade val="15000"/>
+                          </a:schemeClr>
+                        </a:lnRef>
+                        <a:fillRef idx="1">
+                          <a:schemeClr val="accent1"/>
+                        </a:fillRef>
+                        <a:effectRef idx="0">
+                          <a:schemeClr val="accent1"/>
+                        </a:effectRef>
+                        <a:fontRef idx="minor">
+                          <a:schemeClr val="lt1"/>
+                        </a:fontRef>
+                      </wps:style>
+                      <wps:bodyPr rot="0" spcFirstLastPara="0" vertOverflow="overflow" horzOverflow="overflow" vert="horz" wrap="square" lIns="91440" tIns="45720" rIns="91440" bIns="45720" numCol="1" spcCol="0" rtlCol="0" fromWordArt="0" anchor="ctr" anchorCtr="0" forceAA="0" compatLnSpc="1">
+                        <a:prstTxWarp prst="textNoShape">
+                          <a:avLst/>
+                        </a:prstTxWarp>
+                        <a:noAutofit/>
+                      </wps:bodyPr>
+                    </wps:wsp>
+                  </a:graphicData>
+                </a:graphic>
+                <wp14:sizeRelV relativeFrom="margin">
+                  <wp14:pctHeight>0</wp14:pctHeight>
+                </wp14:sizeRelV>
+              </wp:anchor>
+            </w:drawing>
+          </mc:Choice>
+          <mc:Fallback>
+            <w:pict>
+              <v:rect w14:anchorId="7BBF3C5D" id="Rectangle 49" o:spid="_x0000_s1026" style="position:absolute;margin-left:90pt;margin-top:2.2pt;width:111pt;height:57.6pt;z-index:251748352;visibility:visible;mso-wrap-style:square;mso-height-percent:0;mso-wrap-distance-left:9pt;mso-wrap-distance-top:0;mso-wrap-distance-right:9pt;mso-wrap-distance-bottom:0;mso-position-horizontal:absolute;mso-position-horizontal-relative:text;mso-position-vertical:absolute;mso-position-vertical-relative:text;mso-height-percent:0;mso-height-relative:margin;v-text-anchor:middle" o:gfxdata="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" filled="f" strokecolor="black [3213]" strokeweight=".25pt"/>
+            </w:pict>
+          </mc:Fallback>
+        </mc:AlternateContent>
       </w:r>
       <w:r>
+        <w:rPr>
+          <w:rFonts w:asciiTheme="majorBidi" w:hAnsiTheme="majorBidi" w:cstheme="majorBidi"/>
+          <w:b/>
+          <w:bCs/>
+          <w:noProof/>
+          <w:sz w:val="16"/>
+          <w:szCs w:val="16"/>
+          <w:lang w:bidi="fa-IR"/>
+        </w:rPr>
+        <mc:AlternateContent>
+          <mc:Choice Requires="wps">
+            <w:drawing>
+              <wp:anchor distT="0" distB="0" distL="114300" distR="114300" simplePos="0" relativeHeight="251750400" behindDoc="0" locked="0" layoutInCell="1" allowOverlap="1" wp14:anchorId="5740912D" wp14:editId="277BC529">
+                <wp:simplePos x="0" y="0"/>
+                <wp:positionH relativeFrom="column">
+                  <wp:posOffset>2861945</wp:posOffset>
+                </wp:positionH>
+                <wp:positionV relativeFrom="paragraph">
+                  <wp:posOffset>27940</wp:posOffset>
+                </wp:positionV>
+                <wp:extent cx="1409700" cy="731520"/>
+                <wp:effectExtent l="0" t="0" r="19050" b="11430"/>
+                <wp:wrapNone/>
+                <wp:docPr id="1285192877" name="Rectangle 49"/>
+                <wp:cNvGraphicFramePr/>
+                <a:graphic xmlns:a="http://schemas.openxmlformats.org/drawingml/2006/main">
+                  <a:graphicData uri="http://schemas.microsoft.com/office/word/2010/wordprocessingShape">
+                    <wps:wsp>
+                      <wps:cNvSpPr/>
+                      <wps:spPr>
+                        <a:xfrm>
+                          <a:off x="0" y="0"/>
+                          <a:ext cx="1409700" cy="731520"/>
+                        </a:xfrm>
+                        <a:prstGeom prst="rect">
+                          <a:avLst/>
+                        </a:prstGeom>
+                        <a:noFill/>
+                        <a:ln w="3175">
+                          <a:solidFill>
+                            <a:schemeClr val="tx1"/>
+                          </a:solidFill>
+                        </a:ln>
+                      </wps:spPr>
+                      <wps:style>
+                        <a:lnRef idx="2">
+                          <a:schemeClr val="accent1">
+                            <a:shade val="15000"/>
+                          </a:schemeClr>
+                        </a:lnRef>
+                        <a:fillRef idx="1">
+                          <a:schemeClr val="accent1"/>
+                        </a:fillRef>
+                        <a:effectRef idx="0">
+                          <a:schemeClr val="accent1"/>
+                        </a:effectRef>
+                        <a:fontRef idx="minor">
+                          <a:schemeClr val="lt1"/>
+                        </a:fontRef>
+                      </wps:style>
+                      <wps:bodyPr rot="0" spcFirstLastPara="0" vertOverflow="overflow" horzOverflow="overflow" vert="horz" wrap="square" lIns="91440" tIns="45720" rIns="91440" bIns="45720" numCol="1" spcCol="0" rtlCol="0" fromWordArt="0" anchor="ctr" anchorCtr="0" forceAA="0" compatLnSpc="1">
+                        <a:prstTxWarp prst="textNoShape">
+                          <a:avLst/>
+                        </a:prstTxWarp>
+                        <a:noAutofit/>
+                      </wps:bodyPr>
+                    </wps:wsp>
+                  </a:graphicData>
+                </a:graphic>
+                <wp14:sizeRelV relativeFrom="margin">
+                  <wp14:pctHeight>0</wp14:pctHeight>
+                </wp14:sizeRelV>
+              </wp:anchor>
+            </w:drawing>
+          </mc:Choice>
+          <mc:Fallback>
+            <w:pict>
+              <v:rect w14:anchorId="0DECAE11" id="Rectangle 49" o:spid="_x0000_s1026" style="position:absolute;margin-left:225.35pt;margin-top:2.2pt;width:111pt;height:57.6pt;z-index:251750400;visibility:visible;mso-wrap-style:square;mso-height-percent:0;mso-wrap-distance-left:9pt;mso-wrap-distance-top:0;mso-wrap-distance-right:9pt;mso-wrap-distance-bottom:0;mso-position-horizontal:absolute;mso-position-horizontal-relative:text;mso-position-vertical:absolute;mso-position-vertical-relative:text;mso-height-percent:0;mso-height-relative:margin;v-text-anchor:middle" o:gfxdata="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" filled="f" strokecolor="black [3213]" strokeweight=".25pt"/>
+            </w:pict>
+          </mc:Fallback>
+        </mc:AlternateContent>
+      </w:r>
+      <w:r>
+        <w:rPr>
+          <w:rFonts w:asciiTheme="majorBidi" w:hAnsiTheme="majorBidi" w:cstheme="majorBidi"/>
+          <w:b/>
+          <w:bCs/>
+          <w:noProof/>
+          <w:sz w:val="16"/>
+          <w:szCs w:val="16"/>
+          <w:lang w:bidi="fa-IR"/>
+        </w:rPr>
+        <mc:AlternateContent>
+          <mc:Choice Requires="wps">
+            <w:drawing>
+              <wp:anchor distT="0" distB="0" distL="114300" distR="114300" simplePos="0" relativeHeight="251752448" behindDoc="0" locked="0" layoutInCell="1" allowOverlap="1" wp14:anchorId="1C918EF4" wp14:editId="74F5CE7F">
+                <wp:simplePos x="0" y="0"/>
+                <wp:positionH relativeFrom="column">
+                  <wp:posOffset>4815840</wp:posOffset>
+                </wp:positionH>
+                <wp:positionV relativeFrom="paragraph">
+                  <wp:posOffset>27940</wp:posOffset>
+                </wp:positionV>
+                <wp:extent cx="1409700" cy="731520"/>
+                <wp:effectExtent l="0" t="0" r="19050" b="11430"/>
+                <wp:wrapNone/>
+                <wp:docPr id="474913695" name="Rectangle 49"/>
+                <wp:cNvGraphicFramePr/>
+                <a:graphic xmlns:a="http://schemas.openxmlformats.org/drawingml/2006/main">
+                  <a:graphicData uri="http://schemas.microsoft.com/office/word/2010/wordprocessingShape">
+                    <wps:wsp>
+                      <wps:cNvSpPr/>
+                      <wps:spPr>
+                        <a:xfrm>
+                          <a:off x="0" y="0"/>
+                          <a:ext cx="1409700" cy="731520"/>
+                        </a:xfrm>
+                        <a:prstGeom prst="rect">
+                          <a:avLst/>
+                        </a:prstGeom>
+                        <a:noFill/>
+                        <a:ln w="3175">
+                          <a:solidFill>
+                            <a:schemeClr val="tx1"/>
+                          </a:solidFill>
+                        </a:ln>
+                      </wps:spPr>
+                      <wps:style>
+                        <a:lnRef idx="2">
+                          <a:schemeClr val="accent1">
+                            <a:shade val="15000"/>
+                          </a:schemeClr>
+                        </a:lnRef>
+                        <a:fillRef idx="1">
+                          <a:schemeClr val="accent1"/>
+                        </a:fillRef>
+                        <a:effectRef idx="0">
+                          <a:schemeClr val="accent1"/>
+                        </a:effectRef>
+                        <a:fontRef idx="minor">
+                          <a:schemeClr val="lt1"/>
+                        </a:fontRef>
+                      </wps:style>
+                      <wps:bodyPr rot="0" spcFirstLastPara="0" vertOverflow="overflow" horzOverflow="overflow" vert="horz" wrap="square" lIns="91440" tIns="45720" rIns="91440" bIns="45720" numCol="1" spcCol="0" rtlCol="0" fromWordArt="0" anchor="ctr" anchorCtr="0" forceAA="0" compatLnSpc="1">
+                        <a:prstTxWarp prst="textNoShape">
+                          <a:avLst/>
+                        </a:prstTxWarp>
+                        <a:noAutofit/>
+                      </wps:bodyPr>
+                    </wps:wsp>
+                  </a:graphicData>
+                </a:graphic>
+                <wp14:sizeRelV relativeFrom="margin">
+                  <wp14:pctHeight>0</wp14:pctHeight>
+                </wp14:sizeRelV>
+              </wp:anchor>
+            </w:drawing>
+          </mc:Choice>
+          <mc:Fallback>
+            <w:pict>
+              <v:rect w14:anchorId="1639F0F6" id="Rectangle 49" o:spid="_x0000_s1026" style="position:absolute;margin-left:379.2pt;margin-top:2.2pt;width:111pt;height:57.6pt;z-index:251752448;visibility:visible;mso-wrap-style:square;mso-height-percent:0;mso-wrap-distance-left:9pt;mso-wrap-distance-top:0;mso-wrap-distance-right:9pt;mso-wrap-distance-bottom:0;mso-position-horizontal:absolute;mso-position-horizontal-relative:text;mso-position-vertical:absolute;mso-position-vertical-relative:text;mso-height-percent:0;mso-height-relative:margin;v-text-anchor:middle" o:gfxdata="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" filled="f" strokecolor="black [3213]" strokeweight=".25pt"/>
+            </w:pict>
+          </mc:Fallback>
+        </mc:AlternateContent>
+      </w:r>
+    </w:p>
+    <w:p>
+      <w:pPr>
+        <w:tabs>
+          <w:tab w:val="center" w:pos="4635"/>
+          <w:tab w:val="left" w:pos="9180"/>
+          <w:tab w:val="right" w:pos="9270"/>
+          <w:tab w:val="left" w:pos="10260"/>
+        </w:tabs>
+        <w:spacing w:before="240" w:after="0" w:line="240" w:lineRule="auto"/>
+        <w:ind w:left="-990" w:right="296"/>
+        <w:jc w:val="center"/>
         <w:rPr>
           <w:rFonts w:asciiTheme="majorBidi" w:hAnsiTheme="majorBidi" w:cstheme="majorBidi"/>
           <w:b/>
           <w:bCs/>
           <w:sz w:val="16"/>
           <w:szCs w:val="16"/>
-          <w:highlight w:val="lightGray"/>
-          <w:rtl/>
           <w:lang w:bidi="fa-IR"/>
         </w:rPr>
-        <w:t>معامله با رضایت کامل طرفین انجام گرفته و هیچ گونه اعتراضی وارد نمی باشد / خودرو طبق وضع موجود معامله گردید.</w:t>
-      </w:r>
+      </w:pPr>
     </w:p>
     <w:p>
       <w:pPr>

--- a/assets/AG.docx
+++ b/assets/AG.docx
@@ -1212,7 +1212,7 @@
           </mc:Choice>
           <mc:Fallback>
             <w:pict>
-              <v:shape w14:anchorId="5FAA211C" id="Text Box 28" o:spid="_x0000_s1028" type="#_x0000_t202" style="position:absolute;margin-left:-38.4pt;margin-top:342.3pt;width:266.4pt;height:25.1pt;z-index:251708416;visibility:visible;mso-wrap-style:square;mso-width-percent:0;mso-height-percent:0;mso-wrap-distance-left:9pt;mso-wrap-distance-top:0;mso-wrap-distance-right:9pt;mso-wrap-distance-bottom:0;mso-position-horizontal:absolute;mso-position-horizontal-relative:text;mso-position-vertical:absolute;mso-position-vertical-relative:text;mso-width-percent:0;mso-height-percent:0;mso-width-relative:margin;mso-height-relative:margin;v-text-anchor:top" o:gfxdata="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" fillcolor="white [3212]" stroked="f" strokeweight=".5pt">
+              <v:shape w14:anchorId="5FAA211C" id="Text Box 28" o:spid="_x0000_s1033" type="#_x0000_t202" style="position:absolute;margin-left:-38.4pt;margin-top:342.3pt;width:266.4pt;height:25.1pt;z-index:251708416;visibility:visible;mso-wrap-style:square;mso-width-percent:0;mso-height-percent:0;mso-wrap-distance-left:9pt;mso-wrap-distance-top:0;mso-wrap-distance-right:9pt;mso-wrap-distance-bottom:0;mso-position-horizontal:absolute;mso-position-horizontal-relative:text;mso-position-vertical:absolute;mso-position-vertical-relative:text;mso-width-percent:0;mso-height-percent:0;mso-width-relative:margin;mso-height-relative:margin;v-text-anchor:top" o:gfxdata="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" fillcolor="white [3212]" stroked="f" strokeweight=".5pt">
                 <v:textbox>
                   <w:txbxContent>
                     <w:p>
@@ -1342,7 +1342,7 @@
           </mc:Choice>
           <mc:Fallback>
             <w:pict>
-              <v:roundrect w14:anchorId="7EC59557" id="Rectangle: Rounded Corners 12" o:spid="_x0000_s1029" style="position:absolute;margin-left:28.2pt;margin-top:42.3pt;width:279pt;height:273.6pt;z-index:251667456;visibility:visible;mso-wrap-style:square;mso-width-percent:0;mso-height-percent:0;mso-wrap-distance-left:9pt;mso-wrap-distance-top:0;mso-wrap-distance-right:9pt;mso-wrap-distance-bottom:0;mso-position-horizontal:absolute;mso-position-horizontal-relative:page;mso-position-vertical:absolute;mso-position-vertical-relative:text;mso-width-percent:0;mso-height-percent:0;mso-width-relative:margin;mso-height-relative:margin;v-text-anchor:top" arcsize="1851f" o:gfxdata="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" fillcolor="white [3201]" strokecolor="black [3213]" strokeweight="1pt">
+              <v:roundrect w14:anchorId="7EC59557" id="Rectangle: Rounded Corners 12" o:spid="_x0000_s1034" style="position:absolute;margin-left:28.2pt;margin-top:42.3pt;width:279pt;height:273.6pt;z-index:251667456;visibility:visible;mso-wrap-style:square;mso-width-percent:0;mso-height-percent:0;mso-wrap-distance-left:9pt;mso-wrap-distance-top:0;mso-wrap-distance-right:9pt;mso-wrap-distance-bottom:0;mso-position-horizontal:absolute;mso-position-horizontal-relative:page;mso-position-vertical:absolute;mso-position-vertical-relative:text;mso-width-percent:0;mso-height-percent:0;mso-width-relative:margin;mso-height-relative:margin;v-text-anchor:top" arcsize="1851f" o:gfxdata="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" fillcolor="white [3201]" strokecolor="black [3213]" strokeweight="1pt">
                 <v:stroke joinstyle="miter"/>
                 <v:textbox>
                   <w:txbxContent>
@@ -1514,7 +1514,7 @@
           </mc:Choice>
           <mc:Fallback>
             <w:pict>
-              <v:roundrect w14:anchorId="7D17441D" id="Rectangle: Rounded Corners 3" o:spid="_x0000_s1030" style="position:absolute;margin-left:27pt;margin-top:318.9pt;width:277.8pt;height:53.6pt;z-index:251674624;visibility:visible;mso-wrap-style:square;mso-width-percent:0;mso-height-percent:0;mso-wrap-distance-left:9pt;mso-wrap-distance-top:0;mso-wrap-distance-right:9pt;mso-wrap-distance-bottom:0;mso-position-horizontal:absolute;mso-position-horizontal-relative:page;mso-position-vertical:absolute;mso-position-vertical-relative:text;mso-width-percent:0;mso-height-percent:0;mso-width-relative:margin;mso-height-relative:margin;v-text-anchor:top" arcsize="10923f" o:gfxdata="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" fillcolor="white [3201]" strokecolor="black [3213]" strokeweight="1pt">
+              <v:roundrect w14:anchorId="7D17441D" id="Rectangle: Rounded Corners 3" o:spid="_x0000_s1035" style="position:absolute;margin-left:27pt;margin-top:318.9pt;width:277.8pt;height:53.6pt;z-index:251674624;visibility:visible;mso-wrap-style:square;mso-width-percent:0;mso-height-percent:0;mso-wrap-distance-left:9pt;mso-wrap-distance-top:0;mso-wrap-distance-right:9pt;mso-wrap-distance-bottom:0;mso-position-horizontal:absolute;mso-position-horizontal-relative:page;mso-position-vertical:absolute;mso-position-vertical-relative:text;mso-width-percent:0;mso-height-percent:0;mso-width-relative:margin;mso-height-relative:margin;v-text-anchor:top" arcsize="10923f" o:gfxdata="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" fillcolor="white [3201]" strokecolor="black [3213]" strokeweight="1pt">
                 <v:stroke joinstyle="miter"/>
                 <v:textbox>
                   <w:txbxContent>
@@ -5922,11 +5922,7 @@
                 </mc:Choice>
                 <mc:Fallback>
                   <w:pict>
-                    <v:shapetype w14:anchorId="17F37FC2" id="_x0000_t202" coordsize="21600,21600" o:spt="202" path="m,l,21600r21600,l21600,xe">
-                      <v:stroke joinstyle="miter"/>
-                      <v:path gradientshapeok="t" o:connecttype="rect"/>
-                    </v:shapetype>
-                    <v:shape id="Text Box 31" o:spid="_x0000_s1052" type="#_x0000_t202" style="position:absolute;left:0;text-align:left;margin-left:-2.15pt;margin-top:.85pt;width:107.4pt;height:27.6pt;z-index:251723776;visibility:visible;mso-wrap-style:square;mso-width-percent:0;mso-height-percent:0;mso-wrap-distance-left:9pt;mso-wrap-distance-top:0;mso-wrap-distance-right:9pt;mso-wrap-distance-bottom:0;mso-position-horizontal:absolute;mso-position-horizontal-relative:text;mso-position-vertical:absolute;mso-position-vertical-relative:text;mso-width-percent:0;mso-height-percent:0;mso-width-relative:margin;mso-height-relative:margin;v-text-anchor:top" o:gfxdata="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" filled="f" stroked="f" strokeweight=".5pt">
+                    <v:shape w14:anchorId="17F37FC2" id="Text Box 31" o:spid="_x0000_s1052" type="#_x0000_t202" style="position:absolute;left:0;text-align:left;margin-left:-2.15pt;margin-top:.85pt;width:107.4pt;height:27.6pt;z-index:251723776;visibility:visible;mso-wrap-style:square;mso-width-percent:0;mso-height-percent:0;mso-wrap-distance-left:9pt;mso-wrap-distance-top:0;mso-wrap-distance-right:9pt;mso-wrap-distance-bottom:0;mso-position-horizontal:absolute;mso-position-horizontal-relative:text;mso-position-vertical:absolute;mso-position-vertical-relative:text;mso-width-percent:0;mso-height-percent:0;mso-width-relative:margin;mso-height-relative:margin;v-text-anchor:top" o:gfxdata="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" filled="f" stroked="f" strokeweight=".5pt">
                       <v:textbox>
                         <w:txbxContent>
                           <w:p>
@@ -7046,16 +7042,16 @@
         <mc:AlternateContent>
           <mc:Choice Requires="wps">
             <w:drawing>
-              <wp:anchor distT="0" distB="0" distL="114300" distR="114300" simplePos="0" relativeHeight="251724800" behindDoc="0" locked="0" layoutInCell="1" allowOverlap="1" wp14:anchorId="7843823A" wp14:editId="1678A3EE">
+              <wp:anchor distT="0" distB="0" distL="114300" distR="114300" simplePos="0" relativeHeight="251724800" behindDoc="0" locked="0" layoutInCell="1" allowOverlap="1" wp14:anchorId="7843823A" wp14:editId="7F5E8793">
                 <wp:simplePos x="0" y="0"/>
                 <wp:positionH relativeFrom="column">
-                  <wp:posOffset>2682240</wp:posOffset>
+                  <wp:posOffset>-334608</wp:posOffset>
                 </wp:positionH>
                 <wp:positionV relativeFrom="paragraph">
-                  <wp:posOffset>271145</wp:posOffset>
+                  <wp:posOffset>266700</wp:posOffset>
                 </wp:positionV>
-                <wp:extent cx="1463040" cy="347980"/>
-                <wp:effectExtent l="0" t="0" r="3810" b="0"/>
+                <wp:extent cx="2400701" cy="347980"/>
+                <wp:effectExtent l="0" t="0" r="0" b="0"/>
                 <wp:wrapNone/>
                 <wp:docPr id="1862382824" name="Text Box 32"/>
                 <wp:cNvGraphicFramePr/>
@@ -7066,7 +7062,7 @@
                       <wps:spPr>
                         <a:xfrm>
                           <a:off x="0" y="0"/>
-                          <a:ext cx="1463040" cy="347980"/>
+                          <a:ext cx="2400701" cy="347980"/>
                         </a:xfrm>
                         <a:prstGeom prst="rect">
                           <a:avLst/>
@@ -7126,7 +7122,7 @@
           </mc:Choice>
           <mc:Fallback>
             <w:pict>
-              <v:shape w14:anchorId="7843823A" id="Text Box 32" o:spid="_x0000_s1059" type="#_x0000_t202" style="position:absolute;margin-left:211.2pt;margin-top:21.35pt;width:115.2pt;height:27.4pt;z-index:251724800;visibility:visible;mso-wrap-style:square;mso-width-percent:0;mso-height-percent:0;mso-wrap-distance-left:9pt;mso-wrap-distance-top:0;mso-wrap-distance-right:9pt;mso-wrap-distance-bottom:0;mso-position-horizontal:absolute;mso-position-horizontal-relative:text;mso-position-vertical:absolute;mso-position-vertical-relative:text;mso-width-percent:0;mso-height-percent:0;mso-width-relative:margin;mso-height-relative:margin;v-text-anchor:top" o:gfxdata="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" fillcolor="white [3212]" stroked="f" strokeweight=".5pt">
+              <v:shape w14:anchorId="7843823A" id="Text Box 32" o:spid="_x0000_s1059" type="#_x0000_t202" style="position:absolute;margin-left:-26.35pt;margin-top:21pt;width:189.05pt;height:27.4pt;z-index:251724800;visibility:visible;mso-wrap-style:square;mso-width-percent:0;mso-height-percent:0;mso-wrap-distance-left:9pt;mso-wrap-distance-top:0;mso-wrap-distance-right:9pt;mso-wrap-distance-bottom:0;mso-position-horizontal:absolute;mso-position-horizontal-relative:text;mso-position-vertical:absolute;mso-position-vertical-relative:text;mso-width-percent:0;mso-height-percent:0;mso-width-relative:margin;mso-height-relative:margin;v-text-anchor:top" o:gfxdata="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" fillcolor="white [3212]" stroked="f" strokeweight=".5pt">
                 <v:textbox>
                   <w:txbxContent>
                     <w:p>
@@ -7174,15 +7170,15 @@
         <mc:AlternateContent>
           <mc:Choice Requires="wps">
             <w:drawing>
-              <wp:anchor distT="0" distB="0" distL="114300" distR="114300" simplePos="0" relativeHeight="251726848" behindDoc="0" locked="0" layoutInCell="1" allowOverlap="1" wp14:anchorId="37E379CF" wp14:editId="1C050662">
+              <wp:anchor distT="0" distB="0" distL="114300" distR="114300" simplePos="0" relativeHeight="251726848" behindDoc="0" locked="0" layoutInCell="1" allowOverlap="1" wp14:anchorId="37E379CF" wp14:editId="32682EB7">
                 <wp:simplePos x="0" y="0"/>
                 <wp:positionH relativeFrom="column">
-                  <wp:posOffset>480695</wp:posOffset>
+                  <wp:posOffset>2658034</wp:posOffset>
                 </wp:positionH>
                 <wp:positionV relativeFrom="paragraph">
-                  <wp:posOffset>269240</wp:posOffset>
+                  <wp:posOffset>269277</wp:posOffset>
                 </wp:positionV>
-                <wp:extent cx="1682115" cy="347980"/>
+                <wp:extent cx="1450041" cy="347980"/>
                 <wp:effectExtent l="0" t="0" r="0" b="0"/>
                 <wp:wrapNone/>
                 <wp:docPr id="148650820" name="Text Box 32"/>
@@ -7194,7 +7190,7 @@
                       <wps:spPr>
                         <a:xfrm>
                           <a:off x="0" y="0"/>
-                          <a:ext cx="1682115" cy="347980"/>
+                          <a:ext cx="1450041" cy="347980"/>
                         </a:xfrm>
                         <a:prstGeom prst="rect">
                           <a:avLst/>
@@ -7252,7 +7248,7 @@
           </mc:Choice>
           <mc:Fallback>
             <w:pict>
-              <v:shape w14:anchorId="37E379CF" id="_x0000_s1060" type="#_x0000_t202" style="position:absolute;margin-left:37.85pt;margin-top:21.2pt;width:132.45pt;height:27.4pt;z-index:251726848;visibility:visible;mso-wrap-style:square;mso-width-percent:0;mso-height-percent:0;mso-wrap-distance-left:9pt;mso-wrap-distance-top:0;mso-wrap-distance-right:9pt;mso-wrap-distance-bottom:0;mso-position-horizontal:absolute;mso-position-horizontal-relative:text;mso-position-vertical:absolute;mso-position-vertical-relative:text;mso-width-percent:0;mso-height-percent:0;mso-width-relative:margin;mso-height-relative:margin;v-text-anchor:top" o:gfxdata="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" fillcolor="white [3212]" stroked="f" strokeweight=".5pt">
+              <v:shape w14:anchorId="37E379CF" id="_x0000_s1060" type="#_x0000_t202" style="position:absolute;margin-left:209.3pt;margin-top:21.2pt;width:114.2pt;height:27.4pt;z-index:251726848;visibility:visible;mso-wrap-style:square;mso-width-percent:0;mso-height-percent:0;mso-wrap-distance-left:9pt;mso-wrap-distance-top:0;mso-wrap-distance-right:9pt;mso-wrap-distance-bottom:0;mso-position-horizontal:absolute;mso-position-horizontal-relative:text;mso-position-vertical:absolute;mso-position-vertical-relative:text;mso-width-percent:0;mso-height-percent:0;mso-width-relative:margin;mso-height-relative:margin;v-text-anchor:top" o:gfxdata="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" fillcolor="white [3212]" stroked="f" strokeweight=".5pt">
                 <v:textbox>
                   <w:txbxContent>
                     <w:p>
@@ -7469,7 +7465,7 @@
         <mc:AlternateContent>
           <mc:Choice Requires="wps">
             <w:drawing>
-              <wp:anchor distT="0" distB="0" distL="114300" distR="114300" simplePos="0" relativeHeight="251727872" behindDoc="0" locked="0" layoutInCell="1" allowOverlap="1" wp14:anchorId="3EE9D669" wp14:editId="6C4BCBB5">
+              <wp:anchor distT="0" distB="0" distL="114300" distR="114300" simplePos="0" relativeHeight="251727872" behindDoc="0" locked="0" layoutInCell="1" allowOverlap="1" wp14:anchorId="3EE9D669" wp14:editId="31314D86">
                 <wp:simplePos x="0" y="0"/>
                 <wp:positionH relativeFrom="column">
                   <wp:posOffset>-556260</wp:posOffset>
@@ -7611,7 +7607,37 @@
           <w:rtl/>
           <w:lang w:bidi="fa-IR"/>
         </w:rPr>
-        <w:t>ریال معادل ..................................</w:t>
+        <w:t>تومان معادل</w:t>
+      </w:r>
+      <w:r>
+        <w:rPr>
+          <w:rFonts w:asciiTheme="majorBidi" w:hAnsiTheme="majorBidi" w:cstheme="majorBidi" w:hint="cs"/>
+          <w:b/>
+          <w:bCs/>
+          <w:rtl/>
+          <w:lang w:bidi="fa-IR"/>
+        </w:rPr>
+        <w:t xml:space="preserve"> ....................</w:t>
+      </w:r>
+      <w:r>
+        <w:rPr>
+          <w:rFonts w:asciiTheme="majorBidi" w:hAnsiTheme="majorBidi" w:cstheme="majorBidi" w:hint="cs"/>
+          <w:b/>
+          <w:bCs/>
+          <w:rtl/>
+          <w:lang w:bidi="fa-IR"/>
+        </w:rPr>
+        <w:t>....................</w:t>
+      </w:r>
+      <w:r>
+        <w:rPr>
+          <w:rFonts w:asciiTheme="majorBidi" w:hAnsiTheme="majorBidi" w:cstheme="majorBidi" w:hint="cs"/>
+          <w:b/>
+          <w:bCs/>
+          <w:rtl/>
+          <w:lang w:bidi="fa-IR"/>
+        </w:rPr>
+        <w:t>..............</w:t>
       </w:r>
       <w:r>
         <w:rPr>
@@ -7684,7 +7710,7 @@
         <mc:AlternateContent>
           <mc:Choice Requires="wps">
             <w:drawing>
-              <wp:anchor distT="0" distB="0" distL="114300" distR="114300" simplePos="0" relativeHeight="251663360" behindDoc="0" locked="0" layoutInCell="1" allowOverlap="1" wp14:anchorId="2C8E8BCC" wp14:editId="58CA8038">
+              <wp:anchor distT="0" distB="0" distL="114300" distR="114300" simplePos="0" relativeHeight="251663360" behindDoc="0" locked="0" layoutInCell="1" allowOverlap="1" wp14:anchorId="2C8E8BCC" wp14:editId="0FF4DA6A">
                 <wp:simplePos x="0" y="0"/>
                 <wp:positionH relativeFrom="page">
                   <wp:align>center</wp:align>
@@ -7739,7 +7765,7 @@
           </mc:Choice>
           <mc:Fallback>
             <w:pict>
-              <v:line w14:anchorId="4AEB1627" id="Straight Connector 8" o:spid="_x0000_s1026" style="position:absolute;z-index:251663360;visibility:visible;mso-wrap-style:square;mso-width-percent:0;mso-height-percent:0;mso-wrap-distance-left:9pt;mso-wrap-distance-top:0;mso-wrap-distance-right:9pt;mso-wrap-distance-bottom:0;mso-position-horizontal:center;mso-position-horizontal-relative:page;mso-position-vertical:absolute;mso-position-vertical-relative:text;mso-width-percent:0;mso-height-percent:0;mso-width-relative:margin;mso-height-relative:margin" from="0,18.4pt" to="546pt,18.4pt" o:gfxdata="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" strokecolor="black [3200]" strokeweight=".5pt">
+              <v:line w14:anchorId="312583B0" id="Straight Connector 8" o:spid="_x0000_s1026" style="position:absolute;z-index:251663360;visibility:visible;mso-wrap-style:square;mso-width-percent:0;mso-height-percent:0;mso-wrap-distance-left:9pt;mso-wrap-distance-top:0;mso-wrap-distance-right:9pt;mso-wrap-distance-bottom:0;mso-position-horizontal:center;mso-position-horizontal-relative:page;mso-position-vertical:absolute;mso-position-vertical-relative:text;mso-width-percent:0;mso-height-percent:0;mso-width-relative:margin;mso-height-relative:margin" from="0,18.4pt" to="546pt,18.4pt" o:gfxdata="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" strokecolor="black [3200]" strokeweight=".5pt">
                 <v:stroke joinstyle="miter"/>
                 <w10:wrap anchorx="page"/>
               </v:line>

--- a/assets/AG.docx
+++ b/assets/AG.docx
@@ -387,8 +387,8 @@
                                       <w:rFonts w:ascii="Arial Black" w:hAnsi="Arial Black" w:cs="Aria Black"/>
                                       <w:b/>
                                       <w:bCs/>
-                                      <w:sz w:val="12"/>
-                                      <w:szCs w:val="12"/>
+                                      <w:sz w:val="14"/>
+                                      <w:szCs w:val="14"/>
                                     </w:rPr>
                                   </w:pPr>
                                   <w:proofErr w:type="spellStart"/>
@@ -397,8 +397,8 @@
                                       <w:rFonts w:ascii="Arial Black" w:hAnsi="Arial Black" w:cs="Aria Black"/>
                                       <w:b/>
                                       <w:bCs/>
-                                      <w:sz w:val="12"/>
-                                      <w:szCs w:val="12"/>
+                                      <w:sz w:val="14"/>
+                                      <w:szCs w:val="14"/>
                                     </w:rPr>
                                     <w:t>body_id</w:t>
                                   </w:r>
@@ -440,8 +440,8 @@
                                 <w:rFonts w:ascii="Arial Black" w:hAnsi="Arial Black" w:cs="Aria Black"/>
                                 <w:b/>
                                 <w:bCs/>
-                                <w:sz w:val="12"/>
-                                <w:szCs w:val="12"/>
+                                <w:sz w:val="14"/>
+                                <w:szCs w:val="14"/>
                               </w:rPr>
                             </w:pPr>
                             <w:proofErr w:type="spellStart"/>
@@ -450,8 +450,8 @@
                                 <w:rFonts w:ascii="Arial Black" w:hAnsi="Arial Black" w:cs="Aria Black"/>
                                 <w:b/>
                                 <w:bCs/>
-                                <w:sz w:val="12"/>
-                                <w:szCs w:val="12"/>
+                                <w:sz w:val="14"/>
+                                <w:szCs w:val="14"/>
                               </w:rPr>
                               <w:t>body_id</w:t>
                             </w:r>
@@ -577,11 +577,7 @@
                 </mc:Choice>
                 <mc:Fallback>
                   <w:pict>
-                    <v:shapetype w14:anchorId="1E9564AB" id="_x0000_t202" coordsize="21600,21600" o:spt="202" path="m,l,21600r21600,l21600,xe">
-                      <v:stroke joinstyle="miter"/>
-                      <v:path gradientshapeok="t" o:connecttype="rect"/>
-                    </v:shapetype>
-                    <v:shape id="_x0000_s1027" type="#_x0000_t202" style="position:absolute;left:0;text-align:left;margin-left:-3.35pt;margin-top:.85pt;width:76.2pt;height:27.6pt;z-index:251759616;visibility:visible;mso-wrap-style:square;mso-width-percent:0;mso-height-percent:0;mso-wrap-distance-left:9pt;mso-wrap-distance-top:0;mso-wrap-distance-right:9pt;mso-wrap-distance-bottom:0;mso-position-horizontal:absolute;mso-position-horizontal-relative:text;mso-position-vertical:absolute;mso-position-vertical-relative:text;mso-width-percent:0;mso-height-percent:0;mso-width-relative:margin;mso-height-relative:margin;v-text-anchor:top" o:gfxdata="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" filled="f" stroked="f" strokeweight=".5pt">
+                    <v:shape w14:anchorId="1E9564AB" id="_x0000_s1027" type="#_x0000_t202" style="position:absolute;left:0;text-align:left;margin-left:-3.35pt;margin-top:.85pt;width:76.2pt;height:27.6pt;z-index:251759616;visibility:visible;mso-wrap-style:square;mso-width-percent:0;mso-height-percent:0;mso-wrap-distance-left:9pt;mso-wrap-distance-top:0;mso-wrap-distance-right:9pt;mso-wrap-distance-bottom:0;mso-position-horizontal:absolute;mso-position-horizontal-relative:text;mso-position-vertical:absolute;mso-position-vertical-relative:text;mso-width-percent:0;mso-height-percent:0;mso-width-relative:margin;mso-height-relative:margin;v-text-anchor:top" o:gfxdata="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" filled="f" stroked="f" strokeweight=".5pt">
                       <v:textbox>
                         <w:txbxContent>
                           <w:p>
@@ -829,12 +825,13 @@
                               <w:txbxContent>
                                 <w:p>
                                   <w:pPr>
+                                    <w:jc w:val="center"/>
                                     <w:rPr>
                                       <w:rFonts w:ascii="Arial Black" w:hAnsi="Arial Black" w:cs="Aria Black"/>
                                       <w:b/>
                                       <w:bCs/>
-                                      <w:sz w:val="14"/>
-                                      <w:szCs w:val="14"/>
+                                      <w:sz w:val="18"/>
+                                      <w:szCs w:val="18"/>
                                     </w:rPr>
                                   </w:pPr>
                                   <w:proofErr w:type="spellStart"/>
@@ -843,8 +840,8 @@
                                       <w:rFonts w:ascii="Arial Black" w:hAnsi="Arial Black" w:cs="Aria Black"/>
                                       <w:b/>
                                       <w:bCs/>
-                                      <w:sz w:val="14"/>
-                                      <w:szCs w:val="14"/>
+                                      <w:sz w:val="18"/>
+                                      <w:szCs w:val="18"/>
                                     </w:rPr>
                                     <w:t>car_model</w:t>
                                   </w:r>
@@ -877,12 +874,13 @@
                         <w:txbxContent>
                           <w:p>
                             <w:pPr>
+                              <w:jc w:val="center"/>
                               <w:rPr>
                                 <w:rFonts w:ascii="Arial Black" w:hAnsi="Arial Black" w:cs="Aria Black"/>
                                 <w:b/>
                                 <w:bCs/>
-                                <w:sz w:val="14"/>
-                                <w:szCs w:val="14"/>
+                                <w:sz w:val="18"/>
+                                <w:szCs w:val="18"/>
                               </w:rPr>
                             </w:pPr>
                             <w:proofErr w:type="spellStart"/>
@@ -891,8 +889,8 @@
                                 <w:rFonts w:ascii="Arial Black" w:hAnsi="Arial Black" w:cs="Aria Black"/>
                                 <w:b/>
                                 <w:bCs/>
-                                <w:sz w:val="14"/>
-                                <w:szCs w:val="14"/>
+                                <w:sz w:val="18"/>
+                                <w:szCs w:val="18"/>
                               </w:rPr>
                               <w:t>car_model</w:t>
                             </w:r>
@@ -1018,11 +1016,7 @@
                 </mc:Choice>
                 <mc:Fallback>
                   <w:pict>
-                    <v:shapetype w14:anchorId="68A63B81" id="_x0000_t202" coordsize="21600,21600" o:spt="202" path="m,l,21600r21600,l21600,xe">
-                      <v:stroke joinstyle="miter"/>
-                      <v:path gradientshapeok="t" o:connecttype="rect"/>
-                    </v:shapetype>
-                    <v:shape id="_x0000_s1030" type="#_x0000_t202" style="position:absolute;left:0;text-align:left;margin-left:-4.25pt;margin-top:-.7pt;width:77.75pt;height:38.5pt;z-index:251756544;visibility:visible;mso-wrap-style:square;mso-width-percent:0;mso-height-percent:0;mso-wrap-distance-left:9pt;mso-wrap-distance-top:0;mso-wrap-distance-right:9pt;mso-wrap-distance-bottom:0;mso-position-horizontal:absolute;mso-position-horizontal-relative:text;mso-position-vertical:absolute;mso-position-vertical-relative:text;mso-width-percent:0;mso-height-percent:0;mso-width-relative:margin;mso-height-relative:margin;v-text-anchor:top" o:gfxdata="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" filled="f" stroked="f" strokeweight=".5pt">
+                    <v:shape w14:anchorId="68A63B81" id="_x0000_s1030" type="#_x0000_t202" style="position:absolute;left:0;text-align:left;margin-left:-4.25pt;margin-top:-.7pt;width:77.75pt;height:38.5pt;z-index:251756544;visibility:visible;mso-wrap-style:square;mso-width-percent:0;mso-height-percent:0;mso-wrap-distance-left:9pt;mso-wrap-distance-top:0;mso-wrap-distance-right:9pt;mso-wrap-distance-bottom:0;mso-position-horizontal:absolute;mso-position-horizontal-relative:text;mso-position-vertical:absolute;mso-position-vertical-relative:text;mso-width-percent:0;mso-height-percent:0;mso-width-relative:margin;mso-height-relative:margin;v-text-anchor:top" o:gfxdata="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" filled="f" stroked="f" strokeweight=".5pt">
                       <v:textbox>
                         <w:txbxContent>
                           <w:p>
@@ -1130,8 +1124,8 @@
                                       <w:rFonts w:ascii="Arial Black" w:hAnsi="Arial Black" w:cs="Aria Black"/>
                                       <w:b/>
                                       <w:bCs/>
-                                      <w:sz w:val="14"/>
-                                      <w:szCs w:val="14"/>
+                                      <w:sz w:val="16"/>
+                                      <w:szCs w:val="16"/>
                                     </w:rPr>
                                   </w:pPr>
                                   <w:proofErr w:type="spellStart"/>
@@ -1140,8 +1134,8 @@
                                       <w:rFonts w:ascii="Arial Black" w:hAnsi="Arial Black" w:cs="Aria Black"/>
                                       <w:b/>
                                       <w:bCs/>
-                                      <w:sz w:val="14"/>
-                                      <w:szCs w:val="14"/>
+                                      <w:sz w:val="16"/>
+                                      <w:szCs w:val="16"/>
                                     </w:rPr>
                                     <w:t>car_color</w:t>
                                   </w:r>
@@ -1179,8 +1173,8 @@
                                 <w:rFonts w:ascii="Arial Black" w:hAnsi="Arial Black" w:cs="Aria Black"/>
                                 <w:b/>
                                 <w:bCs/>
-                                <w:sz w:val="14"/>
-                                <w:szCs w:val="14"/>
+                                <w:sz w:val="16"/>
+                                <w:szCs w:val="16"/>
                               </w:rPr>
                             </w:pPr>
                             <w:proofErr w:type="spellStart"/>
@@ -1189,8 +1183,8 @@
                                 <w:rFonts w:ascii="Arial Black" w:hAnsi="Arial Black" w:cs="Aria Black"/>
                                 <w:b/>
                                 <w:bCs/>
-                                <w:sz w:val="14"/>
-                                <w:szCs w:val="14"/>
+                                <w:sz w:val="16"/>
+                                <w:szCs w:val="16"/>
                               </w:rPr>
                               <w:t>car_color</w:t>
                             </w:r>
@@ -1277,8 +1271,8 @@
                                       <w:rFonts w:ascii="Arial Black" w:hAnsi="Arial Black" w:cs="Aria Black"/>
                                       <w:b/>
                                       <w:bCs/>
-                                      <w:sz w:val="14"/>
-                                      <w:szCs w:val="14"/>
+                                      <w:sz w:val="16"/>
+                                      <w:szCs w:val="16"/>
                                     </w:rPr>
                                   </w:pPr>
                                   <w:proofErr w:type="spellStart"/>
@@ -1287,8 +1281,8 @@
                                       <w:rFonts w:ascii="Arial Black" w:hAnsi="Arial Black" w:cs="Aria Black"/>
                                       <w:b/>
                                       <w:bCs/>
-                                      <w:sz w:val="14"/>
-                                      <w:szCs w:val="14"/>
+                                      <w:sz w:val="16"/>
+                                      <w:szCs w:val="16"/>
                                     </w:rPr>
                                     <w:t>car_type</w:t>
                                   </w:r>
@@ -1326,8 +1320,8 @@
                                 <w:rFonts w:ascii="Arial Black" w:hAnsi="Arial Black" w:cs="Aria Black"/>
                                 <w:b/>
                                 <w:bCs/>
-                                <w:sz w:val="14"/>
-                                <w:szCs w:val="14"/>
+                                <w:sz w:val="16"/>
+                                <w:szCs w:val="16"/>
                               </w:rPr>
                             </w:pPr>
                             <w:proofErr w:type="spellStart"/>
@@ -1336,8 +1330,8 @@
                                 <w:rFonts w:ascii="Arial Black" w:hAnsi="Arial Black" w:cs="Aria Black"/>
                                 <w:b/>
                                 <w:bCs/>
-                                <w:sz w:val="14"/>
-                                <w:szCs w:val="14"/>
+                                <w:sz w:val="16"/>
+                                <w:szCs w:val="16"/>
                               </w:rPr>
                               <w:t>car_type</w:t>
                             </w:r>
@@ -1383,15 +1377,1395 @@
         <mc:AlternateContent>
           <mc:Choice Requires="wps">
             <w:drawing>
-              <wp:anchor distT="45720" distB="45720" distL="114300" distR="114300" simplePos="0" relativeHeight="251680768" behindDoc="0" locked="0" layoutInCell="1" allowOverlap="1" wp14:anchorId="77D28870" wp14:editId="595C6604">
+              <wp:anchor distT="45720" distB="45720" distL="114300" distR="114300" simplePos="0" relativeHeight="251698176" behindDoc="0" locked="0" layoutInCell="1" allowOverlap="1" wp14:anchorId="4E37F316" wp14:editId="4AC60624">
                 <wp:simplePos x="0" y="0"/>
                 <wp:positionH relativeFrom="column">
-                  <wp:posOffset>4817473</wp:posOffset>
+                  <wp:posOffset>4876165</wp:posOffset>
                 </wp:positionH>
                 <wp:positionV relativeFrom="paragraph">
-                  <wp:posOffset>337185</wp:posOffset>
+                  <wp:posOffset>2118360</wp:posOffset>
                 </wp:positionV>
-                <wp:extent cx="1087120" cy="309880"/>
+                <wp:extent cx="1116965" cy="295910"/>
+                <wp:effectExtent l="0" t="0" r="6985" b="8890"/>
+                <wp:wrapSquare wrapText="bothSides"/>
+                <wp:docPr id="686126355" name="Text Box 2"/>
+                <wp:cNvGraphicFramePr>
+                  <a:graphicFrameLocks xmlns:a="http://schemas.openxmlformats.org/drawingml/2006/main"/>
+                </wp:cNvGraphicFramePr>
+                <a:graphic xmlns:a="http://schemas.openxmlformats.org/drawingml/2006/main">
+                  <a:graphicData uri="http://schemas.microsoft.com/office/word/2010/wordprocessingShape">
+                    <wps:wsp>
+                      <wps:cNvSpPr txBox="1">
+                        <a:spLocks noChangeArrowheads="1"/>
+                      </wps:cNvSpPr>
+                      <wps:spPr bwMode="auto">
+                        <a:xfrm>
+                          <a:off x="0" y="0"/>
+                          <a:ext cx="1116965" cy="295910"/>
+                        </a:xfrm>
+                        <a:prstGeom prst="rect">
+                          <a:avLst/>
+                        </a:prstGeom>
+                        <a:solidFill>
+                          <a:schemeClr val="bg1"/>
+                        </a:solidFill>
+                        <a:ln w="9525">
+                          <a:noFill/>
+                          <a:miter lim="800000"/>
+                          <a:headEnd/>
+                          <a:tailEnd/>
+                        </a:ln>
+                      </wps:spPr>
+                      <wps:txbx>
+                        <w:txbxContent>
+                          <w:p>
+                            <w:pPr>
+                              <w:bidi/>
+                              <w:rPr>
+                                <w:rFonts w:ascii="Arial Black" w:hAnsi="Arial Black" w:cs="Aria Black"/>
+                                <w:b/>
+                                <w:bCs/>
+                                <w:sz w:val="16"/>
+                                <w:szCs w:val="16"/>
+                              </w:rPr>
+                            </w:pPr>
+                            <w:proofErr w:type="spellStart"/>
+                            <w:r>
+                              <w:rPr>
+                                <w:rFonts w:ascii="Arial Black" w:hAnsi="Arial Black" w:cs="Aria Black"/>
+                                <w:b/>
+                                <w:bCs/>
+                                <w:sz w:val="16"/>
+                                <w:szCs w:val="16"/>
+                              </w:rPr>
+                              <w:t>buyer_father</w:t>
+                            </w:r>
+                            <w:proofErr w:type="spellEnd"/>
+                          </w:p>
+                        </w:txbxContent>
+                      </wps:txbx>
+                      <wps:bodyPr rot="0" vert="horz" wrap="square" lIns="91440" tIns="45720" rIns="91440" bIns="45720" anchor="t" anchorCtr="0">
+                        <a:noAutofit/>
+                      </wps:bodyPr>
+                    </wps:wsp>
+                  </a:graphicData>
+                </a:graphic>
+                <wp14:sizeRelH relativeFrom="margin">
+                  <wp14:pctWidth>0</wp14:pctWidth>
+                </wp14:sizeRelH>
+                <wp14:sizeRelV relativeFrom="margin">
+                  <wp14:pctHeight>0</wp14:pctHeight>
+                </wp14:sizeRelV>
+              </wp:anchor>
+            </w:drawing>
+          </mc:Choice>
+          <mc:Fallback>
+            <w:pict>
+              <v:shape w14:anchorId="4E37F316" id="Text Box 2" o:spid="_x0000_s1033" type="#_x0000_t202" style="position:absolute;left:0;text-align:left;margin-left:383.95pt;margin-top:166.8pt;width:87.95pt;height:23.3pt;z-index:251698176;visibility:visible;mso-wrap-style:square;mso-width-percent:0;mso-height-percent:0;mso-wrap-distance-left:9pt;mso-wrap-distance-top:3.6pt;mso-wrap-distance-right:9pt;mso-wrap-distance-bottom:3.6pt;mso-position-horizontal:absolute;mso-position-horizontal-relative:text;mso-position-vertical:absolute;mso-position-vertical-relative:text;mso-width-percent:0;mso-height-percent:0;mso-width-relative:margin;mso-height-relative:margin;v-text-anchor:top" o:gfxdata="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" fillcolor="white [3212]" stroked="f">
+                <v:textbox>
+                  <w:txbxContent>
+                    <w:p>
+                      <w:pPr>
+                        <w:bidi/>
+                        <w:rPr>
+                          <w:rFonts w:ascii="Arial Black" w:hAnsi="Arial Black" w:cs="Aria Black"/>
+                          <w:b/>
+                          <w:bCs/>
+                          <w:sz w:val="16"/>
+                          <w:szCs w:val="16"/>
+                        </w:rPr>
+                      </w:pPr>
+                      <w:proofErr w:type="spellStart"/>
+                      <w:r>
+                        <w:rPr>
+                          <w:rFonts w:ascii="Arial Black" w:hAnsi="Arial Black" w:cs="Aria Black"/>
+                          <w:b/>
+                          <w:bCs/>
+                          <w:sz w:val="16"/>
+                          <w:szCs w:val="16"/>
+                        </w:rPr>
+                        <w:t>buyer_father</w:t>
+                      </w:r>
+                      <w:proofErr w:type="spellEnd"/>
+                    </w:p>
+                  </w:txbxContent>
+                </v:textbox>
+                <w10:wrap type="square"/>
+              </v:shape>
+            </w:pict>
+          </mc:Fallback>
+        </mc:AlternateContent>
+      </w:r>
+      <w:r>
+        <w:rPr>
+          <w:rFonts w:asciiTheme="majorBidi" w:hAnsiTheme="majorBidi" w:cstheme="majorBidi"/>
+          <w:noProof/>
+          <w:sz w:val="36"/>
+          <w:szCs w:val="36"/>
+          <w:lang w:bidi="fa-IR"/>
+        </w:rPr>
+        <mc:AlternateContent>
+          <mc:Choice Requires="wps">
+            <w:drawing>
+              <wp:anchor distT="45720" distB="45720" distL="114300" distR="114300" simplePos="0" relativeHeight="251697152" behindDoc="1" locked="0" layoutInCell="1" allowOverlap="1" wp14:anchorId="4D77C4F4" wp14:editId="372F9C45">
+                <wp:simplePos x="0" y="0"/>
+                <wp:positionH relativeFrom="column">
+                  <wp:posOffset>3182832</wp:posOffset>
+                </wp:positionH>
+                <wp:positionV relativeFrom="paragraph">
+                  <wp:posOffset>1847850</wp:posOffset>
+                </wp:positionV>
+                <wp:extent cx="2739390" cy="328930"/>
+                <wp:effectExtent l="0" t="0" r="3810" b="0"/>
+                <wp:wrapTight wrapText="bothSides">
+                  <wp:wrapPolygon edited="0">
+                    <wp:start x="0" y="0"/>
+                    <wp:lineTo x="0" y="20015"/>
+                    <wp:lineTo x="21480" y="20015"/>
+                    <wp:lineTo x="21480" y="0"/>
+                    <wp:lineTo x="0" y="0"/>
+                  </wp:wrapPolygon>
+                </wp:wrapTight>
+                <wp:docPr id="152076979" name="Text Box 2"/>
+                <wp:cNvGraphicFramePr>
+                  <a:graphicFrameLocks xmlns:a="http://schemas.openxmlformats.org/drawingml/2006/main"/>
+                </wp:cNvGraphicFramePr>
+                <a:graphic xmlns:a="http://schemas.openxmlformats.org/drawingml/2006/main">
+                  <a:graphicData uri="http://schemas.microsoft.com/office/word/2010/wordprocessingShape">
+                    <wps:wsp>
+                      <wps:cNvSpPr txBox="1">
+                        <a:spLocks noChangeArrowheads="1"/>
+                      </wps:cNvSpPr>
+                      <wps:spPr bwMode="auto">
+                        <a:xfrm>
+                          <a:off x="0" y="0"/>
+                          <a:ext cx="2739390" cy="328930"/>
+                        </a:xfrm>
+                        <a:prstGeom prst="rect">
+                          <a:avLst/>
+                        </a:prstGeom>
+                        <a:solidFill>
+                          <a:schemeClr val="bg1"/>
+                        </a:solidFill>
+                        <a:ln w="9525">
+                          <a:noFill/>
+                          <a:miter lim="800000"/>
+                          <a:headEnd/>
+                          <a:tailEnd/>
+                        </a:ln>
+                      </wps:spPr>
+                      <wps:txbx>
+                        <w:txbxContent>
+                          <w:p>
+                            <w:pPr>
+                              <w:bidi/>
+                              <w:rPr>
+                                <w:rFonts w:ascii="Arial Black" w:hAnsi="Arial Black" w:cs="Aria Black"/>
+                                <w:b/>
+                                <w:bCs/>
+                                <w:sz w:val="20"/>
+                                <w:szCs w:val="20"/>
+                              </w:rPr>
+                            </w:pPr>
+                            <w:proofErr w:type="spellStart"/>
+                            <w:r>
+                              <w:rPr>
+                                <w:rFonts w:ascii="Arial Black" w:hAnsi="Arial Black" w:cs="Aria Black"/>
+                                <w:b/>
+                                <w:bCs/>
+                                <w:sz w:val="20"/>
+                                <w:szCs w:val="20"/>
+                              </w:rPr>
+                              <w:t>buyer_</w:t>
+                            </w:r>
+                            <w:r>
+                              <w:rPr>
+                                <w:rFonts w:ascii="Arial Black" w:hAnsi="Arial Black" w:cs="Aria Black"/>
+                                <w:b/>
+                                <w:bCs/>
+                                <w:sz w:val="20"/>
+                                <w:szCs w:val="20"/>
+                                <w:lang w:bidi="fa-IR"/>
+                              </w:rPr>
+                              <w:t>f</w:t>
+                            </w:r>
+                            <w:r>
+                              <w:rPr>
+                                <w:rFonts w:ascii="Arial Black" w:hAnsi="Arial Black" w:cs="Aria Black"/>
+                                <w:b/>
+                                <w:bCs/>
+                                <w:sz w:val="20"/>
+                                <w:szCs w:val="20"/>
+                              </w:rPr>
+                              <w:t>name</w:t>
+                            </w:r>
+                            <w:proofErr w:type="spellEnd"/>
+                          </w:p>
+                        </w:txbxContent>
+                      </wps:txbx>
+                      <wps:bodyPr rot="0" vert="horz" wrap="square" lIns="91440" tIns="45720" rIns="91440" bIns="45720" anchor="t" anchorCtr="0">
+                        <a:noAutofit/>
+                      </wps:bodyPr>
+                    </wps:wsp>
+                  </a:graphicData>
+                </a:graphic>
+                <wp14:sizeRelH relativeFrom="margin">
+                  <wp14:pctWidth>0</wp14:pctWidth>
+                </wp14:sizeRelH>
+                <wp14:sizeRelV relativeFrom="margin">
+                  <wp14:pctHeight>0</wp14:pctHeight>
+                </wp14:sizeRelV>
+              </wp:anchor>
+            </w:drawing>
+          </mc:Choice>
+          <mc:Fallback>
+            <w:pict>
+              <v:shape w14:anchorId="4D77C4F4" id="_x0000_s1034" type="#_x0000_t202" style="position:absolute;left:0;text-align:left;margin-left:250.6pt;margin-top:145.5pt;width:215.7pt;height:25.9pt;z-index:-251619328;visibility:visible;mso-wrap-style:square;mso-width-percent:0;mso-height-percent:0;mso-wrap-distance-left:9pt;mso-wrap-distance-top:3.6pt;mso-wrap-distance-right:9pt;mso-wrap-distance-bottom:3.6pt;mso-position-horizontal:absolute;mso-position-horizontal-relative:text;mso-position-vertical:absolute;mso-position-vertical-relative:text;mso-width-percent:0;mso-height-percent:0;mso-width-relative:margin;mso-height-relative:margin;v-text-anchor:top" o:gfxdata="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" fillcolor="white [3212]" stroked="f">
+                <v:textbox>
+                  <w:txbxContent>
+                    <w:p>
+                      <w:pPr>
+                        <w:bidi/>
+                        <w:rPr>
+                          <w:rFonts w:ascii="Arial Black" w:hAnsi="Arial Black" w:cs="Aria Black"/>
+                          <w:b/>
+                          <w:bCs/>
+                          <w:sz w:val="20"/>
+                          <w:szCs w:val="20"/>
+                        </w:rPr>
+                      </w:pPr>
+                      <w:proofErr w:type="spellStart"/>
+                      <w:r>
+                        <w:rPr>
+                          <w:rFonts w:ascii="Arial Black" w:hAnsi="Arial Black" w:cs="Aria Black"/>
+                          <w:b/>
+                          <w:bCs/>
+                          <w:sz w:val="20"/>
+                          <w:szCs w:val="20"/>
+                        </w:rPr>
+                        <w:t>buyer_</w:t>
+                      </w:r>
+                      <w:r>
+                        <w:rPr>
+                          <w:rFonts w:ascii="Arial Black" w:hAnsi="Arial Black" w:cs="Aria Black"/>
+                          <w:b/>
+                          <w:bCs/>
+                          <w:sz w:val="20"/>
+                          <w:szCs w:val="20"/>
+                          <w:lang w:bidi="fa-IR"/>
+                        </w:rPr>
+                        <w:t>f</w:t>
+                      </w:r>
+                      <w:r>
+                        <w:rPr>
+                          <w:rFonts w:ascii="Arial Black" w:hAnsi="Arial Black" w:cs="Aria Black"/>
+                          <w:b/>
+                          <w:bCs/>
+                          <w:sz w:val="20"/>
+                          <w:szCs w:val="20"/>
+                        </w:rPr>
+                        <w:t>name</w:t>
+                      </w:r>
+                      <w:proofErr w:type="spellEnd"/>
+                    </w:p>
+                  </w:txbxContent>
+                </v:textbox>
+                <w10:wrap type="tight"/>
+              </v:shape>
+            </w:pict>
+          </mc:Fallback>
+        </mc:AlternateContent>
+      </w:r>
+      <w:r>
+        <w:rPr>
+          <w:rFonts w:asciiTheme="majorBidi" w:hAnsiTheme="majorBidi" w:cstheme="majorBidi"/>
+          <w:noProof/>
+          <w:sz w:val="36"/>
+          <w:szCs w:val="36"/>
+          <w:lang w:bidi="fa-IR"/>
+        </w:rPr>
+        <mc:AlternateContent>
+          <mc:Choice Requires="wps">
+            <w:drawing>
+              <wp:anchor distT="45720" distB="45720" distL="114300" distR="114300" simplePos="0" relativeHeight="251703296" behindDoc="0" locked="0" layoutInCell="1" allowOverlap="1" wp14:anchorId="1E3FC067" wp14:editId="63A47394">
+                <wp:simplePos x="0" y="0"/>
+                <wp:positionH relativeFrom="column">
+                  <wp:posOffset>4901142</wp:posOffset>
+                </wp:positionH>
+                <wp:positionV relativeFrom="paragraph">
+                  <wp:posOffset>2626360</wp:posOffset>
+                </wp:positionV>
+                <wp:extent cx="1037590" cy="304800"/>
+                <wp:effectExtent l="0" t="0" r="0" b="0"/>
+                <wp:wrapSquare wrapText="bothSides"/>
+                <wp:docPr id="1136535510" name="Text Box 2"/>
+                <wp:cNvGraphicFramePr>
+                  <a:graphicFrameLocks xmlns:a="http://schemas.openxmlformats.org/drawingml/2006/main"/>
+                </wp:cNvGraphicFramePr>
+                <a:graphic xmlns:a="http://schemas.openxmlformats.org/drawingml/2006/main">
+                  <a:graphicData uri="http://schemas.microsoft.com/office/word/2010/wordprocessingShape">
+                    <wps:wsp>
+                      <wps:cNvSpPr txBox="1">
+                        <a:spLocks noChangeArrowheads="1"/>
+                      </wps:cNvSpPr>
+                      <wps:spPr bwMode="auto">
+                        <a:xfrm>
+                          <a:off x="0" y="0"/>
+                          <a:ext cx="1037590" cy="304800"/>
+                        </a:xfrm>
+                        <a:prstGeom prst="rect">
+                          <a:avLst/>
+                        </a:prstGeom>
+                        <a:solidFill>
+                          <a:schemeClr val="bg1"/>
+                        </a:solidFill>
+                        <a:ln w="9525">
+                          <a:noFill/>
+                          <a:miter lim="800000"/>
+                          <a:headEnd/>
+                          <a:tailEnd/>
+                        </a:ln>
+                      </wps:spPr>
+                      <wps:txbx>
+                        <w:txbxContent>
+                          <w:p>
+                            <w:pPr>
+                              <w:bidi/>
+                              <w:rPr>
+                                <w:rFonts w:ascii="Arial Black" w:hAnsi="Arial Black" w:cs="Aria Black"/>
+                                <w:b/>
+                                <w:bCs/>
+                                <w:sz w:val="16"/>
+                                <w:szCs w:val="16"/>
+                              </w:rPr>
+                            </w:pPr>
+                            <w:proofErr w:type="spellStart"/>
+                            <w:r>
+                              <w:rPr>
+                                <w:rFonts w:ascii="Arial Black" w:hAnsi="Arial Black" w:cs="Aria Black"/>
+                                <w:b/>
+                                <w:bCs/>
+                                <w:sz w:val="16"/>
+                                <w:szCs w:val="16"/>
+                              </w:rPr>
+                              <w:t>buyer_from</w:t>
+                            </w:r>
+                            <w:proofErr w:type="spellEnd"/>
+                          </w:p>
+                        </w:txbxContent>
+                      </wps:txbx>
+                      <wps:bodyPr rot="0" vert="horz" wrap="square" lIns="91440" tIns="45720" rIns="91440" bIns="45720" anchor="t" anchorCtr="0">
+                        <a:noAutofit/>
+                      </wps:bodyPr>
+                    </wps:wsp>
+                  </a:graphicData>
+                </a:graphic>
+                <wp14:sizeRelH relativeFrom="margin">
+                  <wp14:pctWidth>0</wp14:pctWidth>
+                </wp14:sizeRelH>
+                <wp14:sizeRelV relativeFrom="margin">
+                  <wp14:pctHeight>0</wp14:pctHeight>
+                </wp14:sizeRelV>
+              </wp:anchor>
+            </w:drawing>
+          </mc:Choice>
+          <mc:Fallback>
+            <w:pict>
+              <v:shape w14:anchorId="1E3FC067" id="_x0000_s1035" type="#_x0000_t202" style="position:absolute;left:0;text-align:left;margin-left:385.9pt;margin-top:206.8pt;width:81.7pt;height:24pt;z-index:251703296;visibility:visible;mso-wrap-style:square;mso-width-percent:0;mso-height-percent:0;mso-wrap-distance-left:9pt;mso-wrap-distance-top:3.6pt;mso-wrap-distance-right:9pt;mso-wrap-distance-bottom:3.6pt;mso-position-horizontal:absolute;mso-position-horizontal-relative:text;mso-position-vertical:absolute;mso-position-vertical-relative:text;mso-width-percent:0;mso-height-percent:0;mso-width-relative:margin;mso-height-relative:margin;v-text-anchor:top" o:gfxdata="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" fillcolor="white [3212]" stroked="f">
+                <v:textbox>
+                  <w:txbxContent>
+                    <w:p>
+                      <w:pPr>
+                        <w:bidi/>
+                        <w:rPr>
+                          <w:rFonts w:ascii="Arial Black" w:hAnsi="Arial Black" w:cs="Aria Black"/>
+                          <w:b/>
+                          <w:bCs/>
+                          <w:sz w:val="16"/>
+                          <w:szCs w:val="16"/>
+                        </w:rPr>
+                      </w:pPr>
+                      <w:proofErr w:type="spellStart"/>
+                      <w:r>
+                        <w:rPr>
+                          <w:rFonts w:ascii="Arial Black" w:hAnsi="Arial Black" w:cs="Aria Black"/>
+                          <w:b/>
+                          <w:bCs/>
+                          <w:sz w:val="16"/>
+                          <w:szCs w:val="16"/>
+                        </w:rPr>
+                        <w:t>buyer_from</w:t>
+                      </w:r>
+                      <w:proofErr w:type="spellEnd"/>
+                    </w:p>
+                  </w:txbxContent>
+                </v:textbox>
+                <w10:wrap type="square"/>
+              </v:shape>
+            </w:pict>
+          </mc:Fallback>
+        </mc:AlternateContent>
+      </w:r>
+      <w:r>
+        <w:rPr>
+          <w:rFonts w:asciiTheme="majorBidi" w:hAnsiTheme="majorBidi" w:cstheme="majorBidi"/>
+          <w:noProof/>
+          <w:sz w:val="36"/>
+          <w:szCs w:val="36"/>
+          <w:lang w:bidi="fa-IR"/>
+        </w:rPr>
+        <mc:AlternateContent>
+          <mc:Choice Requires="wps">
+            <w:drawing>
+              <wp:anchor distT="45720" distB="45720" distL="114300" distR="114300" simplePos="0" relativeHeight="251705344" behindDoc="0" locked="0" layoutInCell="1" allowOverlap="1" wp14:anchorId="077D2669" wp14:editId="4CE7933E">
+                <wp:simplePos x="0" y="0"/>
+                <wp:positionH relativeFrom="column">
+                  <wp:posOffset>3166110</wp:posOffset>
+                </wp:positionH>
+                <wp:positionV relativeFrom="paragraph">
+                  <wp:posOffset>2931160</wp:posOffset>
+                </wp:positionV>
+                <wp:extent cx="2818765" cy="561975"/>
+                <wp:effectExtent l="0" t="0" r="635" b="9525"/>
+                <wp:wrapSquare wrapText="bothSides"/>
+                <wp:docPr id="406487208" name="Text Box 2"/>
+                <wp:cNvGraphicFramePr>
+                  <a:graphicFrameLocks xmlns:a="http://schemas.openxmlformats.org/drawingml/2006/main"/>
+                </wp:cNvGraphicFramePr>
+                <a:graphic xmlns:a="http://schemas.openxmlformats.org/drawingml/2006/main">
+                  <a:graphicData uri="http://schemas.microsoft.com/office/word/2010/wordprocessingShape">
+                    <wps:wsp>
+                      <wps:cNvSpPr txBox="1">
+                        <a:spLocks noChangeArrowheads="1"/>
+                      </wps:cNvSpPr>
+                      <wps:spPr bwMode="auto">
+                        <a:xfrm>
+                          <a:off x="0" y="0"/>
+                          <a:ext cx="2818765" cy="561975"/>
+                        </a:xfrm>
+                        <a:prstGeom prst="rect">
+                          <a:avLst/>
+                        </a:prstGeom>
+                        <a:solidFill>
+                          <a:schemeClr val="bg1"/>
+                        </a:solidFill>
+                        <a:ln w="9525">
+                          <a:noFill/>
+                          <a:miter lim="800000"/>
+                          <a:headEnd/>
+                          <a:tailEnd/>
+                        </a:ln>
+                      </wps:spPr>
+                      <wps:txbx>
+                        <w:txbxContent>
+                          <w:p>
+                            <w:pPr>
+                              <w:bidi/>
+                              <w:rPr>
+                                <w:rFonts w:ascii="Arial Black" w:hAnsi="Arial Black" w:cs="Aria Black"/>
+                                <w:b/>
+                                <w:bCs/>
+                                <w:sz w:val="14"/>
+                                <w:szCs w:val="14"/>
+                                <w:lang w:bidi="fa-IR"/>
+                              </w:rPr>
+                            </w:pPr>
+                            <w:proofErr w:type="spellStart"/>
+                            <w:r>
+                              <w:rPr>
+                                <w:rFonts w:ascii="Arial Black" w:hAnsi="Arial Black" w:cs="Aria Black"/>
+                                <w:b/>
+                                <w:bCs/>
+                                <w:sz w:val="14"/>
+                                <w:szCs w:val="14"/>
+                                <w:lang w:bidi="fa-IR"/>
+                              </w:rPr>
+                              <w:t>buyer_adress</w:t>
+                            </w:r>
+                            <w:proofErr w:type="spellEnd"/>
+                          </w:p>
+                        </w:txbxContent>
+                      </wps:txbx>
+                      <wps:bodyPr rot="0" vert="horz" wrap="square" lIns="91440" tIns="45720" rIns="91440" bIns="45720" anchor="t" anchorCtr="0">
+                        <a:noAutofit/>
+                      </wps:bodyPr>
+                    </wps:wsp>
+                  </a:graphicData>
+                </a:graphic>
+                <wp14:sizeRelH relativeFrom="margin">
+                  <wp14:pctWidth>0</wp14:pctWidth>
+                </wp14:sizeRelH>
+                <wp14:sizeRelV relativeFrom="margin">
+                  <wp14:pctHeight>0</wp14:pctHeight>
+                </wp14:sizeRelV>
+              </wp:anchor>
+            </w:drawing>
+          </mc:Choice>
+          <mc:Fallback>
+            <w:pict>
+              <v:shape w14:anchorId="077D2669" id="_x0000_s1036" type="#_x0000_t202" style="position:absolute;left:0;text-align:left;margin-left:249.3pt;margin-top:230.8pt;width:221.95pt;height:44.25pt;z-index:251705344;visibility:visible;mso-wrap-style:square;mso-width-percent:0;mso-height-percent:0;mso-wrap-distance-left:9pt;mso-wrap-distance-top:3.6pt;mso-wrap-distance-right:9pt;mso-wrap-distance-bottom:3.6pt;mso-position-horizontal:absolute;mso-position-horizontal-relative:text;mso-position-vertical:absolute;mso-position-vertical-relative:text;mso-width-percent:0;mso-height-percent:0;mso-width-relative:margin;mso-height-relative:margin;v-text-anchor:top" o:gfxdata="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" fillcolor="white [3212]" stroked="f">
+                <v:textbox>
+                  <w:txbxContent>
+                    <w:p>
+                      <w:pPr>
+                        <w:bidi/>
+                        <w:rPr>
+                          <w:rFonts w:ascii="Arial Black" w:hAnsi="Arial Black" w:cs="Aria Black"/>
+                          <w:b/>
+                          <w:bCs/>
+                          <w:sz w:val="14"/>
+                          <w:szCs w:val="14"/>
+                          <w:lang w:bidi="fa-IR"/>
+                        </w:rPr>
+                      </w:pPr>
+                      <w:proofErr w:type="spellStart"/>
+                      <w:r>
+                        <w:rPr>
+                          <w:rFonts w:ascii="Arial Black" w:hAnsi="Arial Black" w:cs="Aria Black"/>
+                          <w:b/>
+                          <w:bCs/>
+                          <w:sz w:val="14"/>
+                          <w:szCs w:val="14"/>
+                          <w:lang w:bidi="fa-IR"/>
+                        </w:rPr>
+                        <w:t>buyer_adress</w:t>
+                      </w:r>
+                      <w:proofErr w:type="spellEnd"/>
+                    </w:p>
+                  </w:txbxContent>
+                </v:textbox>
+                <w10:wrap type="square"/>
+              </v:shape>
+            </w:pict>
+          </mc:Fallback>
+        </mc:AlternateContent>
+      </w:r>
+      <w:r>
+        <w:rPr>
+          <w:rFonts w:asciiTheme="majorBidi" w:hAnsiTheme="majorBidi" w:cstheme="majorBidi"/>
+          <w:noProof/>
+          <w:sz w:val="36"/>
+          <w:szCs w:val="36"/>
+          <w:lang w:bidi="fa-IR"/>
+        </w:rPr>
+        <mc:AlternateContent>
+          <mc:Choice Requires="wps">
+            <w:drawing>
+              <wp:anchor distT="45720" distB="45720" distL="114300" distR="114300" simplePos="0" relativeHeight="251700224" behindDoc="0" locked="0" layoutInCell="1" allowOverlap="1" wp14:anchorId="465EF1EF" wp14:editId="7E38C740">
+                <wp:simplePos x="0" y="0"/>
+                <wp:positionH relativeFrom="column">
+                  <wp:posOffset>4817110</wp:posOffset>
+                </wp:positionH>
+                <wp:positionV relativeFrom="paragraph">
+                  <wp:posOffset>2364105</wp:posOffset>
+                </wp:positionV>
+                <wp:extent cx="1167765" cy="330200"/>
+                <wp:effectExtent l="0" t="0" r="0" b="0"/>
+                <wp:wrapSquare wrapText="bothSides"/>
+                <wp:docPr id="806867430" name="Text Box 2"/>
+                <wp:cNvGraphicFramePr>
+                  <a:graphicFrameLocks xmlns:a="http://schemas.openxmlformats.org/drawingml/2006/main"/>
+                </wp:cNvGraphicFramePr>
+                <a:graphic xmlns:a="http://schemas.openxmlformats.org/drawingml/2006/main">
+                  <a:graphicData uri="http://schemas.microsoft.com/office/word/2010/wordprocessingShape">
+                    <wps:wsp>
+                      <wps:cNvSpPr txBox="1">
+                        <a:spLocks noChangeArrowheads="1"/>
+                      </wps:cNvSpPr>
+                      <wps:spPr bwMode="auto">
+                        <a:xfrm>
+                          <a:off x="0" y="0"/>
+                          <a:ext cx="1167765" cy="330200"/>
+                        </a:xfrm>
+                        <a:prstGeom prst="rect">
+                          <a:avLst/>
+                        </a:prstGeom>
+                        <a:solidFill>
+                          <a:schemeClr val="bg1"/>
+                        </a:solidFill>
+                        <a:ln w="9525">
+                          <a:noFill/>
+                          <a:miter lim="800000"/>
+                          <a:headEnd/>
+                          <a:tailEnd/>
+                        </a:ln>
+                      </wps:spPr>
+                      <wps:txbx>
+                        <w:txbxContent>
+                          <w:p>
+                            <w:pPr>
+                              <w:bidi/>
+                              <w:rPr>
+                                <w:rFonts w:ascii="Arial Black" w:hAnsi="Arial Black" w:cs="Aria Black"/>
+                                <w:b/>
+                                <w:bCs/>
+                                <w:sz w:val="18"/>
+                                <w:szCs w:val="18"/>
+                              </w:rPr>
+                            </w:pPr>
+                            <w:proofErr w:type="spellStart"/>
+                            <w:r>
+                              <w:rPr>
+                                <w:rFonts w:ascii="Arial Black" w:hAnsi="Arial Black" w:cs="Aria Black"/>
+                                <w:b/>
+                                <w:bCs/>
+                                <w:sz w:val="18"/>
+                                <w:szCs w:val="18"/>
+                              </w:rPr>
+                              <w:t>buyer_ncode</w:t>
+                            </w:r>
+                            <w:proofErr w:type="spellEnd"/>
+                          </w:p>
+                        </w:txbxContent>
+                      </wps:txbx>
+                      <wps:bodyPr rot="0" vert="horz" wrap="square" lIns="91440" tIns="45720" rIns="91440" bIns="45720" anchor="t" anchorCtr="0">
+                        <a:noAutofit/>
+                      </wps:bodyPr>
+                    </wps:wsp>
+                  </a:graphicData>
+                </a:graphic>
+                <wp14:sizeRelH relativeFrom="margin">
+                  <wp14:pctWidth>0</wp14:pctWidth>
+                </wp14:sizeRelH>
+                <wp14:sizeRelV relativeFrom="margin">
+                  <wp14:pctHeight>0</wp14:pctHeight>
+                </wp14:sizeRelV>
+              </wp:anchor>
+            </w:drawing>
+          </mc:Choice>
+          <mc:Fallback>
+            <w:pict>
+              <v:shape w14:anchorId="465EF1EF" id="_x0000_s1037" type="#_x0000_t202" style="position:absolute;left:0;text-align:left;margin-left:379.3pt;margin-top:186.15pt;width:91.95pt;height:26pt;z-index:251700224;visibility:visible;mso-wrap-style:square;mso-width-percent:0;mso-height-percent:0;mso-wrap-distance-left:9pt;mso-wrap-distance-top:3.6pt;mso-wrap-distance-right:9pt;mso-wrap-distance-bottom:3.6pt;mso-position-horizontal:absolute;mso-position-horizontal-relative:text;mso-position-vertical:absolute;mso-position-vertical-relative:text;mso-width-percent:0;mso-height-percent:0;mso-width-relative:margin;mso-height-relative:margin;v-text-anchor:top" o:gfxdata="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" fillcolor="white [3212]" stroked="f">
+                <v:textbox>
+                  <w:txbxContent>
+                    <w:p>
+                      <w:pPr>
+                        <w:bidi/>
+                        <w:rPr>
+                          <w:rFonts w:ascii="Arial Black" w:hAnsi="Arial Black" w:cs="Aria Black"/>
+                          <w:b/>
+                          <w:bCs/>
+                          <w:sz w:val="18"/>
+                          <w:szCs w:val="18"/>
+                        </w:rPr>
+                      </w:pPr>
+                      <w:proofErr w:type="spellStart"/>
+                      <w:r>
+                        <w:rPr>
+                          <w:rFonts w:ascii="Arial Black" w:hAnsi="Arial Black" w:cs="Aria Black"/>
+                          <w:b/>
+                          <w:bCs/>
+                          <w:sz w:val="18"/>
+                          <w:szCs w:val="18"/>
+                        </w:rPr>
+                        <w:t>buyer_ncode</w:t>
+                      </w:r>
+                      <w:proofErr w:type="spellEnd"/>
+                    </w:p>
+                  </w:txbxContent>
+                </v:textbox>
+                <w10:wrap type="square"/>
+              </v:shape>
+            </w:pict>
+          </mc:Fallback>
+        </mc:AlternateContent>
+      </w:r>
+      <w:r>
+        <w:rPr>
+          <w:rFonts w:asciiTheme="majorBidi" w:hAnsiTheme="majorBidi" w:cstheme="majorBidi"/>
+          <w:noProof/>
+          <w:sz w:val="36"/>
+          <w:szCs w:val="36"/>
+          <w:lang w:bidi="fa-IR"/>
+        </w:rPr>
+        <mc:AlternateContent>
+          <mc:Choice Requires="wps">
+            <w:drawing>
+              <wp:anchor distT="45720" distB="45720" distL="114300" distR="114300" simplePos="0" relativeHeight="251701248" behindDoc="0" locked="0" layoutInCell="1" allowOverlap="1" wp14:anchorId="5F2BC809" wp14:editId="7871F462">
+                <wp:simplePos x="0" y="0"/>
+                <wp:positionH relativeFrom="column">
+                  <wp:posOffset>3149600</wp:posOffset>
+                </wp:positionH>
+                <wp:positionV relativeFrom="paragraph">
+                  <wp:posOffset>2101850</wp:posOffset>
+                </wp:positionV>
+                <wp:extent cx="1332230" cy="295910"/>
+                <wp:effectExtent l="0" t="0" r="1270" b="8890"/>
+                <wp:wrapSquare wrapText="bothSides"/>
+                <wp:docPr id="1396220648" name="Text Box 2"/>
+                <wp:cNvGraphicFramePr>
+                  <a:graphicFrameLocks xmlns:a="http://schemas.openxmlformats.org/drawingml/2006/main"/>
+                </wp:cNvGraphicFramePr>
+                <a:graphic xmlns:a="http://schemas.openxmlformats.org/drawingml/2006/main">
+                  <a:graphicData uri="http://schemas.microsoft.com/office/word/2010/wordprocessingShape">
+                    <wps:wsp>
+                      <wps:cNvSpPr txBox="1">
+                        <a:spLocks noChangeArrowheads="1"/>
+                      </wps:cNvSpPr>
+                      <wps:spPr bwMode="auto">
+                        <a:xfrm>
+                          <a:off x="0" y="0"/>
+                          <a:ext cx="1332230" cy="295910"/>
+                        </a:xfrm>
+                        <a:prstGeom prst="rect">
+                          <a:avLst/>
+                        </a:prstGeom>
+                        <a:solidFill>
+                          <a:schemeClr val="bg1"/>
+                        </a:solidFill>
+                        <a:ln w="9525">
+                          <a:noFill/>
+                          <a:miter lim="800000"/>
+                          <a:headEnd/>
+                          <a:tailEnd/>
+                        </a:ln>
+                      </wps:spPr>
+                      <wps:txbx>
+                        <w:txbxContent>
+                          <w:p>
+                            <w:pPr>
+                              <w:bidi/>
+                              <w:rPr>
+                                <w:rFonts w:ascii="Arial Black" w:hAnsi="Arial Black" w:cs="Aria Black"/>
+                                <w:b/>
+                                <w:bCs/>
+                                <w:sz w:val="18"/>
+                                <w:szCs w:val="18"/>
+                              </w:rPr>
+                            </w:pPr>
+                            <w:proofErr w:type="spellStart"/>
+                            <w:r>
+                              <w:rPr>
+                                <w:rFonts w:ascii="Arial Black" w:hAnsi="Arial Black" w:cs="Aria Black"/>
+                                <w:b/>
+                                <w:bCs/>
+                                <w:sz w:val="18"/>
+                                <w:szCs w:val="18"/>
+                              </w:rPr>
+                              <w:t>buyer_shcode</w:t>
+                            </w:r>
+                            <w:proofErr w:type="spellEnd"/>
+                          </w:p>
+                        </w:txbxContent>
+                      </wps:txbx>
+                      <wps:bodyPr rot="0" vert="horz" wrap="square" lIns="91440" tIns="45720" rIns="91440" bIns="45720" anchor="t" anchorCtr="0">
+                        <a:noAutofit/>
+                      </wps:bodyPr>
+                    </wps:wsp>
+                  </a:graphicData>
+                </a:graphic>
+                <wp14:sizeRelH relativeFrom="margin">
+                  <wp14:pctWidth>0</wp14:pctWidth>
+                </wp14:sizeRelH>
+                <wp14:sizeRelV relativeFrom="margin">
+                  <wp14:pctHeight>0</wp14:pctHeight>
+                </wp14:sizeRelV>
+              </wp:anchor>
+            </w:drawing>
+          </mc:Choice>
+          <mc:Fallback>
+            <w:pict>
+              <v:shape w14:anchorId="5F2BC809" id="_x0000_s1038" type="#_x0000_t202" style="position:absolute;left:0;text-align:left;margin-left:248pt;margin-top:165.5pt;width:104.9pt;height:23.3pt;z-index:251701248;visibility:visible;mso-wrap-style:square;mso-width-percent:0;mso-height-percent:0;mso-wrap-distance-left:9pt;mso-wrap-distance-top:3.6pt;mso-wrap-distance-right:9pt;mso-wrap-distance-bottom:3.6pt;mso-position-horizontal:absolute;mso-position-horizontal-relative:text;mso-position-vertical:absolute;mso-position-vertical-relative:text;mso-width-percent:0;mso-height-percent:0;mso-width-relative:margin;mso-height-relative:margin;v-text-anchor:top" o:gfxdata="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" fillcolor="white [3212]" stroked="f">
+                <v:textbox>
+                  <w:txbxContent>
+                    <w:p>
+                      <w:pPr>
+                        <w:bidi/>
+                        <w:rPr>
+                          <w:rFonts w:ascii="Arial Black" w:hAnsi="Arial Black" w:cs="Aria Black"/>
+                          <w:b/>
+                          <w:bCs/>
+                          <w:sz w:val="18"/>
+                          <w:szCs w:val="18"/>
+                        </w:rPr>
+                      </w:pPr>
+                      <w:proofErr w:type="spellStart"/>
+                      <w:r>
+                        <w:rPr>
+                          <w:rFonts w:ascii="Arial Black" w:hAnsi="Arial Black" w:cs="Aria Black"/>
+                          <w:b/>
+                          <w:bCs/>
+                          <w:sz w:val="18"/>
+                          <w:szCs w:val="18"/>
+                        </w:rPr>
+                        <w:t>buyer_shcode</w:t>
+                      </w:r>
+                      <w:proofErr w:type="spellEnd"/>
+                    </w:p>
+                  </w:txbxContent>
+                </v:textbox>
+                <w10:wrap type="square"/>
+              </v:shape>
+            </w:pict>
+          </mc:Fallback>
+        </mc:AlternateContent>
+      </w:r>
+      <w:r>
+        <w:rPr>
+          <w:rFonts w:asciiTheme="majorBidi" w:hAnsiTheme="majorBidi" w:cstheme="majorBidi"/>
+          <w:noProof/>
+          <w:sz w:val="36"/>
+          <w:szCs w:val="36"/>
+          <w:lang w:bidi="fa-IR"/>
+        </w:rPr>
+        <mc:AlternateContent>
+          <mc:Choice Requires="wps">
+            <w:drawing>
+              <wp:anchor distT="45720" distB="45720" distL="114300" distR="114300" simplePos="0" relativeHeight="251695104" behindDoc="0" locked="0" layoutInCell="1" allowOverlap="1" wp14:anchorId="262D9D07" wp14:editId="2EEBDC59">
+                <wp:simplePos x="0" y="0"/>
+                <wp:positionH relativeFrom="column">
+                  <wp:posOffset>3149600</wp:posOffset>
+                </wp:positionH>
+                <wp:positionV relativeFrom="paragraph">
+                  <wp:posOffset>1153160</wp:posOffset>
+                </wp:positionV>
+                <wp:extent cx="2835910" cy="560705"/>
+                <wp:effectExtent l="0" t="0" r="2540" b="0"/>
+                <wp:wrapSquare wrapText="bothSides"/>
+                <wp:docPr id="1509165845" name="Text Box 2"/>
+                <wp:cNvGraphicFramePr>
+                  <a:graphicFrameLocks xmlns:a="http://schemas.openxmlformats.org/drawingml/2006/main"/>
+                </wp:cNvGraphicFramePr>
+                <a:graphic xmlns:a="http://schemas.openxmlformats.org/drawingml/2006/main">
+                  <a:graphicData uri="http://schemas.microsoft.com/office/word/2010/wordprocessingShape">
+                    <wps:wsp>
+                      <wps:cNvSpPr txBox="1">
+                        <a:spLocks noChangeArrowheads="1"/>
+                      </wps:cNvSpPr>
+                      <wps:spPr bwMode="auto">
+                        <a:xfrm>
+                          <a:off x="0" y="0"/>
+                          <a:ext cx="2835910" cy="560705"/>
+                        </a:xfrm>
+                        <a:prstGeom prst="rect">
+                          <a:avLst/>
+                        </a:prstGeom>
+                        <a:solidFill>
+                          <a:schemeClr val="bg1"/>
+                        </a:solidFill>
+                        <a:ln w="9525">
+                          <a:noFill/>
+                          <a:miter lim="800000"/>
+                          <a:headEnd/>
+                          <a:tailEnd/>
+                        </a:ln>
+                      </wps:spPr>
+                      <wps:txbx>
+                        <w:txbxContent>
+                          <w:p>
+                            <w:pPr>
+                              <w:jc w:val="right"/>
+                              <w:rPr>
+                                <w:rFonts w:ascii="Arial Black" w:hAnsi="Arial Black" w:cs="Aria Black"/>
+                                <w:bCs/>
+                                <w:sz w:val="14"/>
+                                <w:szCs w:val="14"/>
+                                <w:lang w:bidi="fa-IR"/>
+                              </w:rPr>
+                            </w:pPr>
+                            <w:proofErr w:type="spellStart"/>
+                            <w:r>
+                              <w:rPr>
+                                <w:rFonts w:ascii="Arial Black" w:hAnsi="Arial Black" w:cs="Aria Black"/>
+                                <w:bCs/>
+                                <w:sz w:val="14"/>
+                                <w:szCs w:val="14"/>
+                                <w:lang w:bidi="fa-IR"/>
+                              </w:rPr>
+                              <w:t>s</w:t>
+                            </w:r>
+                            <w:r>
+                              <w:rPr>
+                                <w:rFonts w:ascii="Arial Black" w:hAnsi="Arial Black" w:cs="Aria Black"/>
+                                <w:bCs/>
+                                <w:sz w:val="14"/>
+                                <w:szCs w:val="14"/>
+                                <w:lang w:bidi="fa-IR"/>
+                              </w:rPr>
+                              <w:t>eller_adress</w:t>
+                            </w:r>
+                            <w:proofErr w:type="spellEnd"/>
+                          </w:p>
+                        </w:txbxContent>
+                      </wps:txbx>
+                      <wps:bodyPr rot="0" vert="horz" wrap="square" lIns="91440" tIns="45720" rIns="91440" bIns="45720" anchor="t" anchorCtr="0">
+                        <a:noAutofit/>
+                      </wps:bodyPr>
+                    </wps:wsp>
+                  </a:graphicData>
+                </a:graphic>
+                <wp14:sizeRelH relativeFrom="margin">
+                  <wp14:pctWidth>0</wp14:pctWidth>
+                </wp14:sizeRelH>
+                <wp14:sizeRelV relativeFrom="margin">
+                  <wp14:pctHeight>0</wp14:pctHeight>
+                </wp14:sizeRelV>
+              </wp:anchor>
+            </w:drawing>
+          </mc:Choice>
+          <mc:Fallback>
+            <w:pict>
+              <v:shape w14:anchorId="262D9D07" id="_x0000_s1039" type="#_x0000_t202" style="position:absolute;left:0;text-align:left;margin-left:248pt;margin-top:90.8pt;width:223.3pt;height:44.15pt;z-index:251695104;visibility:visible;mso-wrap-style:square;mso-width-percent:0;mso-height-percent:0;mso-wrap-distance-left:9pt;mso-wrap-distance-top:3.6pt;mso-wrap-distance-right:9pt;mso-wrap-distance-bottom:3.6pt;mso-position-horizontal:absolute;mso-position-horizontal-relative:text;mso-position-vertical:absolute;mso-position-vertical-relative:text;mso-width-percent:0;mso-height-percent:0;mso-width-relative:margin;mso-height-relative:margin;v-text-anchor:top" o:gfxdata="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" fillcolor="white [3212]" stroked="f">
+                <v:textbox>
+                  <w:txbxContent>
+                    <w:p>
+                      <w:pPr>
+                        <w:jc w:val="right"/>
+                        <w:rPr>
+                          <w:rFonts w:ascii="Arial Black" w:hAnsi="Arial Black" w:cs="Aria Black"/>
+                          <w:bCs/>
+                          <w:sz w:val="14"/>
+                          <w:szCs w:val="14"/>
+                          <w:lang w:bidi="fa-IR"/>
+                        </w:rPr>
+                      </w:pPr>
+                      <w:proofErr w:type="spellStart"/>
+                      <w:r>
+                        <w:rPr>
+                          <w:rFonts w:ascii="Arial Black" w:hAnsi="Arial Black" w:cs="Aria Black"/>
+                          <w:bCs/>
+                          <w:sz w:val="14"/>
+                          <w:szCs w:val="14"/>
+                          <w:lang w:bidi="fa-IR"/>
+                        </w:rPr>
+                        <w:t>s</w:t>
+                      </w:r>
+                      <w:r>
+                        <w:rPr>
+                          <w:rFonts w:ascii="Arial Black" w:hAnsi="Arial Black" w:cs="Aria Black"/>
+                          <w:bCs/>
+                          <w:sz w:val="14"/>
+                          <w:szCs w:val="14"/>
+                          <w:lang w:bidi="fa-IR"/>
+                        </w:rPr>
+                        <w:t>eller_adress</w:t>
+                      </w:r>
+                      <w:proofErr w:type="spellEnd"/>
+                    </w:p>
+                  </w:txbxContent>
+                </v:textbox>
+                <w10:wrap type="square"/>
+              </v:shape>
+            </w:pict>
+          </mc:Fallback>
+        </mc:AlternateContent>
+      </w:r>
+      <w:r>
+        <w:rPr>
+          <w:rFonts w:asciiTheme="majorBidi" w:hAnsiTheme="majorBidi" w:cstheme="majorBidi"/>
+          <w:noProof/>
+          <w:sz w:val="36"/>
+          <w:szCs w:val="36"/>
+          <w:lang w:bidi="fa-IR"/>
+        </w:rPr>
+        <mc:AlternateContent>
+          <mc:Choice Requires="wps">
+            <w:drawing>
+              <wp:anchor distT="45720" distB="45720" distL="114300" distR="114300" simplePos="0" relativeHeight="251691008" behindDoc="0" locked="0" layoutInCell="1" allowOverlap="1" wp14:anchorId="443AE6AC" wp14:editId="0C565AC0">
+                <wp:simplePos x="0" y="0"/>
+                <wp:positionH relativeFrom="column">
+                  <wp:posOffset>4826000</wp:posOffset>
+                </wp:positionH>
+                <wp:positionV relativeFrom="paragraph">
+                  <wp:posOffset>857250</wp:posOffset>
+                </wp:positionV>
+                <wp:extent cx="1080135" cy="279400"/>
+                <wp:effectExtent l="0" t="0" r="5715" b="6350"/>
+                <wp:wrapSquare wrapText="bothSides"/>
+                <wp:docPr id="2064615629" name="Text Box 2"/>
+                <wp:cNvGraphicFramePr>
+                  <a:graphicFrameLocks xmlns:a="http://schemas.openxmlformats.org/drawingml/2006/main"/>
+                </wp:cNvGraphicFramePr>
+                <a:graphic xmlns:a="http://schemas.openxmlformats.org/drawingml/2006/main">
+                  <a:graphicData uri="http://schemas.microsoft.com/office/word/2010/wordprocessingShape">
+                    <wps:wsp>
+                      <wps:cNvSpPr txBox="1">
+                        <a:spLocks noChangeArrowheads="1"/>
+                      </wps:cNvSpPr>
+                      <wps:spPr bwMode="auto">
+                        <a:xfrm>
+                          <a:off x="0" y="0"/>
+                          <a:ext cx="1080135" cy="279400"/>
+                        </a:xfrm>
+                        <a:prstGeom prst="rect">
+                          <a:avLst/>
+                        </a:prstGeom>
+                        <a:solidFill>
+                          <a:schemeClr val="bg1"/>
+                        </a:solidFill>
+                        <a:ln w="9525">
+                          <a:noFill/>
+                          <a:miter lim="800000"/>
+                          <a:headEnd/>
+                          <a:tailEnd/>
+                        </a:ln>
+                      </wps:spPr>
+                      <wps:txbx>
+                        <w:txbxContent>
+                          <w:p>
+                            <w:pPr>
+                              <w:bidi/>
+                              <w:rPr>
+                                <w:rFonts w:ascii="Arial Black" w:hAnsi="Arial Black" w:cs="Aria Black"/>
+                                <w:bCs/>
+                                <w:sz w:val="16"/>
+                                <w:szCs w:val="16"/>
+                              </w:rPr>
+                            </w:pPr>
+                            <w:proofErr w:type="spellStart"/>
+                            <w:r>
+                              <w:rPr>
+                                <w:rFonts w:ascii="Arial Black" w:hAnsi="Arial Black" w:cs="Aria Black"/>
+                                <w:bCs/>
+                                <w:sz w:val="16"/>
+                                <w:szCs w:val="16"/>
+                              </w:rPr>
+                              <w:t>s</w:t>
+                            </w:r>
+                            <w:r>
+                              <w:rPr>
+                                <w:rFonts w:ascii="Arial Black" w:hAnsi="Arial Black" w:cs="Aria Black"/>
+                                <w:bCs/>
+                                <w:sz w:val="16"/>
+                                <w:szCs w:val="16"/>
+                              </w:rPr>
+                              <w:t>eller_from</w:t>
+                            </w:r>
+                            <w:proofErr w:type="spellEnd"/>
+                          </w:p>
+                        </w:txbxContent>
+                      </wps:txbx>
+                      <wps:bodyPr rot="0" vert="horz" wrap="square" lIns="91440" tIns="45720" rIns="91440" bIns="45720" anchor="t" anchorCtr="0">
+                        <a:noAutofit/>
+                      </wps:bodyPr>
+                    </wps:wsp>
+                  </a:graphicData>
+                </a:graphic>
+                <wp14:sizeRelH relativeFrom="margin">
+                  <wp14:pctWidth>0</wp14:pctWidth>
+                </wp14:sizeRelH>
+                <wp14:sizeRelV relativeFrom="margin">
+                  <wp14:pctHeight>0</wp14:pctHeight>
+                </wp14:sizeRelV>
+              </wp:anchor>
+            </w:drawing>
+          </mc:Choice>
+          <mc:Fallback>
+            <w:pict>
+              <v:shape w14:anchorId="443AE6AC" id="_x0000_s1040" type="#_x0000_t202" style="position:absolute;left:0;text-align:left;margin-left:380pt;margin-top:67.5pt;width:85.05pt;height:22pt;z-index:251691008;visibility:visible;mso-wrap-style:square;mso-width-percent:0;mso-height-percent:0;mso-wrap-distance-left:9pt;mso-wrap-distance-top:3.6pt;mso-wrap-distance-right:9pt;mso-wrap-distance-bottom:3.6pt;mso-position-horizontal:absolute;mso-position-horizontal-relative:text;mso-position-vertical:absolute;mso-position-vertical-relative:text;mso-width-percent:0;mso-height-percent:0;mso-width-relative:margin;mso-height-relative:margin;v-text-anchor:top" o:gfxdata="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" fillcolor="white [3212]" stroked="f">
+                <v:textbox>
+                  <w:txbxContent>
+                    <w:p>
+                      <w:pPr>
+                        <w:bidi/>
+                        <w:rPr>
+                          <w:rFonts w:ascii="Arial Black" w:hAnsi="Arial Black" w:cs="Aria Black"/>
+                          <w:bCs/>
+                          <w:sz w:val="16"/>
+                          <w:szCs w:val="16"/>
+                        </w:rPr>
+                      </w:pPr>
+                      <w:proofErr w:type="spellStart"/>
+                      <w:r>
+                        <w:rPr>
+                          <w:rFonts w:ascii="Arial Black" w:hAnsi="Arial Black" w:cs="Aria Black"/>
+                          <w:bCs/>
+                          <w:sz w:val="16"/>
+                          <w:szCs w:val="16"/>
+                        </w:rPr>
+                        <w:t>s</w:t>
+                      </w:r>
+                      <w:r>
+                        <w:rPr>
+                          <w:rFonts w:ascii="Arial Black" w:hAnsi="Arial Black" w:cs="Aria Black"/>
+                          <w:bCs/>
+                          <w:sz w:val="16"/>
+                          <w:szCs w:val="16"/>
+                        </w:rPr>
+                        <w:t>eller_from</w:t>
+                      </w:r>
+                      <w:proofErr w:type="spellEnd"/>
+                    </w:p>
+                  </w:txbxContent>
+                </v:textbox>
+                <w10:wrap type="square"/>
+              </v:shape>
+            </w:pict>
+          </mc:Fallback>
+        </mc:AlternateContent>
+      </w:r>
+      <w:r>
+        <w:rPr>
+          <w:rFonts w:asciiTheme="majorBidi" w:hAnsiTheme="majorBidi" w:cstheme="majorBidi"/>
+          <w:noProof/>
+          <w:sz w:val="36"/>
+          <w:szCs w:val="36"/>
+          <w:lang w:bidi="fa-IR"/>
+        </w:rPr>
+        <mc:AlternateContent>
+          <mc:Choice Requires="wps">
+            <w:drawing>
+              <wp:anchor distT="45720" distB="45720" distL="114300" distR="114300" simplePos="0" relativeHeight="251684864" behindDoc="0" locked="0" layoutInCell="1" allowOverlap="1" wp14:anchorId="45F2066E" wp14:editId="7B27EA69">
+                <wp:simplePos x="0" y="0"/>
+                <wp:positionH relativeFrom="column">
+                  <wp:posOffset>4698365</wp:posOffset>
+                </wp:positionH>
+                <wp:positionV relativeFrom="paragraph">
+                  <wp:posOffset>594360</wp:posOffset>
+                </wp:positionV>
+                <wp:extent cx="1286510" cy="342900"/>
+                <wp:effectExtent l="0" t="0" r="8890" b="0"/>
+                <wp:wrapSquare wrapText="bothSides"/>
+                <wp:docPr id="941812892" name="Text Box 2"/>
+                <wp:cNvGraphicFramePr>
+                  <a:graphicFrameLocks xmlns:a="http://schemas.openxmlformats.org/drawingml/2006/main"/>
+                </wp:cNvGraphicFramePr>
+                <a:graphic xmlns:a="http://schemas.openxmlformats.org/drawingml/2006/main">
+                  <a:graphicData uri="http://schemas.microsoft.com/office/word/2010/wordprocessingShape">
+                    <wps:wsp>
+                      <wps:cNvSpPr txBox="1">
+                        <a:spLocks noChangeArrowheads="1"/>
+                      </wps:cNvSpPr>
+                      <wps:spPr bwMode="auto">
+                        <a:xfrm>
+                          <a:off x="0" y="0"/>
+                          <a:ext cx="1286510" cy="342900"/>
+                        </a:xfrm>
+                        <a:prstGeom prst="rect">
+                          <a:avLst/>
+                        </a:prstGeom>
+                        <a:solidFill>
+                          <a:schemeClr val="bg1"/>
+                        </a:solidFill>
+                        <a:ln w="9525">
+                          <a:noFill/>
+                          <a:miter lim="800000"/>
+                          <a:headEnd/>
+                          <a:tailEnd/>
+                        </a:ln>
+                      </wps:spPr>
+                      <wps:txbx>
+                        <w:txbxContent>
+                          <w:p>
+                            <w:pPr>
+                              <w:bidi/>
+                              <w:rPr>
+                                <w:rFonts w:ascii="Arial Black" w:hAnsi="Arial Black" w:cs="Aria Black"/>
+                                <w:bCs/>
+                                <w:sz w:val="18"/>
+                                <w:szCs w:val="18"/>
+                              </w:rPr>
+                            </w:pPr>
+                            <w:proofErr w:type="spellStart"/>
+                            <w:r>
+                              <w:rPr>
+                                <w:rFonts w:ascii="Arial Black" w:hAnsi="Arial Black" w:cs="Aria Black"/>
+                                <w:bCs/>
+                                <w:sz w:val="18"/>
+                                <w:szCs w:val="18"/>
+                              </w:rPr>
+                              <w:t>seller_ncode</w:t>
+                            </w:r>
+                            <w:proofErr w:type="spellEnd"/>
+                          </w:p>
+                        </w:txbxContent>
+                      </wps:txbx>
+                      <wps:bodyPr rot="0" vert="horz" wrap="square" lIns="91440" tIns="45720" rIns="91440" bIns="45720" anchor="t" anchorCtr="0">
+                        <a:noAutofit/>
+                      </wps:bodyPr>
+                    </wps:wsp>
+                  </a:graphicData>
+                </a:graphic>
+                <wp14:sizeRelH relativeFrom="margin">
+                  <wp14:pctWidth>0</wp14:pctWidth>
+                </wp14:sizeRelH>
+                <wp14:sizeRelV relativeFrom="margin">
+                  <wp14:pctHeight>0</wp14:pctHeight>
+                </wp14:sizeRelV>
+              </wp:anchor>
+            </w:drawing>
+          </mc:Choice>
+          <mc:Fallback>
+            <w:pict>
+              <v:shape w14:anchorId="45F2066E" id="_x0000_s1041" type="#_x0000_t202" style="position:absolute;left:0;text-align:left;margin-left:369.95pt;margin-top:46.8pt;width:101.3pt;height:27pt;z-index:251684864;visibility:visible;mso-wrap-style:square;mso-width-percent:0;mso-height-percent:0;mso-wrap-distance-left:9pt;mso-wrap-distance-top:3.6pt;mso-wrap-distance-right:9pt;mso-wrap-distance-bottom:3.6pt;mso-position-horizontal:absolute;mso-position-horizontal-relative:text;mso-position-vertical:absolute;mso-position-vertical-relative:text;mso-width-percent:0;mso-height-percent:0;mso-width-relative:margin;mso-height-relative:margin;v-text-anchor:top" o:gfxdata="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" fillcolor="white [3212]" stroked="f">
+                <v:textbox>
+                  <w:txbxContent>
+                    <w:p>
+                      <w:pPr>
+                        <w:bidi/>
+                        <w:rPr>
+                          <w:rFonts w:ascii="Arial Black" w:hAnsi="Arial Black" w:cs="Aria Black"/>
+                          <w:bCs/>
+                          <w:sz w:val="18"/>
+                          <w:szCs w:val="18"/>
+                        </w:rPr>
+                      </w:pPr>
+                      <w:proofErr w:type="spellStart"/>
+                      <w:r>
+                        <w:rPr>
+                          <w:rFonts w:ascii="Arial Black" w:hAnsi="Arial Black" w:cs="Aria Black"/>
+                          <w:bCs/>
+                          <w:sz w:val="18"/>
+                          <w:szCs w:val="18"/>
+                        </w:rPr>
+                        <w:t>seller_ncode</w:t>
+                      </w:r>
+                      <w:proofErr w:type="spellEnd"/>
+                    </w:p>
+                  </w:txbxContent>
+                </v:textbox>
+                <w10:wrap type="square"/>
+              </v:shape>
+            </w:pict>
+          </mc:Fallback>
+        </mc:AlternateContent>
+      </w:r>
+      <w:r>
+        <w:rPr>
+          <w:rFonts w:asciiTheme="majorBidi" w:hAnsiTheme="majorBidi" w:cstheme="majorBidi"/>
+          <w:noProof/>
+          <w:sz w:val="36"/>
+          <w:szCs w:val="36"/>
+          <w:lang w:bidi="fa-IR"/>
+        </w:rPr>
+        <mc:AlternateContent>
+          <mc:Choice Requires="wps">
+            <w:drawing>
+              <wp:anchor distT="45720" distB="45720" distL="114300" distR="114300" simplePos="0" relativeHeight="251686912" behindDoc="0" locked="0" layoutInCell="1" allowOverlap="1" wp14:anchorId="3EA65B61" wp14:editId="6FE66D73">
+                <wp:simplePos x="0" y="0"/>
+                <wp:positionH relativeFrom="column">
+                  <wp:posOffset>3140710</wp:posOffset>
+                </wp:positionH>
+                <wp:positionV relativeFrom="paragraph">
+                  <wp:posOffset>281305</wp:posOffset>
+                </wp:positionV>
+                <wp:extent cx="1346200" cy="354965"/>
+                <wp:effectExtent l="0" t="0" r="6350" b="6985"/>
+                <wp:wrapSquare wrapText="bothSides"/>
+                <wp:docPr id="1111235689" name="Text Box 2"/>
+                <wp:cNvGraphicFramePr>
+                  <a:graphicFrameLocks xmlns:a="http://schemas.openxmlformats.org/drawingml/2006/main"/>
+                </wp:cNvGraphicFramePr>
+                <a:graphic xmlns:a="http://schemas.openxmlformats.org/drawingml/2006/main">
+                  <a:graphicData uri="http://schemas.microsoft.com/office/word/2010/wordprocessingShape">
+                    <wps:wsp>
+                      <wps:cNvSpPr txBox="1">
+                        <a:spLocks noChangeArrowheads="1"/>
+                      </wps:cNvSpPr>
+                      <wps:spPr bwMode="auto">
+                        <a:xfrm>
+                          <a:off x="0" y="0"/>
+                          <a:ext cx="1346200" cy="354965"/>
+                        </a:xfrm>
+                        <a:prstGeom prst="rect">
+                          <a:avLst/>
+                        </a:prstGeom>
+                        <a:solidFill>
+                          <a:schemeClr val="bg1"/>
+                        </a:solidFill>
+                        <a:ln w="9525">
+                          <a:noFill/>
+                          <a:miter lim="800000"/>
+                          <a:headEnd/>
+                          <a:tailEnd/>
+                        </a:ln>
+                      </wps:spPr>
+                      <wps:txbx>
+                        <w:txbxContent>
+                          <w:p>
+                            <w:pPr>
+                              <w:bidi/>
+                              <w:rPr>
+                                <w:rFonts w:ascii="Arial Black" w:hAnsi="Arial Black" w:cs="Aria Black"/>
+                                <w:bCs/>
+                                <w:sz w:val="18"/>
+                                <w:szCs w:val="18"/>
+                              </w:rPr>
+                            </w:pPr>
+                            <w:proofErr w:type="spellStart"/>
+                            <w:r>
+                              <w:rPr>
+                                <w:rFonts w:ascii="Arial Black" w:hAnsi="Arial Black" w:cs="Aria Black"/>
+                                <w:bCs/>
+                                <w:sz w:val="18"/>
+                                <w:szCs w:val="18"/>
+                              </w:rPr>
+                              <w:t>seller_shcode</w:t>
+                            </w:r>
+                            <w:proofErr w:type="spellEnd"/>
+                          </w:p>
+                        </w:txbxContent>
+                      </wps:txbx>
+                      <wps:bodyPr rot="0" vert="horz" wrap="square" lIns="91440" tIns="45720" rIns="91440" bIns="45720" anchor="t" anchorCtr="0">
+                        <a:noAutofit/>
+                      </wps:bodyPr>
+                    </wps:wsp>
+                  </a:graphicData>
+                </a:graphic>
+                <wp14:sizeRelH relativeFrom="margin">
+                  <wp14:pctWidth>0</wp14:pctWidth>
+                </wp14:sizeRelH>
+                <wp14:sizeRelV relativeFrom="margin">
+                  <wp14:pctHeight>0</wp14:pctHeight>
+                </wp14:sizeRelV>
+              </wp:anchor>
+            </w:drawing>
+          </mc:Choice>
+          <mc:Fallback>
+            <w:pict>
+              <v:shape w14:anchorId="3EA65B61" id="_x0000_s1042" type="#_x0000_t202" style="position:absolute;left:0;text-align:left;margin-left:247.3pt;margin-top:22.15pt;width:106pt;height:27.95pt;z-index:251686912;visibility:visible;mso-wrap-style:square;mso-width-percent:0;mso-height-percent:0;mso-wrap-distance-left:9pt;mso-wrap-distance-top:3.6pt;mso-wrap-distance-right:9pt;mso-wrap-distance-bottom:3.6pt;mso-position-horizontal:absolute;mso-position-horizontal-relative:text;mso-position-vertical:absolute;mso-position-vertical-relative:text;mso-width-percent:0;mso-height-percent:0;mso-width-relative:margin;mso-height-relative:margin;v-text-anchor:top" o:gfxdata="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" fillcolor="white [3212]" stroked="f">
+                <v:textbox>
+                  <w:txbxContent>
+                    <w:p>
+                      <w:pPr>
+                        <w:bidi/>
+                        <w:rPr>
+                          <w:rFonts w:ascii="Arial Black" w:hAnsi="Arial Black" w:cs="Aria Black"/>
+                          <w:bCs/>
+                          <w:sz w:val="18"/>
+                          <w:szCs w:val="18"/>
+                        </w:rPr>
+                      </w:pPr>
+                      <w:proofErr w:type="spellStart"/>
+                      <w:r>
+                        <w:rPr>
+                          <w:rFonts w:ascii="Arial Black" w:hAnsi="Arial Black" w:cs="Aria Black"/>
+                          <w:bCs/>
+                          <w:sz w:val="18"/>
+                          <w:szCs w:val="18"/>
+                        </w:rPr>
+                        <w:t>seller_shcode</w:t>
+                      </w:r>
+                      <w:proofErr w:type="spellEnd"/>
+                    </w:p>
+                  </w:txbxContent>
+                </v:textbox>
+                <w10:wrap type="square"/>
+              </v:shape>
+            </w:pict>
+          </mc:Fallback>
+        </mc:AlternateContent>
+      </w:r>
+      <w:r>
+        <w:rPr>
+          <w:rFonts w:asciiTheme="majorBidi" w:hAnsiTheme="majorBidi" w:cstheme="majorBidi"/>
+          <w:noProof/>
+          <w:sz w:val="36"/>
+          <w:szCs w:val="36"/>
+          <w:lang w:bidi="fa-IR"/>
+        </w:rPr>
+        <mc:AlternateContent>
+          <mc:Choice Requires="wps">
+            <w:drawing>
+              <wp:anchor distT="45720" distB="45720" distL="114300" distR="114300" simplePos="0" relativeHeight="251680768" behindDoc="0" locked="0" layoutInCell="1" allowOverlap="1" wp14:anchorId="77D28870" wp14:editId="1CD76F49">
+                <wp:simplePos x="0" y="0"/>
+                <wp:positionH relativeFrom="column">
+                  <wp:posOffset>4817110</wp:posOffset>
+                </wp:positionH>
+                <wp:positionV relativeFrom="paragraph">
+                  <wp:posOffset>340360</wp:posOffset>
+                </wp:positionV>
+                <wp:extent cx="1168400" cy="309880"/>
                 <wp:effectExtent l="0" t="0" r="0" b="0"/>
                 <wp:wrapSquare wrapText="bothSides"/>
                 <wp:docPr id="165328729" name="Text Box 2"/>
@@ -1407,7 +2781,7 @@
                       <wps:spPr bwMode="auto">
                         <a:xfrm>
                           <a:off x="0" y="0"/>
-                          <a:ext cx="1087120" cy="309880"/>
+                          <a:ext cx="1168400" cy="309880"/>
                         </a:xfrm>
                         <a:prstGeom prst="rect">
                           <a:avLst/>
@@ -1467,11 +2841,7 @@
           </mc:Choice>
           <mc:Fallback>
             <w:pict>
-              <v:shapetype w14:anchorId="77D28870" id="_x0000_t202" coordsize="21600,21600" o:spt="202" path="m,l,21600r21600,l21600,xe">
-                <v:stroke joinstyle="miter"/>
-                <v:path gradientshapeok="t" o:connecttype="rect"/>
-              </v:shapetype>
-              <v:shape id="Text Box 2" o:spid="_x0000_s1033" type="#_x0000_t202" style="position:absolute;left:0;text-align:left;margin-left:379.35pt;margin-top:26.55pt;width:85.6pt;height:24.4pt;z-index:251680768;visibility:visible;mso-wrap-style:square;mso-width-percent:0;mso-height-percent:0;mso-wrap-distance-left:9pt;mso-wrap-distance-top:3.6pt;mso-wrap-distance-right:9pt;mso-wrap-distance-bottom:3.6pt;mso-position-horizontal:absolute;mso-position-horizontal-relative:text;mso-position-vertical:absolute;mso-position-vertical-relative:text;mso-width-percent:0;mso-height-percent:0;mso-width-relative:margin;mso-height-relative:margin;v-text-anchor:middle" o:gfxdata="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" fillcolor="white [3212]" stroked="f">
+              <v:shape w14:anchorId="77D28870" id="_x0000_s1043" type="#_x0000_t202" style="position:absolute;left:0;text-align:left;margin-left:379.3pt;margin-top:26.8pt;width:92pt;height:24.4pt;z-index:251680768;visibility:visible;mso-wrap-style:square;mso-width-percent:0;mso-height-percent:0;mso-wrap-distance-left:9pt;mso-wrap-distance-top:3.6pt;mso-wrap-distance-right:9pt;mso-wrap-distance-bottom:3.6pt;mso-position-horizontal:absolute;mso-position-horizontal-relative:text;mso-position-vertical:absolute;mso-position-vertical-relative:text;mso-width-percent:0;mso-height-percent:0;mso-width-relative:margin;mso-height-relative:margin;v-text-anchor:middle" o:gfxdata="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" fillcolor="white [3212]" stroked="f">
                 <v:textbox>
                   <w:txbxContent>
                     <w:p>
@@ -1517,18 +2887,26 @@
         <mc:AlternateContent>
           <mc:Choice Requires="wps">
             <w:drawing>
-              <wp:anchor distT="45720" distB="45720" distL="114300" distR="114300" simplePos="0" relativeHeight="251691008" behindDoc="0" locked="0" layoutInCell="1" allowOverlap="1" wp14:anchorId="443AE6AC" wp14:editId="0C409EFF">
+              <wp:anchor distT="45720" distB="45720" distL="114300" distR="114300" simplePos="0" relativeHeight="251676672" behindDoc="1" locked="0" layoutInCell="1" allowOverlap="1" wp14:anchorId="357CBBF8" wp14:editId="7083F98D">
                 <wp:simplePos x="0" y="0"/>
                 <wp:positionH relativeFrom="column">
-                  <wp:posOffset>4824458</wp:posOffset>
+                  <wp:posOffset>3343910</wp:posOffset>
                 </wp:positionH>
                 <wp:positionV relativeFrom="paragraph">
-                  <wp:posOffset>856615</wp:posOffset>
+                  <wp:posOffset>27305</wp:posOffset>
                 </wp:positionV>
-                <wp:extent cx="1002030" cy="279400"/>
-                <wp:effectExtent l="0" t="0" r="7620" b="6350"/>
-                <wp:wrapSquare wrapText="bothSides"/>
-                <wp:docPr id="2064615629" name="Text Box 2"/>
+                <wp:extent cx="2483485" cy="329565"/>
+                <wp:effectExtent l="0" t="0" r="0" b="0"/>
+                <wp:wrapTight wrapText="bothSides">
+                  <wp:wrapPolygon edited="0">
+                    <wp:start x="0" y="0"/>
+                    <wp:lineTo x="0" y="19977"/>
+                    <wp:lineTo x="21374" y="19977"/>
+                    <wp:lineTo x="21374" y="0"/>
+                    <wp:lineTo x="0" y="0"/>
+                  </wp:wrapPolygon>
+                </wp:wrapTight>
+                <wp:docPr id="217" name="Text Box 2"/>
                 <wp:cNvGraphicFramePr>
                   <a:graphicFrameLocks xmlns:a="http://schemas.openxmlformats.org/drawingml/2006/main"/>
                 </wp:cNvGraphicFramePr>
@@ -1541,7 +2919,7 @@
                       <wps:spPr bwMode="auto">
                         <a:xfrm>
                           <a:off x="0" y="0"/>
-                          <a:ext cx="1002030" cy="279400"/>
+                          <a:ext cx="2483485" cy="329565"/>
                         </a:xfrm>
                         <a:prstGeom prst="rect">
                           <a:avLst/>
@@ -1564,8 +2942,8 @@
                               <w:rPr>
                                 <w:rFonts w:ascii="Arial Black" w:hAnsi="Arial Black" w:cs="Aria Black"/>
                                 <w:bCs/>
-                                <w:sz w:val="16"/>
-                                <w:szCs w:val="16"/>
+                                <w:sz w:val="20"/>
+                                <w:szCs w:val="20"/>
                               </w:rPr>
                             </w:pPr>
                             <w:proofErr w:type="spellStart"/>
@@ -1573,19 +2951,28 @@
                               <w:rPr>
                                 <w:rFonts w:ascii="Arial Black" w:hAnsi="Arial Black" w:cs="Aria Black"/>
                                 <w:bCs/>
-                                <w:sz w:val="16"/>
-                                <w:szCs w:val="16"/>
-                              </w:rPr>
-                              <w:t>s</w:t>
+                                <w:sz w:val="20"/>
+                                <w:szCs w:val="20"/>
+                              </w:rPr>
+                              <w:t>seller_</w:t>
                             </w:r>
                             <w:r>
                               <w:rPr>
                                 <w:rFonts w:ascii="Arial Black" w:hAnsi="Arial Black" w:cs="Aria Black"/>
                                 <w:bCs/>
-                                <w:sz w:val="16"/>
-                                <w:szCs w:val="16"/>
-                              </w:rPr>
-                              <w:t>eller_from</w:t>
+                                <w:sz w:val="20"/>
+                                <w:szCs w:val="20"/>
+                              </w:rPr>
+                              <w:t>f</w:t>
+                            </w:r>
+                            <w:r>
+                              <w:rPr>
+                                <w:rFonts w:ascii="Arial Black" w:hAnsi="Arial Black" w:cs="Aria Black"/>
+                                <w:bCs/>
+                                <w:sz w:val="20"/>
+                                <w:szCs w:val="20"/>
+                              </w:rPr>
+                              <w:t>name</w:t>
                             </w:r>
                             <w:proofErr w:type="spellEnd"/>
                           </w:p>
@@ -1608,7 +2995,7 @@
           </mc:Choice>
           <mc:Fallback>
             <w:pict>
-              <v:shape w14:anchorId="443AE6AC" id="_x0000_s1034" type="#_x0000_t202" style="position:absolute;left:0;text-align:left;margin-left:379.9pt;margin-top:67.45pt;width:78.9pt;height:22pt;z-index:251691008;visibility:visible;mso-wrap-style:square;mso-width-percent:0;mso-height-percent:0;mso-wrap-distance-left:9pt;mso-wrap-distance-top:3.6pt;mso-wrap-distance-right:9pt;mso-wrap-distance-bottom:3.6pt;mso-position-horizontal:absolute;mso-position-horizontal-relative:text;mso-position-vertical:absolute;mso-position-vertical-relative:text;mso-width-percent:0;mso-height-percent:0;mso-width-relative:margin;mso-height-relative:margin;v-text-anchor:top" o:gfxdata="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" fillcolor="white [3212]" stroked="f">
+              <v:shape w14:anchorId="357CBBF8" id="_x0000_s1044" type="#_x0000_t202" style="position:absolute;left:0;text-align:left;margin-left:263.3pt;margin-top:2.15pt;width:195.55pt;height:25.95pt;z-index:-251639808;visibility:visible;mso-wrap-style:square;mso-width-percent:0;mso-height-percent:0;mso-wrap-distance-left:9pt;mso-wrap-distance-top:3.6pt;mso-wrap-distance-right:9pt;mso-wrap-distance-bottom:3.6pt;mso-position-horizontal:absolute;mso-position-horizontal-relative:text;mso-position-vertical:absolute;mso-position-vertical-relative:text;mso-width-percent:0;mso-height-percent:0;mso-width-relative:margin;mso-height-relative:margin;v-text-anchor:top" o:gfxdata="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" fillcolor="white [3212]" stroked="f">
                 <v:textbox>
                   <w:txbxContent>
                     <w:p>
@@ -1617,8 +3004,8 @@
                         <w:rPr>
                           <w:rFonts w:ascii="Arial Black" w:hAnsi="Arial Black" w:cs="Aria Black"/>
                           <w:bCs/>
-                          <w:sz w:val="16"/>
-                          <w:szCs w:val="16"/>
+                          <w:sz w:val="20"/>
+                          <w:szCs w:val="20"/>
                         </w:rPr>
                       </w:pPr>
                       <w:proofErr w:type="spellStart"/>
@@ -1626,25 +3013,34 @@
                         <w:rPr>
                           <w:rFonts w:ascii="Arial Black" w:hAnsi="Arial Black" w:cs="Aria Black"/>
                           <w:bCs/>
-                          <w:sz w:val="16"/>
-                          <w:szCs w:val="16"/>
-                        </w:rPr>
-                        <w:t>s</w:t>
+                          <w:sz w:val="20"/>
+                          <w:szCs w:val="20"/>
+                        </w:rPr>
+                        <w:t>seller_</w:t>
                       </w:r>
                       <w:r>
                         <w:rPr>
                           <w:rFonts w:ascii="Arial Black" w:hAnsi="Arial Black" w:cs="Aria Black"/>
                           <w:bCs/>
-                          <w:sz w:val="16"/>
-                          <w:szCs w:val="16"/>
-                        </w:rPr>
-                        <w:t>eller_from</w:t>
+                          <w:sz w:val="20"/>
+                          <w:szCs w:val="20"/>
+                        </w:rPr>
+                        <w:t>f</w:t>
+                      </w:r>
+                      <w:r>
+                        <w:rPr>
+                          <w:rFonts w:ascii="Arial Black" w:hAnsi="Arial Black" w:cs="Aria Black"/>
+                          <w:bCs/>
+                          <w:sz w:val="20"/>
+                          <w:szCs w:val="20"/>
+                        </w:rPr>
+                        <w:t>name</w:t>
                       </w:r>
                       <w:proofErr w:type="spellEnd"/>
                     </w:p>
                   </w:txbxContent>
                 </v:textbox>
-                <w10:wrap type="square"/>
+                <w10:wrap type="tight"/>
               </v:shape>
             </w:pict>
           </mc:Fallback>
@@ -1656,79 +3052,478 @@
           <w:noProof/>
           <w:sz w:val="36"/>
           <w:szCs w:val="36"/>
-          <w:lang w:bidi="fa-IR"/>
+          <w:rtl/>
+          <w:lang w:val="fa-IR" w:bidi="fa-IR"/>
         </w:rPr>
         <mc:AlternateContent>
           <mc:Choice Requires="wps">
             <w:drawing>
-              <wp:anchor distT="45720" distB="45720" distL="114300" distR="114300" simplePos="0" relativeHeight="251703296" behindDoc="0" locked="0" layoutInCell="1" allowOverlap="1" wp14:anchorId="1E3FC067" wp14:editId="6D3C542C">
+              <wp:anchor distT="0" distB="0" distL="114300" distR="114300" simplePos="0" relativeHeight="251669504" behindDoc="0" locked="0" layoutInCell="1" allowOverlap="1" wp14:anchorId="18637ED7" wp14:editId="670568B0">
                 <wp:simplePos x="0" y="0"/>
                 <wp:positionH relativeFrom="column">
-                  <wp:posOffset>4866640</wp:posOffset>
+                  <wp:posOffset>3115310</wp:posOffset>
                 </wp:positionH>
                 <wp:positionV relativeFrom="paragraph">
-                  <wp:posOffset>2630170</wp:posOffset>
+                  <wp:posOffset>1822450</wp:posOffset>
                 </wp:positionV>
-                <wp:extent cx="997585" cy="304800"/>
-                <wp:effectExtent l="0" t="0" r="0" b="0"/>
-                <wp:wrapSquare wrapText="bothSides"/>
-                <wp:docPr id="1136535510" name="Text Box 2"/>
-                <wp:cNvGraphicFramePr>
-                  <a:graphicFrameLocks xmlns:a="http://schemas.openxmlformats.org/drawingml/2006/main"/>
-                </wp:cNvGraphicFramePr>
+                <wp:extent cx="3289300" cy="1746250"/>
+                <wp:effectExtent l="0" t="0" r="25400" b="25400"/>
+                <wp:wrapTopAndBottom/>
+                <wp:docPr id="1" name="Rectangle: Rounded Corners 1"/>
+                <wp:cNvGraphicFramePr/>
                 <a:graphic xmlns:a="http://schemas.openxmlformats.org/drawingml/2006/main">
                   <a:graphicData uri="http://schemas.microsoft.com/office/word/2010/wordprocessingShape">
                     <wps:wsp>
-                      <wps:cNvSpPr txBox="1">
-                        <a:spLocks noChangeArrowheads="1"/>
-                      </wps:cNvSpPr>
-                      <wps:spPr bwMode="auto">
+                      <wps:cNvSpPr/>
+                      <wps:spPr>
                         <a:xfrm>
                           <a:off x="0" y="0"/>
-                          <a:ext cx="997585" cy="304800"/>
+                          <a:ext cx="3289300" cy="1746250"/>
                         </a:xfrm>
-                        <a:prstGeom prst="rect">
-                          <a:avLst/>
+                        <a:prstGeom prst="roundRect">
+                          <a:avLst>
+                            <a:gd name="adj" fmla="val 1593"/>
+                          </a:avLst>
                         </a:prstGeom>
-                        <a:solidFill>
-                          <a:schemeClr val="bg1"/>
-                        </a:solidFill>
-                        <a:ln w="9525">
-                          <a:noFill/>
-                          <a:miter lim="800000"/>
-                          <a:headEnd/>
-                          <a:tailEnd/>
+                        <a:ln>
+                          <a:solidFill>
+                            <a:schemeClr val="tx1"/>
+                          </a:solidFill>
                         </a:ln>
                       </wps:spPr>
+                      <wps:style>
+                        <a:lnRef idx="2">
+                          <a:schemeClr val="accent6"/>
+                        </a:lnRef>
+                        <a:fillRef idx="1">
+                          <a:schemeClr val="lt1"/>
+                        </a:fillRef>
+                        <a:effectRef idx="0">
+                          <a:schemeClr val="accent6"/>
+                        </a:effectRef>
+                        <a:fontRef idx="minor">
+                          <a:schemeClr val="dk1"/>
+                        </a:fontRef>
+                      </wps:style>
                       <wps:txbx>
                         <w:txbxContent>
                           <w:p>
                             <w:pPr>
-                              <w:bidi/>
-                              <w:rPr>
-                                <w:rFonts w:ascii="Arial Black" w:hAnsi="Arial Black" w:cs="Aria Black"/>
-                                <w:b/>
-                                <w:bCs/>
-                                <w:sz w:val="16"/>
-                                <w:szCs w:val="16"/>
+                              <w:jc w:val="right"/>
+                              <w:rPr>
+                                <w:rFonts w:asciiTheme="majorBidi" w:hAnsiTheme="majorBidi" w:cstheme="majorBidi"/>
+                                <w:b/>
+                                <w:bCs/>
+                                <w:rtl/>
+                                <w:lang w:bidi="fa-IR"/>
                               </w:rPr>
                             </w:pPr>
-                            <w:proofErr w:type="spellStart"/>
-                            <w:r>
-                              <w:rPr>
-                                <w:rFonts w:ascii="Arial Black" w:hAnsi="Arial Black" w:cs="Aria Black"/>
-                                <w:b/>
-                                <w:bCs/>
-                                <w:sz w:val="16"/>
-                                <w:szCs w:val="16"/>
-                              </w:rPr>
-                              <w:t>buyer_from</w:t>
-                            </w:r>
-                            <w:proofErr w:type="spellEnd"/>
+                            <w:r>
+                              <w:rPr>
+                                <w:rFonts w:asciiTheme="majorBidi" w:hAnsiTheme="majorBidi" w:cstheme="majorBidi" w:hint="cs"/>
+                                <w:b/>
+                                <w:bCs/>
+                                <w:rtl/>
+                                <w:lang w:bidi="fa-IR"/>
+                              </w:rPr>
+                              <w:t>خریدار</w:t>
+                            </w:r>
+                            <w:r>
+                              <w:rPr>
+                                <w:rFonts w:asciiTheme="majorBidi" w:hAnsiTheme="majorBidi" w:cstheme="majorBidi" w:hint="cs"/>
+                                <w:b/>
+                                <w:bCs/>
+                                <w:rtl/>
+                                <w:lang w:bidi="fa-IR"/>
+                              </w:rPr>
+                              <w:t>:..</w:t>
+                            </w:r>
+                            <w:r>
+                              <w:rPr>
+                                <w:rFonts w:asciiTheme="majorBidi" w:hAnsiTheme="majorBidi" w:cstheme="majorBidi" w:hint="cs"/>
+                                <w:b/>
+                                <w:bCs/>
+                                <w:rtl/>
+                                <w:lang w:bidi="fa-IR"/>
+                              </w:rPr>
+                              <w:t>...........</w:t>
+                            </w:r>
+                            <w:r>
+                              <w:rPr>
+                                <w:rFonts w:asciiTheme="majorBidi" w:hAnsiTheme="majorBidi" w:cstheme="majorBidi" w:hint="cs"/>
+                                <w:b/>
+                                <w:bCs/>
+                                <w:rtl/>
+                                <w:lang w:bidi="fa-IR"/>
+                              </w:rPr>
+                              <w:t>........................................................</w:t>
+                            </w:r>
+                          </w:p>
+                          <w:p>
+                            <w:pPr>
+                              <w:jc w:val="right"/>
+                              <w:rPr>
+                                <w:rFonts w:asciiTheme="majorBidi" w:hAnsiTheme="majorBidi" w:cstheme="majorBidi"/>
+                                <w:b/>
+                                <w:bCs/>
+                                <w:rtl/>
+                                <w:lang w:bidi="fa-IR"/>
+                              </w:rPr>
+                            </w:pPr>
+                            <w:r>
+                              <w:rPr>
+                                <w:rFonts w:asciiTheme="majorBidi" w:hAnsiTheme="majorBidi" w:cstheme="majorBidi" w:hint="cs"/>
+                                <w:b/>
+                                <w:bCs/>
+                                <w:rtl/>
+                                <w:lang w:bidi="fa-IR"/>
+                              </w:rPr>
+                              <w:t>فرزند:</w:t>
+                            </w:r>
+                            <w:r>
+                              <w:rPr>
+                                <w:rFonts w:asciiTheme="majorBidi" w:hAnsiTheme="majorBidi" w:cstheme="majorBidi" w:hint="cs"/>
+                                <w:b/>
+                                <w:bCs/>
+                                <w:rtl/>
+                                <w:lang w:bidi="fa-IR"/>
+                              </w:rPr>
+                              <w:t>...</w:t>
+                            </w:r>
+                            <w:r>
+                              <w:rPr>
+                                <w:rFonts w:asciiTheme="majorBidi" w:hAnsiTheme="majorBidi" w:cstheme="majorBidi" w:hint="cs"/>
+                                <w:b/>
+                                <w:bCs/>
+                                <w:rtl/>
+                                <w:lang w:bidi="fa-IR"/>
+                              </w:rPr>
+                              <w:t xml:space="preserve">......................... </w:t>
+                            </w:r>
+                            <w:r>
+                              <w:rPr>
+                                <w:rFonts w:asciiTheme="majorBidi" w:hAnsiTheme="majorBidi" w:cstheme="majorBidi" w:hint="cs"/>
+                                <w:b/>
+                                <w:bCs/>
+                                <w:rtl/>
+                                <w:lang w:bidi="fa-IR"/>
+                              </w:rPr>
+                              <w:t xml:space="preserve"> </w:t>
+                            </w:r>
+                            <w:r>
+                              <w:rPr>
+                                <w:rFonts w:asciiTheme="majorBidi" w:hAnsiTheme="majorBidi" w:cstheme="majorBidi" w:hint="cs"/>
+                                <w:b/>
+                                <w:bCs/>
+                                <w:rtl/>
+                                <w:lang w:bidi="fa-IR"/>
+                              </w:rPr>
+                              <w:t xml:space="preserve">  </w:t>
+                            </w:r>
+                            <w:r>
+                              <w:rPr>
+                                <w:rFonts w:asciiTheme="majorBidi" w:hAnsiTheme="majorBidi" w:cstheme="majorBidi" w:hint="cs"/>
+                                <w:b/>
+                                <w:bCs/>
+                                <w:rtl/>
+                                <w:lang w:bidi="fa-IR"/>
+                              </w:rPr>
+                              <w:t xml:space="preserve"> </w:t>
+                            </w:r>
+                            <w:r>
+                              <w:rPr>
+                                <w:rFonts w:asciiTheme="majorBidi" w:hAnsiTheme="majorBidi" w:cstheme="majorBidi" w:hint="cs"/>
+                                <w:b/>
+                                <w:bCs/>
+                                <w:rtl/>
+                                <w:lang w:bidi="fa-IR"/>
+                              </w:rPr>
+                              <w:t>ش.ش</w:t>
+                            </w:r>
+                            <w:r>
+                              <w:rPr>
+                                <w:rFonts w:asciiTheme="majorBidi" w:hAnsiTheme="majorBidi" w:cstheme="majorBidi" w:hint="cs"/>
+                                <w:b/>
+                                <w:bCs/>
+                                <w:rtl/>
+                                <w:lang w:bidi="fa-IR"/>
+                              </w:rPr>
+                              <w:t>:</w:t>
+                            </w:r>
+                            <w:r>
+                              <w:rPr>
+                                <w:rFonts w:asciiTheme="majorBidi" w:hAnsiTheme="majorBidi" w:cstheme="majorBidi" w:hint="cs"/>
+                                <w:b/>
+                                <w:bCs/>
+                                <w:rtl/>
+                                <w:lang w:bidi="fa-IR"/>
+                              </w:rPr>
+                              <w:t xml:space="preserve"> ....</w:t>
+                            </w:r>
+                            <w:r>
+                              <w:rPr>
+                                <w:rFonts w:asciiTheme="majorBidi" w:hAnsiTheme="majorBidi" w:cstheme="majorBidi" w:hint="cs"/>
+                                <w:b/>
+                                <w:bCs/>
+                                <w:rtl/>
+                                <w:lang w:bidi="fa-IR"/>
+                              </w:rPr>
+                              <w:t>.....</w:t>
+                            </w:r>
+                            <w:r>
+                              <w:rPr>
+                                <w:rFonts w:asciiTheme="majorBidi" w:hAnsiTheme="majorBidi" w:cstheme="majorBidi" w:hint="cs"/>
+                                <w:b/>
+                                <w:bCs/>
+                                <w:rtl/>
+                                <w:lang w:bidi="fa-IR"/>
+                              </w:rPr>
+                              <w:t>......................</w:t>
+                            </w:r>
+                          </w:p>
+                          <w:p>
+                            <w:pPr>
+                              <w:jc w:val="right"/>
+                              <w:rPr>
+                                <w:rFonts w:asciiTheme="majorBidi" w:hAnsiTheme="majorBidi" w:cstheme="majorBidi"/>
+                                <w:b/>
+                                <w:bCs/>
+                                <w:rtl/>
+                                <w:lang w:bidi="fa-IR"/>
+                              </w:rPr>
+                            </w:pPr>
+                            <w:r>
+                              <w:rPr>
+                                <w:rFonts w:asciiTheme="majorBidi" w:hAnsiTheme="majorBidi" w:cstheme="majorBidi" w:hint="cs"/>
+                                <w:b/>
+                                <w:bCs/>
+                                <w:rtl/>
+                                <w:lang w:bidi="fa-IR"/>
+                              </w:rPr>
+                              <w:t>کدملی:</w:t>
+                            </w:r>
+                            <w:r>
+                              <w:rPr>
+                                <w:rFonts w:asciiTheme="majorBidi" w:hAnsiTheme="majorBidi" w:cstheme="majorBidi" w:hint="cs"/>
+                                <w:b/>
+                                <w:bCs/>
+                                <w:rtl/>
+                                <w:lang w:bidi="fa-IR"/>
+                              </w:rPr>
+                              <w:t>.......</w:t>
+                            </w:r>
+                            <w:r>
+                              <w:rPr>
+                                <w:rFonts w:asciiTheme="majorBidi" w:hAnsiTheme="majorBidi" w:cstheme="majorBidi" w:hint="cs"/>
+                                <w:b/>
+                                <w:bCs/>
+                                <w:rtl/>
+                                <w:lang w:bidi="fa-IR"/>
+                              </w:rPr>
+                              <w:t>....................</w:t>
+                            </w:r>
+                            <w:r>
+                              <w:rPr>
+                                <w:rFonts w:asciiTheme="majorBidi" w:hAnsiTheme="majorBidi" w:cstheme="majorBidi" w:hint="cs"/>
+                                <w:b/>
+                                <w:bCs/>
+                                <w:rtl/>
+                                <w:lang w:bidi="fa-IR"/>
+                              </w:rPr>
+                              <w:t xml:space="preserve"> </w:t>
+                            </w:r>
+                            <w:r>
+                              <w:rPr>
+                                <w:rFonts w:asciiTheme="majorBidi" w:hAnsiTheme="majorBidi" w:cstheme="majorBidi" w:hint="cs"/>
+                                <w:b/>
+                                <w:bCs/>
+                                <w:rtl/>
+                                <w:lang w:bidi="fa-IR"/>
+                              </w:rPr>
+                              <w:t xml:space="preserve">   </w:t>
+                            </w:r>
+                            <w:r>
+                              <w:rPr>
+                                <w:rFonts w:asciiTheme="majorBidi" w:hAnsiTheme="majorBidi" w:cstheme="majorBidi" w:hint="cs"/>
+                                <w:b/>
+                                <w:bCs/>
+                                <w:rtl/>
+                                <w:lang w:bidi="fa-IR"/>
+                              </w:rPr>
+                              <w:t xml:space="preserve">   </w:t>
+                            </w:r>
+                            <w:r>
+                              <w:rPr>
+                                <w:rFonts w:asciiTheme="majorBidi" w:hAnsiTheme="majorBidi" w:cstheme="majorBidi" w:hint="cs"/>
+                                <w:b/>
+                                <w:bCs/>
+                                <w:rtl/>
+                                <w:lang w:bidi="fa-IR"/>
+                              </w:rPr>
+                              <w:t xml:space="preserve">ت.ت: </w:t>
+                            </w:r>
+                          </w:p>
+                          <w:p>
+                            <w:pPr>
+                              <w:jc w:val="right"/>
+                              <w:rPr>
+                                <w:rFonts w:asciiTheme="majorBidi" w:hAnsiTheme="majorBidi" w:cstheme="majorBidi"/>
+                                <w:b/>
+                                <w:bCs/>
+                                <w:rtl/>
+                                <w:lang w:bidi="fa-IR"/>
+                              </w:rPr>
+                            </w:pPr>
+                            <w:r>
+                              <w:rPr>
+                                <w:rFonts w:asciiTheme="majorBidi" w:hAnsiTheme="majorBidi" w:cstheme="majorBidi" w:hint="cs"/>
+                                <w:b/>
+                                <w:bCs/>
+                                <w:rtl/>
+                                <w:lang w:bidi="fa-IR"/>
+                              </w:rPr>
+                              <w:t>صادره:</w:t>
+                            </w:r>
+                            <w:r>
+                              <w:rPr>
+                                <w:rFonts w:asciiTheme="majorBidi" w:hAnsiTheme="majorBidi" w:cstheme="majorBidi" w:hint="cs"/>
+                                <w:b/>
+                                <w:bCs/>
+                                <w:rtl/>
+                                <w:lang w:bidi="fa-IR"/>
+                              </w:rPr>
+                              <w:t>...................</w:t>
+                            </w:r>
+                            <w:r>
+                              <w:rPr>
+                                <w:rFonts w:asciiTheme="majorBidi" w:hAnsiTheme="majorBidi" w:cstheme="majorBidi" w:hint="cs"/>
+                                <w:b/>
+                                <w:bCs/>
+                                <w:rtl/>
+                                <w:lang w:bidi="fa-IR"/>
+                              </w:rPr>
+                              <w:t>....</w:t>
+                            </w:r>
+                            <w:r>
+                              <w:rPr>
+                                <w:rFonts w:asciiTheme="majorBidi" w:hAnsiTheme="majorBidi" w:cstheme="majorBidi" w:hint="cs"/>
+                                <w:b/>
+                                <w:bCs/>
+                                <w:rtl/>
+                                <w:lang w:bidi="fa-IR"/>
+                              </w:rPr>
+                              <w:t xml:space="preserve">    </w:t>
+                            </w:r>
+                            <w:r>
+                              <w:rPr>
+                                <w:rFonts w:asciiTheme="majorBidi" w:hAnsiTheme="majorBidi" w:cstheme="majorBidi" w:hint="cs"/>
+                                <w:b/>
+                                <w:bCs/>
+                                <w:rtl/>
+                                <w:lang w:bidi="fa-IR"/>
+                              </w:rPr>
+                              <w:t xml:space="preserve">   </w:t>
+                            </w:r>
+                            <w:r>
+                              <w:rPr>
+                                <w:rFonts w:asciiTheme="majorBidi" w:hAnsiTheme="majorBidi" w:cstheme="majorBidi" w:hint="cs"/>
+                                <w:b/>
+                                <w:bCs/>
+                                <w:rtl/>
+                                <w:lang w:bidi="fa-IR"/>
+                              </w:rPr>
+                              <w:t xml:space="preserve"> </w:t>
+                            </w:r>
+                            <w:r>
+                              <w:rPr>
+                                <w:rFonts w:asciiTheme="majorBidi" w:hAnsiTheme="majorBidi" w:cstheme="majorBidi" w:hint="cs"/>
+                                <w:b/>
+                                <w:bCs/>
+                                <w:rtl/>
+                                <w:lang w:bidi="fa-IR"/>
+                              </w:rPr>
+                              <w:t xml:space="preserve">تماس: </w:t>
+                            </w:r>
+                          </w:p>
+                          <w:p>
+                            <w:pPr>
+                              <w:jc w:val="right"/>
+                              <w:rPr>
+                                <w:rFonts w:asciiTheme="majorBidi" w:hAnsiTheme="majorBidi" w:cstheme="majorBidi"/>
+                                <w:b/>
+                                <w:bCs/>
+                                <w:rtl/>
+                                <w:lang w:bidi="fa-IR"/>
+                              </w:rPr>
+                            </w:pPr>
+                            <w:r>
+                              <w:rPr>
+                                <w:rFonts w:asciiTheme="majorBidi" w:hAnsiTheme="majorBidi" w:cstheme="majorBidi" w:hint="cs"/>
+                                <w:b/>
+                                <w:bCs/>
+                                <w:rtl/>
+                                <w:lang w:bidi="fa-IR"/>
+                              </w:rPr>
+                              <w:t>آدرس:</w:t>
+                            </w:r>
+                            <w:r>
+                              <w:rPr>
+                                <w:rFonts w:asciiTheme="majorBidi" w:hAnsiTheme="majorBidi" w:cstheme="majorBidi" w:hint="cs"/>
+                                <w:b/>
+                                <w:bCs/>
+                                <w:rtl/>
+                                <w:lang w:bidi="fa-IR"/>
+                              </w:rPr>
+                              <w:t xml:space="preserve"> </w:t>
+                            </w:r>
+                            <w:r>
+                              <w:rPr>
+                                <w:rFonts w:asciiTheme="majorBidi" w:hAnsiTheme="majorBidi" w:cstheme="majorBidi" w:hint="cs"/>
+                                <w:b/>
+                                <w:bCs/>
+                                <w:rtl/>
+                                <w:lang w:bidi="fa-IR"/>
+                              </w:rPr>
+                              <w:t>.................</w:t>
+                            </w:r>
+                            <w:r>
+                              <w:rPr>
+                                <w:rFonts w:asciiTheme="majorBidi" w:hAnsiTheme="majorBidi" w:cstheme="majorBidi" w:hint="cs"/>
+                                <w:b/>
+                                <w:bCs/>
+                                <w:rtl/>
+                                <w:lang w:bidi="fa-IR"/>
+                              </w:rPr>
+                              <w:t>....................................................</w:t>
+                            </w:r>
+                          </w:p>
+                          <w:p>
+                            <w:pPr>
+                              <w:jc w:val="right"/>
+                              <w:rPr>
+                                <w:rFonts w:asciiTheme="majorBidi" w:hAnsiTheme="majorBidi" w:cstheme="majorBidi"/>
+                                <w:b/>
+                                <w:bCs/>
+                                <w:lang w:bidi="fa-IR"/>
+                              </w:rPr>
+                            </w:pPr>
+                            <w:r>
+                              <w:rPr>
+                                <w:rFonts w:asciiTheme="majorBidi" w:hAnsiTheme="majorBidi" w:cstheme="majorBidi" w:hint="cs"/>
+                                <w:b/>
+                                <w:bCs/>
+                                <w:rtl/>
+                                <w:lang w:bidi="fa-IR"/>
+                              </w:rPr>
+                              <w:t xml:space="preserve">  </w:t>
+                            </w:r>
                           </w:p>
                         </w:txbxContent>
                       </wps:txbx>
-                      <wps:bodyPr rot="0" vert="horz" wrap="square" lIns="91440" tIns="45720" rIns="91440" bIns="45720" anchor="t" anchorCtr="0">
+                      <wps:bodyPr rot="0" spcFirstLastPara="0" vertOverflow="overflow" horzOverflow="overflow" vert="horz" wrap="square" lIns="91440" tIns="45720" rIns="91440" bIns="45720" numCol="1" spcCol="0" rtlCol="0" fromWordArt="0" anchor="t" anchorCtr="0" forceAA="0" compatLnSpc="1">
+                        <a:prstTxWarp prst="textNoShape">
+                          <a:avLst/>
+                        </a:prstTxWarp>
                         <a:noAutofit/>
                       </wps:bodyPr>
                     </wps:wsp>
@@ -1745,37 +3540,425 @@
           </mc:Choice>
           <mc:Fallback>
             <w:pict>
-              <v:shape w14:anchorId="1E3FC067" id="_x0000_s1035" type="#_x0000_t202" style="position:absolute;left:0;text-align:left;margin-left:383.2pt;margin-top:207.1pt;width:78.55pt;height:24pt;z-index:251703296;visibility:visible;mso-wrap-style:square;mso-width-percent:0;mso-height-percent:0;mso-wrap-distance-left:9pt;mso-wrap-distance-top:3.6pt;mso-wrap-distance-right:9pt;mso-wrap-distance-bottom:3.6pt;mso-position-horizontal:absolute;mso-position-horizontal-relative:text;mso-position-vertical:absolute;mso-position-vertical-relative:text;mso-width-percent:0;mso-height-percent:0;mso-width-relative:margin;mso-height-relative:margin;v-text-anchor:top" o:gfxdata="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" fillcolor="white [3212]" stroked="f">
+              <v:roundrect w14:anchorId="18637ED7" id="Rectangle: Rounded Corners 1" o:spid="_x0000_s1045" style="position:absolute;left:0;text-align:left;margin-left:245.3pt;margin-top:143.5pt;width:259pt;height:137.5pt;z-index:251669504;visibility:visible;mso-wrap-style:square;mso-width-percent:0;mso-height-percent:0;mso-wrap-distance-left:9pt;mso-wrap-distance-top:0;mso-wrap-distance-right:9pt;mso-wrap-distance-bottom:0;mso-position-horizontal:absolute;mso-position-horizontal-relative:text;mso-position-vertical:absolute;mso-position-vertical-relative:text;mso-width-percent:0;mso-height-percent:0;mso-width-relative:margin;mso-height-relative:margin;v-text-anchor:top" arcsize="1044f" o:gfxdata="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" fillcolor="white [3201]" strokecolor="black [3213]" strokeweight="1pt">
+                <v:stroke joinstyle="miter"/>
                 <v:textbox>
                   <w:txbxContent>
                     <w:p>
                       <w:pPr>
-                        <w:bidi/>
-                        <w:rPr>
-                          <w:rFonts w:ascii="Arial Black" w:hAnsi="Arial Black" w:cs="Aria Black"/>
-                          <w:b/>
-                          <w:bCs/>
-                          <w:sz w:val="16"/>
-                          <w:szCs w:val="16"/>
+                        <w:jc w:val="right"/>
+                        <w:rPr>
+                          <w:rFonts w:asciiTheme="majorBidi" w:hAnsiTheme="majorBidi" w:cstheme="majorBidi"/>
+                          <w:b/>
+                          <w:bCs/>
+                          <w:rtl/>
+                          <w:lang w:bidi="fa-IR"/>
                         </w:rPr>
                       </w:pPr>
-                      <w:proofErr w:type="spellStart"/>
-                      <w:r>
-                        <w:rPr>
-                          <w:rFonts w:ascii="Arial Black" w:hAnsi="Arial Black" w:cs="Aria Black"/>
-                          <w:b/>
-                          <w:bCs/>
-                          <w:sz w:val="16"/>
-                          <w:szCs w:val="16"/>
-                        </w:rPr>
-                        <w:t>buyer_from</w:t>
-                      </w:r>
-                      <w:proofErr w:type="spellEnd"/>
+                      <w:r>
+                        <w:rPr>
+                          <w:rFonts w:asciiTheme="majorBidi" w:hAnsiTheme="majorBidi" w:cstheme="majorBidi" w:hint="cs"/>
+                          <w:b/>
+                          <w:bCs/>
+                          <w:rtl/>
+                          <w:lang w:bidi="fa-IR"/>
+                        </w:rPr>
+                        <w:t>خریدار</w:t>
+                      </w:r>
+                      <w:r>
+                        <w:rPr>
+                          <w:rFonts w:asciiTheme="majorBidi" w:hAnsiTheme="majorBidi" w:cstheme="majorBidi" w:hint="cs"/>
+                          <w:b/>
+                          <w:bCs/>
+                          <w:rtl/>
+                          <w:lang w:bidi="fa-IR"/>
+                        </w:rPr>
+                        <w:t>:..</w:t>
+                      </w:r>
+                      <w:r>
+                        <w:rPr>
+                          <w:rFonts w:asciiTheme="majorBidi" w:hAnsiTheme="majorBidi" w:cstheme="majorBidi" w:hint="cs"/>
+                          <w:b/>
+                          <w:bCs/>
+                          <w:rtl/>
+                          <w:lang w:bidi="fa-IR"/>
+                        </w:rPr>
+                        <w:t>...........</w:t>
+                      </w:r>
+                      <w:r>
+                        <w:rPr>
+                          <w:rFonts w:asciiTheme="majorBidi" w:hAnsiTheme="majorBidi" w:cstheme="majorBidi" w:hint="cs"/>
+                          <w:b/>
+                          <w:bCs/>
+                          <w:rtl/>
+                          <w:lang w:bidi="fa-IR"/>
+                        </w:rPr>
+                        <w:t>........................................................</w:t>
+                      </w:r>
+                    </w:p>
+                    <w:p>
+                      <w:pPr>
+                        <w:jc w:val="right"/>
+                        <w:rPr>
+                          <w:rFonts w:asciiTheme="majorBidi" w:hAnsiTheme="majorBidi" w:cstheme="majorBidi"/>
+                          <w:b/>
+                          <w:bCs/>
+                          <w:rtl/>
+                          <w:lang w:bidi="fa-IR"/>
+                        </w:rPr>
+                      </w:pPr>
+                      <w:r>
+                        <w:rPr>
+                          <w:rFonts w:asciiTheme="majorBidi" w:hAnsiTheme="majorBidi" w:cstheme="majorBidi" w:hint="cs"/>
+                          <w:b/>
+                          <w:bCs/>
+                          <w:rtl/>
+                          <w:lang w:bidi="fa-IR"/>
+                        </w:rPr>
+                        <w:t>فرزند:</w:t>
+                      </w:r>
+                      <w:r>
+                        <w:rPr>
+                          <w:rFonts w:asciiTheme="majorBidi" w:hAnsiTheme="majorBidi" w:cstheme="majorBidi" w:hint="cs"/>
+                          <w:b/>
+                          <w:bCs/>
+                          <w:rtl/>
+                          <w:lang w:bidi="fa-IR"/>
+                        </w:rPr>
+                        <w:t>...</w:t>
+                      </w:r>
+                      <w:r>
+                        <w:rPr>
+                          <w:rFonts w:asciiTheme="majorBidi" w:hAnsiTheme="majorBidi" w:cstheme="majorBidi" w:hint="cs"/>
+                          <w:b/>
+                          <w:bCs/>
+                          <w:rtl/>
+                          <w:lang w:bidi="fa-IR"/>
+                        </w:rPr>
+                        <w:t xml:space="preserve">......................... </w:t>
+                      </w:r>
+                      <w:r>
+                        <w:rPr>
+                          <w:rFonts w:asciiTheme="majorBidi" w:hAnsiTheme="majorBidi" w:cstheme="majorBidi" w:hint="cs"/>
+                          <w:b/>
+                          <w:bCs/>
+                          <w:rtl/>
+                          <w:lang w:bidi="fa-IR"/>
+                        </w:rPr>
+                        <w:t xml:space="preserve"> </w:t>
+                      </w:r>
+                      <w:r>
+                        <w:rPr>
+                          <w:rFonts w:asciiTheme="majorBidi" w:hAnsiTheme="majorBidi" w:cstheme="majorBidi" w:hint="cs"/>
+                          <w:b/>
+                          <w:bCs/>
+                          <w:rtl/>
+                          <w:lang w:bidi="fa-IR"/>
+                        </w:rPr>
+                        <w:t xml:space="preserve">  </w:t>
+                      </w:r>
+                      <w:r>
+                        <w:rPr>
+                          <w:rFonts w:asciiTheme="majorBidi" w:hAnsiTheme="majorBidi" w:cstheme="majorBidi" w:hint="cs"/>
+                          <w:b/>
+                          <w:bCs/>
+                          <w:rtl/>
+                          <w:lang w:bidi="fa-IR"/>
+                        </w:rPr>
+                        <w:t xml:space="preserve"> </w:t>
+                      </w:r>
+                      <w:r>
+                        <w:rPr>
+                          <w:rFonts w:asciiTheme="majorBidi" w:hAnsiTheme="majorBidi" w:cstheme="majorBidi" w:hint="cs"/>
+                          <w:b/>
+                          <w:bCs/>
+                          <w:rtl/>
+                          <w:lang w:bidi="fa-IR"/>
+                        </w:rPr>
+                        <w:t>ش.ش</w:t>
+                      </w:r>
+                      <w:r>
+                        <w:rPr>
+                          <w:rFonts w:asciiTheme="majorBidi" w:hAnsiTheme="majorBidi" w:cstheme="majorBidi" w:hint="cs"/>
+                          <w:b/>
+                          <w:bCs/>
+                          <w:rtl/>
+                          <w:lang w:bidi="fa-IR"/>
+                        </w:rPr>
+                        <w:t>:</w:t>
+                      </w:r>
+                      <w:r>
+                        <w:rPr>
+                          <w:rFonts w:asciiTheme="majorBidi" w:hAnsiTheme="majorBidi" w:cstheme="majorBidi" w:hint="cs"/>
+                          <w:b/>
+                          <w:bCs/>
+                          <w:rtl/>
+                          <w:lang w:bidi="fa-IR"/>
+                        </w:rPr>
+                        <w:t xml:space="preserve"> ....</w:t>
+                      </w:r>
+                      <w:r>
+                        <w:rPr>
+                          <w:rFonts w:asciiTheme="majorBidi" w:hAnsiTheme="majorBidi" w:cstheme="majorBidi" w:hint="cs"/>
+                          <w:b/>
+                          <w:bCs/>
+                          <w:rtl/>
+                          <w:lang w:bidi="fa-IR"/>
+                        </w:rPr>
+                        <w:t>.....</w:t>
+                      </w:r>
+                      <w:r>
+                        <w:rPr>
+                          <w:rFonts w:asciiTheme="majorBidi" w:hAnsiTheme="majorBidi" w:cstheme="majorBidi" w:hint="cs"/>
+                          <w:b/>
+                          <w:bCs/>
+                          <w:rtl/>
+                          <w:lang w:bidi="fa-IR"/>
+                        </w:rPr>
+                        <w:t>......................</w:t>
+                      </w:r>
+                    </w:p>
+                    <w:p>
+                      <w:pPr>
+                        <w:jc w:val="right"/>
+                        <w:rPr>
+                          <w:rFonts w:asciiTheme="majorBidi" w:hAnsiTheme="majorBidi" w:cstheme="majorBidi"/>
+                          <w:b/>
+                          <w:bCs/>
+                          <w:rtl/>
+                          <w:lang w:bidi="fa-IR"/>
+                        </w:rPr>
+                      </w:pPr>
+                      <w:r>
+                        <w:rPr>
+                          <w:rFonts w:asciiTheme="majorBidi" w:hAnsiTheme="majorBidi" w:cstheme="majorBidi" w:hint="cs"/>
+                          <w:b/>
+                          <w:bCs/>
+                          <w:rtl/>
+                          <w:lang w:bidi="fa-IR"/>
+                        </w:rPr>
+                        <w:t>کدملی:</w:t>
+                      </w:r>
+                      <w:r>
+                        <w:rPr>
+                          <w:rFonts w:asciiTheme="majorBidi" w:hAnsiTheme="majorBidi" w:cstheme="majorBidi" w:hint="cs"/>
+                          <w:b/>
+                          <w:bCs/>
+                          <w:rtl/>
+                          <w:lang w:bidi="fa-IR"/>
+                        </w:rPr>
+                        <w:t>.......</w:t>
+                      </w:r>
+                      <w:r>
+                        <w:rPr>
+                          <w:rFonts w:asciiTheme="majorBidi" w:hAnsiTheme="majorBidi" w:cstheme="majorBidi" w:hint="cs"/>
+                          <w:b/>
+                          <w:bCs/>
+                          <w:rtl/>
+                          <w:lang w:bidi="fa-IR"/>
+                        </w:rPr>
+                        <w:t>....................</w:t>
+                      </w:r>
+                      <w:r>
+                        <w:rPr>
+                          <w:rFonts w:asciiTheme="majorBidi" w:hAnsiTheme="majorBidi" w:cstheme="majorBidi" w:hint="cs"/>
+                          <w:b/>
+                          <w:bCs/>
+                          <w:rtl/>
+                          <w:lang w:bidi="fa-IR"/>
+                        </w:rPr>
+                        <w:t xml:space="preserve"> </w:t>
+                      </w:r>
+                      <w:r>
+                        <w:rPr>
+                          <w:rFonts w:asciiTheme="majorBidi" w:hAnsiTheme="majorBidi" w:cstheme="majorBidi" w:hint="cs"/>
+                          <w:b/>
+                          <w:bCs/>
+                          <w:rtl/>
+                          <w:lang w:bidi="fa-IR"/>
+                        </w:rPr>
+                        <w:t xml:space="preserve">   </w:t>
+                      </w:r>
+                      <w:r>
+                        <w:rPr>
+                          <w:rFonts w:asciiTheme="majorBidi" w:hAnsiTheme="majorBidi" w:cstheme="majorBidi" w:hint="cs"/>
+                          <w:b/>
+                          <w:bCs/>
+                          <w:rtl/>
+                          <w:lang w:bidi="fa-IR"/>
+                        </w:rPr>
+                        <w:t xml:space="preserve">   </w:t>
+                      </w:r>
+                      <w:r>
+                        <w:rPr>
+                          <w:rFonts w:asciiTheme="majorBidi" w:hAnsiTheme="majorBidi" w:cstheme="majorBidi" w:hint="cs"/>
+                          <w:b/>
+                          <w:bCs/>
+                          <w:rtl/>
+                          <w:lang w:bidi="fa-IR"/>
+                        </w:rPr>
+                        <w:t xml:space="preserve">ت.ت: </w:t>
+                      </w:r>
+                    </w:p>
+                    <w:p>
+                      <w:pPr>
+                        <w:jc w:val="right"/>
+                        <w:rPr>
+                          <w:rFonts w:asciiTheme="majorBidi" w:hAnsiTheme="majorBidi" w:cstheme="majorBidi"/>
+                          <w:b/>
+                          <w:bCs/>
+                          <w:rtl/>
+                          <w:lang w:bidi="fa-IR"/>
+                        </w:rPr>
+                      </w:pPr>
+                      <w:r>
+                        <w:rPr>
+                          <w:rFonts w:asciiTheme="majorBidi" w:hAnsiTheme="majorBidi" w:cstheme="majorBidi" w:hint="cs"/>
+                          <w:b/>
+                          <w:bCs/>
+                          <w:rtl/>
+                          <w:lang w:bidi="fa-IR"/>
+                        </w:rPr>
+                        <w:t>صادره:</w:t>
+                      </w:r>
+                      <w:r>
+                        <w:rPr>
+                          <w:rFonts w:asciiTheme="majorBidi" w:hAnsiTheme="majorBidi" w:cstheme="majorBidi" w:hint="cs"/>
+                          <w:b/>
+                          <w:bCs/>
+                          <w:rtl/>
+                          <w:lang w:bidi="fa-IR"/>
+                        </w:rPr>
+                        <w:t>...................</w:t>
+                      </w:r>
+                      <w:r>
+                        <w:rPr>
+                          <w:rFonts w:asciiTheme="majorBidi" w:hAnsiTheme="majorBidi" w:cstheme="majorBidi" w:hint="cs"/>
+                          <w:b/>
+                          <w:bCs/>
+                          <w:rtl/>
+                          <w:lang w:bidi="fa-IR"/>
+                        </w:rPr>
+                        <w:t>....</w:t>
+                      </w:r>
+                      <w:r>
+                        <w:rPr>
+                          <w:rFonts w:asciiTheme="majorBidi" w:hAnsiTheme="majorBidi" w:cstheme="majorBidi" w:hint="cs"/>
+                          <w:b/>
+                          <w:bCs/>
+                          <w:rtl/>
+                          <w:lang w:bidi="fa-IR"/>
+                        </w:rPr>
+                        <w:t xml:space="preserve">    </w:t>
+                      </w:r>
+                      <w:r>
+                        <w:rPr>
+                          <w:rFonts w:asciiTheme="majorBidi" w:hAnsiTheme="majorBidi" w:cstheme="majorBidi" w:hint="cs"/>
+                          <w:b/>
+                          <w:bCs/>
+                          <w:rtl/>
+                          <w:lang w:bidi="fa-IR"/>
+                        </w:rPr>
+                        <w:t xml:space="preserve">   </w:t>
+                      </w:r>
+                      <w:r>
+                        <w:rPr>
+                          <w:rFonts w:asciiTheme="majorBidi" w:hAnsiTheme="majorBidi" w:cstheme="majorBidi" w:hint="cs"/>
+                          <w:b/>
+                          <w:bCs/>
+                          <w:rtl/>
+                          <w:lang w:bidi="fa-IR"/>
+                        </w:rPr>
+                        <w:t xml:space="preserve"> </w:t>
+                      </w:r>
+                      <w:r>
+                        <w:rPr>
+                          <w:rFonts w:asciiTheme="majorBidi" w:hAnsiTheme="majorBidi" w:cstheme="majorBidi" w:hint="cs"/>
+                          <w:b/>
+                          <w:bCs/>
+                          <w:rtl/>
+                          <w:lang w:bidi="fa-IR"/>
+                        </w:rPr>
+                        <w:t xml:space="preserve">تماس: </w:t>
+                      </w:r>
+                    </w:p>
+                    <w:p>
+                      <w:pPr>
+                        <w:jc w:val="right"/>
+                        <w:rPr>
+                          <w:rFonts w:asciiTheme="majorBidi" w:hAnsiTheme="majorBidi" w:cstheme="majorBidi"/>
+                          <w:b/>
+                          <w:bCs/>
+                          <w:rtl/>
+                          <w:lang w:bidi="fa-IR"/>
+                        </w:rPr>
+                      </w:pPr>
+                      <w:r>
+                        <w:rPr>
+                          <w:rFonts w:asciiTheme="majorBidi" w:hAnsiTheme="majorBidi" w:cstheme="majorBidi" w:hint="cs"/>
+                          <w:b/>
+                          <w:bCs/>
+                          <w:rtl/>
+                          <w:lang w:bidi="fa-IR"/>
+                        </w:rPr>
+                        <w:t>آدرس:</w:t>
+                      </w:r>
+                      <w:r>
+                        <w:rPr>
+                          <w:rFonts w:asciiTheme="majorBidi" w:hAnsiTheme="majorBidi" w:cstheme="majorBidi" w:hint="cs"/>
+                          <w:b/>
+                          <w:bCs/>
+                          <w:rtl/>
+                          <w:lang w:bidi="fa-IR"/>
+                        </w:rPr>
+                        <w:t xml:space="preserve"> </w:t>
+                      </w:r>
+                      <w:r>
+                        <w:rPr>
+                          <w:rFonts w:asciiTheme="majorBidi" w:hAnsiTheme="majorBidi" w:cstheme="majorBidi" w:hint="cs"/>
+                          <w:b/>
+                          <w:bCs/>
+                          <w:rtl/>
+                          <w:lang w:bidi="fa-IR"/>
+                        </w:rPr>
+                        <w:t>.................</w:t>
+                      </w:r>
+                      <w:r>
+                        <w:rPr>
+                          <w:rFonts w:asciiTheme="majorBidi" w:hAnsiTheme="majorBidi" w:cstheme="majorBidi" w:hint="cs"/>
+                          <w:b/>
+                          <w:bCs/>
+                          <w:rtl/>
+                          <w:lang w:bidi="fa-IR"/>
+                        </w:rPr>
+                        <w:t>....................................................</w:t>
+                      </w:r>
+                    </w:p>
+                    <w:p>
+                      <w:pPr>
+                        <w:jc w:val="right"/>
+                        <w:rPr>
+                          <w:rFonts w:asciiTheme="majorBidi" w:hAnsiTheme="majorBidi" w:cstheme="majorBidi"/>
+                          <w:b/>
+                          <w:bCs/>
+                          <w:lang w:bidi="fa-IR"/>
+                        </w:rPr>
+                      </w:pPr>
+                      <w:r>
+                        <w:rPr>
+                          <w:rFonts w:asciiTheme="majorBidi" w:hAnsiTheme="majorBidi" w:cstheme="majorBidi" w:hint="cs"/>
+                          <w:b/>
+                          <w:bCs/>
+                          <w:rtl/>
+                          <w:lang w:bidi="fa-IR"/>
+                        </w:rPr>
+                        <w:t xml:space="preserve">  </w:t>
+                      </w:r>
                     </w:p>
                   </w:txbxContent>
                 </v:textbox>
-                <w10:wrap type="square"/>
-              </v:shape>
+                <w10:wrap type="topAndBottom"/>
+              </v:roundrect>
             </w:pict>
           </mc:Fallback>
         </mc:AlternateContent>
@@ -1786,79 +3969,528 @@
           <w:noProof/>
           <w:sz w:val="36"/>
           <w:szCs w:val="36"/>
-          <w:lang w:bidi="fa-IR"/>
+          <w:rtl/>
+          <w:lang w:val="fa-IR" w:bidi="fa-IR"/>
         </w:rPr>
         <mc:AlternateContent>
           <mc:Choice Requires="wps">
             <w:drawing>
-              <wp:anchor distT="45720" distB="45720" distL="114300" distR="114300" simplePos="0" relativeHeight="251698176" behindDoc="0" locked="0" layoutInCell="1" allowOverlap="1" wp14:anchorId="4E37F316" wp14:editId="2DF38659">
+              <wp:anchor distT="0" distB="0" distL="114300" distR="114300" simplePos="0" relativeHeight="251658240" behindDoc="0" locked="0" layoutInCell="1" allowOverlap="1" wp14:anchorId="294575B4" wp14:editId="39800E55">
                 <wp:simplePos x="0" y="0"/>
                 <wp:positionH relativeFrom="column">
-                  <wp:posOffset>4872718</wp:posOffset>
+                  <wp:posOffset>3115310</wp:posOffset>
                 </wp:positionH>
                 <wp:positionV relativeFrom="paragraph">
-                  <wp:posOffset>2117725</wp:posOffset>
+                  <wp:posOffset>1905</wp:posOffset>
                 </wp:positionV>
-                <wp:extent cx="1038225" cy="295910"/>
-                <wp:effectExtent l="0" t="0" r="9525" b="8890"/>
-                <wp:wrapSquare wrapText="bothSides"/>
-                <wp:docPr id="686126355" name="Text Box 2"/>
-                <wp:cNvGraphicFramePr>
-                  <a:graphicFrameLocks xmlns:a="http://schemas.openxmlformats.org/drawingml/2006/main"/>
-                </wp:cNvGraphicFramePr>
+                <wp:extent cx="3289300" cy="1746885"/>
+                <wp:effectExtent l="0" t="0" r="25400" b="24765"/>
+                <wp:wrapTopAndBottom/>
+                <wp:docPr id="4" name="Rectangle: Rounded Corners 4"/>
+                <wp:cNvGraphicFramePr/>
                 <a:graphic xmlns:a="http://schemas.openxmlformats.org/drawingml/2006/main">
                   <a:graphicData uri="http://schemas.microsoft.com/office/word/2010/wordprocessingShape">
                     <wps:wsp>
-                      <wps:cNvSpPr txBox="1">
-                        <a:spLocks noChangeArrowheads="1"/>
-                      </wps:cNvSpPr>
-                      <wps:spPr bwMode="auto">
+                      <wps:cNvSpPr/>
+                      <wps:spPr>
                         <a:xfrm>
                           <a:off x="0" y="0"/>
-                          <a:ext cx="1038225" cy="295910"/>
+                          <a:ext cx="3289300" cy="1746885"/>
                         </a:xfrm>
-                        <a:prstGeom prst="rect">
-                          <a:avLst/>
+                        <a:prstGeom prst="roundRect">
+                          <a:avLst>
+                            <a:gd name="adj" fmla="val 2788"/>
+                          </a:avLst>
                         </a:prstGeom>
-                        <a:solidFill>
-                          <a:schemeClr val="bg1"/>
-                        </a:solidFill>
-                        <a:ln w="9525">
-                          <a:noFill/>
-                          <a:miter lim="800000"/>
-                          <a:headEnd/>
-                          <a:tailEnd/>
+                        <a:ln>
+                          <a:solidFill>
+                            <a:schemeClr val="tx1"/>
+                          </a:solidFill>
                         </a:ln>
                       </wps:spPr>
+                      <wps:style>
+                        <a:lnRef idx="2">
+                          <a:schemeClr val="accent6"/>
+                        </a:lnRef>
+                        <a:fillRef idx="1">
+                          <a:schemeClr val="lt1"/>
+                        </a:fillRef>
+                        <a:effectRef idx="0">
+                          <a:schemeClr val="accent6"/>
+                        </a:effectRef>
+                        <a:fontRef idx="minor">
+                          <a:schemeClr val="dk1"/>
+                        </a:fontRef>
+                      </wps:style>
                       <wps:txbx>
                         <w:txbxContent>
                           <w:p>
                             <w:pPr>
-                              <w:bidi/>
-                              <w:rPr>
-                                <w:rFonts w:ascii="Arial Black" w:hAnsi="Arial Black" w:cs="Aria Black"/>
-                                <w:b/>
-                                <w:bCs/>
-                                <w:sz w:val="16"/>
-                                <w:szCs w:val="16"/>
+                              <w:jc w:val="right"/>
+                              <w:rPr>
+                                <w:rFonts w:asciiTheme="majorBidi" w:hAnsiTheme="majorBidi" w:cstheme="majorBidi"/>
+                                <w:b/>
+                                <w:bCs/>
+                                <w:rtl/>
+                                <w:lang w:bidi="fa-IR"/>
                               </w:rPr>
                             </w:pPr>
-                            <w:proofErr w:type="spellStart"/>
-                            <w:r>
-                              <w:rPr>
-                                <w:rFonts w:ascii="Arial Black" w:hAnsi="Arial Black" w:cs="Aria Black"/>
-                                <w:b/>
-                                <w:bCs/>
-                                <w:sz w:val="16"/>
-                                <w:szCs w:val="16"/>
-                              </w:rPr>
-                              <w:t>buyer_father</w:t>
-                            </w:r>
-                            <w:proofErr w:type="spellEnd"/>
+                            <w:r>
+                              <w:rPr>
+                                <w:rFonts w:asciiTheme="majorBidi" w:hAnsiTheme="majorBidi" w:cstheme="majorBidi" w:hint="cs"/>
+                                <w:b/>
+                                <w:bCs/>
+                                <w:rtl/>
+                                <w:lang w:bidi="fa-IR"/>
+                              </w:rPr>
+                              <w:t>فروشنده:</w:t>
+                            </w:r>
+                            <w:r>
+                              <w:rPr>
+                                <w:rFonts w:asciiTheme="majorBidi" w:hAnsiTheme="majorBidi" w:cstheme="majorBidi" w:hint="cs"/>
+                                <w:b/>
+                                <w:bCs/>
+                                <w:rtl/>
+                                <w:lang w:bidi="fa-IR"/>
+                              </w:rPr>
+                              <w:t xml:space="preserve"> </w:t>
+                            </w:r>
+                            <w:r>
+                              <w:rPr>
+                                <w:rFonts w:asciiTheme="majorBidi" w:hAnsiTheme="majorBidi" w:cstheme="majorBidi" w:hint="cs"/>
+                                <w:b/>
+                                <w:bCs/>
+                                <w:rtl/>
+                                <w:lang w:bidi="fa-IR"/>
+                              </w:rPr>
+                              <w:t>......</w:t>
+                            </w:r>
+                            <w:r>
+                              <w:rPr>
+                                <w:rFonts w:asciiTheme="majorBidi" w:hAnsiTheme="majorBidi" w:cstheme="majorBidi" w:hint="cs"/>
+                                <w:b/>
+                                <w:bCs/>
+                                <w:rtl/>
+                                <w:lang w:bidi="fa-IR"/>
+                              </w:rPr>
+                              <w:t>..........................................................</w:t>
+                            </w:r>
+                          </w:p>
+                          <w:p>
+                            <w:pPr>
+                              <w:jc w:val="right"/>
+                              <w:rPr>
+                                <w:rFonts w:asciiTheme="majorBidi" w:hAnsiTheme="majorBidi" w:cstheme="majorBidi"/>
+                                <w:b/>
+                                <w:bCs/>
+                                <w:rtl/>
+                                <w:lang w:bidi="fa-IR"/>
+                              </w:rPr>
+                            </w:pPr>
+                            <w:r>
+                              <w:rPr>
+                                <w:rFonts w:asciiTheme="majorBidi" w:hAnsiTheme="majorBidi" w:cstheme="majorBidi" w:hint="cs"/>
+                                <w:b/>
+                                <w:bCs/>
+                                <w:rtl/>
+                                <w:lang w:bidi="fa-IR"/>
+                              </w:rPr>
+                              <w:t>فرزند:</w:t>
+                            </w:r>
+                            <w:r>
+                              <w:rPr>
+                                <w:rFonts w:asciiTheme="majorBidi" w:hAnsiTheme="majorBidi" w:cstheme="majorBidi" w:hint="cs"/>
+                                <w:b/>
+                                <w:bCs/>
+                                <w:rtl/>
+                                <w:lang w:bidi="fa-IR"/>
+                              </w:rPr>
+                              <w:t>...</w:t>
+                            </w:r>
+                            <w:r>
+                              <w:rPr>
+                                <w:rFonts w:asciiTheme="majorBidi" w:hAnsiTheme="majorBidi" w:cstheme="majorBidi" w:hint="cs"/>
+                                <w:b/>
+                                <w:bCs/>
+                                <w:rtl/>
+                                <w:lang w:bidi="fa-IR"/>
+                              </w:rPr>
+                              <w:t xml:space="preserve">......................... </w:t>
+                            </w:r>
+                            <w:r>
+                              <w:rPr>
+                                <w:rFonts w:asciiTheme="majorBidi" w:hAnsiTheme="majorBidi" w:cstheme="majorBidi" w:hint="cs"/>
+                                <w:b/>
+                                <w:bCs/>
+                                <w:rtl/>
+                                <w:lang w:bidi="fa-IR"/>
+                              </w:rPr>
+                              <w:t xml:space="preserve"> </w:t>
+                            </w:r>
+                            <w:r>
+                              <w:rPr>
+                                <w:rFonts w:asciiTheme="majorBidi" w:hAnsiTheme="majorBidi" w:cstheme="majorBidi" w:hint="cs"/>
+                                <w:b/>
+                                <w:bCs/>
+                                <w:rtl/>
+                                <w:lang w:bidi="fa-IR"/>
+                              </w:rPr>
+                              <w:t xml:space="preserve">  </w:t>
+                            </w:r>
+                            <w:r>
+                              <w:rPr>
+                                <w:rFonts w:asciiTheme="majorBidi" w:hAnsiTheme="majorBidi" w:cstheme="majorBidi" w:hint="cs"/>
+                                <w:b/>
+                                <w:bCs/>
+                                <w:rtl/>
+                                <w:lang w:bidi="fa-IR"/>
+                              </w:rPr>
+                              <w:t xml:space="preserve">  </w:t>
+                            </w:r>
+                            <w:r>
+                              <w:rPr>
+                                <w:rFonts w:asciiTheme="majorBidi" w:hAnsiTheme="majorBidi" w:cstheme="majorBidi" w:hint="cs"/>
+                                <w:b/>
+                                <w:bCs/>
+                                <w:rtl/>
+                                <w:lang w:bidi="fa-IR"/>
+                              </w:rPr>
+                              <w:t>ش.ش</w:t>
+                            </w:r>
+                            <w:r>
+                              <w:rPr>
+                                <w:rFonts w:asciiTheme="majorBidi" w:hAnsiTheme="majorBidi" w:cstheme="majorBidi" w:hint="cs"/>
+                                <w:b/>
+                                <w:bCs/>
+                                <w:rtl/>
+                                <w:lang w:bidi="fa-IR"/>
+                              </w:rPr>
+                              <w:t>:</w:t>
+                            </w:r>
+                            <w:r>
+                              <w:rPr>
+                                <w:rFonts w:asciiTheme="majorBidi" w:hAnsiTheme="majorBidi" w:cstheme="majorBidi" w:hint="cs"/>
+                                <w:b/>
+                                <w:bCs/>
+                                <w:rtl/>
+                                <w:lang w:bidi="fa-IR"/>
+                              </w:rPr>
+                              <w:t xml:space="preserve"> </w:t>
+                            </w:r>
+                            <w:r>
+                              <w:rPr>
+                                <w:rFonts w:asciiTheme="majorBidi" w:hAnsiTheme="majorBidi" w:cstheme="majorBidi" w:hint="cs"/>
+                                <w:b/>
+                                <w:bCs/>
+                                <w:rtl/>
+                                <w:lang w:bidi="fa-IR"/>
+                              </w:rPr>
+                              <w:t>...</w:t>
+                            </w:r>
+                            <w:r>
+                              <w:rPr>
+                                <w:rFonts w:asciiTheme="majorBidi" w:hAnsiTheme="majorBidi" w:cstheme="majorBidi" w:hint="cs"/>
+                                <w:b/>
+                                <w:bCs/>
+                                <w:rtl/>
+                                <w:lang w:bidi="fa-IR"/>
+                              </w:rPr>
+                              <w:t>......................</w:t>
+                            </w:r>
+                          </w:p>
+                          <w:p>
+                            <w:pPr>
+                              <w:jc w:val="right"/>
+                              <w:rPr>
+                                <w:rFonts w:asciiTheme="majorBidi" w:hAnsiTheme="majorBidi" w:cstheme="majorBidi"/>
+                                <w:b/>
+                                <w:bCs/>
+                                <w:rtl/>
+                                <w:lang w:bidi="fa-IR"/>
+                              </w:rPr>
+                            </w:pPr>
+                            <w:r>
+                              <w:rPr>
+                                <w:rFonts w:asciiTheme="majorBidi" w:hAnsiTheme="majorBidi" w:cstheme="majorBidi" w:hint="cs"/>
+                                <w:b/>
+                                <w:bCs/>
+                                <w:rtl/>
+                                <w:lang w:bidi="fa-IR"/>
+                              </w:rPr>
+                              <w:t>کدملی:</w:t>
+                            </w:r>
+                            <w:r>
+                              <w:rPr>
+                                <w:rFonts w:asciiTheme="majorBidi" w:hAnsiTheme="majorBidi" w:cstheme="majorBidi" w:hint="cs"/>
+                                <w:b/>
+                                <w:bCs/>
+                                <w:rtl/>
+                                <w:lang w:bidi="fa-IR"/>
+                              </w:rPr>
+                              <w:t>.....</w:t>
+                            </w:r>
+                            <w:r>
+                              <w:rPr>
+                                <w:rFonts w:asciiTheme="majorBidi" w:hAnsiTheme="majorBidi" w:cstheme="majorBidi" w:hint="cs"/>
+                                <w:b/>
+                                <w:bCs/>
+                                <w:rtl/>
+                                <w:lang w:bidi="fa-IR"/>
+                              </w:rPr>
+                              <w:t>...........................</w:t>
+                            </w:r>
+                            <w:r>
+                              <w:rPr>
+                                <w:rFonts w:asciiTheme="majorBidi" w:hAnsiTheme="majorBidi" w:cstheme="majorBidi" w:hint="cs"/>
+                                <w:b/>
+                                <w:bCs/>
+                                <w:rtl/>
+                                <w:lang w:bidi="fa-IR"/>
+                              </w:rPr>
+                              <w:t xml:space="preserve"> </w:t>
+                            </w:r>
+                            <w:r>
+                              <w:rPr>
+                                <w:rFonts w:asciiTheme="majorBidi" w:hAnsiTheme="majorBidi" w:cstheme="majorBidi" w:hint="cs"/>
+                                <w:b/>
+                                <w:bCs/>
+                                <w:rtl/>
+                                <w:lang w:bidi="fa-IR"/>
+                              </w:rPr>
+                              <w:t xml:space="preserve">  </w:t>
+                            </w:r>
+                            <w:r>
+                              <w:rPr>
+                                <w:rFonts w:asciiTheme="majorBidi" w:hAnsiTheme="majorBidi" w:cstheme="majorBidi" w:hint="cs"/>
+                                <w:b/>
+                                <w:bCs/>
+                                <w:rtl/>
+                                <w:lang w:bidi="fa-IR"/>
+                              </w:rPr>
+                              <w:t xml:space="preserve">  </w:t>
+                            </w:r>
+                            <w:r>
+                              <w:rPr>
+                                <w:rFonts w:asciiTheme="majorBidi" w:hAnsiTheme="majorBidi" w:cstheme="majorBidi" w:hint="cs"/>
+                                <w:b/>
+                                <w:bCs/>
+                                <w:rtl/>
+                                <w:lang w:bidi="fa-IR"/>
+                              </w:rPr>
+                              <w:t xml:space="preserve">ت.ت: </w:t>
+                            </w:r>
+                            <w:r>
+                              <w:rPr>
+                                <w:rFonts w:asciiTheme="majorBidi" w:hAnsiTheme="majorBidi" w:cstheme="majorBidi" w:hint="cs"/>
+                                <w:b/>
+                                <w:bCs/>
+                                <w:rtl/>
+                                <w:lang w:bidi="fa-IR"/>
+                              </w:rPr>
+                              <w:t>............................</w:t>
+                            </w:r>
+                          </w:p>
+                          <w:p>
+                            <w:pPr>
+                              <w:jc w:val="right"/>
+                              <w:rPr>
+                                <w:rFonts w:asciiTheme="majorBidi" w:hAnsiTheme="majorBidi" w:cstheme="majorBidi"/>
+                                <w:b/>
+                                <w:bCs/>
+                                <w:rtl/>
+                                <w:lang w:bidi="fa-IR"/>
+                              </w:rPr>
+                            </w:pPr>
+                            <w:r>
+                              <w:rPr>
+                                <w:rFonts w:asciiTheme="majorBidi" w:hAnsiTheme="majorBidi" w:cstheme="majorBidi" w:hint="cs"/>
+                                <w:b/>
+                                <w:bCs/>
+                                <w:rtl/>
+                                <w:lang w:bidi="fa-IR"/>
+                              </w:rPr>
+                              <w:t>صادره</w:t>
+                            </w:r>
+                            <w:r>
+                              <w:rPr>
+                                <w:rFonts w:asciiTheme="majorBidi" w:hAnsiTheme="majorBidi" w:cstheme="majorBidi" w:hint="cs"/>
+                                <w:b/>
+                                <w:bCs/>
+                                <w:rtl/>
+                                <w:lang w:bidi="fa-IR"/>
+                              </w:rPr>
+                              <w:t>:</w:t>
+                            </w:r>
+                            <w:r>
+                              <w:rPr>
+                                <w:rFonts w:asciiTheme="majorBidi" w:hAnsiTheme="majorBidi" w:cstheme="majorBidi" w:hint="cs"/>
+                                <w:b/>
+                                <w:bCs/>
+                                <w:rtl/>
+                                <w:lang w:bidi="fa-IR"/>
+                              </w:rPr>
+                              <w:t xml:space="preserve"> </w:t>
+                            </w:r>
+                            <w:r>
+                              <w:rPr>
+                                <w:rFonts w:asciiTheme="majorBidi" w:hAnsiTheme="majorBidi" w:cstheme="majorBidi" w:hint="cs"/>
+                                <w:b/>
+                                <w:bCs/>
+                                <w:rtl/>
+                                <w:lang w:bidi="fa-IR"/>
+                              </w:rPr>
+                              <w:t>......</w:t>
+                            </w:r>
+                            <w:r>
+                              <w:rPr>
+                                <w:rFonts w:asciiTheme="majorBidi" w:hAnsiTheme="majorBidi" w:cstheme="majorBidi" w:hint="cs"/>
+                                <w:b/>
+                                <w:bCs/>
+                                <w:rtl/>
+                                <w:lang w:bidi="fa-IR"/>
+                              </w:rPr>
+                              <w:t>....................</w:t>
+                            </w:r>
+                            <w:r>
+                              <w:rPr>
+                                <w:rFonts w:asciiTheme="majorBidi" w:hAnsiTheme="majorBidi" w:cstheme="majorBidi" w:hint="cs"/>
+                                <w:b/>
+                                <w:bCs/>
+                                <w:rtl/>
+                                <w:lang w:bidi="fa-IR"/>
+                              </w:rPr>
+                              <w:t xml:space="preserve"> </w:t>
+                            </w:r>
+                            <w:r>
+                              <w:rPr>
+                                <w:rFonts w:asciiTheme="majorBidi" w:hAnsiTheme="majorBidi" w:cstheme="majorBidi" w:hint="cs"/>
+                                <w:b/>
+                                <w:bCs/>
+                                <w:rtl/>
+                                <w:lang w:bidi="fa-IR"/>
+                              </w:rPr>
+                              <w:t xml:space="preserve">   </w:t>
+                            </w:r>
+                            <w:r>
+                              <w:rPr>
+                                <w:rFonts w:asciiTheme="majorBidi" w:hAnsiTheme="majorBidi" w:cstheme="majorBidi" w:hint="cs"/>
+                                <w:b/>
+                                <w:bCs/>
+                                <w:rtl/>
+                                <w:lang w:bidi="fa-IR"/>
+                              </w:rPr>
+                              <w:t xml:space="preserve"> </w:t>
+                            </w:r>
+                            <w:r>
+                              <w:rPr>
+                                <w:rFonts w:asciiTheme="majorBidi" w:hAnsiTheme="majorBidi" w:cstheme="majorBidi" w:hint="cs"/>
+                                <w:b/>
+                                <w:bCs/>
+                                <w:rtl/>
+                                <w:lang w:bidi="fa-IR"/>
+                              </w:rPr>
+                              <w:t xml:space="preserve"> </w:t>
+                            </w:r>
+                            <w:r>
+                              <w:rPr>
+                                <w:rFonts w:asciiTheme="majorBidi" w:hAnsiTheme="majorBidi" w:cstheme="majorBidi" w:hint="cs"/>
+                                <w:b/>
+                                <w:bCs/>
+                                <w:rtl/>
+                                <w:lang w:bidi="fa-IR"/>
+                              </w:rPr>
+                              <w:t xml:space="preserve">تماس: </w:t>
+                            </w:r>
+                            <w:r>
+                              <w:rPr>
+                                <w:rFonts w:asciiTheme="majorBidi" w:hAnsiTheme="majorBidi" w:cstheme="majorBidi" w:hint="cs"/>
+                                <w:b/>
+                                <w:bCs/>
+                                <w:rtl/>
+                                <w:lang w:bidi="fa-IR"/>
+                              </w:rPr>
+                              <w:t>........................</w:t>
+                            </w:r>
+                          </w:p>
+                          <w:p>
+                            <w:pPr>
+                              <w:jc w:val="right"/>
+                              <w:rPr>
+                                <w:rFonts w:asciiTheme="majorBidi" w:hAnsiTheme="majorBidi" w:cstheme="majorBidi"/>
+                                <w:b/>
+                                <w:bCs/>
+                                <w:rtl/>
+                                <w:lang w:bidi="fa-IR"/>
+                              </w:rPr>
+                            </w:pPr>
+                            <w:r>
+                              <w:rPr>
+                                <w:rFonts w:asciiTheme="majorBidi" w:hAnsiTheme="majorBidi" w:cstheme="majorBidi" w:hint="cs"/>
+                                <w:b/>
+                                <w:bCs/>
+                                <w:rtl/>
+                                <w:lang w:bidi="fa-IR"/>
+                              </w:rPr>
+                              <w:t>آدرس</w:t>
+                            </w:r>
+                            <w:r>
+                              <w:rPr>
+                                <w:rFonts w:asciiTheme="majorBidi" w:hAnsiTheme="majorBidi" w:cstheme="majorBidi" w:hint="cs"/>
+                                <w:b/>
+                                <w:bCs/>
+                                <w:rtl/>
+                                <w:lang w:bidi="fa-IR"/>
+                              </w:rPr>
+                              <w:t>: .</w:t>
+                            </w:r>
+                            <w:r>
+                              <w:rPr>
+                                <w:rFonts w:asciiTheme="majorBidi" w:hAnsiTheme="majorBidi" w:cstheme="majorBidi" w:hint="cs"/>
+                                <w:b/>
+                                <w:bCs/>
+                                <w:rtl/>
+                                <w:lang w:bidi="fa-IR"/>
+                              </w:rPr>
+                              <w:t>................</w:t>
+                            </w:r>
+                            <w:r>
+                              <w:rPr>
+                                <w:rFonts w:asciiTheme="majorBidi" w:hAnsiTheme="majorBidi" w:cstheme="majorBidi" w:hint="cs"/>
+                                <w:b/>
+                                <w:bCs/>
+                                <w:rtl/>
+                                <w:lang w:bidi="fa-IR"/>
+                              </w:rPr>
+                              <w:t>...................................................</w:t>
+                            </w:r>
+                          </w:p>
+                          <w:p>
+                            <w:pPr>
+                              <w:jc w:val="right"/>
+                              <w:rPr>
+                                <w:rFonts w:asciiTheme="majorBidi" w:hAnsiTheme="majorBidi" w:cstheme="majorBidi"/>
+                                <w:b/>
+                                <w:bCs/>
+                                <w:lang w:bidi="fa-IR"/>
+                              </w:rPr>
+                            </w:pPr>
+                            <w:r>
+                              <w:rPr>
+                                <w:rFonts w:asciiTheme="majorBidi" w:hAnsiTheme="majorBidi" w:cstheme="majorBidi" w:hint="cs"/>
+                                <w:b/>
+                                <w:bCs/>
+                                <w:rtl/>
+                                <w:lang w:bidi="fa-IR"/>
+                              </w:rPr>
+                              <w:t xml:space="preserve">  </w:t>
+                            </w:r>
                           </w:p>
                         </w:txbxContent>
                       </wps:txbx>
-                      <wps:bodyPr rot="0" vert="horz" wrap="square" lIns="91440" tIns="45720" rIns="91440" bIns="45720" anchor="t" anchorCtr="0">
+                      <wps:bodyPr rot="0" spcFirstLastPara="0" vertOverflow="overflow" horzOverflow="overflow" vert="horz" wrap="square" lIns="91440" tIns="45720" rIns="91440" bIns="45720" numCol="1" spcCol="0" rtlCol="0" fromWordArt="0" anchor="t" anchorCtr="0" forceAA="0" compatLnSpc="1">
+                        <a:prstTxWarp prst="textNoShape">
+                          <a:avLst/>
+                        </a:prstTxWarp>
                         <a:noAutofit/>
                       </wps:bodyPr>
                     </wps:wsp>
@@ -1875,37 +4507,475 @@
           </mc:Choice>
           <mc:Fallback>
             <w:pict>
-              <v:shape w14:anchorId="4E37F316" id="_x0000_s1036" type="#_x0000_t202" style="position:absolute;left:0;text-align:left;margin-left:383.7pt;margin-top:166.75pt;width:81.75pt;height:23.3pt;z-index:251698176;visibility:visible;mso-wrap-style:square;mso-width-percent:0;mso-height-percent:0;mso-wrap-distance-left:9pt;mso-wrap-distance-top:3.6pt;mso-wrap-distance-right:9pt;mso-wrap-distance-bottom:3.6pt;mso-position-horizontal:absolute;mso-position-horizontal-relative:text;mso-position-vertical:absolute;mso-position-vertical-relative:text;mso-width-percent:0;mso-height-percent:0;mso-width-relative:margin;mso-height-relative:margin;v-text-anchor:top" o:gfxdata="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" fillcolor="white [3212]" stroked="f">
+              <v:roundrect w14:anchorId="294575B4" id="Rectangle: Rounded Corners 4" o:spid="_x0000_s1046" style="position:absolute;left:0;text-align:left;margin-left:245.3pt;margin-top:.15pt;width:259pt;height:137.55pt;z-index:251658240;visibility:visible;mso-wrap-style:square;mso-width-percent:0;mso-height-percent:0;mso-wrap-distance-left:9pt;mso-wrap-distance-top:0;mso-wrap-distance-right:9pt;mso-wrap-distance-bottom:0;mso-position-horizontal:absolute;mso-position-horizontal-relative:text;mso-position-vertical:absolute;mso-position-vertical-relative:text;mso-width-percent:0;mso-height-percent:0;mso-width-relative:margin;mso-height-relative:margin;v-text-anchor:top" arcsize="1826f" o:gfxdata="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" fillcolor="white [3201]" strokecolor="black [3213]" strokeweight="1pt">
+                <v:stroke joinstyle="miter"/>
                 <v:textbox>
                   <w:txbxContent>
                     <w:p>
                       <w:pPr>
-                        <w:bidi/>
-                        <w:rPr>
-                          <w:rFonts w:ascii="Arial Black" w:hAnsi="Arial Black" w:cs="Aria Black"/>
-                          <w:b/>
-                          <w:bCs/>
-                          <w:sz w:val="16"/>
-                          <w:szCs w:val="16"/>
+                        <w:jc w:val="right"/>
+                        <w:rPr>
+                          <w:rFonts w:asciiTheme="majorBidi" w:hAnsiTheme="majorBidi" w:cstheme="majorBidi"/>
+                          <w:b/>
+                          <w:bCs/>
+                          <w:rtl/>
+                          <w:lang w:bidi="fa-IR"/>
                         </w:rPr>
                       </w:pPr>
-                      <w:proofErr w:type="spellStart"/>
-                      <w:r>
-                        <w:rPr>
-                          <w:rFonts w:ascii="Arial Black" w:hAnsi="Arial Black" w:cs="Aria Black"/>
-                          <w:b/>
-                          <w:bCs/>
-                          <w:sz w:val="16"/>
-                          <w:szCs w:val="16"/>
-                        </w:rPr>
-                        <w:t>buyer_father</w:t>
-                      </w:r>
-                      <w:proofErr w:type="spellEnd"/>
+                      <w:r>
+                        <w:rPr>
+                          <w:rFonts w:asciiTheme="majorBidi" w:hAnsiTheme="majorBidi" w:cstheme="majorBidi" w:hint="cs"/>
+                          <w:b/>
+                          <w:bCs/>
+                          <w:rtl/>
+                          <w:lang w:bidi="fa-IR"/>
+                        </w:rPr>
+                        <w:t>فروشنده:</w:t>
+                      </w:r>
+                      <w:r>
+                        <w:rPr>
+                          <w:rFonts w:asciiTheme="majorBidi" w:hAnsiTheme="majorBidi" w:cstheme="majorBidi" w:hint="cs"/>
+                          <w:b/>
+                          <w:bCs/>
+                          <w:rtl/>
+                          <w:lang w:bidi="fa-IR"/>
+                        </w:rPr>
+                        <w:t xml:space="preserve"> </w:t>
+                      </w:r>
+                      <w:r>
+                        <w:rPr>
+                          <w:rFonts w:asciiTheme="majorBidi" w:hAnsiTheme="majorBidi" w:cstheme="majorBidi" w:hint="cs"/>
+                          <w:b/>
+                          <w:bCs/>
+                          <w:rtl/>
+                          <w:lang w:bidi="fa-IR"/>
+                        </w:rPr>
+                        <w:t>......</w:t>
+                      </w:r>
+                      <w:r>
+                        <w:rPr>
+                          <w:rFonts w:asciiTheme="majorBidi" w:hAnsiTheme="majorBidi" w:cstheme="majorBidi" w:hint="cs"/>
+                          <w:b/>
+                          <w:bCs/>
+                          <w:rtl/>
+                          <w:lang w:bidi="fa-IR"/>
+                        </w:rPr>
+                        <w:t>..........................................................</w:t>
+                      </w:r>
+                    </w:p>
+                    <w:p>
+                      <w:pPr>
+                        <w:jc w:val="right"/>
+                        <w:rPr>
+                          <w:rFonts w:asciiTheme="majorBidi" w:hAnsiTheme="majorBidi" w:cstheme="majorBidi"/>
+                          <w:b/>
+                          <w:bCs/>
+                          <w:rtl/>
+                          <w:lang w:bidi="fa-IR"/>
+                        </w:rPr>
+                      </w:pPr>
+                      <w:r>
+                        <w:rPr>
+                          <w:rFonts w:asciiTheme="majorBidi" w:hAnsiTheme="majorBidi" w:cstheme="majorBidi" w:hint="cs"/>
+                          <w:b/>
+                          <w:bCs/>
+                          <w:rtl/>
+                          <w:lang w:bidi="fa-IR"/>
+                        </w:rPr>
+                        <w:t>فرزند:</w:t>
+                      </w:r>
+                      <w:r>
+                        <w:rPr>
+                          <w:rFonts w:asciiTheme="majorBidi" w:hAnsiTheme="majorBidi" w:cstheme="majorBidi" w:hint="cs"/>
+                          <w:b/>
+                          <w:bCs/>
+                          <w:rtl/>
+                          <w:lang w:bidi="fa-IR"/>
+                        </w:rPr>
+                        <w:t>...</w:t>
+                      </w:r>
+                      <w:r>
+                        <w:rPr>
+                          <w:rFonts w:asciiTheme="majorBidi" w:hAnsiTheme="majorBidi" w:cstheme="majorBidi" w:hint="cs"/>
+                          <w:b/>
+                          <w:bCs/>
+                          <w:rtl/>
+                          <w:lang w:bidi="fa-IR"/>
+                        </w:rPr>
+                        <w:t xml:space="preserve">......................... </w:t>
+                      </w:r>
+                      <w:r>
+                        <w:rPr>
+                          <w:rFonts w:asciiTheme="majorBidi" w:hAnsiTheme="majorBidi" w:cstheme="majorBidi" w:hint="cs"/>
+                          <w:b/>
+                          <w:bCs/>
+                          <w:rtl/>
+                          <w:lang w:bidi="fa-IR"/>
+                        </w:rPr>
+                        <w:t xml:space="preserve"> </w:t>
+                      </w:r>
+                      <w:r>
+                        <w:rPr>
+                          <w:rFonts w:asciiTheme="majorBidi" w:hAnsiTheme="majorBidi" w:cstheme="majorBidi" w:hint="cs"/>
+                          <w:b/>
+                          <w:bCs/>
+                          <w:rtl/>
+                          <w:lang w:bidi="fa-IR"/>
+                        </w:rPr>
+                        <w:t xml:space="preserve">  </w:t>
+                      </w:r>
+                      <w:r>
+                        <w:rPr>
+                          <w:rFonts w:asciiTheme="majorBidi" w:hAnsiTheme="majorBidi" w:cstheme="majorBidi" w:hint="cs"/>
+                          <w:b/>
+                          <w:bCs/>
+                          <w:rtl/>
+                          <w:lang w:bidi="fa-IR"/>
+                        </w:rPr>
+                        <w:t xml:space="preserve">  </w:t>
+                      </w:r>
+                      <w:r>
+                        <w:rPr>
+                          <w:rFonts w:asciiTheme="majorBidi" w:hAnsiTheme="majorBidi" w:cstheme="majorBidi" w:hint="cs"/>
+                          <w:b/>
+                          <w:bCs/>
+                          <w:rtl/>
+                          <w:lang w:bidi="fa-IR"/>
+                        </w:rPr>
+                        <w:t>ش.ش</w:t>
+                      </w:r>
+                      <w:r>
+                        <w:rPr>
+                          <w:rFonts w:asciiTheme="majorBidi" w:hAnsiTheme="majorBidi" w:cstheme="majorBidi" w:hint="cs"/>
+                          <w:b/>
+                          <w:bCs/>
+                          <w:rtl/>
+                          <w:lang w:bidi="fa-IR"/>
+                        </w:rPr>
+                        <w:t>:</w:t>
+                      </w:r>
+                      <w:r>
+                        <w:rPr>
+                          <w:rFonts w:asciiTheme="majorBidi" w:hAnsiTheme="majorBidi" w:cstheme="majorBidi" w:hint="cs"/>
+                          <w:b/>
+                          <w:bCs/>
+                          <w:rtl/>
+                          <w:lang w:bidi="fa-IR"/>
+                        </w:rPr>
+                        <w:t xml:space="preserve"> </w:t>
+                      </w:r>
+                      <w:r>
+                        <w:rPr>
+                          <w:rFonts w:asciiTheme="majorBidi" w:hAnsiTheme="majorBidi" w:cstheme="majorBidi" w:hint="cs"/>
+                          <w:b/>
+                          <w:bCs/>
+                          <w:rtl/>
+                          <w:lang w:bidi="fa-IR"/>
+                        </w:rPr>
+                        <w:t>...</w:t>
+                      </w:r>
+                      <w:r>
+                        <w:rPr>
+                          <w:rFonts w:asciiTheme="majorBidi" w:hAnsiTheme="majorBidi" w:cstheme="majorBidi" w:hint="cs"/>
+                          <w:b/>
+                          <w:bCs/>
+                          <w:rtl/>
+                          <w:lang w:bidi="fa-IR"/>
+                        </w:rPr>
+                        <w:t>......................</w:t>
+                      </w:r>
+                    </w:p>
+                    <w:p>
+                      <w:pPr>
+                        <w:jc w:val="right"/>
+                        <w:rPr>
+                          <w:rFonts w:asciiTheme="majorBidi" w:hAnsiTheme="majorBidi" w:cstheme="majorBidi"/>
+                          <w:b/>
+                          <w:bCs/>
+                          <w:rtl/>
+                          <w:lang w:bidi="fa-IR"/>
+                        </w:rPr>
+                      </w:pPr>
+                      <w:r>
+                        <w:rPr>
+                          <w:rFonts w:asciiTheme="majorBidi" w:hAnsiTheme="majorBidi" w:cstheme="majorBidi" w:hint="cs"/>
+                          <w:b/>
+                          <w:bCs/>
+                          <w:rtl/>
+                          <w:lang w:bidi="fa-IR"/>
+                        </w:rPr>
+                        <w:t>کدملی:</w:t>
+                      </w:r>
+                      <w:r>
+                        <w:rPr>
+                          <w:rFonts w:asciiTheme="majorBidi" w:hAnsiTheme="majorBidi" w:cstheme="majorBidi" w:hint="cs"/>
+                          <w:b/>
+                          <w:bCs/>
+                          <w:rtl/>
+                          <w:lang w:bidi="fa-IR"/>
+                        </w:rPr>
+                        <w:t>.....</w:t>
+                      </w:r>
+                      <w:r>
+                        <w:rPr>
+                          <w:rFonts w:asciiTheme="majorBidi" w:hAnsiTheme="majorBidi" w:cstheme="majorBidi" w:hint="cs"/>
+                          <w:b/>
+                          <w:bCs/>
+                          <w:rtl/>
+                          <w:lang w:bidi="fa-IR"/>
+                        </w:rPr>
+                        <w:t>...........................</w:t>
+                      </w:r>
+                      <w:r>
+                        <w:rPr>
+                          <w:rFonts w:asciiTheme="majorBidi" w:hAnsiTheme="majorBidi" w:cstheme="majorBidi" w:hint="cs"/>
+                          <w:b/>
+                          <w:bCs/>
+                          <w:rtl/>
+                          <w:lang w:bidi="fa-IR"/>
+                        </w:rPr>
+                        <w:t xml:space="preserve"> </w:t>
+                      </w:r>
+                      <w:r>
+                        <w:rPr>
+                          <w:rFonts w:asciiTheme="majorBidi" w:hAnsiTheme="majorBidi" w:cstheme="majorBidi" w:hint="cs"/>
+                          <w:b/>
+                          <w:bCs/>
+                          <w:rtl/>
+                          <w:lang w:bidi="fa-IR"/>
+                        </w:rPr>
+                        <w:t xml:space="preserve">  </w:t>
+                      </w:r>
+                      <w:r>
+                        <w:rPr>
+                          <w:rFonts w:asciiTheme="majorBidi" w:hAnsiTheme="majorBidi" w:cstheme="majorBidi" w:hint="cs"/>
+                          <w:b/>
+                          <w:bCs/>
+                          <w:rtl/>
+                          <w:lang w:bidi="fa-IR"/>
+                        </w:rPr>
+                        <w:t xml:space="preserve">  </w:t>
+                      </w:r>
+                      <w:r>
+                        <w:rPr>
+                          <w:rFonts w:asciiTheme="majorBidi" w:hAnsiTheme="majorBidi" w:cstheme="majorBidi" w:hint="cs"/>
+                          <w:b/>
+                          <w:bCs/>
+                          <w:rtl/>
+                          <w:lang w:bidi="fa-IR"/>
+                        </w:rPr>
+                        <w:t xml:space="preserve">ت.ت: </w:t>
+                      </w:r>
+                      <w:r>
+                        <w:rPr>
+                          <w:rFonts w:asciiTheme="majorBidi" w:hAnsiTheme="majorBidi" w:cstheme="majorBidi" w:hint="cs"/>
+                          <w:b/>
+                          <w:bCs/>
+                          <w:rtl/>
+                          <w:lang w:bidi="fa-IR"/>
+                        </w:rPr>
+                        <w:t>............................</w:t>
+                      </w:r>
+                    </w:p>
+                    <w:p>
+                      <w:pPr>
+                        <w:jc w:val="right"/>
+                        <w:rPr>
+                          <w:rFonts w:asciiTheme="majorBidi" w:hAnsiTheme="majorBidi" w:cstheme="majorBidi"/>
+                          <w:b/>
+                          <w:bCs/>
+                          <w:rtl/>
+                          <w:lang w:bidi="fa-IR"/>
+                        </w:rPr>
+                      </w:pPr>
+                      <w:r>
+                        <w:rPr>
+                          <w:rFonts w:asciiTheme="majorBidi" w:hAnsiTheme="majorBidi" w:cstheme="majorBidi" w:hint="cs"/>
+                          <w:b/>
+                          <w:bCs/>
+                          <w:rtl/>
+                          <w:lang w:bidi="fa-IR"/>
+                        </w:rPr>
+                        <w:t>صادره</w:t>
+                      </w:r>
+                      <w:r>
+                        <w:rPr>
+                          <w:rFonts w:asciiTheme="majorBidi" w:hAnsiTheme="majorBidi" w:cstheme="majorBidi" w:hint="cs"/>
+                          <w:b/>
+                          <w:bCs/>
+                          <w:rtl/>
+                          <w:lang w:bidi="fa-IR"/>
+                        </w:rPr>
+                        <w:t>:</w:t>
+                      </w:r>
+                      <w:r>
+                        <w:rPr>
+                          <w:rFonts w:asciiTheme="majorBidi" w:hAnsiTheme="majorBidi" w:cstheme="majorBidi" w:hint="cs"/>
+                          <w:b/>
+                          <w:bCs/>
+                          <w:rtl/>
+                          <w:lang w:bidi="fa-IR"/>
+                        </w:rPr>
+                        <w:t xml:space="preserve"> </w:t>
+                      </w:r>
+                      <w:r>
+                        <w:rPr>
+                          <w:rFonts w:asciiTheme="majorBidi" w:hAnsiTheme="majorBidi" w:cstheme="majorBidi" w:hint="cs"/>
+                          <w:b/>
+                          <w:bCs/>
+                          <w:rtl/>
+                          <w:lang w:bidi="fa-IR"/>
+                        </w:rPr>
+                        <w:t>......</w:t>
+                      </w:r>
+                      <w:r>
+                        <w:rPr>
+                          <w:rFonts w:asciiTheme="majorBidi" w:hAnsiTheme="majorBidi" w:cstheme="majorBidi" w:hint="cs"/>
+                          <w:b/>
+                          <w:bCs/>
+                          <w:rtl/>
+                          <w:lang w:bidi="fa-IR"/>
+                        </w:rPr>
+                        <w:t>....................</w:t>
+                      </w:r>
+                      <w:r>
+                        <w:rPr>
+                          <w:rFonts w:asciiTheme="majorBidi" w:hAnsiTheme="majorBidi" w:cstheme="majorBidi" w:hint="cs"/>
+                          <w:b/>
+                          <w:bCs/>
+                          <w:rtl/>
+                          <w:lang w:bidi="fa-IR"/>
+                        </w:rPr>
+                        <w:t xml:space="preserve"> </w:t>
+                      </w:r>
+                      <w:r>
+                        <w:rPr>
+                          <w:rFonts w:asciiTheme="majorBidi" w:hAnsiTheme="majorBidi" w:cstheme="majorBidi" w:hint="cs"/>
+                          <w:b/>
+                          <w:bCs/>
+                          <w:rtl/>
+                          <w:lang w:bidi="fa-IR"/>
+                        </w:rPr>
+                        <w:t xml:space="preserve">   </w:t>
+                      </w:r>
+                      <w:r>
+                        <w:rPr>
+                          <w:rFonts w:asciiTheme="majorBidi" w:hAnsiTheme="majorBidi" w:cstheme="majorBidi" w:hint="cs"/>
+                          <w:b/>
+                          <w:bCs/>
+                          <w:rtl/>
+                          <w:lang w:bidi="fa-IR"/>
+                        </w:rPr>
+                        <w:t xml:space="preserve"> </w:t>
+                      </w:r>
+                      <w:r>
+                        <w:rPr>
+                          <w:rFonts w:asciiTheme="majorBidi" w:hAnsiTheme="majorBidi" w:cstheme="majorBidi" w:hint="cs"/>
+                          <w:b/>
+                          <w:bCs/>
+                          <w:rtl/>
+                          <w:lang w:bidi="fa-IR"/>
+                        </w:rPr>
+                        <w:t xml:space="preserve"> </w:t>
+                      </w:r>
+                      <w:r>
+                        <w:rPr>
+                          <w:rFonts w:asciiTheme="majorBidi" w:hAnsiTheme="majorBidi" w:cstheme="majorBidi" w:hint="cs"/>
+                          <w:b/>
+                          <w:bCs/>
+                          <w:rtl/>
+                          <w:lang w:bidi="fa-IR"/>
+                        </w:rPr>
+                        <w:t xml:space="preserve">تماس: </w:t>
+                      </w:r>
+                      <w:r>
+                        <w:rPr>
+                          <w:rFonts w:asciiTheme="majorBidi" w:hAnsiTheme="majorBidi" w:cstheme="majorBidi" w:hint="cs"/>
+                          <w:b/>
+                          <w:bCs/>
+                          <w:rtl/>
+                          <w:lang w:bidi="fa-IR"/>
+                        </w:rPr>
+                        <w:t>........................</w:t>
+                      </w:r>
+                    </w:p>
+                    <w:p>
+                      <w:pPr>
+                        <w:jc w:val="right"/>
+                        <w:rPr>
+                          <w:rFonts w:asciiTheme="majorBidi" w:hAnsiTheme="majorBidi" w:cstheme="majorBidi"/>
+                          <w:b/>
+                          <w:bCs/>
+                          <w:rtl/>
+                          <w:lang w:bidi="fa-IR"/>
+                        </w:rPr>
+                      </w:pPr>
+                      <w:r>
+                        <w:rPr>
+                          <w:rFonts w:asciiTheme="majorBidi" w:hAnsiTheme="majorBidi" w:cstheme="majorBidi" w:hint="cs"/>
+                          <w:b/>
+                          <w:bCs/>
+                          <w:rtl/>
+                          <w:lang w:bidi="fa-IR"/>
+                        </w:rPr>
+                        <w:t>آدرس</w:t>
+                      </w:r>
+                      <w:r>
+                        <w:rPr>
+                          <w:rFonts w:asciiTheme="majorBidi" w:hAnsiTheme="majorBidi" w:cstheme="majorBidi" w:hint="cs"/>
+                          <w:b/>
+                          <w:bCs/>
+                          <w:rtl/>
+                          <w:lang w:bidi="fa-IR"/>
+                        </w:rPr>
+                        <w:t>: .</w:t>
+                      </w:r>
+                      <w:r>
+                        <w:rPr>
+                          <w:rFonts w:asciiTheme="majorBidi" w:hAnsiTheme="majorBidi" w:cstheme="majorBidi" w:hint="cs"/>
+                          <w:b/>
+                          <w:bCs/>
+                          <w:rtl/>
+                          <w:lang w:bidi="fa-IR"/>
+                        </w:rPr>
+                        <w:t>................</w:t>
+                      </w:r>
+                      <w:r>
+                        <w:rPr>
+                          <w:rFonts w:asciiTheme="majorBidi" w:hAnsiTheme="majorBidi" w:cstheme="majorBidi" w:hint="cs"/>
+                          <w:b/>
+                          <w:bCs/>
+                          <w:rtl/>
+                          <w:lang w:bidi="fa-IR"/>
+                        </w:rPr>
+                        <w:t>...................................................</w:t>
+                      </w:r>
+                    </w:p>
+                    <w:p>
+                      <w:pPr>
+                        <w:jc w:val="right"/>
+                        <w:rPr>
+                          <w:rFonts w:asciiTheme="majorBidi" w:hAnsiTheme="majorBidi" w:cstheme="majorBidi"/>
+                          <w:b/>
+                          <w:bCs/>
+                          <w:lang w:bidi="fa-IR"/>
+                        </w:rPr>
+                      </w:pPr>
+                      <w:r>
+                        <w:rPr>
+                          <w:rFonts w:asciiTheme="majorBidi" w:hAnsiTheme="majorBidi" w:cstheme="majorBidi" w:hint="cs"/>
+                          <w:b/>
+                          <w:bCs/>
+                          <w:rtl/>
+                          <w:lang w:bidi="fa-IR"/>
+                        </w:rPr>
+                        <w:t xml:space="preserve">  </w:t>
+                      </w:r>
                     </w:p>
                   </w:txbxContent>
                 </v:textbox>
-                <w10:wrap type="square"/>
-              </v:shape>
+                <w10:wrap type="topAndBottom"/>
+              </v:roundrect>
             </w:pict>
           </mc:Fallback>
         </mc:AlternateContent>
@@ -1916,79 +4986,120 @@
           <w:noProof/>
           <w:sz w:val="36"/>
           <w:szCs w:val="36"/>
-          <w:lang w:bidi="fa-IR"/>
+          <w:rtl/>
+          <w:lang w:val="fa-IR" w:bidi="fa-IR"/>
         </w:rPr>
         <mc:AlternateContent>
           <mc:Choice Requires="wps">
             <w:drawing>
-              <wp:anchor distT="45720" distB="45720" distL="114300" distR="114300" simplePos="0" relativeHeight="251701248" behindDoc="0" locked="0" layoutInCell="1" allowOverlap="1" wp14:anchorId="5F2BC809" wp14:editId="0DDA20DE">
+              <wp:anchor distT="0" distB="0" distL="114300" distR="114300" simplePos="0" relativeHeight="251747328" behindDoc="0" locked="0" layoutInCell="1" allowOverlap="1" wp14:anchorId="24AB4549" wp14:editId="7B1C3A1E">
                 <wp:simplePos x="0" y="0"/>
                 <wp:positionH relativeFrom="column">
-                  <wp:posOffset>3145790</wp:posOffset>
+                  <wp:posOffset>-558799</wp:posOffset>
                 </wp:positionH>
                 <wp:positionV relativeFrom="paragraph">
-                  <wp:posOffset>2099310</wp:posOffset>
+                  <wp:posOffset>535517</wp:posOffset>
                 </wp:positionV>
-                <wp:extent cx="1280160" cy="295910"/>
-                <wp:effectExtent l="0" t="0" r="0" b="8890"/>
-                <wp:wrapSquare wrapText="bothSides"/>
-                <wp:docPr id="1396220648" name="Text Box 2"/>
-                <wp:cNvGraphicFramePr>
-                  <a:graphicFrameLocks xmlns:a="http://schemas.openxmlformats.org/drawingml/2006/main"/>
-                </wp:cNvGraphicFramePr>
+                <wp:extent cx="3536738" cy="3032760"/>
+                <wp:effectExtent l="0" t="0" r="0" b="0"/>
+                <wp:wrapNone/>
+                <wp:docPr id="1807401898" name="Text Box 48"/>
+                <wp:cNvGraphicFramePr/>
                 <a:graphic xmlns:a="http://schemas.openxmlformats.org/drawingml/2006/main">
                   <a:graphicData uri="http://schemas.microsoft.com/office/word/2010/wordprocessingShape">
                     <wps:wsp>
-                      <wps:cNvSpPr txBox="1">
-                        <a:spLocks noChangeArrowheads="1"/>
-                      </wps:cNvSpPr>
-                      <wps:spPr bwMode="auto">
+                      <wps:cNvSpPr txBox="1"/>
+                      <wps:spPr>
                         <a:xfrm>
                           <a:off x="0" y="0"/>
-                          <a:ext cx="1280160" cy="295910"/>
+                          <a:ext cx="3536738" cy="3032760"/>
                         </a:xfrm>
                         <a:prstGeom prst="rect">
                           <a:avLst/>
                         </a:prstGeom>
-                        <a:solidFill>
-                          <a:schemeClr val="bg1"/>
-                        </a:solidFill>
-                        <a:ln w="9525">
+                        <a:noFill/>
+                        <a:ln w="6350">
                           <a:noFill/>
-                          <a:miter lim="800000"/>
-                          <a:headEnd/>
-                          <a:tailEnd/>
                         </a:ln>
                       </wps:spPr>
                       <wps:txbx>
                         <w:txbxContent>
                           <w:p>
                             <w:pPr>
-                              <w:bidi/>
-                              <w:rPr>
-                                <w:rFonts w:ascii="Arial Black" w:hAnsi="Arial Black" w:cs="Aria Black"/>
-                                <w:b/>
-                                <w:bCs/>
-                                <w:sz w:val="18"/>
-                                <w:szCs w:val="18"/>
+                              <w:rPr>
+                                <w:rFonts w:asciiTheme="majorBidi" w:hAnsiTheme="majorBidi" w:cstheme="majorBidi"/>
+                                <w:b/>
+                                <w:bCs/>
+                                <w:sz w:val="20"/>
+                                <w:szCs w:val="20"/>
+                                <w:rtl/>
+                                <w:lang w:bidi="fa-IR"/>
                               </w:rPr>
                             </w:pPr>
-                            <w:proofErr w:type="spellStart"/>
-                            <w:r>
-                              <w:rPr>
-                                <w:rFonts w:ascii="Arial Black" w:hAnsi="Arial Black" w:cs="Aria Black"/>
-                                <w:b/>
-                                <w:bCs/>
-                                <w:sz w:val="18"/>
-                                <w:szCs w:val="18"/>
-                              </w:rPr>
-                              <w:t>buyer_shcode</w:t>
-                            </w:r>
-                            <w:proofErr w:type="spellEnd"/>
+                            <w:r>
+                              <w:rPr>
+                                <w:rFonts w:asciiTheme="majorBidi" w:hAnsiTheme="majorBidi" w:cstheme="majorBidi"/>
+                                <w:b/>
+                                <w:bCs/>
+                                <w:sz w:val="20"/>
+                                <w:szCs w:val="20"/>
+                                <w:lang w:bidi="fa-IR"/>
+                              </w:rPr>
+                              <w:fldChar w:fldCharType="begin"/>
+                            </w:r>
+                            <w:r>
+                              <w:rPr>
+                                <w:rFonts w:asciiTheme="majorBidi" w:hAnsiTheme="majorBidi" w:cstheme="majorBidi"/>
+                                <w:b/>
+                                <w:bCs/>
+                                <w:sz w:val="20"/>
+                                <w:szCs w:val="20"/>
+                                <w:lang w:bidi="fa-IR"/>
+                              </w:rPr>
+                              <w:instrText xml:space="preserve"> MERGEFIELD  checkpoint_img  \* MERGEFORMAT </w:instrText>
+                            </w:r>
+                            <w:r>
+                              <w:rPr>
+                                <w:rFonts w:asciiTheme="majorBidi" w:hAnsiTheme="majorBidi" w:cstheme="majorBidi"/>
+                                <w:b/>
+                                <w:bCs/>
+                                <w:sz w:val="20"/>
+                                <w:szCs w:val="20"/>
+                                <w:lang w:bidi="fa-IR"/>
+                              </w:rPr>
+                              <w:fldChar w:fldCharType="separate"/>
+                            </w:r>
+                            <w:r>
+                              <w:rPr>
+                                <w:rFonts w:asciiTheme="majorBidi" w:hAnsiTheme="majorBidi" w:cstheme="majorBidi"/>
+                                <w:b/>
+                                <w:bCs/>
+                                <w:noProof/>
+                                <w:sz w:val="20"/>
+                                <w:szCs w:val="20"/>
+                                <w:lang w:bidi="fa-IR"/>
+                              </w:rPr>
+                              <w:t>checkpoint_img</w:t>
+                            </w:r>
+                            <w:r>
+                              <w:rPr>
+                                <w:rFonts w:asciiTheme="majorBidi" w:hAnsiTheme="majorBidi" w:cstheme="majorBidi"/>
+                                <w:b/>
+                                <w:bCs/>
+                                <w:sz w:val="20"/>
+                                <w:szCs w:val="20"/>
+                                <w:lang w:bidi="fa-IR"/>
+                              </w:rPr>
+                              <w:fldChar w:fldCharType="end"/>
+                            </w:r>
                           </w:p>
+                          <w:p/>
                         </w:txbxContent>
                       </wps:txbx>
-                      <wps:bodyPr rot="0" vert="horz" wrap="square" lIns="91440" tIns="45720" rIns="91440" bIns="45720" anchor="t" anchorCtr="0">
+                      <wps:bodyPr rot="0" spcFirstLastPara="0" vertOverflow="overflow" horzOverflow="overflow" vert="horz" wrap="square" lIns="91440" tIns="45720" rIns="91440" bIns="45720" numCol="1" spcCol="0" rtlCol="0" fromWordArt="0" anchor="t" anchorCtr="0" forceAA="0" compatLnSpc="1">
+                        <a:prstTxWarp prst="textNoShape">
+                          <a:avLst/>
+                        </a:prstTxWarp>
                         <a:noAutofit/>
                       </wps:bodyPr>
                     </wps:wsp>
@@ -2005,37 +5116,203 @@
           </mc:Choice>
           <mc:Fallback>
             <w:pict>
-              <v:shape w14:anchorId="5F2BC809" id="_x0000_s1037" type="#_x0000_t202" style="position:absolute;left:0;text-align:left;margin-left:247.7pt;margin-top:165.3pt;width:100.8pt;height:23.3pt;z-index:251701248;visibility:visible;mso-wrap-style:square;mso-width-percent:0;mso-height-percent:0;mso-wrap-distance-left:9pt;mso-wrap-distance-top:3.6pt;mso-wrap-distance-right:9pt;mso-wrap-distance-bottom:3.6pt;mso-position-horizontal:absolute;mso-position-horizontal-relative:text;mso-position-vertical:absolute;mso-position-vertical-relative:text;mso-width-percent:0;mso-height-percent:0;mso-width-relative:margin;mso-height-relative:margin;v-text-anchor:top" o:gfxdata="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" fillcolor="white [3212]" stroked="f">
+              <v:shape w14:anchorId="24AB4549" id="Text Box 48" o:spid="_x0000_s1047" type="#_x0000_t202" style="position:absolute;left:0;text-align:left;margin-left:-44pt;margin-top:42.15pt;width:278.5pt;height:238.8pt;z-index:251747328;visibility:visible;mso-wrap-style:square;mso-width-percent:0;mso-height-percent:0;mso-wrap-distance-left:9pt;mso-wrap-distance-top:0;mso-wrap-distance-right:9pt;mso-wrap-distance-bottom:0;mso-position-horizontal:absolute;mso-position-horizontal-relative:text;mso-position-vertical:absolute;mso-position-vertical-relative:text;mso-width-percent:0;mso-height-percent:0;mso-width-relative:margin;mso-height-relative:margin;v-text-anchor:top" o:gfxdata="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" filled="f" stroked="f" strokeweight=".5pt">
                 <v:textbox>
                   <w:txbxContent>
                     <w:p>
                       <w:pPr>
-                        <w:bidi/>
-                        <w:rPr>
-                          <w:rFonts w:ascii="Arial Black" w:hAnsi="Arial Black" w:cs="Aria Black"/>
-                          <w:b/>
-                          <w:bCs/>
-                          <w:sz w:val="18"/>
-                          <w:szCs w:val="18"/>
+                        <w:rPr>
+                          <w:rFonts w:asciiTheme="majorBidi" w:hAnsiTheme="majorBidi" w:cstheme="majorBidi"/>
+                          <w:b/>
+                          <w:bCs/>
+                          <w:sz w:val="20"/>
+                          <w:szCs w:val="20"/>
+                          <w:rtl/>
+                          <w:lang w:bidi="fa-IR"/>
                         </w:rPr>
                       </w:pPr>
-                      <w:proofErr w:type="spellStart"/>
-                      <w:r>
-                        <w:rPr>
-                          <w:rFonts w:ascii="Arial Black" w:hAnsi="Arial Black" w:cs="Aria Black"/>
-                          <w:b/>
-                          <w:bCs/>
-                          <w:sz w:val="18"/>
-                          <w:szCs w:val="18"/>
-                        </w:rPr>
-                        <w:t>buyer_shcode</w:t>
-                      </w:r>
-                      <w:proofErr w:type="spellEnd"/>
+                      <w:r>
+                        <w:rPr>
+                          <w:rFonts w:asciiTheme="majorBidi" w:hAnsiTheme="majorBidi" w:cstheme="majorBidi"/>
+                          <w:b/>
+                          <w:bCs/>
+                          <w:sz w:val="20"/>
+                          <w:szCs w:val="20"/>
+                          <w:lang w:bidi="fa-IR"/>
+                        </w:rPr>
+                        <w:fldChar w:fldCharType="begin"/>
+                      </w:r>
+                      <w:r>
+                        <w:rPr>
+                          <w:rFonts w:asciiTheme="majorBidi" w:hAnsiTheme="majorBidi" w:cstheme="majorBidi"/>
+                          <w:b/>
+                          <w:bCs/>
+                          <w:sz w:val="20"/>
+                          <w:szCs w:val="20"/>
+                          <w:lang w:bidi="fa-IR"/>
+                        </w:rPr>
+                        <w:instrText xml:space="preserve"> MERGEFIELD  checkpoint_img  \* MERGEFORMAT </w:instrText>
+                      </w:r>
+                      <w:r>
+                        <w:rPr>
+                          <w:rFonts w:asciiTheme="majorBidi" w:hAnsiTheme="majorBidi" w:cstheme="majorBidi"/>
+                          <w:b/>
+                          <w:bCs/>
+                          <w:sz w:val="20"/>
+                          <w:szCs w:val="20"/>
+                          <w:lang w:bidi="fa-IR"/>
+                        </w:rPr>
+                        <w:fldChar w:fldCharType="separate"/>
+                      </w:r>
+                      <w:r>
+                        <w:rPr>
+                          <w:rFonts w:asciiTheme="majorBidi" w:hAnsiTheme="majorBidi" w:cstheme="majorBidi"/>
+                          <w:b/>
+                          <w:bCs/>
+                          <w:noProof/>
+                          <w:sz w:val="20"/>
+                          <w:szCs w:val="20"/>
+                          <w:lang w:bidi="fa-IR"/>
+                        </w:rPr>
+                        <w:t>checkpoint_img</w:t>
+                      </w:r>
+                      <w:r>
+                        <w:rPr>
+                          <w:rFonts w:asciiTheme="majorBidi" w:hAnsiTheme="majorBidi" w:cstheme="majorBidi"/>
+                          <w:b/>
+                          <w:bCs/>
+                          <w:sz w:val="20"/>
+                          <w:szCs w:val="20"/>
+                          <w:lang w:bidi="fa-IR"/>
+                        </w:rPr>
+                        <w:fldChar w:fldCharType="end"/>
+                      </w:r>
+                    </w:p>
+                    <w:p/>
+                  </w:txbxContent>
+                </v:textbox>
+              </v:shape>
+            </w:pict>
+          </mc:Fallback>
+        </mc:AlternateContent>
+      </w:r>
+      <w:r>
+        <w:rPr>
+          <w:rFonts w:asciiTheme="majorBidi" w:hAnsiTheme="majorBidi" w:cstheme="majorBidi"/>
+          <w:noProof/>
+          <w:sz w:val="36"/>
+          <w:szCs w:val="36"/>
+          <w:rtl/>
+          <w:lang w:val="fa-IR" w:bidi="fa-IR"/>
+        </w:rPr>
+        <mc:AlternateContent>
+          <mc:Choice Requires="wps">
+            <w:drawing>
+              <wp:anchor distT="0" distB="0" distL="114300" distR="114300" simplePos="0" relativeHeight="251667456" behindDoc="0" locked="0" layoutInCell="1" allowOverlap="1" wp14:anchorId="7EC59557" wp14:editId="4014345D">
+                <wp:simplePos x="0" y="0"/>
+                <wp:positionH relativeFrom="page">
+                  <wp:posOffset>355600</wp:posOffset>
+                </wp:positionH>
+                <wp:positionV relativeFrom="paragraph">
+                  <wp:posOffset>535305</wp:posOffset>
+                </wp:positionV>
+                <wp:extent cx="3543300" cy="3032760"/>
+                <wp:effectExtent l="0" t="0" r="19050" b="15240"/>
+                <wp:wrapTopAndBottom/>
+                <wp:docPr id="12" name="Rectangle: Rounded Corners 12"/>
+                <wp:cNvGraphicFramePr/>
+                <a:graphic xmlns:a="http://schemas.openxmlformats.org/drawingml/2006/main">
+                  <a:graphicData uri="http://schemas.microsoft.com/office/word/2010/wordprocessingShape">
+                    <wps:wsp>
+                      <wps:cNvSpPr/>
+                      <wps:spPr>
+                        <a:xfrm>
+                          <a:off x="0" y="0"/>
+                          <a:ext cx="3543300" cy="3032760"/>
+                        </a:xfrm>
+                        <a:prstGeom prst="roundRect">
+                          <a:avLst>
+                            <a:gd name="adj" fmla="val 0"/>
+                          </a:avLst>
+                        </a:prstGeom>
+                        <a:ln>
+                          <a:solidFill>
+                            <a:schemeClr val="tx1"/>
+                          </a:solidFill>
+                        </a:ln>
+                      </wps:spPr>
+                      <wps:style>
+                        <a:lnRef idx="2">
+                          <a:schemeClr val="accent6"/>
+                        </a:lnRef>
+                        <a:fillRef idx="1">
+                          <a:schemeClr val="lt1"/>
+                        </a:fillRef>
+                        <a:effectRef idx="0">
+                          <a:schemeClr val="accent6"/>
+                        </a:effectRef>
+                        <a:fontRef idx="minor">
+                          <a:schemeClr val="dk1"/>
+                        </a:fontRef>
+                      </wps:style>
+                      <wps:txbx>
+                        <w:txbxContent>
+                          <w:p>
+                            <w:pPr>
+                              <w:rPr>
+                                <w:rFonts w:asciiTheme="majorBidi" w:hAnsiTheme="majorBidi" w:cstheme="majorBidi"/>
+                                <w:b/>
+                                <w:bCs/>
+                                <w:sz w:val="20"/>
+                                <w:szCs w:val="20"/>
+                                <w:rtl/>
+                                <w:lang w:bidi="fa-IR"/>
+                              </w:rPr>
+                            </w:pPr>
+                          </w:p>
+                        </w:txbxContent>
+                      </wps:txbx>
+                      <wps:bodyPr rot="0" spcFirstLastPara="0" vertOverflow="overflow" horzOverflow="overflow" vert="horz" wrap="square" lIns="91440" tIns="45720" rIns="91440" bIns="45720" numCol="1" spcCol="0" rtlCol="0" fromWordArt="0" anchor="t" anchorCtr="0" forceAA="0" compatLnSpc="1">
+                        <a:prstTxWarp prst="textNoShape">
+                          <a:avLst/>
+                        </a:prstTxWarp>
+                        <a:noAutofit/>
+                      </wps:bodyPr>
+                    </wps:wsp>
+                  </a:graphicData>
+                </a:graphic>
+                <wp14:sizeRelH relativeFrom="margin">
+                  <wp14:pctWidth>0</wp14:pctWidth>
+                </wp14:sizeRelH>
+                <wp14:sizeRelV relativeFrom="margin">
+                  <wp14:pctHeight>0</wp14:pctHeight>
+                </wp14:sizeRelV>
+              </wp:anchor>
+            </w:drawing>
+          </mc:Choice>
+          <mc:Fallback>
+            <w:pict>
+              <v:roundrect w14:anchorId="7EC59557" id="Rectangle: Rounded Corners 12" o:spid="_x0000_s1048" style="position:absolute;left:0;text-align:left;margin-left:28pt;margin-top:42.15pt;width:279pt;height:238.8pt;z-index:251667456;visibility:visible;mso-wrap-style:square;mso-width-percent:0;mso-height-percent:0;mso-wrap-distance-left:9pt;mso-wrap-distance-top:0;mso-wrap-distance-right:9pt;mso-wrap-distance-bottom:0;mso-position-horizontal:absolute;mso-position-horizontal-relative:page;mso-position-vertical:absolute;mso-position-vertical-relative:text;mso-width-percent:0;mso-height-percent:0;mso-width-relative:margin;mso-height-relative:margin;v-text-anchor:top" arcsize="0" o:gfxdata="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" fillcolor="white [3201]" strokecolor="black [3213]" strokeweight="1pt">
+                <v:stroke joinstyle="miter"/>
+                <v:textbox>
+                  <w:txbxContent>
+                    <w:p>
+                      <w:pPr>
+                        <w:rPr>
+                          <w:rFonts w:asciiTheme="majorBidi" w:hAnsiTheme="majorBidi" w:cstheme="majorBidi"/>
+                          <w:b/>
+                          <w:bCs/>
+                          <w:sz w:val="20"/>
+                          <w:szCs w:val="20"/>
+                          <w:rtl/>
+                          <w:lang w:bidi="fa-IR"/>
+                        </w:rPr>
+                      </w:pPr>
                     </w:p>
                   </w:txbxContent>
                 </v:textbox>
-                <w10:wrap type="square"/>
-              </v:shape>
+                <w10:wrap type="topAndBottom" anchorx="page"/>
+              </v:roundrect>
             </w:pict>
           </mc:Fallback>
         </mc:AlternateContent>
@@ -2134,7 +5411,7 @@
           </mc:Choice>
           <mc:Fallback>
             <w:pict>
-              <v:shape w14:anchorId="3EE9D669" id="Text Box 33" o:spid="_x0000_s1038" type="#_x0000_t202" style="position:absolute;left:0;text-align:left;margin-left:-49.7pt;margin-top:444.5pt;width:7in;height:25.85pt;z-index:251727872;visibility:visible;mso-wrap-style:square;mso-width-percent:0;mso-height-percent:0;mso-wrap-distance-left:9pt;mso-wrap-distance-top:0;mso-wrap-distance-right:9pt;mso-wrap-distance-bottom:0;mso-position-horizontal:absolute;mso-position-horizontal-relative:text;mso-position-vertical:absolute;mso-position-vertical-relative:text;mso-width-percent:0;mso-height-percent:0;mso-width-relative:margin;mso-height-relative:margin;v-text-anchor:top" o:gfxdata="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" fillcolor="white [3212]" stroked="f" strokeweight=".5pt">
+              <v:shape w14:anchorId="3EE9D669" id="Text Box 33" o:spid="_x0000_s1049" type="#_x0000_t202" style="position:absolute;left:0;text-align:left;margin-left:-49.7pt;margin-top:444.5pt;width:7in;height:25.85pt;z-index:251727872;visibility:visible;mso-wrap-style:square;mso-width-percent:0;mso-height-percent:0;mso-wrap-distance-left:9pt;mso-wrap-distance-top:0;mso-wrap-distance-right:9pt;mso-wrap-distance-bottom:0;mso-position-horizontal:absolute;mso-position-horizontal-relative:text;mso-position-vertical:absolute;mso-position-vertical-relative:text;mso-width-percent:0;mso-height-percent:0;mso-width-relative:margin;mso-height-relative:margin;v-text-anchor:top" o:gfxdata="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" fillcolor="white [3212]" stroked="f" strokeweight=".5pt">
                 <v:textbox>
                   <w:txbxContent>
                     <w:p>
@@ -2260,7 +5537,7 @@
           </mc:Choice>
           <mc:Fallback>
             <w:pict>
-              <v:shape w14:anchorId="37E379CF" id="Text Box 32" o:spid="_x0000_s1039" type="#_x0000_t202" style="position:absolute;left:0;text-align:left;margin-left:-26.55pt;margin-top:421.25pt;width:185.55pt;height:23.1pt;z-index:251726848;visibility:visible;mso-wrap-style:square;mso-width-percent:0;mso-height-percent:0;mso-wrap-distance-left:9pt;mso-wrap-distance-top:0;mso-wrap-distance-right:9pt;mso-wrap-distance-bottom:0;mso-position-horizontal:absolute;mso-position-horizontal-relative:text;mso-position-vertical:absolute;mso-position-vertical-relative:text;mso-width-percent:0;mso-height-percent:0;mso-width-relative:margin;mso-height-relative:margin;v-text-anchor:top" o:gfxdata="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" fillcolor="white [3212]" stroked="f" strokeweight=".5pt">
+              <v:shape w14:anchorId="37E379CF" id="Text Box 32" o:spid="_x0000_s1050" type="#_x0000_t202" style="position:absolute;left:0;text-align:left;margin-left:-26.55pt;margin-top:421.25pt;width:185.55pt;height:23.1pt;z-index:251726848;visibility:visible;mso-wrap-style:square;mso-width-percent:0;mso-height-percent:0;mso-wrap-distance-left:9pt;mso-wrap-distance-top:0;mso-wrap-distance-right:9pt;mso-wrap-distance-bottom:0;mso-position-horizontal:absolute;mso-position-horizontal-relative:text;mso-position-vertical:absolute;mso-position-vertical-relative:text;mso-width-percent:0;mso-height-percent:0;mso-width-relative:margin;mso-height-relative:margin;v-text-anchor:top" o:gfxdata="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" fillcolor="white [3212]" stroked="f" strokeweight=".5pt">
                 <v:textbox>
                   <w:txbxContent>
                     <w:p>
@@ -2386,7 +5663,7 @@
           </mc:Choice>
           <mc:Fallback>
             <w:pict>
-              <v:shape w14:anchorId="7843823A" id="_x0000_s1040" type="#_x0000_t202" style="position:absolute;left:0;text-align:left;margin-left:195.85pt;margin-top:419.6pt;width:198.85pt;height:24pt;z-index:251724800;visibility:visible;mso-wrap-style:square;mso-width-percent:0;mso-height-percent:0;mso-wrap-distance-left:9pt;mso-wrap-distance-top:0;mso-wrap-distance-right:9pt;mso-wrap-distance-bottom:0;mso-position-horizontal:absolute;mso-position-horizontal-relative:text;mso-position-vertical:absolute;mso-position-vertical-relative:text;mso-width-percent:0;mso-height-percent:0;mso-width-relative:margin;mso-height-relative:margin;v-text-anchor:top" o:gfxdata="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" fillcolor="white [3212]" stroked="f" strokeweight=".5pt">
+              <v:shape w14:anchorId="7843823A" id="_x0000_s1051" type="#_x0000_t202" style="position:absolute;left:0;text-align:left;margin-left:195.85pt;margin-top:419.6pt;width:198.85pt;height:24pt;z-index:251724800;visibility:visible;mso-wrap-style:square;mso-width-percent:0;mso-height-percent:0;mso-wrap-distance-left:9pt;mso-wrap-distance-top:0;mso-wrap-distance-right:9pt;mso-wrap-distance-bottom:0;mso-position-horizontal:absolute;mso-position-horizontal-relative:text;mso-position-vertical:absolute;mso-position-vertical-relative:text;mso-width-percent:0;mso-height-percent:0;mso-width-relative:margin;mso-height-relative:margin;v-text-anchor:top" o:gfxdata="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" fillcolor="white [3212]" stroked="f" strokeweight=".5pt">
                 <v:textbox>
                   <w:txbxContent>
                     <w:p>
@@ -2511,7 +5788,7 @@
           </mc:Choice>
           <mc:Fallback>
             <w:pict>
-              <v:shape w14:anchorId="5FAA211C" id="Text Box 28" o:spid="_x0000_s1041" type="#_x0000_t202" style="position:absolute;left:0;text-align:left;margin-left:-49.7pt;margin-top:396.65pt;width:498.25pt;height:21pt;z-index:251708416;visibility:visible;mso-wrap-style:square;mso-width-percent:0;mso-height-percent:0;mso-wrap-distance-left:9pt;mso-wrap-distance-top:0;mso-wrap-distance-right:9pt;mso-wrap-distance-bottom:0;mso-position-horizontal:absolute;mso-position-horizontal-relative:text;mso-position-vertical:absolute;mso-position-vertical-relative:text;mso-width-percent:0;mso-height-percent:0;mso-width-relative:margin;mso-height-relative:margin;v-text-anchor:top" o:gfxdata="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" fillcolor="white [3212]" stroked="f" strokeweight=".5pt">
+              <v:shape w14:anchorId="5FAA211C" id="Text Box 28" o:spid="_x0000_s1052" type="#_x0000_t202" style="position:absolute;left:0;text-align:left;margin-left:-49.7pt;margin-top:396.65pt;width:498.25pt;height:21pt;z-index:251708416;visibility:visible;mso-wrap-style:square;mso-width-percent:0;mso-height-percent:0;mso-wrap-distance-left:9pt;mso-wrap-distance-top:0;mso-wrap-distance-right:9pt;mso-wrap-distance-bottom:0;mso-position-horizontal:absolute;mso-position-horizontal-relative:text;mso-position-vertical:absolute;mso-position-vertical-relative:text;mso-width-percent:0;mso-height-percent:0;mso-width-relative:margin;mso-height-relative:margin;v-text-anchor:top" o:gfxdata="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" fillcolor="white [3212]" stroked="f" strokeweight=".5pt">
                 <v:textbox>
                   <w:txbxContent>
                     <w:p>
@@ -2557,7 +5834,7 @@
         <mc:AlternateContent>
           <mc:Choice Requires="wps">
             <w:drawing>
-              <wp:anchor distT="0" distB="0" distL="114300" distR="114300" simplePos="0" relativeHeight="251674624" behindDoc="0" locked="0" layoutInCell="1" allowOverlap="1" wp14:anchorId="7D17441D" wp14:editId="778E055C">
+              <wp:anchor distT="0" distB="0" distL="114300" distR="114300" simplePos="0" relativeHeight="251674624" behindDoc="0" locked="0" layoutInCell="1" allowOverlap="1" wp14:anchorId="7D17441D" wp14:editId="2A895595">
                 <wp:simplePos x="0" y="0"/>
                 <wp:positionH relativeFrom="page">
                   <wp:posOffset>228600</wp:posOffset>
@@ -2732,7 +6009,7 @@
           </mc:Choice>
           <mc:Fallback>
             <w:pict>
-              <v:roundrect w14:anchorId="7D17441D" id="Rectangle: Rounded Corners 3" o:spid="_x0000_s1037" style="position:absolute;left:0;text-align:left;margin-left:18pt;margin-top:387.6pt;width:559.2pt;height:85.25pt;z-index:251674624;visibility:visible;mso-wrap-style:square;mso-width-percent:0;mso-height-percent:0;mso-wrap-distance-left:9pt;mso-wrap-distance-top:0;mso-wrap-distance-right:9pt;mso-wrap-distance-bottom:0;mso-position-horizontal:absolute;mso-position-horizontal-relative:page;mso-position-vertical:absolute;mso-position-vertical-relative:text;mso-width-percent:0;mso-height-percent:0;mso-width-relative:margin;mso-height-relative:margin;v-text-anchor:top" arcsize="1663f" o:gfxdata="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" fillcolor="white [3201]" strokecolor="black [3213]" strokeweight="1pt">
+              <v:roundrect w14:anchorId="7D17441D" id="Rectangle: Rounded Corners 3" o:spid="_x0000_s1053" style="position:absolute;left:0;text-align:left;margin-left:18pt;margin-top:387.6pt;width:559.2pt;height:85.25pt;z-index:251674624;visibility:visible;mso-wrap-style:square;mso-width-percent:0;mso-height-percent:0;mso-wrap-distance-left:9pt;mso-wrap-distance-top:0;mso-wrap-distance-right:9pt;mso-wrap-distance-bottom:0;mso-position-horizontal:absolute;mso-position-horizontal-relative:page;mso-position-vertical:absolute;mso-position-vertical-relative:text;mso-width-percent:0;mso-height-percent:0;mso-width-relative:margin;mso-height-relative:margin;v-text-anchor:top" arcsize="1663f" o:gfxdata="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" fillcolor="white [3201]" strokecolor="black [3213]" strokeweight="1pt">
                 <v:stroke joinstyle="miter"/>
                 <v:textbox inset="3.6pt,0,3.6pt,0">
                   <w:txbxContent>
@@ -2818,7 +6095,7 @@
                         <w:bidi/>
                         <w:spacing w:before="240"/>
                         <w:rPr>
-                          <w:rFonts w:asciiTheme="majorBidi" w:hAnsiTheme="majorBidi" w:cstheme="majorBidi" w:hint="cs"/>
+                          <w:rFonts w:asciiTheme="majorBidi" w:hAnsiTheme="majorBidi" w:cstheme="majorBidi"/>
                           <w:b/>
                           <w:bCs/>
                           <w:sz w:val="20"/>
@@ -2844,140 +6121,6 @@
                 </v:textbox>
                 <w10:wrap type="topAndBottom" anchorx="page"/>
               </v:roundrect>
-            </w:pict>
-          </mc:Fallback>
-        </mc:AlternateContent>
-      </w:r>
-      <w:r>
-        <w:rPr>
-          <w:rFonts w:asciiTheme="majorBidi" w:hAnsiTheme="majorBidi" w:cstheme="majorBidi"/>
-          <w:noProof/>
-          <w:sz w:val="36"/>
-          <w:szCs w:val="36"/>
-          <w:lang w:bidi="fa-IR"/>
-        </w:rPr>
-        <mc:AlternateContent>
-          <mc:Choice Requires="wps">
-            <w:drawing>
-              <wp:anchor distT="45720" distB="45720" distL="114300" distR="114300" simplePos="0" relativeHeight="251705344" behindDoc="0" locked="0" layoutInCell="1" allowOverlap="1" wp14:anchorId="077D2669" wp14:editId="1258615B">
-                <wp:simplePos x="0" y="0"/>
-                <wp:positionH relativeFrom="column">
-                  <wp:posOffset>3165475</wp:posOffset>
-                </wp:positionH>
-                <wp:positionV relativeFrom="paragraph">
-                  <wp:posOffset>2934970</wp:posOffset>
-                </wp:positionV>
-                <wp:extent cx="2727325" cy="561975"/>
-                <wp:effectExtent l="0" t="0" r="0" b="9525"/>
-                <wp:wrapSquare wrapText="bothSides"/>
-                <wp:docPr id="406487208" name="Text Box 2"/>
-                <wp:cNvGraphicFramePr>
-                  <a:graphicFrameLocks xmlns:a="http://schemas.openxmlformats.org/drawingml/2006/main"/>
-                </wp:cNvGraphicFramePr>
-                <a:graphic xmlns:a="http://schemas.openxmlformats.org/drawingml/2006/main">
-                  <a:graphicData uri="http://schemas.microsoft.com/office/word/2010/wordprocessingShape">
-                    <wps:wsp>
-                      <wps:cNvSpPr txBox="1">
-                        <a:spLocks noChangeArrowheads="1"/>
-                      </wps:cNvSpPr>
-                      <wps:spPr bwMode="auto">
-                        <a:xfrm>
-                          <a:off x="0" y="0"/>
-                          <a:ext cx="2727325" cy="561975"/>
-                        </a:xfrm>
-                        <a:prstGeom prst="rect">
-                          <a:avLst/>
-                        </a:prstGeom>
-                        <a:solidFill>
-                          <a:schemeClr val="bg1"/>
-                        </a:solidFill>
-                        <a:ln w="9525">
-                          <a:noFill/>
-                          <a:miter lim="800000"/>
-                          <a:headEnd/>
-                          <a:tailEnd/>
-                        </a:ln>
-                      </wps:spPr>
-                      <wps:txbx>
-                        <w:txbxContent>
-                          <w:p>
-                            <w:pPr>
-                              <w:bidi/>
-                              <w:rPr>
-                                <w:rFonts w:ascii="Arial Black" w:hAnsi="Arial Black" w:cs="Aria Black"/>
-                                <w:b/>
-                                <w:bCs/>
-                                <w:sz w:val="14"/>
-                                <w:szCs w:val="14"/>
-                                <w:lang w:bidi="fa-IR"/>
-                              </w:rPr>
-                            </w:pPr>
-                            <w:proofErr w:type="spellStart"/>
-                            <w:r>
-                              <w:rPr>
-                                <w:rFonts w:ascii="Arial Black" w:hAnsi="Arial Black" w:cs="Aria Black"/>
-                                <w:b/>
-                                <w:bCs/>
-                                <w:sz w:val="14"/>
-                                <w:szCs w:val="14"/>
-                                <w:lang w:bidi="fa-IR"/>
-                              </w:rPr>
-                              <w:t>buyer_adress</w:t>
-                            </w:r>
-                            <w:proofErr w:type="spellEnd"/>
-                          </w:p>
-                        </w:txbxContent>
-                      </wps:txbx>
-                      <wps:bodyPr rot="0" vert="horz" wrap="square" lIns="91440" tIns="45720" rIns="91440" bIns="45720" anchor="t" anchorCtr="0">
-                        <a:noAutofit/>
-                      </wps:bodyPr>
-                    </wps:wsp>
-                  </a:graphicData>
-                </a:graphic>
-                <wp14:sizeRelH relativeFrom="margin">
-                  <wp14:pctWidth>0</wp14:pctWidth>
-                </wp14:sizeRelH>
-                <wp14:sizeRelV relativeFrom="margin">
-                  <wp14:pctHeight>0</wp14:pctHeight>
-                </wp14:sizeRelV>
-              </wp:anchor>
-            </w:drawing>
-          </mc:Choice>
-          <mc:Fallback>
-            <w:pict>
-              <v:shape w14:anchorId="077D2669" id="_x0000_s1043" type="#_x0000_t202" style="position:absolute;left:0;text-align:left;margin-left:249.25pt;margin-top:231.1pt;width:214.75pt;height:44.25pt;z-index:251705344;visibility:visible;mso-wrap-style:square;mso-width-percent:0;mso-height-percent:0;mso-wrap-distance-left:9pt;mso-wrap-distance-top:3.6pt;mso-wrap-distance-right:9pt;mso-wrap-distance-bottom:3.6pt;mso-position-horizontal:absolute;mso-position-horizontal-relative:text;mso-position-vertical:absolute;mso-position-vertical-relative:text;mso-width-percent:0;mso-height-percent:0;mso-width-relative:margin;mso-height-relative:margin;v-text-anchor:top" o:gfxdata="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" fillcolor="white [3212]" stroked="f">
-                <v:textbox>
-                  <w:txbxContent>
-                    <w:p>
-                      <w:pPr>
-                        <w:bidi/>
-                        <w:rPr>
-                          <w:rFonts w:ascii="Arial Black" w:hAnsi="Arial Black" w:cs="Aria Black"/>
-                          <w:b/>
-                          <w:bCs/>
-                          <w:sz w:val="14"/>
-                          <w:szCs w:val="14"/>
-                          <w:lang w:bidi="fa-IR"/>
-                        </w:rPr>
-                      </w:pPr>
-                      <w:proofErr w:type="spellStart"/>
-                      <w:r>
-                        <w:rPr>
-                          <w:rFonts w:ascii="Arial Black" w:hAnsi="Arial Black" w:cs="Aria Black"/>
-                          <w:b/>
-                          <w:bCs/>
-                          <w:sz w:val="14"/>
-                          <w:szCs w:val="14"/>
-                          <w:lang w:bidi="fa-IR"/>
-                        </w:rPr>
-                        <w:t>buyer_adress</w:t>
-                      </w:r>
-                      <w:proofErr w:type="spellEnd"/>
-                    </w:p>
-                  </w:txbxContent>
-                </v:textbox>
-                <w10:wrap type="square"/>
-              </v:shape>
             </w:pict>
           </mc:Fallback>
         </mc:AlternateContent>
@@ -3080,7 +6223,7 @@
           </mc:Choice>
           <mc:Fallback>
             <w:pict>
-              <v:shape w14:anchorId="3609F148" id="_x0000_s1039" type="#_x0000_t202" style="position:absolute;left:0;text-align:left;margin-left:248.15pt;margin-top:208.2pt;width:104.9pt;height:24.65pt;z-index:251704320;visibility:visible;mso-wrap-style:square;mso-width-percent:0;mso-height-percent:0;mso-wrap-distance-left:9pt;mso-wrap-distance-top:3.6pt;mso-wrap-distance-right:9pt;mso-wrap-distance-bottom:3.6pt;mso-position-horizontal:absolute;mso-position-horizontal-relative:text;mso-position-vertical:absolute;mso-position-vertical-relative:text;mso-width-percent:0;mso-height-percent:0;mso-width-relative:margin;mso-height-relative:margin;v-text-anchor:top" o:gfxdata="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" fillcolor="white [3212]" stroked="f">
+              <v:shape w14:anchorId="3609F148" id="_x0000_s1054" type="#_x0000_t202" style="position:absolute;left:0;text-align:left;margin-left:248.15pt;margin-top:208.2pt;width:104.9pt;height:24.65pt;z-index:251704320;visibility:visible;mso-wrap-style:square;mso-width-percent:0;mso-height-percent:0;mso-wrap-distance-left:9pt;mso-wrap-distance-top:3.6pt;mso-wrap-distance-right:9pt;mso-wrap-distance-bottom:3.6pt;mso-position-horizontal:absolute;mso-position-horizontal-relative:text;mso-position-vertical:absolute;mso-position-vertical-relative:text;mso-width-percent:0;mso-height-percent:0;mso-width-relative:margin;mso-height-relative:margin;v-text-anchor:top" o:gfxdata="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" fillcolor="white [3212]" stroked="f">
                 <v:textbox>
                   <w:txbxContent>
                     <w:p>
@@ -3129,7 +6272,7 @@
         <mc:AlternateContent>
           <mc:Choice Requires="wps">
             <w:drawing>
-              <wp:anchor distT="45720" distB="45720" distL="114300" distR="114300" simplePos="0" relativeHeight="251699200" behindDoc="0" locked="0" layoutInCell="1" allowOverlap="1" wp14:anchorId="5AC31A37" wp14:editId="72AC6078">
+              <wp:anchor distT="45720" distB="45720" distL="114300" distR="114300" simplePos="0" relativeHeight="251699200" behindDoc="0" locked="0" layoutInCell="1" allowOverlap="1" wp14:anchorId="5AC31A37" wp14:editId="34254779">
                 <wp:simplePos x="0" y="0"/>
                 <wp:positionH relativeFrom="column">
                   <wp:posOffset>3149600</wp:posOffset>
@@ -3214,7 +6357,7 @@
           </mc:Choice>
           <mc:Fallback>
             <w:pict>
-              <v:shape w14:anchorId="5AC31A37" id="_x0000_s1040" type="#_x0000_t202" style="position:absolute;left:0;text-align:left;margin-left:248pt;margin-top:187.75pt;width:100.95pt;height:24pt;z-index:251699200;visibility:visible;mso-wrap-style:square;mso-width-percent:0;mso-height-percent:0;mso-wrap-distance-left:9pt;mso-wrap-distance-top:3.6pt;mso-wrap-distance-right:9pt;mso-wrap-distance-bottom:3.6pt;mso-position-horizontal:absolute;mso-position-horizontal-relative:text;mso-position-vertical:absolute;mso-position-vertical-relative:text;mso-width-percent:0;mso-height-percent:0;mso-width-relative:margin;mso-height-relative:margin;v-text-anchor:top" o:gfxdata="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" fillcolor="white [3212]" stroked="f">
+              <v:shape w14:anchorId="5AC31A37" id="_x0000_s1055" type="#_x0000_t202" style="position:absolute;left:0;text-align:left;margin-left:248pt;margin-top:187.75pt;width:100.95pt;height:24pt;z-index:251699200;visibility:visible;mso-wrap-style:square;mso-width-percent:0;mso-height-percent:0;mso-wrap-distance-left:9pt;mso-wrap-distance-top:3.6pt;mso-wrap-distance-right:9pt;mso-wrap-distance-bottom:3.6pt;mso-position-horizontal:absolute;mso-position-horizontal-relative:text;mso-position-vertical:absolute;mso-position-vertical-relative:text;mso-width-percent:0;mso-height-percent:0;mso-width-relative:margin;mso-height-relative:margin;v-text-anchor:top" o:gfxdata="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" fillcolor="white [3212]" stroked="f">
                 <v:textbox>
                   <w:txbxContent>
                     <w:p>
@@ -3261,2894 +6404,7 @@
         <mc:AlternateContent>
           <mc:Choice Requires="wps">
             <w:drawing>
-              <wp:anchor distT="45720" distB="45720" distL="114300" distR="114300" simplePos="0" relativeHeight="251700224" behindDoc="0" locked="0" layoutInCell="1" allowOverlap="1" wp14:anchorId="465EF1EF" wp14:editId="62D89210">
-                <wp:simplePos x="0" y="0"/>
-                <wp:positionH relativeFrom="column">
-                  <wp:posOffset>4813935</wp:posOffset>
-                </wp:positionH>
-                <wp:positionV relativeFrom="paragraph">
-                  <wp:posOffset>2366703</wp:posOffset>
-                </wp:positionV>
-                <wp:extent cx="1078865" cy="330200"/>
-                <wp:effectExtent l="0" t="0" r="6985" b="0"/>
-                <wp:wrapSquare wrapText="bothSides"/>
-                <wp:docPr id="806867430" name="Text Box 2"/>
-                <wp:cNvGraphicFramePr>
-                  <a:graphicFrameLocks xmlns:a="http://schemas.openxmlformats.org/drawingml/2006/main"/>
-                </wp:cNvGraphicFramePr>
-                <a:graphic xmlns:a="http://schemas.openxmlformats.org/drawingml/2006/main">
-                  <a:graphicData uri="http://schemas.microsoft.com/office/word/2010/wordprocessingShape">
-                    <wps:wsp>
-                      <wps:cNvSpPr txBox="1">
-                        <a:spLocks noChangeArrowheads="1"/>
-                      </wps:cNvSpPr>
-                      <wps:spPr bwMode="auto">
-                        <a:xfrm>
-                          <a:off x="0" y="0"/>
-                          <a:ext cx="1078865" cy="330200"/>
-                        </a:xfrm>
-                        <a:prstGeom prst="rect">
-                          <a:avLst/>
-                        </a:prstGeom>
-                        <a:solidFill>
-                          <a:schemeClr val="bg1"/>
-                        </a:solidFill>
-                        <a:ln w="9525">
-                          <a:noFill/>
-                          <a:miter lim="800000"/>
-                          <a:headEnd/>
-                          <a:tailEnd/>
-                        </a:ln>
-                      </wps:spPr>
-                      <wps:txbx>
-                        <w:txbxContent>
-                          <w:p>
-                            <w:pPr>
-                              <w:bidi/>
-                              <w:rPr>
-                                <w:rFonts w:ascii="Arial Black" w:hAnsi="Arial Black" w:cs="Aria Black"/>
-                                <w:b/>
-                                <w:bCs/>
-                                <w:sz w:val="18"/>
-                                <w:szCs w:val="18"/>
-                              </w:rPr>
-                            </w:pPr>
-                            <w:proofErr w:type="spellStart"/>
-                            <w:r>
-                              <w:rPr>
-                                <w:rFonts w:ascii="Arial Black" w:hAnsi="Arial Black" w:cs="Aria Black"/>
-                                <w:b/>
-                                <w:bCs/>
-                                <w:sz w:val="18"/>
-                                <w:szCs w:val="18"/>
-                              </w:rPr>
-                              <w:t>buyer_ncode</w:t>
-                            </w:r>
-                            <w:proofErr w:type="spellEnd"/>
-                          </w:p>
-                        </w:txbxContent>
-                      </wps:txbx>
-                      <wps:bodyPr rot="0" vert="horz" wrap="square" lIns="91440" tIns="45720" rIns="91440" bIns="45720" anchor="t" anchorCtr="0">
-                        <a:noAutofit/>
-                      </wps:bodyPr>
-                    </wps:wsp>
-                  </a:graphicData>
-                </a:graphic>
-                <wp14:sizeRelH relativeFrom="margin">
-                  <wp14:pctWidth>0</wp14:pctWidth>
-                </wp14:sizeRelH>
-                <wp14:sizeRelV relativeFrom="margin">
-                  <wp14:pctHeight>0</wp14:pctHeight>
-                </wp14:sizeRelV>
-              </wp:anchor>
-            </w:drawing>
-          </mc:Choice>
-          <mc:Fallback>
-            <w:pict>
-              <v:shape w14:anchorId="465EF1EF" id="_x0000_s1046" type="#_x0000_t202" style="position:absolute;left:0;text-align:left;margin-left:379.05pt;margin-top:186.35pt;width:84.95pt;height:26pt;z-index:251700224;visibility:visible;mso-wrap-style:square;mso-width-percent:0;mso-height-percent:0;mso-wrap-distance-left:9pt;mso-wrap-distance-top:3.6pt;mso-wrap-distance-right:9pt;mso-wrap-distance-bottom:3.6pt;mso-position-horizontal:absolute;mso-position-horizontal-relative:text;mso-position-vertical:absolute;mso-position-vertical-relative:text;mso-width-percent:0;mso-height-percent:0;mso-width-relative:margin;mso-height-relative:margin;v-text-anchor:top" o:gfxdata="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" fillcolor="white [3212]" stroked="f">
-                <v:textbox>
-                  <w:txbxContent>
-                    <w:p>
-                      <w:pPr>
-                        <w:bidi/>
-                        <w:rPr>
-                          <w:rFonts w:ascii="Arial Black" w:hAnsi="Arial Black" w:cs="Aria Black"/>
-                          <w:b/>
-                          <w:bCs/>
-                          <w:sz w:val="18"/>
-                          <w:szCs w:val="18"/>
-                        </w:rPr>
-                      </w:pPr>
-                      <w:proofErr w:type="spellStart"/>
-                      <w:r>
-                        <w:rPr>
-                          <w:rFonts w:ascii="Arial Black" w:hAnsi="Arial Black" w:cs="Aria Black"/>
-                          <w:b/>
-                          <w:bCs/>
-                          <w:sz w:val="18"/>
-                          <w:szCs w:val="18"/>
-                        </w:rPr>
-                        <w:t>buyer_ncode</w:t>
-                      </w:r>
-                      <w:proofErr w:type="spellEnd"/>
-                    </w:p>
-                  </w:txbxContent>
-                </v:textbox>
-                <w10:wrap type="square"/>
-              </v:shape>
-            </w:pict>
-          </mc:Fallback>
-        </mc:AlternateContent>
-      </w:r>
-      <w:r>
-        <w:rPr>
-          <w:rFonts w:asciiTheme="majorBidi" w:hAnsiTheme="majorBidi" w:cstheme="majorBidi"/>
-          <w:noProof/>
-          <w:sz w:val="36"/>
-          <w:szCs w:val="36"/>
-          <w:lang w:bidi="fa-IR"/>
-        </w:rPr>
-        <mc:AlternateContent>
-          <mc:Choice Requires="wps">
-            <w:drawing>
-              <wp:anchor distT="45720" distB="45720" distL="114300" distR="114300" simplePos="0" relativeHeight="251697152" behindDoc="1" locked="0" layoutInCell="1" allowOverlap="1" wp14:anchorId="4D77C4F4" wp14:editId="4C5E5CB0">
-                <wp:simplePos x="0" y="0"/>
-                <wp:positionH relativeFrom="column">
-                  <wp:posOffset>3164782</wp:posOffset>
-                </wp:positionH>
-                <wp:positionV relativeFrom="paragraph">
-                  <wp:posOffset>1847850</wp:posOffset>
-                </wp:positionV>
-                <wp:extent cx="2680970" cy="328930"/>
-                <wp:effectExtent l="0" t="0" r="5080" b="0"/>
-                <wp:wrapTight wrapText="bothSides">
-                  <wp:wrapPolygon edited="0">
-                    <wp:start x="0" y="0"/>
-                    <wp:lineTo x="0" y="20015"/>
-                    <wp:lineTo x="21487" y="20015"/>
-                    <wp:lineTo x="21487" y="0"/>
-                    <wp:lineTo x="0" y="0"/>
-                  </wp:wrapPolygon>
-                </wp:wrapTight>
-                <wp:docPr id="152076979" name="Text Box 2"/>
-                <wp:cNvGraphicFramePr>
-                  <a:graphicFrameLocks xmlns:a="http://schemas.openxmlformats.org/drawingml/2006/main"/>
-                </wp:cNvGraphicFramePr>
-                <a:graphic xmlns:a="http://schemas.openxmlformats.org/drawingml/2006/main">
-                  <a:graphicData uri="http://schemas.microsoft.com/office/word/2010/wordprocessingShape">
-                    <wps:wsp>
-                      <wps:cNvSpPr txBox="1">
-                        <a:spLocks noChangeArrowheads="1"/>
-                      </wps:cNvSpPr>
-                      <wps:spPr bwMode="auto">
-                        <a:xfrm>
-                          <a:off x="0" y="0"/>
-                          <a:ext cx="2680970" cy="328930"/>
-                        </a:xfrm>
-                        <a:prstGeom prst="rect">
-                          <a:avLst/>
-                        </a:prstGeom>
-                        <a:solidFill>
-                          <a:schemeClr val="bg1"/>
-                        </a:solidFill>
-                        <a:ln w="9525">
-                          <a:noFill/>
-                          <a:miter lim="800000"/>
-                          <a:headEnd/>
-                          <a:tailEnd/>
-                        </a:ln>
-                      </wps:spPr>
-                      <wps:txbx>
-                        <w:txbxContent>
-                          <w:p>
-                            <w:pPr>
-                              <w:bidi/>
-                              <w:rPr>
-                                <w:rFonts w:ascii="Arial Black" w:hAnsi="Arial Black" w:cs="Aria Black"/>
-                                <w:b/>
-                                <w:bCs/>
-                                <w:sz w:val="20"/>
-                                <w:szCs w:val="20"/>
-                              </w:rPr>
-                            </w:pPr>
-                            <w:proofErr w:type="spellStart"/>
-                            <w:r>
-                              <w:rPr>
-                                <w:rFonts w:ascii="Arial Black" w:hAnsi="Arial Black" w:cs="Aria Black"/>
-                                <w:b/>
-                                <w:bCs/>
-                                <w:sz w:val="20"/>
-                                <w:szCs w:val="20"/>
-                              </w:rPr>
-                              <w:t>buyer_</w:t>
-                            </w:r>
-                            <w:r>
-                              <w:rPr>
-                                <w:rFonts w:ascii="Arial Black" w:hAnsi="Arial Black" w:cs="Aria Black"/>
-                                <w:b/>
-                                <w:bCs/>
-                                <w:sz w:val="20"/>
-                                <w:szCs w:val="20"/>
-                                <w:lang w:bidi="fa-IR"/>
-                              </w:rPr>
-                              <w:t>f</w:t>
-                            </w:r>
-                            <w:r>
-                              <w:rPr>
-                                <w:rFonts w:ascii="Arial Black" w:hAnsi="Arial Black" w:cs="Aria Black"/>
-                                <w:b/>
-                                <w:bCs/>
-                                <w:sz w:val="20"/>
-                                <w:szCs w:val="20"/>
-                              </w:rPr>
-                              <w:t>name</w:t>
-                            </w:r>
-                            <w:proofErr w:type="spellEnd"/>
-                          </w:p>
-                        </w:txbxContent>
-                      </wps:txbx>
-                      <wps:bodyPr rot="0" vert="horz" wrap="square" lIns="91440" tIns="45720" rIns="91440" bIns="45720" anchor="t" anchorCtr="0">
-                        <a:noAutofit/>
-                      </wps:bodyPr>
-                    </wps:wsp>
-                  </a:graphicData>
-                </a:graphic>
-                <wp14:sizeRelH relativeFrom="margin">
-                  <wp14:pctWidth>0</wp14:pctWidth>
-                </wp14:sizeRelH>
-                <wp14:sizeRelV relativeFrom="margin">
-                  <wp14:pctHeight>0</wp14:pctHeight>
-                </wp14:sizeRelV>
-              </wp:anchor>
-            </w:drawing>
-          </mc:Choice>
-          <mc:Fallback>
-            <w:pict>
-              <v:shape w14:anchorId="4D77C4F4" id="_x0000_s1047" type="#_x0000_t202" style="position:absolute;left:0;text-align:left;margin-left:249.2pt;margin-top:145.5pt;width:211.1pt;height:25.9pt;z-index:-251619328;visibility:visible;mso-wrap-style:square;mso-width-percent:0;mso-height-percent:0;mso-wrap-distance-left:9pt;mso-wrap-distance-top:3.6pt;mso-wrap-distance-right:9pt;mso-wrap-distance-bottom:3.6pt;mso-position-horizontal:absolute;mso-position-horizontal-relative:text;mso-position-vertical:absolute;mso-position-vertical-relative:text;mso-width-percent:0;mso-height-percent:0;mso-width-relative:margin;mso-height-relative:margin;v-text-anchor:top" o:gfxdata="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" fillcolor="white [3212]" stroked="f">
-                <v:textbox>
-                  <w:txbxContent>
-                    <w:p>
-                      <w:pPr>
-                        <w:bidi/>
-                        <w:rPr>
-                          <w:rFonts w:ascii="Arial Black" w:hAnsi="Arial Black" w:cs="Aria Black"/>
-                          <w:b/>
-                          <w:bCs/>
-                          <w:sz w:val="20"/>
-                          <w:szCs w:val="20"/>
-                        </w:rPr>
-                      </w:pPr>
-                      <w:proofErr w:type="spellStart"/>
-                      <w:r>
-                        <w:rPr>
-                          <w:rFonts w:ascii="Arial Black" w:hAnsi="Arial Black" w:cs="Aria Black"/>
-                          <w:b/>
-                          <w:bCs/>
-                          <w:sz w:val="20"/>
-                          <w:szCs w:val="20"/>
-                        </w:rPr>
-                        <w:t>buyer_</w:t>
-                      </w:r>
-                      <w:r>
-                        <w:rPr>
-                          <w:rFonts w:ascii="Arial Black" w:hAnsi="Arial Black" w:cs="Aria Black"/>
-                          <w:b/>
-                          <w:bCs/>
-                          <w:sz w:val="20"/>
-                          <w:szCs w:val="20"/>
-                          <w:lang w:bidi="fa-IR"/>
-                        </w:rPr>
-                        <w:t>f</w:t>
-                      </w:r>
-                      <w:r>
-                        <w:rPr>
-                          <w:rFonts w:ascii="Arial Black" w:hAnsi="Arial Black" w:cs="Aria Black"/>
-                          <w:b/>
-                          <w:bCs/>
-                          <w:sz w:val="20"/>
-                          <w:szCs w:val="20"/>
-                        </w:rPr>
-                        <w:t>name</w:t>
-                      </w:r>
-                      <w:proofErr w:type="spellEnd"/>
-                    </w:p>
-                  </w:txbxContent>
-                </v:textbox>
-                <w10:wrap type="tight"/>
-              </v:shape>
-            </w:pict>
-          </mc:Fallback>
-        </mc:AlternateContent>
-      </w:r>
-      <w:r>
-        <w:rPr>
-          <w:rFonts w:asciiTheme="majorBidi" w:hAnsiTheme="majorBidi" w:cstheme="majorBidi"/>
-          <w:noProof/>
-          <w:sz w:val="36"/>
-          <w:szCs w:val="36"/>
-          <w:lang w:bidi="fa-IR"/>
-        </w:rPr>
-        <mc:AlternateContent>
-          <mc:Choice Requires="wps">
-            <w:drawing>
-              <wp:anchor distT="45720" distB="45720" distL="114300" distR="114300" simplePos="0" relativeHeight="251695104" behindDoc="0" locked="0" layoutInCell="1" allowOverlap="1" wp14:anchorId="262D9D07" wp14:editId="037009ED">
-                <wp:simplePos x="0" y="0"/>
-                <wp:positionH relativeFrom="column">
-                  <wp:posOffset>3151505</wp:posOffset>
-                </wp:positionH>
-                <wp:positionV relativeFrom="paragraph">
-                  <wp:posOffset>1155065</wp:posOffset>
-                </wp:positionV>
-                <wp:extent cx="2741930" cy="560705"/>
-                <wp:effectExtent l="0" t="0" r="1270" b="0"/>
-                <wp:wrapSquare wrapText="bothSides"/>
-                <wp:docPr id="1509165845" name="Text Box 2"/>
-                <wp:cNvGraphicFramePr>
-                  <a:graphicFrameLocks xmlns:a="http://schemas.openxmlformats.org/drawingml/2006/main"/>
-                </wp:cNvGraphicFramePr>
-                <a:graphic xmlns:a="http://schemas.openxmlformats.org/drawingml/2006/main">
-                  <a:graphicData uri="http://schemas.microsoft.com/office/word/2010/wordprocessingShape">
-                    <wps:wsp>
-                      <wps:cNvSpPr txBox="1">
-                        <a:spLocks noChangeArrowheads="1"/>
-                      </wps:cNvSpPr>
-                      <wps:spPr bwMode="auto">
-                        <a:xfrm>
-                          <a:off x="0" y="0"/>
-                          <a:ext cx="2741930" cy="560705"/>
-                        </a:xfrm>
-                        <a:prstGeom prst="rect">
-                          <a:avLst/>
-                        </a:prstGeom>
-                        <a:solidFill>
-                          <a:schemeClr val="bg1"/>
-                        </a:solidFill>
-                        <a:ln w="9525">
-                          <a:noFill/>
-                          <a:miter lim="800000"/>
-                          <a:headEnd/>
-                          <a:tailEnd/>
-                        </a:ln>
-                      </wps:spPr>
-                      <wps:txbx>
-                        <w:txbxContent>
-                          <w:p>
-                            <w:pPr>
-                              <w:jc w:val="right"/>
-                              <w:rPr>
-                                <w:rFonts w:ascii="Arial Black" w:hAnsi="Arial Black" w:cs="Aria Black"/>
-                                <w:bCs/>
-                                <w:sz w:val="14"/>
-                                <w:szCs w:val="14"/>
-                                <w:lang w:bidi="fa-IR"/>
-                              </w:rPr>
-                            </w:pPr>
-                            <w:proofErr w:type="spellStart"/>
-                            <w:r>
-                              <w:rPr>
-                                <w:rFonts w:ascii="Arial Black" w:hAnsi="Arial Black" w:cs="Aria Black"/>
-                                <w:bCs/>
-                                <w:sz w:val="14"/>
-                                <w:szCs w:val="14"/>
-                                <w:lang w:bidi="fa-IR"/>
-                              </w:rPr>
-                              <w:t>s</w:t>
-                            </w:r>
-                            <w:r>
-                              <w:rPr>
-                                <w:rFonts w:ascii="Arial Black" w:hAnsi="Arial Black" w:cs="Aria Black"/>
-                                <w:bCs/>
-                                <w:sz w:val="14"/>
-                                <w:szCs w:val="14"/>
-                                <w:lang w:bidi="fa-IR"/>
-                              </w:rPr>
-                              <w:t>eller_adress</w:t>
-                            </w:r>
-                            <w:proofErr w:type="spellEnd"/>
-                          </w:p>
-                        </w:txbxContent>
-                      </wps:txbx>
-                      <wps:bodyPr rot="0" vert="horz" wrap="square" lIns="91440" tIns="45720" rIns="91440" bIns="45720" anchor="t" anchorCtr="0">
-                        <a:noAutofit/>
-                      </wps:bodyPr>
-                    </wps:wsp>
-                  </a:graphicData>
-                </a:graphic>
-                <wp14:sizeRelH relativeFrom="margin">
-                  <wp14:pctWidth>0</wp14:pctWidth>
-                </wp14:sizeRelH>
-                <wp14:sizeRelV relativeFrom="margin">
-                  <wp14:pctHeight>0</wp14:pctHeight>
-                </wp14:sizeRelV>
-              </wp:anchor>
-            </w:drawing>
-          </mc:Choice>
-          <mc:Fallback>
-            <w:pict>
-              <v:shape w14:anchorId="262D9D07" id="_x0000_s1045" type="#_x0000_t202" style="position:absolute;left:0;text-align:left;margin-left:248.15pt;margin-top:90.95pt;width:215.9pt;height:44.15pt;z-index:251695104;visibility:visible;mso-wrap-style:square;mso-width-percent:0;mso-height-percent:0;mso-wrap-distance-left:9pt;mso-wrap-distance-top:3.6pt;mso-wrap-distance-right:9pt;mso-wrap-distance-bottom:3.6pt;mso-position-horizontal:absolute;mso-position-horizontal-relative:text;mso-position-vertical:absolute;mso-position-vertical-relative:text;mso-width-percent:0;mso-height-percent:0;mso-width-relative:margin;mso-height-relative:margin;v-text-anchor:top" o:gfxdata="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" fillcolor="white [3212]" stroked="f">
-                <v:textbox>
-                  <w:txbxContent>
-                    <w:p>
-                      <w:pPr>
-                        <w:jc w:val="right"/>
-                        <w:rPr>
-                          <w:rFonts w:ascii="Arial Black" w:hAnsi="Arial Black" w:cs="Aria Black"/>
-                          <w:bCs/>
-                          <w:sz w:val="14"/>
-                          <w:szCs w:val="14"/>
-                          <w:lang w:bidi="fa-IR"/>
-                        </w:rPr>
-                      </w:pPr>
-                      <w:proofErr w:type="spellStart"/>
-                      <w:r>
-                        <w:rPr>
-                          <w:rFonts w:ascii="Arial Black" w:hAnsi="Arial Black" w:cs="Aria Black"/>
-                          <w:bCs/>
-                          <w:sz w:val="14"/>
-                          <w:szCs w:val="14"/>
-                          <w:lang w:bidi="fa-IR"/>
-                        </w:rPr>
-                        <w:t>s</w:t>
-                      </w:r>
-                      <w:r>
-                        <w:rPr>
-                          <w:rFonts w:ascii="Arial Black" w:hAnsi="Arial Black" w:cs="Aria Black"/>
-                          <w:bCs/>
-                          <w:sz w:val="14"/>
-                          <w:szCs w:val="14"/>
-                          <w:lang w:bidi="fa-IR"/>
-                        </w:rPr>
-                        <w:t>eller_adress</w:t>
-                      </w:r>
-                      <w:proofErr w:type="spellEnd"/>
-                    </w:p>
-                  </w:txbxContent>
-                </v:textbox>
-                <w10:wrap type="square"/>
-              </v:shape>
-            </w:pict>
-          </mc:Fallback>
-        </mc:AlternateContent>
-      </w:r>
-      <w:r>
-        <w:rPr>
-          <w:rFonts w:asciiTheme="majorBidi" w:hAnsiTheme="majorBidi" w:cstheme="majorBidi"/>
-          <w:noProof/>
-          <w:sz w:val="36"/>
-          <w:szCs w:val="36"/>
-          <w:lang w:bidi="fa-IR"/>
-        </w:rPr>
-        <mc:AlternateContent>
-          <mc:Choice Requires="wps">
-            <w:drawing>
-              <wp:anchor distT="45720" distB="45720" distL="114300" distR="114300" simplePos="0" relativeHeight="251684864" behindDoc="0" locked="0" layoutInCell="1" allowOverlap="1" wp14:anchorId="45F2066E" wp14:editId="068C4C15">
-                <wp:simplePos x="0" y="0"/>
-                <wp:positionH relativeFrom="column">
-                  <wp:posOffset>4696460</wp:posOffset>
-                </wp:positionH>
-                <wp:positionV relativeFrom="paragraph">
-                  <wp:posOffset>593725</wp:posOffset>
-                </wp:positionV>
-                <wp:extent cx="1197610" cy="342900"/>
-                <wp:effectExtent l="0" t="0" r="2540" b="0"/>
-                <wp:wrapSquare wrapText="bothSides"/>
-                <wp:docPr id="941812892" name="Text Box 2"/>
-                <wp:cNvGraphicFramePr>
-                  <a:graphicFrameLocks xmlns:a="http://schemas.openxmlformats.org/drawingml/2006/main"/>
-                </wp:cNvGraphicFramePr>
-                <a:graphic xmlns:a="http://schemas.openxmlformats.org/drawingml/2006/main">
-                  <a:graphicData uri="http://schemas.microsoft.com/office/word/2010/wordprocessingShape">
-                    <wps:wsp>
-                      <wps:cNvSpPr txBox="1">
-                        <a:spLocks noChangeArrowheads="1"/>
-                      </wps:cNvSpPr>
-                      <wps:spPr bwMode="auto">
-                        <a:xfrm>
-                          <a:off x="0" y="0"/>
-                          <a:ext cx="1197610" cy="342900"/>
-                        </a:xfrm>
-                        <a:prstGeom prst="rect">
-                          <a:avLst/>
-                        </a:prstGeom>
-                        <a:solidFill>
-                          <a:schemeClr val="bg1"/>
-                        </a:solidFill>
-                        <a:ln w="9525">
-                          <a:noFill/>
-                          <a:miter lim="800000"/>
-                          <a:headEnd/>
-                          <a:tailEnd/>
-                        </a:ln>
-                      </wps:spPr>
-                      <wps:txbx>
-                        <w:txbxContent>
-                          <w:p>
-                            <w:pPr>
-                              <w:bidi/>
-                              <w:rPr>
-                                <w:rFonts w:ascii="Arial Black" w:hAnsi="Arial Black" w:cs="Aria Black"/>
-                                <w:bCs/>
-                                <w:sz w:val="18"/>
-                                <w:szCs w:val="18"/>
-                              </w:rPr>
-                            </w:pPr>
-                            <w:proofErr w:type="spellStart"/>
-                            <w:r>
-                              <w:rPr>
-                                <w:rFonts w:ascii="Arial Black" w:hAnsi="Arial Black" w:cs="Aria Black"/>
-                                <w:bCs/>
-                                <w:sz w:val="18"/>
-                                <w:szCs w:val="18"/>
-                              </w:rPr>
-                              <w:t>seller_ncode</w:t>
-                            </w:r>
-                            <w:proofErr w:type="spellEnd"/>
-                          </w:p>
-                        </w:txbxContent>
-                      </wps:txbx>
-                      <wps:bodyPr rot="0" vert="horz" wrap="square" lIns="91440" tIns="45720" rIns="91440" bIns="45720" anchor="t" anchorCtr="0">
-                        <a:noAutofit/>
-                      </wps:bodyPr>
-                    </wps:wsp>
-                  </a:graphicData>
-                </a:graphic>
-                <wp14:sizeRelH relativeFrom="margin">
-                  <wp14:pctWidth>0</wp14:pctWidth>
-                </wp14:sizeRelH>
-                <wp14:sizeRelV relativeFrom="margin">
-                  <wp14:pctHeight>0</wp14:pctHeight>
-                </wp14:sizeRelV>
-              </wp:anchor>
-            </w:drawing>
-          </mc:Choice>
-          <mc:Fallback>
-            <w:pict>
-              <v:shape w14:anchorId="45F2066E" id="_x0000_s1049" type="#_x0000_t202" style="position:absolute;left:0;text-align:left;margin-left:369.8pt;margin-top:46.75pt;width:94.3pt;height:27pt;z-index:251684864;visibility:visible;mso-wrap-style:square;mso-width-percent:0;mso-height-percent:0;mso-wrap-distance-left:9pt;mso-wrap-distance-top:3.6pt;mso-wrap-distance-right:9pt;mso-wrap-distance-bottom:3.6pt;mso-position-horizontal:absolute;mso-position-horizontal-relative:text;mso-position-vertical:absolute;mso-position-vertical-relative:text;mso-width-percent:0;mso-height-percent:0;mso-width-relative:margin;mso-height-relative:margin;v-text-anchor:top" o:gfxdata="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" fillcolor="white [3212]" stroked="f">
-                <v:textbox>
-                  <w:txbxContent>
-                    <w:p>
-                      <w:pPr>
-                        <w:bidi/>
-                        <w:rPr>
-                          <w:rFonts w:ascii="Arial Black" w:hAnsi="Arial Black" w:cs="Aria Black"/>
-                          <w:bCs/>
-                          <w:sz w:val="18"/>
-                          <w:szCs w:val="18"/>
-                        </w:rPr>
-                      </w:pPr>
-                      <w:proofErr w:type="spellStart"/>
-                      <w:r>
-                        <w:rPr>
-                          <w:rFonts w:ascii="Arial Black" w:hAnsi="Arial Black" w:cs="Aria Black"/>
-                          <w:bCs/>
-                          <w:sz w:val="18"/>
-                          <w:szCs w:val="18"/>
-                        </w:rPr>
-                        <w:t>seller_ncode</w:t>
-                      </w:r>
-                      <w:proofErr w:type="spellEnd"/>
-                    </w:p>
-                  </w:txbxContent>
-                </v:textbox>
-                <w10:wrap type="square"/>
-              </v:shape>
-            </w:pict>
-          </mc:Fallback>
-        </mc:AlternateContent>
-      </w:r>
-      <w:r>
-        <w:rPr>
-          <w:rFonts w:asciiTheme="majorBidi" w:hAnsiTheme="majorBidi" w:cstheme="majorBidi"/>
-          <w:noProof/>
-          <w:sz w:val="36"/>
-          <w:szCs w:val="36"/>
-          <w:lang w:bidi="fa-IR"/>
-        </w:rPr>
-        <mc:AlternateContent>
-          <mc:Choice Requires="wps">
-            <w:drawing>
-              <wp:anchor distT="45720" distB="45720" distL="114300" distR="114300" simplePos="0" relativeHeight="251676672" behindDoc="1" locked="0" layoutInCell="1" allowOverlap="1" wp14:anchorId="357CBBF8" wp14:editId="255B2E94">
-                <wp:simplePos x="0" y="0"/>
-                <wp:positionH relativeFrom="column">
-                  <wp:posOffset>3345815</wp:posOffset>
-                </wp:positionH>
-                <wp:positionV relativeFrom="paragraph">
-                  <wp:posOffset>25400</wp:posOffset>
-                </wp:positionV>
-                <wp:extent cx="2391410" cy="329565"/>
-                <wp:effectExtent l="0" t="0" r="8890" b="0"/>
-                <wp:wrapTight wrapText="bothSides">
-                  <wp:wrapPolygon edited="0">
-                    <wp:start x="0" y="0"/>
-                    <wp:lineTo x="0" y="19977"/>
-                    <wp:lineTo x="21508" y="19977"/>
-                    <wp:lineTo x="21508" y="0"/>
-                    <wp:lineTo x="0" y="0"/>
-                  </wp:wrapPolygon>
-                </wp:wrapTight>
-                <wp:docPr id="217" name="Text Box 2"/>
-                <wp:cNvGraphicFramePr>
-                  <a:graphicFrameLocks xmlns:a="http://schemas.openxmlformats.org/drawingml/2006/main"/>
-                </wp:cNvGraphicFramePr>
-                <a:graphic xmlns:a="http://schemas.openxmlformats.org/drawingml/2006/main">
-                  <a:graphicData uri="http://schemas.microsoft.com/office/word/2010/wordprocessingShape">
-                    <wps:wsp>
-                      <wps:cNvSpPr txBox="1">
-                        <a:spLocks noChangeArrowheads="1"/>
-                      </wps:cNvSpPr>
-                      <wps:spPr bwMode="auto">
-                        <a:xfrm>
-                          <a:off x="0" y="0"/>
-                          <a:ext cx="2391410" cy="329565"/>
-                        </a:xfrm>
-                        <a:prstGeom prst="rect">
-                          <a:avLst/>
-                        </a:prstGeom>
-                        <a:solidFill>
-                          <a:schemeClr val="bg1"/>
-                        </a:solidFill>
-                        <a:ln w="9525">
-                          <a:noFill/>
-                          <a:miter lim="800000"/>
-                          <a:headEnd/>
-                          <a:tailEnd/>
-                        </a:ln>
-                      </wps:spPr>
-                      <wps:txbx>
-                        <w:txbxContent>
-                          <w:p>
-                            <w:pPr>
-                              <w:bidi/>
-                              <w:rPr>
-                                <w:rFonts w:ascii="Arial Black" w:hAnsi="Arial Black" w:cs="Aria Black"/>
-                                <w:bCs/>
-                                <w:sz w:val="20"/>
-                                <w:szCs w:val="20"/>
-                              </w:rPr>
-                            </w:pPr>
-                            <w:proofErr w:type="spellStart"/>
-                            <w:r>
-                              <w:rPr>
-                                <w:rFonts w:ascii="Arial Black" w:hAnsi="Arial Black" w:cs="Aria Black"/>
-                                <w:bCs/>
-                                <w:sz w:val="20"/>
-                                <w:szCs w:val="20"/>
-                              </w:rPr>
-                              <w:t>seller_</w:t>
-                            </w:r>
-                            <w:r>
-                              <w:rPr>
-                                <w:rFonts w:ascii="Arial Black" w:hAnsi="Arial Black" w:cs="Aria Black"/>
-                                <w:bCs/>
-                                <w:sz w:val="20"/>
-                                <w:szCs w:val="20"/>
-                              </w:rPr>
-                              <w:t>f</w:t>
-                            </w:r>
-                            <w:r>
-                              <w:rPr>
-                                <w:rFonts w:ascii="Arial Black" w:hAnsi="Arial Black" w:cs="Aria Black"/>
-                                <w:bCs/>
-                                <w:sz w:val="20"/>
-                                <w:szCs w:val="20"/>
-                              </w:rPr>
-                              <w:t>name</w:t>
-                            </w:r>
-                            <w:proofErr w:type="spellEnd"/>
-                          </w:p>
-                        </w:txbxContent>
-                      </wps:txbx>
-                      <wps:bodyPr rot="0" vert="horz" wrap="square" lIns="91440" tIns="45720" rIns="91440" bIns="45720" anchor="t" anchorCtr="0">
-                        <a:noAutofit/>
-                      </wps:bodyPr>
-                    </wps:wsp>
-                  </a:graphicData>
-                </a:graphic>
-                <wp14:sizeRelH relativeFrom="margin">
-                  <wp14:pctWidth>0</wp14:pctWidth>
-                </wp14:sizeRelH>
-                <wp14:sizeRelV relativeFrom="margin">
-                  <wp14:pctHeight>0</wp14:pctHeight>
-                </wp14:sizeRelV>
-              </wp:anchor>
-            </w:drawing>
-          </mc:Choice>
-          <mc:Fallback>
-            <w:pict>
-              <v:shape w14:anchorId="357CBBF8" id="_x0000_s1050" type="#_x0000_t202" style="position:absolute;left:0;text-align:left;margin-left:263.45pt;margin-top:2pt;width:188.3pt;height:25.95pt;z-index:-251639808;visibility:visible;mso-wrap-style:square;mso-width-percent:0;mso-height-percent:0;mso-wrap-distance-left:9pt;mso-wrap-distance-top:3.6pt;mso-wrap-distance-right:9pt;mso-wrap-distance-bottom:3.6pt;mso-position-horizontal:absolute;mso-position-horizontal-relative:text;mso-position-vertical:absolute;mso-position-vertical-relative:text;mso-width-percent:0;mso-height-percent:0;mso-width-relative:margin;mso-height-relative:margin;v-text-anchor:top" o:gfxdata="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" fillcolor="white [3212]" stroked="f">
-                <v:textbox>
-                  <w:txbxContent>
-                    <w:p>
-                      <w:pPr>
-                        <w:bidi/>
-                        <w:rPr>
-                          <w:rFonts w:ascii="Arial Black" w:hAnsi="Arial Black" w:cs="Aria Black"/>
-                          <w:bCs/>
-                          <w:sz w:val="20"/>
-                          <w:szCs w:val="20"/>
-                        </w:rPr>
-                      </w:pPr>
-                      <w:proofErr w:type="spellStart"/>
-                      <w:r>
-                        <w:rPr>
-                          <w:rFonts w:ascii="Arial Black" w:hAnsi="Arial Black" w:cs="Aria Black"/>
-                          <w:bCs/>
-                          <w:sz w:val="20"/>
-                          <w:szCs w:val="20"/>
-                        </w:rPr>
-                        <w:t>seller_</w:t>
-                      </w:r>
-                      <w:r>
-                        <w:rPr>
-                          <w:rFonts w:ascii="Arial Black" w:hAnsi="Arial Black" w:cs="Aria Black"/>
-                          <w:bCs/>
-                          <w:sz w:val="20"/>
-                          <w:szCs w:val="20"/>
-                        </w:rPr>
-                        <w:t>f</w:t>
-                      </w:r>
-                      <w:r>
-                        <w:rPr>
-                          <w:rFonts w:ascii="Arial Black" w:hAnsi="Arial Black" w:cs="Aria Black"/>
-                          <w:bCs/>
-                          <w:sz w:val="20"/>
-                          <w:szCs w:val="20"/>
-                        </w:rPr>
-                        <w:t>name</w:t>
-                      </w:r>
-                      <w:proofErr w:type="spellEnd"/>
-                    </w:p>
-                  </w:txbxContent>
-                </v:textbox>
-                <w10:wrap type="tight"/>
-              </v:shape>
-            </w:pict>
-          </mc:Fallback>
-        </mc:AlternateContent>
-      </w:r>
-      <w:r>
-        <w:rPr>
-          <w:rFonts w:asciiTheme="majorBidi" w:hAnsiTheme="majorBidi" w:cstheme="majorBidi"/>
-          <w:noProof/>
-          <w:sz w:val="36"/>
-          <w:szCs w:val="36"/>
-          <w:rtl/>
-          <w:lang w:val="fa-IR" w:bidi="fa-IR"/>
-        </w:rPr>
-        <mc:AlternateContent>
-          <mc:Choice Requires="wps">
-            <w:drawing>
-              <wp:anchor distT="0" distB="0" distL="114300" distR="114300" simplePos="0" relativeHeight="251669504" behindDoc="0" locked="0" layoutInCell="1" allowOverlap="1" wp14:anchorId="18637ED7" wp14:editId="1ADD2DC8">
-                <wp:simplePos x="0" y="0"/>
-                <wp:positionH relativeFrom="column">
-                  <wp:posOffset>3117215</wp:posOffset>
-                </wp:positionH>
-                <wp:positionV relativeFrom="paragraph">
-                  <wp:posOffset>1819910</wp:posOffset>
-                </wp:positionV>
-                <wp:extent cx="3200400" cy="1746250"/>
-                <wp:effectExtent l="0" t="0" r="19050" b="25400"/>
-                <wp:wrapTopAndBottom/>
-                <wp:docPr id="1" name="Rectangle: Rounded Corners 1"/>
-                <wp:cNvGraphicFramePr/>
-                <a:graphic xmlns:a="http://schemas.openxmlformats.org/drawingml/2006/main">
-                  <a:graphicData uri="http://schemas.microsoft.com/office/word/2010/wordprocessingShape">
-                    <wps:wsp>
-                      <wps:cNvSpPr/>
-                      <wps:spPr>
-                        <a:xfrm>
-                          <a:off x="0" y="0"/>
-                          <a:ext cx="3200400" cy="1746250"/>
-                        </a:xfrm>
-                        <a:prstGeom prst="roundRect">
-                          <a:avLst>
-                            <a:gd name="adj" fmla="val 1593"/>
-                          </a:avLst>
-                        </a:prstGeom>
-                        <a:ln>
-                          <a:solidFill>
-                            <a:schemeClr val="tx1"/>
-                          </a:solidFill>
-                        </a:ln>
-                      </wps:spPr>
-                      <wps:style>
-                        <a:lnRef idx="2">
-                          <a:schemeClr val="accent6"/>
-                        </a:lnRef>
-                        <a:fillRef idx="1">
-                          <a:schemeClr val="lt1"/>
-                        </a:fillRef>
-                        <a:effectRef idx="0">
-                          <a:schemeClr val="accent6"/>
-                        </a:effectRef>
-                        <a:fontRef idx="minor">
-                          <a:schemeClr val="dk1"/>
-                        </a:fontRef>
-                      </wps:style>
-                      <wps:txbx>
-                        <w:txbxContent>
-                          <w:p>
-                            <w:pPr>
-                              <w:jc w:val="right"/>
-                              <w:rPr>
-                                <w:rFonts w:asciiTheme="majorBidi" w:hAnsiTheme="majorBidi" w:cstheme="majorBidi"/>
-                                <w:b/>
-                                <w:bCs/>
-                                <w:rtl/>
-                                <w:lang w:bidi="fa-IR"/>
-                              </w:rPr>
-                            </w:pPr>
-                            <w:r>
-                              <w:rPr>
-                                <w:rFonts w:asciiTheme="majorBidi" w:hAnsiTheme="majorBidi" w:cstheme="majorBidi" w:hint="cs"/>
-                                <w:b/>
-                                <w:bCs/>
-                                <w:rtl/>
-                                <w:lang w:bidi="fa-IR"/>
-                              </w:rPr>
-                              <w:t>خریدار</w:t>
-                            </w:r>
-                            <w:r>
-                              <w:rPr>
-                                <w:rFonts w:asciiTheme="majorBidi" w:hAnsiTheme="majorBidi" w:cstheme="majorBidi" w:hint="cs"/>
-                                <w:b/>
-                                <w:bCs/>
-                                <w:rtl/>
-                                <w:lang w:bidi="fa-IR"/>
-                              </w:rPr>
-                              <w:t>:..</w:t>
-                            </w:r>
-                            <w:r>
-                              <w:rPr>
-                                <w:rFonts w:asciiTheme="majorBidi" w:hAnsiTheme="majorBidi" w:cstheme="majorBidi" w:hint="cs"/>
-                                <w:b/>
-                                <w:bCs/>
-                                <w:rtl/>
-                                <w:lang w:bidi="fa-IR"/>
-                              </w:rPr>
-                              <w:t>...........</w:t>
-                            </w:r>
-                            <w:r>
-                              <w:rPr>
-                                <w:rFonts w:asciiTheme="majorBidi" w:hAnsiTheme="majorBidi" w:cstheme="majorBidi" w:hint="cs"/>
-                                <w:b/>
-                                <w:bCs/>
-                                <w:rtl/>
-                                <w:lang w:bidi="fa-IR"/>
-                              </w:rPr>
-                              <w:t>........................................................</w:t>
-                            </w:r>
-                          </w:p>
-                          <w:p>
-                            <w:pPr>
-                              <w:jc w:val="right"/>
-                              <w:rPr>
-                                <w:rFonts w:asciiTheme="majorBidi" w:hAnsiTheme="majorBidi" w:cstheme="majorBidi"/>
-                                <w:b/>
-                                <w:bCs/>
-                                <w:rtl/>
-                                <w:lang w:bidi="fa-IR"/>
-                              </w:rPr>
-                            </w:pPr>
-                            <w:r>
-                              <w:rPr>
-                                <w:rFonts w:asciiTheme="majorBidi" w:hAnsiTheme="majorBidi" w:cstheme="majorBidi" w:hint="cs"/>
-                                <w:b/>
-                                <w:bCs/>
-                                <w:rtl/>
-                                <w:lang w:bidi="fa-IR"/>
-                              </w:rPr>
-                              <w:t>فرزند:</w:t>
-                            </w:r>
-                            <w:r>
-                              <w:rPr>
-                                <w:rFonts w:asciiTheme="majorBidi" w:hAnsiTheme="majorBidi" w:cstheme="majorBidi" w:hint="cs"/>
-                                <w:b/>
-                                <w:bCs/>
-                                <w:rtl/>
-                                <w:lang w:bidi="fa-IR"/>
-                              </w:rPr>
-                              <w:t>...</w:t>
-                            </w:r>
-                            <w:r>
-                              <w:rPr>
-                                <w:rFonts w:asciiTheme="majorBidi" w:hAnsiTheme="majorBidi" w:cstheme="majorBidi" w:hint="cs"/>
-                                <w:b/>
-                                <w:bCs/>
-                                <w:rtl/>
-                                <w:lang w:bidi="fa-IR"/>
-                              </w:rPr>
-                              <w:t xml:space="preserve">......................... </w:t>
-                            </w:r>
-                            <w:r>
-                              <w:rPr>
-                                <w:rFonts w:asciiTheme="majorBidi" w:hAnsiTheme="majorBidi" w:cstheme="majorBidi" w:hint="cs"/>
-                                <w:b/>
-                                <w:bCs/>
-                                <w:rtl/>
-                                <w:lang w:bidi="fa-IR"/>
-                              </w:rPr>
-                              <w:t xml:space="preserve"> </w:t>
-                            </w:r>
-                            <w:r>
-                              <w:rPr>
-                                <w:rFonts w:asciiTheme="majorBidi" w:hAnsiTheme="majorBidi" w:cstheme="majorBidi" w:hint="cs"/>
-                                <w:b/>
-                                <w:bCs/>
-                                <w:rtl/>
-                                <w:lang w:bidi="fa-IR"/>
-                              </w:rPr>
-                              <w:t xml:space="preserve">  </w:t>
-                            </w:r>
-                            <w:r>
-                              <w:rPr>
-                                <w:rFonts w:asciiTheme="majorBidi" w:hAnsiTheme="majorBidi" w:cstheme="majorBidi" w:hint="cs"/>
-                                <w:b/>
-                                <w:bCs/>
-                                <w:rtl/>
-                                <w:lang w:bidi="fa-IR"/>
-                              </w:rPr>
-                              <w:t>ش.ش</w:t>
-                            </w:r>
-                            <w:r>
-                              <w:rPr>
-                                <w:rFonts w:asciiTheme="majorBidi" w:hAnsiTheme="majorBidi" w:cstheme="majorBidi" w:hint="cs"/>
-                                <w:b/>
-                                <w:bCs/>
-                                <w:rtl/>
-                                <w:lang w:bidi="fa-IR"/>
-                              </w:rPr>
-                              <w:t>:</w:t>
-                            </w:r>
-                            <w:r>
-                              <w:rPr>
-                                <w:rFonts w:asciiTheme="majorBidi" w:hAnsiTheme="majorBidi" w:cstheme="majorBidi" w:hint="cs"/>
-                                <w:b/>
-                                <w:bCs/>
-                                <w:rtl/>
-                                <w:lang w:bidi="fa-IR"/>
-                              </w:rPr>
-                              <w:t xml:space="preserve"> ....</w:t>
-                            </w:r>
-                            <w:r>
-                              <w:rPr>
-                                <w:rFonts w:asciiTheme="majorBidi" w:hAnsiTheme="majorBidi" w:cstheme="majorBidi" w:hint="cs"/>
-                                <w:b/>
-                                <w:bCs/>
-                                <w:rtl/>
-                                <w:lang w:bidi="fa-IR"/>
-                              </w:rPr>
-                              <w:t>.....</w:t>
-                            </w:r>
-                            <w:r>
-                              <w:rPr>
-                                <w:rFonts w:asciiTheme="majorBidi" w:hAnsiTheme="majorBidi" w:cstheme="majorBidi" w:hint="cs"/>
-                                <w:b/>
-                                <w:bCs/>
-                                <w:rtl/>
-                                <w:lang w:bidi="fa-IR"/>
-                              </w:rPr>
-                              <w:t>......................</w:t>
-                            </w:r>
-                          </w:p>
-                          <w:p>
-                            <w:pPr>
-                              <w:jc w:val="right"/>
-                              <w:rPr>
-                                <w:rFonts w:asciiTheme="majorBidi" w:hAnsiTheme="majorBidi" w:cstheme="majorBidi"/>
-                                <w:b/>
-                                <w:bCs/>
-                                <w:rtl/>
-                                <w:lang w:bidi="fa-IR"/>
-                              </w:rPr>
-                            </w:pPr>
-                            <w:r>
-                              <w:rPr>
-                                <w:rFonts w:asciiTheme="majorBidi" w:hAnsiTheme="majorBidi" w:cstheme="majorBidi" w:hint="cs"/>
-                                <w:b/>
-                                <w:bCs/>
-                                <w:rtl/>
-                                <w:lang w:bidi="fa-IR"/>
-                              </w:rPr>
-                              <w:t>کدملی:</w:t>
-                            </w:r>
-                            <w:r>
-                              <w:rPr>
-                                <w:rFonts w:asciiTheme="majorBidi" w:hAnsiTheme="majorBidi" w:cstheme="majorBidi" w:hint="cs"/>
-                                <w:b/>
-                                <w:bCs/>
-                                <w:rtl/>
-                                <w:lang w:bidi="fa-IR"/>
-                              </w:rPr>
-                              <w:t>.......</w:t>
-                            </w:r>
-                            <w:r>
-                              <w:rPr>
-                                <w:rFonts w:asciiTheme="majorBidi" w:hAnsiTheme="majorBidi" w:cstheme="majorBidi" w:hint="cs"/>
-                                <w:b/>
-                                <w:bCs/>
-                                <w:rtl/>
-                                <w:lang w:bidi="fa-IR"/>
-                              </w:rPr>
-                              <w:t>....................</w:t>
-                            </w:r>
-                            <w:r>
-                              <w:rPr>
-                                <w:rFonts w:asciiTheme="majorBidi" w:hAnsiTheme="majorBidi" w:cstheme="majorBidi" w:hint="cs"/>
-                                <w:b/>
-                                <w:bCs/>
-                                <w:rtl/>
-                                <w:lang w:bidi="fa-IR"/>
-                              </w:rPr>
-                              <w:t xml:space="preserve"> </w:t>
-                            </w:r>
-                            <w:r>
-                              <w:rPr>
-                                <w:rFonts w:asciiTheme="majorBidi" w:hAnsiTheme="majorBidi" w:cstheme="majorBidi" w:hint="cs"/>
-                                <w:b/>
-                                <w:bCs/>
-                                <w:rtl/>
-                                <w:lang w:bidi="fa-IR"/>
-                              </w:rPr>
-                              <w:t xml:space="preserve">   </w:t>
-                            </w:r>
-                            <w:r>
-                              <w:rPr>
-                                <w:rFonts w:asciiTheme="majorBidi" w:hAnsiTheme="majorBidi" w:cstheme="majorBidi" w:hint="cs"/>
-                                <w:b/>
-                                <w:bCs/>
-                                <w:rtl/>
-                                <w:lang w:bidi="fa-IR"/>
-                              </w:rPr>
-                              <w:t xml:space="preserve">ت.ت: </w:t>
-                            </w:r>
-                          </w:p>
-                          <w:p>
-                            <w:pPr>
-                              <w:jc w:val="right"/>
-                              <w:rPr>
-                                <w:rFonts w:asciiTheme="majorBidi" w:hAnsiTheme="majorBidi" w:cstheme="majorBidi"/>
-                                <w:b/>
-                                <w:bCs/>
-                                <w:rtl/>
-                                <w:lang w:bidi="fa-IR"/>
-                              </w:rPr>
-                            </w:pPr>
-                            <w:r>
-                              <w:rPr>
-                                <w:rFonts w:asciiTheme="majorBidi" w:hAnsiTheme="majorBidi" w:cstheme="majorBidi" w:hint="cs"/>
-                                <w:b/>
-                                <w:bCs/>
-                                <w:rtl/>
-                                <w:lang w:bidi="fa-IR"/>
-                              </w:rPr>
-                              <w:t>صادره:</w:t>
-                            </w:r>
-                            <w:r>
-                              <w:rPr>
-                                <w:rFonts w:asciiTheme="majorBidi" w:hAnsiTheme="majorBidi" w:cstheme="majorBidi" w:hint="cs"/>
-                                <w:b/>
-                                <w:bCs/>
-                                <w:rtl/>
-                                <w:lang w:bidi="fa-IR"/>
-                              </w:rPr>
-                              <w:t>...................</w:t>
-                            </w:r>
-                            <w:r>
-                              <w:rPr>
-                                <w:rFonts w:asciiTheme="majorBidi" w:hAnsiTheme="majorBidi" w:cstheme="majorBidi" w:hint="cs"/>
-                                <w:b/>
-                                <w:bCs/>
-                                <w:rtl/>
-                                <w:lang w:bidi="fa-IR"/>
-                              </w:rPr>
-                              <w:t>....</w:t>
-                            </w:r>
-                            <w:r>
-                              <w:rPr>
-                                <w:rFonts w:asciiTheme="majorBidi" w:hAnsiTheme="majorBidi" w:cstheme="majorBidi" w:hint="cs"/>
-                                <w:b/>
-                                <w:bCs/>
-                                <w:rtl/>
-                                <w:lang w:bidi="fa-IR"/>
-                              </w:rPr>
-                              <w:t xml:space="preserve">    </w:t>
-                            </w:r>
-                            <w:r>
-                              <w:rPr>
-                                <w:rFonts w:asciiTheme="majorBidi" w:hAnsiTheme="majorBidi" w:cstheme="majorBidi" w:hint="cs"/>
-                                <w:b/>
-                                <w:bCs/>
-                                <w:rtl/>
-                                <w:lang w:bidi="fa-IR"/>
-                              </w:rPr>
-                              <w:t xml:space="preserve">   </w:t>
-                            </w:r>
-                            <w:r>
-                              <w:rPr>
-                                <w:rFonts w:asciiTheme="majorBidi" w:hAnsiTheme="majorBidi" w:cstheme="majorBidi" w:hint="cs"/>
-                                <w:b/>
-                                <w:bCs/>
-                                <w:rtl/>
-                                <w:lang w:bidi="fa-IR"/>
-                              </w:rPr>
-                              <w:t xml:space="preserve">تماس: </w:t>
-                            </w:r>
-                          </w:p>
-                          <w:p>
-                            <w:pPr>
-                              <w:jc w:val="right"/>
-                              <w:rPr>
-                                <w:rFonts w:asciiTheme="majorBidi" w:hAnsiTheme="majorBidi" w:cstheme="majorBidi"/>
-                                <w:b/>
-                                <w:bCs/>
-                                <w:rtl/>
-                                <w:lang w:bidi="fa-IR"/>
-                              </w:rPr>
-                            </w:pPr>
-                            <w:r>
-                              <w:rPr>
-                                <w:rFonts w:asciiTheme="majorBidi" w:hAnsiTheme="majorBidi" w:cstheme="majorBidi" w:hint="cs"/>
-                                <w:b/>
-                                <w:bCs/>
-                                <w:rtl/>
-                                <w:lang w:bidi="fa-IR"/>
-                              </w:rPr>
-                              <w:t>آدرس:</w:t>
-                            </w:r>
-                            <w:r>
-                              <w:rPr>
-                                <w:rFonts w:asciiTheme="majorBidi" w:hAnsiTheme="majorBidi" w:cstheme="majorBidi" w:hint="cs"/>
-                                <w:b/>
-                                <w:bCs/>
-                                <w:rtl/>
-                                <w:lang w:bidi="fa-IR"/>
-                              </w:rPr>
-                              <w:t xml:space="preserve"> </w:t>
-                            </w:r>
-                            <w:r>
-                              <w:rPr>
-                                <w:rFonts w:asciiTheme="majorBidi" w:hAnsiTheme="majorBidi" w:cstheme="majorBidi" w:hint="cs"/>
-                                <w:b/>
-                                <w:bCs/>
-                                <w:rtl/>
-                                <w:lang w:bidi="fa-IR"/>
-                              </w:rPr>
-                              <w:t>.................</w:t>
-                            </w:r>
-                            <w:r>
-                              <w:rPr>
-                                <w:rFonts w:asciiTheme="majorBidi" w:hAnsiTheme="majorBidi" w:cstheme="majorBidi" w:hint="cs"/>
-                                <w:b/>
-                                <w:bCs/>
-                                <w:rtl/>
-                                <w:lang w:bidi="fa-IR"/>
-                              </w:rPr>
-                              <w:t>....................................................</w:t>
-                            </w:r>
-                          </w:p>
-                          <w:p>
-                            <w:pPr>
-                              <w:jc w:val="right"/>
-                              <w:rPr>
-                                <w:rFonts w:asciiTheme="majorBidi" w:hAnsiTheme="majorBidi" w:cstheme="majorBidi"/>
-                                <w:b/>
-                                <w:bCs/>
-                                <w:lang w:bidi="fa-IR"/>
-                              </w:rPr>
-                            </w:pPr>
-                            <w:r>
-                              <w:rPr>
-                                <w:rFonts w:asciiTheme="majorBidi" w:hAnsiTheme="majorBidi" w:cstheme="majorBidi" w:hint="cs"/>
-                                <w:b/>
-                                <w:bCs/>
-                                <w:rtl/>
-                                <w:lang w:bidi="fa-IR"/>
-                              </w:rPr>
-                              <w:t xml:space="preserve">  </w:t>
-                            </w:r>
-                          </w:p>
-                        </w:txbxContent>
-                      </wps:txbx>
-                      <wps:bodyPr rot="0" spcFirstLastPara="0" vertOverflow="overflow" horzOverflow="overflow" vert="horz" wrap="square" lIns="91440" tIns="45720" rIns="91440" bIns="45720" numCol="1" spcCol="0" rtlCol="0" fromWordArt="0" anchor="t" anchorCtr="0" forceAA="0" compatLnSpc="1">
-                        <a:prstTxWarp prst="textNoShape">
-                          <a:avLst/>
-                        </a:prstTxWarp>
-                        <a:noAutofit/>
-                      </wps:bodyPr>
-                    </wps:wsp>
-                  </a:graphicData>
-                </a:graphic>
-                <wp14:sizeRelH relativeFrom="margin">
-                  <wp14:pctWidth>0</wp14:pctWidth>
-                </wp14:sizeRelH>
-                <wp14:sizeRelV relativeFrom="margin">
-                  <wp14:pctHeight>0</wp14:pctHeight>
-                </wp14:sizeRelV>
-              </wp:anchor>
-            </w:drawing>
-          </mc:Choice>
-          <mc:Fallback>
-            <w:pict>
-              <v:roundrect w14:anchorId="18637ED7" id="Rectangle: Rounded Corners 1" o:spid="_x0000_s1052" style="position:absolute;left:0;text-align:left;margin-left:245.45pt;margin-top:143.3pt;width:252pt;height:137.5pt;z-index:251669504;visibility:visible;mso-wrap-style:square;mso-width-percent:0;mso-height-percent:0;mso-wrap-distance-left:9pt;mso-wrap-distance-top:0;mso-wrap-distance-right:9pt;mso-wrap-distance-bottom:0;mso-position-horizontal:absolute;mso-position-horizontal-relative:text;mso-position-vertical:absolute;mso-position-vertical-relative:text;mso-width-percent:0;mso-height-percent:0;mso-width-relative:margin;mso-height-relative:margin;v-text-anchor:top" arcsize="1044f" o:gfxdata="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" fillcolor="white [3201]" strokecolor="black [3213]" strokeweight="1pt">
-                <v:stroke joinstyle="miter"/>
-                <v:textbox>
-                  <w:txbxContent>
-                    <w:p>
-                      <w:pPr>
-                        <w:jc w:val="right"/>
-                        <w:rPr>
-                          <w:rFonts w:asciiTheme="majorBidi" w:hAnsiTheme="majorBidi" w:cstheme="majorBidi"/>
-                          <w:b/>
-                          <w:bCs/>
-                          <w:rtl/>
-                          <w:lang w:bidi="fa-IR"/>
-                        </w:rPr>
-                      </w:pPr>
-                      <w:r>
-                        <w:rPr>
-                          <w:rFonts w:asciiTheme="majorBidi" w:hAnsiTheme="majorBidi" w:cstheme="majorBidi" w:hint="cs"/>
-                          <w:b/>
-                          <w:bCs/>
-                          <w:rtl/>
-                          <w:lang w:bidi="fa-IR"/>
-                        </w:rPr>
-                        <w:t>خریدار</w:t>
-                      </w:r>
-                      <w:r>
-                        <w:rPr>
-                          <w:rFonts w:asciiTheme="majorBidi" w:hAnsiTheme="majorBidi" w:cstheme="majorBidi" w:hint="cs"/>
-                          <w:b/>
-                          <w:bCs/>
-                          <w:rtl/>
-                          <w:lang w:bidi="fa-IR"/>
-                        </w:rPr>
-                        <w:t>:..</w:t>
-                      </w:r>
-                      <w:r>
-                        <w:rPr>
-                          <w:rFonts w:asciiTheme="majorBidi" w:hAnsiTheme="majorBidi" w:cstheme="majorBidi" w:hint="cs"/>
-                          <w:b/>
-                          <w:bCs/>
-                          <w:rtl/>
-                          <w:lang w:bidi="fa-IR"/>
-                        </w:rPr>
-                        <w:t>...........</w:t>
-                      </w:r>
-                      <w:r>
-                        <w:rPr>
-                          <w:rFonts w:asciiTheme="majorBidi" w:hAnsiTheme="majorBidi" w:cstheme="majorBidi" w:hint="cs"/>
-                          <w:b/>
-                          <w:bCs/>
-                          <w:rtl/>
-                          <w:lang w:bidi="fa-IR"/>
-                        </w:rPr>
-                        <w:t>........................................................</w:t>
-                      </w:r>
-                    </w:p>
-                    <w:p>
-                      <w:pPr>
-                        <w:jc w:val="right"/>
-                        <w:rPr>
-                          <w:rFonts w:asciiTheme="majorBidi" w:hAnsiTheme="majorBidi" w:cstheme="majorBidi"/>
-                          <w:b/>
-                          <w:bCs/>
-                          <w:rtl/>
-                          <w:lang w:bidi="fa-IR"/>
-                        </w:rPr>
-                      </w:pPr>
-                      <w:r>
-                        <w:rPr>
-                          <w:rFonts w:asciiTheme="majorBidi" w:hAnsiTheme="majorBidi" w:cstheme="majorBidi" w:hint="cs"/>
-                          <w:b/>
-                          <w:bCs/>
-                          <w:rtl/>
-                          <w:lang w:bidi="fa-IR"/>
-                        </w:rPr>
-                        <w:t>فرزند:</w:t>
-                      </w:r>
-                      <w:r>
-                        <w:rPr>
-                          <w:rFonts w:asciiTheme="majorBidi" w:hAnsiTheme="majorBidi" w:cstheme="majorBidi" w:hint="cs"/>
-                          <w:b/>
-                          <w:bCs/>
-                          <w:rtl/>
-                          <w:lang w:bidi="fa-IR"/>
-                        </w:rPr>
-                        <w:t>...</w:t>
-                      </w:r>
-                      <w:r>
-                        <w:rPr>
-                          <w:rFonts w:asciiTheme="majorBidi" w:hAnsiTheme="majorBidi" w:cstheme="majorBidi" w:hint="cs"/>
-                          <w:b/>
-                          <w:bCs/>
-                          <w:rtl/>
-                          <w:lang w:bidi="fa-IR"/>
-                        </w:rPr>
-                        <w:t xml:space="preserve">......................... </w:t>
-                      </w:r>
-                      <w:r>
-                        <w:rPr>
-                          <w:rFonts w:asciiTheme="majorBidi" w:hAnsiTheme="majorBidi" w:cstheme="majorBidi" w:hint="cs"/>
-                          <w:b/>
-                          <w:bCs/>
-                          <w:rtl/>
-                          <w:lang w:bidi="fa-IR"/>
-                        </w:rPr>
-                        <w:t xml:space="preserve"> </w:t>
-                      </w:r>
-                      <w:r>
-                        <w:rPr>
-                          <w:rFonts w:asciiTheme="majorBidi" w:hAnsiTheme="majorBidi" w:cstheme="majorBidi" w:hint="cs"/>
-                          <w:b/>
-                          <w:bCs/>
-                          <w:rtl/>
-                          <w:lang w:bidi="fa-IR"/>
-                        </w:rPr>
-                        <w:t xml:space="preserve">  </w:t>
-                      </w:r>
-                      <w:r>
-                        <w:rPr>
-                          <w:rFonts w:asciiTheme="majorBidi" w:hAnsiTheme="majorBidi" w:cstheme="majorBidi" w:hint="cs"/>
-                          <w:b/>
-                          <w:bCs/>
-                          <w:rtl/>
-                          <w:lang w:bidi="fa-IR"/>
-                        </w:rPr>
-                        <w:t>ش.ش</w:t>
-                      </w:r>
-                      <w:r>
-                        <w:rPr>
-                          <w:rFonts w:asciiTheme="majorBidi" w:hAnsiTheme="majorBidi" w:cstheme="majorBidi" w:hint="cs"/>
-                          <w:b/>
-                          <w:bCs/>
-                          <w:rtl/>
-                          <w:lang w:bidi="fa-IR"/>
-                        </w:rPr>
-                        <w:t>:</w:t>
-                      </w:r>
-                      <w:r>
-                        <w:rPr>
-                          <w:rFonts w:asciiTheme="majorBidi" w:hAnsiTheme="majorBidi" w:cstheme="majorBidi" w:hint="cs"/>
-                          <w:b/>
-                          <w:bCs/>
-                          <w:rtl/>
-                          <w:lang w:bidi="fa-IR"/>
-                        </w:rPr>
-                        <w:t xml:space="preserve"> ....</w:t>
-                      </w:r>
-                      <w:r>
-                        <w:rPr>
-                          <w:rFonts w:asciiTheme="majorBidi" w:hAnsiTheme="majorBidi" w:cstheme="majorBidi" w:hint="cs"/>
-                          <w:b/>
-                          <w:bCs/>
-                          <w:rtl/>
-                          <w:lang w:bidi="fa-IR"/>
-                        </w:rPr>
-                        <w:t>.....</w:t>
-                      </w:r>
-                      <w:r>
-                        <w:rPr>
-                          <w:rFonts w:asciiTheme="majorBidi" w:hAnsiTheme="majorBidi" w:cstheme="majorBidi" w:hint="cs"/>
-                          <w:b/>
-                          <w:bCs/>
-                          <w:rtl/>
-                          <w:lang w:bidi="fa-IR"/>
-                        </w:rPr>
-                        <w:t>......................</w:t>
-                      </w:r>
-                    </w:p>
-                    <w:p>
-                      <w:pPr>
-                        <w:jc w:val="right"/>
-                        <w:rPr>
-                          <w:rFonts w:asciiTheme="majorBidi" w:hAnsiTheme="majorBidi" w:cstheme="majorBidi"/>
-                          <w:b/>
-                          <w:bCs/>
-                          <w:rtl/>
-                          <w:lang w:bidi="fa-IR"/>
-                        </w:rPr>
-                      </w:pPr>
-                      <w:r>
-                        <w:rPr>
-                          <w:rFonts w:asciiTheme="majorBidi" w:hAnsiTheme="majorBidi" w:cstheme="majorBidi" w:hint="cs"/>
-                          <w:b/>
-                          <w:bCs/>
-                          <w:rtl/>
-                          <w:lang w:bidi="fa-IR"/>
-                        </w:rPr>
-                        <w:t>کدملی:</w:t>
-                      </w:r>
-                      <w:r>
-                        <w:rPr>
-                          <w:rFonts w:asciiTheme="majorBidi" w:hAnsiTheme="majorBidi" w:cstheme="majorBidi" w:hint="cs"/>
-                          <w:b/>
-                          <w:bCs/>
-                          <w:rtl/>
-                          <w:lang w:bidi="fa-IR"/>
-                        </w:rPr>
-                        <w:t>.......</w:t>
-                      </w:r>
-                      <w:r>
-                        <w:rPr>
-                          <w:rFonts w:asciiTheme="majorBidi" w:hAnsiTheme="majorBidi" w:cstheme="majorBidi" w:hint="cs"/>
-                          <w:b/>
-                          <w:bCs/>
-                          <w:rtl/>
-                          <w:lang w:bidi="fa-IR"/>
-                        </w:rPr>
-                        <w:t>....................</w:t>
-                      </w:r>
-                      <w:r>
-                        <w:rPr>
-                          <w:rFonts w:asciiTheme="majorBidi" w:hAnsiTheme="majorBidi" w:cstheme="majorBidi" w:hint="cs"/>
-                          <w:b/>
-                          <w:bCs/>
-                          <w:rtl/>
-                          <w:lang w:bidi="fa-IR"/>
-                        </w:rPr>
-                        <w:t xml:space="preserve"> </w:t>
-                      </w:r>
-                      <w:r>
-                        <w:rPr>
-                          <w:rFonts w:asciiTheme="majorBidi" w:hAnsiTheme="majorBidi" w:cstheme="majorBidi" w:hint="cs"/>
-                          <w:b/>
-                          <w:bCs/>
-                          <w:rtl/>
-                          <w:lang w:bidi="fa-IR"/>
-                        </w:rPr>
-                        <w:t xml:space="preserve">   </w:t>
-                      </w:r>
-                      <w:r>
-                        <w:rPr>
-                          <w:rFonts w:asciiTheme="majorBidi" w:hAnsiTheme="majorBidi" w:cstheme="majorBidi" w:hint="cs"/>
-                          <w:b/>
-                          <w:bCs/>
-                          <w:rtl/>
-                          <w:lang w:bidi="fa-IR"/>
-                        </w:rPr>
-                        <w:t xml:space="preserve">ت.ت: </w:t>
-                      </w:r>
-                    </w:p>
-                    <w:p>
-                      <w:pPr>
-                        <w:jc w:val="right"/>
-                        <w:rPr>
-                          <w:rFonts w:asciiTheme="majorBidi" w:hAnsiTheme="majorBidi" w:cstheme="majorBidi"/>
-                          <w:b/>
-                          <w:bCs/>
-                          <w:rtl/>
-                          <w:lang w:bidi="fa-IR"/>
-                        </w:rPr>
-                      </w:pPr>
-                      <w:r>
-                        <w:rPr>
-                          <w:rFonts w:asciiTheme="majorBidi" w:hAnsiTheme="majorBidi" w:cstheme="majorBidi" w:hint="cs"/>
-                          <w:b/>
-                          <w:bCs/>
-                          <w:rtl/>
-                          <w:lang w:bidi="fa-IR"/>
-                        </w:rPr>
-                        <w:t>صادره:</w:t>
-                      </w:r>
-                      <w:r>
-                        <w:rPr>
-                          <w:rFonts w:asciiTheme="majorBidi" w:hAnsiTheme="majorBidi" w:cstheme="majorBidi" w:hint="cs"/>
-                          <w:b/>
-                          <w:bCs/>
-                          <w:rtl/>
-                          <w:lang w:bidi="fa-IR"/>
-                        </w:rPr>
-                        <w:t>...................</w:t>
-                      </w:r>
-                      <w:r>
-                        <w:rPr>
-                          <w:rFonts w:asciiTheme="majorBidi" w:hAnsiTheme="majorBidi" w:cstheme="majorBidi" w:hint="cs"/>
-                          <w:b/>
-                          <w:bCs/>
-                          <w:rtl/>
-                          <w:lang w:bidi="fa-IR"/>
-                        </w:rPr>
-                        <w:t>....</w:t>
-                      </w:r>
-                      <w:r>
-                        <w:rPr>
-                          <w:rFonts w:asciiTheme="majorBidi" w:hAnsiTheme="majorBidi" w:cstheme="majorBidi" w:hint="cs"/>
-                          <w:b/>
-                          <w:bCs/>
-                          <w:rtl/>
-                          <w:lang w:bidi="fa-IR"/>
-                        </w:rPr>
-                        <w:t xml:space="preserve">    </w:t>
-                      </w:r>
-                      <w:r>
-                        <w:rPr>
-                          <w:rFonts w:asciiTheme="majorBidi" w:hAnsiTheme="majorBidi" w:cstheme="majorBidi" w:hint="cs"/>
-                          <w:b/>
-                          <w:bCs/>
-                          <w:rtl/>
-                          <w:lang w:bidi="fa-IR"/>
-                        </w:rPr>
-                        <w:t xml:space="preserve">   </w:t>
-                      </w:r>
-                      <w:r>
-                        <w:rPr>
-                          <w:rFonts w:asciiTheme="majorBidi" w:hAnsiTheme="majorBidi" w:cstheme="majorBidi" w:hint="cs"/>
-                          <w:b/>
-                          <w:bCs/>
-                          <w:rtl/>
-                          <w:lang w:bidi="fa-IR"/>
-                        </w:rPr>
-                        <w:t xml:space="preserve">تماس: </w:t>
-                      </w:r>
-                    </w:p>
-                    <w:p>
-                      <w:pPr>
-                        <w:jc w:val="right"/>
-                        <w:rPr>
-                          <w:rFonts w:asciiTheme="majorBidi" w:hAnsiTheme="majorBidi" w:cstheme="majorBidi"/>
-                          <w:b/>
-                          <w:bCs/>
-                          <w:rtl/>
-                          <w:lang w:bidi="fa-IR"/>
-                        </w:rPr>
-                      </w:pPr>
-                      <w:r>
-                        <w:rPr>
-                          <w:rFonts w:asciiTheme="majorBidi" w:hAnsiTheme="majorBidi" w:cstheme="majorBidi" w:hint="cs"/>
-                          <w:b/>
-                          <w:bCs/>
-                          <w:rtl/>
-                          <w:lang w:bidi="fa-IR"/>
-                        </w:rPr>
-                        <w:t>آدرس:</w:t>
-                      </w:r>
-                      <w:r>
-                        <w:rPr>
-                          <w:rFonts w:asciiTheme="majorBidi" w:hAnsiTheme="majorBidi" w:cstheme="majorBidi" w:hint="cs"/>
-                          <w:b/>
-                          <w:bCs/>
-                          <w:rtl/>
-                          <w:lang w:bidi="fa-IR"/>
-                        </w:rPr>
-                        <w:t xml:space="preserve"> </w:t>
-                      </w:r>
-                      <w:r>
-                        <w:rPr>
-                          <w:rFonts w:asciiTheme="majorBidi" w:hAnsiTheme="majorBidi" w:cstheme="majorBidi" w:hint="cs"/>
-                          <w:b/>
-                          <w:bCs/>
-                          <w:rtl/>
-                          <w:lang w:bidi="fa-IR"/>
-                        </w:rPr>
-                        <w:t>.................</w:t>
-                      </w:r>
-                      <w:r>
-                        <w:rPr>
-                          <w:rFonts w:asciiTheme="majorBidi" w:hAnsiTheme="majorBidi" w:cstheme="majorBidi" w:hint="cs"/>
-                          <w:b/>
-                          <w:bCs/>
-                          <w:rtl/>
-                          <w:lang w:bidi="fa-IR"/>
-                        </w:rPr>
-                        <w:t>....................................................</w:t>
-                      </w:r>
-                    </w:p>
-                    <w:p>
-                      <w:pPr>
-                        <w:jc w:val="right"/>
-                        <w:rPr>
-                          <w:rFonts w:asciiTheme="majorBidi" w:hAnsiTheme="majorBidi" w:cstheme="majorBidi"/>
-                          <w:b/>
-                          <w:bCs/>
-                          <w:lang w:bidi="fa-IR"/>
-                        </w:rPr>
-                      </w:pPr>
-                      <w:r>
-                        <w:rPr>
-                          <w:rFonts w:asciiTheme="majorBidi" w:hAnsiTheme="majorBidi" w:cstheme="majorBidi" w:hint="cs"/>
-                          <w:b/>
-                          <w:bCs/>
-                          <w:rtl/>
-                          <w:lang w:bidi="fa-IR"/>
-                        </w:rPr>
-                        <w:t xml:space="preserve">  </w:t>
-                      </w:r>
-                    </w:p>
-                  </w:txbxContent>
-                </v:textbox>
-                <w10:wrap type="topAndBottom"/>
-              </v:roundrect>
-            </w:pict>
-          </mc:Fallback>
-        </mc:AlternateContent>
-      </w:r>
-      <w:r>
-        <w:rPr>
-          <w:rFonts w:asciiTheme="majorBidi" w:hAnsiTheme="majorBidi" w:cstheme="majorBidi"/>
-          <w:noProof/>
-          <w:sz w:val="36"/>
-          <w:szCs w:val="36"/>
-          <w:rtl/>
-          <w:lang w:val="fa-IR" w:bidi="fa-IR"/>
-        </w:rPr>
-        <mc:AlternateContent>
-          <mc:Choice Requires="wps">
-            <w:drawing>
-              <wp:anchor distT="0" distB="0" distL="114300" distR="114300" simplePos="0" relativeHeight="251658240" behindDoc="0" locked="0" layoutInCell="1" allowOverlap="1" wp14:anchorId="294575B4" wp14:editId="0F466A5E">
-                <wp:simplePos x="0" y="0"/>
-                <wp:positionH relativeFrom="column">
-                  <wp:posOffset>3117215</wp:posOffset>
-                </wp:positionH>
-                <wp:positionV relativeFrom="paragraph">
-                  <wp:posOffset>5080</wp:posOffset>
-                </wp:positionV>
-                <wp:extent cx="3200400" cy="1746885"/>
-                <wp:effectExtent l="0" t="0" r="19050" b="24765"/>
-                <wp:wrapTopAndBottom/>
-                <wp:docPr id="4" name="Rectangle: Rounded Corners 4"/>
-                <wp:cNvGraphicFramePr/>
-                <a:graphic xmlns:a="http://schemas.openxmlformats.org/drawingml/2006/main">
-                  <a:graphicData uri="http://schemas.microsoft.com/office/word/2010/wordprocessingShape">
-                    <wps:wsp>
-                      <wps:cNvSpPr/>
-                      <wps:spPr>
-                        <a:xfrm>
-                          <a:off x="0" y="0"/>
-                          <a:ext cx="3200400" cy="1746885"/>
-                        </a:xfrm>
-                        <a:prstGeom prst="roundRect">
-                          <a:avLst>
-                            <a:gd name="adj" fmla="val 2788"/>
-                          </a:avLst>
-                        </a:prstGeom>
-                        <a:ln>
-                          <a:solidFill>
-                            <a:schemeClr val="tx1"/>
-                          </a:solidFill>
-                        </a:ln>
-                      </wps:spPr>
-                      <wps:style>
-                        <a:lnRef idx="2">
-                          <a:schemeClr val="accent6"/>
-                        </a:lnRef>
-                        <a:fillRef idx="1">
-                          <a:schemeClr val="lt1"/>
-                        </a:fillRef>
-                        <a:effectRef idx="0">
-                          <a:schemeClr val="accent6"/>
-                        </a:effectRef>
-                        <a:fontRef idx="minor">
-                          <a:schemeClr val="dk1"/>
-                        </a:fontRef>
-                      </wps:style>
-                      <wps:txbx>
-                        <w:txbxContent>
-                          <w:p>
-                            <w:pPr>
-                              <w:jc w:val="right"/>
-                              <w:rPr>
-                                <w:rFonts w:asciiTheme="majorBidi" w:hAnsiTheme="majorBidi" w:cstheme="majorBidi"/>
-                                <w:b/>
-                                <w:bCs/>
-                                <w:rtl/>
-                                <w:lang w:bidi="fa-IR"/>
-                              </w:rPr>
-                            </w:pPr>
-                            <w:r>
-                              <w:rPr>
-                                <w:rFonts w:asciiTheme="majorBidi" w:hAnsiTheme="majorBidi" w:cstheme="majorBidi" w:hint="cs"/>
-                                <w:b/>
-                                <w:bCs/>
-                                <w:rtl/>
-                                <w:lang w:bidi="fa-IR"/>
-                              </w:rPr>
-                              <w:t>فروشنده:</w:t>
-                            </w:r>
-                            <w:r>
-                              <w:rPr>
-                                <w:rFonts w:asciiTheme="majorBidi" w:hAnsiTheme="majorBidi" w:cstheme="majorBidi" w:hint="cs"/>
-                                <w:b/>
-                                <w:bCs/>
-                                <w:rtl/>
-                                <w:lang w:bidi="fa-IR"/>
-                              </w:rPr>
-                              <w:t xml:space="preserve"> </w:t>
-                            </w:r>
-                            <w:r>
-                              <w:rPr>
-                                <w:rFonts w:asciiTheme="majorBidi" w:hAnsiTheme="majorBidi" w:cstheme="majorBidi" w:hint="cs"/>
-                                <w:b/>
-                                <w:bCs/>
-                                <w:rtl/>
-                                <w:lang w:bidi="fa-IR"/>
-                              </w:rPr>
-                              <w:t>......</w:t>
-                            </w:r>
-                            <w:r>
-                              <w:rPr>
-                                <w:rFonts w:asciiTheme="majorBidi" w:hAnsiTheme="majorBidi" w:cstheme="majorBidi" w:hint="cs"/>
-                                <w:b/>
-                                <w:bCs/>
-                                <w:rtl/>
-                                <w:lang w:bidi="fa-IR"/>
-                              </w:rPr>
-                              <w:t>..........................................................</w:t>
-                            </w:r>
-                          </w:p>
-                          <w:p>
-                            <w:pPr>
-                              <w:jc w:val="right"/>
-                              <w:rPr>
-                                <w:rFonts w:asciiTheme="majorBidi" w:hAnsiTheme="majorBidi" w:cstheme="majorBidi"/>
-                                <w:b/>
-                                <w:bCs/>
-                                <w:rtl/>
-                                <w:lang w:bidi="fa-IR"/>
-                              </w:rPr>
-                            </w:pPr>
-                            <w:r>
-                              <w:rPr>
-                                <w:rFonts w:asciiTheme="majorBidi" w:hAnsiTheme="majorBidi" w:cstheme="majorBidi" w:hint="cs"/>
-                                <w:b/>
-                                <w:bCs/>
-                                <w:rtl/>
-                                <w:lang w:bidi="fa-IR"/>
-                              </w:rPr>
-                              <w:t>فرزند:</w:t>
-                            </w:r>
-                            <w:r>
-                              <w:rPr>
-                                <w:rFonts w:asciiTheme="majorBidi" w:hAnsiTheme="majorBidi" w:cstheme="majorBidi" w:hint="cs"/>
-                                <w:b/>
-                                <w:bCs/>
-                                <w:rtl/>
-                                <w:lang w:bidi="fa-IR"/>
-                              </w:rPr>
-                              <w:t>...</w:t>
-                            </w:r>
-                            <w:r>
-                              <w:rPr>
-                                <w:rFonts w:asciiTheme="majorBidi" w:hAnsiTheme="majorBidi" w:cstheme="majorBidi" w:hint="cs"/>
-                                <w:b/>
-                                <w:bCs/>
-                                <w:rtl/>
-                                <w:lang w:bidi="fa-IR"/>
-                              </w:rPr>
-                              <w:t xml:space="preserve">......................... </w:t>
-                            </w:r>
-                            <w:r>
-                              <w:rPr>
-                                <w:rFonts w:asciiTheme="majorBidi" w:hAnsiTheme="majorBidi" w:cstheme="majorBidi" w:hint="cs"/>
-                                <w:b/>
-                                <w:bCs/>
-                                <w:rtl/>
-                                <w:lang w:bidi="fa-IR"/>
-                              </w:rPr>
-                              <w:t xml:space="preserve"> </w:t>
-                            </w:r>
-                            <w:r>
-                              <w:rPr>
-                                <w:rFonts w:asciiTheme="majorBidi" w:hAnsiTheme="majorBidi" w:cstheme="majorBidi" w:hint="cs"/>
-                                <w:b/>
-                                <w:bCs/>
-                                <w:rtl/>
-                                <w:lang w:bidi="fa-IR"/>
-                              </w:rPr>
-                              <w:t xml:space="preserve">  </w:t>
-                            </w:r>
-                            <w:r>
-                              <w:rPr>
-                                <w:rFonts w:asciiTheme="majorBidi" w:hAnsiTheme="majorBidi" w:cstheme="majorBidi" w:hint="cs"/>
-                                <w:b/>
-                                <w:bCs/>
-                                <w:rtl/>
-                                <w:lang w:bidi="fa-IR"/>
-                              </w:rPr>
-                              <w:t>ش.ش</w:t>
-                            </w:r>
-                            <w:r>
-                              <w:rPr>
-                                <w:rFonts w:asciiTheme="majorBidi" w:hAnsiTheme="majorBidi" w:cstheme="majorBidi" w:hint="cs"/>
-                                <w:b/>
-                                <w:bCs/>
-                                <w:rtl/>
-                                <w:lang w:bidi="fa-IR"/>
-                              </w:rPr>
-                              <w:t>:</w:t>
-                            </w:r>
-                            <w:r>
-                              <w:rPr>
-                                <w:rFonts w:asciiTheme="majorBidi" w:hAnsiTheme="majorBidi" w:cstheme="majorBidi" w:hint="cs"/>
-                                <w:b/>
-                                <w:bCs/>
-                                <w:rtl/>
-                                <w:lang w:bidi="fa-IR"/>
-                              </w:rPr>
-                              <w:t xml:space="preserve"> </w:t>
-                            </w:r>
-                            <w:r>
-                              <w:rPr>
-                                <w:rFonts w:asciiTheme="majorBidi" w:hAnsiTheme="majorBidi" w:cstheme="majorBidi" w:hint="cs"/>
-                                <w:b/>
-                                <w:bCs/>
-                                <w:rtl/>
-                                <w:lang w:bidi="fa-IR"/>
-                              </w:rPr>
-                              <w:t>...</w:t>
-                            </w:r>
-                            <w:r>
-                              <w:rPr>
-                                <w:rFonts w:asciiTheme="majorBidi" w:hAnsiTheme="majorBidi" w:cstheme="majorBidi" w:hint="cs"/>
-                                <w:b/>
-                                <w:bCs/>
-                                <w:rtl/>
-                                <w:lang w:bidi="fa-IR"/>
-                              </w:rPr>
-                              <w:t>......................</w:t>
-                            </w:r>
-                          </w:p>
-                          <w:p>
-                            <w:pPr>
-                              <w:jc w:val="right"/>
-                              <w:rPr>
-                                <w:rFonts w:asciiTheme="majorBidi" w:hAnsiTheme="majorBidi" w:cstheme="majorBidi"/>
-                                <w:b/>
-                                <w:bCs/>
-                                <w:rtl/>
-                                <w:lang w:bidi="fa-IR"/>
-                              </w:rPr>
-                            </w:pPr>
-                            <w:r>
-                              <w:rPr>
-                                <w:rFonts w:asciiTheme="majorBidi" w:hAnsiTheme="majorBidi" w:cstheme="majorBidi" w:hint="cs"/>
-                                <w:b/>
-                                <w:bCs/>
-                                <w:rtl/>
-                                <w:lang w:bidi="fa-IR"/>
-                              </w:rPr>
-                              <w:t>کدملی:</w:t>
-                            </w:r>
-                            <w:r>
-                              <w:rPr>
-                                <w:rFonts w:asciiTheme="majorBidi" w:hAnsiTheme="majorBidi" w:cstheme="majorBidi" w:hint="cs"/>
-                                <w:b/>
-                                <w:bCs/>
-                                <w:rtl/>
-                                <w:lang w:bidi="fa-IR"/>
-                              </w:rPr>
-                              <w:t>.....</w:t>
-                            </w:r>
-                            <w:r>
-                              <w:rPr>
-                                <w:rFonts w:asciiTheme="majorBidi" w:hAnsiTheme="majorBidi" w:cstheme="majorBidi" w:hint="cs"/>
-                                <w:b/>
-                                <w:bCs/>
-                                <w:rtl/>
-                                <w:lang w:bidi="fa-IR"/>
-                              </w:rPr>
-                              <w:t>...........................</w:t>
-                            </w:r>
-                            <w:r>
-                              <w:rPr>
-                                <w:rFonts w:asciiTheme="majorBidi" w:hAnsiTheme="majorBidi" w:cstheme="majorBidi" w:hint="cs"/>
-                                <w:b/>
-                                <w:bCs/>
-                                <w:rtl/>
-                                <w:lang w:bidi="fa-IR"/>
-                              </w:rPr>
-                              <w:t xml:space="preserve"> </w:t>
-                            </w:r>
-                            <w:r>
-                              <w:rPr>
-                                <w:rFonts w:asciiTheme="majorBidi" w:hAnsiTheme="majorBidi" w:cstheme="majorBidi" w:hint="cs"/>
-                                <w:b/>
-                                <w:bCs/>
-                                <w:rtl/>
-                                <w:lang w:bidi="fa-IR"/>
-                              </w:rPr>
-                              <w:t xml:space="preserve">  </w:t>
-                            </w:r>
-                            <w:r>
-                              <w:rPr>
-                                <w:rFonts w:asciiTheme="majorBidi" w:hAnsiTheme="majorBidi" w:cstheme="majorBidi" w:hint="cs"/>
-                                <w:b/>
-                                <w:bCs/>
-                                <w:rtl/>
-                                <w:lang w:bidi="fa-IR"/>
-                              </w:rPr>
-                              <w:t xml:space="preserve">ت.ت: </w:t>
-                            </w:r>
-                            <w:r>
-                              <w:rPr>
-                                <w:rFonts w:asciiTheme="majorBidi" w:hAnsiTheme="majorBidi" w:cstheme="majorBidi" w:hint="cs"/>
-                                <w:b/>
-                                <w:bCs/>
-                                <w:rtl/>
-                                <w:lang w:bidi="fa-IR"/>
-                              </w:rPr>
-                              <w:t>............................</w:t>
-                            </w:r>
-                          </w:p>
-                          <w:p>
-                            <w:pPr>
-                              <w:jc w:val="right"/>
-                              <w:rPr>
-                                <w:rFonts w:asciiTheme="majorBidi" w:hAnsiTheme="majorBidi" w:cstheme="majorBidi"/>
-                                <w:b/>
-                                <w:bCs/>
-                                <w:rtl/>
-                                <w:lang w:bidi="fa-IR"/>
-                              </w:rPr>
-                            </w:pPr>
-                            <w:r>
-                              <w:rPr>
-                                <w:rFonts w:asciiTheme="majorBidi" w:hAnsiTheme="majorBidi" w:cstheme="majorBidi" w:hint="cs"/>
-                                <w:b/>
-                                <w:bCs/>
-                                <w:rtl/>
-                                <w:lang w:bidi="fa-IR"/>
-                              </w:rPr>
-                              <w:t>صادره</w:t>
-                            </w:r>
-                            <w:r>
-                              <w:rPr>
-                                <w:rFonts w:asciiTheme="majorBidi" w:hAnsiTheme="majorBidi" w:cstheme="majorBidi" w:hint="cs"/>
-                                <w:b/>
-                                <w:bCs/>
-                                <w:rtl/>
-                                <w:lang w:bidi="fa-IR"/>
-                              </w:rPr>
-                              <w:t>:</w:t>
-                            </w:r>
-                            <w:r>
-                              <w:rPr>
-                                <w:rFonts w:asciiTheme="majorBidi" w:hAnsiTheme="majorBidi" w:cstheme="majorBidi" w:hint="cs"/>
-                                <w:b/>
-                                <w:bCs/>
-                                <w:rtl/>
-                                <w:lang w:bidi="fa-IR"/>
-                              </w:rPr>
-                              <w:t xml:space="preserve"> </w:t>
-                            </w:r>
-                            <w:r>
-                              <w:rPr>
-                                <w:rFonts w:asciiTheme="majorBidi" w:hAnsiTheme="majorBidi" w:cstheme="majorBidi" w:hint="cs"/>
-                                <w:b/>
-                                <w:bCs/>
-                                <w:rtl/>
-                                <w:lang w:bidi="fa-IR"/>
-                              </w:rPr>
-                              <w:t>......</w:t>
-                            </w:r>
-                            <w:r>
-                              <w:rPr>
-                                <w:rFonts w:asciiTheme="majorBidi" w:hAnsiTheme="majorBidi" w:cstheme="majorBidi" w:hint="cs"/>
-                                <w:b/>
-                                <w:bCs/>
-                                <w:rtl/>
-                                <w:lang w:bidi="fa-IR"/>
-                              </w:rPr>
-                              <w:t>....................</w:t>
-                            </w:r>
-                            <w:r>
-                              <w:rPr>
-                                <w:rFonts w:asciiTheme="majorBidi" w:hAnsiTheme="majorBidi" w:cstheme="majorBidi" w:hint="cs"/>
-                                <w:b/>
-                                <w:bCs/>
-                                <w:rtl/>
-                                <w:lang w:bidi="fa-IR"/>
-                              </w:rPr>
-                              <w:t xml:space="preserve"> </w:t>
-                            </w:r>
-                            <w:r>
-                              <w:rPr>
-                                <w:rFonts w:asciiTheme="majorBidi" w:hAnsiTheme="majorBidi" w:cstheme="majorBidi" w:hint="cs"/>
-                                <w:b/>
-                                <w:bCs/>
-                                <w:rtl/>
-                                <w:lang w:bidi="fa-IR"/>
-                              </w:rPr>
-                              <w:t xml:space="preserve">   </w:t>
-                            </w:r>
-                            <w:r>
-                              <w:rPr>
-                                <w:rFonts w:asciiTheme="majorBidi" w:hAnsiTheme="majorBidi" w:cstheme="majorBidi" w:hint="cs"/>
-                                <w:b/>
-                                <w:bCs/>
-                                <w:rtl/>
-                                <w:lang w:bidi="fa-IR"/>
-                              </w:rPr>
-                              <w:t xml:space="preserve">تماس: </w:t>
-                            </w:r>
-                            <w:r>
-                              <w:rPr>
-                                <w:rFonts w:asciiTheme="majorBidi" w:hAnsiTheme="majorBidi" w:cstheme="majorBidi" w:hint="cs"/>
-                                <w:b/>
-                                <w:bCs/>
-                                <w:rtl/>
-                                <w:lang w:bidi="fa-IR"/>
-                              </w:rPr>
-                              <w:t>........................</w:t>
-                            </w:r>
-                          </w:p>
-                          <w:p>
-                            <w:pPr>
-                              <w:jc w:val="right"/>
-                              <w:rPr>
-                                <w:rFonts w:asciiTheme="majorBidi" w:hAnsiTheme="majorBidi" w:cstheme="majorBidi"/>
-                                <w:b/>
-                                <w:bCs/>
-                                <w:rtl/>
-                                <w:lang w:bidi="fa-IR"/>
-                              </w:rPr>
-                            </w:pPr>
-                            <w:r>
-                              <w:rPr>
-                                <w:rFonts w:asciiTheme="majorBidi" w:hAnsiTheme="majorBidi" w:cstheme="majorBidi" w:hint="cs"/>
-                                <w:b/>
-                                <w:bCs/>
-                                <w:rtl/>
-                                <w:lang w:bidi="fa-IR"/>
-                              </w:rPr>
-                              <w:t>آدرس</w:t>
-                            </w:r>
-                            <w:r>
-                              <w:rPr>
-                                <w:rFonts w:asciiTheme="majorBidi" w:hAnsiTheme="majorBidi" w:cstheme="majorBidi" w:hint="cs"/>
-                                <w:b/>
-                                <w:bCs/>
-                                <w:rtl/>
-                                <w:lang w:bidi="fa-IR"/>
-                              </w:rPr>
-                              <w:t>: .</w:t>
-                            </w:r>
-                            <w:r>
-                              <w:rPr>
-                                <w:rFonts w:asciiTheme="majorBidi" w:hAnsiTheme="majorBidi" w:cstheme="majorBidi" w:hint="cs"/>
-                                <w:b/>
-                                <w:bCs/>
-                                <w:rtl/>
-                                <w:lang w:bidi="fa-IR"/>
-                              </w:rPr>
-                              <w:t>................</w:t>
-                            </w:r>
-                            <w:r>
-                              <w:rPr>
-                                <w:rFonts w:asciiTheme="majorBidi" w:hAnsiTheme="majorBidi" w:cstheme="majorBidi" w:hint="cs"/>
-                                <w:b/>
-                                <w:bCs/>
-                                <w:rtl/>
-                                <w:lang w:bidi="fa-IR"/>
-                              </w:rPr>
-                              <w:t>...................................................</w:t>
-                            </w:r>
-                          </w:p>
-                          <w:p>
-                            <w:pPr>
-                              <w:jc w:val="right"/>
-                              <w:rPr>
-                                <w:rFonts w:asciiTheme="majorBidi" w:hAnsiTheme="majorBidi" w:cstheme="majorBidi"/>
-                                <w:b/>
-                                <w:bCs/>
-                                <w:lang w:bidi="fa-IR"/>
-                              </w:rPr>
-                            </w:pPr>
-                            <w:r>
-                              <w:rPr>
-                                <w:rFonts w:asciiTheme="majorBidi" w:hAnsiTheme="majorBidi" w:cstheme="majorBidi" w:hint="cs"/>
-                                <w:b/>
-                                <w:bCs/>
-                                <w:rtl/>
-                                <w:lang w:bidi="fa-IR"/>
-                              </w:rPr>
-                              <w:t xml:space="preserve">  </w:t>
-                            </w:r>
-                          </w:p>
-                        </w:txbxContent>
-                      </wps:txbx>
-                      <wps:bodyPr rot="0" spcFirstLastPara="0" vertOverflow="overflow" horzOverflow="overflow" vert="horz" wrap="square" lIns="91440" tIns="45720" rIns="91440" bIns="45720" numCol="1" spcCol="0" rtlCol="0" fromWordArt="0" anchor="t" anchorCtr="0" forceAA="0" compatLnSpc="1">
-                        <a:prstTxWarp prst="textNoShape">
-                          <a:avLst/>
-                        </a:prstTxWarp>
-                        <a:noAutofit/>
-                      </wps:bodyPr>
-                    </wps:wsp>
-                  </a:graphicData>
-                </a:graphic>
-                <wp14:sizeRelH relativeFrom="margin">
-                  <wp14:pctWidth>0</wp14:pctWidth>
-                </wp14:sizeRelH>
-                <wp14:sizeRelV relativeFrom="margin">
-                  <wp14:pctHeight>0</wp14:pctHeight>
-                </wp14:sizeRelV>
-              </wp:anchor>
-            </w:drawing>
-          </mc:Choice>
-          <mc:Fallback>
-            <w:pict>
-              <v:roundrect w14:anchorId="294575B4" id="Rectangle: Rounded Corners 4" o:spid="_x0000_s1053" style="position:absolute;left:0;text-align:left;margin-left:245.45pt;margin-top:.4pt;width:252pt;height:137.55pt;z-index:251658240;visibility:visible;mso-wrap-style:square;mso-width-percent:0;mso-height-percent:0;mso-wrap-distance-left:9pt;mso-wrap-distance-top:0;mso-wrap-distance-right:9pt;mso-wrap-distance-bottom:0;mso-position-horizontal:absolute;mso-position-horizontal-relative:text;mso-position-vertical:absolute;mso-position-vertical-relative:text;mso-width-percent:0;mso-height-percent:0;mso-width-relative:margin;mso-height-relative:margin;v-text-anchor:top" arcsize="1826f" o:gfxdata="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" fillcolor="white [3201]" strokecolor="black [3213]" strokeweight="1pt">
-                <v:stroke joinstyle="miter"/>
-                <v:textbox>
-                  <w:txbxContent>
-                    <w:p>
-                      <w:pPr>
-                        <w:jc w:val="right"/>
-                        <w:rPr>
-                          <w:rFonts w:asciiTheme="majorBidi" w:hAnsiTheme="majorBidi" w:cstheme="majorBidi"/>
-                          <w:b/>
-                          <w:bCs/>
-                          <w:rtl/>
-                          <w:lang w:bidi="fa-IR"/>
-                        </w:rPr>
-                      </w:pPr>
-                      <w:r>
-                        <w:rPr>
-                          <w:rFonts w:asciiTheme="majorBidi" w:hAnsiTheme="majorBidi" w:cstheme="majorBidi" w:hint="cs"/>
-                          <w:b/>
-                          <w:bCs/>
-                          <w:rtl/>
-                          <w:lang w:bidi="fa-IR"/>
-                        </w:rPr>
-                        <w:t>فروشنده:</w:t>
-                      </w:r>
-                      <w:r>
-                        <w:rPr>
-                          <w:rFonts w:asciiTheme="majorBidi" w:hAnsiTheme="majorBidi" w:cstheme="majorBidi" w:hint="cs"/>
-                          <w:b/>
-                          <w:bCs/>
-                          <w:rtl/>
-                          <w:lang w:bidi="fa-IR"/>
-                        </w:rPr>
-                        <w:t xml:space="preserve"> </w:t>
-                      </w:r>
-                      <w:r>
-                        <w:rPr>
-                          <w:rFonts w:asciiTheme="majorBidi" w:hAnsiTheme="majorBidi" w:cstheme="majorBidi" w:hint="cs"/>
-                          <w:b/>
-                          <w:bCs/>
-                          <w:rtl/>
-                          <w:lang w:bidi="fa-IR"/>
-                        </w:rPr>
-                        <w:t>......</w:t>
-                      </w:r>
-                      <w:r>
-                        <w:rPr>
-                          <w:rFonts w:asciiTheme="majorBidi" w:hAnsiTheme="majorBidi" w:cstheme="majorBidi" w:hint="cs"/>
-                          <w:b/>
-                          <w:bCs/>
-                          <w:rtl/>
-                          <w:lang w:bidi="fa-IR"/>
-                        </w:rPr>
-                        <w:t>..........................................................</w:t>
-                      </w:r>
-                    </w:p>
-                    <w:p>
-                      <w:pPr>
-                        <w:jc w:val="right"/>
-                        <w:rPr>
-                          <w:rFonts w:asciiTheme="majorBidi" w:hAnsiTheme="majorBidi" w:cstheme="majorBidi"/>
-                          <w:b/>
-                          <w:bCs/>
-                          <w:rtl/>
-                          <w:lang w:bidi="fa-IR"/>
-                        </w:rPr>
-                      </w:pPr>
-                      <w:r>
-                        <w:rPr>
-                          <w:rFonts w:asciiTheme="majorBidi" w:hAnsiTheme="majorBidi" w:cstheme="majorBidi" w:hint="cs"/>
-                          <w:b/>
-                          <w:bCs/>
-                          <w:rtl/>
-                          <w:lang w:bidi="fa-IR"/>
-                        </w:rPr>
-                        <w:t>فرزند:</w:t>
-                      </w:r>
-                      <w:r>
-                        <w:rPr>
-                          <w:rFonts w:asciiTheme="majorBidi" w:hAnsiTheme="majorBidi" w:cstheme="majorBidi" w:hint="cs"/>
-                          <w:b/>
-                          <w:bCs/>
-                          <w:rtl/>
-                          <w:lang w:bidi="fa-IR"/>
-                        </w:rPr>
-                        <w:t>...</w:t>
-                      </w:r>
-                      <w:r>
-                        <w:rPr>
-                          <w:rFonts w:asciiTheme="majorBidi" w:hAnsiTheme="majorBidi" w:cstheme="majorBidi" w:hint="cs"/>
-                          <w:b/>
-                          <w:bCs/>
-                          <w:rtl/>
-                          <w:lang w:bidi="fa-IR"/>
-                        </w:rPr>
-                        <w:t xml:space="preserve">......................... </w:t>
-                      </w:r>
-                      <w:r>
-                        <w:rPr>
-                          <w:rFonts w:asciiTheme="majorBidi" w:hAnsiTheme="majorBidi" w:cstheme="majorBidi" w:hint="cs"/>
-                          <w:b/>
-                          <w:bCs/>
-                          <w:rtl/>
-                          <w:lang w:bidi="fa-IR"/>
-                        </w:rPr>
-                        <w:t xml:space="preserve"> </w:t>
-                      </w:r>
-                      <w:r>
-                        <w:rPr>
-                          <w:rFonts w:asciiTheme="majorBidi" w:hAnsiTheme="majorBidi" w:cstheme="majorBidi" w:hint="cs"/>
-                          <w:b/>
-                          <w:bCs/>
-                          <w:rtl/>
-                          <w:lang w:bidi="fa-IR"/>
-                        </w:rPr>
-                        <w:t xml:space="preserve">  </w:t>
-                      </w:r>
-                      <w:r>
-                        <w:rPr>
-                          <w:rFonts w:asciiTheme="majorBidi" w:hAnsiTheme="majorBidi" w:cstheme="majorBidi" w:hint="cs"/>
-                          <w:b/>
-                          <w:bCs/>
-                          <w:rtl/>
-                          <w:lang w:bidi="fa-IR"/>
-                        </w:rPr>
-                        <w:t>ش.ش</w:t>
-                      </w:r>
-                      <w:r>
-                        <w:rPr>
-                          <w:rFonts w:asciiTheme="majorBidi" w:hAnsiTheme="majorBidi" w:cstheme="majorBidi" w:hint="cs"/>
-                          <w:b/>
-                          <w:bCs/>
-                          <w:rtl/>
-                          <w:lang w:bidi="fa-IR"/>
-                        </w:rPr>
-                        <w:t>:</w:t>
-                      </w:r>
-                      <w:r>
-                        <w:rPr>
-                          <w:rFonts w:asciiTheme="majorBidi" w:hAnsiTheme="majorBidi" w:cstheme="majorBidi" w:hint="cs"/>
-                          <w:b/>
-                          <w:bCs/>
-                          <w:rtl/>
-                          <w:lang w:bidi="fa-IR"/>
-                        </w:rPr>
-                        <w:t xml:space="preserve"> </w:t>
-                      </w:r>
-                      <w:r>
-                        <w:rPr>
-                          <w:rFonts w:asciiTheme="majorBidi" w:hAnsiTheme="majorBidi" w:cstheme="majorBidi" w:hint="cs"/>
-                          <w:b/>
-                          <w:bCs/>
-                          <w:rtl/>
-                          <w:lang w:bidi="fa-IR"/>
-                        </w:rPr>
-                        <w:t>...</w:t>
-                      </w:r>
-                      <w:r>
-                        <w:rPr>
-                          <w:rFonts w:asciiTheme="majorBidi" w:hAnsiTheme="majorBidi" w:cstheme="majorBidi" w:hint="cs"/>
-                          <w:b/>
-                          <w:bCs/>
-                          <w:rtl/>
-                          <w:lang w:bidi="fa-IR"/>
-                        </w:rPr>
-                        <w:t>......................</w:t>
-                      </w:r>
-                    </w:p>
-                    <w:p>
-                      <w:pPr>
-                        <w:jc w:val="right"/>
-                        <w:rPr>
-                          <w:rFonts w:asciiTheme="majorBidi" w:hAnsiTheme="majorBidi" w:cstheme="majorBidi"/>
-                          <w:b/>
-                          <w:bCs/>
-                          <w:rtl/>
-                          <w:lang w:bidi="fa-IR"/>
-                        </w:rPr>
-                      </w:pPr>
-                      <w:r>
-                        <w:rPr>
-                          <w:rFonts w:asciiTheme="majorBidi" w:hAnsiTheme="majorBidi" w:cstheme="majorBidi" w:hint="cs"/>
-                          <w:b/>
-                          <w:bCs/>
-                          <w:rtl/>
-                          <w:lang w:bidi="fa-IR"/>
-                        </w:rPr>
-                        <w:t>کدملی:</w:t>
-                      </w:r>
-                      <w:r>
-                        <w:rPr>
-                          <w:rFonts w:asciiTheme="majorBidi" w:hAnsiTheme="majorBidi" w:cstheme="majorBidi" w:hint="cs"/>
-                          <w:b/>
-                          <w:bCs/>
-                          <w:rtl/>
-                          <w:lang w:bidi="fa-IR"/>
-                        </w:rPr>
-                        <w:t>.....</w:t>
-                      </w:r>
-                      <w:r>
-                        <w:rPr>
-                          <w:rFonts w:asciiTheme="majorBidi" w:hAnsiTheme="majorBidi" w:cstheme="majorBidi" w:hint="cs"/>
-                          <w:b/>
-                          <w:bCs/>
-                          <w:rtl/>
-                          <w:lang w:bidi="fa-IR"/>
-                        </w:rPr>
-                        <w:t>...........................</w:t>
-                      </w:r>
-                      <w:r>
-                        <w:rPr>
-                          <w:rFonts w:asciiTheme="majorBidi" w:hAnsiTheme="majorBidi" w:cstheme="majorBidi" w:hint="cs"/>
-                          <w:b/>
-                          <w:bCs/>
-                          <w:rtl/>
-                          <w:lang w:bidi="fa-IR"/>
-                        </w:rPr>
-                        <w:t xml:space="preserve"> </w:t>
-                      </w:r>
-                      <w:r>
-                        <w:rPr>
-                          <w:rFonts w:asciiTheme="majorBidi" w:hAnsiTheme="majorBidi" w:cstheme="majorBidi" w:hint="cs"/>
-                          <w:b/>
-                          <w:bCs/>
-                          <w:rtl/>
-                          <w:lang w:bidi="fa-IR"/>
-                        </w:rPr>
-                        <w:t xml:space="preserve">  </w:t>
-                      </w:r>
-                      <w:r>
-                        <w:rPr>
-                          <w:rFonts w:asciiTheme="majorBidi" w:hAnsiTheme="majorBidi" w:cstheme="majorBidi" w:hint="cs"/>
-                          <w:b/>
-                          <w:bCs/>
-                          <w:rtl/>
-                          <w:lang w:bidi="fa-IR"/>
-                        </w:rPr>
-                        <w:t xml:space="preserve">ت.ت: </w:t>
-                      </w:r>
-                      <w:r>
-                        <w:rPr>
-                          <w:rFonts w:asciiTheme="majorBidi" w:hAnsiTheme="majorBidi" w:cstheme="majorBidi" w:hint="cs"/>
-                          <w:b/>
-                          <w:bCs/>
-                          <w:rtl/>
-                          <w:lang w:bidi="fa-IR"/>
-                        </w:rPr>
-                        <w:t>............................</w:t>
-                      </w:r>
-                    </w:p>
-                    <w:p>
-                      <w:pPr>
-                        <w:jc w:val="right"/>
-                        <w:rPr>
-                          <w:rFonts w:asciiTheme="majorBidi" w:hAnsiTheme="majorBidi" w:cstheme="majorBidi"/>
-                          <w:b/>
-                          <w:bCs/>
-                          <w:rtl/>
-                          <w:lang w:bidi="fa-IR"/>
-                        </w:rPr>
-                      </w:pPr>
-                      <w:r>
-                        <w:rPr>
-                          <w:rFonts w:asciiTheme="majorBidi" w:hAnsiTheme="majorBidi" w:cstheme="majorBidi" w:hint="cs"/>
-                          <w:b/>
-                          <w:bCs/>
-                          <w:rtl/>
-                          <w:lang w:bidi="fa-IR"/>
-                        </w:rPr>
-                        <w:t>صادره</w:t>
-                      </w:r>
-                      <w:r>
-                        <w:rPr>
-                          <w:rFonts w:asciiTheme="majorBidi" w:hAnsiTheme="majorBidi" w:cstheme="majorBidi" w:hint="cs"/>
-                          <w:b/>
-                          <w:bCs/>
-                          <w:rtl/>
-                          <w:lang w:bidi="fa-IR"/>
-                        </w:rPr>
-                        <w:t>:</w:t>
-                      </w:r>
-                      <w:r>
-                        <w:rPr>
-                          <w:rFonts w:asciiTheme="majorBidi" w:hAnsiTheme="majorBidi" w:cstheme="majorBidi" w:hint="cs"/>
-                          <w:b/>
-                          <w:bCs/>
-                          <w:rtl/>
-                          <w:lang w:bidi="fa-IR"/>
-                        </w:rPr>
-                        <w:t xml:space="preserve"> </w:t>
-                      </w:r>
-                      <w:r>
-                        <w:rPr>
-                          <w:rFonts w:asciiTheme="majorBidi" w:hAnsiTheme="majorBidi" w:cstheme="majorBidi" w:hint="cs"/>
-                          <w:b/>
-                          <w:bCs/>
-                          <w:rtl/>
-                          <w:lang w:bidi="fa-IR"/>
-                        </w:rPr>
-                        <w:t>......</w:t>
-                      </w:r>
-                      <w:r>
-                        <w:rPr>
-                          <w:rFonts w:asciiTheme="majorBidi" w:hAnsiTheme="majorBidi" w:cstheme="majorBidi" w:hint="cs"/>
-                          <w:b/>
-                          <w:bCs/>
-                          <w:rtl/>
-                          <w:lang w:bidi="fa-IR"/>
-                        </w:rPr>
-                        <w:t>....................</w:t>
-                      </w:r>
-                      <w:r>
-                        <w:rPr>
-                          <w:rFonts w:asciiTheme="majorBidi" w:hAnsiTheme="majorBidi" w:cstheme="majorBidi" w:hint="cs"/>
-                          <w:b/>
-                          <w:bCs/>
-                          <w:rtl/>
-                          <w:lang w:bidi="fa-IR"/>
-                        </w:rPr>
-                        <w:t xml:space="preserve"> </w:t>
-                      </w:r>
-                      <w:r>
-                        <w:rPr>
-                          <w:rFonts w:asciiTheme="majorBidi" w:hAnsiTheme="majorBidi" w:cstheme="majorBidi" w:hint="cs"/>
-                          <w:b/>
-                          <w:bCs/>
-                          <w:rtl/>
-                          <w:lang w:bidi="fa-IR"/>
-                        </w:rPr>
-                        <w:t xml:space="preserve">   </w:t>
-                      </w:r>
-                      <w:r>
-                        <w:rPr>
-                          <w:rFonts w:asciiTheme="majorBidi" w:hAnsiTheme="majorBidi" w:cstheme="majorBidi" w:hint="cs"/>
-                          <w:b/>
-                          <w:bCs/>
-                          <w:rtl/>
-                          <w:lang w:bidi="fa-IR"/>
-                        </w:rPr>
-                        <w:t xml:space="preserve">تماس: </w:t>
-                      </w:r>
-                      <w:r>
-                        <w:rPr>
-                          <w:rFonts w:asciiTheme="majorBidi" w:hAnsiTheme="majorBidi" w:cstheme="majorBidi" w:hint="cs"/>
-                          <w:b/>
-                          <w:bCs/>
-                          <w:rtl/>
-                          <w:lang w:bidi="fa-IR"/>
-                        </w:rPr>
-                        <w:t>........................</w:t>
-                      </w:r>
-                    </w:p>
-                    <w:p>
-                      <w:pPr>
-                        <w:jc w:val="right"/>
-                        <w:rPr>
-                          <w:rFonts w:asciiTheme="majorBidi" w:hAnsiTheme="majorBidi" w:cstheme="majorBidi"/>
-                          <w:b/>
-                          <w:bCs/>
-                          <w:rtl/>
-                          <w:lang w:bidi="fa-IR"/>
-                        </w:rPr>
-                      </w:pPr>
-                      <w:r>
-                        <w:rPr>
-                          <w:rFonts w:asciiTheme="majorBidi" w:hAnsiTheme="majorBidi" w:cstheme="majorBidi" w:hint="cs"/>
-                          <w:b/>
-                          <w:bCs/>
-                          <w:rtl/>
-                          <w:lang w:bidi="fa-IR"/>
-                        </w:rPr>
-                        <w:t>آدرس</w:t>
-                      </w:r>
-                      <w:r>
-                        <w:rPr>
-                          <w:rFonts w:asciiTheme="majorBidi" w:hAnsiTheme="majorBidi" w:cstheme="majorBidi" w:hint="cs"/>
-                          <w:b/>
-                          <w:bCs/>
-                          <w:rtl/>
-                          <w:lang w:bidi="fa-IR"/>
-                        </w:rPr>
-                        <w:t>: .</w:t>
-                      </w:r>
-                      <w:r>
-                        <w:rPr>
-                          <w:rFonts w:asciiTheme="majorBidi" w:hAnsiTheme="majorBidi" w:cstheme="majorBidi" w:hint="cs"/>
-                          <w:b/>
-                          <w:bCs/>
-                          <w:rtl/>
-                          <w:lang w:bidi="fa-IR"/>
-                        </w:rPr>
-                        <w:t>................</w:t>
-                      </w:r>
-                      <w:r>
-                        <w:rPr>
-                          <w:rFonts w:asciiTheme="majorBidi" w:hAnsiTheme="majorBidi" w:cstheme="majorBidi" w:hint="cs"/>
-                          <w:b/>
-                          <w:bCs/>
-                          <w:rtl/>
-                          <w:lang w:bidi="fa-IR"/>
-                        </w:rPr>
-                        <w:t>...................................................</w:t>
-                      </w:r>
-                    </w:p>
-                    <w:p>
-                      <w:pPr>
-                        <w:jc w:val="right"/>
-                        <w:rPr>
-                          <w:rFonts w:asciiTheme="majorBidi" w:hAnsiTheme="majorBidi" w:cstheme="majorBidi"/>
-                          <w:b/>
-                          <w:bCs/>
-                          <w:lang w:bidi="fa-IR"/>
-                        </w:rPr>
-                      </w:pPr>
-                      <w:r>
-                        <w:rPr>
-                          <w:rFonts w:asciiTheme="majorBidi" w:hAnsiTheme="majorBidi" w:cstheme="majorBidi" w:hint="cs"/>
-                          <w:b/>
-                          <w:bCs/>
-                          <w:rtl/>
-                          <w:lang w:bidi="fa-IR"/>
-                        </w:rPr>
-                        <w:t xml:space="preserve">  </w:t>
-                      </w:r>
-                    </w:p>
-                  </w:txbxContent>
-                </v:textbox>
-                <w10:wrap type="topAndBottom"/>
-              </v:roundrect>
-            </w:pict>
-          </mc:Fallback>
-        </mc:AlternateContent>
-      </w:r>
-      <w:r>
-        <w:rPr>
-          <w:rFonts w:asciiTheme="majorBidi" w:hAnsiTheme="majorBidi" w:cstheme="majorBidi"/>
-          <w:noProof/>
-          <w:sz w:val="36"/>
-          <w:szCs w:val="36"/>
-          <w:rtl/>
-          <w:lang w:val="fa-IR" w:bidi="fa-IR"/>
-        </w:rPr>
-        <mc:AlternateContent>
-          <mc:Choice Requires="wps">
-            <w:drawing>
-              <wp:anchor distT="0" distB="0" distL="114300" distR="114300" simplePos="0" relativeHeight="251747328" behindDoc="0" locked="0" layoutInCell="1" allowOverlap="1" wp14:anchorId="24AB4549" wp14:editId="4BCF6D4D">
-                <wp:simplePos x="0" y="0"/>
-                <wp:positionH relativeFrom="column">
-                  <wp:posOffset>-508000</wp:posOffset>
-                </wp:positionH>
-                <wp:positionV relativeFrom="paragraph">
-                  <wp:posOffset>594782</wp:posOffset>
-                </wp:positionV>
-                <wp:extent cx="3437255" cy="2904067"/>
-                <wp:effectExtent l="0" t="0" r="0" b="0"/>
-                <wp:wrapNone/>
-                <wp:docPr id="1807401898" name="Text Box 48"/>
-                <wp:cNvGraphicFramePr/>
-                <a:graphic xmlns:a="http://schemas.openxmlformats.org/drawingml/2006/main">
-                  <a:graphicData uri="http://schemas.microsoft.com/office/word/2010/wordprocessingShape">
-                    <wps:wsp>
-                      <wps:cNvSpPr txBox="1"/>
-                      <wps:spPr>
-                        <a:xfrm>
-                          <a:off x="0" y="0"/>
-                          <a:ext cx="3437255" cy="2904067"/>
-                        </a:xfrm>
-                        <a:prstGeom prst="rect">
-                          <a:avLst/>
-                        </a:prstGeom>
-                        <a:noFill/>
-                        <a:ln w="6350">
-                          <a:noFill/>
-                        </a:ln>
-                      </wps:spPr>
-                      <wps:txbx>
-                        <w:txbxContent>
-                          <w:p>
-                            <w:pPr>
-                              <w:rPr>
-                                <w:rFonts w:asciiTheme="majorBidi" w:hAnsiTheme="majorBidi" w:cstheme="majorBidi"/>
-                                <w:b/>
-                                <w:bCs/>
-                                <w:sz w:val="20"/>
-                                <w:szCs w:val="20"/>
-                                <w:rtl/>
-                                <w:lang w:bidi="fa-IR"/>
-                              </w:rPr>
-                            </w:pPr>
-                            <w:r>
-                              <w:rPr>
-                                <w:rFonts w:asciiTheme="majorBidi" w:hAnsiTheme="majorBidi" w:cstheme="majorBidi"/>
-                                <w:b/>
-                                <w:bCs/>
-                                <w:sz w:val="20"/>
-                                <w:szCs w:val="20"/>
-                                <w:lang w:bidi="fa-IR"/>
-                              </w:rPr>
-                              <w:fldChar w:fldCharType="begin"/>
-                            </w:r>
-                            <w:r>
-                              <w:rPr>
-                                <w:rFonts w:asciiTheme="majorBidi" w:hAnsiTheme="majorBidi" w:cstheme="majorBidi"/>
-                                <w:b/>
-                                <w:bCs/>
-                                <w:sz w:val="20"/>
-                                <w:szCs w:val="20"/>
-                                <w:lang w:bidi="fa-IR"/>
-                              </w:rPr>
-                              <w:instrText xml:space="preserve"> MERGEFIELD  checkpoint_img  \* MERGEFORMAT </w:instrText>
-                            </w:r>
-                            <w:r>
-                              <w:rPr>
-                                <w:rFonts w:asciiTheme="majorBidi" w:hAnsiTheme="majorBidi" w:cstheme="majorBidi"/>
-                                <w:b/>
-                                <w:bCs/>
-                                <w:sz w:val="20"/>
-                                <w:szCs w:val="20"/>
-                                <w:lang w:bidi="fa-IR"/>
-                              </w:rPr>
-                              <w:fldChar w:fldCharType="separate"/>
-                            </w:r>
-                            <w:r>
-                              <w:rPr>
-                                <w:rFonts w:asciiTheme="majorBidi" w:hAnsiTheme="majorBidi" w:cstheme="majorBidi"/>
-                                <w:b/>
-                                <w:bCs/>
-                                <w:noProof/>
-                                <w:sz w:val="20"/>
-                                <w:szCs w:val="20"/>
-                                <w:lang w:bidi="fa-IR"/>
-                              </w:rPr>
-                              <w:t>checkpoint_img</w:t>
-                            </w:r>
-                            <w:r>
-                              <w:rPr>
-                                <w:rFonts w:asciiTheme="majorBidi" w:hAnsiTheme="majorBidi" w:cstheme="majorBidi"/>
-                                <w:b/>
-                                <w:bCs/>
-                                <w:sz w:val="20"/>
-                                <w:szCs w:val="20"/>
-                                <w:lang w:bidi="fa-IR"/>
-                              </w:rPr>
-                              <w:fldChar w:fldCharType="end"/>
-                            </w:r>
-                          </w:p>
-                          <w:p/>
-                        </w:txbxContent>
-                      </wps:txbx>
-                      <wps:bodyPr rot="0" spcFirstLastPara="0" vertOverflow="overflow" horzOverflow="overflow" vert="horz" wrap="square" lIns="91440" tIns="45720" rIns="91440" bIns="45720" numCol="1" spcCol="0" rtlCol="0" fromWordArt="0" anchor="t" anchorCtr="0" forceAA="0" compatLnSpc="1">
-                        <a:prstTxWarp prst="textNoShape">
-                          <a:avLst/>
-                        </a:prstTxWarp>
-                        <a:noAutofit/>
-                      </wps:bodyPr>
-                    </wps:wsp>
-                  </a:graphicData>
-                </a:graphic>
-                <wp14:sizeRelH relativeFrom="margin">
-                  <wp14:pctWidth>0</wp14:pctWidth>
-                </wp14:sizeRelH>
-                <wp14:sizeRelV relativeFrom="margin">
-                  <wp14:pctHeight>0</wp14:pctHeight>
-                </wp14:sizeRelV>
-              </wp:anchor>
-            </w:drawing>
-          </mc:Choice>
-          <mc:Fallback>
-            <w:pict>
-              <v:shape w14:anchorId="24AB4549" id="Text Box 48" o:spid="_x0000_s1036" type="#_x0000_t202" style="position:absolute;margin-left:-40pt;margin-top:46.85pt;width:270.65pt;height:228.65pt;z-index:251747328;visibility:visible;mso-wrap-style:square;mso-width-percent:0;mso-height-percent:0;mso-wrap-distance-left:9pt;mso-wrap-distance-top:0;mso-wrap-distance-right:9pt;mso-wrap-distance-bottom:0;mso-position-horizontal:absolute;mso-position-horizontal-relative:text;mso-position-vertical:absolute;mso-position-vertical-relative:text;mso-width-percent:0;mso-height-percent:0;mso-width-relative:margin;mso-height-relative:margin;v-text-anchor:top" o:gfxdata="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" filled="f" stroked="f" strokeweight=".5pt">
-                <v:textbox>
-                  <w:txbxContent>
-                    <w:p>
-                      <w:pPr>
-                        <w:rPr>
-                          <w:rFonts w:asciiTheme="majorBidi" w:hAnsiTheme="majorBidi" w:cstheme="majorBidi"/>
-                          <w:b/>
-                          <w:bCs/>
-                          <w:sz w:val="20"/>
-                          <w:szCs w:val="20"/>
-                          <w:rtl/>
-                          <w:lang w:bidi="fa-IR"/>
-                        </w:rPr>
-                      </w:pPr>
-                      <w:r>
-                        <w:rPr>
-                          <w:rFonts w:asciiTheme="majorBidi" w:hAnsiTheme="majorBidi" w:cstheme="majorBidi"/>
-                          <w:b/>
-                          <w:bCs/>
-                          <w:sz w:val="20"/>
-                          <w:szCs w:val="20"/>
-                          <w:lang w:bidi="fa-IR"/>
-                        </w:rPr>
-                        <w:fldChar w:fldCharType="begin"/>
-                      </w:r>
-                      <w:r>
-                        <w:rPr>
-                          <w:rFonts w:asciiTheme="majorBidi" w:hAnsiTheme="majorBidi" w:cstheme="majorBidi"/>
-                          <w:b/>
-                          <w:bCs/>
-                          <w:sz w:val="20"/>
-                          <w:szCs w:val="20"/>
-                          <w:lang w:bidi="fa-IR"/>
-                        </w:rPr>
-                        <w:instrText xml:space="preserve"> MERGEFIELD  checkpoint_img  \* MERGEFORMAT </w:instrText>
-                      </w:r>
-                      <w:r>
-                        <w:rPr>
-                          <w:rFonts w:asciiTheme="majorBidi" w:hAnsiTheme="majorBidi" w:cstheme="majorBidi"/>
-                          <w:b/>
-                          <w:bCs/>
-                          <w:sz w:val="20"/>
-                          <w:szCs w:val="20"/>
-                          <w:lang w:bidi="fa-IR"/>
-                        </w:rPr>
-                        <w:fldChar w:fldCharType="separate"/>
-                      </w:r>
-                      <w:r>
-                        <w:rPr>
-                          <w:rFonts w:asciiTheme="majorBidi" w:hAnsiTheme="majorBidi" w:cstheme="majorBidi"/>
-                          <w:b/>
-                          <w:bCs/>
-                          <w:noProof/>
-                          <w:sz w:val="20"/>
-                          <w:szCs w:val="20"/>
-                          <w:lang w:bidi="fa-IR"/>
-                        </w:rPr>
-                        <w:t>checkpoint_img</w:t>
-                      </w:r>
-                      <w:r>
-                        <w:rPr>
-                          <w:rFonts w:asciiTheme="majorBidi" w:hAnsiTheme="majorBidi" w:cstheme="majorBidi"/>
-                          <w:b/>
-                          <w:bCs/>
-                          <w:sz w:val="20"/>
-                          <w:szCs w:val="20"/>
-                          <w:lang w:bidi="fa-IR"/>
-                        </w:rPr>
-                        <w:fldChar w:fldCharType="end"/>
-                      </w:r>
-                    </w:p>
-                    <w:p/>
-                  </w:txbxContent>
-                </v:textbox>
-              </v:shape>
-            </w:pict>
-          </mc:Fallback>
-        </mc:AlternateContent>
-      </w:r>
-      <w:r>
-        <w:rPr>
-          <w:rFonts w:asciiTheme="majorBidi" w:hAnsiTheme="majorBidi" w:cstheme="majorBidi"/>
-          <w:noProof/>
-          <w:sz w:val="36"/>
-          <w:szCs w:val="36"/>
-          <w:rtl/>
-          <w:lang w:val="fa-IR" w:bidi="fa-IR"/>
-        </w:rPr>
-        <mc:AlternateContent>
-          <mc:Choice Requires="wps">
-            <w:drawing>
-              <wp:anchor distT="0" distB="0" distL="114300" distR="114300" simplePos="0" relativeHeight="251667456" behindDoc="0" locked="0" layoutInCell="1" allowOverlap="1" wp14:anchorId="7EC59557" wp14:editId="0D84082E">
-                <wp:simplePos x="0" y="0"/>
-                <wp:positionH relativeFrom="page">
-                  <wp:posOffset>355600</wp:posOffset>
-                </wp:positionH>
-                <wp:positionV relativeFrom="paragraph">
-                  <wp:posOffset>535305</wp:posOffset>
-                </wp:positionV>
-                <wp:extent cx="3543300" cy="3032760"/>
-                <wp:effectExtent l="0" t="0" r="19050" b="15240"/>
-                <wp:wrapTopAndBottom/>
-                <wp:docPr id="12" name="Rectangle: Rounded Corners 12"/>
-                <wp:cNvGraphicFramePr/>
-                <a:graphic xmlns:a="http://schemas.openxmlformats.org/drawingml/2006/main">
-                  <a:graphicData uri="http://schemas.microsoft.com/office/word/2010/wordprocessingShape">
-                    <wps:wsp>
-                      <wps:cNvSpPr/>
-                      <wps:spPr>
-                        <a:xfrm>
-                          <a:off x="0" y="0"/>
-                          <a:ext cx="3543300" cy="3032760"/>
-                        </a:xfrm>
-                        <a:prstGeom prst="roundRect">
-                          <a:avLst>
-                            <a:gd name="adj" fmla="val 2825"/>
-                          </a:avLst>
-                        </a:prstGeom>
-                        <a:ln>
-                          <a:solidFill>
-                            <a:schemeClr val="tx1"/>
-                          </a:solidFill>
-                        </a:ln>
-                      </wps:spPr>
-                      <wps:style>
-                        <a:lnRef idx="2">
-                          <a:schemeClr val="accent6"/>
-                        </a:lnRef>
-                        <a:fillRef idx="1">
-                          <a:schemeClr val="lt1"/>
-                        </a:fillRef>
-                        <a:effectRef idx="0">
-                          <a:schemeClr val="accent6"/>
-                        </a:effectRef>
-                        <a:fontRef idx="minor">
-                          <a:schemeClr val="dk1"/>
-                        </a:fontRef>
-                      </wps:style>
-                      <wps:txbx>
-                        <w:txbxContent>
-                          <w:p>
-                            <w:pPr>
-                              <w:rPr>
-                                <w:rFonts w:asciiTheme="majorBidi" w:hAnsiTheme="majorBidi" w:cstheme="majorBidi"/>
-                                <w:b/>
-                                <w:bCs/>
-                                <w:sz w:val="20"/>
-                                <w:szCs w:val="20"/>
-                                <w:rtl/>
-                                <w:lang w:bidi="fa-IR"/>
-                              </w:rPr>
-                            </w:pPr>
-                          </w:p>
-                        </w:txbxContent>
-                      </wps:txbx>
-                      <wps:bodyPr rot="0" spcFirstLastPara="0" vertOverflow="overflow" horzOverflow="overflow" vert="horz" wrap="square" lIns="91440" tIns="45720" rIns="91440" bIns="45720" numCol="1" spcCol="0" rtlCol="0" fromWordArt="0" anchor="t" anchorCtr="0" forceAA="0" compatLnSpc="1">
-                        <a:prstTxWarp prst="textNoShape">
-                          <a:avLst/>
-                        </a:prstTxWarp>
-                        <a:noAutofit/>
-                      </wps:bodyPr>
-                    </wps:wsp>
-                  </a:graphicData>
-                </a:graphic>
-                <wp14:sizeRelH relativeFrom="margin">
-                  <wp14:pctWidth>0</wp14:pctWidth>
-                </wp14:sizeRelH>
-                <wp14:sizeRelV relativeFrom="margin">
-                  <wp14:pctHeight>0</wp14:pctHeight>
-                </wp14:sizeRelV>
-              </wp:anchor>
-            </w:drawing>
-          </mc:Choice>
-          <mc:Fallback>
-            <w:pict>
-              <v:roundrect w14:anchorId="7EC59557" id="Rectangle: Rounded Corners 12" o:spid="_x0000_s1055" style="position:absolute;left:0;text-align:left;margin-left:28pt;margin-top:42.15pt;width:279pt;height:238.8pt;z-index:251667456;visibility:visible;mso-wrap-style:square;mso-width-percent:0;mso-height-percent:0;mso-wrap-distance-left:9pt;mso-wrap-distance-top:0;mso-wrap-distance-right:9pt;mso-wrap-distance-bottom:0;mso-position-horizontal:absolute;mso-position-horizontal-relative:page;mso-position-vertical:absolute;mso-position-vertical-relative:text;mso-width-percent:0;mso-height-percent:0;mso-width-relative:margin;mso-height-relative:margin;v-text-anchor:top" arcsize="1851f" o:gfxdata="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" fillcolor="white [3201]" strokecolor="black [3213]" strokeweight="1pt">
-                <v:stroke joinstyle="miter"/>
-                <v:textbox>
-                  <w:txbxContent>
-                    <w:p>
-                      <w:pPr>
-                        <w:rPr>
-                          <w:rFonts w:asciiTheme="majorBidi" w:hAnsiTheme="majorBidi" w:cstheme="majorBidi"/>
-                          <w:b/>
-                          <w:bCs/>
-                          <w:sz w:val="20"/>
-                          <w:szCs w:val="20"/>
-                          <w:rtl/>
-                          <w:lang w:bidi="fa-IR"/>
-                        </w:rPr>
-                      </w:pPr>
-                    </w:p>
-                  </w:txbxContent>
-                </v:textbox>
-                <w10:wrap type="topAndBottom" anchorx="page"/>
-              </v:roundrect>
-            </w:pict>
-          </mc:Fallback>
-        </mc:AlternateContent>
-      </w:r>
-      <w:r>
-        <w:rPr>
-          <w:rFonts w:asciiTheme="majorBidi" w:hAnsiTheme="majorBidi" w:cstheme="majorBidi"/>
-          <w:noProof/>
-          <w:sz w:val="36"/>
-          <w:szCs w:val="36"/>
-          <w:lang w:bidi="fa-IR"/>
-        </w:rPr>
-        <mc:AlternateContent>
-          <mc:Choice Requires="wps">
-            <w:drawing>
-              <wp:anchor distT="45720" distB="45720" distL="114300" distR="114300" simplePos="0" relativeHeight="251693056" behindDoc="0" locked="0" layoutInCell="1" allowOverlap="1" wp14:anchorId="1A4AB1F5" wp14:editId="5D221C98">
+              <wp:anchor distT="45720" distB="45720" distL="114300" distR="114300" simplePos="0" relativeHeight="251693056" behindDoc="0" locked="0" layoutInCell="1" allowOverlap="1" wp14:anchorId="1A4AB1F5" wp14:editId="310E52EF">
                 <wp:simplePos x="0" y="0"/>
                 <wp:positionH relativeFrom="column">
                   <wp:posOffset>3140710</wp:posOffset>
@@ -6276,132 +6532,6 @@
                           <w:lang w:bidi="fa-IR"/>
                         </w:rPr>
                         <w:t>eller_phone</w:t>
-                      </w:r>
-                      <w:proofErr w:type="spellEnd"/>
-                    </w:p>
-                  </w:txbxContent>
-                </v:textbox>
-                <w10:wrap type="square"/>
-              </v:shape>
-            </w:pict>
-          </mc:Fallback>
-        </mc:AlternateContent>
-      </w:r>
-      <w:r>
-        <w:rPr>
-          <w:rFonts w:asciiTheme="majorBidi" w:hAnsiTheme="majorBidi" w:cstheme="majorBidi"/>
-          <w:noProof/>
-          <w:sz w:val="36"/>
-          <w:szCs w:val="36"/>
-          <w:lang w:bidi="fa-IR"/>
-        </w:rPr>
-        <mc:AlternateContent>
-          <mc:Choice Requires="wps">
-            <w:drawing>
-              <wp:anchor distT="45720" distB="45720" distL="114300" distR="114300" simplePos="0" relativeHeight="251686912" behindDoc="0" locked="0" layoutInCell="1" allowOverlap="1" wp14:anchorId="3EA65B61" wp14:editId="7C51B236">
-                <wp:simplePos x="0" y="0"/>
-                <wp:positionH relativeFrom="column">
-                  <wp:posOffset>3140710</wp:posOffset>
-                </wp:positionH>
-                <wp:positionV relativeFrom="paragraph">
-                  <wp:posOffset>280247</wp:posOffset>
-                </wp:positionV>
-                <wp:extent cx="1290955" cy="354965"/>
-                <wp:effectExtent l="0" t="0" r="4445" b="6985"/>
-                <wp:wrapSquare wrapText="bothSides"/>
-                <wp:docPr id="1111235689" name="Text Box 2"/>
-                <wp:cNvGraphicFramePr>
-                  <a:graphicFrameLocks xmlns:a="http://schemas.openxmlformats.org/drawingml/2006/main"/>
-                </wp:cNvGraphicFramePr>
-                <a:graphic xmlns:a="http://schemas.openxmlformats.org/drawingml/2006/main">
-                  <a:graphicData uri="http://schemas.microsoft.com/office/word/2010/wordprocessingShape">
-                    <wps:wsp>
-                      <wps:cNvSpPr txBox="1">
-                        <a:spLocks noChangeArrowheads="1"/>
-                      </wps:cNvSpPr>
-                      <wps:spPr bwMode="auto">
-                        <a:xfrm>
-                          <a:off x="0" y="0"/>
-                          <a:ext cx="1290955" cy="354965"/>
-                        </a:xfrm>
-                        <a:prstGeom prst="rect">
-                          <a:avLst/>
-                        </a:prstGeom>
-                        <a:solidFill>
-                          <a:schemeClr val="bg1"/>
-                        </a:solidFill>
-                        <a:ln w="9525">
-                          <a:noFill/>
-                          <a:miter lim="800000"/>
-                          <a:headEnd/>
-                          <a:tailEnd/>
-                        </a:ln>
-                      </wps:spPr>
-                      <wps:txbx>
-                        <w:txbxContent>
-                          <w:p>
-                            <w:pPr>
-                              <w:bidi/>
-                              <w:rPr>
-                                <w:rFonts w:ascii="Arial Black" w:hAnsi="Arial Black" w:cs="Aria Black"/>
-                                <w:bCs/>
-                                <w:sz w:val="18"/>
-                                <w:szCs w:val="18"/>
-                              </w:rPr>
-                            </w:pPr>
-                            <w:proofErr w:type="spellStart"/>
-                            <w:r>
-                              <w:rPr>
-                                <w:rFonts w:ascii="Arial Black" w:hAnsi="Arial Black" w:cs="Aria Black"/>
-                                <w:bCs/>
-                                <w:sz w:val="18"/>
-                                <w:szCs w:val="18"/>
-                              </w:rPr>
-                              <w:t>seller_shcode</w:t>
-                            </w:r>
-                            <w:proofErr w:type="spellEnd"/>
-                          </w:p>
-                        </w:txbxContent>
-                      </wps:txbx>
-                      <wps:bodyPr rot="0" vert="horz" wrap="square" lIns="91440" tIns="45720" rIns="91440" bIns="45720" anchor="t" anchorCtr="0">
-                        <a:noAutofit/>
-                      </wps:bodyPr>
-                    </wps:wsp>
-                  </a:graphicData>
-                </a:graphic>
-                <wp14:sizeRelH relativeFrom="margin">
-                  <wp14:pctWidth>0</wp14:pctWidth>
-                </wp14:sizeRelH>
-                <wp14:sizeRelV relativeFrom="margin">
-                  <wp14:pctHeight>0</wp14:pctHeight>
-                </wp14:sizeRelV>
-              </wp:anchor>
-            </w:drawing>
-          </mc:Choice>
-          <mc:Fallback>
-            <w:pict>
-              <v:shape w14:anchorId="3EA65B61" id="_x0000_s1057" type="#_x0000_t202" style="position:absolute;left:0;text-align:left;margin-left:247.3pt;margin-top:22.05pt;width:101.65pt;height:27.95pt;z-index:251686912;visibility:visible;mso-wrap-style:square;mso-width-percent:0;mso-height-percent:0;mso-wrap-distance-left:9pt;mso-wrap-distance-top:3.6pt;mso-wrap-distance-right:9pt;mso-wrap-distance-bottom:3.6pt;mso-position-horizontal:absolute;mso-position-horizontal-relative:text;mso-position-vertical:absolute;mso-position-vertical-relative:text;mso-width-percent:0;mso-height-percent:0;mso-width-relative:margin;mso-height-relative:margin;v-text-anchor:top" o:gfxdata="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" fillcolor="white [3212]" stroked="f">
-                <v:textbox>
-                  <w:txbxContent>
-                    <w:p>
-                      <w:pPr>
-                        <w:bidi/>
-                        <w:rPr>
-                          <w:rFonts w:ascii="Arial Black" w:hAnsi="Arial Black" w:cs="Aria Black"/>
-                          <w:bCs/>
-                          <w:sz w:val="18"/>
-                          <w:szCs w:val="18"/>
-                        </w:rPr>
-                      </w:pPr>
-                      <w:proofErr w:type="spellStart"/>
-                      <w:r>
-                        <w:rPr>
-                          <w:rFonts w:ascii="Arial Black" w:hAnsi="Arial Black" w:cs="Aria Black"/>
-                          <w:bCs/>
-                          <w:sz w:val="18"/>
-                          <w:szCs w:val="18"/>
-                        </w:rPr>
-                        <w:t>seller_shcode</w:t>
                       </w:r>
                       <w:proofErr w:type="spellEnd"/>
                     </w:p>
@@ -6590,7 +6720,7 @@
           </mc:Choice>
           <mc:Fallback>
             <w:pict>
-              <v:shape w14:anchorId="4C651571" id="_x0000_s1058" style="position:absolute;left:0;text-align:left;margin-left:247.3pt;margin-top:46.8pt;width:97.9pt;height:27.35pt;z-index:251682816;visibility:visible;mso-wrap-style:square;mso-width-percent:0;mso-height-percent:0;mso-wrap-distance-left:9pt;mso-wrap-distance-top:3.6pt;mso-wrap-distance-right:9pt;mso-wrap-distance-bottom:3.6pt;mso-position-horizontal:absolute;mso-position-horizontal-relative:text;mso-position-vertical:absolute;mso-position-vertical-relative:text;mso-width-percent:0;mso-height-percent:0;mso-width-relative:margin;mso-height-relative:margin;v-text-anchor:middle" coordsize="942975,346710" o:spt="100" o:gfxdata="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" adj="-11796480,,5400" path="m,l942975,r,346710l8466,346710,,xe" fillcolor="white [3212]" stroked="f">
+              <v:shape w14:anchorId="4C651571" id="_x0000_s1057" style="position:absolute;left:0;text-align:left;margin-left:247.3pt;margin-top:46.8pt;width:97.9pt;height:27.35pt;z-index:251682816;visibility:visible;mso-wrap-style:square;mso-width-percent:0;mso-height-percent:0;mso-wrap-distance-left:9pt;mso-wrap-distance-top:3.6pt;mso-wrap-distance-right:9pt;mso-wrap-distance-bottom:3.6pt;mso-position-horizontal:absolute;mso-position-horizontal-relative:text;mso-position-vertical:absolute;mso-position-vertical-relative:text;mso-width-percent:0;mso-height-percent:0;mso-width-relative:margin;mso-height-relative:margin;v-text-anchor:middle" coordsize="942975,346710" o:spt="100" o:gfxdata="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" adj="-11796480,,5400" path="m,l942975,r,346710l8466,346710,,xe" fillcolor="white [3212]" stroked="f">
                 <v:stroke joinstyle="miter"/>
                 <v:formulas/>
                 <v:path arrowok="t" o:connecttype="custom" o:connectlocs="0,0;1243584,0;1243584,347472;11165,347472;0,0" o:connectangles="0,0,0,0,0" textboxrect="0,0,942975,346710"/>
@@ -6723,7 +6853,7 @@
           </mc:Choice>
           <mc:Fallback>
             <w:pict>
-              <v:shape w14:anchorId="2280F573" id="Text Box 29" o:spid="_x0000_s1055" type="#_x0000_t202" style="position:absolute;margin-left:39.35pt;margin-top:.15pt;width:87.25pt;height:36pt;z-index:251709440;visibility:visible;mso-wrap-style:square;mso-width-percent:0;mso-height-percent:0;mso-wrap-distance-left:9pt;mso-wrap-distance-top:0;mso-wrap-distance-right:9pt;mso-wrap-distance-bottom:0;mso-position-horizontal:absolute;mso-position-horizontal-relative:text;mso-position-vertical:absolute;mso-position-vertical-relative:text;mso-width-percent:0;mso-height-percent:0;mso-width-relative:margin;mso-height-relative:margin;v-text-anchor:bottom" o:gfxdata="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" filled="f" stroked="f" strokeweight=".5pt">
+              <v:shape w14:anchorId="2280F573" id="Text Box 29" o:spid="_x0000_s1058" type="#_x0000_t202" style="position:absolute;left:0;text-align:left;margin-left:39.35pt;margin-top:.15pt;width:87.25pt;height:36pt;z-index:251709440;visibility:visible;mso-wrap-style:square;mso-width-percent:0;mso-height-percent:0;mso-wrap-distance-left:9pt;mso-wrap-distance-top:0;mso-wrap-distance-right:9pt;mso-wrap-distance-bottom:0;mso-position-horizontal:absolute;mso-position-horizontal-relative:text;mso-position-vertical:absolute;mso-position-vertical-relative:text;mso-width-percent:0;mso-height-percent:0;mso-width-relative:margin;mso-height-relative:margin;v-text-anchor:bottom" o:gfxdata="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" filled="f" stroked="f" strokeweight=".5pt">
                 <v:textbox inset=",7.2pt">
                   <w:txbxContent>
                     <w:p>
@@ -6907,7 +7037,7 @@
           </mc:Choice>
           <mc:Fallback>
             <w:pict>
-              <v:roundrect w14:anchorId="0242DB0C" id="Rectangle: Rounded Corners 332907720" o:spid="_x0000_s1056" style="position:absolute;margin-left:-44pt;margin-top:-2.5pt;width:83.25pt;height:42.45pt;z-index:251746304;visibility:visible;mso-wrap-style:square;mso-width-percent:0;mso-height-percent:0;mso-wrap-distance-left:9pt;mso-wrap-distance-top:0;mso-wrap-distance-right:9pt;mso-wrap-distance-bottom:0;mso-position-horizontal:absolute;mso-position-horizontal-relative:text;mso-position-vertical:absolute;mso-position-vertical-relative:text;mso-width-percent:0;mso-height-percent:0;mso-width-relative:margin;mso-height-relative:margin;v-text-anchor:bottom" arcsize="10923f" o:gfxdata="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" fillcolor="white [3201]" strokecolor="black [3213]" strokeweight="1pt">
+              <v:roundrect w14:anchorId="0242DB0C" id="Rectangle: Rounded Corners 332907720" o:spid="_x0000_s1059" style="position:absolute;left:0;text-align:left;margin-left:-44pt;margin-top:-2.5pt;width:83.25pt;height:42.45pt;z-index:251746304;visibility:visible;mso-wrap-style:square;mso-width-percent:0;mso-height-percent:0;mso-wrap-distance-left:9pt;mso-wrap-distance-top:0;mso-wrap-distance-right:9pt;mso-wrap-distance-bottom:0;mso-position-horizontal:absolute;mso-position-horizontal-relative:text;mso-position-vertical:absolute;mso-position-vertical-relative:text;mso-width-percent:0;mso-height-percent:0;mso-width-relative:margin;mso-height-relative:margin;v-text-anchor:bottom" arcsize="10923f" o:gfxdata="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" fillcolor="white [3201]" strokecolor="black [3213]" strokeweight="1pt">
                 <v:stroke joinstyle="miter"/>
                 <v:textbox>
                   <w:txbxContent>
@@ -7087,7 +7217,7 @@
           </mc:Choice>
           <mc:Fallback>
             <w:pict>
-              <v:roundrect w14:anchorId="2705B8AA" id="Rectangle: Rounded Corners 5" o:spid="_x0000_s1057" style="position:absolute;margin-left:41.35pt;margin-top:-2.5pt;width:87.25pt;height:42.45pt;z-index:251672576;visibility:visible;mso-wrap-style:square;mso-width-percent:0;mso-height-percent:0;mso-wrap-distance-left:9pt;mso-wrap-distance-top:0;mso-wrap-distance-right:9pt;mso-wrap-distance-bottom:0;mso-position-horizontal:absolute;mso-position-horizontal-relative:text;mso-position-vertical:absolute;mso-position-vertical-relative:text;mso-width-percent:0;mso-height-percent:0;mso-width-relative:margin;mso-height-relative:margin;v-text-anchor:middle" arcsize="10923f" o:gfxdata="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" fillcolor="white [3201]" strokecolor="black [3213]" strokeweight="1pt">
+              <v:roundrect w14:anchorId="2705B8AA" id="Rectangle: Rounded Corners 5" o:spid="_x0000_s1060" style="position:absolute;left:0;text-align:left;margin-left:41.35pt;margin-top:-2.5pt;width:87.25pt;height:42.45pt;z-index:251672576;visibility:visible;mso-wrap-style:square;mso-width-percent:0;mso-height-percent:0;mso-wrap-distance-left:9pt;mso-wrap-distance-top:0;mso-wrap-distance-right:9pt;mso-wrap-distance-bottom:0;mso-position-horizontal:absolute;mso-position-horizontal-relative:text;mso-position-vertical:absolute;mso-position-vertical-relative:text;mso-width-percent:0;mso-height-percent:0;mso-width-relative:margin;mso-height-relative:margin;v-text-anchor:middle" arcsize="10923f" o:gfxdata="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" fillcolor="white [3201]" strokecolor="black [3213]" strokeweight="1pt">
                 <v:stroke joinstyle="miter"/>
                 <v:textbox>
                   <w:txbxContent>
@@ -7303,7 +7433,7 @@
           </mc:Choice>
           <mc:Fallback>
             <w:pict>
-              <v:roundrect w14:anchorId="11398C26" id="Rectangle: Rounded Corners 2" o:spid="_x0000_s1062" style="position:absolute;left:0;text-align:left;margin-left:131.15pt;margin-top:-2.45pt;width:103.2pt;height:42.65pt;z-index:251670528;visibility:visible;mso-wrap-style:square;mso-width-percent:0;mso-height-percent:0;mso-wrap-distance-left:9pt;mso-wrap-distance-top:0;mso-wrap-distance-right:9pt;mso-wrap-distance-bottom:0;mso-position-horizontal:absolute;mso-position-horizontal-relative:text;mso-position-vertical:absolute;mso-position-vertical-relative:text;mso-width-percent:0;mso-height-percent:0;mso-width-relative:margin;mso-height-relative:margin;v-text-anchor:middle" arcsize="10923f" o:gfxdata="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" fillcolor="white [3201]" strokecolor="black [3213]" strokeweight="1pt">
+              <v:roundrect w14:anchorId="11398C26" id="Rectangle: Rounded Corners 2" o:spid="_x0000_s1061" style="position:absolute;left:0;text-align:left;margin-left:131.15pt;margin-top:-2.45pt;width:103.2pt;height:42.65pt;z-index:251670528;visibility:visible;mso-wrap-style:square;mso-width-percent:0;mso-height-percent:0;mso-wrap-distance-left:9pt;mso-wrap-distance-top:0;mso-wrap-distance-right:9pt;mso-wrap-distance-bottom:0;mso-position-horizontal:absolute;mso-position-horizontal-relative:text;mso-position-vertical:absolute;mso-position-vertical-relative:text;mso-width-percent:0;mso-height-percent:0;mso-width-relative:margin;mso-height-relative:margin;v-text-anchor:middle" arcsize="10923f" o:gfxdata="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" fillcolor="white [3201]" strokecolor="black [3213]" strokeweight="1pt">
                 <v:stroke joinstyle="miter"/>
                 <v:textbox>
                   <w:txbxContent>
@@ -9791,11 +9921,7 @@
           </mc:Choice>
           <mc:Fallback>
             <w:pict>
-              <v:shapetype w14:anchorId="05968064" id="_x0000_t202" coordsize="21600,21600" o:spt="202" path="m,l,21600r21600,l21600,xe">
-                <v:stroke joinstyle="miter"/>
-                <v:path gradientshapeok="t" o:connecttype="rect"/>
-              </v:shapetype>
-              <v:shape id="_x0000_s1069" type="#_x0000_t202" style="position:absolute;margin-left:47.55pt;margin-top:11.2pt;width:108pt;height:64.1pt;z-index:251765760;visibility:visible;mso-wrap-style:square;mso-width-percent:0;mso-height-percent:0;mso-wrap-distance-left:9pt;mso-wrap-distance-top:0;mso-wrap-distance-right:9pt;mso-wrap-distance-bottom:0;mso-position-horizontal:absolute;mso-position-horizontal-relative:text;mso-position-vertical:absolute;mso-position-vertical-relative:text;mso-width-percent:0;mso-height-percent:0;mso-width-relative:margin;mso-height-relative:margin;v-text-anchor:top" o:gfxdata="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" filled="f" stroked="f" strokeweight=".5pt">
+              <v:shape w14:anchorId="05968064" id="_x0000_s1068" type="#_x0000_t202" style="position:absolute;margin-left:47.55pt;margin-top:11.2pt;width:108pt;height:64.1pt;z-index:251765760;visibility:visible;mso-wrap-style:square;mso-width-percent:0;mso-height-percent:0;mso-wrap-distance-left:9pt;mso-wrap-distance-top:0;mso-wrap-distance-right:9pt;mso-wrap-distance-bottom:0;mso-position-horizontal:absolute;mso-position-horizontal-relative:text;mso-position-vertical:absolute;mso-position-vertical-relative:text;mso-width-percent:0;mso-height-percent:0;mso-width-relative:margin;mso-height-relative:margin;v-text-anchor:top" o:gfxdata="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" filled="f" stroked="f" strokeweight=".5pt">
                 <v:textbox>
                   <w:txbxContent>
                     <w:p>

--- a/assets/AG.docx
+++ b/assets/AG.docx
@@ -680,12 +680,13 @@
                               <w:txbxContent>
                                 <w:p>
                                   <w:pPr>
+                                    <w:jc w:val="center"/>
                                     <w:rPr>
                                       <w:rFonts w:ascii="Arial Black" w:hAnsi="Arial Black" w:cs="Aria Black"/>
                                       <w:b/>
                                       <w:bCs/>
-                                      <w:sz w:val="16"/>
-                                      <w:szCs w:val="16"/>
+                                      <w:sz w:val="18"/>
+                                      <w:szCs w:val="18"/>
                                     </w:rPr>
                                   </w:pPr>
                                   <w:proofErr w:type="spellStart"/>
@@ -694,8 +695,8 @@
                                       <w:rFonts w:ascii="Arial Black" w:hAnsi="Arial Black" w:cs="Aria Black"/>
                                       <w:b/>
                                       <w:bCs/>
-                                      <w:sz w:val="14"/>
-                                      <w:szCs w:val="14"/>
+                                      <w:sz w:val="16"/>
+                                      <w:szCs w:val="16"/>
                                     </w:rPr>
                                     <w:t>pelak</w:t>
                                   </w:r>
@@ -728,22 +729,23 @@
                         <w:txbxContent>
                           <w:p>
                             <w:pPr>
+                              <w:jc w:val="center"/>
+                              <w:rPr>
+                                <w:rFonts w:ascii="Arial Black" w:hAnsi="Arial Black" w:cs="Aria Black"/>
+                                <w:b/>
+                                <w:bCs/>
+                                <w:sz w:val="18"/>
+                                <w:szCs w:val="18"/>
+                              </w:rPr>
+                            </w:pPr>
+                            <w:proofErr w:type="spellStart"/>
+                            <w:r>
                               <w:rPr>
                                 <w:rFonts w:ascii="Arial Black" w:hAnsi="Arial Black" w:cs="Aria Black"/>
                                 <w:b/>
                                 <w:bCs/>
                                 <w:sz w:val="16"/>
                                 <w:szCs w:val="16"/>
-                              </w:rPr>
-                            </w:pPr>
-                            <w:proofErr w:type="spellStart"/>
-                            <w:r>
-                              <w:rPr>
-                                <w:rFonts w:ascii="Arial Black" w:hAnsi="Arial Black" w:cs="Aria Black"/>
-                                <w:b/>
-                                <w:bCs/>
-                                <w:sz w:val="14"/>
-                                <w:szCs w:val="14"/>
                               </w:rPr>
                               <w:t>pelak</w:t>
                             </w:r>
@@ -1351,21 +1353,2730 @@
     <w:p>
       <w:pPr>
         <w:tabs>
-          <w:tab w:val="center" w:pos="4635"/>
-          <w:tab w:val="left" w:pos="9180"/>
-          <w:tab w:val="right" w:pos="9270"/>
-          <w:tab w:val="left" w:pos="10260"/>
+          <w:tab w:val="center" w:pos="5040"/>
         </w:tabs>
-        <w:spacing w:before="240"/>
-        <w:ind w:left="-1080" w:right="296"/>
-        <w:jc w:val="right"/>
+        <w:bidi/>
+        <w:ind w:left="296" w:right="-990"/>
         <w:rPr>
           <w:rFonts w:asciiTheme="majorBidi" w:hAnsiTheme="majorBidi" w:cstheme="majorBidi"/>
           <w:b/>
           <w:bCs/>
+          <w:sz w:val="20"/>
+          <w:szCs w:val="20"/>
           <w:lang w:bidi="fa-IR"/>
         </w:rPr>
       </w:pPr>
+      <w:r>
+        <w:rPr>
+          <w:rFonts w:asciiTheme="majorBidi" w:hAnsiTheme="majorBidi" w:cstheme="majorBidi"/>
+          <w:b/>
+          <w:bCs/>
+          <w:noProof/>
+          <w:sz w:val="28"/>
+          <w:szCs w:val="28"/>
+          <w:rtl/>
+          <w:lang w:val="fa-IR" w:bidi="fa-IR"/>
+        </w:rPr>
+        <mc:AlternateContent>
+          <mc:Choice Requires="wps">
+            <w:drawing>
+              <wp:anchor distT="0" distB="0" distL="114300" distR="114300" simplePos="0" relativeHeight="251769856" behindDoc="0" locked="0" layoutInCell="1" allowOverlap="1" wp14:anchorId="19E36218" wp14:editId="4D44D3D2">
+                <wp:simplePos x="0" y="0"/>
+                <wp:positionH relativeFrom="column">
+                  <wp:posOffset>-673100</wp:posOffset>
+                </wp:positionH>
+                <wp:positionV relativeFrom="paragraph">
+                  <wp:posOffset>5568950</wp:posOffset>
+                </wp:positionV>
+                <wp:extent cx="7086600" cy="694944"/>
+                <wp:effectExtent l="0" t="0" r="0" b="0"/>
+                <wp:wrapNone/>
+                <wp:docPr id="1320925283" name="Text Box 54"/>
+                <wp:cNvGraphicFramePr/>
+                <a:graphic xmlns:a="http://schemas.openxmlformats.org/drawingml/2006/main">
+                  <a:graphicData uri="http://schemas.microsoft.com/office/word/2010/wordprocessingShape">
+                    <wps:wsp>
+                      <wps:cNvSpPr txBox="1"/>
+                      <wps:spPr>
+                        <a:xfrm>
+                          <a:off x="0" y="0"/>
+                          <a:ext cx="7086600" cy="694944"/>
+                        </a:xfrm>
+                        <a:custGeom>
+                          <a:avLst/>
+                          <a:gdLst>
+                            <a:gd name="csX0" fmla="*/ 0 w 6088380"/>
+                            <a:gd name="csY0" fmla="*/ 0 h 411480"/>
+                            <a:gd name="csX1" fmla="*/ 6088380 w 6088380"/>
+                            <a:gd name="csY1" fmla="*/ 0 h 411480"/>
+                            <a:gd name="csX2" fmla="*/ 6088380 w 6088380"/>
+                            <a:gd name="csY2" fmla="*/ 411480 h 411480"/>
+                            <a:gd name="csX3" fmla="*/ 0 w 6088380"/>
+                            <a:gd name="csY3" fmla="*/ 411480 h 411480"/>
+                            <a:gd name="csX4" fmla="*/ 0 w 6088380"/>
+                            <a:gd name="csY4" fmla="*/ 0 h 411480"/>
+                            <a:gd name="csX0" fmla="*/ 0 w 6997700"/>
+                            <a:gd name="csY0" fmla="*/ 0 h 632460"/>
+                            <a:gd name="csX1" fmla="*/ 6088380 w 6997700"/>
+                            <a:gd name="csY1" fmla="*/ 0 h 632460"/>
+                            <a:gd name="csX2" fmla="*/ 6997700 w 6997700"/>
+                            <a:gd name="csY2" fmla="*/ 632460 h 632460"/>
+                            <a:gd name="csX3" fmla="*/ 0 w 6997700"/>
+                            <a:gd name="csY3" fmla="*/ 411480 h 632460"/>
+                            <a:gd name="csX4" fmla="*/ 0 w 6997700"/>
+                            <a:gd name="csY4" fmla="*/ 0 h 632460"/>
+                            <a:gd name="csX0" fmla="*/ 0 w 6997700"/>
+                            <a:gd name="csY0" fmla="*/ 0 h 632460"/>
+                            <a:gd name="csX1" fmla="*/ 6088380 w 6997700"/>
+                            <a:gd name="csY1" fmla="*/ 0 h 632460"/>
+                            <a:gd name="csX2" fmla="*/ 6997700 w 6997700"/>
+                            <a:gd name="csY2" fmla="*/ 632460 h 632460"/>
+                            <a:gd name="csX3" fmla="*/ 0 w 6997700"/>
+                            <a:gd name="csY3" fmla="*/ 632460 h 632460"/>
+                            <a:gd name="csX4" fmla="*/ 0 w 6997700"/>
+                            <a:gd name="csY4" fmla="*/ 0 h 632460"/>
+                            <a:gd name="csX0" fmla="*/ 0 w 7081520"/>
+                            <a:gd name="csY0" fmla="*/ 0 h 708660"/>
+                            <a:gd name="csX1" fmla="*/ 6172200 w 7081520"/>
+                            <a:gd name="csY1" fmla="*/ 76200 h 708660"/>
+                            <a:gd name="csX2" fmla="*/ 7081520 w 7081520"/>
+                            <a:gd name="csY2" fmla="*/ 708660 h 708660"/>
+                            <a:gd name="csX3" fmla="*/ 83820 w 7081520"/>
+                            <a:gd name="csY3" fmla="*/ 708660 h 708660"/>
+                            <a:gd name="csX4" fmla="*/ 0 w 7081520"/>
+                            <a:gd name="csY4" fmla="*/ 0 h 708660"/>
+                            <a:gd name="csX0" fmla="*/ 0 w 7081520"/>
+                            <a:gd name="csY0" fmla="*/ 0 h 708660"/>
+                            <a:gd name="csX1" fmla="*/ 6172200 w 7081520"/>
+                            <a:gd name="csY1" fmla="*/ 76200 h 708660"/>
+                            <a:gd name="csX2" fmla="*/ 7081520 w 7081520"/>
+                            <a:gd name="csY2" fmla="*/ 708660 h 708660"/>
+                            <a:gd name="csX3" fmla="*/ 0 w 7081520"/>
+                            <a:gd name="csY3" fmla="*/ 708660 h 708660"/>
+                            <a:gd name="csX4" fmla="*/ 0 w 7081520"/>
+                            <a:gd name="csY4" fmla="*/ 0 h 708660"/>
+                            <a:gd name="csX0" fmla="*/ 0 w 7081520"/>
+                            <a:gd name="csY0" fmla="*/ 0 h 708660"/>
+                            <a:gd name="csX1" fmla="*/ 6172200 w 7081520"/>
+                            <a:gd name="csY1" fmla="*/ 0 h 708660"/>
+                            <a:gd name="csX2" fmla="*/ 7081520 w 7081520"/>
+                            <a:gd name="csY2" fmla="*/ 708660 h 708660"/>
+                            <a:gd name="csX3" fmla="*/ 0 w 7081520"/>
+                            <a:gd name="csY3" fmla="*/ 708660 h 708660"/>
+                            <a:gd name="csX4" fmla="*/ 0 w 7081520"/>
+                            <a:gd name="csY4" fmla="*/ 0 h 708660"/>
+                            <a:gd name="csX0" fmla="*/ 0 w 7081520"/>
+                            <a:gd name="csY0" fmla="*/ 27093 h 735753"/>
+                            <a:gd name="csX1" fmla="*/ 6172200 w 7081520"/>
+                            <a:gd name="csY1" fmla="*/ 27093 h 735753"/>
+                            <a:gd name="csX2" fmla="*/ 7081520 w 7081520"/>
+                            <a:gd name="csY2" fmla="*/ 735753 h 735753"/>
+                            <a:gd name="csX3" fmla="*/ 0 w 7081520"/>
+                            <a:gd name="csY3" fmla="*/ 735753 h 735753"/>
+                            <a:gd name="csX4" fmla="*/ 0 w 7081520"/>
+                            <a:gd name="csY4" fmla="*/ 27093 h 735753"/>
+                            <a:gd name="csX0" fmla="*/ 0 w 7081520"/>
+                            <a:gd name="csY0" fmla="*/ 0 h 708660"/>
+                            <a:gd name="csX1" fmla="*/ 6172200 w 7081520"/>
+                            <a:gd name="csY1" fmla="*/ 0 h 708660"/>
+                            <a:gd name="csX2" fmla="*/ 7081520 w 7081520"/>
+                            <a:gd name="csY2" fmla="*/ 708660 h 708660"/>
+                            <a:gd name="csX3" fmla="*/ 0 w 7081520"/>
+                            <a:gd name="csY3" fmla="*/ 708660 h 708660"/>
+                            <a:gd name="csX4" fmla="*/ 0 w 7081520"/>
+                            <a:gd name="csY4" fmla="*/ 0 h 708660"/>
+                            <a:gd name="csX0" fmla="*/ 0 w 7081520"/>
+                            <a:gd name="csY0" fmla="*/ 0 h 708660"/>
+                            <a:gd name="csX1" fmla="*/ 6172200 w 7081520"/>
+                            <a:gd name="csY1" fmla="*/ 0 h 708660"/>
+                            <a:gd name="csX2" fmla="*/ 6865620 w 7081520"/>
+                            <a:gd name="csY2" fmla="*/ 548640 h 708660"/>
+                            <a:gd name="csX3" fmla="*/ 7081520 w 7081520"/>
+                            <a:gd name="csY3" fmla="*/ 708660 h 708660"/>
+                            <a:gd name="csX4" fmla="*/ 0 w 7081520"/>
+                            <a:gd name="csY4" fmla="*/ 708660 h 708660"/>
+                            <a:gd name="csX5" fmla="*/ 0 w 7081520"/>
+                            <a:gd name="csY5" fmla="*/ 0 h 708660"/>
+                            <a:gd name="csX0" fmla="*/ 0 w 7081520"/>
+                            <a:gd name="csY0" fmla="*/ 0 h 708660"/>
+                            <a:gd name="csX1" fmla="*/ 6172200 w 7081520"/>
+                            <a:gd name="csY1" fmla="*/ 0 h 708660"/>
+                            <a:gd name="csX2" fmla="*/ 7081520 w 7081520"/>
+                            <a:gd name="csY2" fmla="*/ 228600 h 708660"/>
+                            <a:gd name="csX3" fmla="*/ 7081520 w 7081520"/>
+                            <a:gd name="csY3" fmla="*/ 708660 h 708660"/>
+                            <a:gd name="csX4" fmla="*/ 0 w 7081520"/>
+                            <a:gd name="csY4" fmla="*/ 708660 h 708660"/>
+                            <a:gd name="csX5" fmla="*/ 0 w 7081520"/>
+                            <a:gd name="csY5" fmla="*/ 0 h 708660"/>
+                            <a:gd name="csX0" fmla="*/ 0 w 7081520"/>
+                            <a:gd name="csY0" fmla="*/ 0 h 708660"/>
+                            <a:gd name="csX1" fmla="*/ 6172200 w 7081520"/>
+                            <a:gd name="csY1" fmla="*/ 0 h 708660"/>
+                            <a:gd name="csX2" fmla="*/ 6469380 w 7081520"/>
+                            <a:gd name="csY2" fmla="*/ 76200 h 708660"/>
+                            <a:gd name="csX3" fmla="*/ 7081520 w 7081520"/>
+                            <a:gd name="csY3" fmla="*/ 228600 h 708660"/>
+                            <a:gd name="csX4" fmla="*/ 7081520 w 7081520"/>
+                            <a:gd name="csY4" fmla="*/ 708660 h 708660"/>
+                            <a:gd name="csX5" fmla="*/ 0 w 7081520"/>
+                            <a:gd name="csY5" fmla="*/ 708660 h 708660"/>
+                            <a:gd name="csX6" fmla="*/ 0 w 7081520"/>
+                            <a:gd name="csY6" fmla="*/ 0 h 708660"/>
+                            <a:gd name="csX0" fmla="*/ 0 w 7081520"/>
+                            <a:gd name="csY0" fmla="*/ 0 h 708660"/>
+                            <a:gd name="csX1" fmla="*/ 6172200 w 7081520"/>
+                            <a:gd name="csY1" fmla="*/ 0 h 708660"/>
+                            <a:gd name="csX2" fmla="*/ 6446520 w 7081520"/>
+                            <a:gd name="csY2" fmla="*/ 205740 h 708660"/>
+                            <a:gd name="csX3" fmla="*/ 7081520 w 7081520"/>
+                            <a:gd name="csY3" fmla="*/ 228600 h 708660"/>
+                            <a:gd name="csX4" fmla="*/ 7081520 w 7081520"/>
+                            <a:gd name="csY4" fmla="*/ 708660 h 708660"/>
+                            <a:gd name="csX5" fmla="*/ 0 w 7081520"/>
+                            <a:gd name="csY5" fmla="*/ 708660 h 708660"/>
+                            <a:gd name="csX6" fmla="*/ 0 w 7081520"/>
+                            <a:gd name="csY6" fmla="*/ 0 h 708660"/>
+                            <a:gd name="csX0" fmla="*/ 0 w 7081520"/>
+                            <a:gd name="csY0" fmla="*/ 0 h 708660"/>
+                            <a:gd name="csX1" fmla="*/ 6172200 w 7081520"/>
+                            <a:gd name="csY1" fmla="*/ 0 h 708660"/>
+                            <a:gd name="csX2" fmla="*/ 6446520 w 7081520"/>
+                            <a:gd name="csY2" fmla="*/ 205740 h 708660"/>
+                            <a:gd name="csX3" fmla="*/ 7081520 w 7081520"/>
+                            <a:gd name="csY3" fmla="*/ 175260 h 708660"/>
+                            <a:gd name="csX4" fmla="*/ 7081520 w 7081520"/>
+                            <a:gd name="csY4" fmla="*/ 708660 h 708660"/>
+                            <a:gd name="csX5" fmla="*/ 0 w 7081520"/>
+                            <a:gd name="csY5" fmla="*/ 708660 h 708660"/>
+                            <a:gd name="csX6" fmla="*/ 0 w 7081520"/>
+                            <a:gd name="csY6" fmla="*/ 0 h 708660"/>
+                            <a:gd name="csX0" fmla="*/ 0 w 7081520"/>
+                            <a:gd name="csY0" fmla="*/ 0 h 708660"/>
+                            <a:gd name="csX1" fmla="*/ 6172200 w 7081520"/>
+                            <a:gd name="csY1" fmla="*/ 0 h 708660"/>
+                            <a:gd name="csX2" fmla="*/ 6446520 w 7081520"/>
+                            <a:gd name="csY2" fmla="*/ 175260 h 708660"/>
+                            <a:gd name="csX3" fmla="*/ 7081520 w 7081520"/>
+                            <a:gd name="csY3" fmla="*/ 175260 h 708660"/>
+                            <a:gd name="csX4" fmla="*/ 7081520 w 7081520"/>
+                            <a:gd name="csY4" fmla="*/ 708660 h 708660"/>
+                            <a:gd name="csX5" fmla="*/ 0 w 7081520"/>
+                            <a:gd name="csY5" fmla="*/ 708660 h 708660"/>
+                            <a:gd name="csX6" fmla="*/ 0 w 7081520"/>
+                            <a:gd name="csY6" fmla="*/ 0 h 708660"/>
+                            <a:gd name="csX0" fmla="*/ 0 w 7081520"/>
+                            <a:gd name="csY0" fmla="*/ 0 h 708660"/>
+                            <a:gd name="csX1" fmla="*/ 6172200 w 7081520"/>
+                            <a:gd name="csY1" fmla="*/ 0 h 708660"/>
+                            <a:gd name="csX2" fmla="*/ 6225540 w 7081520"/>
+                            <a:gd name="csY2" fmla="*/ 213360 h 708660"/>
+                            <a:gd name="csX3" fmla="*/ 7081520 w 7081520"/>
+                            <a:gd name="csY3" fmla="*/ 175260 h 708660"/>
+                            <a:gd name="csX4" fmla="*/ 7081520 w 7081520"/>
+                            <a:gd name="csY4" fmla="*/ 708660 h 708660"/>
+                            <a:gd name="csX5" fmla="*/ 0 w 7081520"/>
+                            <a:gd name="csY5" fmla="*/ 708660 h 708660"/>
+                            <a:gd name="csX6" fmla="*/ 0 w 7081520"/>
+                            <a:gd name="csY6" fmla="*/ 0 h 708660"/>
+                            <a:gd name="csX0" fmla="*/ 0 w 7081520"/>
+                            <a:gd name="csY0" fmla="*/ 0 h 708660"/>
+                            <a:gd name="csX1" fmla="*/ 6172200 w 7081520"/>
+                            <a:gd name="csY1" fmla="*/ 0 h 708660"/>
+                            <a:gd name="csX2" fmla="*/ 6149340 w 7081520"/>
+                            <a:gd name="csY2" fmla="*/ 198120 h 708660"/>
+                            <a:gd name="csX3" fmla="*/ 7081520 w 7081520"/>
+                            <a:gd name="csY3" fmla="*/ 175260 h 708660"/>
+                            <a:gd name="csX4" fmla="*/ 7081520 w 7081520"/>
+                            <a:gd name="csY4" fmla="*/ 708660 h 708660"/>
+                            <a:gd name="csX5" fmla="*/ 0 w 7081520"/>
+                            <a:gd name="csY5" fmla="*/ 708660 h 708660"/>
+                            <a:gd name="csX6" fmla="*/ 0 w 7081520"/>
+                            <a:gd name="csY6" fmla="*/ 0 h 708660"/>
+                            <a:gd name="csX0" fmla="*/ 0 w 7081520"/>
+                            <a:gd name="csY0" fmla="*/ 0 h 708660"/>
+                            <a:gd name="csX1" fmla="*/ 6172200 w 7081520"/>
+                            <a:gd name="csY1" fmla="*/ 0 h 708660"/>
+                            <a:gd name="csX2" fmla="*/ 6149340 w 7081520"/>
+                            <a:gd name="csY2" fmla="*/ 175260 h 708660"/>
+                            <a:gd name="csX3" fmla="*/ 7081520 w 7081520"/>
+                            <a:gd name="csY3" fmla="*/ 175260 h 708660"/>
+                            <a:gd name="csX4" fmla="*/ 7081520 w 7081520"/>
+                            <a:gd name="csY4" fmla="*/ 708660 h 708660"/>
+                            <a:gd name="csX5" fmla="*/ 0 w 7081520"/>
+                            <a:gd name="csY5" fmla="*/ 708660 h 708660"/>
+                            <a:gd name="csX6" fmla="*/ 0 w 7081520"/>
+                            <a:gd name="csY6" fmla="*/ 0 h 708660"/>
+                            <a:gd name="csX0" fmla="*/ 0 w 7999815"/>
+                            <a:gd name="csY0" fmla="*/ 0 h 708660"/>
+                            <a:gd name="csX1" fmla="*/ 6172200 w 7999815"/>
+                            <a:gd name="csY1" fmla="*/ 0 h 708660"/>
+                            <a:gd name="csX2" fmla="*/ 6149340 w 7999815"/>
+                            <a:gd name="csY2" fmla="*/ 175260 h 708660"/>
+                            <a:gd name="csX3" fmla="*/ 7081520 w 7999815"/>
+                            <a:gd name="csY3" fmla="*/ 175260 h 708660"/>
+                            <a:gd name="csX4" fmla="*/ 7999815 w 7999815"/>
+                            <a:gd name="csY4" fmla="*/ 708660 h 708660"/>
+                            <a:gd name="csX5" fmla="*/ 0 w 7999815"/>
+                            <a:gd name="csY5" fmla="*/ 708660 h 708660"/>
+                            <a:gd name="csX6" fmla="*/ 0 w 7999815"/>
+                            <a:gd name="csY6" fmla="*/ 0 h 708660"/>
+                            <a:gd name="csX0" fmla="*/ 0 w 7999815"/>
+                            <a:gd name="csY0" fmla="*/ 0 h 708660"/>
+                            <a:gd name="csX1" fmla="*/ 6172200 w 7999815"/>
+                            <a:gd name="csY1" fmla="*/ 0 h 708660"/>
+                            <a:gd name="csX2" fmla="*/ 6149340 w 7999815"/>
+                            <a:gd name="csY2" fmla="*/ 175260 h 708660"/>
+                            <a:gd name="csX3" fmla="*/ 7999815 w 7999815"/>
+                            <a:gd name="csY3" fmla="*/ 175260 h 708660"/>
+                            <a:gd name="csX4" fmla="*/ 7999815 w 7999815"/>
+                            <a:gd name="csY4" fmla="*/ 708660 h 708660"/>
+                            <a:gd name="csX5" fmla="*/ 0 w 7999815"/>
+                            <a:gd name="csY5" fmla="*/ 708660 h 708660"/>
+                            <a:gd name="csX6" fmla="*/ 0 w 7999815"/>
+                            <a:gd name="csY6" fmla="*/ 0 h 708660"/>
+                            <a:gd name="csX0" fmla="*/ 0 w 7999815"/>
+                            <a:gd name="csY0" fmla="*/ 0 h 708660"/>
+                            <a:gd name="csX1" fmla="*/ 7078980 w 7999815"/>
+                            <a:gd name="csY1" fmla="*/ 0 h 708660"/>
+                            <a:gd name="csX2" fmla="*/ 6149340 w 7999815"/>
+                            <a:gd name="csY2" fmla="*/ 175260 h 708660"/>
+                            <a:gd name="csX3" fmla="*/ 7999815 w 7999815"/>
+                            <a:gd name="csY3" fmla="*/ 175260 h 708660"/>
+                            <a:gd name="csX4" fmla="*/ 7999815 w 7999815"/>
+                            <a:gd name="csY4" fmla="*/ 708660 h 708660"/>
+                            <a:gd name="csX5" fmla="*/ 0 w 7999815"/>
+                            <a:gd name="csY5" fmla="*/ 708660 h 708660"/>
+                            <a:gd name="csX6" fmla="*/ 0 w 7999815"/>
+                            <a:gd name="csY6" fmla="*/ 0 h 708660"/>
+                            <a:gd name="csX0" fmla="*/ 0 w 7999815"/>
+                            <a:gd name="csY0" fmla="*/ 0 h 708660"/>
+                            <a:gd name="csX1" fmla="*/ 7078980 w 7999815"/>
+                            <a:gd name="csY1" fmla="*/ 0 h 708660"/>
+                            <a:gd name="csX2" fmla="*/ 7064756 w 7999815"/>
+                            <a:gd name="csY2" fmla="*/ 141911 h 708660"/>
+                            <a:gd name="csX3" fmla="*/ 7999815 w 7999815"/>
+                            <a:gd name="csY3" fmla="*/ 175260 h 708660"/>
+                            <a:gd name="csX4" fmla="*/ 7999815 w 7999815"/>
+                            <a:gd name="csY4" fmla="*/ 708660 h 708660"/>
+                            <a:gd name="csX5" fmla="*/ 0 w 7999815"/>
+                            <a:gd name="csY5" fmla="*/ 708660 h 708660"/>
+                            <a:gd name="csX6" fmla="*/ 0 w 7999815"/>
+                            <a:gd name="csY6" fmla="*/ 0 h 708660"/>
+                            <a:gd name="csX0" fmla="*/ 0 w 7999815"/>
+                            <a:gd name="csY0" fmla="*/ 0 h 708660"/>
+                            <a:gd name="csX1" fmla="*/ 7078980 w 7999815"/>
+                            <a:gd name="csY1" fmla="*/ 0 h 708660"/>
+                            <a:gd name="csX2" fmla="*/ 7099300 w 7999815"/>
+                            <a:gd name="csY2" fmla="*/ 191934 h 708660"/>
+                            <a:gd name="csX3" fmla="*/ 7999815 w 7999815"/>
+                            <a:gd name="csY3" fmla="*/ 175260 h 708660"/>
+                            <a:gd name="csX4" fmla="*/ 7999815 w 7999815"/>
+                            <a:gd name="csY4" fmla="*/ 708660 h 708660"/>
+                            <a:gd name="csX5" fmla="*/ 0 w 7999815"/>
+                            <a:gd name="csY5" fmla="*/ 708660 h 708660"/>
+                            <a:gd name="csX6" fmla="*/ 0 w 7999815"/>
+                            <a:gd name="csY6" fmla="*/ 0 h 708660"/>
+                          </a:gdLst>
+                          <a:ahLst/>
+                          <a:cxnLst>
+                            <a:cxn ang="0">
+                              <a:pos x="csX0" y="csY0"/>
+                            </a:cxn>
+                            <a:cxn ang="0">
+                              <a:pos x="csX1" y="csY1"/>
+                            </a:cxn>
+                            <a:cxn ang="0">
+                              <a:pos x="csX2" y="csY2"/>
+                            </a:cxn>
+                            <a:cxn ang="0">
+                              <a:pos x="csX3" y="csY3"/>
+                            </a:cxn>
+                            <a:cxn ang="0">
+                              <a:pos x="csX4" y="csY4"/>
+                            </a:cxn>
+                            <a:cxn ang="0">
+                              <a:pos x="csX5" y="csY5"/>
+                            </a:cxn>
+                            <a:cxn ang="0">
+                              <a:pos x="csX6" y="csY6"/>
+                            </a:cxn>
+                          </a:cxnLst>
+                          <a:rect l="l" t="t" r="r" b="b"/>
+                          <a:pathLst>
+                            <a:path w="7999815" h="708660">
+                              <a:moveTo>
+                                <a:pt x="0" y="0"/>
+                              </a:moveTo>
+                              <a:lnTo>
+                                <a:pt x="7078980" y="0"/>
+                              </a:lnTo>
+                              <a:lnTo>
+                                <a:pt x="7099300" y="191934"/>
+                              </a:lnTo>
+                              <a:lnTo>
+                                <a:pt x="7999815" y="175260"/>
+                              </a:lnTo>
+                              <a:lnTo>
+                                <a:pt x="7999815" y="708660"/>
+                              </a:lnTo>
+                              <a:lnTo>
+                                <a:pt x="0" y="708660"/>
+                              </a:lnTo>
+                              <a:lnTo>
+                                <a:pt x="0" y="0"/>
+                              </a:lnTo>
+                              <a:close/>
+                            </a:path>
+                          </a:pathLst>
+                        </a:custGeom>
+                        <a:noFill/>
+                        <a:ln w="19050">
+                          <a:noFill/>
+                        </a:ln>
+                      </wps:spPr>
+                      <wps:txbx>
+                        <w:txbxContent>
+                          <w:p>
+                            <w:pPr>
+                              <w:bidi/>
+                              <w:jc w:val="both"/>
+                              <w:rPr>
+                                <w:rFonts w:ascii="Arial Black" w:hAnsi="Arial Black" w:cs="Aria Black"/>
+                                <w:sz w:val="12"/>
+                                <w:szCs w:val="12"/>
+                              </w:rPr>
+                            </w:pPr>
+                            <w:proofErr w:type="spellStart"/>
+                            <w:r>
+                              <w:rPr>
+                                <w:rFonts w:ascii="Arial Black" w:hAnsi="Arial Black" w:cs="Aria Black"/>
+                                <w:sz w:val="12"/>
+                                <w:szCs w:val="12"/>
+                              </w:rPr>
+                              <w:t>description_text</w:t>
+                            </w:r>
+                            <w:proofErr w:type="spellEnd"/>
+                          </w:p>
+                        </w:txbxContent>
+                      </wps:txbx>
+                      <wps:bodyPr rot="0" spcFirstLastPara="0" vertOverflow="overflow" horzOverflow="overflow" vert="horz" wrap="square" lIns="9144" tIns="0" rIns="9144" bIns="0" numCol="1" spcCol="0" rtlCol="0" fromWordArt="0" anchor="t" anchorCtr="0" forceAA="0" compatLnSpc="1">
+                        <a:prstTxWarp prst="textNoShape">
+                          <a:avLst/>
+                        </a:prstTxWarp>
+                        <a:noAutofit/>
+                      </wps:bodyPr>
+                    </wps:wsp>
+                  </a:graphicData>
+                </a:graphic>
+                <wp14:sizeRelH relativeFrom="margin">
+                  <wp14:pctWidth>0</wp14:pctWidth>
+                </wp14:sizeRelH>
+                <wp14:sizeRelV relativeFrom="margin">
+                  <wp14:pctHeight>0</wp14:pctHeight>
+                </wp14:sizeRelV>
+              </wp:anchor>
+            </w:drawing>
+          </mc:Choice>
+          <mc:Fallback>
+            <w:pict>
+              <v:shape w14:anchorId="19E36218" id="Text Box 54" o:spid="_x0000_s1033" style="position:absolute;left:0;text-align:left;margin-left:-53pt;margin-top:438.5pt;width:558pt;height:54.7pt;z-index:251769856;visibility:visible;mso-wrap-style:square;mso-width-percent:0;mso-height-percent:0;mso-wrap-distance-left:9pt;mso-wrap-distance-top:0;mso-wrap-distance-right:9pt;mso-wrap-distance-bottom:0;mso-position-horizontal:absolute;mso-position-horizontal-relative:text;mso-position-vertical:absolute;mso-position-vertical-relative:text;mso-width-percent:0;mso-height-percent:0;mso-width-relative:margin;mso-height-relative:margin;v-text-anchor:top" coordsize="7999815,708660" o:spt="100" o:gfxdata="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" adj="-11796480,,5400" path="m,l7078980,r20320,191934l7999815,175260r,533400l,708660,,xe" filled="f" stroked="f" strokeweight="1.5pt">
+                <v:stroke joinstyle="miter"/>
+                <v:formulas/>
+                <v:path arrowok="t" o:connecttype="custom" o:connectlocs="0,0;6270882,0;6288883,188219;7086600,171868;7086600,694944;0,694944;0,0" o:connectangles="0,0,0,0,0,0,0" textboxrect="0,0,7999815,708660"/>
+                <v:textbox inset=".72pt,0,.72pt,0">
+                  <w:txbxContent>
+                    <w:p>
+                      <w:pPr>
+                        <w:bidi/>
+                        <w:jc w:val="both"/>
+                        <w:rPr>
+                          <w:rFonts w:ascii="Arial Black" w:hAnsi="Arial Black" w:cs="Aria Black"/>
+                          <w:sz w:val="12"/>
+                          <w:szCs w:val="12"/>
+                        </w:rPr>
+                      </w:pPr>
+                      <w:proofErr w:type="spellStart"/>
+                      <w:r>
+                        <w:rPr>
+                          <w:rFonts w:ascii="Arial Black" w:hAnsi="Arial Black" w:cs="Aria Black"/>
+                          <w:sz w:val="12"/>
+                          <w:szCs w:val="12"/>
+                        </w:rPr>
+                        <w:t>description_text</w:t>
+                      </w:r>
+                      <w:proofErr w:type="spellEnd"/>
+                    </w:p>
+                  </w:txbxContent>
+                </v:textbox>
+              </v:shape>
+            </w:pict>
+          </mc:Fallback>
+        </mc:AlternateContent>
+      </w:r>
+      <w:r>
+        <w:rPr>
+          <w:rFonts w:asciiTheme="majorBidi" w:hAnsiTheme="majorBidi" w:cstheme="majorBidi"/>
+          <w:noProof/>
+          <w:sz w:val="36"/>
+          <w:szCs w:val="36"/>
+          <w:lang w:bidi="fa-IR"/>
+        </w:rPr>
+        <mc:AlternateContent>
+          <mc:Choice Requires="wps">
+            <w:drawing>
+              <wp:anchor distT="0" distB="0" distL="114300" distR="114300" simplePos="0" relativeHeight="251708416" behindDoc="0" locked="0" layoutInCell="1" allowOverlap="1" wp14:anchorId="5FAA211C" wp14:editId="661B048E">
+                <wp:simplePos x="0" y="0"/>
+                <wp:positionH relativeFrom="column">
+                  <wp:posOffset>-679450</wp:posOffset>
+                </wp:positionH>
+                <wp:positionV relativeFrom="paragraph">
+                  <wp:posOffset>3187700</wp:posOffset>
+                </wp:positionV>
+                <wp:extent cx="2861310" cy="365760"/>
+                <wp:effectExtent l="0" t="0" r="0" b="0"/>
+                <wp:wrapThrough wrapText="bothSides">
+                  <wp:wrapPolygon edited="0">
+                    <wp:start x="0" y="0"/>
+                    <wp:lineTo x="0" y="20250"/>
+                    <wp:lineTo x="21427" y="20250"/>
+                    <wp:lineTo x="21427" y="0"/>
+                    <wp:lineTo x="0" y="0"/>
+                  </wp:wrapPolygon>
+                </wp:wrapThrough>
+                <wp:docPr id="1225549532" name="Text Box 28"/>
+                <wp:cNvGraphicFramePr/>
+                <a:graphic xmlns:a="http://schemas.openxmlformats.org/drawingml/2006/main">
+                  <a:graphicData uri="http://schemas.microsoft.com/office/word/2010/wordprocessingShape">
+                    <wps:wsp>
+                      <wps:cNvSpPr txBox="1"/>
+                      <wps:spPr>
+                        <a:xfrm>
+                          <a:off x="0" y="0"/>
+                          <a:ext cx="2861310" cy="365760"/>
+                        </a:xfrm>
+                        <a:prstGeom prst="rect">
+                          <a:avLst/>
+                        </a:prstGeom>
+                        <a:solidFill>
+                          <a:schemeClr val="bg1"/>
+                        </a:solidFill>
+                        <a:ln w="6350">
+                          <a:noFill/>
+                        </a:ln>
+                      </wps:spPr>
+                      <wps:txbx>
+                        <w:txbxContent>
+                          <w:p>
+                            <w:pPr>
+                              <w:bidi/>
+                              <w:rPr>
+                                <w:rFonts w:ascii="Active" w:hAnsi="Active" w:cs="Aria Black"/>
+                                <w:b/>
+                                <w:bCs/>
+                                <w:sz w:val="14"/>
+                                <w:szCs w:val="14"/>
+                              </w:rPr>
+                            </w:pPr>
+                            <w:proofErr w:type="spellStart"/>
+                            <w:r>
+                              <w:rPr>
+                                <w:rFonts w:ascii="Active" w:hAnsi="Active" w:cs="Aria Black"/>
+                                <w:b/>
+                                <w:bCs/>
+                                <w:sz w:val="14"/>
+                                <w:szCs w:val="14"/>
+                              </w:rPr>
+                              <w:t>car_info</w:t>
+                            </w:r>
+                            <w:proofErr w:type="spellEnd"/>
+                          </w:p>
+                        </w:txbxContent>
+                      </wps:txbx>
+                      <wps:bodyPr rot="0" spcFirstLastPara="0" vertOverflow="overflow" horzOverflow="overflow" vert="horz" wrap="square" lIns="91440" tIns="45720" rIns="91440" bIns="45720" numCol="1" spcCol="0" rtlCol="0" fromWordArt="0" anchor="t" anchorCtr="0" forceAA="0" compatLnSpc="1">
+                        <a:prstTxWarp prst="textNoShape">
+                          <a:avLst/>
+                        </a:prstTxWarp>
+                        <a:noAutofit/>
+                      </wps:bodyPr>
+                    </wps:wsp>
+                  </a:graphicData>
+                </a:graphic>
+                <wp14:sizeRelH relativeFrom="margin">
+                  <wp14:pctWidth>0</wp14:pctWidth>
+                </wp14:sizeRelH>
+                <wp14:sizeRelV relativeFrom="margin">
+                  <wp14:pctHeight>0</wp14:pctHeight>
+                </wp14:sizeRelV>
+              </wp:anchor>
+            </w:drawing>
+          </mc:Choice>
+          <mc:Fallback>
+            <w:pict>
+              <v:shape w14:anchorId="5FAA211C" id="Text Box 28" o:spid="_x0000_s1034" type="#_x0000_t202" style="position:absolute;left:0;text-align:left;margin-left:-53.5pt;margin-top:251pt;width:225.3pt;height:28.8pt;z-index:251708416;visibility:visible;mso-wrap-style:square;mso-width-percent:0;mso-height-percent:0;mso-wrap-distance-left:9pt;mso-wrap-distance-top:0;mso-wrap-distance-right:9pt;mso-wrap-distance-bottom:0;mso-position-horizontal:absolute;mso-position-horizontal-relative:text;mso-position-vertical:absolute;mso-position-vertical-relative:text;mso-width-percent:0;mso-height-percent:0;mso-width-relative:margin;mso-height-relative:margin;v-text-anchor:top" o:gfxdata="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" fillcolor="white [3212]" stroked="f" strokeweight=".5pt">
+                <v:textbox>
+                  <w:txbxContent>
+                    <w:p>
+                      <w:pPr>
+                        <w:bidi/>
+                        <w:rPr>
+                          <w:rFonts w:ascii="Active" w:hAnsi="Active" w:cs="Aria Black"/>
+                          <w:b/>
+                          <w:bCs/>
+                          <w:sz w:val="14"/>
+                          <w:szCs w:val="14"/>
+                        </w:rPr>
+                      </w:pPr>
+                      <w:proofErr w:type="spellStart"/>
+                      <w:r>
+                        <w:rPr>
+                          <w:rFonts w:ascii="Active" w:hAnsi="Active" w:cs="Aria Black"/>
+                          <w:b/>
+                          <w:bCs/>
+                          <w:sz w:val="14"/>
+                          <w:szCs w:val="14"/>
+                        </w:rPr>
+                        <w:t>car_info</w:t>
+                      </w:r>
+                      <w:proofErr w:type="spellEnd"/>
+                    </w:p>
+                  </w:txbxContent>
+                </v:textbox>
+                <w10:wrap type="through"/>
+              </v:shape>
+            </w:pict>
+          </mc:Fallback>
+        </mc:AlternateContent>
+      </w:r>
+      <w:r>
+        <w:rPr>
+          <w:rFonts w:asciiTheme="majorBidi" w:hAnsiTheme="majorBidi" w:cstheme="majorBidi" w:hint="cs"/>
+          <w:b/>
+          <w:bCs/>
+          <w:noProof/>
+          <w:sz w:val="24"/>
+          <w:szCs w:val="24"/>
+          <w:rtl/>
+          <w:lang w:val="fa-IR" w:bidi="fa-IR"/>
+        </w:rPr>
+        <mc:AlternateContent>
+          <mc:Choice Requires="wps">
+            <w:drawing>
+              <wp:anchor distT="0" distB="0" distL="114300" distR="114300" simplePos="0" relativeHeight="251727872" behindDoc="0" locked="0" layoutInCell="1" allowOverlap="1" wp14:anchorId="3EE9D669" wp14:editId="7F406E41">
+                <wp:simplePos x="0" y="0"/>
+                <wp:positionH relativeFrom="column">
+                  <wp:posOffset>3346450</wp:posOffset>
+                </wp:positionH>
+                <wp:positionV relativeFrom="paragraph">
+                  <wp:posOffset>5232400</wp:posOffset>
+                </wp:positionV>
+                <wp:extent cx="2327910" cy="254000"/>
+                <wp:effectExtent l="0" t="0" r="0" b="0"/>
+                <wp:wrapNone/>
+                <wp:docPr id="1319447158" name="Text Box 33"/>
+                <wp:cNvGraphicFramePr/>
+                <a:graphic xmlns:a="http://schemas.openxmlformats.org/drawingml/2006/main">
+                  <a:graphicData uri="http://schemas.microsoft.com/office/word/2010/wordprocessingShape">
+                    <wps:wsp>
+                      <wps:cNvSpPr txBox="1"/>
+                      <wps:spPr>
+                        <a:xfrm>
+                          <a:off x="0" y="0"/>
+                          <a:ext cx="2327910" cy="254000"/>
+                        </a:xfrm>
+                        <a:prstGeom prst="rect">
+                          <a:avLst/>
+                        </a:prstGeom>
+                        <a:solidFill>
+                          <a:schemeClr val="bg1"/>
+                        </a:solidFill>
+                        <a:ln w="6350">
+                          <a:noFill/>
+                        </a:ln>
+                      </wps:spPr>
+                      <wps:txbx>
+                        <w:txbxContent>
+                          <w:p>
+                            <w:pPr>
+                              <w:bidi/>
+                              <w:rPr>
+                                <w:rFonts w:ascii="Arial Black" w:hAnsi="Arial Black" w:cs="Aria Black"/>
+                                <w:b/>
+                                <w:bCs/>
+                                <w:sz w:val="16"/>
+                                <w:szCs w:val="18"/>
+                              </w:rPr>
+                            </w:pPr>
+                            <w:proofErr w:type="spellStart"/>
+                            <w:r>
+                              <w:rPr>
+                                <w:rFonts w:ascii="Arial Black" w:hAnsi="Arial Black" w:cs="Aria Black"/>
+                                <w:b/>
+                                <w:bCs/>
+                                <w:sz w:val="16"/>
+                                <w:szCs w:val="18"/>
+                              </w:rPr>
+                              <w:t>price_info</w:t>
+                            </w:r>
+                            <w:proofErr w:type="spellEnd"/>
+                          </w:p>
+                        </w:txbxContent>
+                      </wps:txbx>
+                      <wps:bodyPr rot="0" spcFirstLastPara="0" vertOverflow="overflow" horzOverflow="overflow" vert="horz" wrap="square" lIns="91440" tIns="45720" rIns="91440" bIns="45720" numCol="1" spcCol="0" rtlCol="0" fromWordArt="0" anchor="t" anchorCtr="0" forceAA="0" compatLnSpc="1">
+                        <a:prstTxWarp prst="textNoShape">
+                          <a:avLst/>
+                        </a:prstTxWarp>
+                        <a:noAutofit/>
+                      </wps:bodyPr>
+                    </wps:wsp>
+                  </a:graphicData>
+                </a:graphic>
+                <wp14:sizeRelH relativeFrom="margin">
+                  <wp14:pctWidth>0</wp14:pctWidth>
+                </wp14:sizeRelH>
+                <wp14:sizeRelV relativeFrom="margin">
+                  <wp14:pctHeight>0</wp14:pctHeight>
+                </wp14:sizeRelV>
+              </wp:anchor>
+            </w:drawing>
+          </mc:Choice>
+          <mc:Fallback>
+            <w:pict>
+              <v:shape w14:anchorId="3EE9D669" id="Text Box 33" o:spid="_x0000_s1035" type="#_x0000_t202" style="position:absolute;left:0;text-align:left;margin-left:263.5pt;margin-top:412pt;width:183.3pt;height:20pt;z-index:251727872;visibility:visible;mso-wrap-style:square;mso-width-percent:0;mso-height-percent:0;mso-wrap-distance-left:9pt;mso-wrap-distance-top:0;mso-wrap-distance-right:9pt;mso-wrap-distance-bottom:0;mso-position-horizontal:absolute;mso-position-horizontal-relative:text;mso-position-vertical:absolute;mso-position-vertical-relative:text;mso-width-percent:0;mso-height-percent:0;mso-width-relative:margin;mso-height-relative:margin;v-text-anchor:top" o:gfxdata="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" fillcolor="white [3212]" stroked="f" strokeweight=".5pt">
+                <v:textbox>
+                  <w:txbxContent>
+                    <w:p>
+                      <w:pPr>
+                        <w:bidi/>
+                        <w:rPr>
+                          <w:rFonts w:ascii="Arial Black" w:hAnsi="Arial Black" w:cs="Aria Black"/>
+                          <w:b/>
+                          <w:bCs/>
+                          <w:sz w:val="16"/>
+                          <w:szCs w:val="18"/>
+                        </w:rPr>
+                      </w:pPr>
+                      <w:proofErr w:type="spellStart"/>
+                      <w:r>
+                        <w:rPr>
+                          <w:rFonts w:ascii="Arial Black" w:hAnsi="Arial Black" w:cs="Aria Black"/>
+                          <w:b/>
+                          <w:bCs/>
+                          <w:sz w:val="16"/>
+                          <w:szCs w:val="18"/>
+                        </w:rPr>
+                        <w:t>price_info</w:t>
+                      </w:r>
+                      <w:proofErr w:type="spellEnd"/>
+                    </w:p>
+                  </w:txbxContent>
+                </v:textbox>
+              </v:shape>
+            </w:pict>
+          </mc:Fallback>
+        </mc:AlternateContent>
+      </w:r>
+      <w:r>
+        <w:rPr>
+          <w:rFonts w:asciiTheme="majorBidi" w:hAnsiTheme="majorBidi" w:cstheme="majorBidi"/>
+          <w:b/>
+          <w:bCs/>
+          <w:noProof/>
+          <w:sz w:val="28"/>
+          <w:szCs w:val="28"/>
+          <w:rtl/>
+          <w:lang w:val="fa-IR" w:bidi="fa-IR"/>
+        </w:rPr>
+        <mc:AlternateContent>
+          <mc:Choice Requires="wps">
+            <w:drawing>
+              <wp:anchor distT="0" distB="0" distL="114300" distR="114300" simplePos="0" relativeHeight="251726848" behindDoc="0" locked="0" layoutInCell="1" allowOverlap="1" wp14:anchorId="37E379CF" wp14:editId="198399B4">
+                <wp:simplePos x="0" y="0"/>
+                <wp:positionH relativeFrom="column">
+                  <wp:posOffset>-365125</wp:posOffset>
+                </wp:positionH>
+                <wp:positionV relativeFrom="paragraph">
+                  <wp:posOffset>4919980</wp:posOffset>
+                </wp:positionV>
+                <wp:extent cx="2356485" cy="293370"/>
+                <wp:effectExtent l="0" t="0" r="5715" b="0"/>
+                <wp:wrapNone/>
+                <wp:docPr id="148650820" name="Text Box 32"/>
+                <wp:cNvGraphicFramePr/>
+                <a:graphic xmlns:a="http://schemas.openxmlformats.org/drawingml/2006/main">
+                  <a:graphicData uri="http://schemas.microsoft.com/office/word/2010/wordprocessingShape">
+                    <wps:wsp>
+                      <wps:cNvSpPr txBox="1"/>
+                      <wps:spPr>
+                        <a:xfrm>
+                          <a:off x="0" y="0"/>
+                          <a:ext cx="2356485" cy="293370"/>
+                        </a:xfrm>
+                        <a:prstGeom prst="rect">
+                          <a:avLst/>
+                        </a:prstGeom>
+                        <a:solidFill>
+                          <a:schemeClr val="bg1"/>
+                        </a:solidFill>
+                        <a:ln w="6350">
+                          <a:noFill/>
+                        </a:ln>
+                      </wps:spPr>
+                      <wps:txbx>
+                        <w:txbxContent>
+                          <w:p>
+                            <w:pPr>
+                              <w:jc w:val="center"/>
+                              <w:rPr>
+                                <w:rFonts w:ascii="Arial Black" w:hAnsi="Arial Black" w:cs="Aria Black"/>
+                                <w:bCs/>
+                                <w:sz w:val="14"/>
+                                <w:szCs w:val="14"/>
+                              </w:rPr>
+                            </w:pPr>
+                            <w:proofErr w:type="spellStart"/>
+                            <w:r>
+                              <w:rPr>
+                                <w:rFonts w:ascii="Arial Black" w:hAnsi="Arial Black" w:cs="Aria Black"/>
+                                <w:bCs/>
+                                <w:sz w:val="14"/>
+                                <w:szCs w:val="14"/>
+                              </w:rPr>
+                              <w:t>price_toman</w:t>
+                            </w:r>
+                            <w:proofErr w:type="spellEnd"/>
+                          </w:p>
+                        </w:txbxContent>
+                      </wps:txbx>
+                      <wps:bodyPr rot="0" spcFirstLastPara="0" vertOverflow="overflow" horzOverflow="overflow" vert="horz" wrap="square" lIns="91440" tIns="45720" rIns="91440" bIns="45720" numCol="1" spcCol="0" rtlCol="0" fromWordArt="0" anchor="t" anchorCtr="0" forceAA="0" compatLnSpc="1">
+                        <a:prstTxWarp prst="textNoShape">
+                          <a:avLst/>
+                        </a:prstTxWarp>
+                        <a:noAutofit/>
+                      </wps:bodyPr>
+                    </wps:wsp>
+                  </a:graphicData>
+                </a:graphic>
+                <wp14:sizeRelH relativeFrom="margin">
+                  <wp14:pctWidth>0</wp14:pctWidth>
+                </wp14:sizeRelH>
+                <wp14:sizeRelV relativeFrom="margin">
+                  <wp14:pctHeight>0</wp14:pctHeight>
+                </wp14:sizeRelV>
+              </wp:anchor>
+            </w:drawing>
+          </mc:Choice>
+          <mc:Fallback>
+            <w:pict>
+              <v:shape w14:anchorId="37E379CF" id="Text Box 32" o:spid="_x0000_s1036" type="#_x0000_t202" style="position:absolute;left:0;text-align:left;margin-left:-28.75pt;margin-top:387.4pt;width:185.55pt;height:23.1pt;z-index:251726848;visibility:visible;mso-wrap-style:square;mso-width-percent:0;mso-height-percent:0;mso-wrap-distance-left:9pt;mso-wrap-distance-top:0;mso-wrap-distance-right:9pt;mso-wrap-distance-bottom:0;mso-position-horizontal:absolute;mso-position-horizontal-relative:text;mso-position-vertical:absolute;mso-position-vertical-relative:text;mso-width-percent:0;mso-height-percent:0;mso-width-relative:margin;mso-height-relative:margin;v-text-anchor:top" o:gfxdata="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" fillcolor="white [3212]" stroked="f" strokeweight=".5pt">
+                <v:textbox>
+                  <w:txbxContent>
+                    <w:p>
+                      <w:pPr>
+                        <w:jc w:val="center"/>
+                        <w:rPr>
+                          <w:rFonts w:ascii="Arial Black" w:hAnsi="Arial Black" w:cs="Aria Black"/>
+                          <w:bCs/>
+                          <w:sz w:val="14"/>
+                          <w:szCs w:val="14"/>
+                        </w:rPr>
+                      </w:pPr>
+                      <w:proofErr w:type="spellStart"/>
+                      <w:r>
+                        <w:rPr>
+                          <w:rFonts w:ascii="Arial Black" w:hAnsi="Arial Black" w:cs="Aria Black"/>
+                          <w:bCs/>
+                          <w:sz w:val="14"/>
+                          <w:szCs w:val="14"/>
+                        </w:rPr>
+                        <w:t>price_toman</w:t>
+                      </w:r>
+                      <w:proofErr w:type="spellEnd"/>
+                    </w:p>
+                  </w:txbxContent>
+                </v:textbox>
+              </v:shape>
+            </w:pict>
+          </mc:Fallback>
+        </mc:AlternateContent>
+      </w:r>
+      <w:r>
+        <w:rPr>
+          <w:rFonts w:asciiTheme="majorBidi" w:hAnsiTheme="majorBidi" w:cstheme="majorBidi"/>
+          <w:b/>
+          <w:bCs/>
+          <w:noProof/>
+          <w:sz w:val="28"/>
+          <w:szCs w:val="28"/>
+          <w:rtl/>
+          <w:lang w:val="fa-IR" w:bidi="fa-IR"/>
+        </w:rPr>
+        <mc:AlternateContent>
+          <mc:Choice Requires="wps">
+            <w:drawing>
+              <wp:anchor distT="0" distB="0" distL="114300" distR="114300" simplePos="0" relativeHeight="251724800" behindDoc="0" locked="0" layoutInCell="1" allowOverlap="1" wp14:anchorId="7843823A" wp14:editId="7FBCA23A">
+                <wp:simplePos x="0" y="0"/>
+                <wp:positionH relativeFrom="column">
+                  <wp:posOffset>2476500</wp:posOffset>
+                </wp:positionH>
+                <wp:positionV relativeFrom="paragraph">
+                  <wp:posOffset>4916170</wp:posOffset>
+                </wp:positionV>
+                <wp:extent cx="2491740" cy="304800"/>
+                <wp:effectExtent l="0" t="0" r="3810" b="0"/>
+                <wp:wrapNone/>
+                <wp:docPr id="1862382824" name="Text Box 32"/>
+                <wp:cNvGraphicFramePr/>
+                <a:graphic xmlns:a="http://schemas.openxmlformats.org/drawingml/2006/main">
+                  <a:graphicData uri="http://schemas.microsoft.com/office/word/2010/wordprocessingShape">
+                    <wps:wsp>
+                      <wps:cNvSpPr txBox="1"/>
+                      <wps:spPr>
+                        <a:xfrm>
+                          <a:off x="0" y="0"/>
+                          <a:ext cx="2491740" cy="304800"/>
+                        </a:xfrm>
+                        <a:prstGeom prst="rect">
+                          <a:avLst/>
+                        </a:prstGeom>
+                        <a:solidFill>
+                          <a:schemeClr val="bg1"/>
+                        </a:solidFill>
+                        <a:ln w="6350">
+                          <a:noFill/>
+                        </a:ln>
+                      </wps:spPr>
+                      <wps:txbx>
+                        <w:txbxContent>
+                          <w:p>
+                            <w:pPr>
+                              <w:jc w:val="center"/>
+                              <w:rPr>
+                                <w:rFonts w:ascii="Arial Black" w:hAnsi="Arial Black" w:cs="Aria Black"/>
+                                <w:b/>
+                                <w:bCs/>
+                                <w:sz w:val="14"/>
+                                <w:szCs w:val="18"/>
+                              </w:rPr>
+                            </w:pPr>
+                            <w:proofErr w:type="spellStart"/>
+                            <w:r>
+                              <w:rPr>
+                                <w:rFonts w:ascii="Arial Black" w:hAnsi="Arial Black" w:cs="Aria Black"/>
+                                <w:b/>
+                                <w:bCs/>
+                                <w:sz w:val="14"/>
+                                <w:szCs w:val="18"/>
+                              </w:rPr>
+                              <w:t>price_rial</w:t>
+                            </w:r>
+                            <w:proofErr w:type="spellEnd"/>
+                          </w:p>
+                        </w:txbxContent>
+                      </wps:txbx>
+                      <wps:bodyPr rot="0" spcFirstLastPara="0" vertOverflow="overflow" horzOverflow="overflow" vert="horz" wrap="square" lIns="91440" tIns="45720" rIns="91440" bIns="45720" numCol="1" spcCol="0" rtlCol="0" fromWordArt="0" anchor="t" anchorCtr="0" forceAA="0" compatLnSpc="1">
+                        <a:prstTxWarp prst="textNoShape">
+                          <a:avLst/>
+                        </a:prstTxWarp>
+                        <a:noAutofit/>
+                      </wps:bodyPr>
+                    </wps:wsp>
+                  </a:graphicData>
+                </a:graphic>
+                <wp14:sizeRelH relativeFrom="margin">
+                  <wp14:pctWidth>0</wp14:pctWidth>
+                </wp14:sizeRelH>
+                <wp14:sizeRelV relativeFrom="margin">
+                  <wp14:pctHeight>0</wp14:pctHeight>
+                </wp14:sizeRelV>
+              </wp:anchor>
+            </w:drawing>
+          </mc:Choice>
+          <mc:Fallback>
+            <w:pict>
+              <v:shape w14:anchorId="7843823A" id="_x0000_s1037" type="#_x0000_t202" style="position:absolute;left:0;text-align:left;margin-left:195pt;margin-top:387.1pt;width:196.2pt;height:24pt;z-index:251724800;visibility:visible;mso-wrap-style:square;mso-width-percent:0;mso-height-percent:0;mso-wrap-distance-left:9pt;mso-wrap-distance-top:0;mso-wrap-distance-right:9pt;mso-wrap-distance-bottom:0;mso-position-horizontal:absolute;mso-position-horizontal-relative:text;mso-position-vertical:absolute;mso-position-vertical-relative:text;mso-width-percent:0;mso-height-percent:0;mso-width-relative:margin;mso-height-relative:margin;v-text-anchor:top" o:gfxdata="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" fillcolor="white [3212]" stroked="f" strokeweight=".5pt">
+                <v:textbox>
+                  <w:txbxContent>
+                    <w:p>
+                      <w:pPr>
+                        <w:jc w:val="center"/>
+                        <w:rPr>
+                          <w:rFonts w:ascii="Arial Black" w:hAnsi="Arial Black" w:cs="Aria Black"/>
+                          <w:b/>
+                          <w:bCs/>
+                          <w:sz w:val="14"/>
+                          <w:szCs w:val="18"/>
+                        </w:rPr>
+                      </w:pPr>
+                      <w:proofErr w:type="spellStart"/>
+                      <w:r>
+                        <w:rPr>
+                          <w:rFonts w:ascii="Arial Black" w:hAnsi="Arial Black" w:cs="Aria Black"/>
+                          <w:b/>
+                          <w:bCs/>
+                          <w:sz w:val="14"/>
+                          <w:szCs w:val="18"/>
+                        </w:rPr>
+                        <w:t>price_rial</w:t>
+                      </w:r>
+                      <w:proofErr w:type="spellEnd"/>
+                    </w:p>
+                  </w:txbxContent>
+                </v:textbox>
+              </v:shape>
+            </w:pict>
+          </mc:Fallback>
+        </mc:AlternateContent>
+      </w:r>
+      <w:r>
+        <w:rPr>
+          <w:rFonts w:asciiTheme="majorBidi" w:hAnsiTheme="majorBidi" w:cstheme="majorBidi"/>
+          <w:noProof/>
+          <w:sz w:val="36"/>
+          <w:szCs w:val="36"/>
+          <w:rtl/>
+          <w:lang w:val="fa-IR" w:bidi="fa-IR"/>
+        </w:rPr>
+        <mc:AlternateContent>
+          <mc:Choice Requires="wps">
+            <w:drawing>
+              <wp:anchor distT="0" distB="0" distL="114300" distR="114300" simplePos="0" relativeHeight="251674624" behindDoc="1" locked="0" layoutInCell="1" allowOverlap="1" wp14:anchorId="7D17441D" wp14:editId="0B86A6A4">
+                <wp:simplePos x="0" y="0"/>
+                <wp:positionH relativeFrom="page">
+                  <wp:posOffset>220980</wp:posOffset>
+                </wp:positionH>
+                <wp:positionV relativeFrom="paragraph">
+                  <wp:posOffset>4885690</wp:posOffset>
+                </wp:positionV>
+                <wp:extent cx="7117080" cy="624840"/>
+                <wp:effectExtent l="0" t="0" r="26670" b="22860"/>
+                <wp:wrapTight wrapText="bothSides">
+                  <wp:wrapPolygon edited="0">
+                    <wp:start x="0" y="0"/>
+                    <wp:lineTo x="0" y="21732"/>
+                    <wp:lineTo x="21623" y="21732"/>
+                    <wp:lineTo x="21623" y="0"/>
+                    <wp:lineTo x="0" y="0"/>
+                  </wp:wrapPolygon>
+                </wp:wrapTight>
+                <wp:docPr id="3" name="Rectangle: Rounded Corners 3"/>
+                <wp:cNvGraphicFramePr/>
+                <a:graphic xmlns:a="http://schemas.openxmlformats.org/drawingml/2006/main">
+                  <a:graphicData uri="http://schemas.microsoft.com/office/word/2010/wordprocessingShape">
+                    <wps:wsp>
+                      <wps:cNvSpPr/>
+                      <wps:spPr>
+                        <a:xfrm>
+                          <a:off x="0" y="0"/>
+                          <a:ext cx="7117080" cy="624840"/>
+                        </a:xfrm>
+                        <a:prstGeom prst="roundRect">
+                          <a:avLst>
+                            <a:gd name="adj" fmla="val 2539"/>
+                          </a:avLst>
+                        </a:prstGeom>
+                        <a:ln w="19050">
+                          <a:solidFill>
+                            <a:schemeClr val="tx1"/>
+                          </a:solidFill>
+                        </a:ln>
+                      </wps:spPr>
+                      <wps:style>
+                        <a:lnRef idx="2">
+                          <a:schemeClr val="accent6"/>
+                        </a:lnRef>
+                        <a:fillRef idx="1">
+                          <a:schemeClr val="lt1"/>
+                        </a:fillRef>
+                        <a:effectRef idx="0">
+                          <a:schemeClr val="accent6"/>
+                        </a:effectRef>
+                        <a:fontRef idx="minor">
+                          <a:schemeClr val="dk1"/>
+                        </a:fontRef>
+                      </wps:style>
+                      <wps:txbx>
+                        <w:txbxContent>
+                          <w:p>
+                            <w:pPr>
+                              <w:bidi/>
+                              <w:spacing w:after="0"/>
+                              <w:rPr>
+                                <w:rFonts w:asciiTheme="majorBidi" w:hAnsiTheme="majorBidi" w:cstheme="majorBidi"/>
+                                <w:b/>
+                                <w:bCs/>
+                                <w:sz w:val="20"/>
+                                <w:szCs w:val="20"/>
+                                <w:rtl/>
+                                <w:lang w:bidi="fa-IR"/>
+                              </w:rPr>
+                            </w:pPr>
+                            <w:r>
+                              <w:rPr>
+                                <w:rFonts w:asciiTheme="majorBidi" w:hAnsiTheme="majorBidi" w:cstheme="majorBidi" w:hint="cs"/>
+                                <w:b/>
+                                <w:bCs/>
+                                <w:sz w:val="20"/>
+                                <w:szCs w:val="20"/>
+                                <w:rtl/>
+                                <w:lang w:bidi="fa-IR"/>
+                              </w:rPr>
+                              <w:t xml:space="preserve">مبلغ مورد معامله عبارت است از.............................................................................. </w:t>
+                            </w:r>
+                            <w:r>
+                              <w:rPr>
+                                <w:rFonts w:asciiTheme="majorBidi" w:hAnsiTheme="majorBidi" w:cstheme="majorBidi" w:hint="cs"/>
+                                <w:b/>
+                                <w:bCs/>
+                                <w:sz w:val="20"/>
+                                <w:szCs w:val="20"/>
+                                <w:rtl/>
+                                <w:lang w:bidi="fa-IR"/>
+                              </w:rPr>
+                              <w:t xml:space="preserve"> </w:t>
+                            </w:r>
+                            <w:r>
+                              <w:rPr>
+                                <w:rFonts w:asciiTheme="majorBidi" w:hAnsiTheme="majorBidi" w:cstheme="majorBidi" w:hint="cs"/>
+                                <w:b/>
+                                <w:bCs/>
+                                <w:sz w:val="20"/>
+                                <w:szCs w:val="20"/>
+                                <w:rtl/>
+                                <w:lang w:bidi="fa-IR"/>
+                              </w:rPr>
+                              <w:t>ریال معادل .........</w:t>
+                            </w:r>
+                            <w:r>
+                              <w:rPr>
+                                <w:rFonts w:asciiTheme="majorBidi" w:hAnsiTheme="majorBidi" w:cstheme="majorBidi"/>
+                                <w:b/>
+                                <w:bCs/>
+                                <w:sz w:val="20"/>
+                                <w:szCs w:val="20"/>
+                                <w:lang w:bidi="fa-IR"/>
+                              </w:rPr>
+                              <w:t>.</w:t>
+                            </w:r>
+                            <w:r>
+                              <w:rPr>
+                                <w:rFonts w:asciiTheme="majorBidi" w:hAnsiTheme="majorBidi" w:cstheme="majorBidi" w:hint="cs"/>
+                                <w:b/>
+                                <w:bCs/>
+                                <w:sz w:val="20"/>
+                                <w:szCs w:val="20"/>
+                                <w:rtl/>
+                                <w:lang w:bidi="fa-IR"/>
+                              </w:rPr>
+                              <w:t>................................................................ تومان</w:t>
+                            </w:r>
+                          </w:p>
+                          <w:p>
+                            <w:pPr>
+                              <w:bidi/>
+                              <w:spacing w:after="0"/>
+                              <w:rPr>
+                                <w:rFonts w:asciiTheme="majorBidi" w:hAnsiTheme="majorBidi" w:cstheme="majorBidi"/>
+                                <w:b/>
+                                <w:bCs/>
+                                <w:sz w:val="20"/>
+                                <w:szCs w:val="20"/>
+                                <w:lang w:bidi="fa-IR"/>
+                              </w:rPr>
+                            </w:pPr>
+                          </w:p>
+                          <w:p>
+                            <w:pPr>
+                              <w:bidi/>
+                              <w:spacing w:after="0"/>
+                              <w:rPr>
+                                <w:rFonts w:asciiTheme="majorBidi" w:hAnsiTheme="majorBidi" w:cstheme="majorBidi"/>
+                                <w:b/>
+                                <w:bCs/>
+                                <w:sz w:val="20"/>
+                                <w:szCs w:val="20"/>
+                                <w:rtl/>
+                                <w:lang w:bidi="fa-IR"/>
+                              </w:rPr>
+                            </w:pPr>
+                            <w:r>
+                              <w:rPr>
+                                <w:rFonts w:asciiTheme="majorBidi" w:hAnsiTheme="majorBidi" w:cstheme="majorBidi" w:hint="cs"/>
+                                <w:b/>
+                                <w:bCs/>
+                                <w:sz w:val="20"/>
+                                <w:szCs w:val="20"/>
+                                <w:rtl/>
+                                <w:lang w:bidi="fa-IR"/>
+                              </w:rPr>
+                              <w:t>نحوه</w:t>
+                            </w:r>
+                            <w:r>
+                              <w:rPr>
+                                <w:rFonts w:asciiTheme="majorBidi" w:hAnsiTheme="majorBidi" w:cstheme="majorBidi" w:hint="cs"/>
+                                <w:b/>
+                                <w:bCs/>
+                                <w:sz w:val="20"/>
+                                <w:szCs w:val="20"/>
+                                <w:rtl/>
+                                <w:lang w:bidi="fa-IR"/>
+                              </w:rPr>
+                              <w:t xml:space="preserve"> پرداخت</w:t>
+                            </w:r>
+                            <w:r>
+                              <w:rPr>
+                                <w:rFonts w:asciiTheme="majorBidi" w:hAnsiTheme="majorBidi" w:cstheme="majorBidi"/>
+                                <w:b/>
+                                <w:bCs/>
+                                <w:sz w:val="20"/>
+                                <w:szCs w:val="20"/>
+                                <w:lang w:bidi="fa-IR"/>
+                              </w:rPr>
+                              <w:t xml:space="preserve"> : </w:t>
+                            </w:r>
+                          </w:p>
+                        </w:txbxContent>
+                      </wps:txbx>
+                      <wps:bodyPr rot="0" spcFirstLastPara="0" vertOverflow="overflow" horzOverflow="overflow" vert="horz" wrap="square" lIns="0" tIns="91440" rIns="91440" bIns="0" numCol="1" spcCol="0" rtlCol="0" fromWordArt="0" anchor="t" anchorCtr="0" forceAA="0" compatLnSpc="1">
+                        <a:prstTxWarp prst="textNoShape">
+                          <a:avLst/>
+                        </a:prstTxWarp>
+                        <a:noAutofit/>
+                      </wps:bodyPr>
+                    </wps:wsp>
+                  </a:graphicData>
+                </a:graphic>
+                <wp14:sizeRelH relativeFrom="margin">
+                  <wp14:pctWidth>0</wp14:pctWidth>
+                </wp14:sizeRelH>
+                <wp14:sizeRelV relativeFrom="margin">
+                  <wp14:pctHeight>0</wp14:pctHeight>
+                </wp14:sizeRelV>
+              </wp:anchor>
+            </w:drawing>
+          </mc:Choice>
+          <mc:Fallback>
+            <w:pict>
+              <v:roundrect w14:anchorId="7D17441D" id="Rectangle: Rounded Corners 3" o:spid="_x0000_s1038" style="position:absolute;left:0;text-align:left;margin-left:17.4pt;margin-top:384.7pt;width:560.4pt;height:49.2pt;z-index:-251641856;visibility:visible;mso-wrap-style:square;mso-width-percent:0;mso-height-percent:0;mso-wrap-distance-left:9pt;mso-wrap-distance-top:0;mso-wrap-distance-right:9pt;mso-wrap-distance-bottom:0;mso-position-horizontal:absolute;mso-position-horizontal-relative:page;mso-position-vertical:absolute;mso-position-vertical-relative:text;mso-width-percent:0;mso-height-percent:0;mso-width-relative:margin;mso-height-relative:margin;v-text-anchor:top" arcsize="1663f" o:gfxdata="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" fillcolor="white [3201]" strokecolor="black [3213]" strokeweight="1.5pt">
+                <v:stroke joinstyle="miter"/>
+                <v:textbox inset="0,7.2pt,,0">
+                  <w:txbxContent>
+                    <w:p>
+                      <w:pPr>
+                        <w:bidi/>
+                        <w:spacing w:after="0"/>
+                        <w:rPr>
+                          <w:rFonts w:asciiTheme="majorBidi" w:hAnsiTheme="majorBidi" w:cstheme="majorBidi"/>
+                          <w:b/>
+                          <w:bCs/>
+                          <w:sz w:val="20"/>
+                          <w:szCs w:val="20"/>
+                          <w:rtl/>
+                          <w:lang w:bidi="fa-IR"/>
+                        </w:rPr>
+                      </w:pPr>
+                      <w:r>
+                        <w:rPr>
+                          <w:rFonts w:asciiTheme="majorBidi" w:hAnsiTheme="majorBidi" w:cstheme="majorBidi" w:hint="cs"/>
+                          <w:b/>
+                          <w:bCs/>
+                          <w:sz w:val="20"/>
+                          <w:szCs w:val="20"/>
+                          <w:rtl/>
+                          <w:lang w:bidi="fa-IR"/>
+                        </w:rPr>
+                        <w:t xml:space="preserve">مبلغ مورد معامله عبارت است از.............................................................................. </w:t>
+                      </w:r>
+                      <w:r>
+                        <w:rPr>
+                          <w:rFonts w:asciiTheme="majorBidi" w:hAnsiTheme="majorBidi" w:cstheme="majorBidi" w:hint="cs"/>
+                          <w:b/>
+                          <w:bCs/>
+                          <w:sz w:val="20"/>
+                          <w:szCs w:val="20"/>
+                          <w:rtl/>
+                          <w:lang w:bidi="fa-IR"/>
+                        </w:rPr>
+                        <w:t xml:space="preserve"> </w:t>
+                      </w:r>
+                      <w:r>
+                        <w:rPr>
+                          <w:rFonts w:asciiTheme="majorBidi" w:hAnsiTheme="majorBidi" w:cstheme="majorBidi" w:hint="cs"/>
+                          <w:b/>
+                          <w:bCs/>
+                          <w:sz w:val="20"/>
+                          <w:szCs w:val="20"/>
+                          <w:rtl/>
+                          <w:lang w:bidi="fa-IR"/>
+                        </w:rPr>
+                        <w:t>ریال معادل .........</w:t>
+                      </w:r>
+                      <w:r>
+                        <w:rPr>
+                          <w:rFonts w:asciiTheme="majorBidi" w:hAnsiTheme="majorBidi" w:cstheme="majorBidi"/>
+                          <w:b/>
+                          <w:bCs/>
+                          <w:sz w:val="20"/>
+                          <w:szCs w:val="20"/>
+                          <w:lang w:bidi="fa-IR"/>
+                        </w:rPr>
+                        <w:t>.</w:t>
+                      </w:r>
+                      <w:r>
+                        <w:rPr>
+                          <w:rFonts w:asciiTheme="majorBidi" w:hAnsiTheme="majorBidi" w:cstheme="majorBidi" w:hint="cs"/>
+                          <w:b/>
+                          <w:bCs/>
+                          <w:sz w:val="20"/>
+                          <w:szCs w:val="20"/>
+                          <w:rtl/>
+                          <w:lang w:bidi="fa-IR"/>
+                        </w:rPr>
+                        <w:t>................................................................ تومان</w:t>
+                      </w:r>
+                    </w:p>
+                    <w:p>
+                      <w:pPr>
+                        <w:bidi/>
+                        <w:spacing w:after="0"/>
+                        <w:rPr>
+                          <w:rFonts w:asciiTheme="majorBidi" w:hAnsiTheme="majorBidi" w:cstheme="majorBidi"/>
+                          <w:b/>
+                          <w:bCs/>
+                          <w:sz w:val="20"/>
+                          <w:szCs w:val="20"/>
+                          <w:lang w:bidi="fa-IR"/>
+                        </w:rPr>
+                      </w:pPr>
+                    </w:p>
+                    <w:p>
+                      <w:pPr>
+                        <w:bidi/>
+                        <w:spacing w:after="0"/>
+                        <w:rPr>
+                          <w:rFonts w:asciiTheme="majorBidi" w:hAnsiTheme="majorBidi" w:cstheme="majorBidi"/>
+                          <w:b/>
+                          <w:bCs/>
+                          <w:sz w:val="20"/>
+                          <w:szCs w:val="20"/>
+                          <w:rtl/>
+                          <w:lang w:bidi="fa-IR"/>
+                        </w:rPr>
+                      </w:pPr>
+                      <w:r>
+                        <w:rPr>
+                          <w:rFonts w:asciiTheme="majorBidi" w:hAnsiTheme="majorBidi" w:cstheme="majorBidi" w:hint="cs"/>
+                          <w:b/>
+                          <w:bCs/>
+                          <w:sz w:val="20"/>
+                          <w:szCs w:val="20"/>
+                          <w:rtl/>
+                          <w:lang w:bidi="fa-IR"/>
+                        </w:rPr>
+                        <w:t>نحوه</w:t>
+                      </w:r>
+                      <w:r>
+                        <w:rPr>
+                          <w:rFonts w:asciiTheme="majorBidi" w:hAnsiTheme="majorBidi" w:cstheme="majorBidi" w:hint="cs"/>
+                          <w:b/>
+                          <w:bCs/>
+                          <w:sz w:val="20"/>
+                          <w:szCs w:val="20"/>
+                          <w:rtl/>
+                          <w:lang w:bidi="fa-IR"/>
+                        </w:rPr>
+                        <w:t xml:space="preserve"> پرداخت</w:t>
+                      </w:r>
+                      <w:r>
+                        <w:rPr>
+                          <w:rFonts w:asciiTheme="majorBidi" w:hAnsiTheme="majorBidi" w:cstheme="majorBidi"/>
+                          <w:b/>
+                          <w:bCs/>
+                          <w:sz w:val="20"/>
+                          <w:szCs w:val="20"/>
+                          <w:lang w:bidi="fa-IR"/>
+                        </w:rPr>
+                        <w:t xml:space="preserve"> : </w:t>
+                      </w:r>
+                    </w:p>
+                  </w:txbxContent>
+                </v:textbox>
+                <w10:wrap type="tight" anchorx="page"/>
+              </v:roundrect>
+            </w:pict>
+          </mc:Fallback>
+        </mc:AlternateContent>
+      </w:r>
+      <w:r>
+        <w:rPr>
+          <w:rFonts w:asciiTheme="majorBidi" w:hAnsiTheme="majorBidi" w:cstheme="majorBidi"/>
+          <w:b/>
+          <w:bCs/>
+          <w:noProof/>
+          <w:sz w:val="28"/>
+          <w:szCs w:val="28"/>
+          <w:rtl/>
+          <w:lang w:val="fa-IR" w:bidi="fa-IR"/>
+        </w:rPr>
+        <mc:AlternateContent>
+          <mc:Choice Requires="wps">
+            <w:drawing>
+              <wp:anchor distT="0" distB="0" distL="114300" distR="114300" simplePos="0" relativeHeight="251768832" behindDoc="0" locked="0" layoutInCell="1" allowOverlap="1" wp14:anchorId="08DC87A5" wp14:editId="7AE1C84D">
+                <wp:simplePos x="0" y="0"/>
+                <wp:positionH relativeFrom="column">
+                  <wp:posOffset>-685800</wp:posOffset>
+                </wp:positionH>
+                <wp:positionV relativeFrom="paragraph">
+                  <wp:posOffset>5547360</wp:posOffset>
+                </wp:positionV>
+                <wp:extent cx="7109460" cy="708660"/>
+                <wp:effectExtent l="0" t="0" r="15240" b="15240"/>
+                <wp:wrapTopAndBottom/>
+                <wp:docPr id="448529615" name="Text Box 32"/>
+                <wp:cNvGraphicFramePr/>
+                <a:graphic xmlns:a="http://schemas.openxmlformats.org/drawingml/2006/main">
+                  <a:graphicData uri="http://schemas.microsoft.com/office/word/2010/wordprocessingShape">
+                    <wps:wsp>
+                      <wps:cNvSpPr txBox="1"/>
+                      <wps:spPr>
+                        <a:xfrm>
+                          <a:off x="0" y="0"/>
+                          <a:ext cx="7109460" cy="708660"/>
+                        </a:xfrm>
+                        <a:prstGeom prst="rect">
+                          <a:avLst/>
+                        </a:prstGeom>
+                        <a:solidFill>
+                          <a:schemeClr val="bg1"/>
+                        </a:solidFill>
+                        <a:ln w="19050">
+                          <a:solidFill>
+                            <a:schemeClr val="tx1"/>
+                          </a:solidFill>
+                        </a:ln>
+                      </wps:spPr>
+                      <wps:txbx>
+                        <w:txbxContent>
+                          <w:p>
+                            <w:pPr>
+                              <w:bidi/>
+                              <w:spacing w:after="0" w:line="240" w:lineRule="auto"/>
+                              <w:jc w:val="both"/>
+                              <w:rPr>
+                                <w:rFonts w:ascii="Arial Black" w:hAnsi="Arial Black" w:cs="Aria Black"/>
+                                <w:sz w:val="20"/>
+                                <w:szCs w:val="20"/>
+                                <w:rtl/>
+                                <w:lang w:bidi="fa-IR"/>
+                              </w:rPr>
+                            </w:pPr>
+                          </w:p>
+                        </w:txbxContent>
+                      </wps:txbx>
+                      <wps:bodyPr rot="0" spcFirstLastPara="0" vertOverflow="overflow" horzOverflow="overflow" vert="horz" wrap="square" lIns="0" tIns="0" rIns="0" bIns="0" numCol="1" spcCol="0" rtlCol="0" fromWordArt="0" anchor="t" anchorCtr="0" forceAA="0" compatLnSpc="1">
+                        <a:prstTxWarp prst="textNoShape">
+                          <a:avLst/>
+                        </a:prstTxWarp>
+                        <a:noAutofit/>
+                      </wps:bodyPr>
+                    </wps:wsp>
+                  </a:graphicData>
+                </a:graphic>
+                <wp14:sizeRelH relativeFrom="margin">
+                  <wp14:pctWidth>0</wp14:pctWidth>
+                </wp14:sizeRelH>
+                <wp14:sizeRelV relativeFrom="margin">
+                  <wp14:pctHeight>0</wp14:pctHeight>
+                </wp14:sizeRelV>
+              </wp:anchor>
+            </w:drawing>
+          </mc:Choice>
+          <mc:Fallback>
+            <w:pict>
+              <v:shape w14:anchorId="08DC87A5" id="_x0000_s1039" type="#_x0000_t202" style="position:absolute;left:0;text-align:left;margin-left:-54pt;margin-top:436.8pt;width:559.8pt;height:55.8pt;z-index:251768832;visibility:visible;mso-wrap-style:square;mso-width-percent:0;mso-height-percent:0;mso-wrap-distance-left:9pt;mso-wrap-distance-top:0;mso-wrap-distance-right:9pt;mso-wrap-distance-bottom:0;mso-position-horizontal:absolute;mso-position-horizontal-relative:text;mso-position-vertical:absolute;mso-position-vertical-relative:text;mso-width-percent:0;mso-height-percent:0;mso-width-relative:margin;mso-height-relative:margin;v-text-anchor:top" o:gfxdata="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" fillcolor="white [3212]" strokecolor="black [3213]" strokeweight="1.5pt">
+                <v:textbox inset="0,0,0,0">
+                  <w:txbxContent>
+                    <w:p>
+                      <w:pPr>
+                        <w:bidi/>
+                        <w:spacing w:after="0" w:line="240" w:lineRule="auto"/>
+                        <w:jc w:val="both"/>
+                        <w:rPr>
+                          <w:rFonts w:ascii="Arial Black" w:hAnsi="Arial Black" w:cs="Aria Black"/>
+                          <w:sz w:val="20"/>
+                          <w:szCs w:val="20"/>
+                          <w:rtl/>
+                          <w:lang w:bidi="fa-IR"/>
+                        </w:rPr>
+                      </w:pPr>
+                    </w:p>
+                  </w:txbxContent>
+                </v:textbox>
+                <w10:wrap type="topAndBottom"/>
+              </v:shape>
+            </w:pict>
+          </mc:Fallback>
+        </mc:AlternateContent>
+      </w:r>
+      <w:r>
+        <w:rPr>
+          <w:rFonts w:asciiTheme="majorBidi" w:hAnsiTheme="majorBidi" w:cstheme="majorBidi"/>
+          <w:noProof/>
+          <w:sz w:val="36"/>
+          <w:szCs w:val="36"/>
+          <w:rtl/>
+          <w:lang w:val="fa-IR" w:bidi="fa-IR"/>
+        </w:rPr>
+        <mc:AlternateContent>
+          <mc:Choice Requires="wps">
+            <w:drawing>
+              <wp:anchor distT="0" distB="0" distL="114300" distR="114300" simplePos="0" relativeHeight="251766784" behindDoc="0" locked="0" layoutInCell="1" allowOverlap="1" wp14:anchorId="007E3C45" wp14:editId="1258452D">
+                <wp:simplePos x="0" y="0"/>
+                <wp:positionH relativeFrom="column">
+                  <wp:posOffset>-685800</wp:posOffset>
+                </wp:positionH>
+                <wp:positionV relativeFrom="paragraph">
+                  <wp:posOffset>3169920</wp:posOffset>
+                </wp:positionV>
+                <wp:extent cx="3675888" cy="398780"/>
+                <wp:effectExtent l="0" t="0" r="20320" b="20320"/>
+                <wp:wrapNone/>
+                <wp:docPr id="205689840" name="Text Box 50"/>
+                <wp:cNvGraphicFramePr/>
+                <a:graphic xmlns:a="http://schemas.openxmlformats.org/drawingml/2006/main">
+                  <a:graphicData uri="http://schemas.microsoft.com/office/word/2010/wordprocessingShape">
+                    <wps:wsp>
+                      <wps:cNvSpPr txBox="1"/>
+                      <wps:spPr>
+                        <a:xfrm>
+                          <a:off x="0" y="0"/>
+                          <a:ext cx="3675888" cy="398780"/>
+                        </a:xfrm>
+                        <a:prstGeom prst="rect">
+                          <a:avLst/>
+                        </a:prstGeom>
+                        <a:noFill/>
+                        <a:ln w="19050">
+                          <a:solidFill>
+                            <a:schemeClr val="tx1"/>
+                          </a:solidFill>
+                        </a:ln>
+                      </wps:spPr>
+                      <wps:txbx>
+                        <w:txbxContent>
+                          <w:p>
+                            <w:pPr>
+                              <w:jc w:val="right"/>
+                              <w:rPr>
+                                <w:rFonts w:asciiTheme="majorBidi" w:hAnsiTheme="majorBidi" w:cstheme="majorBidi"/>
+                                <w:b/>
+                                <w:bCs/>
+                                <w:lang w:bidi="fa-IR"/>
+                              </w:rPr>
+                            </w:pPr>
+                            <w:r>
+                              <w:rPr>
+                                <w:rFonts w:asciiTheme="majorBidi" w:hAnsiTheme="majorBidi" w:cstheme="majorBidi"/>
+                                <w:b/>
+                                <w:bCs/>
+                                <w:rtl/>
+                                <w:lang w:bidi="fa-IR"/>
+                              </w:rPr>
+                              <w:t>توضیحات فنی:</w:t>
+                            </w:r>
+                          </w:p>
+                        </w:txbxContent>
+                      </wps:txbx>
+                      <wps:bodyPr rot="0" spcFirstLastPara="0" vertOverflow="overflow" horzOverflow="overflow" vert="horz" wrap="square" lIns="91440" tIns="45720" rIns="91440" bIns="45720" numCol="1" spcCol="0" rtlCol="0" fromWordArt="0" anchor="t" anchorCtr="0" forceAA="0" compatLnSpc="1">
+                        <a:prstTxWarp prst="textNoShape">
+                          <a:avLst/>
+                        </a:prstTxWarp>
+                        <a:noAutofit/>
+                      </wps:bodyPr>
+                    </wps:wsp>
+                  </a:graphicData>
+                </a:graphic>
+                <wp14:sizeRelH relativeFrom="margin">
+                  <wp14:pctWidth>0</wp14:pctWidth>
+                </wp14:sizeRelH>
+                <wp14:sizeRelV relativeFrom="margin">
+                  <wp14:pctHeight>0</wp14:pctHeight>
+                </wp14:sizeRelV>
+              </wp:anchor>
+            </w:drawing>
+          </mc:Choice>
+          <mc:Fallback>
+            <w:pict>
+              <v:shape w14:anchorId="007E3C45" id="Text Box 50" o:spid="_x0000_s1040" type="#_x0000_t202" style="position:absolute;left:0;text-align:left;margin-left:-54pt;margin-top:249.6pt;width:289.45pt;height:31.4pt;z-index:251766784;visibility:visible;mso-wrap-style:square;mso-width-percent:0;mso-height-percent:0;mso-wrap-distance-left:9pt;mso-wrap-distance-top:0;mso-wrap-distance-right:9pt;mso-wrap-distance-bottom:0;mso-position-horizontal:absolute;mso-position-horizontal-relative:text;mso-position-vertical:absolute;mso-position-vertical-relative:text;mso-width-percent:0;mso-height-percent:0;mso-width-relative:margin;mso-height-relative:margin;v-text-anchor:top" o:gfxdata="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" filled="f" strokecolor="black [3213]" strokeweight="1.5pt">
+                <v:textbox>
+                  <w:txbxContent>
+                    <w:p>
+                      <w:pPr>
+                        <w:jc w:val="right"/>
+                        <w:rPr>
+                          <w:rFonts w:asciiTheme="majorBidi" w:hAnsiTheme="majorBidi" w:cstheme="majorBidi"/>
+                          <w:b/>
+                          <w:bCs/>
+                          <w:lang w:bidi="fa-IR"/>
+                        </w:rPr>
+                      </w:pPr>
+                      <w:r>
+                        <w:rPr>
+                          <w:rFonts w:asciiTheme="majorBidi" w:hAnsiTheme="majorBidi" w:cstheme="majorBidi"/>
+                          <w:b/>
+                          <w:bCs/>
+                          <w:rtl/>
+                          <w:lang w:bidi="fa-IR"/>
+                        </w:rPr>
+                        <w:t>توضیحات فنی:</w:t>
+                      </w:r>
+                    </w:p>
+                  </w:txbxContent>
+                </v:textbox>
+              </v:shape>
+            </w:pict>
+          </mc:Fallback>
+        </mc:AlternateContent>
+      </w:r>
+      <w:r>
+        <w:rPr>
+          <w:rFonts w:asciiTheme="majorBidi" w:hAnsiTheme="majorBidi" w:cstheme="majorBidi"/>
+          <w:noProof/>
+          <w:sz w:val="36"/>
+          <w:szCs w:val="36"/>
+          <w:rtl/>
+          <w:lang w:val="fa-IR" w:bidi="fa-IR"/>
+        </w:rPr>
+        <mc:AlternateContent>
+          <mc:Choice Requires="wps">
+            <w:drawing>
+              <wp:anchor distT="0" distB="0" distL="114300" distR="114300" simplePos="0" relativeHeight="251747328" behindDoc="0" locked="0" layoutInCell="1" allowOverlap="1" wp14:anchorId="24AB4549" wp14:editId="5B546786">
+                <wp:simplePos x="0" y="0"/>
+                <wp:positionH relativeFrom="column">
+                  <wp:posOffset>-685800</wp:posOffset>
+                </wp:positionH>
+                <wp:positionV relativeFrom="paragraph">
+                  <wp:posOffset>537210</wp:posOffset>
+                </wp:positionV>
+                <wp:extent cx="3675380" cy="2583180"/>
+                <wp:effectExtent l="0" t="0" r="20320" b="26670"/>
+                <wp:wrapNone/>
+                <wp:docPr id="1807401898" name="Text Box 48"/>
+                <wp:cNvGraphicFramePr/>
+                <a:graphic xmlns:a="http://schemas.openxmlformats.org/drawingml/2006/main">
+                  <a:graphicData uri="http://schemas.microsoft.com/office/word/2010/wordprocessingShape">
+                    <wps:wsp>
+                      <wps:cNvSpPr txBox="1"/>
+                      <wps:spPr>
+                        <a:xfrm>
+                          <a:off x="0" y="0"/>
+                          <a:ext cx="3675380" cy="2583180"/>
+                        </a:xfrm>
+                        <a:prstGeom prst="rect">
+                          <a:avLst/>
+                        </a:prstGeom>
+                        <a:noFill/>
+                        <a:ln w="19050">
+                          <a:solidFill>
+                            <a:schemeClr val="tx1"/>
+                          </a:solidFill>
+                        </a:ln>
+                      </wps:spPr>
+                      <wps:txbx>
+                        <w:txbxContent>
+                          <w:p>
+                            <w:pPr>
+                              <w:rPr>
+                                <w:rFonts w:asciiTheme="majorBidi" w:hAnsiTheme="majorBidi" w:cstheme="majorBidi"/>
+                                <w:b/>
+                                <w:bCs/>
+                                <w:sz w:val="20"/>
+                                <w:szCs w:val="20"/>
+                                <w:rtl/>
+                                <w:lang w:bidi="fa-IR"/>
+                              </w:rPr>
+                            </w:pPr>
+                            <w:r>
+                              <w:rPr>
+                                <w:rFonts w:asciiTheme="majorBidi" w:hAnsiTheme="majorBidi" w:cstheme="majorBidi"/>
+                                <w:b/>
+                                <w:bCs/>
+                                <w:sz w:val="20"/>
+                                <w:szCs w:val="20"/>
+                                <w:lang w:bidi="fa-IR"/>
+                              </w:rPr>
+                              <w:fldChar w:fldCharType="begin"/>
+                            </w:r>
+                            <w:r>
+                              <w:rPr>
+                                <w:rFonts w:asciiTheme="majorBidi" w:hAnsiTheme="majorBidi" w:cstheme="majorBidi"/>
+                                <w:b/>
+                                <w:bCs/>
+                                <w:sz w:val="20"/>
+                                <w:szCs w:val="20"/>
+                                <w:lang w:bidi="fa-IR"/>
+                              </w:rPr>
+                              <w:instrText xml:space="preserve"> MERGEFIELD  checkpoint_img  \* MERGEFORMAT </w:instrText>
+                            </w:r>
+                            <w:r>
+                              <w:rPr>
+                                <w:rFonts w:asciiTheme="majorBidi" w:hAnsiTheme="majorBidi" w:cstheme="majorBidi"/>
+                                <w:b/>
+                                <w:bCs/>
+                                <w:sz w:val="20"/>
+                                <w:szCs w:val="20"/>
+                                <w:lang w:bidi="fa-IR"/>
+                              </w:rPr>
+                              <w:fldChar w:fldCharType="separate"/>
+                            </w:r>
+                            <w:r>
+                              <w:rPr>
+                                <w:rFonts w:asciiTheme="majorBidi" w:hAnsiTheme="majorBidi" w:cstheme="majorBidi"/>
+                                <w:b/>
+                                <w:bCs/>
+                                <w:noProof/>
+                                <w:sz w:val="20"/>
+                                <w:szCs w:val="20"/>
+                                <w:lang w:bidi="fa-IR"/>
+                              </w:rPr>
+                              <w:t>checkpoint_img</w:t>
+                            </w:r>
+                            <w:r>
+                              <w:rPr>
+                                <w:rFonts w:asciiTheme="majorBidi" w:hAnsiTheme="majorBidi" w:cstheme="majorBidi"/>
+                                <w:b/>
+                                <w:bCs/>
+                                <w:sz w:val="20"/>
+                                <w:szCs w:val="20"/>
+                                <w:lang w:bidi="fa-IR"/>
+                              </w:rPr>
+                              <w:fldChar w:fldCharType="end"/>
+                            </w:r>
+                          </w:p>
+                          <w:p/>
+                        </w:txbxContent>
+                      </wps:txbx>
+                      <wps:bodyPr rot="0" spcFirstLastPara="0" vertOverflow="overflow" horzOverflow="overflow" vert="horz" wrap="square" lIns="91440" tIns="45720" rIns="91440" bIns="45720" numCol="1" spcCol="0" rtlCol="0" fromWordArt="0" anchor="t" anchorCtr="0" forceAA="0" compatLnSpc="1">
+                        <a:prstTxWarp prst="textNoShape">
+                          <a:avLst/>
+                        </a:prstTxWarp>
+                        <a:noAutofit/>
+                      </wps:bodyPr>
+                    </wps:wsp>
+                  </a:graphicData>
+                </a:graphic>
+                <wp14:sizeRelH relativeFrom="margin">
+                  <wp14:pctWidth>0</wp14:pctWidth>
+                </wp14:sizeRelH>
+                <wp14:sizeRelV relativeFrom="margin">
+                  <wp14:pctHeight>0</wp14:pctHeight>
+                </wp14:sizeRelV>
+              </wp:anchor>
+            </w:drawing>
+          </mc:Choice>
+          <mc:Fallback>
+            <w:pict>
+              <v:shape w14:anchorId="24AB4549" id="Text Box 48" o:spid="_x0000_s1041" type="#_x0000_t202" style="position:absolute;left:0;text-align:left;margin-left:-54pt;margin-top:42.3pt;width:289.4pt;height:203.4pt;z-index:251747328;visibility:visible;mso-wrap-style:square;mso-width-percent:0;mso-height-percent:0;mso-wrap-distance-left:9pt;mso-wrap-distance-top:0;mso-wrap-distance-right:9pt;mso-wrap-distance-bottom:0;mso-position-horizontal:absolute;mso-position-horizontal-relative:text;mso-position-vertical:absolute;mso-position-vertical-relative:text;mso-width-percent:0;mso-height-percent:0;mso-width-relative:margin;mso-height-relative:margin;v-text-anchor:top" o:gfxdata="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" filled="f" strokecolor="black [3213]" strokeweight="1.5pt">
+                <v:textbox>
+                  <w:txbxContent>
+                    <w:p>
+                      <w:pPr>
+                        <w:rPr>
+                          <w:rFonts w:asciiTheme="majorBidi" w:hAnsiTheme="majorBidi" w:cstheme="majorBidi"/>
+                          <w:b/>
+                          <w:bCs/>
+                          <w:sz w:val="20"/>
+                          <w:szCs w:val="20"/>
+                          <w:rtl/>
+                          <w:lang w:bidi="fa-IR"/>
+                        </w:rPr>
+                      </w:pPr>
+                      <w:r>
+                        <w:rPr>
+                          <w:rFonts w:asciiTheme="majorBidi" w:hAnsiTheme="majorBidi" w:cstheme="majorBidi"/>
+                          <w:b/>
+                          <w:bCs/>
+                          <w:sz w:val="20"/>
+                          <w:szCs w:val="20"/>
+                          <w:lang w:bidi="fa-IR"/>
+                        </w:rPr>
+                        <w:fldChar w:fldCharType="begin"/>
+                      </w:r>
+                      <w:r>
+                        <w:rPr>
+                          <w:rFonts w:asciiTheme="majorBidi" w:hAnsiTheme="majorBidi" w:cstheme="majorBidi"/>
+                          <w:b/>
+                          <w:bCs/>
+                          <w:sz w:val="20"/>
+                          <w:szCs w:val="20"/>
+                          <w:lang w:bidi="fa-IR"/>
+                        </w:rPr>
+                        <w:instrText xml:space="preserve"> MERGEFIELD  checkpoint_img  \* MERGEFORMAT </w:instrText>
+                      </w:r>
+                      <w:r>
+                        <w:rPr>
+                          <w:rFonts w:asciiTheme="majorBidi" w:hAnsiTheme="majorBidi" w:cstheme="majorBidi"/>
+                          <w:b/>
+                          <w:bCs/>
+                          <w:sz w:val="20"/>
+                          <w:szCs w:val="20"/>
+                          <w:lang w:bidi="fa-IR"/>
+                        </w:rPr>
+                        <w:fldChar w:fldCharType="separate"/>
+                      </w:r>
+                      <w:r>
+                        <w:rPr>
+                          <w:rFonts w:asciiTheme="majorBidi" w:hAnsiTheme="majorBidi" w:cstheme="majorBidi"/>
+                          <w:b/>
+                          <w:bCs/>
+                          <w:noProof/>
+                          <w:sz w:val="20"/>
+                          <w:szCs w:val="20"/>
+                          <w:lang w:bidi="fa-IR"/>
+                        </w:rPr>
+                        <w:t>checkpoint_img</w:t>
+                      </w:r>
+                      <w:r>
+                        <w:rPr>
+                          <w:rFonts w:asciiTheme="majorBidi" w:hAnsiTheme="majorBidi" w:cstheme="majorBidi"/>
+                          <w:b/>
+                          <w:bCs/>
+                          <w:sz w:val="20"/>
+                          <w:szCs w:val="20"/>
+                          <w:lang w:bidi="fa-IR"/>
+                        </w:rPr>
+                        <w:fldChar w:fldCharType="end"/>
+                      </w:r>
+                    </w:p>
+                    <w:p/>
+                  </w:txbxContent>
+                </v:textbox>
+              </v:shape>
+            </w:pict>
+          </mc:Fallback>
+        </mc:AlternateContent>
+      </w:r>
+      <w:r>
+        <w:rPr>
+          <w:rFonts w:asciiTheme="majorBidi" w:hAnsiTheme="majorBidi" w:cstheme="majorBidi"/>
+          <w:noProof/>
+          <w:sz w:val="36"/>
+          <w:szCs w:val="36"/>
+          <w:lang w:bidi="fa-IR"/>
+        </w:rPr>
+        <mc:AlternateContent>
+          <mc:Choice Requires="wps">
+            <w:drawing>
+              <wp:anchor distT="45720" distB="45720" distL="114300" distR="114300" simplePos="0" relativeHeight="251684864" behindDoc="0" locked="0" layoutInCell="1" allowOverlap="1" wp14:anchorId="45F2066E" wp14:editId="719C5B5C">
+                <wp:simplePos x="0" y="0"/>
+                <wp:positionH relativeFrom="column">
+                  <wp:posOffset>4701540</wp:posOffset>
+                </wp:positionH>
+                <wp:positionV relativeFrom="paragraph">
+                  <wp:posOffset>598170</wp:posOffset>
+                </wp:positionV>
+                <wp:extent cx="1286510" cy="259080"/>
+                <wp:effectExtent l="0" t="0" r="8890" b="7620"/>
+                <wp:wrapSquare wrapText="bothSides"/>
+                <wp:docPr id="941812892" name="Text Box 2"/>
+                <wp:cNvGraphicFramePr>
+                  <a:graphicFrameLocks xmlns:a="http://schemas.openxmlformats.org/drawingml/2006/main"/>
+                </wp:cNvGraphicFramePr>
+                <a:graphic xmlns:a="http://schemas.openxmlformats.org/drawingml/2006/main">
+                  <a:graphicData uri="http://schemas.microsoft.com/office/word/2010/wordprocessingShape">
+                    <wps:wsp>
+                      <wps:cNvSpPr txBox="1">
+                        <a:spLocks noChangeArrowheads="1"/>
+                      </wps:cNvSpPr>
+                      <wps:spPr bwMode="auto">
+                        <a:xfrm>
+                          <a:off x="0" y="0"/>
+                          <a:ext cx="1286510" cy="259080"/>
+                        </a:xfrm>
+                        <a:prstGeom prst="rect">
+                          <a:avLst/>
+                        </a:prstGeom>
+                        <a:solidFill>
+                          <a:schemeClr val="bg1"/>
+                        </a:solidFill>
+                        <a:ln w="9525">
+                          <a:noFill/>
+                          <a:miter lim="800000"/>
+                          <a:headEnd/>
+                          <a:tailEnd/>
+                        </a:ln>
+                      </wps:spPr>
+                      <wps:txbx>
+                        <w:txbxContent>
+                          <w:p>
+                            <w:pPr>
+                              <w:bidi/>
+                              <w:rPr>
+                                <w:rFonts w:ascii="Arial Black" w:hAnsi="Arial Black" w:cs="Aria Black"/>
+                                <w:bCs/>
+                                <w:sz w:val="16"/>
+                                <w:szCs w:val="16"/>
+                              </w:rPr>
+                            </w:pPr>
+                            <w:proofErr w:type="spellStart"/>
+                            <w:r>
+                              <w:rPr>
+                                <w:rFonts w:ascii="Arial Black" w:hAnsi="Arial Black" w:cs="Aria Black"/>
+                                <w:bCs/>
+                                <w:sz w:val="16"/>
+                                <w:szCs w:val="16"/>
+                              </w:rPr>
+                              <w:t>seller_ncode</w:t>
+                            </w:r>
+                            <w:proofErr w:type="spellEnd"/>
+                          </w:p>
+                        </w:txbxContent>
+                      </wps:txbx>
+                      <wps:bodyPr rot="0" vert="horz" wrap="square" lIns="91440" tIns="45720" rIns="91440" bIns="45720" anchor="t" anchorCtr="0">
+                        <a:noAutofit/>
+                      </wps:bodyPr>
+                    </wps:wsp>
+                  </a:graphicData>
+                </a:graphic>
+                <wp14:sizeRelH relativeFrom="margin">
+                  <wp14:pctWidth>0</wp14:pctWidth>
+                </wp14:sizeRelH>
+                <wp14:sizeRelV relativeFrom="margin">
+                  <wp14:pctHeight>0</wp14:pctHeight>
+                </wp14:sizeRelV>
+              </wp:anchor>
+            </w:drawing>
+          </mc:Choice>
+          <mc:Fallback>
+            <w:pict>
+              <v:shape w14:anchorId="45F2066E" id="Text Box 2" o:spid="_x0000_s1042" type="#_x0000_t202" style="position:absolute;left:0;text-align:left;margin-left:370.2pt;margin-top:47.1pt;width:101.3pt;height:20.4pt;z-index:251684864;visibility:visible;mso-wrap-style:square;mso-width-percent:0;mso-height-percent:0;mso-wrap-distance-left:9pt;mso-wrap-distance-top:3.6pt;mso-wrap-distance-right:9pt;mso-wrap-distance-bottom:3.6pt;mso-position-horizontal:absolute;mso-position-horizontal-relative:text;mso-position-vertical:absolute;mso-position-vertical-relative:text;mso-width-percent:0;mso-height-percent:0;mso-width-relative:margin;mso-height-relative:margin;v-text-anchor:top" o:gfxdata="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" fillcolor="white [3212]" stroked="f">
+                <v:textbox>
+                  <w:txbxContent>
+                    <w:p>
+                      <w:pPr>
+                        <w:bidi/>
+                        <w:rPr>
+                          <w:rFonts w:ascii="Arial Black" w:hAnsi="Arial Black" w:cs="Aria Black"/>
+                          <w:bCs/>
+                          <w:sz w:val="16"/>
+                          <w:szCs w:val="16"/>
+                        </w:rPr>
+                      </w:pPr>
+                      <w:proofErr w:type="spellStart"/>
+                      <w:r>
+                        <w:rPr>
+                          <w:rFonts w:ascii="Arial Black" w:hAnsi="Arial Black" w:cs="Aria Black"/>
+                          <w:bCs/>
+                          <w:sz w:val="16"/>
+                          <w:szCs w:val="16"/>
+                        </w:rPr>
+                        <w:t>seller_ncode</w:t>
+                      </w:r>
+                      <w:proofErr w:type="spellEnd"/>
+                    </w:p>
+                  </w:txbxContent>
+                </v:textbox>
+                <w10:wrap type="square"/>
+              </v:shape>
+            </w:pict>
+          </mc:Fallback>
+        </mc:AlternateContent>
+      </w:r>
+      <w:r>
+        <w:rPr>
+          <w:rFonts w:asciiTheme="majorBidi" w:hAnsiTheme="majorBidi" w:cstheme="majorBidi"/>
+          <w:noProof/>
+          <w:sz w:val="36"/>
+          <w:szCs w:val="36"/>
+          <w:lang w:bidi="fa-IR"/>
+        </w:rPr>
+        <mc:AlternateContent>
+          <mc:Choice Requires="wps">
+            <w:drawing>
+              <wp:anchor distT="45720" distB="45720" distL="114300" distR="114300" simplePos="0" relativeHeight="251691008" behindDoc="0" locked="0" layoutInCell="1" allowOverlap="1" wp14:anchorId="443AE6AC" wp14:editId="722DB8F7">
+                <wp:simplePos x="0" y="0"/>
+                <wp:positionH relativeFrom="column">
+                  <wp:posOffset>4848860</wp:posOffset>
+                </wp:positionH>
+                <wp:positionV relativeFrom="paragraph">
+                  <wp:posOffset>857250</wp:posOffset>
+                </wp:positionV>
+                <wp:extent cx="1080135" cy="279400"/>
+                <wp:effectExtent l="0" t="0" r="5715" b="6350"/>
+                <wp:wrapSquare wrapText="bothSides"/>
+                <wp:docPr id="2064615629" name="Text Box 2"/>
+                <wp:cNvGraphicFramePr>
+                  <a:graphicFrameLocks xmlns:a="http://schemas.openxmlformats.org/drawingml/2006/main"/>
+                </wp:cNvGraphicFramePr>
+                <a:graphic xmlns:a="http://schemas.openxmlformats.org/drawingml/2006/main">
+                  <a:graphicData uri="http://schemas.microsoft.com/office/word/2010/wordprocessingShape">
+                    <wps:wsp>
+                      <wps:cNvSpPr txBox="1">
+                        <a:spLocks noChangeArrowheads="1"/>
+                      </wps:cNvSpPr>
+                      <wps:spPr bwMode="auto">
+                        <a:xfrm>
+                          <a:off x="0" y="0"/>
+                          <a:ext cx="1080135" cy="279400"/>
+                        </a:xfrm>
+                        <a:prstGeom prst="rect">
+                          <a:avLst/>
+                        </a:prstGeom>
+                        <a:solidFill>
+                          <a:schemeClr val="bg1"/>
+                        </a:solidFill>
+                        <a:ln w="9525">
+                          <a:noFill/>
+                          <a:miter lim="800000"/>
+                          <a:headEnd/>
+                          <a:tailEnd/>
+                        </a:ln>
+                      </wps:spPr>
+                      <wps:txbx>
+                        <w:txbxContent>
+                          <w:p>
+                            <w:pPr>
+                              <w:bidi/>
+                              <w:rPr>
+                                <w:rFonts w:ascii="Arial Black" w:hAnsi="Arial Black" w:cs="Aria Black"/>
+                                <w:bCs/>
+                                <w:sz w:val="16"/>
+                                <w:szCs w:val="16"/>
+                              </w:rPr>
+                            </w:pPr>
+                            <w:proofErr w:type="spellStart"/>
+                            <w:r>
+                              <w:rPr>
+                                <w:rFonts w:ascii="Arial Black" w:hAnsi="Arial Black" w:cs="Aria Black"/>
+                                <w:bCs/>
+                                <w:sz w:val="16"/>
+                                <w:szCs w:val="16"/>
+                              </w:rPr>
+                              <w:t>s</w:t>
+                            </w:r>
+                            <w:r>
+                              <w:rPr>
+                                <w:rFonts w:ascii="Arial Black" w:hAnsi="Arial Black" w:cs="Aria Black"/>
+                                <w:bCs/>
+                                <w:sz w:val="16"/>
+                                <w:szCs w:val="16"/>
+                              </w:rPr>
+                              <w:t>eller_from</w:t>
+                            </w:r>
+                            <w:proofErr w:type="spellEnd"/>
+                          </w:p>
+                        </w:txbxContent>
+                      </wps:txbx>
+                      <wps:bodyPr rot="0" vert="horz" wrap="square" lIns="91440" tIns="45720" rIns="91440" bIns="45720" anchor="t" anchorCtr="0">
+                        <a:noAutofit/>
+                      </wps:bodyPr>
+                    </wps:wsp>
+                  </a:graphicData>
+                </a:graphic>
+                <wp14:sizeRelH relativeFrom="margin">
+                  <wp14:pctWidth>0</wp14:pctWidth>
+                </wp14:sizeRelH>
+                <wp14:sizeRelV relativeFrom="margin">
+                  <wp14:pctHeight>0</wp14:pctHeight>
+                </wp14:sizeRelV>
+              </wp:anchor>
+            </w:drawing>
+          </mc:Choice>
+          <mc:Fallback>
+            <w:pict>
+              <v:shape w14:anchorId="443AE6AC" id="_x0000_s1043" type="#_x0000_t202" style="position:absolute;left:0;text-align:left;margin-left:381.8pt;margin-top:67.5pt;width:85.05pt;height:22pt;z-index:251691008;visibility:visible;mso-wrap-style:square;mso-width-percent:0;mso-height-percent:0;mso-wrap-distance-left:9pt;mso-wrap-distance-top:3.6pt;mso-wrap-distance-right:9pt;mso-wrap-distance-bottom:3.6pt;mso-position-horizontal:absolute;mso-position-horizontal-relative:text;mso-position-vertical:absolute;mso-position-vertical-relative:text;mso-width-percent:0;mso-height-percent:0;mso-width-relative:margin;mso-height-relative:margin;v-text-anchor:top" o:gfxdata="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" fillcolor="white [3212]" stroked="f">
+                <v:textbox>
+                  <w:txbxContent>
+                    <w:p>
+                      <w:pPr>
+                        <w:bidi/>
+                        <w:rPr>
+                          <w:rFonts w:ascii="Arial Black" w:hAnsi="Arial Black" w:cs="Aria Black"/>
+                          <w:bCs/>
+                          <w:sz w:val="16"/>
+                          <w:szCs w:val="16"/>
+                        </w:rPr>
+                      </w:pPr>
+                      <w:proofErr w:type="spellStart"/>
+                      <w:r>
+                        <w:rPr>
+                          <w:rFonts w:ascii="Arial Black" w:hAnsi="Arial Black" w:cs="Aria Black"/>
+                          <w:bCs/>
+                          <w:sz w:val="16"/>
+                          <w:szCs w:val="16"/>
+                        </w:rPr>
+                        <w:t>s</w:t>
+                      </w:r>
+                      <w:r>
+                        <w:rPr>
+                          <w:rFonts w:ascii="Arial Black" w:hAnsi="Arial Black" w:cs="Aria Black"/>
+                          <w:bCs/>
+                          <w:sz w:val="16"/>
+                          <w:szCs w:val="16"/>
+                        </w:rPr>
+                        <w:t>eller_from</w:t>
+                      </w:r>
+                      <w:proofErr w:type="spellEnd"/>
+                    </w:p>
+                  </w:txbxContent>
+                </v:textbox>
+                <w10:wrap type="square"/>
+              </v:shape>
+            </w:pict>
+          </mc:Fallback>
+        </mc:AlternateContent>
+      </w:r>
+      <w:r>
+        <w:rPr>
+          <w:rFonts w:asciiTheme="majorBidi" w:hAnsiTheme="majorBidi" w:cstheme="majorBidi"/>
+          <w:noProof/>
+          <w:sz w:val="36"/>
+          <w:szCs w:val="36"/>
+          <w:lang w:bidi="fa-IR"/>
+        </w:rPr>
+        <mc:AlternateContent>
+          <mc:Choice Requires="wps">
+            <w:drawing>
+              <wp:anchor distT="45720" distB="45720" distL="114300" distR="114300" simplePos="0" relativeHeight="251676672" behindDoc="1" locked="0" layoutInCell="1" allowOverlap="1" wp14:anchorId="357CBBF8" wp14:editId="0092EDDD">
+                <wp:simplePos x="0" y="0"/>
+                <wp:positionH relativeFrom="column">
+                  <wp:posOffset>3343910</wp:posOffset>
+                </wp:positionH>
+                <wp:positionV relativeFrom="paragraph">
+                  <wp:posOffset>22860</wp:posOffset>
+                </wp:positionV>
+                <wp:extent cx="2483485" cy="329565"/>
+                <wp:effectExtent l="0" t="0" r="0" b="0"/>
+                <wp:wrapTight wrapText="bothSides">
+                  <wp:wrapPolygon edited="0">
+                    <wp:start x="0" y="0"/>
+                    <wp:lineTo x="0" y="19977"/>
+                    <wp:lineTo x="21374" y="19977"/>
+                    <wp:lineTo x="21374" y="0"/>
+                    <wp:lineTo x="0" y="0"/>
+                  </wp:wrapPolygon>
+                </wp:wrapTight>
+                <wp:docPr id="217" name="Text Box 2"/>
+                <wp:cNvGraphicFramePr>
+                  <a:graphicFrameLocks xmlns:a="http://schemas.openxmlformats.org/drawingml/2006/main"/>
+                </wp:cNvGraphicFramePr>
+                <a:graphic xmlns:a="http://schemas.openxmlformats.org/drawingml/2006/main">
+                  <a:graphicData uri="http://schemas.microsoft.com/office/word/2010/wordprocessingShape">
+                    <wps:wsp>
+                      <wps:cNvSpPr txBox="1">
+                        <a:spLocks noChangeArrowheads="1"/>
+                      </wps:cNvSpPr>
+                      <wps:spPr bwMode="auto">
+                        <a:xfrm>
+                          <a:off x="0" y="0"/>
+                          <a:ext cx="2483485" cy="329565"/>
+                        </a:xfrm>
+                        <a:prstGeom prst="rect">
+                          <a:avLst/>
+                        </a:prstGeom>
+                        <a:solidFill>
+                          <a:schemeClr val="bg1"/>
+                        </a:solidFill>
+                        <a:ln w="9525">
+                          <a:noFill/>
+                          <a:miter lim="800000"/>
+                          <a:headEnd/>
+                          <a:tailEnd/>
+                        </a:ln>
+                      </wps:spPr>
+                      <wps:txbx>
+                        <w:txbxContent>
+                          <w:p>
+                            <w:pPr>
+                              <w:bidi/>
+                              <w:rPr>
+                                <w:rFonts w:ascii="Arial Black" w:hAnsi="Arial Black" w:cs="Aria Black"/>
+                                <w:bCs/>
+                                <w:sz w:val="20"/>
+                                <w:szCs w:val="20"/>
+                              </w:rPr>
+                            </w:pPr>
+                            <w:proofErr w:type="spellStart"/>
+                            <w:r>
+                              <w:rPr>
+                                <w:rFonts w:ascii="Arial Black" w:hAnsi="Arial Black" w:cs="Aria Black"/>
+                                <w:bCs/>
+                                <w:sz w:val="20"/>
+                                <w:szCs w:val="20"/>
+                              </w:rPr>
+                              <w:t>seller_</w:t>
+                            </w:r>
+                            <w:r>
+                              <w:rPr>
+                                <w:rFonts w:ascii="Arial Black" w:hAnsi="Arial Black" w:cs="Aria Black"/>
+                                <w:bCs/>
+                                <w:sz w:val="20"/>
+                                <w:szCs w:val="20"/>
+                              </w:rPr>
+                              <w:t>f</w:t>
+                            </w:r>
+                            <w:r>
+                              <w:rPr>
+                                <w:rFonts w:ascii="Arial Black" w:hAnsi="Arial Black" w:cs="Aria Black"/>
+                                <w:bCs/>
+                                <w:sz w:val="20"/>
+                                <w:szCs w:val="20"/>
+                              </w:rPr>
+                              <w:t>name</w:t>
+                            </w:r>
+                            <w:proofErr w:type="spellEnd"/>
+                          </w:p>
+                        </w:txbxContent>
+                      </wps:txbx>
+                      <wps:bodyPr rot="0" vert="horz" wrap="square" lIns="91440" tIns="45720" rIns="91440" bIns="45720" anchor="t" anchorCtr="0">
+                        <a:noAutofit/>
+                      </wps:bodyPr>
+                    </wps:wsp>
+                  </a:graphicData>
+                </a:graphic>
+                <wp14:sizeRelH relativeFrom="margin">
+                  <wp14:pctWidth>0</wp14:pctWidth>
+                </wp14:sizeRelH>
+                <wp14:sizeRelV relativeFrom="margin">
+                  <wp14:pctHeight>0</wp14:pctHeight>
+                </wp14:sizeRelV>
+              </wp:anchor>
+            </w:drawing>
+          </mc:Choice>
+          <mc:Fallback>
+            <w:pict>
+              <v:shape w14:anchorId="357CBBF8" id="_x0000_s1044" type="#_x0000_t202" style="position:absolute;left:0;text-align:left;margin-left:263.3pt;margin-top:1.8pt;width:195.55pt;height:25.95pt;z-index:-251639808;visibility:visible;mso-wrap-style:square;mso-width-percent:0;mso-height-percent:0;mso-wrap-distance-left:9pt;mso-wrap-distance-top:3.6pt;mso-wrap-distance-right:9pt;mso-wrap-distance-bottom:3.6pt;mso-position-horizontal:absolute;mso-position-horizontal-relative:text;mso-position-vertical:absolute;mso-position-vertical-relative:text;mso-width-percent:0;mso-height-percent:0;mso-width-relative:margin;mso-height-relative:margin;v-text-anchor:top" o:gfxdata="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" fillcolor="white [3212]" stroked="f">
+                <v:textbox>
+                  <w:txbxContent>
+                    <w:p>
+                      <w:pPr>
+                        <w:bidi/>
+                        <w:rPr>
+                          <w:rFonts w:ascii="Arial Black" w:hAnsi="Arial Black" w:cs="Aria Black"/>
+                          <w:bCs/>
+                          <w:sz w:val="20"/>
+                          <w:szCs w:val="20"/>
+                        </w:rPr>
+                      </w:pPr>
+                      <w:proofErr w:type="spellStart"/>
+                      <w:r>
+                        <w:rPr>
+                          <w:rFonts w:ascii="Arial Black" w:hAnsi="Arial Black" w:cs="Aria Black"/>
+                          <w:bCs/>
+                          <w:sz w:val="20"/>
+                          <w:szCs w:val="20"/>
+                        </w:rPr>
+                        <w:t>seller_</w:t>
+                      </w:r>
+                      <w:r>
+                        <w:rPr>
+                          <w:rFonts w:ascii="Arial Black" w:hAnsi="Arial Black" w:cs="Aria Black"/>
+                          <w:bCs/>
+                          <w:sz w:val="20"/>
+                          <w:szCs w:val="20"/>
+                        </w:rPr>
+                        <w:t>f</w:t>
+                      </w:r>
+                      <w:r>
+                        <w:rPr>
+                          <w:rFonts w:ascii="Arial Black" w:hAnsi="Arial Black" w:cs="Aria Black"/>
+                          <w:bCs/>
+                          <w:sz w:val="20"/>
+                          <w:szCs w:val="20"/>
+                        </w:rPr>
+                        <w:t>name</w:t>
+                      </w:r>
+                      <w:proofErr w:type="spellEnd"/>
+                    </w:p>
+                  </w:txbxContent>
+                </v:textbox>
+                <w10:wrap type="tight"/>
+              </v:shape>
+            </w:pict>
+          </mc:Fallback>
+        </mc:AlternateContent>
+      </w:r>
+      <w:r>
+        <w:rPr>
+          <w:rFonts w:asciiTheme="majorBidi" w:hAnsiTheme="majorBidi" w:cstheme="majorBidi"/>
+          <w:noProof/>
+          <w:sz w:val="36"/>
+          <w:szCs w:val="36"/>
+          <w:rtl/>
+          <w:lang w:val="fa-IR" w:bidi="fa-IR"/>
+        </w:rPr>
+        <mc:AlternateContent>
+          <mc:Choice Requires="wps">
+            <w:drawing>
+              <wp:anchor distT="0" distB="0" distL="114300" distR="114300" simplePos="0" relativeHeight="251672576" behindDoc="0" locked="0" layoutInCell="1" allowOverlap="1" wp14:anchorId="2705B8AA" wp14:editId="6B327607">
+                <wp:simplePos x="0" y="0"/>
+                <wp:positionH relativeFrom="column">
+                  <wp:posOffset>471170</wp:posOffset>
+                </wp:positionH>
+                <wp:positionV relativeFrom="paragraph">
+                  <wp:posOffset>-31750</wp:posOffset>
+                </wp:positionV>
+                <wp:extent cx="1108075" cy="539115"/>
+                <wp:effectExtent l="0" t="0" r="15875" b="13335"/>
+                <wp:wrapNone/>
+                <wp:docPr id="5" name="Rectangle: Rounded Corners 5"/>
+                <wp:cNvGraphicFramePr/>
+                <a:graphic xmlns:a="http://schemas.openxmlformats.org/drawingml/2006/main">
+                  <a:graphicData uri="http://schemas.microsoft.com/office/word/2010/wordprocessingShape">
+                    <wps:wsp>
+                      <wps:cNvSpPr/>
+                      <wps:spPr>
+                        <a:xfrm>
+                          <a:off x="0" y="0"/>
+                          <a:ext cx="1108075" cy="539115"/>
+                        </a:xfrm>
+                        <a:prstGeom prst="roundRect">
+                          <a:avLst/>
+                        </a:prstGeom>
+                        <a:ln>
+                          <a:solidFill>
+                            <a:schemeClr val="tx1"/>
+                          </a:solidFill>
+                        </a:ln>
+                      </wps:spPr>
+                      <wps:style>
+                        <a:lnRef idx="2">
+                          <a:schemeClr val="accent6"/>
+                        </a:lnRef>
+                        <a:fillRef idx="1">
+                          <a:schemeClr val="lt1"/>
+                        </a:fillRef>
+                        <a:effectRef idx="0">
+                          <a:schemeClr val="accent6"/>
+                        </a:effectRef>
+                        <a:fontRef idx="minor">
+                          <a:schemeClr val="dk1"/>
+                        </a:fontRef>
+                      </wps:style>
+                      <wps:txbx>
+                        <w:txbxContent>
+                          <w:p>
+                            <w:pPr>
+                              <w:jc w:val="right"/>
+                              <w:rPr>
+                                <w:b/>
+                                <w:bCs/>
+                                <w:color w:val="000000" w:themeColor="text1"/>
+                                <w:sz w:val="24"/>
+                                <w:szCs w:val="24"/>
+                                <w:lang w:bidi="fa-IR"/>
+                              </w:rPr>
+                            </w:pPr>
+                          </w:p>
+                        </w:txbxContent>
+                      </wps:txbx>
+                      <wps:bodyPr rot="0" spcFirstLastPara="0" vertOverflow="overflow" horzOverflow="overflow" vert="horz" wrap="square" lIns="91440" tIns="45720" rIns="91440" bIns="45720" numCol="1" spcCol="0" rtlCol="0" fromWordArt="0" anchor="ctr" anchorCtr="0" forceAA="0" compatLnSpc="1">
+                        <a:prstTxWarp prst="textNoShape">
+                          <a:avLst/>
+                        </a:prstTxWarp>
+                        <a:noAutofit/>
+                      </wps:bodyPr>
+                    </wps:wsp>
+                  </a:graphicData>
+                </a:graphic>
+                <wp14:sizeRelH relativeFrom="margin">
+                  <wp14:pctWidth>0</wp14:pctWidth>
+                </wp14:sizeRelH>
+                <wp14:sizeRelV relativeFrom="margin">
+                  <wp14:pctHeight>0</wp14:pctHeight>
+                </wp14:sizeRelV>
+              </wp:anchor>
+            </w:drawing>
+          </mc:Choice>
+          <mc:Fallback>
+            <w:pict>
+              <v:roundrect w14:anchorId="2705B8AA" id="Rectangle: Rounded Corners 5" o:spid="_x0000_s1045" style="position:absolute;left:0;text-align:left;margin-left:37.1pt;margin-top:-2.5pt;width:87.25pt;height:42.45pt;z-index:251672576;visibility:visible;mso-wrap-style:square;mso-width-percent:0;mso-height-percent:0;mso-wrap-distance-left:9pt;mso-wrap-distance-top:0;mso-wrap-distance-right:9pt;mso-wrap-distance-bottom:0;mso-position-horizontal:absolute;mso-position-horizontal-relative:text;mso-position-vertical:absolute;mso-position-vertical-relative:text;mso-width-percent:0;mso-height-percent:0;mso-width-relative:margin;mso-height-relative:margin;v-text-anchor:middle" arcsize="10923f" o:gfxdata="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" fillcolor="white [3201]" strokecolor="black [3213]" strokeweight="1pt">
+                <v:stroke joinstyle="miter"/>
+                <v:textbox>
+                  <w:txbxContent>
+                    <w:p>
+                      <w:pPr>
+                        <w:jc w:val="right"/>
+                        <w:rPr>
+                          <w:b/>
+                          <w:bCs/>
+                          <w:color w:val="000000" w:themeColor="text1"/>
+                          <w:sz w:val="24"/>
+                          <w:szCs w:val="24"/>
+                          <w:lang w:bidi="fa-IR"/>
+                        </w:rPr>
+                      </w:pPr>
+                    </w:p>
+                  </w:txbxContent>
+                </v:textbox>
+              </v:roundrect>
+            </w:pict>
+          </mc:Fallback>
+        </mc:AlternateContent>
+      </w:r>
+      <w:r>
+        <w:rPr>
+          <w:rFonts w:asciiTheme="majorBidi" w:hAnsiTheme="majorBidi" w:cstheme="majorBidi"/>
+          <w:noProof/>
+          <w:sz w:val="36"/>
+          <w:szCs w:val="36"/>
+          <w:rtl/>
+          <w:lang w:val="fa-IR" w:bidi="fa-IR"/>
+        </w:rPr>
+        <mc:AlternateContent>
+          <mc:Choice Requires="wps">
+            <w:drawing>
+              <wp:anchor distT="0" distB="0" distL="114300" distR="114300" simplePos="0" relativeHeight="251746304" behindDoc="0" locked="0" layoutInCell="1" allowOverlap="1" wp14:anchorId="0242DB0C" wp14:editId="09FC6ED9">
+                <wp:simplePos x="0" y="0"/>
+                <wp:positionH relativeFrom="column">
+                  <wp:posOffset>-680720</wp:posOffset>
+                </wp:positionH>
+                <wp:positionV relativeFrom="paragraph">
+                  <wp:posOffset>-31750</wp:posOffset>
+                </wp:positionV>
+                <wp:extent cx="1057275" cy="539115"/>
+                <wp:effectExtent l="0" t="0" r="28575" b="13335"/>
+                <wp:wrapNone/>
+                <wp:docPr id="332907720" name="Rectangle: Rounded Corners 332907720"/>
+                <wp:cNvGraphicFramePr/>
+                <a:graphic xmlns:a="http://schemas.openxmlformats.org/drawingml/2006/main">
+                  <a:graphicData uri="http://schemas.microsoft.com/office/word/2010/wordprocessingShape">
+                    <wps:wsp>
+                      <wps:cNvSpPr/>
+                      <wps:spPr>
+                        <a:xfrm>
+                          <a:off x="0" y="0"/>
+                          <a:ext cx="1057275" cy="539115"/>
+                        </a:xfrm>
+                        <a:prstGeom prst="roundRect">
+                          <a:avLst/>
+                        </a:prstGeom>
+                        <a:ln>
+                          <a:solidFill>
+                            <a:schemeClr val="tx1"/>
+                          </a:solidFill>
+                        </a:ln>
+                      </wps:spPr>
+                      <wps:style>
+                        <a:lnRef idx="2">
+                          <a:schemeClr val="accent6"/>
+                        </a:lnRef>
+                        <a:fillRef idx="1">
+                          <a:schemeClr val="lt1"/>
+                        </a:fillRef>
+                        <a:effectRef idx="0">
+                          <a:schemeClr val="accent6"/>
+                        </a:effectRef>
+                        <a:fontRef idx="minor">
+                          <a:schemeClr val="dk1"/>
+                        </a:fontRef>
+                      </wps:style>
+                      <wps:txbx>
+                        <w:txbxContent>
+                          <w:p>
+                            <w:pPr>
+                              <w:jc w:val="center"/>
+                              <w:rPr>
+                                <w:rFonts w:ascii="Consolas" w:hAnsi="Consolas"/>
+                                <w:b/>
+                                <w:bCs/>
+                                <w:color w:val="000000" w:themeColor="text1"/>
+                                <w:sz w:val="28"/>
+                                <w:szCs w:val="28"/>
+                                <w:lang w:bidi="fa-IR"/>
+                              </w:rPr>
+                            </w:pPr>
+                            <w:r>
+                              <w:rPr>
+                                <w:rFonts w:ascii="Consolas" w:hAnsi="Consolas"/>
+                                <w:b/>
+                                <w:bCs/>
+                                <w:color w:val="000000" w:themeColor="text1"/>
+                                <w:sz w:val="28"/>
+                                <w:szCs w:val="28"/>
+                                <w:lang w:bidi="fa-IR"/>
+                              </w:rPr>
+                              <w:fldChar w:fldCharType="begin"/>
+                            </w:r>
+                            <w:r>
+                              <w:rPr>
+                                <w:rFonts w:ascii="Consolas" w:hAnsi="Consolas"/>
+                                <w:b/>
+                                <w:bCs/>
+                                <w:color w:val="000000" w:themeColor="text1"/>
+                                <w:sz w:val="28"/>
+                                <w:szCs w:val="28"/>
+                                <w:lang w:bidi="fa-IR"/>
+                              </w:rPr>
+                              <w:instrText xml:space="preserve"> MERGEFIELD  deal_num  \* MERGEFORMAT </w:instrText>
+                            </w:r>
+                            <w:r>
+                              <w:rPr>
+                                <w:rFonts w:ascii="Consolas" w:hAnsi="Consolas"/>
+                                <w:b/>
+                                <w:bCs/>
+                                <w:color w:val="000000" w:themeColor="text1"/>
+                                <w:sz w:val="28"/>
+                                <w:szCs w:val="28"/>
+                                <w:lang w:bidi="fa-IR"/>
+                              </w:rPr>
+                              <w:fldChar w:fldCharType="separate"/>
+                            </w:r>
+                            <w:r>
+                              <w:rPr>
+                                <w:rFonts w:ascii="Consolas" w:hAnsi="Consolas"/>
+                                <w:b/>
+                                <w:bCs/>
+                                <w:noProof/>
+                                <w:color w:val="000000" w:themeColor="text1"/>
+                                <w:sz w:val="28"/>
+                                <w:szCs w:val="28"/>
+                                <w:lang w:bidi="fa-IR"/>
+                              </w:rPr>
+                              <w:t>deal_num</w:t>
+                            </w:r>
+                            <w:r>
+                              <w:rPr>
+                                <w:rFonts w:ascii="Consolas" w:hAnsi="Consolas"/>
+                                <w:b/>
+                                <w:bCs/>
+                                <w:color w:val="000000" w:themeColor="text1"/>
+                                <w:sz w:val="28"/>
+                                <w:szCs w:val="28"/>
+                                <w:lang w:bidi="fa-IR"/>
+                              </w:rPr>
+                              <w:fldChar w:fldCharType="end"/>
+                            </w:r>
+                          </w:p>
+                        </w:txbxContent>
+                      </wps:txbx>
+                      <wps:bodyPr rot="0" spcFirstLastPara="0" vertOverflow="overflow" horzOverflow="overflow" vert="horz" wrap="square" lIns="91440" tIns="45720" rIns="91440" bIns="45720" numCol="1" spcCol="0" rtlCol="0" fromWordArt="0" anchor="b" anchorCtr="0" forceAA="0" compatLnSpc="1">
+                        <a:prstTxWarp prst="textNoShape">
+                          <a:avLst/>
+                        </a:prstTxWarp>
+                        <a:noAutofit/>
+                      </wps:bodyPr>
+                    </wps:wsp>
+                  </a:graphicData>
+                </a:graphic>
+                <wp14:sizeRelH relativeFrom="margin">
+                  <wp14:pctWidth>0</wp14:pctWidth>
+                </wp14:sizeRelH>
+                <wp14:sizeRelV relativeFrom="margin">
+                  <wp14:pctHeight>0</wp14:pctHeight>
+                </wp14:sizeRelV>
+              </wp:anchor>
+            </w:drawing>
+          </mc:Choice>
+          <mc:Fallback>
+            <w:pict>
+              <v:roundrect w14:anchorId="0242DB0C" id="Rectangle: Rounded Corners 332907720" o:spid="_x0000_s1046" style="position:absolute;left:0;text-align:left;margin-left:-53.6pt;margin-top:-2.5pt;width:83.25pt;height:42.45pt;z-index:251746304;visibility:visible;mso-wrap-style:square;mso-width-percent:0;mso-height-percent:0;mso-wrap-distance-left:9pt;mso-wrap-distance-top:0;mso-wrap-distance-right:9pt;mso-wrap-distance-bottom:0;mso-position-horizontal:absolute;mso-position-horizontal-relative:text;mso-position-vertical:absolute;mso-position-vertical-relative:text;mso-width-percent:0;mso-height-percent:0;mso-width-relative:margin;mso-height-relative:margin;v-text-anchor:bottom" arcsize="10923f" o:gfxdata="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" fillcolor="white [3201]" strokecolor="black [3213]" strokeweight="1pt">
+                <v:stroke joinstyle="miter"/>
+                <v:textbox>
+                  <w:txbxContent>
+                    <w:p>
+                      <w:pPr>
+                        <w:jc w:val="center"/>
+                        <w:rPr>
+                          <w:rFonts w:ascii="Consolas" w:hAnsi="Consolas"/>
+                          <w:b/>
+                          <w:bCs/>
+                          <w:color w:val="000000" w:themeColor="text1"/>
+                          <w:sz w:val="28"/>
+                          <w:szCs w:val="28"/>
+                          <w:lang w:bidi="fa-IR"/>
+                        </w:rPr>
+                      </w:pPr>
+                      <w:r>
+                        <w:rPr>
+                          <w:rFonts w:ascii="Consolas" w:hAnsi="Consolas"/>
+                          <w:b/>
+                          <w:bCs/>
+                          <w:color w:val="000000" w:themeColor="text1"/>
+                          <w:sz w:val="28"/>
+                          <w:szCs w:val="28"/>
+                          <w:lang w:bidi="fa-IR"/>
+                        </w:rPr>
+                        <w:fldChar w:fldCharType="begin"/>
+                      </w:r>
+                      <w:r>
+                        <w:rPr>
+                          <w:rFonts w:ascii="Consolas" w:hAnsi="Consolas"/>
+                          <w:b/>
+                          <w:bCs/>
+                          <w:color w:val="000000" w:themeColor="text1"/>
+                          <w:sz w:val="28"/>
+                          <w:szCs w:val="28"/>
+                          <w:lang w:bidi="fa-IR"/>
+                        </w:rPr>
+                        <w:instrText xml:space="preserve"> MERGEFIELD  deal_num  \* MERGEFORMAT </w:instrText>
+                      </w:r>
+                      <w:r>
+                        <w:rPr>
+                          <w:rFonts w:ascii="Consolas" w:hAnsi="Consolas"/>
+                          <w:b/>
+                          <w:bCs/>
+                          <w:color w:val="000000" w:themeColor="text1"/>
+                          <w:sz w:val="28"/>
+                          <w:szCs w:val="28"/>
+                          <w:lang w:bidi="fa-IR"/>
+                        </w:rPr>
+                        <w:fldChar w:fldCharType="separate"/>
+                      </w:r>
+                      <w:r>
+                        <w:rPr>
+                          <w:rFonts w:ascii="Consolas" w:hAnsi="Consolas"/>
+                          <w:b/>
+                          <w:bCs/>
+                          <w:noProof/>
+                          <w:color w:val="000000" w:themeColor="text1"/>
+                          <w:sz w:val="28"/>
+                          <w:szCs w:val="28"/>
+                          <w:lang w:bidi="fa-IR"/>
+                        </w:rPr>
+                        <w:t>deal_num</w:t>
+                      </w:r>
+                      <w:r>
+                        <w:rPr>
+                          <w:rFonts w:ascii="Consolas" w:hAnsi="Consolas"/>
+                          <w:b/>
+                          <w:bCs/>
+                          <w:color w:val="000000" w:themeColor="text1"/>
+                          <w:sz w:val="28"/>
+                          <w:szCs w:val="28"/>
+                          <w:lang w:bidi="fa-IR"/>
+                        </w:rPr>
+                        <w:fldChar w:fldCharType="end"/>
+                      </w:r>
+                    </w:p>
+                  </w:txbxContent>
+                </v:textbox>
+              </v:roundrect>
+            </w:pict>
+          </mc:Fallback>
+        </mc:AlternateContent>
+      </w:r>
+      <w:r>
+        <w:rPr>
+          <w:rFonts w:asciiTheme="majorBidi" w:hAnsiTheme="majorBidi" w:cstheme="majorBidi"/>
+          <w:noProof/>
+          <w:sz w:val="36"/>
+          <w:szCs w:val="36"/>
+          <w:rtl/>
+          <w:lang w:val="fa-IR" w:bidi="fa-IR"/>
+        </w:rPr>
+        <mc:AlternateContent>
+          <mc:Choice Requires="wps">
+            <w:drawing>
+              <wp:anchor distT="0" distB="0" distL="114300" distR="114300" simplePos="0" relativeHeight="251667456" behindDoc="0" locked="0" layoutInCell="1" allowOverlap="1" wp14:anchorId="7EC59557" wp14:editId="326CDDE8">
+                <wp:simplePos x="0" y="0"/>
+                <wp:positionH relativeFrom="page">
+                  <wp:posOffset>228600</wp:posOffset>
+                </wp:positionH>
+                <wp:positionV relativeFrom="paragraph">
+                  <wp:posOffset>537210</wp:posOffset>
+                </wp:positionV>
+                <wp:extent cx="3685032" cy="2587752"/>
+                <wp:effectExtent l="0" t="0" r="10795" b="22225"/>
+                <wp:wrapTopAndBottom/>
+                <wp:docPr id="12" name="Rectangle: Rounded Corners 12"/>
+                <wp:cNvGraphicFramePr/>
+                <a:graphic xmlns:a="http://schemas.openxmlformats.org/drawingml/2006/main">
+                  <a:graphicData uri="http://schemas.microsoft.com/office/word/2010/wordprocessingShape">
+                    <wps:wsp>
+                      <wps:cNvSpPr/>
+                      <wps:spPr>
+                        <a:xfrm>
+                          <a:off x="0" y="0"/>
+                          <a:ext cx="3685032" cy="2587752"/>
+                        </a:xfrm>
+                        <a:prstGeom prst="roundRect">
+                          <a:avLst>
+                            <a:gd name="adj" fmla="val 0"/>
+                          </a:avLst>
+                        </a:prstGeom>
+                        <a:ln>
+                          <a:solidFill>
+                            <a:schemeClr val="tx1"/>
+                          </a:solidFill>
+                        </a:ln>
+                      </wps:spPr>
+                      <wps:style>
+                        <a:lnRef idx="2">
+                          <a:schemeClr val="accent6"/>
+                        </a:lnRef>
+                        <a:fillRef idx="1">
+                          <a:schemeClr val="lt1"/>
+                        </a:fillRef>
+                        <a:effectRef idx="0">
+                          <a:schemeClr val="accent6"/>
+                        </a:effectRef>
+                        <a:fontRef idx="minor">
+                          <a:schemeClr val="dk1"/>
+                        </a:fontRef>
+                      </wps:style>
+                      <wps:txbx>
+                        <w:txbxContent>
+                          <w:p>
+                            <w:pPr>
+                              <w:rPr>
+                                <w:rFonts w:asciiTheme="majorBidi" w:hAnsiTheme="majorBidi" w:cstheme="majorBidi"/>
+                                <w:b/>
+                                <w:bCs/>
+                                <w:sz w:val="20"/>
+                                <w:szCs w:val="20"/>
+                                <w:rtl/>
+                                <w:lang w:bidi="fa-IR"/>
+                              </w:rPr>
+                            </w:pPr>
+                          </w:p>
+                        </w:txbxContent>
+                      </wps:txbx>
+                      <wps:bodyPr rot="0" spcFirstLastPara="0" vertOverflow="overflow" horzOverflow="overflow" vert="horz" wrap="square" lIns="91440" tIns="45720" rIns="91440" bIns="45720" numCol="1" spcCol="0" rtlCol="0" fromWordArt="0" anchor="t" anchorCtr="0" forceAA="0" compatLnSpc="1">
+                        <a:prstTxWarp prst="textNoShape">
+                          <a:avLst/>
+                        </a:prstTxWarp>
+                        <a:noAutofit/>
+                      </wps:bodyPr>
+                    </wps:wsp>
+                  </a:graphicData>
+                </a:graphic>
+                <wp14:sizeRelH relativeFrom="margin">
+                  <wp14:pctWidth>0</wp14:pctWidth>
+                </wp14:sizeRelH>
+                <wp14:sizeRelV relativeFrom="margin">
+                  <wp14:pctHeight>0</wp14:pctHeight>
+                </wp14:sizeRelV>
+              </wp:anchor>
+            </w:drawing>
+          </mc:Choice>
+          <mc:Fallback>
+            <w:pict>
+              <v:roundrect w14:anchorId="7EC59557" id="Rectangle: Rounded Corners 12" o:spid="_x0000_s1047" style="position:absolute;left:0;text-align:left;margin-left:18pt;margin-top:42.3pt;width:290.15pt;height:203.75pt;z-index:251667456;visibility:visible;mso-wrap-style:square;mso-width-percent:0;mso-height-percent:0;mso-wrap-distance-left:9pt;mso-wrap-distance-top:0;mso-wrap-distance-right:9pt;mso-wrap-distance-bottom:0;mso-position-horizontal:absolute;mso-position-horizontal-relative:page;mso-position-vertical:absolute;mso-position-vertical-relative:text;mso-width-percent:0;mso-height-percent:0;mso-width-relative:margin;mso-height-relative:margin;v-text-anchor:top" arcsize="0" o:gfxdata="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" fillcolor="white [3201]" strokecolor="black [3213]" strokeweight="1pt">
+                <v:stroke joinstyle="miter"/>
+                <v:textbox>
+                  <w:txbxContent>
+                    <w:p>
+                      <w:pPr>
+                        <w:rPr>
+                          <w:rFonts w:asciiTheme="majorBidi" w:hAnsiTheme="majorBidi" w:cstheme="majorBidi"/>
+                          <w:b/>
+                          <w:bCs/>
+                          <w:sz w:val="20"/>
+                          <w:szCs w:val="20"/>
+                          <w:rtl/>
+                          <w:lang w:bidi="fa-IR"/>
+                        </w:rPr>
+                      </w:pPr>
+                    </w:p>
+                  </w:txbxContent>
+                </v:textbox>
+                <w10:wrap type="topAndBottom" anchorx="page"/>
+              </v:roundrect>
+            </w:pict>
+          </mc:Fallback>
+        </mc:AlternateContent>
+      </w:r>
       <w:r>
         <w:rPr>
           <w:rFonts w:asciiTheme="majorBidi" w:hAnsiTheme="majorBidi" w:cstheme="majorBidi"/>
@@ -1461,7 +4172,7 @@
           </mc:Choice>
           <mc:Fallback>
             <w:pict>
-              <v:shape w14:anchorId="4E37F316" id="Text Box 2" o:spid="_x0000_s1033" type="#_x0000_t202" style="position:absolute;left:0;text-align:left;margin-left:383.95pt;margin-top:166.8pt;width:87.95pt;height:23.3pt;z-index:251698176;visibility:visible;mso-wrap-style:square;mso-width-percent:0;mso-height-percent:0;mso-wrap-distance-left:9pt;mso-wrap-distance-top:3.6pt;mso-wrap-distance-right:9pt;mso-wrap-distance-bottom:3.6pt;mso-position-horizontal:absolute;mso-position-horizontal-relative:text;mso-position-vertical:absolute;mso-position-vertical-relative:text;mso-width-percent:0;mso-height-percent:0;mso-width-relative:margin;mso-height-relative:margin;v-text-anchor:top" o:gfxdata="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" fillcolor="white [3212]" stroked="f">
+              <v:shape w14:anchorId="4E37F316" id="_x0000_s1048" type="#_x0000_t202" style="position:absolute;left:0;text-align:left;margin-left:383.95pt;margin-top:166.8pt;width:87.95pt;height:23.3pt;z-index:251698176;visibility:visible;mso-wrap-style:square;mso-width-percent:0;mso-height-percent:0;mso-wrap-distance-left:9pt;mso-wrap-distance-top:3.6pt;mso-wrap-distance-right:9pt;mso-wrap-distance-bottom:3.6pt;mso-position-horizontal:absolute;mso-position-horizontal-relative:text;mso-position-vertical:absolute;mso-position-vertical-relative:text;mso-width-percent:0;mso-height-percent:0;mso-width-relative:margin;mso-height-relative:margin;v-text-anchor:top" o:gfxdata="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" fillcolor="white [3212]" stroked="f">
                 <v:textbox>
                   <w:txbxContent>
                     <w:p>
@@ -1620,7 +4331,7 @@
           </mc:Choice>
           <mc:Fallback>
             <w:pict>
-              <v:shape w14:anchorId="4D77C4F4" id="_x0000_s1034" type="#_x0000_t202" style="position:absolute;left:0;text-align:left;margin-left:250.6pt;margin-top:145.5pt;width:215.7pt;height:25.9pt;z-index:-251619328;visibility:visible;mso-wrap-style:square;mso-width-percent:0;mso-height-percent:0;mso-wrap-distance-left:9pt;mso-wrap-distance-top:3.6pt;mso-wrap-distance-right:9pt;mso-wrap-distance-bottom:3.6pt;mso-position-horizontal:absolute;mso-position-horizontal-relative:text;mso-position-vertical:absolute;mso-position-vertical-relative:text;mso-width-percent:0;mso-height-percent:0;mso-width-relative:margin;mso-height-relative:margin;v-text-anchor:top" o:gfxdata="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" fillcolor="white [3212]" stroked="f">
+              <v:shape w14:anchorId="4D77C4F4" id="_x0000_s1049" type="#_x0000_t202" style="position:absolute;left:0;text-align:left;margin-left:250.6pt;margin-top:145.5pt;width:215.7pt;height:25.9pt;z-index:-251619328;visibility:visible;mso-wrap-style:square;mso-width-percent:0;mso-height-percent:0;mso-wrap-distance-left:9pt;mso-wrap-distance-top:3.6pt;mso-wrap-distance-right:9pt;mso-wrap-distance-bottom:3.6pt;mso-position-horizontal:absolute;mso-position-horizontal-relative:text;mso-position-vertical:absolute;mso-position-vertical-relative:text;mso-width-percent:0;mso-height-percent:0;mso-width-relative:margin;mso-height-relative:margin;v-text-anchor:top" o:gfxdata="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" fillcolor="white [3212]" stroked="f">
                 <v:textbox>
                   <w:txbxContent>
                     <w:p>
@@ -1771,7 +4482,7 @@
           </mc:Choice>
           <mc:Fallback>
             <w:pict>
-              <v:shape w14:anchorId="1E3FC067" id="_x0000_s1035" type="#_x0000_t202" style="position:absolute;left:0;text-align:left;margin-left:385.9pt;margin-top:206.8pt;width:81.7pt;height:24pt;z-index:251703296;visibility:visible;mso-wrap-style:square;mso-width-percent:0;mso-height-percent:0;mso-wrap-distance-left:9pt;mso-wrap-distance-top:3.6pt;mso-wrap-distance-right:9pt;mso-wrap-distance-bottom:3.6pt;mso-position-horizontal:absolute;mso-position-horizontal-relative:text;mso-position-vertical:absolute;mso-position-vertical-relative:text;mso-width-percent:0;mso-height-percent:0;mso-width-relative:margin;mso-height-relative:margin;v-text-anchor:top" o:gfxdata="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" fillcolor="white [3212]" stroked="f">
+              <v:shape w14:anchorId="1E3FC067" id="_x0000_s1050" type="#_x0000_t202" style="position:absolute;left:0;text-align:left;margin-left:385.9pt;margin-top:206.8pt;width:81.7pt;height:24pt;z-index:251703296;visibility:visible;mso-wrap-style:square;mso-width-percent:0;mso-height-percent:0;mso-wrap-distance-left:9pt;mso-wrap-distance-top:3.6pt;mso-wrap-distance-right:9pt;mso-wrap-distance-bottom:3.6pt;mso-position-horizontal:absolute;mso-position-horizontal-relative:text;mso-position-vertical:absolute;mso-position-vertical-relative:text;mso-width-percent:0;mso-height-percent:0;mso-width-relative:margin;mso-height-relative:margin;v-text-anchor:top" o:gfxdata="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" fillcolor="white [3212]" stroked="f">
                 <v:textbox>
                   <w:txbxContent>
                     <w:p>
@@ -1903,7 +4614,7 @@
           </mc:Choice>
           <mc:Fallback>
             <w:pict>
-              <v:shape w14:anchorId="077D2669" id="_x0000_s1036" type="#_x0000_t202" style="position:absolute;left:0;text-align:left;margin-left:249.3pt;margin-top:230.8pt;width:221.95pt;height:44.25pt;z-index:251705344;visibility:visible;mso-wrap-style:square;mso-width-percent:0;mso-height-percent:0;mso-wrap-distance-left:9pt;mso-wrap-distance-top:3.6pt;mso-wrap-distance-right:9pt;mso-wrap-distance-bottom:3.6pt;mso-position-horizontal:absolute;mso-position-horizontal-relative:text;mso-position-vertical:absolute;mso-position-vertical-relative:text;mso-width-percent:0;mso-height-percent:0;mso-width-relative:margin;mso-height-relative:margin;v-text-anchor:top" o:gfxdata="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" fillcolor="white [3212]" stroked="f">
+              <v:shape w14:anchorId="077D2669" id="_x0000_s1051" type="#_x0000_t202" style="position:absolute;left:0;text-align:left;margin-left:249.3pt;margin-top:230.8pt;width:221.95pt;height:44.25pt;z-index:251705344;visibility:visible;mso-wrap-style:square;mso-width-percent:0;mso-height-percent:0;mso-wrap-distance-left:9pt;mso-wrap-distance-top:3.6pt;mso-wrap-distance-right:9pt;mso-wrap-distance-bottom:3.6pt;mso-position-horizontal:absolute;mso-position-horizontal-relative:text;mso-position-vertical:absolute;mso-position-vertical-relative:text;mso-width-percent:0;mso-height-percent:0;mso-width-relative:margin;mso-height-relative:margin;v-text-anchor:top" o:gfxdata="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" fillcolor="white [3212]" stroked="f">
                 <v:textbox>
                   <w:txbxContent>
                     <w:p>
@@ -1999,8 +4710,8 @@
                                 <w:rFonts w:ascii="Arial Black" w:hAnsi="Arial Black" w:cs="Aria Black"/>
                                 <w:b/>
                                 <w:bCs/>
-                                <w:sz w:val="18"/>
-                                <w:szCs w:val="18"/>
+                                <w:sz w:val="16"/>
+                                <w:szCs w:val="16"/>
                               </w:rPr>
                             </w:pPr>
                             <w:proofErr w:type="spellStart"/>
@@ -2009,8 +4720,8 @@
                                 <w:rFonts w:ascii="Arial Black" w:hAnsi="Arial Black" w:cs="Aria Black"/>
                                 <w:b/>
                                 <w:bCs/>
-                                <w:sz w:val="18"/>
-                                <w:szCs w:val="18"/>
+                                <w:sz w:val="16"/>
+                                <w:szCs w:val="16"/>
                               </w:rPr>
                               <w:t>buyer_ncode</w:t>
                             </w:r>
@@ -2035,7 +4746,7 @@
           </mc:Choice>
           <mc:Fallback>
             <w:pict>
-              <v:shape w14:anchorId="465EF1EF" id="_x0000_s1037" type="#_x0000_t202" style="position:absolute;left:0;text-align:left;margin-left:379.3pt;margin-top:186.15pt;width:91.95pt;height:26pt;z-index:251700224;visibility:visible;mso-wrap-style:square;mso-width-percent:0;mso-height-percent:0;mso-wrap-distance-left:9pt;mso-wrap-distance-top:3.6pt;mso-wrap-distance-right:9pt;mso-wrap-distance-bottom:3.6pt;mso-position-horizontal:absolute;mso-position-horizontal-relative:text;mso-position-vertical:absolute;mso-position-vertical-relative:text;mso-width-percent:0;mso-height-percent:0;mso-width-relative:margin;mso-height-relative:margin;v-text-anchor:top" o:gfxdata="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" fillcolor="white [3212]" stroked="f">
+              <v:shape w14:anchorId="465EF1EF" id="_x0000_s1052" type="#_x0000_t202" style="position:absolute;left:0;text-align:left;margin-left:379.3pt;margin-top:186.15pt;width:91.95pt;height:26pt;z-index:251700224;visibility:visible;mso-wrap-style:square;mso-width-percent:0;mso-height-percent:0;mso-wrap-distance-left:9pt;mso-wrap-distance-top:3.6pt;mso-wrap-distance-right:9pt;mso-wrap-distance-bottom:3.6pt;mso-position-horizontal:absolute;mso-position-horizontal-relative:text;mso-position-vertical:absolute;mso-position-vertical-relative:text;mso-width-percent:0;mso-height-percent:0;mso-width-relative:margin;mso-height-relative:margin;v-text-anchor:top" o:gfxdata="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" fillcolor="white [3212]" stroked="f">
                 <v:textbox>
                   <w:txbxContent>
                     <w:p>
@@ -2045,8 +4756,8 @@
                           <w:rFonts w:ascii="Arial Black" w:hAnsi="Arial Black" w:cs="Aria Black"/>
                           <w:b/>
                           <w:bCs/>
-                          <w:sz w:val="18"/>
-                          <w:szCs w:val="18"/>
+                          <w:sz w:val="16"/>
+                          <w:szCs w:val="16"/>
                         </w:rPr>
                       </w:pPr>
                       <w:proofErr w:type="spellStart"/>
@@ -2055,8 +4766,8 @@
                           <w:rFonts w:ascii="Arial Black" w:hAnsi="Arial Black" w:cs="Aria Black"/>
                           <w:b/>
                           <w:bCs/>
-                          <w:sz w:val="18"/>
-                          <w:szCs w:val="18"/>
+                          <w:sz w:val="16"/>
+                          <w:szCs w:val="16"/>
                         </w:rPr>
                         <w:t>buyer_ncode</w:t>
                       </w:r>
@@ -2165,7 +4876,7 @@
           </mc:Choice>
           <mc:Fallback>
             <w:pict>
-              <v:shape w14:anchorId="5F2BC809" id="_x0000_s1038" type="#_x0000_t202" style="position:absolute;left:0;text-align:left;margin-left:248pt;margin-top:165.5pt;width:104.9pt;height:23.3pt;z-index:251701248;visibility:visible;mso-wrap-style:square;mso-width-percent:0;mso-height-percent:0;mso-wrap-distance-left:9pt;mso-wrap-distance-top:3.6pt;mso-wrap-distance-right:9pt;mso-wrap-distance-bottom:3.6pt;mso-position-horizontal:absolute;mso-position-horizontal-relative:text;mso-position-vertical:absolute;mso-position-vertical-relative:text;mso-width-percent:0;mso-height-percent:0;mso-width-relative:margin;mso-height-relative:margin;v-text-anchor:top" o:gfxdata="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" fillcolor="white [3212]" stroked="f">
+              <v:shape w14:anchorId="5F2BC809" id="_x0000_s1053" type="#_x0000_t202" style="position:absolute;left:0;text-align:left;margin-left:248pt;margin-top:165.5pt;width:104.9pt;height:23.3pt;z-index:251701248;visibility:visible;mso-wrap-style:square;mso-width-percent:0;mso-height-percent:0;mso-wrap-distance-left:9pt;mso-wrap-distance-top:3.6pt;mso-wrap-distance-right:9pt;mso-wrap-distance-bottom:3.6pt;mso-position-horizontal:absolute;mso-position-horizontal-relative:text;mso-position-vertical:absolute;mso-position-vertical-relative:text;mso-width-percent:0;mso-height-percent:0;mso-width-relative:margin;mso-height-relative:margin;v-text-anchor:top" o:gfxdata="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" fillcolor="white [3212]" stroked="f">
                 <v:textbox>
                   <w:txbxContent>
                     <w:p>
@@ -2211,7 +4922,7 @@
         <mc:AlternateContent>
           <mc:Choice Requires="wps">
             <w:drawing>
-              <wp:anchor distT="45720" distB="45720" distL="114300" distR="114300" simplePos="0" relativeHeight="251695104" behindDoc="0" locked="0" layoutInCell="1" allowOverlap="1" wp14:anchorId="262D9D07" wp14:editId="2EEBDC59">
+              <wp:anchor distT="45720" distB="45720" distL="114300" distR="114300" simplePos="0" relativeHeight="251695104" behindDoc="0" locked="0" layoutInCell="1" allowOverlap="1" wp14:anchorId="262D9D07" wp14:editId="182E1586">
                 <wp:simplePos x="0" y="0"/>
                 <wp:positionH relativeFrom="column">
                   <wp:posOffset>3149600</wp:posOffset>
@@ -2305,7 +5016,7 @@
           </mc:Choice>
           <mc:Fallback>
             <w:pict>
-              <v:shape w14:anchorId="262D9D07" id="_x0000_s1039" type="#_x0000_t202" style="position:absolute;left:0;text-align:left;margin-left:248pt;margin-top:90.8pt;width:223.3pt;height:44.15pt;z-index:251695104;visibility:visible;mso-wrap-style:square;mso-width-percent:0;mso-height-percent:0;mso-wrap-distance-left:9pt;mso-wrap-distance-top:3.6pt;mso-wrap-distance-right:9pt;mso-wrap-distance-bottom:3.6pt;mso-position-horizontal:absolute;mso-position-horizontal-relative:text;mso-position-vertical:absolute;mso-position-vertical-relative:text;mso-width-percent:0;mso-height-percent:0;mso-width-relative:margin;mso-height-relative:margin;v-text-anchor:top" o:gfxdata="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" fillcolor="white [3212]" stroked="f">
+              <v:shape w14:anchorId="262D9D07" id="_x0000_s1054" type="#_x0000_t202" style="position:absolute;left:0;text-align:left;margin-left:248pt;margin-top:90.8pt;width:223.3pt;height:44.15pt;z-index:251695104;visibility:visible;mso-wrap-style:square;mso-width-percent:0;mso-height-percent:0;mso-wrap-distance-left:9pt;mso-wrap-distance-top:3.6pt;mso-wrap-distance-right:9pt;mso-wrap-distance-bottom:3.6pt;mso-position-horizontal:absolute;mso-position-horizontal-relative:text;mso-position-vertical:absolute;mso-position-vertical-relative:text;mso-width-percent:0;mso-height-percent:0;mso-width-relative:margin;mso-height-relative:margin;v-text-anchor:top" o:gfxdata="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" fillcolor="white [3212]" stroked="f">
                 <v:textbox>
                   <w:txbxContent>
                     <w:p>
@@ -2339,276 +5050,6 @@
                           <w:lang w:bidi="fa-IR"/>
                         </w:rPr>
                         <w:t>eller_adress</w:t>
-                      </w:r>
-                      <w:proofErr w:type="spellEnd"/>
-                    </w:p>
-                  </w:txbxContent>
-                </v:textbox>
-                <w10:wrap type="square"/>
-              </v:shape>
-            </w:pict>
-          </mc:Fallback>
-        </mc:AlternateContent>
-      </w:r>
-      <w:r>
-        <w:rPr>
-          <w:rFonts w:asciiTheme="majorBidi" w:hAnsiTheme="majorBidi" w:cstheme="majorBidi"/>
-          <w:noProof/>
-          <w:sz w:val="36"/>
-          <w:szCs w:val="36"/>
-          <w:lang w:bidi="fa-IR"/>
-        </w:rPr>
-        <mc:AlternateContent>
-          <mc:Choice Requires="wps">
-            <w:drawing>
-              <wp:anchor distT="45720" distB="45720" distL="114300" distR="114300" simplePos="0" relativeHeight="251691008" behindDoc="0" locked="0" layoutInCell="1" allowOverlap="1" wp14:anchorId="443AE6AC" wp14:editId="0C565AC0">
-                <wp:simplePos x="0" y="0"/>
-                <wp:positionH relativeFrom="column">
-                  <wp:posOffset>4826000</wp:posOffset>
-                </wp:positionH>
-                <wp:positionV relativeFrom="paragraph">
-                  <wp:posOffset>857250</wp:posOffset>
-                </wp:positionV>
-                <wp:extent cx="1080135" cy="279400"/>
-                <wp:effectExtent l="0" t="0" r="5715" b="6350"/>
-                <wp:wrapSquare wrapText="bothSides"/>
-                <wp:docPr id="2064615629" name="Text Box 2"/>
-                <wp:cNvGraphicFramePr>
-                  <a:graphicFrameLocks xmlns:a="http://schemas.openxmlformats.org/drawingml/2006/main"/>
-                </wp:cNvGraphicFramePr>
-                <a:graphic xmlns:a="http://schemas.openxmlformats.org/drawingml/2006/main">
-                  <a:graphicData uri="http://schemas.microsoft.com/office/word/2010/wordprocessingShape">
-                    <wps:wsp>
-                      <wps:cNvSpPr txBox="1">
-                        <a:spLocks noChangeArrowheads="1"/>
-                      </wps:cNvSpPr>
-                      <wps:spPr bwMode="auto">
-                        <a:xfrm>
-                          <a:off x="0" y="0"/>
-                          <a:ext cx="1080135" cy="279400"/>
-                        </a:xfrm>
-                        <a:prstGeom prst="rect">
-                          <a:avLst/>
-                        </a:prstGeom>
-                        <a:solidFill>
-                          <a:schemeClr val="bg1"/>
-                        </a:solidFill>
-                        <a:ln w="9525">
-                          <a:noFill/>
-                          <a:miter lim="800000"/>
-                          <a:headEnd/>
-                          <a:tailEnd/>
-                        </a:ln>
-                      </wps:spPr>
-                      <wps:txbx>
-                        <w:txbxContent>
-                          <w:p>
-                            <w:pPr>
-                              <w:bidi/>
-                              <w:rPr>
-                                <w:rFonts w:ascii="Arial Black" w:hAnsi="Arial Black" w:cs="Aria Black"/>
-                                <w:bCs/>
-                                <w:sz w:val="16"/>
-                                <w:szCs w:val="16"/>
-                              </w:rPr>
-                            </w:pPr>
-                            <w:proofErr w:type="spellStart"/>
-                            <w:r>
-                              <w:rPr>
-                                <w:rFonts w:ascii="Arial Black" w:hAnsi="Arial Black" w:cs="Aria Black"/>
-                                <w:bCs/>
-                                <w:sz w:val="16"/>
-                                <w:szCs w:val="16"/>
-                              </w:rPr>
-                              <w:t>s</w:t>
-                            </w:r>
-                            <w:r>
-                              <w:rPr>
-                                <w:rFonts w:ascii="Arial Black" w:hAnsi="Arial Black" w:cs="Aria Black"/>
-                                <w:bCs/>
-                                <w:sz w:val="16"/>
-                                <w:szCs w:val="16"/>
-                              </w:rPr>
-                              <w:t>eller_from</w:t>
-                            </w:r>
-                            <w:proofErr w:type="spellEnd"/>
-                          </w:p>
-                        </w:txbxContent>
-                      </wps:txbx>
-                      <wps:bodyPr rot="0" vert="horz" wrap="square" lIns="91440" tIns="45720" rIns="91440" bIns="45720" anchor="t" anchorCtr="0">
-                        <a:noAutofit/>
-                      </wps:bodyPr>
-                    </wps:wsp>
-                  </a:graphicData>
-                </a:graphic>
-                <wp14:sizeRelH relativeFrom="margin">
-                  <wp14:pctWidth>0</wp14:pctWidth>
-                </wp14:sizeRelH>
-                <wp14:sizeRelV relativeFrom="margin">
-                  <wp14:pctHeight>0</wp14:pctHeight>
-                </wp14:sizeRelV>
-              </wp:anchor>
-            </w:drawing>
-          </mc:Choice>
-          <mc:Fallback>
-            <w:pict>
-              <v:shape w14:anchorId="443AE6AC" id="_x0000_s1040" type="#_x0000_t202" style="position:absolute;left:0;text-align:left;margin-left:380pt;margin-top:67.5pt;width:85.05pt;height:22pt;z-index:251691008;visibility:visible;mso-wrap-style:square;mso-width-percent:0;mso-height-percent:0;mso-wrap-distance-left:9pt;mso-wrap-distance-top:3.6pt;mso-wrap-distance-right:9pt;mso-wrap-distance-bottom:3.6pt;mso-position-horizontal:absolute;mso-position-horizontal-relative:text;mso-position-vertical:absolute;mso-position-vertical-relative:text;mso-width-percent:0;mso-height-percent:0;mso-width-relative:margin;mso-height-relative:margin;v-text-anchor:top" o:gfxdata="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" fillcolor="white [3212]" stroked="f">
-                <v:textbox>
-                  <w:txbxContent>
-                    <w:p>
-                      <w:pPr>
-                        <w:bidi/>
-                        <w:rPr>
-                          <w:rFonts w:ascii="Arial Black" w:hAnsi="Arial Black" w:cs="Aria Black"/>
-                          <w:bCs/>
-                          <w:sz w:val="16"/>
-                          <w:szCs w:val="16"/>
-                        </w:rPr>
-                      </w:pPr>
-                      <w:proofErr w:type="spellStart"/>
-                      <w:r>
-                        <w:rPr>
-                          <w:rFonts w:ascii="Arial Black" w:hAnsi="Arial Black" w:cs="Aria Black"/>
-                          <w:bCs/>
-                          <w:sz w:val="16"/>
-                          <w:szCs w:val="16"/>
-                        </w:rPr>
-                        <w:t>s</w:t>
-                      </w:r>
-                      <w:r>
-                        <w:rPr>
-                          <w:rFonts w:ascii="Arial Black" w:hAnsi="Arial Black" w:cs="Aria Black"/>
-                          <w:bCs/>
-                          <w:sz w:val="16"/>
-                          <w:szCs w:val="16"/>
-                        </w:rPr>
-                        <w:t>eller_from</w:t>
-                      </w:r>
-                      <w:proofErr w:type="spellEnd"/>
-                    </w:p>
-                  </w:txbxContent>
-                </v:textbox>
-                <w10:wrap type="square"/>
-              </v:shape>
-            </w:pict>
-          </mc:Fallback>
-        </mc:AlternateContent>
-      </w:r>
-      <w:r>
-        <w:rPr>
-          <w:rFonts w:asciiTheme="majorBidi" w:hAnsiTheme="majorBidi" w:cstheme="majorBidi"/>
-          <w:noProof/>
-          <w:sz w:val="36"/>
-          <w:szCs w:val="36"/>
-          <w:lang w:bidi="fa-IR"/>
-        </w:rPr>
-        <mc:AlternateContent>
-          <mc:Choice Requires="wps">
-            <w:drawing>
-              <wp:anchor distT="45720" distB="45720" distL="114300" distR="114300" simplePos="0" relativeHeight="251684864" behindDoc="0" locked="0" layoutInCell="1" allowOverlap="1" wp14:anchorId="45F2066E" wp14:editId="7B27EA69">
-                <wp:simplePos x="0" y="0"/>
-                <wp:positionH relativeFrom="column">
-                  <wp:posOffset>4698365</wp:posOffset>
-                </wp:positionH>
-                <wp:positionV relativeFrom="paragraph">
-                  <wp:posOffset>594360</wp:posOffset>
-                </wp:positionV>
-                <wp:extent cx="1286510" cy="342900"/>
-                <wp:effectExtent l="0" t="0" r="8890" b="0"/>
-                <wp:wrapSquare wrapText="bothSides"/>
-                <wp:docPr id="941812892" name="Text Box 2"/>
-                <wp:cNvGraphicFramePr>
-                  <a:graphicFrameLocks xmlns:a="http://schemas.openxmlformats.org/drawingml/2006/main"/>
-                </wp:cNvGraphicFramePr>
-                <a:graphic xmlns:a="http://schemas.openxmlformats.org/drawingml/2006/main">
-                  <a:graphicData uri="http://schemas.microsoft.com/office/word/2010/wordprocessingShape">
-                    <wps:wsp>
-                      <wps:cNvSpPr txBox="1">
-                        <a:spLocks noChangeArrowheads="1"/>
-                      </wps:cNvSpPr>
-                      <wps:spPr bwMode="auto">
-                        <a:xfrm>
-                          <a:off x="0" y="0"/>
-                          <a:ext cx="1286510" cy="342900"/>
-                        </a:xfrm>
-                        <a:prstGeom prst="rect">
-                          <a:avLst/>
-                        </a:prstGeom>
-                        <a:solidFill>
-                          <a:schemeClr val="bg1"/>
-                        </a:solidFill>
-                        <a:ln w="9525">
-                          <a:noFill/>
-                          <a:miter lim="800000"/>
-                          <a:headEnd/>
-                          <a:tailEnd/>
-                        </a:ln>
-                      </wps:spPr>
-                      <wps:txbx>
-                        <w:txbxContent>
-                          <w:p>
-                            <w:pPr>
-                              <w:bidi/>
-                              <w:rPr>
-                                <w:rFonts w:ascii="Arial Black" w:hAnsi="Arial Black" w:cs="Aria Black"/>
-                                <w:bCs/>
-                                <w:sz w:val="18"/>
-                                <w:szCs w:val="18"/>
-                              </w:rPr>
-                            </w:pPr>
-                            <w:proofErr w:type="spellStart"/>
-                            <w:r>
-                              <w:rPr>
-                                <w:rFonts w:ascii="Arial Black" w:hAnsi="Arial Black" w:cs="Aria Black"/>
-                                <w:bCs/>
-                                <w:sz w:val="18"/>
-                                <w:szCs w:val="18"/>
-                              </w:rPr>
-                              <w:t>seller_ncode</w:t>
-                            </w:r>
-                            <w:proofErr w:type="spellEnd"/>
-                          </w:p>
-                        </w:txbxContent>
-                      </wps:txbx>
-                      <wps:bodyPr rot="0" vert="horz" wrap="square" lIns="91440" tIns="45720" rIns="91440" bIns="45720" anchor="t" anchorCtr="0">
-                        <a:noAutofit/>
-                      </wps:bodyPr>
-                    </wps:wsp>
-                  </a:graphicData>
-                </a:graphic>
-                <wp14:sizeRelH relativeFrom="margin">
-                  <wp14:pctWidth>0</wp14:pctWidth>
-                </wp14:sizeRelH>
-                <wp14:sizeRelV relativeFrom="margin">
-                  <wp14:pctHeight>0</wp14:pctHeight>
-                </wp14:sizeRelV>
-              </wp:anchor>
-            </w:drawing>
-          </mc:Choice>
-          <mc:Fallback>
-            <w:pict>
-              <v:shape w14:anchorId="45F2066E" id="_x0000_s1041" type="#_x0000_t202" style="position:absolute;left:0;text-align:left;margin-left:369.95pt;margin-top:46.8pt;width:101.3pt;height:27pt;z-index:251684864;visibility:visible;mso-wrap-style:square;mso-width-percent:0;mso-height-percent:0;mso-wrap-distance-left:9pt;mso-wrap-distance-top:3.6pt;mso-wrap-distance-right:9pt;mso-wrap-distance-bottom:3.6pt;mso-position-horizontal:absolute;mso-position-horizontal-relative:text;mso-position-vertical:absolute;mso-position-vertical-relative:text;mso-width-percent:0;mso-height-percent:0;mso-width-relative:margin;mso-height-relative:margin;v-text-anchor:top" o:gfxdata="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" fillcolor="white [3212]" stroked="f">
-                <v:textbox>
-                  <w:txbxContent>
-                    <w:p>
-                      <w:pPr>
-                        <w:bidi/>
-                        <w:rPr>
-                          <w:rFonts w:ascii="Arial Black" w:hAnsi="Arial Black" w:cs="Aria Black"/>
-                          <w:bCs/>
-                          <w:sz w:val="18"/>
-                          <w:szCs w:val="18"/>
-                        </w:rPr>
-                      </w:pPr>
-                      <w:proofErr w:type="spellStart"/>
-                      <w:r>
-                        <w:rPr>
-                          <w:rFonts w:ascii="Arial Black" w:hAnsi="Arial Black" w:cs="Aria Black"/>
-                          <w:bCs/>
-                          <w:sz w:val="18"/>
-                          <w:szCs w:val="18"/>
-                        </w:rPr>
-                        <w:t>seller_ncode</w:t>
                       </w:r>
                       <w:proofErr w:type="spellEnd"/>
                     </w:p>
@@ -2713,7 +5154,7 @@
           </mc:Choice>
           <mc:Fallback>
             <w:pict>
-              <v:shape w14:anchorId="3EA65B61" id="_x0000_s1042" type="#_x0000_t202" style="position:absolute;left:0;text-align:left;margin-left:247.3pt;margin-top:22.15pt;width:106pt;height:27.95pt;z-index:251686912;visibility:visible;mso-wrap-style:square;mso-width-percent:0;mso-height-percent:0;mso-wrap-distance-left:9pt;mso-wrap-distance-top:3.6pt;mso-wrap-distance-right:9pt;mso-wrap-distance-bottom:3.6pt;mso-position-horizontal:absolute;mso-position-horizontal-relative:text;mso-position-vertical:absolute;mso-position-vertical-relative:text;mso-width-percent:0;mso-height-percent:0;mso-width-relative:margin;mso-height-relative:margin;v-text-anchor:top" o:gfxdata="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" fillcolor="white [3212]" stroked="f">
+              <v:shape w14:anchorId="3EA65B61" id="_x0000_s1055" type="#_x0000_t202" style="position:absolute;left:0;text-align:left;margin-left:247.3pt;margin-top:22.15pt;width:106pt;height:27.95pt;z-index:251686912;visibility:visible;mso-wrap-style:square;mso-width-percent:0;mso-height-percent:0;mso-wrap-distance-left:9pt;mso-wrap-distance-top:3.6pt;mso-wrap-distance-right:9pt;mso-wrap-distance-bottom:3.6pt;mso-position-horizontal:absolute;mso-position-horizontal-relative:text;mso-position-vertical:absolute;mso-position-vertical-relative:text;mso-width-percent:0;mso-height-percent:0;mso-width-relative:margin;mso-height-relative:margin;v-text-anchor:top" o:gfxdata="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" fillcolor="white [3212]" stroked="f">
                 <v:textbox>
                   <w:txbxContent>
                     <w:p>
@@ -2757,7 +5198,7 @@
         <mc:AlternateContent>
           <mc:Choice Requires="wps">
             <w:drawing>
-              <wp:anchor distT="45720" distB="45720" distL="114300" distR="114300" simplePos="0" relativeHeight="251680768" behindDoc="0" locked="0" layoutInCell="1" allowOverlap="1" wp14:anchorId="77D28870" wp14:editId="1CD76F49">
+              <wp:anchor distT="45720" distB="45720" distL="114300" distR="114300" simplePos="0" relativeHeight="251680768" behindDoc="0" locked="0" layoutInCell="1" allowOverlap="1" wp14:anchorId="77D28870" wp14:editId="769A330A">
                 <wp:simplePos x="0" y="0"/>
                 <wp:positionH relativeFrom="column">
                   <wp:posOffset>4817110</wp:posOffset>
@@ -2841,7 +5282,7 @@
           </mc:Choice>
           <mc:Fallback>
             <w:pict>
-              <v:shape w14:anchorId="77D28870" id="_x0000_s1043" type="#_x0000_t202" style="position:absolute;left:0;text-align:left;margin-left:379.3pt;margin-top:26.8pt;width:92pt;height:24.4pt;z-index:251680768;visibility:visible;mso-wrap-style:square;mso-width-percent:0;mso-height-percent:0;mso-wrap-distance-left:9pt;mso-wrap-distance-top:3.6pt;mso-wrap-distance-right:9pt;mso-wrap-distance-bottom:3.6pt;mso-position-horizontal:absolute;mso-position-horizontal-relative:text;mso-position-vertical:absolute;mso-position-vertical-relative:text;mso-width-percent:0;mso-height-percent:0;mso-width-relative:margin;mso-height-relative:margin;v-text-anchor:middle" o:gfxdata="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" fillcolor="white [3212]" stroked="f">
+              <v:shape w14:anchorId="77D28870" id="_x0000_s1056" type="#_x0000_t202" style="position:absolute;left:0;text-align:left;margin-left:379.3pt;margin-top:26.8pt;width:92pt;height:24.4pt;z-index:251680768;visibility:visible;mso-wrap-style:square;mso-width-percent:0;mso-height-percent:0;mso-wrap-distance-left:9pt;mso-wrap-distance-top:3.6pt;mso-wrap-distance-right:9pt;mso-wrap-distance-bottom:3.6pt;mso-position-horizontal:absolute;mso-position-horizontal-relative:text;mso-position-vertical:absolute;mso-position-vertical-relative:text;mso-width-percent:0;mso-height-percent:0;mso-width-relative:margin;mso-height-relative:margin;v-text-anchor:middle" o:gfxdata="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" fillcolor="white [3212]" stroked="f">
                 <v:textbox>
                   <w:txbxContent>
                     <w:p>
@@ -2871,176 +5312,6 @@
                   </w:txbxContent>
                 </v:textbox>
                 <w10:wrap type="square"/>
-              </v:shape>
-            </w:pict>
-          </mc:Fallback>
-        </mc:AlternateContent>
-      </w:r>
-      <w:r>
-        <w:rPr>
-          <w:rFonts w:asciiTheme="majorBidi" w:hAnsiTheme="majorBidi" w:cstheme="majorBidi"/>
-          <w:noProof/>
-          <w:sz w:val="36"/>
-          <w:szCs w:val="36"/>
-          <w:lang w:bidi="fa-IR"/>
-        </w:rPr>
-        <mc:AlternateContent>
-          <mc:Choice Requires="wps">
-            <w:drawing>
-              <wp:anchor distT="45720" distB="45720" distL="114300" distR="114300" simplePos="0" relativeHeight="251676672" behindDoc="1" locked="0" layoutInCell="1" allowOverlap="1" wp14:anchorId="357CBBF8" wp14:editId="7083F98D">
-                <wp:simplePos x="0" y="0"/>
-                <wp:positionH relativeFrom="column">
-                  <wp:posOffset>3343910</wp:posOffset>
-                </wp:positionH>
-                <wp:positionV relativeFrom="paragraph">
-                  <wp:posOffset>27305</wp:posOffset>
-                </wp:positionV>
-                <wp:extent cx="2483485" cy="329565"/>
-                <wp:effectExtent l="0" t="0" r="0" b="0"/>
-                <wp:wrapTight wrapText="bothSides">
-                  <wp:wrapPolygon edited="0">
-                    <wp:start x="0" y="0"/>
-                    <wp:lineTo x="0" y="19977"/>
-                    <wp:lineTo x="21374" y="19977"/>
-                    <wp:lineTo x="21374" y="0"/>
-                    <wp:lineTo x="0" y="0"/>
-                  </wp:wrapPolygon>
-                </wp:wrapTight>
-                <wp:docPr id="217" name="Text Box 2"/>
-                <wp:cNvGraphicFramePr>
-                  <a:graphicFrameLocks xmlns:a="http://schemas.openxmlformats.org/drawingml/2006/main"/>
-                </wp:cNvGraphicFramePr>
-                <a:graphic xmlns:a="http://schemas.openxmlformats.org/drawingml/2006/main">
-                  <a:graphicData uri="http://schemas.microsoft.com/office/word/2010/wordprocessingShape">
-                    <wps:wsp>
-                      <wps:cNvSpPr txBox="1">
-                        <a:spLocks noChangeArrowheads="1"/>
-                      </wps:cNvSpPr>
-                      <wps:spPr bwMode="auto">
-                        <a:xfrm>
-                          <a:off x="0" y="0"/>
-                          <a:ext cx="2483485" cy="329565"/>
-                        </a:xfrm>
-                        <a:prstGeom prst="rect">
-                          <a:avLst/>
-                        </a:prstGeom>
-                        <a:solidFill>
-                          <a:schemeClr val="bg1"/>
-                        </a:solidFill>
-                        <a:ln w="9525">
-                          <a:noFill/>
-                          <a:miter lim="800000"/>
-                          <a:headEnd/>
-                          <a:tailEnd/>
-                        </a:ln>
-                      </wps:spPr>
-                      <wps:txbx>
-                        <w:txbxContent>
-                          <w:p>
-                            <w:pPr>
-                              <w:bidi/>
-                              <w:rPr>
-                                <w:rFonts w:ascii="Arial Black" w:hAnsi="Arial Black" w:cs="Aria Black"/>
-                                <w:bCs/>
-                                <w:sz w:val="20"/>
-                                <w:szCs w:val="20"/>
-                              </w:rPr>
-                            </w:pPr>
-                            <w:proofErr w:type="spellStart"/>
-                            <w:r>
-                              <w:rPr>
-                                <w:rFonts w:ascii="Arial Black" w:hAnsi="Arial Black" w:cs="Aria Black"/>
-                                <w:bCs/>
-                                <w:sz w:val="20"/>
-                                <w:szCs w:val="20"/>
-                              </w:rPr>
-                              <w:t>seller_</w:t>
-                            </w:r>
-                            <w:r>
-                              <w:rPr>
-                                <w:rFonts w:ascii="Arial Black" w:hAnsi="Arial Black" w:cs="Aria Black"/>
-                                <w:bCs/>
-                                <w:sz w:val="20"/>
-                                <w:szCs w:val="20"/>
-                              </w:rPr>
-                              <w:t>f</w:t>
-                            </w:r>
-                            <w:r>
-                              <w:rPr>
-                                <w:rFonts w:ascii="Arial Black" w:hAnsi="Arial Black" w:cs="Aria Black"/>
-                                <w:bCs/>
-                                <w:sz w:val="20"/>
-                                <w:szCs w:val="20"/>
-                              </w:rPr>
-                              <w:t>name</w:t>
-                            </w:r>
-                            <w:proofErr w:type="spellEnd"/>
-                          </w:p>
-                        </w:txbxContent>
-                      </wps:txbx>
-                      <wps:bodyPr rot="0" vert="horz" wrap="square" lIns="91440" tIns="45720" rIns="91440" bIns="45720" anchor="t" anchorCtr="0">
-                        <a:noAutofit/>
-                      </wps:bodyPr>
-                    </wps:wsp>
-                  </a:graphicData>
-                </a:graphic>
-                <wp14:sizeRelH relativeFrom="margin">
-                  <wp14:pctWidth>0</wp14:pctWidth>
-                </wp14:sizeRelH>
-                <wp14:sizeRelV relativeFrom="margin">
-                  <wp14:pctHeight>0</wp14:pctHeight>
-                </wp14:sizeRelV>
-              </wp:anchor>
-            </w:drawing>
-          </mc:Choice>
-          <mc:Fallback>
-            <w:pict>
-              <v:shape w14:anchorId="357CBBF8" id="_x0000_s1044" type="#_x0000_t202" style="position:absolute;left:0;text-align:left;margin-left:263.3pt;margin-top:2.15pt;width:195.55pt;height:25.95pt;z-index:-251639808;visibility:visible;mso-wrap-style:square;mso-width-percent:0;mso-height-percent:0;mso-wrap-distance-left:9pt;mso-wrap-distance-top:3.6pt;mso-wrap-distance-right:9pt;mso-wrap-distance-bottom:3.6pt;mso-position-horizontal:absolute;mso-position-horizontal-relative:text;mso-position-vertical:absolute;mso-position-vertical-relative:text;mso-width-percent:0;mso-height-percent:0;mso-width-relative:margin;mso-height-relative:margin;v-text-anchor:top" o:gfxdata="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" fillcolor="white [3212]" stroked="f">
-                <v:textbox>
-                  <w:txbxContent>
-                    <w:p>
-                      <w:pPr>
-                        <w:bidi/>
-                        <w:rPr>
-                          <w:rFonts w:ascii="Arial Black" w:hAnsi="Arial Black" w:cs="Aria Black"/>
-                          <w:bCs/>
-                          <w:sz w:val="20"/>
-                          <w:szCs w:val="20"/>
-                        </w:rPr>
-                      </w:pPr>
-                      <w:proofErr w:type="spellStart"/>
-                      <w:r>
-                        <w:rPr>
-                          <w:rFonts w:ascii="Arial Black" w:hAnsi="Arial Black" w:cs="Aria Black"/>
-                          <w:bCs/>
-                          <w:sz w:val="20"/>
-                          <w:szCs w:val="20"/>
-                        </w:rPr>
-                        <w:t>seller_</w:t>
-                      </w:r>
-                      <w:r>
-                        <w:rPr>
-                          <w:rFonts w:ascii="Arial Black" w:hAnsi="Arial Black" w:cs="Aria Black"/>
-                          <w:bCs/>
-                          <w:sz w:val="20"/>
-                          <w:szCs w:val="20"/>
-                        </w:rPr>
-                        <w:t>f</w:t>
-                      </w:r>
-                      <w:r>
-                        <w:rPr>
-                          <w:rFonts w:ascii="Arial Black" w:hAnsi="Arial Black" w:cs="Aria Black"/>
-                          <w:bCs/>
-                          <w:sz w:val="20"/>
-                          <w:szCs w:val="20"/>
-                        </w:rPr>
-                        <w:t>name</w:t>
-                      </w:r>
-                      <w:proofErr w:type="spellEnd"/>
-                    </w:p>
-                  </w:txbxContent>
-                </v:textbox>
-                <w10:wrap type="tight"/>
               </v:shape>
             </w:pict>
           </mc:Fallback>
@@ -3540,7 +5811,7 @@
           </mc:Choice>
           <mc:Fallback>
             <w:pict>
-              <v:roundrect w14:anchorId="18637ED7" id="Rectangle: Rounded Corners 1" o:spid="_x0000_s1045" style="position:absolute;left:0;text-align:left;margin-left:245.3pt;margin-top:143.5pt;width:259pt;height:137.5pt;z-index:251669504;visibility:visible;mso-wrap-style:square;mso-width-percent:0;mso-height-percent:0;mso-wrap-distance-left:9pt;mso-wrap-distance-top:0;mso-wrap-distance-right:9pt;mso-wrap-distance-bottom:0;mso-position-horizontal:absolute;mso-position-horizontal-relative:text;mso-position-vertical:absolute;mso-position-vertical-relative:text;mso-width-percent:0;mso-height-percent:0;mso-width-relative:margin;mso-height-relative:margin;v-text-anchor:top" arcsize="1044f" o:gfxdata="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" fillcolor="white [3201]" strokecolor="black [3213]" strokeweight="1pt">
+              <v:roundrect w14:anchorId="18637ED7" id="Rectangle: Rounded Corners 1" o:spid="_x0000_s1057" style="position:absolute;left:0;text-align:left;margin-left:245.3pt;margin-top:143.5pt;width:259pt;height:137.5pt;z-index:251669504;visibility:visible;mso-wrap-style:square;mso-width-percent:0;mso-height-percent:0;mso-wrap-distance-left:9pt;mso-wrap-distance-top:0;mso-wrap-distance-right:9pt;mso-wrap-distance-bottom:0;mso-position-horizontal:absolute;mso-position-horizontal-relative:text;mso-position-vertical:absolute;mso-position-vertical-relative:text;mso-width-percent:0;mso-height-percent:0;mso-width-relative:margin;mso-height-relative:margin;v-text-anchor:top" arcsize="1044f" o:gfxdata="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" fillcolor="white [3201]" strokecolor="black [3213]" strokeweight="1pt">
                 <v:stroke joinstyle="miter"/>
                 <v:textbox>
                   <w:txbxContent>
@@ -3975,7 +6246,7 @@
         <mc:AlternateContent>
           <mc:Choice Requires="wps">
             <w:drawing>
-              <wp:anchor distT="0" distB="0" distL="114300" distR="114300" simplePos="0" relativeHeight="251658240" behindDoc="0" locked="0" layoutInCell="1" allowOverlap="1" wp14:anchorId="294575B4" wp14:editId="39800E55">
+              <wp:anchor distT="0" distB="0" distL="114300" distR="114300" simplePos="0" relativeHeight="251658240" behindDoc="0" locked="0" layoutInCell="1" allowOverlap="1" wp14:anchorId="294575B4" wp14:editId="330DFC1E">
                 <wp:simplePos x="0" y="0"/>
                 <wp:positionH relativeFrom="column">
                   <wp:posOffset>3115310</wp:posOffset>
@@ -4399,7 +6670,17 @@
                                 <w:rtl/>
                                 <w:lang w:bidi="fa-IR"/>
                               </w:rPr>
-                              <w:t xml:space="preserve">تماس: </w:t>
+                              <w:t>تماس</w:t>
+                            </w:r>
+                            <w:r>
+                              <w:rPr>
+                                <w:rFonts w:asciiTheme="majorBidi" w:hAnsiTheme="majorBidi" w:cstheme="majorBidi" w:hint="cs"/>
+                                <w:b/>
+                                <w:bCs/>
+                                <w:rtl/>
+                                <w:lang w:bidi="fa-IR"/>
+                              </w:rPr>
+                              <w:t xml:space="preserve">: </w:t>
                             </w:r>
                             <w:r>
                               <w:rPr>
@@ -4507,7 +6788,7 @@
           </mc:Choice>
           <mc:Fallback>
             <w:pict>
-              <v:roundrect w14:anchorId="294575B4" id="Rectangle: Rounded Corners 4" o:spid="_x0000_s1046" style="position:absolute;left:0;text-align:left;margin-left:245.3pt;margin-top:.15pt;width:259pt;height:137.55pt;z-index:251658240;visibility:visible;mso-wrap-style:square;mso-width-percent:0;mso-height-percent:0;mso-wrap-distance-left:9pt;mso-wrap-distance-top:0;mso-wrap-distance-right:9pt;mso-wrap-distance-bottom:0;mso-position-horizontal:absolute;mso-position-horizontal-relative:text;mso-position-vertical:absolute;mso-position-vertical-relative:text;mso-width-percent:0;mso-height-percent:0;mso-width-relative:margin;mso-height-relative:margin;v-text-anchor:top" arcsize="1826f" o:gfxdata="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" fillcolor="white [3201]" strokecolor="black [3213]" strokeweight="1pt">
+              <v:roundrect w14:anchorId="294575B4" id="Rectangle: Rounded Corners 4" o:spid="_x0000_s1058" style="position:absolute;left:0;text-align:left;margin-left:245.3pt;margin-top:.15pt;width:259pt;height:137.55pt;z-index:251658240;visibility:visible;mso-wrap-style:square;mso-width-percent:0;mso-height-percent:0;mso-wrap-distance-left:9pt;mso-wrap-distance-top:0;mso-wrap-distance-right:9pt;mso-wrap-distance-bottom:0;mso-position-horizontal:absolute;mso-position-horizontal-relative:text;mso-position-vertical:absolute;mso-position-vertical-relative:text;mso-width-percent:0;mso-height-percent:0;mso-width-relative:margin;mso-height-relative:margin;v-text-anchor:top" arcsize="1826f" o:gfxdata="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" fillcolor="white [3201]" strokecolor="black [3213]" strokeweight="1pt">
                 <v:stroke joinstyle="miter"/>
                 <v:textbox>
                   <w:txbxContent>
@@ -4886,7 +7167,17 @@
                           <w:rtl/>
                           <w:lang w:bidi="fa-IR"/>
                         </w:rPr>
-                        <w:t xml:space="preserve">تماس: </w:t>
+                        <w:t>تماس</w:t>
+                      </w:r>
+                      <w:r>
+                        <w:rPr>
+                          <w:rFonts w:asciiTheme="majorBidi" w:hAnsiTheme="majorBidi" w:cstheme="majorBidi" w:hint="cs"/>
+                          <w:b/>
+                          <w:bCs/>
+                          <w:rtl/>
+                          <w:lang w:bidi="fa-IR"/>
+                        </w:rPr>
+                        <w:t xml:space="preserve">: </w:t>
                       </w:r>
                       <w:r>
                         <w:rPr>
@@ -4975,1151 +7266,6 @@
                   </w:txbxContent>
                 </v:textbox>
                 <w10:wrap type="topAndBottom"/>
-              </v:roundrect>
-            </w:pict>
-          </mc:Fallback>
-        </mc:AlternateContent>
-      </w:r>
-      <w:r>
-        <w:rPr>
-          <w:rFonts w:asciiTheme="majorBidi" w:hAnsiTheme="majorBidi" w:cstheme="majorBidi"/>
-          <w:noProof/>
-          <w:sz w:val="36"/>
-          <w:szCs w:val="36"/>
-          <w:rtl/>
-          <w:lang w:val="fa-IR" w:bidi="fa-IR"/>
-        </w:rPr>
-        <mc:AlternateContent>
-          <mc:Choice Requires="wps">
-            <w:drawing>
-              <wp:anchor distT="0" distB="0" distL="114300" distR="114300" simplePos="0" relativeHeight="251747328" behindDoc="0" locked="0" layoutInCell="1" allowOverlap="1" wp14:anchorId="24AB4549" wp14:editId="7B1C3A1E">
-                <wp:simplePos x="0" y="0"/>
-                <wp:positionH relativeFrom="column">
-                  <wp:posOffset>-558799</wp:posOffset>
-                </wp:positionH>
-                <wp:positionV relativeFrom="paragraph">
-                  <wp:posOffset>535517</wp:posOffset>
-                </wp:positionV>
-                <wp:extent cx="3536738" cy="3032760"/>
-                <wp:effectExtent l="0" t="0" r="0" b="0"/>
-                <wp:wrapNone/>
-                <wp:docPr id="1807401898" name="Text Box 48"/>
-                <wp:cNvGraphicFramePr/>
-                <a:graphic xmlns:a="http://schemas.openxmlformats.org/drawingml/2006/main">
-                  <a:graphicData uri="http://schemas.microsoft.com/office/word/2010/wordprocessingShape">
-                    <wps:wsp>
-                      <wps:cNvSpPr txBox="1"/>
-                      <wps:spPr>
-                        <a:xfrm>
-                          <a:off x="0" y="0"/>
-                          <a:ext cx="3536738" cy="3032760"/>
-                        </a:xfrm>
-                        <a:prstGeom prst="rect">
-                          <a:avLst/>
-                        </a:prstGeom>
-                        <a:noFill/>
-                        <a:ln w="6350">
-                          <a:noFill/>
-                        </a:ln>
-                      </wps:spPr>
-                      <wps:txbx>
-                        <w:txbxContent>
-                          <w:p>
-                            <w:pPr>
-                              <w:rPr>
-                                <w:rFonts w:asciiTheme="majorBidi" w:hAnsiTheme="majorBidi" w:cstheme="majorBidi"/>
-                                <w:b/>
-                                <w:bCs/>
-                                <w:sz w:val="20"/>
-                                <w:szCs w:val="20"/>
-                                <w:rtl/>
-                                <w:lang w:bidi="fa-IR"/>
-                              </w:rPr>
-                            </w:pPr>
-                            <w:r>
-                              <w:rPr>
-                                <w:rFonts w:asciiTheme="majorBidi" w:hAnsiTheme="majorBidi" w:cstheme="majorBidi"/>
-                                <w:b/>
-                                <w:bCs/>
-                                <w:sz w:val="20"/>
-                                <w:szCs w:val="20"/>
-                                <w:lang w:bidi="fa-IR"/>
-                              </w:rPr>
-                              <w:fldChar w:fldCharType="begin"/>
-                            </w:r>
-                            <w:r>
-                              <w:rPr>
-                                <w:rFonts w:asciiTheme="majorBidi" w:hAnsiTheme="majorBidi" w:cstheme="majorBidi"/>
-                                <w:b/>
-                                <w:bCs/>
-                                <w:sz w:val="20"/>
-                                <w:szCs w:val="20"/>
-                                <w:lang w:bidi="fa-IR"/>
-                              </w:rPr>
-                              <w:instrText xml:space="preserve"> MERGEFIELD  checkpoint_img  \* MERGEFORMAT </w:instrText>
-                            </w:r>
-                            <w:r>
-                              <w:rPr>
-                                <w:rFonts w:asciiTheme="majorBidi" w:hAnsiTheme="majorBidi" w:cstheme="majorBidi"/>
-                                <w:b/>
-                                <w:bCs/>
-                                <w:sz w:val="20"/>
-                                <w:szCs w:val="20"/>
-                                <w:lang w:bidi="fa-IR"/>
-                              </w:rPr>
-                              <w:fldChar w:fldCharType="separate"/>
-                            </w:r>
-                            <w:r>
-                              <w:rPr>
-                                <w:rFonts w:asciiTheme="majorBidi" w:hAnsiTheme="majorBidi" w:cstheme="majorBidi"/>
-                                <w:b/>
-                                <w:bCs/>
-                                <w:noProof/>
-                                <w:sz w:val="20"/>
-                                <w:szCs w:val="20"/>
-                                <w:lang w:bidi="fa-IR"/>
-                              </w:rPr>
-                              <w:t>checkpoint_img</w:t>
-                            </w:r>
-                            <w:r>
-                              <w:rPr>
-                                <w:rFonts w:asciiTheme="majorBidi" w:hAnsiTheme="majorBidi" w:cstheme="majorBidi"/>
-                                <w:b/>
-                                <w:bCs/>
-                                <w:sz w:val="20"/>
-                                <w:szCs w:val="20"/>
-                                <w:lang w:bidi="fa-IR"/>
-                              </w:rPr>
-                              <w:fldChar w:fldCharType="end"/>
-                            </w:r>
-                          </w:p>
-                          <w:p/>
-                        </w:txbxContent>
-                      </wps:txbx>
-                      <wps:bodyPr rot="0" spcFirstLastPara="0" vertOverflow="overflow" horzOverflow="overflow" vert="horz" wrap="square" lIns="91440" tIns="45720" rIns="91440" bIns="45720" numCol="1" spcCol="0" rtlCol="0" fromWordArt="0" anchor="t" anchorCtr="0" forceAA="0" compatLnSpc="1">
-                        <a:prstTxWarp prst="textNoShape">
-                          <a:avLst/>
-                        </a:prstTxWarp>
-                        <a:noAutofit/>
-                      </wps:bodyPr>
-                    </wps:wsp>
-                  </a:graphicData>
-                </a:graphic>
-                <wp14:sizeRelH relativeFrom="margin">
-                  <wp14:pctWidth>0</wp14:pctWidth>
-                </wp14:sizeRelH>
-                <wp14:sizeRelV relativeFrom="margin">
-                  <wp14:pctHeight>0</wp14:pctHeight>
-                </wp14:sizeRelV>
-              </wp:anchor>
-            </w:drawing>
-          </mc:Choice>
-          <mc:Fallback>
-            <w:pict>
-              <v:shape w14:anchorId="24AB4549" id="Text Box 48" o:spid="_x0000_s1047" type="#_x0000_t202" style="position:absolute;left:0;text-align:left;margin-left:-44pt;margin-top:42.15pt;width:278.5pt;height:238.8pt;z-index:251747328;visibility:visible;mso-wrap-style:square;mso-width-percent:0;mso-height-percent:0;mso-wrap-distance-left:9pt;mso-wrap-distance-top:0;mso-wrap-distance-right:9pt;mso-wrap-distance-bottom:0;mso-position-horizontal:absolute;mso-position-horizontal-relative:text;mso-position-vertical:absolute;mso-position-vertical-relative:text;mso-width-percent:0;mso-height-percent:0;mso-width-relative:margin;mso-height-relative:margin;v-text-anchor:top" o:gfxdata="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" filled="f" stroked="f" strokeweight=".5pt">
-                <v:textbox>
-                  <w:txbxContent>
-                    <w:p>
-                      <w:pPr>
-                        <w:rPr>
-                          <w:rFonts w:asciiTheme="majorBidi" w:hAnsiTheme="majorBidi" w:cstheme="majorBidi"/>
-                          <w:b/>
-                          <w:bCs/>
-                          <w:sz w:val="20"/>
-                          <w:szCs w:val="20"/>
-                          <w:rtl/>
-                          <w:lang w:bidi="fa-IR"/>
-                        </w:rPr>
-                      </w:pPr>
-                      <w:r>
-                        <w:rPr>
-                          <w:rFonts w:asciiTheme="majorBidi" w:hAnsiTheme="majorBidi" w:cstheme="majorBidi"/>
-                          <w:b/>
-                          <w:bCs/>
-                          <w:sz w:val="20"/>
-                          <w:szCs w:val="20"/>
-                          <w:lang w:bidi="fa-IR"/>
-                        </w:rPr>
-                        <w:fldChar w:fldCharType="begin"/>
-                      </w:r>
-                      <w:r>
-                        <w:rPr>
-                          <w:rFonts w:asciiTheme="majorBidi" w:hAnsiTheme="majorBidi" w:cstheme="majorBidi"/>
-                          <w:b/>
-                          <w:bCs/>
-                          <w:sz w:val="20"/>
-                          <w:szCs w:val="20"/>
-                          <w:lang w:bidi="fa-IR"/>
-                        </w:rPr>
-                        <w:instrText xml:space="preserve"> MERGEFIELD  checkpoint_img  \* MERGEFORMAT </w:instrText>
-                      </w:r>
-                      <w:r>
-                        <w:rPr>
-                          <w:rFonts w:asciiTheme="majorBidi" w:hAnsiTheme="majorBidi" w:cstheme="majorBidi"/>
-                          <w:b/>
-                          <w:bCs/>
-                          <w:sz w:val="20"/>
-                          <w:szCs w:val="20"/>
-                          <w:lang w:bidi="fa-IR"/>
-                        </w:rPr>
-                        <w:fldChar w:fldCharType="separate"/>
-                      </w:r>
-                      <w:r>
-                        <w:rPr>
-                          <w:rFonts w:asciiTheme="majorBidi" w:hAnsiTheme="majorBidi" w:cstheme="majorBidi"/>
-                          <w:b/>
-                          <w:bCs/>
-                          <w:noProof/>
-                          <w:sz w:val="20"/>
-                          <w:szCs w:val="20"/>
-                          <w:lang w:bidi="fa-IR"/>
-                        </w:rPr>
-                        <w:t>checkpoint_img</w:t>
-                      </w:r>
-                      <w:r>
-                        <w:rPr>
-                          <w:rFonts w:asciiTheme="majorBidi" w:hAnsiTheme="majorBidi" w:cstheme="majorBidi"/>
-                          <w:b/>
-                          <w:bCs/>
-                          <w:sz w:val="20"/>
-                          <w:szCs w:val="20"/>
-                          <w:lang w:bidi="fa-IR"/>
-                        </w:rPr>
-                        <w:fldChar w:fldCharType="end"/>
-                      </w:r>
-                    </w:p>
-                    <w:p/>
-                  </w:txbxContent>
-                </v:textbox>
-              </v:shape>
-            </w:pict>
-          </mc:Fallback>
-        </mc:AlternateContent>
-      </w:r>
-      <w:r>
-        <w:rPr>
-          <w:rFonts w:asciiTheme="majorBidi" w:hAnsiTheme="majorBidi" w:cstheme="majorBidi"/>
-          <w:noProof/>
-          <w:sz w:val="36"/>
-          <w:szCs w:val="36"/>
-          <w:rtl/>
-          <w:lang w:val="fa-IR" w:bidi="fa-IR"/>
-        </w:rPr>
-        <mc:AlternateContent>
-          <mc:Choice Requires="wps">
-            <w:drawing>
-              <wp:anchor distT="0" distB="0" distL="114300" distR="114300" simplePos="0" relativeHeight="251667456" behindDoc="0" locked="0" layoutInCell="1" allowOverlap="1" wp14:anchorId="7EC59557" wp14:editId="4014345D">
-                <wp:simplePos x="0" y="0"/>
-                <wp:positionH relativeFrom="page">
-                  <wp:posOffset>355600</wp:posOffset>
-                </wp:positionH>
-                <wp:positionV relativeFrom="paragraph">
-                  <wp:posOffset>535305</wp:posOffset>
-                </wp:positionV>
-                <wp:extent cx="3543300" cy="3032760"/>
-                <wp:effectExtent l="0" t="0" r="19050" b="15240"/>
-                <wp:wrapTopAndBottom/>
-                <wp:docPr id="12" name="Rectangle: Rounded Corners 12"/>
-                <wp:cNvGraphicFramePr/>
-                <a:graphic xmlns:a="http://schemas.openxmlformats.org/drawingml/2006/main">
-                  <a:graphicData uri="http://schemas.microsoft.com/office/word/2010/wordprocessingShape">
-                    <wps:wsp>
-                      <wps:cNvSpPr/>
-                      <wps:spPr>
-                        <a:xfrm>
-                          <a:off x="0" y="0"/>
-                          <a:ext cx="3543300" cy="3032760"/>
-                        </a:xfrm>
-                        <a:prstGeom prst="roundRect">
-                          <a:avLst>
-                            <a:gd name="adj" fmla="val 0"/>
-                          </a:avLst>
-                        </a:prstGeom>
-                        <a:ln>
-                          <a:solidFill>
-                            <a:schemeClr val="tx1"/>
-                          </a:solidFill>
-                        </a:ln>
-                      </wps:spPr>
-                      <wps:style>
-                        <a:lnRef idx="2">
-                          <a:schemeClr val="accent6"/>
-                        </a:lnRef>
-                        <a:fillRef idx="1">
-                          <a:schemeClr val="lt1"/>
-                        </a:fillRef>
-                        <a:effectRef idx="0">
-                          <a:schemeClr val="accent6"/>
-                        </a:effectRef>
-                        <a:fontRef idx="minor">
-                          <a:schemeClr val="dk1"/>
-                        </a:fontRef>
-                      </wps:style>
-                      <wps:txbx>
-                        <w:txbxContent>
-                          <w:p>
-                            <w:pPr>
-                              <w:rPr>
-                                <w:rFonts w:asciiTheme="majorBidi" w:hAnsiTheme="majorBidi" w:cstheme="majorBidi"/>
-                                <w:b/>
-                                <w:bCs/>
-                                <w:sz w:val="20"/>
-                                <w:szCs w:val="20"/>
-                                <w:rtl/>
-                                <w:lang w:bidi="fa-IR"/>
-                              </w:rPr>
-                            </w:pPr>
-                          </w:p>
-                        </w:txbxContent>
-                      </wps:txbx>
-                      <wps:bodyPr rot="0" spcFirstLastPara="0" vertOverflow="overflow" horzOverflow="overflow" vert="horz" wrap="square" lIns="91440" tIns="45720" rIns="91440" bIns="45720" numCol="1" spcCol="0" rtlCol="0" fromWordArt="0" anchor="t" anchorCtr="0" forceAA="0" compatLnSpc="1">
-                        <a:prstTxWarp prst="textNoShape">
-                          <a:avLst/>
-                        </a:prstTxWarp>
-                        <a:noAutofit/>
-                      </wps:bodyPr>
-                    </wps:wsp>
-                  </a:graphicData>
-                </a:graphic>
-                <wp14:sizeRelH relativeFrom="margin">
-                  <wp14:pctWidth>0</wp14:pctWidth>
-                </wp14:sizeRelH>
-                <wp14:sizeRelV relativeFrom="margin">
-                  <wp14:pctHeight>0</wp14:pctHeight>
-                </wp14:sizeRelV>
-              </wp:anchor>
-            </w:drawing>
-          </mc:Choice>
-          <mc:Fallback>
-            <w:pict>
-              <v:roundrect w14:anchorId="7EC59557" id="Rectangle: Rounded Corners 12" o:spid="_x0000_s1048" style="position:absolute;left:0;text-align:left;margin-left:28pt;margin-top:42.15pt;width:279pt;height:238.8pt;z-index:251667456;visibility:visible;mso-wrap-style:square;mso-width-percent:0;mso-height-percent:0;mso-wrap-distance-left:9pt;mso-wrap-distance-top:0;mso-wrap-distance-right:9pt;mso-wrap-distance-bottom:0;mso-position-horizontal:absolute;mso-position-horizontal-relative:page;mso-position-vertical:absolute;mso-position-vertical-relative:text;mso-width-percent:0;mso-height-percent:0;mso-width-relative:margin;mso-height-relative:margin;v-text-anchor:top" arcsize="0" o:gfxdata="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" fillcolor="white [3201]" strokecolor="black [3213]" strokeweight="1pt">
-                <v:stroke joinstyle="miter"/>
-                <v:textbox>
-                  <w:txbxContent>
-                    <w:p>
-                      <w:pPr>
-                        <w:rPr>
-                          <w:rFonts w:asciiTheme="majorBidi" w:hAnsiTheme="majorBidi" w:cstheme="majorBidi"/>
-                          <w:b/>
-                          <w:bCs/>
-                          <w:sz w:val="20"/>
-                          <w:szCs w:val="20"/>
-                          <w:rtl/>
-                          <w:lang w:bidi="fa-IR"/>
-                        </w:rPr>
-                      </w:pPr>
-                    </w:p>
-                  </w:txbxContent>
-                </v:textbox>
-                <w10:wrap type="topAndBottom" anchorx="page"/>
-              </v:roundrect>
-            </w:pict>
-          </mc:Fallback>
-        </mc:AlternateContent>
-      </w:r>
-      <w:r>
-        <w:rPr>
-          <w:rFonts w:asciiTheme="majorBidi" w:hAnsiTheme="majorBidi" w:cstheme="majorBidi" w:hint="cs"/>
-          <w:b/>
-          <w:bCs/>
-          <w:noProof/>
-          <w:sz w:val="24"/>
-          <w:szCs w:val="24"/>
-          <w:rtl/>
-          <w:lang w:val="fa-IR" w:bidi="fa-IR"/>
-        </w:rPr>
-        <mc:AlternateContent>
-          <mc:Choice Requires="wps">
-            <w:drawing>
-              <wp:anchor distT="0" distB="0" distL="114300" distR="114300" simplePos="0" relativeHeight="251727872" behindDoc="0" locked="0" layoutInCell="1" allowOverlap="1" wp14:anchorId="3EE9D669" wp14:editId="0733882B">
-                <wp:simplePos x="0" y="0"/>
-                <wp:positionH relativeFrom="column">
-                  <wp:posOffset>-631190</wp:posOffset>
-                </wp:positionH>
-                <wp:positionV relativeFrom="paragraph">
-                  <wp:posOffset>5644878</wp:posOffset>
-                </wp:positionV>
-                <wp:extent cx="6400800" cy="328295"/>
-                <wp:effectExtent l="0" t="0" r="0" b="0"/>
-                <wp:wrapNone/>
-                <wp:docPr id="1319447158" name="Text Box 33"/>
-                <wp:cNvGraphicFramePr/>
-                <a:graphic xmlns:a="http://schemas.openxmlformats.org/drawingml/2006/main">
-                  <a:graphicData uri="http://schemas.microsoft.com/office/word/2010/wordprocessingShape">
-                    <wps:wsp>
-                      <wps:cNvSpPr txBox="1"/>
-                      <wps:spPr>
-                        <a:xfrm>
-                          <a:off x="0" y="0"/>
-                          <a:ext cx="6400800" cy="328295"/>
-                        </a:xfrm>
-                        <a:prstGeom prst="rect">
-                          <a:avLst/>
-                        </a:prstGeom>
-                        <a:solidFill>
-                          <a:schemeClr val="bg1"/>
-                        </a:solidFill>
-                        <a:ln w="6350">
-                          <a:noFill/>
-                        </a:ln>
-                      </wps:spPr>
-                      <wps:txbx>
-                        <w:txbxContent>
-                          <w:p>
-                            <w:pPr>
-                              <w:bidi/>
-                              <w:rPr>
-                                <w:rFonts w:ascii="Arial Black" w:hAnsi="Arial Black" w:cs="Aria Black"/>
-                                <w:b/>
-                                <w:bCs/>
-                                <w:sz w:val="14"/>
-                                <w:szCs w:val="16"/>
-                              </w:rPr>
-                            </w:pPr>
-                            <w:proofErr w:type="spellStart"/>
-                            <w:r>
-                              <w:rPr>
-                                <w:rFonts w:ascii="Arial Black" w:hAnsi="Arial Black" w:cs="Aria Black"/>
-                                <w:b/>
-                                <w:bCs/>
-                                <w:sz w:val="14"/>
-                                <w:szCs w:val="16"/>
-                              </w:rPr>
-                              <w:t>price_info</w:t>
-                            </w:r>
-                            <w:proofErr w:type="spellEnd"/>
-                          </w:p>
-                        </w:txbxContent>
-                      </wps:txbx>
-                      <wps:bodyPr rot="0" spcFirstLastPara="0" vertOverflow="overflow" horzOverflow="overflow" vert="horz" wrap="square" lIns="91440" tIns="45720" rIns="91440" bIns="45720" numCol="1" spcCol="0" rtlCol="0" fromWordArt="0" anchor="t" anchorCtr="0" forceAA="0" compatLnSpc="1">
-                        <a:prstTxWarp prst="textNoShape">
-                          <a:avLst/>
-                        </a:prstTxWarp>
-                        <a:noAutofit/>
-                      </wps:bodyPr>
-                    </wps:wsp>
-                  </a:graphicData>
-                </a:graphic>
-                <wp14:sizeRelH relativeFrom="margin">
-                  <wp14:pctWidth>0</wp14:pctWidth>
-                </wp14:sizeRelH>
-                <wp14:sizeRelV relativeFrom="margin">
-                  <wp14:pctHeight>0</wp14:pctHeight>
-                </wp14:sizeRelV>
-              </wp:anchor>
-            </w:drawing>
-          </mc:Choice>
-          <mc:Fallback>
-            <w:pict>
-              <v:shape w14:anchorId="3EE9D669" id="Text Box 33" o:spid="_x0000_s1049" type="#_x0000_t202" style="position:absolute;left:0;text-align:left;margin-left:-49.7pt;margin-top:444.5pt;width:7in;height:25.85pt;z-index:251727872;visibility:visible;mso-wrap-style:square;mso-width-percent:0;mso-height-percent:0;mso-wrap-distance-left:9pt;mso-wrap-distance-top:0;mso-wrap-distance-right:9pt;mso-wrap-distance-bottom:0;mso-position-horizontal:absolute;mso-position-horizontal-relative:text;mso-position-vertical:absolute;mso-position-vertical-relative:text;mso-width-percent:0;mso-height-percent:0;mso-width-relative:margin;mso-height-relative:margin;v-text-anchor:top" o:gfxdata="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" fillcolor="white [3212]" stroked="f" strokeweight=".5pt">
-                <v:textbox>
-                  <w:txbxContent>
-                    <w:p>
-                      <w:pPr>
-                        <w:bidi/>
-                        <w:rPr>
-                          <w:rFonts w:ascii="Arial Black" w:hAnsi="Arial Black" w:cs="Aria Black"/>
-                          <w:b/>
-                          <w:bCs/>
-                          <w:sz w:val="14"/>
-                          <w:szCs w:val="16"/>
-                        </w:rPr>
-                      </w:pPr>
-                      <w:proofErr w:type="spellStart"/>
-                      <w:r>
-                        <w:rPr>
-                          <w:rFonts w:ascii="Arial Black" w:hAnsi="Arial Black" w:cs="Aria Black"/>
-                          <w:b/>
-                          <w:bCs/>
-                          <w:sz w:val="14"/>
-                          <w:szCs w:val="16"/>
-                        </w:rPr>
-                        <w:t>price_info</w:t>
-                      </w:r>
-                      <w:proofErr w:type="spellEnd"/>
-                    </w:p>
-                  </w:txbxContent>
-                </v:textbox>
-              </v:shape>
-            </w:pict>
-          </mc:Fallback>
-        </mc:AlternateContent>
-      </w:r>
-      <w:r>
-        <w:rPr>
-          <w:rFonts w:asciiTheme="majorBidi" w:hAnsiTheme="majorBidi" w:cstheme="majorBidi"/>
-          <w:b/>
-          <w:bCs/>
-          <w:noProof/>
-          <w:sz w:val="28"/>
-          <w:szCs w:val="28"/>
-          <w:rtl/>
-          <w:lang w:val="fa-IR" w:bidi="fa-IR"/>
-        </w:rPr>
-        <mc:AlternateContent>
-          <mc:Choice Requires="wps">
-            <w:drawing>
-              <wp:anchor distT="0" distB="0" distL="114300" distR="114300" simplePos="0" relativeHeight="251726848" behindDoc="0" locked="0" layoutInCell="1" allowOverlap="1" wp14:anchorId="37E379CF" wp14:editId="3B4DF75B">
-                <wp:simplePos x="0" y="0"/>
-                <wp:positionH relativeFrom="column">
-                  <wp:posOffset>-337185</wp:posOffset>
-                </wp:positionH>
-                <wp:positionV relativeFrom="paragraph">
-                  <wp:posOffset>5349603</wp:posOffset>
-                </wp:positionV>
-                <wp:extent cx="2356485" cy="293370"/>
-                <wp:effectExtent l="0" t="0" r="5715" b="0"/>
-                <wp:wrapNone/>
-                <wp:docPr id="148650820" name="Text Box 32"/>
-                <wp:cNvGraphicFramePr/>
-                <a:graphic xmlns:a="http://schemas.openxmlformats.org/drawingml/2006/main">
-                  <a:graphicData uri="http://schemas.microsoft.com/office/word/2010/wordprocessingShape">
-                    <wps:wsp>
-                      <wps:cNvSpPr txBox="1"/>
-                      <wps:spPr>
-                        <a:xfrm>
-                          <a:off x="0" y="0"/>
-                          <a:ext cx="2356485" cy="293370"/>
-                        </a:xfrm>
-                        <a:prstGeom prst="rect">
-                          <a:avLst/>
-                        </a:prstGeom>
-                        <a:solidFill>
-                          <a:schemeClr val="bg1"/>
-                        </a:solidFill>
-                        <a:ln w="6350">
-                          <a:noFill/>
-                        </a:ln>
-                      </wps:spPr>
-                      <wps:txbx>
-                        <w:txbxContent>
-                          <w:p>
-                            <w:pPr>
-                              <w:jc w:val="center"/>
-                              <w:rPr>
-                                <w:rFonts w:ascii="Arial Black" w:hAnsi="Arial Black" w:cs="Aria Black"/>
-                                <w:bCs/>
-                                <w:sz w:val="14"/>
-                                <w:szCs w:val="14"/>
-                              </w:rPr>
-                            </w:pPr>
-                            <w:proofErr w:type="spellStart"/>
-                            <w:r>
-                              <w:rPr>
-                                <w:rFonts w:ascii="Arial Black" w:hAnsi="Arial Black" w:cs="Aria Black"/>
-                                <w:bCs/>
-                                <w:sz w:val="14"/>
-                                <w:szCs w:val="14"/>
-                              </w:rPr>
-                              <w:t>price_toman</w:t>
-                            </w:r>
-                            <w:proofErr w:type="spellEnd"/>
-                          </w:p>
-                        </w:txbxContent>
-                      </wps:txbx>
-                      <wps:bodyPr rot="0" spcFirstLastPara="0" vertOverflow="overflow" horzOverflow="overflow" vert="horz" wrap="square" lIns="91440" tIns="45720" rIns="91440" bIns="45720" numCol="1" spcCol="0" rtlCol="0" fromWordArt="0" anchor="t" anchorCtr="0" forceAA="0" compatLnSpc="1">
-                        <a:prstTxWarp prst="textNoShape">
-                          <a:avLst/>
-                        </a:prstTxWarp>
-                        <a:noAutofit/>
-                      </wps:bodyPr>
-                    </wps:wsp>
-                  </a:graphicData>
-                </a:graphic>
-                <wp14:sizeRelH relativeFrom="margin">
-                  <wp14:pctWidth>0</wp14:pctWidth>
-                </wp14:sizeRelH>
-                <wp14:sizeRelV relativeFrom="margin">
-                  <wp14:pctHeight>0</wp14:pctHeight>
-                </wp14:sizeRelV>
-              </wp:anchor>
-            </w:drawing>
-          </mc:Choice>
-          <mc:Fallback>
-            <w:pict>
-              <v:shape w14:anchorId="37E379CF" id="Text Box 32" o:spid="_x0000_s1050" type="#_x0000_t202" style="position:absolute;left:0;text-align:left;margin-left:-26.55pt;margin-top:421.25pt;width:185.55pt;height:23.1pt;z-index:251726848;visibility:visible;mso-wrap-style:square;mso-width-percent:0;mso-height-percent:0;mso-wrap-distance-left:9pt;mso-wrap-distance-top:0;mso-wrap-distance-right:9pt;mso-wrap-distance-bottom:0;mso-position-horizontal:absolute;mso-position-horizontal-relative:text;mso-position-vertical:absolute;mso-position-vertical-relative:text;mso-width-percent:0;mso-height-percent:0;mso-width-relative:margin;mso-height-relative:margin;v-text-anchor:top" o:gfxdata="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" fillcolor="white [3212]" stroked="f" strokeweight=".5pt">
-                <v:textbox>
-                  <w:txbxContent>
-                    <w:p>
-                      <w:pPr>
-                        <w:jc w:val="center"/>
-                        <w:rPr>
-                          <w:rFonts w:ascii="Arial Black" w:hAnsi="Arial Black" w:cs="Aria Black"/>
-                          <w:bCs/>
-                          <w:sz w:val="14"/>
-                          <w:szCs w:val="14"/>
-                        </w:rPr>
-                      </w:pPr>
-                      <w:proofErr w:type="spellStart"/>
-                      <w:r>
-                        <w:rPr>
-                          <w:rFonts w:ascii="Arial Black" w:hAnsi="Arial Black" w:cs="Aria Black"/>
-                          <w:bCs/>
-                          <w:sz w:val="14"/>
-                          <w:szCs w:val="14"/>
-                        </w:rPr>
-                        <w:t>price_toman</w:t>
-                      </w:r>
-                      <w:proofErr w:type="spellEnd"/>
-                    </w:p>
-                  </w:txbxContent>
-                </v:textbox>
-              </v:shape>
-            </w:pict>
-          </mc:Fallback>
-        </mc:AlternateContent>
-      </w:r>
-      <w:r>
-        <w:rPr>
-          <w:rFonts w:asciiTheme="majorBidi" w:hAnsiTheme="majorBidi" w:cstheme="majorBidi"/>
-          <w:b/>
-          <w:bCs/>
-          <w:noProof/>
-          <w:sz w:val="28"/>
-          <w:szCs w:val="28"/>
-          <w:rtl/>
-          <w:lang w:val="fa-IR" w:bidi="fa-IR"/>
-        </w:rPr>
-        <mc:AlternateContent>
-          <mc:Choice Requires="wps">
-            <w:drawing>
-              <wp:anchor distT="0" distB="0" distL="114300" distR="114300" simplePos="0" relativeHeight="251724800" behindDoc="0" locked="0" layoutInCell="1" allowOverlap="1" wp14:anchorId="7843823A" wp14:editId="57C37787">
-                <wp:simplePos x="0" y="0"/>
-                <wp:positionH relativeFrom="column">
-                  <wp:posOffset>2487295</wp:posOffset>
-                </wp:positionH>
-                <wp:positionV relativeFrom="paragraph">
-                  <wp:posOffset>5328648</wp:posOffset>
-                </wp:positionV>
-                <wp:extent cx="2525395" cy="304800"/>
-                <wp:effectExtent l="0" t="0" r="8255" b="0"/>
-                <wp:wrapNone/>
-                <wp:docPr id="1862382824" name="Text Box 32"/>
-                <wp:cNvGraphicFramePr/>
-                <a:graphic xmlns:a="http://schemas.openxmlformats.org/drawingml/2006/main">
-                  <a:graphicData uri="http://schemas.microsoft.com/office/word/2010/wordprocessingShape">
-                    <wps:wsp>
-                      <wps:cNvSpPr txBox="1"/>
-                      <wps:spPr>
-                        <a:xfrm>
-                          <a:off x="0" y="0"/>
-                          <a:ext cx="2525395" cy="304800"/>
-                        </a:xfrm>
-                        <a:prstGeom prst="rect">
-                          <a:avLst/>
-                        </a:prstGeom>
-                        <a:solidFill>
-                          <a:schemeClr val="bg1"/>
-                        </a:solidFill>
-                        <a:ln w="6350">
-                          <a:noFill/>
-                        </a:ln>
-                      </wps:spPr>
-                      <wps:txbx>
-                        <w:txbxContent>
-                          <w:p>
-                            <w:pPr>
-                              <w:jc w:val="center"/>
-                              <w:rPr>
-                                <w:rFonts w:ascii="Arial Black" w:hAnsi="Arial Black" w:cs="Aria Black"/>
-                                <w:b/>
-                                <w:bCs/>
-                                <w:sz w:val="14"/>
-                                <w:szCs w:val="18"/>
-                              </w:rPr>
-                            </w:pPr>
-                            <w:proofErr w:type="spellStart"/>
-                            <w:r>
-                              <w:rPr>
-                                <w:rFonts w:ascii="Arial Black" w:hAnsi="Arial Black" w:cs="Aria Black"/>
-                                <w:b/>
-                                <w:bCs/>
-                                <w:sz w:val="14"/>
-                                <w:szCs w:val="18"/>
-                              </w:rPr>
-                              <w:t>price_rial</w:t>
-                            </w:r>
-                            <w:proofErr w:type="spellEnd"/>
-                          </w:p>
-                        </w:txbxContent>
-                      </wps:txbx>
-                      <wps:bodyPr rot="0" spcFirstLastPara="0" vertOverflow="overflow" horzOverflow="overflow" vert="horz" wrap="square" lIns="91440" tIns="45720" rIns="91440" bIns="45720" numCol="1" spcCol="0" rtlCol="0" fromWordArt="0" anchor="t" anchorCtr="0" forceAA="0" compatLnSpc="1">
-                        <a:prstTxWarp prst="textNoShape">
-                          <a:avLst/>
-                        </a:prstTxWarp>
-                        <a:noAutofit/>
-                      </wps:bodyPr>
-                    </wps:wsp>
-                  </a:graphicData>
-                </a:graphic>
-                <wp14:sizeRelH relativeFrom="margin">
-                  <wp14:pctWidth>0</wp14:pctWidth>
-                </wp14:sizeRelH>
-                <wp14:sizeRelV relativeFrom="margin">
-                  <wp14:pctHeight>0</wp14:pctHeight>
-                </wp14:sizeRelV>
-              </wp:anchor>
-            </w:drawing>
-          </mc:Choice>
-          <mc:Fallback>
-            <w:pict>
-              <v:shape w14:anchorId="7843823A" id="_x0000_s1051" type="#_x0000_t202" style="position:absolute;left:0;text-align:left;margin-left:195.85pt;margin-top:419.6pt;width:198.85pt;height:24pt;z-index:251724800;visibility:visible;mso-wrap-style:square;mso-width-percent:0;mso-height-percent:0;mso-wrap-distance-left:9pt;mso-wrap-distance-top:0;mso-wrap-distance-right:9pt;mso-wrap-distance-bottom:0;mso-position-horizontal:absolute;mso-position-horizontal-relative:text;mso-position-vertical:absolute;mso-position-vertical-relative:text;mso-width-percent:0;mso-height-percent:0;mso-width-relative:margin;mso-height-relative:margin;v-text-anchor:top" o:gfxdata="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" fillcolor="white [3212]" stroked="f" strokeweight=".5pt">
-                <v:textbox>
-                  <w:txbxContent>
-                    <w:p>
-                      <w:pPr>
-                        <w:jc w:val="center"/>
-                        <w:rPr>
-                          <w:rFonts w:ascii="Arial Black" w:hAnsi="Arial Black" w:cs="Aria Black"/>
-                          <w:b/>
-                          <w:bCs/>
-                          <w:sz w:val="14"/>
-                          <w:szCs w:val="18"/>
-                        </w:rPr>
-                      </w:pPr>
-                      <w:proofErr w:type="spellStart"/>
-                      <w:r>
-                        <w:rPr>
-                          <w:rFonts w:ascii="Arial Black" w:hAnsi="Arial Black" w:cs="Aria Black"/>
-                          <w:b/>
-                          <w:bCs/>
-                          <w:sz w:val="14"/>
-                          <w:szCs w:val="18"/>
-                        </w:rPr>
-                        <w:t>price_rial</w:t>
-                      </w:r>
-                      <w:proofErr w:type="spellEnd"/>
-                    </w:p>
-                  </w:txbxContent>
-                </v:textbox>
-              </v:shape>
-            </w:pict>
-          </mc:Fallback>
-        </mc:AlternateContent>
-      </w:r>
-      <w:r>
-        <w:rPr>
-          <w:rFonts w:asciiTheme="majorBidi" w:hAnsiTheme="majorBidi" w:cstheme="majorBidi"/>
-          <w:noProof/>
-          <w:sz w:val="36"/>
-          <w:szCs w:val="36"/>
-          <w:lang w:bidi="fa-IR"/>
-        </w:rPr>
-        <mc:AlternateContent>
-          <mc:Choice Requires="wps">
-            <w:drawing>
-              <wp:anchor distT="0" distB="0" distL="114300" distR="114300" simplePos="0" relativeHeight="251708416" behindDoc="0" locked="0" layoutInCell="1" allowOverlap="1" wp14:anchorId="5FAA211C" wp14:editId="23499574">
-                <wp:simplePos x="0" y="0"/>
-                <wp:positionH relativeFrom="column">
-                  <wp:posOffset>-631371</wp:posOffset>
-                </wp:positionH>
-                <wp:positionV relativeFrom="paragraph">
-                  <wp:posOffset>5037365</wp:posOffset>
-                </wp:positionV>
-                <wp:extent cx="6327775" cy="266700"/>
-                <wp:effectExtent l="0" t="0" r="0" b="0"/>
-                <wp:wrapNone/>
-                <wp:docPr id="1225549532" name="Text Box 28"/>
-                <wp:cNvGraphicFramePr/>
-                <a:graphic xmlns:a="http://schemas.openxmlformats.org/drawingml/2006/main">
-                  <a:graphicData uri="http://schemas.microsoft.com/office/word/2010/wordprocessingShape">
-                    <wps:wsp>
-                      <wps:cNvSpPr txBox="1"/>
-                      <wps:spPr>
-                        <a:xfrm>
-                          <a:off x="0" y="0"/>
-                          <a:ext cx="6327775" cy="266700"/>
-                        </a:xfrm>
-                        <a:prstGeom prst="rect">
-                          <a:avLst/>
-                        </a:prstGeom>
-                        <a:solidFill>
-                          <a:schemeClr val="bg1"/>
-                        </a:solidFill>
-                        <a:ln w="6350">
-                          <a:noFill/>
-                        </a:ln>
-                      </wps:spPr>
-                      <wps:txbx>
-                        <w:txbxContent>
-                          <w:p>
-                            <w:pPr>
-                              <w:bidi/>
-                              <w:rPr>
-                                <w:rFonts w:ascii="Active" w:hAnsi="Active" w:cs="Aria Black"/>
-                                <w:b/>
-                                <w:bCs/>
-                                <w:sz w:val="14"/>
-                                <w:szCs w:val="14"/>
-                              </w:rPr>
-                            </w:pPr>
-                            <w:proofErr w:type="spellStart"/>
-                            <w:r>
-                              <w:rPr>
-                                <w:rFonts w:ascii="Active" w:hAnsi="Active" w:cs="Aria Black"/>
-                                <w:b/>
-                                <w:bCs/>
-                                <w:sz w:val="14"/>
-                                <w:szCs w:val="14"/>
-                              </w:rPr>
-                              <w:t>car_info</w:t>
-                            </w:r>
-                            <w:proofErr w:type="spellEnd"/>
-                          </w:p>
-                        </w:txbxContent>
-                      </wps:txbx>
-                      <wps:bodyPr rot="0" spcFirstLastPara="0" vertOverflow="overflow" horzOverflow="overflow" vert="horz" wrap="square" lIns="91440" tIns="45720" rIns="91440" bIns="45720" numCol="1" spcCol="0" rtlCol="0" fromWordArt="0" anchor="t" anchorCtr="0" forceAA="0" compatLnSpc="1">
-                        <a:prstTxWarp prst="textNoShape">
-                          <a:avLst/>
-                        </a:prstTxWarp>
-                        <a:noAutofit/>
-                      </wps:bodyPr>
-                    </wps:wsp>
-                  </a:graphicData>
-                </a:graphic>
-                <wp14:sizeRelH relativeFrom="margin">
-                  <wp14:pctWidth>0</wp14:pctWidth>
-                </wp14:sizeRelH>
-                <wp14:sizeRelV relativeFrom="margin">
-                  <wp14:pctHeight>0</wp14:pctHeight>
-                </wp14:sizeRelV>
-              </wp:anchor>
-            </w:drawing>
-          </mc:Choice>
-          <mc:Fallback>
-            <w:pict>
-              <v:shape w14:anchorId="5FAA211C" id="Text Box 28" o:spid="_x0000_s1052" type="#_x0000_t202" style="position:absolute;left:0;text-align:left;margin-left:-49.7pt;margin-top:396.65pt;width:498.25pt;height:21pt;z-index:251708416;visibility:visible;mso-wrap-style:square;mso-width-percent:0;mso-height-percent:0;mso-wrap-distance-left:9pt;mso-wrap-distance-top:0;mso-wrap-distance-right:9pt;mso-wrap-distance-bottom:0;mso-position-horizontal:absolute;mso-position-horizontal-relative:text;mso-position-vertical:absolute;mso-position-vertical-relative:text;mso-width-percent:0;mso-height-percent:0;mso-width-relative:margin;mso-height-relative:margin;v-text-anchor:top" o:gfxdata="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" fillcolor="white [3212]" stroked="f" strokeweight=".5pt">
-                <v:textbox>
-                  <w:txbxContent>
-                    <w:p>
-                      <w:pPr>
-                        <w:bidi/>
-                        <w:rPr>
-                          <w:rFonts w:ascii="Active" w:hAnsi="Active" w:cs="Aria Black"/>
-                          <w:b/>
-                          <w:bCs/>
-                          <w:sz w:val="14"/>
-                          <w:szCs w:val="14"/>
-                        </w:rPr>
-                      </w:pPr>
-                      <w:proofErr w:type="spellStart"/>
-                      <w:r>
-                        <w:rPr>
-                          <w:rFonts w:ascii="Active" w:hAnsi="Active" w:cs="Aria Black"/>
-                          <w:b/>
-                          <w:bCs/>
-                          <w:sz w:val="14"/>
-                          <w:szCs w:val="14"/>
-                        </w:rPr>
-                        <w:t>car_info</w:t>
-                      </w:r>
-                      <w:proofErr w:type="spellEnd"/>
-                    </w:p>
-                  </w:txbxContent>
-                </v:textbox>
-              </v:shape>
-            </w:pict>
-          </mc:Fallback>
-        </mc:AlternateContent>
-      </w:r>
-      <w:r>
-        <w:rPr>
-          <w:rFonts w:asciiTheme="majorBidi" w:hAnsiTheme="majorBidi" w:cstheme="majorBidi"/>
-          <w:noProof/>
-          <w:sz w:val="36"/>
-          <w:szCs w:val="36"/>
-          <w:rtl/>
-          <w:lang w:val="fa-IR" w:bidi="fa-IR"/>
-        </w:rPr>
-        <mc:AlternateContent>
-          <mc:Choice Requires="wps">
-            <w:drawing>
-              <wp:anchor distT="0" distB="0" distL="114300" distR="114300" simplePos="0" relativeHeight="251674624" behindDoc="0" locked="0" layoutInCell="1" allowOverlap="1" wp14:anchorId="7D17441D" wp14:editId="2A895595">
-                <wp:simplePos x="0" y="0"/>
-                <wp:positionH relativeFrom="page">
-                  <wp:posOffset>228600</wp:posOffset>
-                </wp:positionH>
-                <wp:positionV relativeFrom="paragraph">
-                  <wp:posOffset>4922520</wp:posOffset>
-                </wp:positionV>
-                <wp:extent cx="7101840" cy="1082675"/>
-                <wp:effectExtent l="0" t="0" r="22860" b="22225"/>
-                <wp:wrapTopAndBottom/>
-                <wp:docPr id="3" name="Rectangle: Rounded Corners 3"/>
-                <wp:cNvGraphicFramePr/>
-                <a:graphic xmlns:a="http://schemas.openxmlformats.org/drawingml/2006/main">
-                  <a:graphicData uri="http://schemas.microsoft.com/office/word/2010/wordprocessingShape">
-                    <wps:wsp>
-                      <wps:cNvSpPr/>
-                      <wps:spPr>
-                        <a:xfrm>
-                          <a:off x="0" y="0"/>
-                          <a:ext cx="7101840" cy="1082675"/>
-                        </a:xfrm>
-                        <a:prstGeom prst="roundRect">
-                          <a:avLst>
-                            <a:gd name="adj" fmla="val 2539"/>
-                          </a:avLst>
-                        </a:prstGeom>
-                        <a:ln w="12700">
-                          <a:solidFill>
-                            <a:schemeClr val="tx1"/>
-                          </a:solidFill>
-                        </a:ln>
-                      </wps:spPr>
-                      <wps:style>
-                        <a:lnRef idx="2">
-                          <a:schemeClr val="accent6"/>
-                        </a:lnRef>
-                        <a:fillRef idx="1">
-                          <a:schemeClr val="lt1"/>
-                        </a:fillRef>
-                        <a:effectRef idx="0">
-                          <a:schemeClr val="accent6"/>
-                        </a:effectRef>
-                        <a:fontRef idx="minor">
-                          <a:schemeClr val="dk1"/>
-                        </a:fontRef>
-                      </wps:style>
-                      <wps:txbx>
-                        <w:txbxContent>
-                          <w:p>
-                            <w:pPr>
-                              <w:bidi/>
-                              <w:spacing w:before="240"/>
-                              <w:rPr>
-                                <w:rFonts w:asciiTheme="majorBidi" w:hAnsiTheme="majorBidi" w:cstheme="majorBidi"/>
-                                <w:b/>
-                                <w:bCs/>
-                                <w:sz w:val="20"/>
-                                <w:szCs w:val="20"/>
-                                <w:rtl/>
-                                <w:lang w:bidi="fa-IR"/>
-                              </w:rPr>
-                            </w:pPr>
-                            <w:r>
-                              <w:rPr>
-                                <w:rFonts w:asciiTheme="majorBidi" w:hAnsiTheme="majorBidi" w:cstheme="majorBidi" w:hint="cs"/>
-                                <w:b/>
-                                <w:bCs/>
-                                <w:sz w:val="20"/>
-                                <w:szCs w:val="20"/>
-                                <w:rtl/>
-                                <w:lang w:bidi="fa-IR"/>
-                              </w:rPr>
-                              <w:t>توضیحات فنی:</w:t>
-                            </w:r>
-                          </w:p>
-                          <w:p>
-                            <w:pPr>
-                              <w:bidi/>
-                              <w:spacing w:before="240"/>
-                              <w:rPr>
-                                <w:rFonts w:asciiTheme="majorBidi" w:hAnsiTheme="majorBidi" w:cstheme="majorBidi"/>
-                                <w:b/>
-                                <w:bCs/>
-                                <w:sz w:val="20"/>
-                                <w:szCs w:val="20"/>
-                                <w:rtl/>
-                                <w:lang w:bidi="fa-IR"/>
-                              </w:rPr>
-                            </w:pPr>
-                            <w:r>
-                              <w:rPr>
-                                <w:rFonts w:asciiTheme="majorBidi" w:hAnsiTheme="majorBidi" w:cstheme="majorBidi" w:hint="cs"/>
-                                <w:b/>
-                                <w:bCs/>
-                                <w:sz w:val="20"/>
-                                <w:szCs w:val="20"/>
-                                <w:rtl/>
-                                <w:lang w:bidi="fa-IR"/>
-                              </w:rPr>
-                              <w:t>مبلغ مورد معامله عبارت است از............................................................................... ریال معادل .........</w:t>
-                            </w:r>
-                            <w:r>
-                              <w:rPr>
-                                <w:rFonts w:asciiTheme="majorBidi" w:hAnsiTheme="majorBidi" w:cstheme="majorBidi"/>
-                                <w:b/>
-                                <w:bCs/>
-                                <w:sz w:val="20"/>
-                                <w:szCs w:val="20"/>
-                                <w:lang w:bidi="fa-IR"/>
-                              </w:rPr>
-                              <w:t>.</w:t>
-                            </w:r>
-                            <w:r>
-                              <w:rPr>
-                                <w:rFonts w:asciiTheme="majorBidi" w:hAnsiTheme="majorBidi" w:cstheme="majorBidi" w:hint="cs"/>
-                                <w:b/>
-                                <w:bCs/>
-                                <w:sz w:val="20"/>
-                                <w:szCs w:val="20"/>
-                                <w:rtl/>
-                                <w:lang w:bidi="fa-IR"/>
-                              </w:rPr>
-                              <w:t>................................................................ تومان</w:t>
-                            </w:r>
-                          </w:p>
-                          <w:p>
-                            <w:pPr>
-                              <w:bidi/>
-                              <w:spacing w:before="240"/>
-                              <w:rPr>
-                                <w:rFonts w:asciiTheme="majorBidi" w:hAnsiTheme="majorBidi" w:cstheme="majorBidi"/>
-                                <w:b/>
-                                <w:bCs/>
-                                <w:sz w:val="20"/>
-                                <w:szCs w:val="20"/>
-                                <w:rtl/>
-                                <w:lang w:bidi="fa-IR"/>
-                              </w:rPr>
-                            </w:pPr>
-                            <w:r>
-                              <w:rPr>
-                                <w:rFonts w:asciiTheme="majorBidi" w:hAnsiTheme="majorBidi" w:cstheme="majorBidi" w:hint="cs"/>
-                                <w:b/>
-                                <w:bCs/>
-                                <w:sz w:val="20"/>
-                                <w:szCs w:val="20"/>
-                                <w:rtl/>
-                                <w:lang w:bidi="fa-IR"/>
-                              </w:rPr>
-                              <w:t>که به صورت .........................................................................................................................................................................................................</w:t>
-                            </w:r>
-                          </w:p>
-                        </w:txbxContent>
-                      </wps:txbx>
-                      <wps:bodyPr rot="0" spcFirstLastPara="0" vertOverflow="overflow" horzOverflow="overflow" vert="horz" wrap="square" lIns="45720" tIns="0" rIns="45720" bIns="0" numCol="1" spcCol="0" rtlCol="0" fromWordArt="0" anchor="t" anchorCtr="0" forceAA="0" compatLnSpc="1">
-                        <a:prstTxWarp prst="textNoShape">
-                          <a:avLst/>
-                        </a:prstTxWarp>
-                        <a:noAutofit/>
-                      </wps:bodyPr>
-                    </wps:wsp>
-                  </a:graphicData>
-                </a:graphic>
-                <wp14:sizeRelH relativeFrom="margin">
-                  <wp14:pctWidth>0</wp14:pctWidth>
-                </wp14:sizeRelH>
-                <wp14:sizeRelV relativeFrom="margin">
-                  <wp14:pctHeight>0</wp14:pctHeight>
-                </wp14:sizeRelV>
-              </wp:anchor>
-            </w:drawing>
-          </mc:Choice>
-          <mc:Fallback>
-            <w:pict>
-              <v:roundrect w14:anchorId="7D17441D" id="Rectangle: Rounded Corners 3" o:spid="_x0000_s1053" style="position:absolute;left:0;text-align:left;margin-left:18pt;margin-top:387.6pt;width:559.2pt;height:85.25pt;z-index:251674624;visibility:visible;mso-wrap-style:square;mso-width-percent:0;mso-height-percent:0;mso-wrap-distance-left:9pt;mso-wrap-distance-top:0;mso-wrap-distance-right:9pt;mso-wrap-distance-bottom:0;mso-position-horizontal:absolute;mso-position-horizontal-relative:page;mso-position-vertical:absolute;mso-position-vertical-relative:text;mso-width-percent:0;mso-height-percent:0;mso-width-relative:margin;mso-height-relative:margin;v-text-anchor:top" arcsize="1663f" o:gfxdata="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" fillcolor="white [3201]" strokecolor="black [3213]" strokeweight="1pt">
-                <v:stroke joinstyle="miter"/>
-                <v:textbox inset="3.6pt,0,3.6pt,0">
-                  <w:txbxContent>
-                    <w:p>
-                      <w:pPr>
-                        <w:bidi/>
-                        <w:spacing w:before="240"/>
-                        <w:rPr>
-                          <w:rFonts w:asciiTheme="majorBidi" w:hAnsiTheme="majorBidi" w:cstheme="majorBidi"/>
-                          <w:b/>
-                          <w:bCs/>
-                          <w:sz w:val="20"/>
-                          <w:szCs w:val="20"/>
-                          <w:rtl/>
-                          <w:lang w:bidi="fa-IR"/>
-                        </w:rPr>
-                      </w:pPr>
-                      <w:r>
-                        <w:rPr>
-                          <w:rFonts w:asciiTheme="majorBidi" w:hAnsiTheme="majorBidi" w:cstheme="majorBidi" w:hint="cs"/>
-                          <w:b/>
-                          <w:bCs/>
-                          <w:sz w:val="20"/>
-                          <w:szCs w:val="20"/>
-                          <w:rtl/>
-                          <w:lang w:bidi="fa-IR"/>
-                        </w:rPr>
-                        <w:t>توضیحات فنی:</w:t>
-                      </w:r>
-                    </w:p>
-                    <w:p>
-                      <w:pPr>
-                        <w:bidi/>
-                        <w:spacing w:before="240"/>
-                        <w:rPr>
-                          <w:rFonts w:asciiTheme="majorBidi" w:hAnsiTheme="majorBidi" w:cstheme="majorBidi"/>
-                          <w:b/>
-                          <w:bCs/>
-                          <w:sz w:val="20"/>
-                          <w:szCs w:val="20"/>
-                          <w:rtl/>
-                          <w:lang w:bidi="fa-IR"/>
-                        </w:rPr>
-                      </w:pPr>
-                      <w:r>
-                        <w:rPr>
-                          <w:rFonts w:asciiTheme="majorBidi" w:hAnsiTheme="majorBidi" w:cstheme="majorBidi" w:hint="cs"/>
-                          <w:b/>
-                          <w:bCs/>
-                          <w:sz w:val="20"/>
-                          <w:szCs w:val="20"/>
-                          <w:rtl/>
-                          <w:lang w:bidi="fa-IR"/>
-                        </w:rPr>
-                        <w:t>مبلغ مورد معامله عبارت است از............................................................................... ریال معادل .........</w:t>
-                      </w:r>
-                      <w:r>
-                        <w:rPr>
-                          <w:rFonts w:asciiTheme="majorBidi" w:hAnsiTheme="majorBidi" w:cstheme="majorBidi"/>
-                          <w:b/>
-                          <w:bCs/>
-                          <w:sz w:val="20"/>
-                          <w:szCs w:val="20"/>
-                          <w:lang w:bidi="fa-IR"/>
-                        </w:rPr>
-                        <w:t>.</w:t>
-                      </w:r>
-                      <w:r>
-                        <w:rPr>
-                          <w:rFonts w:asciiTheme="majorBidi" w:hAnsiTheme="majorBidi" w:cstheme="majorBidi" w:hint="cs"/>
-                          <w:b/>
-                          <w:bCs/>
-                          <w:sz w:val="20"/>
-                          <w:szCs w:val="20"/>
-                          <w:rtl/>
-                          <w:lang w:bidi="fa-IR"/>
-                        </w:rPr>
-                        <w:t>................................................................ تومان</w:t>
-                      </w:r>
-                    </w:p>
-                    <w:p>
-                      <w:pPr>
-                        <w:bidi/>
-                        <w:spacing w:before="240"/>
-                        <w:rPr>
-                          <w:rFonts w:asciiTheme="majorBidi" w:hAnsiTheme="majorBidi" w:cstheme="majorBidi"/>
-                          <w:b/>
-                          <w:bCs/>
-                          <w:sz w:val="20"/>
-                          <w:szCs w:val="20"/>
-                          <w:rtl/>
-                          <w:lang w:bidi="fa-IR"/>
-                        </w:rPr>
-                      </w:pPr>
-                      <w:r>
-                        <w:rPr>
-                          <w:rFonts w:asciiTheme="majorBidi" w:hAnsiTheme="majorBidi" w:cstheme="majorBidi" w:hint="cs"/>
-                          <w:b/>
-                          <w:bCs/>
-                          <w:sz w:val="20"/>
-                          <w:szCs w:val="20"/>
-                          <w:rtl/>
-                          <w:lang w:bidi="fa-IR"/>
-                        </w:rPr>
-                        <w:t>که به صورت .........................................................................................................................................................................................................</w:t>
-                      </w:r>
-                    </w:p>
-                  </w:txbxContent>
-                </v:textbox>
-                <w10:wrap type="topAndBottom" anchorx="page"/>
               </v:roundrect>
             </w:pict>
           </mc:Fallback>
@@ -6223,7 +7369,7 @@
           </mc:Choice>
           <mc:Fallback>
             <w:pict>
-              <v:shape w14:anchorId="3609F148" id="_x0000_s1054" type="#_x0000_t202" style="position:absolute;left:0;text-align:left;margin-left:248.15pt;margin-top:208.2pt;width:104.9pt;height:24.65pt;z-index:251704320;visibility:visible;mso-wrap-style:square;mso-width-percent:0;mso-height-percent:0;mso-wrap-distance-left:9pt;mso-wrap-distance-top:3.6pt;mso-wrap-distance-right:9pt;mso-wrap-distance-bottom:3.6pt;mso-position-horizontal:absolute;mso-position-horizontal-relative:text;mso-position-vertical:absolute;mso-position-vertical-relative:text;mso-width-percent:0;mso-height-percent:0;mso-width-relative:margin;mso-height-relative:margin;v-text-anchor:top" o:gfxdata="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" fillcolor="white [3212]" stroked="f">
+              <v:shape w14:anchorId="3609F148" id="_x0000_s1059" type="#_x0000_t202" style="position:absolute;left:0;text-align:left;margin-left:248.15pt;margin-top:208.2pt;width:104.9pt;height:24.65pt;z-index:251704320;visibility:visible;mso-wrap-style:square;mso-width-percent:0;mso-height-percent:0;mso-wrap-distance-left:9pt;mso-wrap-distance-top:3.6pt;mso-wrap-distance-right:9pt;mso-wrap-distance-bottom:3.6pt;mso-position-horizontal:absolute;mso-position-horizontal-relative:text;mso-position-vertical:absolute;mso-position-vertical-relative:text;mso-width-percent:0;mso-height-percent:0;mso-width-relative:margin;mso-height-relative:margin;v-text-anchor:top" o:gfxdata="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" fillcolor="white [3212]" stroked="f">
                 <v:textbox>
                   <w:txbxContent>
                     <w:p>
@@ -6357,7 +7503,7 @@
           </mc:Choice>
           <mc:Fallback>
             <w:pict>
-              <v:shape w14:anchorId="5AC31A37" id="_x0000_s1055" type="#_x0000_t202" style="position:absolute;left:0;text-align:left;margin-left:248pt;margin-top:187.75pt;width:100.95pt;height:24pt;z-index:251699200;visibility:visible;mso-wrap-style:square;mso-width-percent:0;mso-height-percent:0;mso-wrap-distance-left:9pt;mso-wrap-distance-top:3.6pt;mso-wrap-distance-right:9pt;mso-wrap-distance-bottom:3.6pt;mso-position-horizontal:absolute;mso-position-horizontal-relative:text;mso-position-vertical:absolute;mso-position-vertical-relative:text;mso-width-percent:0;mso-height-percent:0;mso-width-relative:margin;mso-height-relative:margin;v-text-anchor:top" o:gfxdata="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" fillcolor="white [3212]" stroked="f">
+              <v:shape w14:anchorId="5AC31A37" id="_x0000_s1060" type="#_x0000_t202" style="position:absolute;left:0;text-align:left;margin-left:248pt;margin-top:187.75pt;width:100.95pt;height:24pt;z-index:251699200;visibility:visible;mso-wrap-style:square;mso-width-percent:0;mso-height-percent:0;mso-wrap-distance-left:9pt;mso-wrap-distance-top:3.6pt;mso-wrap-distance-right:9pt;mso-wrap-distance-bottom:3.6pt;mso-position-horizontal:absolute;mso-position-horizontal-relative:text;mso-position-vertical:absolute;mso-position-vertical-relative:text;mso-width-percent:0;mso-height-percent:0;mso-width-relative:margin;mso-height-relative:margin;v-text-anchor:top" o:gfxdata="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" fillcolor="white [3212]" stroked="f">
                 <v:textbox>
                   <w:txbxContent>
                     <w:p>
@@ -6404,7 +7550,7 @@
         <mc:AlternateContent>
           <mc:Choice Requires="wps">
             <w:drawing>
-              <wp:anchor distT="45720" distB="45720" distL="114300" distR="114300" simplePos="0" relativeHeight="251693056" behindDoc="0" locked="0" layoutInCell="1" allowOverlap="1" wp14:anchorId="1A4AB1F5" wp14:editId="310E52EF">
+              <wp:anchor distT="45720" distB="45720" distL="114300" distR="114300" simplePos="0" relativeHeight="251693056" behindDoc="0" locked="0" layoutInCell="1" allowOverlap="1" wp14:anchorId="1A4AB1F5" wp14:editId="75F6FC68">
                 <wp:simplePos x="0" y="0"/>
                 <wp:positionH relativeFrom="column">
                   <wp:posOffset>3140710</wp:posOffset>
@@ -6498,7 +7644,7 @@
           </mc:Choice>
           <mc:Fallback>
             <w:pict>
-              <v:shape w14:anchorId="1A4AB1F5" id="_x0000_s1056" type="#_x0000_t202" style="position:absolute;left:0;text-align:left;margin-left:247.3pt;margin-top:71.5pt;width:106pt;height:22.65pt;z-index:251693056;visibility:visible;mso-wrap-style:square;mso-width-percent:0;mso-height-percent:0;mso-wrap-distance-left:9pt;mso-wrap-distance-top:3.6pt;mso-wrap-distance-right:9pt;mso-wrap-distance-bottom:3.6pt;mso-position-horizontal:absolute;mso-position-horizontal-relative:text;mso-position-vertical:absolute;mso-position-vertical-relative:text;mso-width-percent:0;mso-height-percent:0;mso-width-relative:margin;mso-height-relative:margin;v-text-anchor:top" o:gfxdata="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" fillcolor="white [3212]" stroked="f">
+              <v:shape w14:anchorId="1A4AB1F5" id="_x0000_s1061" type="#_x0000_t202" style="position:absolute;left:0;text-align:left;margin-left:247.3pt;margin-top:71.5pt;width:106pt;height:22.65pt;z-index:251693056;visibility:visible;mso-wrap-style:square;mso-width-percent:0;mso-height-percent:0;mso-wrap-distance-left:9pt;mso-wrap-distance-top:3.6pt;mso-wrap-distance-right:9pt;mso-wrap-distance-bottom:3.6pt;mso-position-horizontal:absolute;mso-position-horizontal-relative:text;mso-position-vertical:absolute;mso-position-vertical-relative:text;mso-width-percent:0;mso-height-percent:0;mso-width-relative:margin;mso-height-relative:margin;v-text-anchor:top" o:gfxdata="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" fillcolor="white [3212]" stroked="f">
                 <v:textbox>
                   <w:txbxContent>
                     <w:p>
@@ -6720,7 +7866,7 @@
           </mc:Choice>
           <mc:Fallback>
             <w:pict>
-              <v:shape w14:anchorId="4C651571" id="_x0000_s1057" style="position:absolute;left:0;text-align:left;margin-left:247.3pt;margin-top:46.8pt;width:97.9pt;height:27.35pt;z-index:251682816;visibility:visible;mso-wrap-style:square;mso-width-percent:0;mso-height-percent:0;mso-wrap-distance-left:9pt;mso-wrap-distance-top:3.6pt;mso-wrap-distance-right:9pt;mso-wrap-distance-bottom:3.6pt;mso-position-horizontal:absolute;mso-position-horizontal-relative:text;mso-position-vertical:absolute;mso-position-vertical-relative:text;mso-width-percent:0;mso-height-percent:0;mso-width-relative:margin;mso-height-relative:margin;v-text-anchor:middle" coordsize="942975,346710" o:spt="100" o:gfxdata="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" adj="-11796480,,5400" path="m,l942975,r,346710l8466,346710,,xe" fillcolor="white [3212]" stroked="f">
+              <v:shape w14:anchorId="4C651571" id="_x0000_s1062" style="position:absolute;left:0;text-align:left;margin-left:247.3pt;margin-top:46.8pt;width:97.9pt;height:27.35pt;z-index:251682816;visibility:visible;mso-wrap-style:square;mso-width-percent:0;mso-height-percent:0;mso-wrap-distance-left:9pt;mso-wrap-distance-top:3.6pt;mso-wrap-distance-right:9pt;mso-wrap-distance-bottom:3.6pt;mso-position-horizontal:absolute;mso-position-horizontal-relative:text;mso-position-vertical:absolute;mso-position-vertical-relative:text;mso-width-percent:0;mso-height-percent:0;mso-width-relative:margin;mso-height-relative:margin;v-text-anchor:middle" coordsize="942975,346710" o:spt="100" o:gfxdata="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" adj="-11796480,,5400" path="m,l942975,r,346710l8466,346710,,xe" fillcolor="white [3212]" stroked="f">
                 <v:stroke joinstyle="miter"/>
                 <v:formulas/>
                 <v:path arrowok="t" o:connecttype="custom" o:connectlocs="0,0;1243584,0;1243584,347472;11165,347472;0,0" o:connectangles="0,0,0,0,0" textboxrect="0,0,942975,346710"/>
@@ -6781,7 +7927,7 @@
         <mc:AlternateContent>
           <mc:Choice Requires="wps">
             <w:drawing>
-              <wp:anchor distT="0" distB="0" distL="114300" distR="114300" simplePos="0" relativeHeight="251709440" behindDoc="0" locked="0" layoutInCell="1" allowOverlap="1" wp14:anchorId="2280F573" wp14:editId="4B1A2CC0">
+              <wp:anchor distT="0" distB="0" distL="114300" distR="114300" simplePos="0" relativeHeight="251709440" behindDoc="0" locked="0" layoutInCell="1" allowOverlap="1" wp14:anchorId="2280F573" wp14:editId="4D5DE3C2">
                 <wp:simplePos x="0" y="0"/>
                 <wp:positionH relativeFrom="column">
                   <wp:posOffset>499533</wp:posOffset>
@@ -6853,7 +7999,7 @@
           </mc:Choice>
           <mc:Fallback>
             <w:pict>
-              <v:shape w14:anchorId="2280F573" id="Text Box 29" o:spid="_x0000_s1058" type="#_x0000_t202" style="position:absolute;left:0;text-align:left;margin-left:39.35pt;margin-top:.15pt;width:87.25pt;height:36pt;z-index:251709440;visibility:visible;mso-wrap-style:square;mso-width-percent:0;mso-height-percent:0;mso-wrap-distance-left:9pt;mso-wrap-distance-top:0;mso-wrap-distance-right:9pt;mso-wrap-distance-bottom:0;mso-position-horizontal:absolute;mso-position-horizontal-relative:text;mso-position-vertical:absolute;mso-position-vertical-relative:text;mso-width-percent:0;mso-height-percent:0;mso-width-relative:margin;mso-height-relative:margin;v-text-anchor:bottom" o:gfxdata="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" filled="f" stroked="f" strokeweight=".5pt">
+              <v:shape w14:anchorId="2280F573" id="Text Box 29" o:spid="_x0000_s1063" type="#_x0000_t202" style="position:absolute;left:0;text-align:left;margin-left:39.35pt;margin-top:.15pt;width:87.25pt;height:36pt;z-index:251709440;visibility:visible;mso-wrap-style:square;mso-width-percent:0;mso-height-percent:0;mso-wrap-distance-left:9pt;mso-wrap-distance-top:0;mso-wrap-distance-right:9pt;mso-wrap-distance-bottom:0;mso-position-horizontal:absolute;mso-position-horizontal-relative:text;mso-position-vertical:absolute;mso-position-vertical-relative:text;mso-width-percent:0;mso-height-percent:0;mso-width-relative:margin;mso-height-relative:margin;v-text-anchor:bottom" o:gfxdata="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" filled="f" stroked="f" strokeweight=".5pt">
                 <v:textbox inset=",7.2pt">
                   <w:txbxContent>
                     <w:p>
@@ -6877,366 +8023,6 @@
                   </w:txbxContent>
                 </v:textbox>
               </v:shape>
-            </w:pict>
-          </mc:Fallback>
-        </mc:AlternateContent>
-      </w:r>
-      <w:r>
-        <w:rPr>
-          <w:rFonts w:asciiTheme="majorBidi" w:hAnsiTheme="majorBidi" w:cstheme="majorBidi"/>
-          <w:noProof/>
-          <w:sz w:val="36"/>
-          <w:szCs w:val="36"/>
-          <w:rtl/>
-          <w:lang w:val="fa-IR" w:bidi="fa-IR"/>
-        </w:rPr>
-        <mc:AlternateContent>
-          <mc:Choice Requires="wps">
-            <w:drawing>
-              <wp:anchor distT="0" distB="0" distL="114300" distR="114300" simplePos="0" relativeHeight="251746304" behindDoc="0" locked="0" layoutInCell="1" allowOverlap="1" wp14:anchorId="0242DB0C" wp14:editId="1AC885C4">
-                <wp:simplePos x="0" y="0"/>
-                <wp:positionH relativeFrom="column">
-                  <wp:posOffset>-558800</wp:posOffset>
-                </wp:positionH>
-                <wp:positionV relativeFrom="paragraph">
-                  <wp:posOffset>-31750</wp:posOffset>
-                </wp:positionV>
-                <wp:extent cx="1057275" cy="539115"/>
-                <wp:effectExtent l="0" t="0" r="28575" b="13335"/>
-                <wp:wrapNone/>
-                <wp:docPr id="332907720" name="Rectangle: Rounded Corners 332907720"/>
-                <wp:cNvGraphicFramePr/>
-                <a:graphic xmlns:a="http://schemas.openxmlformats.org/drawingml/2006/main">
-                  <a:graphicData uri="http://schemas.microsoft.com/office/word/2010/wordprocessingShape">
-                    <wps:wsp>
-                      <wps:cNvSpPr/>
-                      <wps:spPr>
-                        <a:xfrm>
-                          <a:off x="0" y="0"/>
-                          <a:ext cx="1057275" cy="539115"/>
-                        </a:xfrm>
-                        <a:prstGeom prst="roundRect">
-                          <a:avLst/>
-                        </a:prstGeom>
-                        <a:ln>
-                          <a:solidFill>
-                            <a:schemeClr val="tx1"/>
-                          </a:solidFill>
-                        </a:ln>
-                      </wps:spPr>
-                      <wps:style>
-                        <a:lnRef idx="2">
-                          <a:schemeClr val="accent6"/>
-                        </a:lnRef>
-                        <a:fillRef idx="1">
-                          <a:schemeClr val="lt1"/>
-                        </a:fillRef>
-                        <a:effectRef idx="0">
-                          <a:schemeClr val="accent6"/>
-                        </a:effectRef>
-                        <a:fontRef idx="minor">
-                          <a:schemeClr val="dk1"/>
-                        </a:fontRef>
-                      </wps:style>
-                      <wps:txbx>
-                        <w:txbxContent>
-                          <w:p>
-                            <w:pPr>
-                              <w:jc w:val="center"/>
-                              <w:rPr>
-                                <w:rFonts w:ascii="Consolas" w:hAnsi="Consolas"/>
-                                <w:b/>
-                                <w:bCs/>
-                                <w:color w:val="000000" w:themeColor="text1"/>
-                                <w:sz w:val="28"/>
-                                <w:szCs w:val="28"/>
-                                <w:lang w:bidi="fa-IR"/>
-                              </w:rPr>
-                            </w:pPr>
-                            <w:r>
-                              <w:rPr>
-                                <w:rFonts w:ascii="Consolas" w:hAnsi="Consolas"/>
-                                <w:b/>
-                                <w:bCs/>
-                                <w:color w:val="000000" w:themeColor="text1"/>
-                                <w:sz w:val="28"/>
-                                <w:szCs w:val="28"/>
-                                <w:lang w:bidi="fa-IR"/>
-                              </w:rPr>
-                              <w:fldChar w:fldCharType="begin"/>
-                            </w:r>
-                            <w:r>
-                              <w:rPr>
-                                <w:rFonts w:ascii="Consolas" w:hAnsi="Consolas"/>
-                                <w:b/>
-                                <w:bCs/>
-                                <w:color w:val="000000" w:themeColor="text1"/>
-                                <w:sz w:val="28"/>
-                                <w:szCs w:val="28"/>
-                                <w:lang w:bidi="fa-IR"/>
-                              </w:rPr>
-                              <w:instrText xml:space="preserve"> MERGEFIELD  deal_num  \* MERGEFORMAT </w:instrText>
-                            </w:r>
-                            <w:r>
-                              <w:rPr>
-                                <w:rFonts w:ascii="Consolas" w:hAnsi="Consolas"/>
-                                <w:b/>
-                                <w:bCs/>
-                                <w:color w:val="000000" w:themeColor="text1"/>
-                                <w:sz w:val="28"/>
-                                <w:szCs w:val="28"/>
-                                <w:lang w:bidi="fa-IR"/>
-                              </w:rPr>
-                              <w:fldChar w:fldCharType="separate"/>
-                            </w:r>
-                            <w:r>
-                              <w:rPr>
-                                <w:rFonts w:ascii="Consolas" w:hAnsi="Consolas"/>
-                                <w:b/>
-                                <w:bCs/>
-                                <w:noProof/>
-                                <w:color w:val="000000" w:themeColor="text1"/>
-                                <w:sz w:val="28"/>
-                                <w:szCs w:val="28"/>
-                                <w:lang w:bidi="fa-IR"/>
-                              </w:rPr>
-                              <w:t>deal_num</w:t>
-                            </w:r>
-                            <w:r>
-                              <w:rPr>
-                                <w:rFonts w:ascii="Consolas" w:hAnsi="Consolas"/>
-                                <w:b/>
-                                <w:bCs/>
-                                <w:color w:val="000000" w:themeColor="text1"/>
-                                <w:sz w:val="28"/>
-                                <w:szCs w:val="28"/>
-                                <w:lang w:bidi="fa-IR"/>
-                              </w:rPr>
-                              <w:fldChar w:fldCharType="end"/>
-                            </w:r>
-                          </w:p>
-                        </w:txbxContent>
-                      </wps:txbx>
-                      <wps:bodyPr rot="0" spcFirstLastPara="0" vertOverflow="overflow" horzOverflow="overflow" vert="horz" wrap="square" lIns="91440" tIns="45720" rIns="91440" bIns="45720" numCol="1" spcCol="0" rtlCol="0" fromWordArt="0" anchor="b" anchorCtr="0" forceAA="0" compatLnSpc="1">
-                        <a:prstTxWarp prst="textNoShape">
-                          <a:avLst/>
-                        </a:prstTxWarp>
-                        <a:noAutofit/>
-                      </wps:bodyPr>
-                    </wps:wsp>
-                  </a:graphicData>
-                </a:graphic>
-                <wp14:sizeRelH relativeFrom="margin">
-                  <wp14:pctWidth>0</wp14:pctWidth>
-                </wp14:sizeRelH>
-                <wp14:sizeRelV relativeFrom="margin">
-                  <wp14:pctHeight>0</wp14:pctHeight>
-                </wp14:sizeRelV>
-              </wp:anchor>
-            </w:drawing>
-          </mc:Choice>
-          <mc:Fallback>
-            <w:pict>
-              <v:roundrect w14:anchorId="0242DB0C" id="Rectangle: Rounded Corners 332907720" o:spid="_x0000_s1059" style="position:absolute;left:0;text-align:left;margin-left:-44pt;margin-top:-2.5pt;width:83.25pt;height:42.45pt;z-index:251746304;visibility:visible;mso-wrap-style:square;mso-width-percent:0;mso-height-percent:0;mso-wrap-distance-left:9pt;mso-wrap-distance-top:0;mso-wrap-distance-right:9pt;mso-wrap-distance-bottom:0;mso-position-horizontal:absolute;mso-position-horizontal-relative:text;mso-position-vertical:absolute;mso-position-vertical-relative:text;mso-width-percent:0;mso-height-percent:0;mso-width-relative:margin;mso-height-relative:margin;v-text-anchor:bottom" arcsize="10923f" o:gfxdata="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" fillcolor="white [3201]" strokecolor="black [3213]" strokeweight="1pt">
-                <v:stroke joinstyle="miter"/>
-                <v:textbox>
-                  <w:txbxContent>
-                    <w:p>
-                      <w:pPr>
-                        <w:jc w:val="center"/>
-                        <w:rPr>
-                          <w:rFonts w:ascii="Consolas" w:hAnsi="Consolas"/>
-                          <w:b/>
-                          <w:bCs/>
-                          <w:color w:val="000000" w:themeColor="text1"/>
-                          <w:sz w:val="28"/>
-                          <w:szCs w:val="28"/>
-                          <w:lang w:bidi="fa-IR"/>
-                        </w:rPr>
-                      </w:pPr>
-                      <w:r>
-                        <w:rPr>
-                          <w:rFonts w:ascii="Consolas" w:hAnsi="Consolas"/>
-                          <w:b/>
-                          <w:bCs/>
-                          <w:color w:val="000000" w:themeColor="text1"/>
-                          <w:sz w:val="28"/>
-                          <w:szCs w:val="28"/>
-                          <w:lang w:bidi="fa-IR"/>
-                        </w:rPr>
-                        <w:fldChar w:fldCharType="begin"/>
-                      </w:r>
-                      <w:r>
-                        <w:rPr>
-                          <w:rFonts w:ascii="Consolas" w:hAnsi="Consolas"/>
-                          <w:b/>
-                          <w:bCs/>
-                          <w:color w:val="000000" w:themeColor="text1"/>
-                          <w:sz w:val="28"/>
-                          <w:szCs w:val="28"/>
-                          <w:lang w:bidi="fa-IR"/>
-                        </w:rPr>
-                        <w:instrText xml:space="preserve"> MERGEFIELD  deal_num  \* MERGEFORMAT </w:instrText>
-                      </w:r>
-                      <w:r>
-                        <w:rPr>
-                          <w:rFonts w:ascii="Consolas" w:hAnsi="Consolas"/>
-                          <w:b/>
-                          <w:bCs/>
-                          <w:color w:val="000000" w:themeColor="text1"/>
-                          <w:sz w:val="28"/>
-                          <w:szCs w:val="28"/>
-                          <w:lang w:bidi="fa-IR"/>
-                        </w:rPr>
-                        <w:fldChar w:fldCharType="separate"/>
-                      </w:r>
-                      <w:r>
-                        <w:rPr>
-                          <w:rFonts w:ascii="Consolas" w:hAnsi="Consolas"/>
-                          <w:b/>
-                          <w:bCs/>
-                          <w:noProof/>
-                          <w:color w:val="000000" w:themeColor="text1"/>
-                          <w:sz w:val="28"/>
-                          <w:szCs w:val="28"/>
-                          <w:lang w:bidi="fa-IR"/>
-                        </w:rPr>
-                        <w:t>deal_num</w:t>
-                      </w:r>
-                      <w:r>
-                        <w:rPr>
-                          <w:rFonts w:ascii="Consolas" w:hAnsi="Consolas"/>
-                          <w:b/>
-                          <w:bCs/>
-                          <w:color w:val="000000" w:themeColor="text1"/>
-                          <w:sz w:val="28"/>
-                          <w:szCs w:val="28"/>
-                          <w:lang w:bidi="fa-IR"/>
-                        </w:rPr>
-                        <w:fldChar w:fldCharType="end"/>
-                      </w:r>
-                    </w:p>
-                  </w:txbxContent>
-                </v:textbox>
-              </v:roundrect>
-            </w:pict>
-          </mc:Fallback>
-        </mc:AlternateContent>
-      </w:r>
-      <w:r>
-        <w:rPr>
-          <w:rFonts w:asciiTheme="majorBidi" w:hAnsiTheme="majorBidi" w:cstheme="majorBidi"/>
-          <w:noProof/>
-          <w:sz w:val="36"/>
-          <w:szCs w:val="36"/>
-          <w:rtl/>
-          <w:lang w:val="fa-IR" w:bidi="fa-IR"/>
-        </w:rPr>
-        <mc:AlternateContent>
-          <mc:Choice Requires="wps">
-            <w:drawing>
-              <wp:anchor distT="0" distB="0" distL="114300" distR="114300" simplePos="0" relativeHeight="251672576" behindDoc="0" locked="0" layoutInCell="1" allowOverlap="1" wp14:anchorId="2705B8AA" wp14:editId="5F7F22E6">
-                <wp:simplePos x="0" y="0"/>
-                <wp:positionH relativeFrom="column">
-                  <wp:posOffset>524932</wp:posOffset>
-                </wp:positionH>
-                <wp:positionV relativeFrom="paragraph">
-                  <wp:posOffset>-31750</wp:posOffset>
-                </wp:positionV>
-                <wp:extent cx="1108287" cy="539115"/>
-                <wp:effectExtent l="0" t="0" r="15875" b="13335"/>
-                <wp:wrapNone/>
-                <wp:docPr id="5" name="Rectangle: Rounded Corners 5"/>
-                <wp:cNvGraphicFramePr/>
-                <a:graphic xmlns:a="http://schemas.openxmlformats.org/drawingml/2006/main">
-                  <a:graphicData uri="http://schemas.microsoft.com/office/word/2010/wordprocessingShape">
-                    <wps:wsp>
-                      <wps:cNvSpPr/>
-                      <wps:spPr>
-                        <a:xfrm>
-                          <a:off x="0" y="0"/>
-                          <a:ext cx="1108287" cy="539115"/>
-                        </a:xfrm>
-                        <a:prstGeom prst="roundRect">
-                          <a:avLst/>
-                        </a:prstGeom>
-                        <a:ln>
-                          <a:solidFill>
-                            <a:schemeClr val="tx1"/>
-                          </a:solidFill>
-                        </a:ln>
-                      </wps:spPr>
-                      <wps:style>
-                        <a:lnRef idx="2">
-                          <a:schemeClr val="accent6"/>
-                        </a:lnRef>
-                        <a:fillRef idx="1">
-                          <a:schemeClr val="lt1"/>
-                        </a:fillRef>
-                        <a:effectRef idx="0">
-                          <a:schemeClr val="accent6"/>
-                        </a:effectRef>
-                        <a:fontRef idx="minor">
-                          <a:schemeClr val="dk1"/>
-                        </a:fontRef>
-                      </wps:style>
-                      <wps:txbx>
-                        <w:txbxContent>
-                          <w:p>
-                            <w:pPr>
-                              <w:jc w:val="right"/>
-                              <w:rPr>
-                                <w:b/>
-                                <w:bCs/>
-                                <w:color w:val="000000" w:themeColor="text1"/>
-                                <w:sz w:val="24"/>
-                                <w:szCs w:val="24"/>
-                                <w:lang w:bidi="fa-IR"/>
-                              </w:rPr>
-                            </w:pPr>
-                          </w:p>
-                        </w:txbxContent>
-                      </wps:txbx>
-                      <wps:bodyPr rot="0" spcFirstLastPara="0" vertOverflow="overflow" horzOverflow="overflow" vert="horz" wrap="square" lIns="91440" tIns="45720" rIns="91440" bIns="45720" numCol="1" spcCol="0" rtlCol="0" fromWordArt="0" anchor="ctr" anchorCtr="0" forceAA="0" compatLnSpc="1">
-                        <a:prstTxWarp prst="textNoShape">
-                          <a:avLst/>
-                        </a:prstTxWarp>
-                        <a:noAutofit/>
-                      </wps:bodyPr>
-                    </wps:wsp>
-                  </a:graphicData>
-                </a:graphic>
-                <wp14:sizeRelH relativeFrom="margin">
-                  <wp14:pctWidth>0</wp14:pctWidth>
-                </wp14:sizeRelH>
-                <wp14:sizeRelV relativeFrom="margin">
-                  <wp14:pctHeight>0</wp14:pctHeight>
-                </wp14:sizeRelV>
-              </wp:anchor>
-            </w:drawing>
-          </mc:Choice>
-          <mc:Fallback>
-            <w:pict>
-              <v:roundrect w14:anchorId="2705B8AA" id="Rectangle: Rounded Corners 5" o:spid="_x0000_s1060" style="position:absolute;left:0;text-align:left;margin-left:41.35pt;margin-top:-2.5pt;width:87.25pt;height:42.45pt;z-index:251672576;visibility:visible;mso-wrap-style:square;mso-width-percent:0;mso-height-percent:0;mso-wrap-distance-left:9pt;mso-wrap-distance-top:0;mso-wrap-distance-right:9pt;mso-wrap-distance-bottom:0;mso-position-horizontal:absolute;mso-position-horizontal-relative:text;mso-position-vertical:absolute;mso-position-vertical-relative:text;mso-width-percent:0;mso-height-percent:0;mso-width-relative:margin;mso-height-relative:margin;v-text-anchor:middle" arcsize="10923f" o:gfxdata="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" fillcolor="white [3201]" strokecolor="black [3213]" strokeweight="1pt">
-                <v:stroke joinstyle="miter"/>
-                <v:textbox>
-                  <w:txbxContent>
-                    <w:p>
-                      <w:pPr>
-                        <w:jc w:val="right"/>
-                        <w:rPr>
-                          <w:b/>
-                          <w:bCs/>
-                          <w:color w:val="000000" w:themeColor="text1"/>
-                          <w:sz w:val="24"/>
-                          <w:szCs w:val="24"/>
-                          <w:lang w:bidi="fa-IR"/>
-                        </w:rPr>
-                      </w:pPr>
-                    </w:p>
-                  </w:txbxContent>
-                </v:textbox>
-              </v:roundrect>
             </w:pict>
           </mc:Fallback>
         </mc:AlternateContent>
@@ -7433,7 +8219,7 @@
           </mc:Choice>
           <mc:Fallback>
             <w:pict>
-              <v:roundrect w14:anchorId="11398C26" id="Rectangle: Rounded Corners 2" o:spid="_x0000_s1061" style="position:absolute;left:0;text-align:left;margin-left:131.15pt;margin-top:-2.45pt;width:103.2pt;height:42.65pt;z-index:251670528;visibility:visible;mso-wrap-style:square;mso-width-percent:0;mso-height-percent:0;mso-wrap-distance-left:9pt;mso-wrap-distance-top:0;mso-wrap-distance-right:9pt;mso-wrap-distance-bottom:0;mso-position-horizontal:absolute;mso-position-horizontal-relative:text;mso-position-vertical:absolute;mso-position-vertical-relative:text;mso-width-percent:0;mso-height-percent:0;mso-width-relative:margin;mso-height-relative:margin;v-text-anchor:middle" arcsize="10923f" o:gfxdata="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" fillcolor="white [3201]" strokecolor="black [3213]" strokeweight="1pt">
+              <v:roundrect w14:anchorId="11398C26" id="Rectangle: Rounded Corners 2" o:spid="_x0000_s1064" style="position:absolute;left:0;text-align:left;margin-left:131.15pt;margin-top:-2.45pt;width:103.2pt;height:42.65pt;z-index:251670528;visibility:visible;mso-wrap-style:square;mso-width-percent:0;mso-height-percent:0;mso-wrap-distance-left:9pt;mso-wrap-distance-top:0;mso-wrap-distance-right:9pt;mso-wrap-distance-bottom:0;mso-position-horizontal:absolute;mso-position-horizontal-relative:text;mso-position-vertical:absolute;mso-position-vertical-relative:text;mso-width-percent:0;mso-height-percent:0;mso-width-relative:margin;mso-height-relative:margin;v-text-anchor:middle" arcsize="10923f" o:gfxdata="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" fillcolor="white [3201]" strokecolor="black [3213]" strokeweight="1pt">
                 <v:stroke joinstyle="miter"/>
                 <v:textbox>
                   <w:txbxContent>
@@ -7557,17 +8343,156 @@
       </w:r>
       <w:r>
         <w:rPr>
+          <w:rFonts w:asciiTheme="majorBidi" w:hAnsiTheme="majorBidi" w:cstheme="majorBidi" w:hint="cs"/>
+          <w:b/>
+          <w:bCs/>
+          <w:color w:val="000000" w:themeColor="text1"/>
+          <w:sz w:val="16"/>
+          <w:szCs w:val="16"/>
+          <w:highlight w:val="lightGray"/>
+          <w:rtl/>
+          <w:lang w:bidi="fa-IR"/>
+        </w:rPr>
+        <w:t>طبق</w:t>
+      </w:r>
+      <w:r>
+        <w:rPr>
+          <w:rFonts w:asciiTheme="majorBidi" w:hAnsiTheme="majorBidi" w:cstheme="majorBidi" w:hint="cs"/>
+          <w:b/>
+          <w:bCs/>
+          <w:color w:val="000000" w:themeColor="text1"/>
+          <w:sz w:val="16"/>
+          <w:szCs w:val="16"/>
+          <w:highlight w:val="lightGray"/>
+          <w:rtl/>
+          <w:lang w:bidi="fa-IR"/>
+        </w:rPr>
+        <w:t xml:space="preserve"> ماده 10 و 19 قانون مدنی و رعایت کلیه شرایط و مقررات شرعی و قانونی معاملات با کمال صح</w:t>
+      </w:r>
+      <w:r>
+        <w:rPr>
+          <w:rFonts w:asciiTheme="majorBidi" w:hAnsiTheme="majorBidi" w:cstheme="majorBidi" w:hint="cs"/>
+          <w:b/>
+          <w:bCs/>
+          <w:color w:val="000000" w:themeColor="text1"/>
+          <w:sz w:val="16"/>
+          <w:szCs w:val="16"/>
+          <w:highlight w:val="lightGray"/>
+          <w:rtl/>
+          <w:lang w:bidi="fa-IR"/>
+        </w:rPr>
+        <w:t>ت</w:t>
+      </w:r>
+      <w:r>
+        <w:rPr>
+          <w:rFonts w:asciiTheme="majorBidi" w:hAnsiTheme="majorBidi" w:cstheme="majorBidi" w:hint="cs"/>
+          <w:b/>
+          <w:bCs/>
+          <w:color w:val="000000" w:themeColor="text1"/>
+          <w:sz w:val="16"/>
+          <w:szCs w:val="16"/>
+          <w:highlight w:val="lightGray"/>
+          <w:rtl/>
+          <w:lang w:bidi="fa-IR"/>
+        </w:rPr>
+        <w:t xml:space="preserve"> وسلامت کمیت و کیفیت و اراده شخصی آنان معتقد و ایجاب و قبول شرعی جاری گردید</w:t>
+      </w:r>
+      <w:r>
+        <w:rPr>
+          <w:rFonts w:asciiTheme="majorBidi" w:hAnsiTheme="majorBidi" w:cstheme="majorBidi" w:hint="cs"/>
+          <w:b/>
+          <w:bCs/>
+          <w:color w:val="000000" w:themeColor="text1"/>
+          <w:sz w:val="16"/>
+          <w:szCs w:val="16"/>
+          <w:highlight w:val="lightGray"/>
+          <w:rtl/>
+          <w:lang w:bidi="fa-IR"/>
+        </w:rPr>
+        <w:t>.</w:t>
+      </w:r>
+      <w:r>
+        <w:rPr>
+          <w:rFonts w:asciiTheme="majorBidi" w:hAnsiTheme="majorBidi" w:cstheme="majorBidi" w:hint="cs"/>
+          <w:b/>
+          <w:bCs/>
+          <w:color w:val="000000" w:themeColor="text1"/>
+          <w:sz w:val="16"/>
+          <w:szCs w:val="16"/>
+          <w:highlight w:val="lightGray"/>
+          <w:rtl/>
+          <w:lang w:bidi="fa-IR"/>
+        </w:rPr>
+        <w:t>فروشنده ضامن</w:t>
+      </w:r>
+      <w:r>
+        <w:rPr>
+          <w:rFonts w:asciiTheme="majorBidi" w:hAnsiTheme="majorBidi" w:cstheme="majorBidi" w:hint="cs"/>
+          <w:b/>
+          <w:bCs/>
+          <w:color w:val="000000" w:themeColor="text1"/>
+          <w:sz w:val="16"/>
+          <w:szCs w:val="16"/>
+          <w:highlight w:val="lightGray"/>
+          <w:rtl/>
+          <w:lang w:bidi="fa-IR"/>
+        </w:rPr>
+        <w:t xml:space="preserve"> </w:t>
+      </w:r>
+      <w:r>
+        <w:rPr>
+          <w:rFonts w:asciiTheme="majorBidi" w:hAnsiTheme="majorBidi" w:cstheme="majorBidi" w:hint="cs"/>
+          <w:b/>
+          <w:bCs/>
+          <w:color w:val="000000" w:themeColor="text1"/>
+          <w:sz w:val="16"/>
+          <w:szCs w:val="16"/>
+          <w:highlight w:val="lightGray"/>
+          <w:rtl/>
+          <w:lang w:bidi="fa-IR"/>
+        </w:rPr>
+        <w:t>درک مبیع فوق طبق م</w:t>
+      </w:r>
+      <w:r>
+        <w:rPr>
+          <w:rFonts w:asciiTheme="majorBidi" w:hAnsiTheme="majorBidi" w:cstheme="majorBidi" w:hint="cs"/>
+          <w:b/>
+          <w:bCs/>
+          <w:color w:val="000000" w:themeColor="text1"/>
+          <w:sz w:val="16"/>
+          <w:szCs w:val="16"/>
+          <w:highlight w:val="lightGray"/>
+          <w:rtl/>
+          <w:lang w:bidi="fa-IR"/>
+        </w:rPr>
+        <w:t>اده 390 الی 393 قانون مدنی می باشد.</w:t>
+      </w:r>
+      <w:r>
+        <w:rPr>
+          <w:rFonts w:asciiTheme="majorBidi" w:hAnsiTheme="majorBidi" w:cstheme="majorBidi" w:hint="cs"/>
+          <w:b/>
+          <w:bCs/>
+          <w:color w:val="000000" w:themeColor="text1"/>
+          <w:sz w:val="16"/>
+          <w:szCs w:val="16"/>
+          <w:highlight w:val="lightGray"/>
+          <w:rtl/>
+          <w:lang w:bidi="fa-IR"/>
+        </w:rPr>
+        <w:t>هزینه مالیات صفر خلافی صفر عوارض سالیانه  صفرعوارض آزادراهی صفر می باشد که بر عهده فروشنده می باشد</w:t>
+      </w:r>
+      <w:r>
+        <w:rPr>
           <w:rFonts w:asciiTheme="majorBidi" w:hAnsiTheme="majorBidi" w:cstheme="majorBidi"/>
           <w:b/>
           <w:bCs/>
           <w:color w:val="000000" w:themeColor="text1"/>
-          <w:sz w:val="18"/>
-          <w:szCs w:val="18"/>
+          <w:sz w:val="16"/>
+          <w:szCs w:val="16"/>
           <w:highlight w:val="lightGray"/>
-          <w:rtl/>
-          <w:lang w:bidi="fa-IR"/>
-        </w:rPr>
-        <w:t>طبق</w:t>
+          <w:lang w:bidi="fa-IR"/>
+        </w:rPr>
+        <w:t>.</w:t>
       </w:r>
       <w:r>
         <w:rPr>
@@ -7575,13 +8500,13 @@
           <w:b/>
           <w:bCs/>
           <w:color w:val="000000" w:themeColor="text1"/>
-          <w:sz w:val="18"/>
-          <w:szCs w:val="18"/>
+          <w:sz w:val="16"/>
+          <w:szCs w:val="16"/>
           <w:highlight w:val="lightGray"/>
           <w:rtl/>
           <w:lang w:bidi="fa-IR"/>
         </w:rPr>
-        <w:t xml:space="preserve"> ماده 10 و 19 قانون مدنی و رعایت کلیه شرایط و مقررات شرعی و قانونی معاملات با کمال صحت وسلامت کمیت و کیفیت و اراده شخصی آنان معتقد و ایجاب و قبول شرعی جاری گردید</w:t>
+        <w:t>درصورت تاخیر مابقی ثمن معامله مبلغ پنجاه میلیون تومان مبایع حق خیار فسخ معامله را دارد وطبق ماده 230 قانون مدنی مبلغ پنجاه میلیون تومان بابت جبران خسارت از خریدار کسر میگردد و فروشنده بدون عذر و بهانه حق توقیف و استرداد اتومبیل را دارد و فروشنده میتواند آن را به غیر واگذار نماید و مازاد آن را به خریدار اولی مستردد نماید</w:t>
       </w:r>
       <w:r>
         <w:rPr>
@@ -7589,8 +8514,8 @@
           <w:b/>
           <w:bCs/>
           <w:color w:val="000000" w:themeColor="text1"/>
-          <w:sz w:val="18"/>
-          <w:szCs w:val="18"/>
+          <w:sz w:val="16"/>
+          <w:szCs w:val="16"/>
           <w:highlight w:val="lightGray"/>
           <w:rtl/>
           <w:lang w:bidi="fa-IR"/>
@@ -7603,69 +8528,13 @@
           <w:b/>
           <w:bCs/>
           <w:color w:val="000000" w:themeColor="text1"/>
-          <w:sz w:val="18"/>
-          <w:szCs w:val="18"/>
+          <w:sz w:val="16"/>
+          <w:szCs w:val="16"/>
           <w:highlight w:val="lightGray"/>
           <w:rtl/>
           <w:lang w:bidi="fa-IR"/>
         </w:rPr>
-        <w:t xml:space="preserve"> فروشنده ضامن</w:t>
-      </w:r>
-      <w:r>
-        <w:rPr>
-          <w:rFonts w:asciiTheme="majorBidi" w:hAnsiTheme="majorBidi" w:cstheme="majorBidi" w:hint="cs"/>
-          <w:b/>
-          <w:bCs/>
-          <w:color w:val="000000" w:themeColor="text1"/>
-          <w:sz w:val="18"/>
-          <w:szCs w:val="18"/>
-          <w:highlight w:val="lightGray"/>
-          <w:rtl/>
-          <w:lang w:bidi="fa-IR"/>
-        </w:rPr>
-        <w:t xml:space="preserve"> </w:t>
-      </w:r>
-      <w:r>
-        <w:rPr>
-          <w:rFonts w:asciiTheme="majorBidi" w:hAnsiTheme="majorBidi" w:cstheme="majorBidi" w:hint="cs"/>
-          <w:b/>
-          <w:bCs/>
-          <w:color w:val="000000" w:themeColor="text1"/>
-          <w:sz w:val="18"/>
-          <w:szCs w:val="18"/>
-          <w:highlight w:val="lightGray"/>
-          <w:rtl/>
-          <w:lang w:bidi="fa-IR"/>
-        </w:rPr>
-        <w:t>درک مبیع فوق طبق م</w:t>
-      </w:r>
-      <w:r>
-        <w:rPr>
-          <w:rFonts w:asciiTheme="majorBidi" w:hAnsiTheme="majorBidi" w:cstheme="majorBidi" w:hint="cs"/>
-          <w:b/>
-          <w:bCs/>
-          <w:color w:val="000000" w:themeColor="text1"/>
-          <w:sz w:val="18"/>
-          <w:szCs w:val="18"/>
-          <w:highlight w:val="lightGray"/>
-          <w:rtl/>
-          <w:lang w:bidi="fa-IR"/>
-        </w:rPr>
-        <w:t>اده 390 الی 393 قانون مدنی می باشد.</w:t>
-      </w:r>
-      <w:r>
-        <w:rPr>
-          <w:rFonts w:asciiTheme="majorBidi" w:hAnsiTheme="majorBidi" w:cstheme="majorBidi" w:hint="cs"/>
-          <w:b/>
-          <w:bCs/>
-          <w:color w:val="000000" w:themeColor="text1"/>
-          <w:sz w:val="18"/>
-          <w:szCs w:val="18"/>
-          <w:highlight w:val="lightGray"/>
-          <w:rtl/>
-          <w:lang w:bidi="fa-IR"/>
-        </w:rPr>
-        <w:t xml:space="preserve"> هزینه مالیات صفر خلافی صفر عوارض سالیانه  صفرعوارض آزادراهی صفر می باشد که بر عهده فروشنده می باشد- درصورت تاخیر مابقی ثمن معامله مبلغ پنجاه میلیون تومان مبایع حق خیار فسخ معامله را دارد وطبق ماده 230 قانون مدنی مبلغ پنجاه میلیون تومان بابت جبران خسارت از خریدار کسر میگردد و فروشنده بدون عذر و بهانه حق توقیف و استرداد اتومبیل را دارد و فروشنده میتواند آن را به غیر واگذار نماید و مازاد آن را به خریدار اولی مستردد نمایدخریدار و ضامن هرگونه خسارت و ضرر وزیان راوارد برخریدار میباشد.</w:t>
+        <w:t>خریدار و ضامن هرگونه خسارت و ضرر وزیان راوارد برخریدار میباشد.</w:t>
       </w:r>
     </w:p>
     <w:p>
@@ -7786,7 +8655,7 @@
           </mc:Choice>
           <mc:Fallback>
             <w:pict>
-              <v:shape w14:anchorId="45578516" id="Text Box 37" o:spid="_x0000_s1062" type="#_x0000_t202" style="position:absolute;left:0;text-align:left;margin-left:-10pt;margin-top:14.3pt;width:131.05pt;height:23.6pt;z-index:251736064;visibility:visible;mso-wrap-style:square;mso-width-percent:0;mso-height-percent:0;mso-wrap-distance-left:9pt;mso-wrap-distance-top:0;mso-wrap-distance-right:9pt;mso-wrap-distance-bottom:0;mso-position-horizontal:absolute;mso-position-horizontal-relative:text;mso-position-vertical:absolute;mso-position-vertical-relative:text;mso-width-percent:0;mso-height-percent:0;mso-width-relative:margin;mso-height-relative:margin;v-text-anchor:top" o:gfxdata="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" fillcolor="white [3212]" stroked="f" strokeweight=".5pt">
+              <v:shape w14:anchorId="45578516" id="Text Box 37" o:spid="_x0000_s1065" type="#_x0000_t202" style="position:absolute;left:0;text-align:left;margin-left:-10pt;margin-top:14.3pt;width:131.05pt;height:23.6pt;z-index:251736064;visibility:visible;mso-wrap-style:square;mso-width-percent:0;mso-height-percent:0;mso-wrap-distance-left:9pt;mso-wrap-distance-top:0;mso-wrap-distance-right:9pt;mso-wrap-distance-bottom:0;mso-position-horizontal:absolute;mso-position-horizontal-relative:text;mso-position-vertical:absolute;mso-position-vertical-relative:text;mso-width-percent:0;mso-height-percent:0;mso-width-relative:margin;mso-height-relative:margin;v-text-anchor:top" o:gfxdata="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" fillcolor="white [3212]" stroked="f" strokeweight=".5pt">
                 <v:textbox>
                   <w:txbxContent>
                     <w:p>
@@ -7920,7 +8789,7 @@
           </mc:Choice>
           <mc:Fallback>
             <w:pict>
-              <v:shape w14:anchorId="1A3CB7F3" id="_x0000_s1063" type="#_x0000_t202" style="position:absolute;left:0;text-align:left;margin-left:67.9pt;margin-top:35.95pt;width:110.15pt;height:22.1pt;z-index:251741184;visibility:visible;mso-wrap-style:square;mso-width-percent:0;mso-height-percent:0;mso-wrap-distance-left:9pt;mso-wrap-distance-top:0;mso-wrap-distance-right:9pt;mso-wrap-distance-bottom:0;mso-position-horizontal:absolute;mso-position-horizontal-relative:text;mso-position-vertical:absolute;mso-position-vertical-relative:text;mso-width-percent:0;mso-height-percent:0;mso-width-relative:margin;mso-height-relative:margin;v-text-anchor:top" o:gfxdata="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" fillcolor="white [3212]" stroked="f" strokeweight=".5pt">
+              <v:shape w14:anchorId="1A3CB7F3" id="_x0000_s1066" type="#_x0000_t202" style="position:absolute;left:0;text-align:left;margin-left:67.9pt;margin-top:35.95pt;width:110.15pt;height:22.1pt;z-index:251741184;visibility:visible;mso-wrap-style:square;mso-width-percent:0;mso-height-percent:0;mso-wrap-distance-left:9pt;mso-wrap-distance-top:0;mso-wrap-distance-right:9pt;mso-wrap-distance-bottom:0;mso-position-horizontal:absolute;mso-position-horizontal-relative:text;mso-position-vertical:absolute;mso-position-vertical-relative:text;mso-width-percent:0;mso-height-percent:0;mso-width-relative:margin;mso-height-relative:margin;v-text-anchor:top" o:gfxdata="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" fillcolor="white [3212]" stroked="f" strokeweight=".5pt">
                 <v:textbox>
                   <w:txbxContent>
                     <w:p>
@@ -8052,7 +8921,7 @@
           </mc:Choice>
           <mc:Fallback>
             <w:pict>
-              <v:shape w14:anchorId="772C8E9C" id="_x0000_s1064" type="#_x0000_t202" style="position:absolute;left:0;text-align:left;margin-left:399.2pt;margin-top:34.2pt;width:80.7pt;height:25.95pt;z-index:251738112;visibility:visible;mso-wrap-style:square;mso-width-percent:0;mso-height-percent:0;mso-wrap-distance-left:9pt;mso-wrap-distance-top:0;mso-wrap-distance-right:9pt;mso-wrap-distance-bottom:0;mso-position-horizontal:absolute;mso-position-horizontal-relative:text;mso-position-vertical:absolute;mso-position-vertical-relative:text;mso-width-percent:0;mso-height-percent:0;mso-width-relative:margin;mso-height-relative:margin;v-text-anchor:top" o:gfxdata="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" fillcolor="white [3212]" stroked="f" strokeweight=".5pt">
+              <v:shape w14:anchorId="772C8E9C" id="_x0000_s1067" type="#_x0000_t202" style="position:absolute;left:0;text-align:left;margin-left:399.2pt;margin-top:34.2pt;width:80.7pt;height:25.95pt;z-index:251738112;visibility:visible;mso-wrap-style:square;mso-width-percent:0;mso-height-percent:0;mso-wrap-distance-left:9pt;mso-wrap-distance-top:0;mso-wrap-distance-right:9pt;mso-wrap-distance-bottom:0;mso-position-horizontal:absolute;mso-position-horizontal-relative:text;mso-position-vertical:absolute;mso-position-vertical-relative:text;mso-width-percent:0;mso-height-percent:0;mso-width-relative:margin;mso-height-relative:margin;v-text-anchor:top" o:gfxdata="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" fillcolor="white [3212]" stroked="f" strokeweight=".5pt">
                 <v:textbox>
                   <w:txbxContent>
                     <w:p>
@@ -8184,7 +9053,7 @@
           </mc:Choice>
           <mc:Fallback>
             <w:pict>
-              <v:shape w14:anchorId="59886CD1" id="_x0000_s1065" type="#_x0000_t202" style="position:absolute;left:0;text-align:left;margin-left:149.95pt;margin-top:15.35pt;width:105.8pt;height:22.8pt;z-index:251734016;visibility:visible;mso-wrap-style:square;mso-width-percent:0;mso-height-percent:0;mso-wrap-distance-left:9pt;mso-wrap-distance-top:0;mso-wrap-distance-right:9pt;mso-wrap-distance-bottom:0;mso-position-horizontal:absolute;mso-position-horizontal-relative:text;mso-position-vertical:absolute;mso-position-vertical-relative:text;mso-width-percent:0;mso-height-percent:0;mso-width-relative:margin;mso-height-relative:margin;v-text-anchor:top" o:gfxdata="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" fillcolor="white [3212]" stroked="f" strokeweight=".5pt">
+              <v:shape w14:anchorId="59886CD1" id="_x0000_s1068" type="#_x0000_t202" style="position:absolute;left:0;text-align:left;margin-left:149.95pt;margin-top:15.35pt;width:105.8pt;height:22.8pt;z-index:251734016;visibility:visible;mso-wrap-style:square;mso-width-percent:0;mso-height-percent:0;mso-wrap-distance-left:9pt;mso-wrap-distance-top:0;mso-wrap-distance-right:9pt;mso-wrap-distance-bottom:0;mso-position-horizontal:absolute;mso-position-horizontal-relative:text;mso-position-vertical:absolute;mso-position-vertical-relative:text;mso-width-percent:0;mso-height-percent:0;mso-width-relative:margin;mso-height-relative:margin;v-text-anchor:top" o:gfxdata="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" fillcolor="white [3212]" stroked="f" strokeweight=".5pt">
                 <v:textbox>
                   <w:txbxContent>
                     <w:p>
@@ -8325,7 +9194,7 @@
           </mc:Choice>
           <mc:Fallback>
             <w:pict>
-              <v:shape w14:anchorId="598E3114" id="Text Box 38" o:spid="_x0000_s1066" type="#_x0000_t202" style="position:absolute;left:0;text-align:left;margin-left:291.8pt;margin-top:55.05pt;width:1in;height:22.1pt;z-index:251739136;visibility:visible;mso-wrap-style:square;mso-width-percent:0;mso-height-percent:0;mso-wrap-distance-left:9pt;mso-wrap-distance-top:0;mso-wrap-distance-right:9pt;mso-wrap-distance-bottom:0;mso-position-horizontal:absolute;mso-position-horizontal-relative:text;mso-position-vertical:absolute;mso-position-vertical-relative:text;mso-width-percent:0;mso-height-percent:0;mso-width-relative:margin;mso-height-relative:margin;v-text-anchor:top" o:gfxdata="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" fillcolor="white [3212]" stroked="f" strokeweight=".5pt">
+              <v:shape w14:anchorId="598E3114" id="Text Box 38" o:spid="_x0000_s1069" type="#_x0000_t202" style="position:absolute;left:0;text-align:left;margin-left:291.8pt;margin-top:55.05pt;width:1in;height:22.1pt;z-index:251739136;visibility:visible;mso-wrap-style:square;mso-width-percent:0;mso-height-percent:0;mso-wrap-distance-left:9pt;mso-wrap-distance-top:0;mso-wrap-distance-right:9pt;mso-wrap-distance-bottom:0;mso-position-horizontal:absolute;mso-position-horizontal-relative:text;mso-position-vertical:absolute;mso-position-vertical-relative:text;mso-width-percent:0;mso-height-percent:0;mso-width-relative:margin;mso-height-relative:margin;v-text-anchor:top" o:gfxdata="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" fillcolor="white [3212]" stroked="f" strokeweight=".5pt">
                 <v:textbox>
                   <w:txbxContent>
                     <w:p>
@@ -9011,7 +9880,6 @@
           <w:bCs/>
           <w:sz w:val="16"/>
           <w:szCs w:val="16"/>
-          <w:rtl/>
           <w:lang w:bidi="fa-IR"/>
         </w:rPr>
       </w:pPr>
@@ -9064,7 +9932,33 @@
           <w:rtl/>
           <w:lang w:bidi="fa-IR"/>
         </w:rPr>
-        <w:t xml:space="preserve"> خریدار و فروشنده بعمل آید. فروشنده اقرار نموده خودرو مورد معامله در توقیف،رهن و وثیقه هیچ شخص یا ارگان و به هیچ کس واگذار نگردیده و مشمول مصادره نمی باشد. درصورت وصول نشدن چک باهرکدام از چک ها معامله خود به خود منفسخ و خودرو به فروشنده بازمیگردد و 20 درصد ازثمن معامله به صورت وجه التزام از خریدار گرفته میشود. در ضمن در قبال چک مشتری هیچ گونه تهدی ندارد و خریدار و فروشنده هردو متعهد به رعایت تمامی مفاد نوشته شده درمباعینامه مذکور میباشد.</w:t>
+        <w:t xml:space="preserve"> خریدار و فروشنده بعمل آید. فروشنده اقرار نموده خودرو مورد معامله در توقیف،رهن و وثیقه هیچ شخص یا ارگان و به هیچ کس واگذار نگردیده و مشمول مصادره نمی باشد. درصورت وصول نشدن چک باهرکدام از چک ها معامله خود به خود منفسخ و خودرو به فروشنده بازمیگردد و 20 درصد ازثمن معامله به صورت وجه التزام از خریدار گرفته میشود.در ضمن در قبال چک مشتری هیچ گونه تهدی ندارد و خریدار و فروشنده هردو متعهد به رعایت تمامی مفاد نوشته شده در</w:t>
+      </w:r>
+      <w:r>
+        <w:rPr>
+          <w:rFonts w:asciiTheme="majorBidi" w:hAnsiTheme="majorBidi" w:cstheme="majorBidi" w:hint="cs"/>
+          <w:b/>
+          <w:bCs/>
+          <w:sz w:val="16"/>
+          <w:szCs w:val="16"/>
+          <w:highlight w:val="lightGray"/>
+          <w:rtl/>
+          <w:lang w:bidi="fa-IR"/>
+        </w:rPr>
+        <w:t xml:space="preserve"> </w:t>
+      </w:r>
+      <w:r>
+        <w:rPr>
+          <w:rFonts w:asciiTheme="majorBidi" w:hAnsiTheme="majorBidi" w:cstheme="majorBidi" w:hint="cs"/>
+          <w:b/>
+          <w:bCs/>
+          <w:sz w:val="16"/>
+          <w:szCs w:val="16"/>
+          <w:highlight w:val="lightGray"/>
+          <w:rtl/>
+          <w:lang w:bidi="fa-IR"/>
+        </w:rPr>
+        <w:t>مباعینامه مذکور میباشد.</w:t>
       </w:r>
     </w:p>
     <w:p>
@@ -9084,6 +9978,114 @@
           <w:bCs/>
           <w:sz w:val="16"/>
           <w:szCs w:val="16"/>
+          <w:highlight w:val="lightGray"/>
+          <w:lang w:bidi="fa-IR"/>
+        </w:rPr>
+      </w:pPr>
+      <w:r>
+        <w:rPr>
+          <w:rFonts w:asciiTheme="majorBidi" w:hAnsiTheme="majorBidi" w:cstheme="majorBidi" w:hint="cs"/>
+          <w:b/>
+          <w:bCs/>
+          <w:sz w:val="16"/>
+          <w:szCs w:val="16"/>
+          <w:highlight w:val="lightGray"/>
+          <w:rtl/>
+          <w:lang w:bidi="fa-IR"/>
+        </w:rPr>
+        <w:t>*</w:t>
+      </w:r>
+      <w:r>
+        <w:rPr>
+          <w:rFonts w:asciiTheme="majorBidi" w:hAnsiTheme="majorBidi" w:cstheme="majorBidi"/>
+          <w:b/>
+          <w:bCs/>
+          <w:sz w:val="16"/>
+          <w:szCs w:val="16"/>
+          <w:highlight w:val="lightGray"/>
+          <w:rtl/>
+          <w:lang w:bidi="fa-IR"/>
+        </w:rPr>
+        <w:t>معامله با رضایت کامل طرفین انجام گرفته و هیچ گونه اعتراضی وارد نمی باشد</w:t>
+      </w:r>
+      <w:r>
+        <w:rPr>
+          <w:rFonts w:asciiTheme="majorBidi" w:hAnsiTheme="majorBidi" w:cstheme="majorBidi" w:hint="cs"/>
+          <w:b/>
+          <w:bCs/>
+          <w:sz w:val="16"/>
+          <w:szCs w:val="16"/>
+          <w:highlight w:val="lightGray"/>
+          <w:rtl/>
+          <w:lang w:bidi="fa-IR"/>
+        </w:rPr>
+        <w:t>.</w:t>
+      </w:r>
+      <w:r>
+        <w:rPr>
+          <w:rFonts w:asciiTheme="majorBidi" w:hAnsiTheme="majorBidi" w:cstheme="majorBidi"/>
+          <w:b/>
+          <w:bCs/>
+          <w:sz w:val="16"/>
+          <w:szCs w:val="16"/>
+          <w:highlight w:val="lightGray"/>
+          <w:rtl/>
+          <w:lang w:bidi="fa-IR"/>
+        </w:rPr>
+        <w:t>خودرو طبق وضع موجود معامله گردید.</w:t>
+      </w:r>
+    </w:p>
+    <w:p>
+      <w:pPr>
+        <w:tabs>
+          <w:tab w:val="center" w:pos="4635"/>
+          <w:tab w:val="left" w:pos="9180"/>
+          <w:tab w:val="right" w:pos="9270"/>
+          <w:tab w:val="left" w:pos="10260"/>
+        </w:tabs>
+        <w:spacing w:after="0" w:line="240" w:lineRule="auto"/>
+        <w:ind w:left="-990" w:right="296"/>
+        <w:jc w:val="right"/>
+        <w:rPr>
+          <w:rFonts w:asciiTheme="majorBidi" w:hAnsiTheme="majorBidi" w:cstheme="majorBidi"/>
+          <w:b/>
+          <w:bCs/>
+          <w:sz w:val="14"/>
+          <w:szCs w:val="14"/>
+          <w:rtl/>
+          <w:lang w:bidi="fa-IR"/>
+        </w:rPr>
+      </w:pPr>
+      <w:r>
+        <w:rPr>
+          <w:rFonts w:asciiTheme="majorBidi" w:hAnsiTheme="majorBidi" w:cstheme="majorBidi" w:hint="cs"/>
+          <w:b/>
+          <w:bCs/>
+          <w:sz w:val="16"/>
+          <w:szCs w:val="16"/>
+          <w:highlight w:val="lightGray"/>
+          <w:rtl/>
+          <w:lang w:bidi="fa-IR"/>
+        </w:rPr>
+        <w:t>*در صورت پاس نشدن هرکدام از چک ها معامله به صورت یکطرفه منفسخ میگردد و مبلغ 20 درصد از ثمن معامله به صورت وجه الترام کسر میگردد.تا پاس نشدن آخرین چک الزام بر تنظیم سند امکانپذیر نمیباشد</w:t>
+      </w:r>
+    </w:p>
+    <w:p>
+      <w:pPr>
+        <w:tabs>
+          <w:tab w:val="center" w:pos="4635"/>
+          <w:tab w:val="left" w:pos="9180"/>
+          <w:tab w:val="right" w:pos="9270"/>
+          <w:tab w:val="left" w:pos="10260"/>
+        </w:tabs>
+        <w:spacing w:after="0" w:line="240" w:lineRule="auto"/>
+        <w:ind w:right="296"/>
+        <w:rPr>
+          <w:rFonts w:asciiTheme="majorBidi" w:hAnsiTheme="majorBidi" w:cstheme="majorBidi"/>
+          <w:b/>
+          <w:bCs/>
+          <w:sz w:val="16"/>
+          <w:szCs w:val="16"/>
           <w:rtl/>
           <w:lang w:bidi="fa-IR"/>
         </w:rPr>
@@ -9102,16 +10104,16 @@
         <mc:AlternateContent>
           <mc:Choice Requires="wps">
             <w:drawing>
-              <wp:anchor distT="0" distB="0" distL="114300" distR="114300" simplePos="0" relativeHeight="251743232" behindDoc="0" locked="0" layoutInCell="1" allowOverlap="1" wp14:anchorId="6E05D622" wp14:editId="0804E4DD">
+              <wp:anchor distT="0" distB="0" distL="114300" distR="114300" simplePos="0" relativeHeight="251743232" behindDoc="0" locked="0" layoutInCell="1" allowOverlap="1" wp14:anchorId="6E05D622" wp14:editId="2070B4E6">
                 <wp:simplePos x="0" y="0"/>
                 <wp:positionH relativeFrom="column">
-                  <wp:posOffset>-248920</wp:posOffset>
+                  <wp:posOffset>-258445</wp:posOffset>
                 </wp:positionH>
                 <wp:positionV relativeFrom="paragraph">
-                  <wp:posOffset>41638</wp:posOffset>
+                  <wp:posOffset>28575</wp:posOffset>
                 </wp:positionV>
-                <wp:extent cx="1490472" cy="340360"/>
-                <wp:effectExtent l="0" t="0" r="0" b="2540"/>
+                <wp:extent cx="850265" cy="340360"/>
+                <wp:effectExtent l="0" t="0" r="6985" b="2540"/>
                 <wp:wrapNone/>
                 <wp:docPr id="146077231" name="Text Box 40"/>
                 <wp:cNvGraphicFramePr/>
@@ -9122,7 +10124,7 @@
                       <wps:spPr>
                         <a:xfrm>
                           <a:off x="0" y="0"/>
-                          <a:ext cx="1490472" cy="340360"/>
+                          <a:ext cx="850265" cy="340360"/>
                         </a:xfrm>
                         <a:prstGeom prst="rect">
                           <a:avLst/>
@@ -9143,7 +10145,8 @@
                                 <w:rFonts w:ascii="Arial Black" w:hAnsi="Arial Black" w:cs="Aria Black"/>
                                 <w:b/>
                                 <w:bCs/>
-                                <w:sz w:val="18"/>
+                                <w:sz w:val="14"/>
+                                <w:szCs w:val="18"/>
                               </w:rPr>
                             </w:pPr>
                             <w:proofErr w:type="spellStart"/>
@@ -9152,7 +10155,8 @@
                                 <w:rFonts w:ascii="Arial Black" w:hAnsi="Arial Black" w:cs="Aria Black"/>
                                 <w:b/>
                                 <w:bCs/>
-                                <w:sz w:val="18"/>
+                                <w:sz w:val="14"/>
+                                <w:szCs w:val="18"/>
                               </w:rPr>
                               <w:t>s</w:t>
                             </w:r>
@@ -9161,7 +10165,8 @@
                                 <w:rFonts w:ascii="Arial Black" w:hAnsi="Arial Black" w:cs="Aria Black"/>
                                 <w:b/>
                                 <w:bCs/>
-                                <w:sz w:val="18"/>
+                                <w:sz w:val="14"/>
+                                <w:szCs w:val="18"/>
                               </w:rPr>
                               <w:t>eller_</w:t>
                             </w:r>
@@ -9170,7 +10175,8 @@
                                 <w:rFonts w:ascii="Arial Black" w:hAnsi="Arial Black" w:cs="Aria Black"/>
                                 <w:b/>
                                 <w:bCs/>
-                                <w:sz w:val="18"/>
+                                <w:sz w:val="14"/>
+                                <w:szCs w:val="18"/>
                               </w:rPr>
                               <w:t>f</w:t>
                             </w:r>
@@ -9179,7 +10185,8 @@
                                 <w:rFonts w:ascii="Arial Black" w:hAnsi="Arial Black" w:cs="Aria Black"/>
                                 <w:b/>
                                 <w:bCs/>
-                                <w:sz w:val="18"/>
+                                <w:sz w:val="14"/>
+                                <w:szCs w:val="18"/>
                               </w:rPr>
                               <w:t>n</w:t>
                             </w:r>
@@ -9188,7 +10195,8 @@
                                 <w:rFonts w:ascii="Arial Black" w:hAnsi="Arial Black" w:cs="Aria Black"/>
                                 <w:b/>
                                 <w:bCs/>
-                                <w:sz w:val="18"/>
+                                <w:sz w:val="14"/>
+                                <w:szCs w:val="18"/>
                               </w:rPr>
                               <w:t>ame</w:t>
                             </w:r>
@@ -9216,7 +10224,7 @@
           </mc:Choice>
           <mc:Fallback>
             <w:pict>
-              <v:shape w14:anchorId="6E05D622" id="Text Box 40" o:spid="_x0000_s1067" type="#_x0000_t202" style="position:absolute;left:0;text-align:left;margin-left:-19.6pt;margin-top:3.3pt;width:117.35pt;height:26.8pt;z-index:251743232;visibility:visible;mso-wrap-style:square;mso-width-percent:0;mso-height-percent:0;mso-wrap-distance-left:9pt;mso-wrap-distance-top:0;mso-wrap-distance-right:9pt;mso-wrap-distance-bottom:0;mso-position-horizontal:absolute;mso-position-horizontal-relative:text;mso-position-vertical:absolute;mso-position-vertical-relative:text;mso-width-percent:0;mso-height-percent:0;mso-width-relative:margin;mso-height-relative:margin;v-text-anchor:top" o:gfxdata="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" fillcolor="white [3212]" stroked="f" strokeweight=".5pt">
+              <v:shape w14:anchorId="6E05D622" id="Text Box 40" o:spid="_x0000_s1070" type="#_x0000_t202" style="position:absolute;margin-left:-20.35pt;margin-top:2.25pt;width:66.95pt;height:26.8pt;z-index:251743232;visibility:visible;mso-wrap-style:square;mso-width-percent:0;mso-height-percent:0;mso-wrap-distance-left:9pt;mso-wrap-distance-top:0;mso-wrap-distance-right:9pt;mso-wrap-distance-bottom:0;mso-position-horizontal:absolute;mso-position-horizontal-relative:text;mso-position-vertical:absolute;mso-position-vertical-relative:text;mso-width-percent:0;mso-height-percent:0;mso-width-relative:margin;mso-height-relative:margin;v-text-anchor:top" o:gfxdata="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" fillcolor="white [3212]" stroked="f" strokeweight=".5pt">
                 <v:textbox>
                   <w:txbxContent>
                     <w:p>
@@ -9226,7 +10234,8 @@
                           <w:rFonts w:ascii="Arial Black" w:hAnsi="Arial Black" w:cs="Aria Black"/>
                           <w:b/>
                           <w:bCs/>
-                          <w:sz w:val="18"/>
+                          <w:sz w:val="14"/>
+                          <w:szCs w:val="18"/>
                         </w:rPr>
                       </w:pPr>
                       <w:proofErr w:type="spellStart"/>
@@ -9235,7 +10244,8 @@
                           <w:rFonts w:ascii="Arial Black" w:hAnsi="Arial Black" w:cs="Aria Black"/>
                           <w:b/>
                           <w:bCs/>
-                          <w:sz w:val="18"/>
+                          <w:sz w:val="14"/>
+                          <w:szCs w:val="18"/>
                         </w:rPr>
                         <w:t>s</w:t>
                       </w:r>
@@ -9244,7 +10254,8 @@
                           <w:rFonts w:ascii="Arial Black" w:hAnsi="Arial Black" w:cs="Aria Black"/>
                           <w:b/>
                           <w:bCs/>
-                          <w:sz w:val="18"/>
+                          <w:sz w:val="14"/>
+                          <w:szCs w:val="18"/>
                         </w:rPr>
                         <w:t>eller_</w:t>
                       </w:r>
@@ -9253,7 +10264,8 @@
                           <w:rFonts w:ascii="Arial Black" w:hAnsi="Arial Black" w:cs="Aria Black"/>
                           <w:b/>
                           <w:bCs/>
-                          <w:sz w:val="18"/>
+                          <w:sz w:val="14"/>
+                          <w:szCs w:val="18"/>
                         </w:rPr>
                         <w:t>f</w:t>
                       </w:r>
@@ -9262,7 +10274,8 @@
                           <w:rFonts w:ascii="Arial Black" w:hAnsi="Arial Black" w:cs="Aria Black"/>
                           <w:b/>
                           <w:bCs/>
-                          <w:sz w:val="18"/>
+                          <w:sz w:val="14"/>
+                          <w:szCs w:val="18"/>
                         </w:rPr>
                         <w:t>n</w:t>
                       </w:r>
@@ -9271,7 +10284,8 @@
                           <w:rFonts w:ascii="Arial Black" w:hAnsi="Arial Black" w:cs="Aria Black"/>
                           <w:b/>
                           <w:bCs/>
-                          <w:sz w:val="18"/>
+                          <w:sz w:val="14"/>
+                          <w:szCs w:val="18"/>
                         </w:rPr>
                         <w:t>ame</w:t>
                       </w:r>
@@ -9385,8 +10399,8 @@
           <w:rFonts w:asciiTheme="majorBidi" w:hAnsiTheme="majorBidi" w:cstheme="majorBidi"/>
           <w:b/>
           <w:bCs/>
-          <w:sz w:val="20"/>
-          <w:szCs w:val="20"/>
+          <w:sz w:val="18"/>
+          <w:szCs w:val="18"/>
           <w:rtl/>
           <w:lang w:bidi="fa-IR"/>
         </w:rPr>
@@ -9396,8 +10410,8 @@
           <w:rFonts w:asciiTheme="majorBidi" w:hAnsiTheme="majorBidi" w:cstheme="majorBidi" w:hint="cs"/>
           <w:b/>
           <w:bCs/>
-          <w:sz w:val="16"/>
-          <w:szCs w:val="16"/>
+          <w:sz w:val="18"/>
+          <w:szCs w:val="18"/>
           <w:rtl/>
           <w:lang w:bidi="fa-IR"/>
         </w:rPr>
@@ -9408,8 +10422,8 @@
           <w:rFonts w:asciiTheme="majorBidi" w:hAnsiTheme="majorBidi" w:cstheme="majorBidi" w:hint="cs"/>
           <w:b/>
           <w:bCs/>
-          <w:sz w:val="16"/>
-          <w:szCs w:val="16"/>
+          <w:sz w:val="18"/>
+          <w:szCs w:val="18"/>
           <w:rtl/>
           <w:lang w:bidi="fa-IR"/>
         </w:rPr>
@@ -9420,8 +10434,8 @@
           <w:rFonts w:asciiTheme="majorBidi" w:hAnsiTheme="majorBidi" w:cstheme="majorBidi" w:hint="cs"/>
           <w:b/>
           <w:bCs/>
-          <w:sz w:val="16"/>
-          <w:szCs w:val="16"/>
+          <w:sz w:val="18"/>
+          <w:szCs w:val="18"/>
           <w:rtl/>
           <w:lang w:bidi="fa-IR"/>
         </w:rPr>
@@ -9432,8 +10446,8 @@
           <w:rFonts w:asciiTheme="majorBidi" w:hAnsiTheme="majorBidi" w:cstheme="majorBidi" w:hint="cs"/>
           <w:b/>
           <w:bCs/>
-          <w:sz w:val="16"/>
-          <w:szCs w:val="16"/>
+          <w:sz w:val="18"/>
+          <w:szCs w:val="18"/>
           <w:rtl/>
           <w:lang w:bidi="fa-IR"/>
         </w:rPr>
@@ -9444,8 +10458,8 @@
           <w:rFonts w:asciiTheme="majorBidi" w:hAnsiTheme="majorBidi" w:cstheme="majorBidi" w:hint="cs"/>
           <w:b/>
           <w:bCs/>
-          <w:sz w:val="16"/>
-          <w:szCs w:val="16"/>
+          <w:sz w:val="18"/>
+          <w:szCs w:val="18"/>
           <w:rtl/>
           <w:lang w:bidi="fa-IR"/>
         </w:rPr>
@@ -9456,8 +10470,8 @@
           <w:rFonts w:asciiTheme="majorBidi" w:hAnsiTheme="majorBidi" w:cstheme="majorBidi" w:hint="cs"/>
           <w:b/>
           <w:bCs/>
-          <w:sz w:val="16"/>
-          <w:szCs w:val="16"/>
+          <w:sz w:val="18"/>
+          <w:szCs w:val="18"/>
           <w:rtl/>
           <w:lang w:bidi="fa-IR"/>
         </w:rPr>
@@ -9468,44 +10482,44 @@
           <w:rFonts w:asciiTheme="majorBidi" w:hAnsiTheme="majorBidi" w:cstheme="majorBidi" w:hint="cs"/>
           <w:b/>
           <w:bCs/>
-          <w:sz w:val="16"/>
-          <w:szCs w:val="16"/>
-          <w:rtl/>
-          <w:lang w:bidi="fa-IR"/>
-        </w:rPr>
-        <w:t>........................................</w:t>
+          <w:sz w:val="18"/>
+          <w:szCs w:val="18"/>
+          <w:rtl/>
+          <w:lang w:bidi="fa-IR"/>
+        </w:rPr>
+        <w:t>...................</w:t>
       </w:r>
       <w:r>
         <w:rPr>
           <w:rFonts w:asciiTheme="majorBidi" w:hAnsiTheme="majorBidi" w:cstheme="majorBidi" w:hint="cs"/>
           <w:b/>
           <w:bCs/>
-          <w:sz w:val="16"/>
-          <w:szCs w:val="16"/>
-          <w:rtl/>
-          <w:lang w:bidi="fa-IR"/>
-        </w:rPr>
-        <w:t>.......</w:t>
+          <w:sz w:val="18"/>
+          <w:szCs w:val="18"/>
+          <w:rtl/>
+          <w:lang w:bidi="fa-IR"/>
+        </w:rPr>
+        <w:t>.</w:t>
       </w:r>
       <w:r>
         <w:rPr>
           <w:rFonts w:asciiTheme="majorBidi" w:hAnsiTheme="majorBidi" w:cstheme="majorBidi" w:hint="cs"/>
           <w:b/>
           <w:bCs/>
-          <w:sz w:val="16"/>
-          <w:szCs w:val="16"/>
-          <w:rtl/>
-          <w:lang w:bidi="fa-IR"/>
-        </w:rPr>
-        <w:t>............</w:t>
+          <w:sz w:val="18"/>
+          <w:szCs w:val="18"/>
+          <w:rtl/>
+          <w:lang w:bidi="fa-IR"/>
+        </w:rPr>
+        <w:t>..........</w:t>
       </w:r>
       <w:r>
         <w:rPr>
           <w:rFonts w:asciiTheme="majorBidi" w:hAnsiTheme="majorBidi" w:cstheme="majorBidi" w:hint="cs"/>
           <w:b/>
           <w:bCs/>
-          <w:sz w:val="16"/>
-          <w:szCs w:val="16"/>
+          <w:sz w:val="18"/>
+          <w:szCs w:val="18"/>
           <w:rtl/>
           <w:lang w:bidi="fa-IR"/>
         </w:rPr>
@@ -9516,24 +10530,12 @@
           <w:rFonts w:asciiTheme="majorBidi" w:hAnsiTheme="majorBidi" w:cstheme="majorBidi" w:hint="cs"/>
           <w:b/>
           <w:bCs/>
-          <w:sz w:val="16"/>
-          <w:szCs w:val="16"/>
-          <w:rtl/>
-          <w:lang w:bidi="fa-IR"/>
-        </w:rPr>
-        <w:t>میباشد</w:t>
-      </w:r>
-      <w:r>
-        <w:rPr>
-          <w:rFonts w:asciiTheme="majorBidi" w:hAnsiTheme="majorBidi" w:cstheme="majorBidi" w:hint="cs"/>
-          <w:b/>
-          <w:bCs/>
-          <w:sz w:val="20"/>
-          <w:szCs w:val="20"/>
-          <w:rtl/>
-          <w:lang w:bidi="fa-IR"/>
-        </w:rPr>
-        <w:t>.</w:t>
+          <w:sz w:val="18"/>
+          <w:szCs w:val="18"/>
+          <w:rtl/>
+          <w:lang w:bidi="fa-IR"/>
+        </w:rPr>
+        <w:t>میباشد.</w:t>
       </w:r>
     </w:p>
     <w:p>
@@ -9551,173 +10553,50 @@
           <w:rFonts w:asciiTheme="majorBidi" w:hAnsiTheme="majorBidi" w:cstheme="majorBidi"/>
           <w:b/>
           <w:bCs/>
-          <w:sz w:val="14"/>
-          <w:szCs w:val="14"/>
+          <w:sz w:val="18"/>
+          <w:szCs w:val="18"/>
+          <w:rtl/>
+          <w:lang w:bidi="fa-IR"/>
+        </w:rPr>
+      </w:pPr>
+      <w:r>
+        <w:rPr>
+          <w:rFonts w:asciiTheme="majorBidi" w:hAnsiTheme="majorBidi" w:cstheme="majorBidi" w:hint="cs"/>
+          <w:b/>
+          <w:bCs/>
+          <w:sz w:val="18"/>
+          <w:szCs w:val="18"/>
           <w:highlight w:val="lightGray"/>
           <w:rtl/>
           <w:lang w:bidi="fa-IR"/>
         </w:rPr>
-      </w:pPr>
+        <w:t xml:space="preserve">** </w:t>
+      </w:r>
+      <w:r>
+        <w:rPr>
+          <w:rFonts w:asciiTheme="majorBidi" w:hAnsiTheme="majorBidi" w:cstheme="majorBidi"/>
+          <w:b/>
+          <w:bCs/>
+          <w:sz w:val="18"/>
+          <w:szCs w:val="18"/>
+          <w:highlight w:val="lightGray"/>
+          <w:rtl/>
+          <w:lang w:bidi="fa-IR"/>
+        </w:rPr>
+        <w:t>حق کمسیون نمایشگاه به صورتی توافقی از فروشنده و خریدار دریافت گردید.</w:t>
+      </w:r>
       <w:r>
         <w:rPr>
           <w:rFonts w:asciiTheme="majorBidi" w:hAnsiTheme="majorBidi" w:cstheme="majorBidi" w:hint="cs"/>
           <w:b/>
           <w:bCs/>
-          <w:sz w:val="14"/>
-          <w:szCs w:val="14"/>
+          <w:sz w:val="18"/>
+          <w:szCs w:val="18"/>
           <w:highlight w:val="lightGray"/>
           <w:rtl/>
           <w:lang w:bidi="fa-IR"/>
         </w:rPr>
-        <w:t xml:space="preserve">* </w:t>
-      </w:r>
-      <w:r>
-        <w:rPr>
-          <w:rFonts w:asciiTheme="majorBidi" w:hAnsiTheme="majorBidi" w:cstheme="majorBidi"/>
-          <w:b/>
-          <w:bCs/>
-          <w:sz w:val="14"/>
-          <w:szCs w:val="14"/>
-          <w:highlight w:val="lightGray"/>
-          <w:rtl/>
-          <w:lang w:bidi="fa-IR"/>
-        </w:rPr>
-        <w:t xml:space="preserve">معامله با رضایت کامل طرفین انجام گرفته و هیچ گونه اعتراضی وارد نمی باشد / خودرو طبق وضع موجود معامله </w:t>
-      </w:r>
-      <w:r>
-        <w:rPr>
-          <w:rFonts w:asciiTheme="majorBidi" w:hAnsiTheme="majorBidi" w:cstheme="majorBidi"/>
-          <w:b/>
-          <w:bCs/>
-          <w:sz w:val="14"/>
-          <w:szCs w:val="14"/>
-          <w:highlight w:val="lightGray"/>
-          <w:rtl/>
-          <w:lang w:bidi="fa-IR"/>
-        </w:rPr>
-        <w:t>گردید.</w:t>
-      </w:r>
-    </w:p>
-    <w:p>
-      <w:pPr>
-        <w:tabs>
-          <w:tab w:val="center" w:pos="4635"/>
-          <w:tab w:val="left" w:pos="9180"/>
-          <w:tab w:val="right" w:pos="9270"/>
-          <w:tab w:val="left" w:pos="10260"/>
-        </w:tabs>
-        <w:spacing w:after="0" w:line="240" w:lineRule="auto"/>
-        <w:ind w:left="-990" w:right="296"/>
-        <w:jc w:val="right"/>
-        <w:rPr>
-          <w:rFonts w:asciiTheme="majorBidi" w:hAnsiTheme="majorBidi" w:cstheme="majorBidi"/>
-          <w:b/>
-          <w:bCs/>
-          <w:sz w:val="14"/>
-          <w:szCs w:val="14"/>
-          <w:rtl/>
-          <w:lang w:bidi="fa-IR"/>
-        </w:rPr>
-      </w:pPr>
-      <w:r>
-        <w:rPr>
-          <w:rFonts w:asciiTheme="majorBidi" w:hAnsiTheme="majorBidi" w:cstheme="majorBidi" w:hint="cs"/>
-          <w:b/>
-          <w:bCs/>
-          <w:sz w:val="14"/>
-          <w:szCs w:val="14"/>
-          <w:highlight w:val="lightGray"/>
-          <w:rtl/>
-          <w:lang w:bidi="fa-IR"/>
-        </w:rPr>
-        <w:t xml:space="preserve">** </w:t>
-      </w:r>
-      <w:r>
-        <w:rPr>
-          <w:rFonts w:asciiTheme="majorBidi" w:hAnsiTheme="majorBidi" w:cstheme="majorBidi"/>
-          <w:b/>
-          <w:bCs/>
-          <w:sz w:val="14"/>
-          <w:szCs w:val="14"/>
-          <w:highlight w:val="lightGray"/>
-          <w:rtl/>
-          <w:lang w:bidi="fa-IR"/>
-        </w:rPr>
-        <w:t>حق کمسیون نمایشگاه به صورتی توافقی از فروشنده و خریدار دریافت گردید.</w:t>
-      </w:r>
-      <w:r>
-        <w:rPr>
-          <w:rFonts w:asciiTheme="majorBidi" w:hAnsiTheme="majorBidi" w:cstheme="majorBidi" w:hint="cs"/>
-          <w:b/>
-          <w:bCs/>
-          <w:sz w:val="14"/>
-          <w:szCs w:val="14"/>
-          <w:highlight w:val="lightGray"/>
-          <w:rtl/>
-          <w:lang w:bidi="fa-IR"/>
-        </w:rPr>
         <w:t xml:space="preserve"> قرارداد بدون مهر وامضاء نمایشگاه فاقد اعتبار است.</w:t>
-      </w:r>
-    </w:p>
-    <w:p>
-      <w:pPr>
-        <w:tabs>
-          <w:tab w:val="center" w:pos="4635"/>
-          <w:tab w:val="left" w:pos="9180"/>
-          <w:tab w:val="right" w:pos="9270"/>
-          <w:tab w:val="left" w:pos="10260"/>
-        </w:tabs>
-        <w:spacing w:after="0" w:line="240" w:lineRule="auto"/>
-        <w:ind w:left="-990" w:right="296"/>
-        <w:jc w:val="right"/>
-        <w:rPr>
-          <w:rFonts w:asciiTheme="majorBidi" w:hAnsiTheme="majorBidi" w:cstheme="majorBidi"/>
-          <w:b/>
-          <w:bCs/>
-          <w:sz w:val="14"/>
-          <w:szCs w:val="14"/>
-          <w:rtl/>
-          <w:lang w:bidi="fa-IR"/>
-        </w:rPr>
-      </w:pPr>
-      <w:r>
-        <w:rPr>
-          <w:rFonts w:asciiTheme="majorBidi" w:hAnsiTheme="majorBidi" w:cstheme="majorBidi" w:hint="cs"/>
-          <w:b/>
-          <w:bCs/>
-          <w:sz w:val="14"/>
-          <w:szCs w:val="14"/>
-          <w:highlight w:val="lightGray"/>
-          <w:rtl/>
-          <w:lang w:bidi="fa-IR"/>
-        </w:rPr>
-        <w:t>*</w:t>
-      </w:r>
-      <w:r>
-        <w:rPr>
-          <w:rFonts w:asciiTheme="majorBidi" w:hAnsiTheme="majorBidi" w:cstheme="majorBidi" w:hint="cs"/>
-          <w:b/>
-          <w:bCs/>
-          <w:sz w:val="14"/>
-          <w:szCs w:val="14"/>
-          <w:highlight w:val="lightGray"/>
-          <w:rtl/>
-          <w:lang w:bidi="fa-IR"/>
-        </w:rPr>
-        <w:t>**</w:t>
-      </w:r>
-      <w:r>
-        <w:rPr>
-          <w:rFonts w:asciiTheme="majorBidi" w:hAnsiTheme="majorBidi" w:cstheme="majorBidi" w:hint="cs"/>
-          <w:b/>
-          <w:bCs/>
-          <w:sz w:val="14"/>
-          <w:szCs w:val="14"/>
-          <w:highlight w:val="lightGray"/>
-          <w:rtl/>
-          <w:lang w:bidi="fa-IR"/>
-        </w:rPr>
-        <w:t xml:space="preserve"> در صورت پاس نشدن هرکدام از چک ها معامله به صورت یکطرفه منفسخ میگردد و مبلغ 20 درصد از ثمن معامله به صورت وجه الترام کسر میگردد. تا پاس نشدن آخرین چک الزام بر تنظیم سند امکان پذیر نمیباشد.</w:t>
       </w:r>
     </w:p>
     <w:p>
@@ -9921,7 +10800,7 @@
           </mc:Choice>
           <mc:Fallback>
             <w:pict>
-              <v:shape w14:anchorId="05968064" id="_x0000_s1068" type="#_x0000_t202" style="position:absolute;margin-left:47.55pt;margin-top:11.2pt;width:108pt;height:64.1pt;z-index:251765760;visibility:visible;mso-wrap-style:square;mso-width-percent:0;mso-height-percent:0;mso-wrap-distance-left:9pt;mso-wrap-distance-top:0;mso-wrap-distance-right:9pt;mso-wrap-distance-bottom:0;mso-position-horizontal:absolute;mso-position-horizontal-relative:text;mso-position-vertical:absolute;mso-position-vertical-relative:text;mso-width-percent:0;mso-height-percent:0;mso-width-relative:margin;mso-height-relative:margin;v-text-anchor:top" o:gfxdata="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" filled="f" stroked="f" strokeweight=".5pt">
+              <v:shape w14:anchorId="05968064" id="_x0000_s1071" type="#_x0000_t202" style="position:absolute;margin-left:47.55pt;margin-top:11.2pt;width:108pt;height:64.1pt;z-index:251765760;visibility:visible;mso-wrap-style:square;mso-width-percent:0;mso-height-percent:0;mso-wrap-distance-left:9pt;mso-wrap-distance-top:0;mso-wrap-distance-right:9pt;mso-wrap-distance-bottom:0;mso-position-horizontal:absolute;mso-position-horizontal-relative:text;mso-position-vertical:absolute;mso-position-vertical-relative:text;mso-width-percent:0;mso-height-percent:0;mso-width-relative:margin;mso-height-relative:margin;v-text-anchor:top" o:gfxdata="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" filled="f" stroked="f" strokeweight=".5pt">
                 <v:textbox>
                   <w:txbxContent>
                     <w:p>

--- a/assets/AG.docx
+++ b/assets/AG.docx
@@ -19,6 +19,160 @@
           <w:lang w:bidi="fa-IR"/>
         </w:rPr>
       </w:pPr>
+      <w:r>
+        <w:rPr>
+          <w:rFonts w:asciiTheme="majorBidi" w:hAnsiTheme="majorBidi" w:cstheme="majorBidi"/>
+          <w:noProof/>
+          <w:sz w:val="32"/>
+          <w:szCs w:val="32"/>
+          <w:lang w:bidi="fa-IR"/>
+        </w:rPr>
+        <mc:AlternateContent>
+          <mc:Choice Requires="wps">
+            <w:drawing>
+              <wp:anchor distT="45720" distB="45720" distL="114300" distR="114300" simplePos="0" relativeHeight="251695104" behindDoc="0" locked="0" layoutInCell="1" allowOverlap="1" wp14:anchorId="262D9D07" wp14:editId="0215A4E7">
+                <wp:simplePos x="0" y="0"/>
+                <wp:positionH relativeFrom="column">
+                  <wp:posOffset>3273425</wp:posOffset>
+                </wp:positionH>
+                <wp:positionV relativeFrom="paragraph">
+                  <wp:posOffset>1695450</wp:posOffset>
+                </wp:positionV>
+                <wp:extent cx="2492375" cy="511175"/>
+                <wp:effectExtent l="0" t="0" r="3175" b="3175"/>
+                <wp:wrapSquare wrapText="bothSides"/>
+                <wp:docPr id="1509165845" name="Text Box 2"/>
+                <wp:cNvGraphicFramePr>
+                  <a:graphicFrameLocks xmlns:a="http://schemas.openxmlformats.org/drawingml/2006/main"/>
+                </wp:cNvGraphicFramePr>
+                <a:graphic xmlns:a="http://schemas.openxmlformats.org/drawingml/2006/main">
+                  <a:graphicData uri="http://schemas.microsoft.com/office/word/2010/wordprocessingShape">
+                    <wps:wsp>
+                      <wps:cNvSpPr txBox="1">
+                        <a:spLocks noChangeArrowheads="1"/>
+                      </wps:cNvSpPr>
+                      <wps:spPr bwMode="auto">
+                        <a:xfrm>
+                          <a:off x="0" y="0"/>
+                          <a:ext cx="2492375" cy="511175"/>
+                        </a:xfrm>
+                        <a:prstGeom prst="rect">
+                          <a:avLst/>
+                        </a:prstGeom>
+                        <a:solidFill>
+                          <a:schemeClr val="bg1"/>
+                        </a:solidFill>
+                        <a:ln w="9525">
+                          <a:noFill/>
+                          <a:miter lim="800000"/>
+                          <a:headEnd/>
+                          <a:tailEnd/>
+                        </a:ln>
+                      </wps:spPr>
+                      <wps:txbx>
+                        <w:txbxContent>
+                          <w:p>
+                            <w:pPr>
+                              <w:jc w:val="right"/>
+                              <w:rPr>
+                                <w:rFonts w:ascii="Arial Black" w:hAnsi="Arial Black" w:cs="Aria Black"/>
+                                <w:bCs/>
+                                <w:sz w:val="18"/>
+                                <w:szCs w:val="18"/>
+                                <w:lang w:bidi="fa-IR"/>
+                              </w:rPr>
+                            </w:pPr>
+                            <w:proofErr w:type="spellStart"/>
+                            <w:r>
+                              <w:rPr>
+                                <w:rFonts w:ascii="Arial Black" w:hAnsi="Arial Black" w:cs="Aria Black"/>
+                                <w:bCs/>
+                                <w:sz w:val="18"/>
+                                <w:szCs w:val="18"/>
+                                <w:lang w:bidi="fa-IR"/>
+                              </w:rPr>
+                              <w:t>s</w:t>
+                            </w:r>
+                            <w:r>
+                              <w:rPr>
+                                <w:rFonts w:ascii="Arial Black" w:hAnsi="Arial Black" w:cs="Aria Black"/>
+                                <w:bCs/>
+                                <w:sz w:val="18"/>
+                                <w:szCs w:val="18"/>
+                                <w:lang w:bidi="fa-IR"/>
+                              </w:rPr>
+                              <w:t>eller_adress</w:t>
+                            </w:r>
+                            <w:proofErr w:type="spellEnd"/>
+                          </w:p>
+                        </w:txbxContent>
+                      </wps:txbx>
+                      <wps:bodyPr rot="0" vert="horz" wrap="square" lIns="91440" tIns="45720" rIns="91440" bIns="45720" anchor="t" anchorCtr="0">
+                        <a:noAutofit/>
+                      </wps:bodyPr>
+                    </wps:wsp>
+                  </a:graphicData>
+                </a:graphic>
+                <wp14:sizeRelH relativeFrom="margin">
+                  <wp14:pctWidth>0</wp14:pctWidth>
+                </wp14:sizeRelH>
+                <wp14:sizeRelV relativeFrom="margin">
+                  <wp14:pctHeight>0</wp14:pctHeight>
+                </wp14:sizeRelV>
+              </wp:anchor>
+            </w:drawing>
+          </mc:Choice>
+          <mc:Fallback>
+            <w:pict>
+              <v:shapetype w14:anchorId="262D9D07" id="_x0000_t202" coordsize="21600,21600" o:spt="202" path="m,l,21600r21600,l21600,xe">
+                <v:stroke joinstyle="miter"/>
+                <v:path gradientshapeok="t" o:connecttype="rect"/>
+              </v:shapetype>
+              <v:shape id="Text Box 2" o:spid="_x0000_s1026" type="#_x0000_t202" style="position:absolute;margin-left:257.75pt;margin-top:133.5pt;width:196.25pt;height:40.25pt;z-index:251695104;visibility:visible;mso-wrap-style:square;mso-width-percent:0;mso-height-percent:0;mso-wrap-distance-left:9pt;mso-wrap-distance-top:3.6pt;mso-wrap-distance-right:9pt;mso-wrap-distance-bottom:3.6pt;mso-position-horizontal:absolute;mso-position-horizontal-relative:text;mso-position-vertical:absolute;mso-position-vertical-relative:text;mso-width-percent:0;mso-height-percent:0;mso-width-relative:margin;mso-height-relative:margin;v-text-anchor:top" o:gfxdata="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" fillcolor="white [3212]" stroked="f">
+                <v:textbox>
+                  <w:txbxContent>
+                    <w:p>
+                      <w:pPr>
+                        <w:jc w:val="right"/>
+                        <w:rPr>
+                          <w:rFonts w:ascii="Arial Black" w:hAnsi="Arial Black" w:cs="Aria Black"/>
+                          <w:bCs/>
+                          <w:sz w:val="18"/>
+                          <w:szCs w:val="18"/>
+                          <w:lang w:bidi="fa-IR"/>
+                        </w:rPr>
+                      </w:pPr>
+                      <w:proofErr w:type="spellStart"/>
+                      <w:r>
+                        <w:rPr>
+                          <w:rFonts w:ascii="Arial Black" w:hAnsi="Arial Black" w:cs="Aria Black"/>
+                          <w:bCs/>
+                          <w:sz w:val="18"/>
+                          <w:szCs w:val="18"/>
+                          <w:lang w:bidi="fa-IR"/>
+                        </w:rPr>
+                        <w:t>s</w:t>
+                      </w:r>
+                      <w:r>
+                        <w:rPr>
+                          <w:rFonts w:ascii="Arial Black" w:hAnsi="Arial Black" w:cs="Aria Black"/>
+                          <w:bCs/>
+                          <w:sz w:val="18"/>
+                          <w:szCs w:val="18"/>
+                          <w:lang w:bidi="fa-IR"/>
+                        </w:rPr>
+                        <w:t>eller_adress</w:t>
+                      </w:r>
+                      <w:proofErr w:type="spellEnd"/>
+                    </w:p>
+                  </w:txbxContent>
+                </v:textbox>
+                <w10:wrap type="square"/>
+              </v:shape>
+            </w:pict>
+          </mc:Fallback>
+        </mc:AlternateContent>
+      </w:r>
       <w:r>
         <w:rPr>
           <w:rFonts w:asciiTheme="majorBidi" w:hAnsiTheme="majorBidi" w:cstheme="majorBidi"/>
@@ -168,7 +322,7 @@
         <mc:AlternateContent>
           <mc:Choice Requires="wps">
             <w:drawing>
-              <wp:anchor distT="45720" distB="45720" distL="114300" distR="114300" simplePos="0" relativeHeight="251697152" behindDoc="1" locked="0" layoutInCell="1" allowOverlap="1" wp14:anchorId="4D77C4F4" wp14:editId="30709929">
+              <wp:anchor distT="45720" distB="45720" distL="114300" distR="114300" simplePos="0" relativeHeight="251697152" behindDoc="1" locked="0" layoutInCell="1" allowOverlap="1" wp14:anchorId="4D77C4F4" wp14:editId="6DE7C397">
                 <wp:simplePos x="0" y="0"/>
                 <wp:positionH relativeFrom="column">
                   <wp:posOffset>3279775</wp:posOffset>
@@ -281,7 +435,7 @@
           </mc:Choice>
           <mc:Fallback>
             <w:pict>
-              <v:shape w14:anchorId="4D77C4F4" id="_x0000_s1027" type="#_x0000_t202" style="position:absolute;margin-left:258.25pt;margin-top:194.8pt;width:193pt;height:22.2pt;z-index:-251619328;visibility:visible;mso-wrap-style:square;mso-width-percent:0;mso-height-percent:0;mso-wrap-distance-left:9pt;mso-wrap-distance-top:3.6pt;mso-wrap-distance-right:9pt;mso-wrap-distance-bottom:3.6pt;mso-position-horizontal:absolute;mso-position-horizontal-relative:text;mso-position-vertical:absolute;mso-position-vertical-relative:text;mso-width-percent:0;mso-height-percent:0;mso-width-relative:margin;mso-height-relative:margin;v-text-anchor:top" o:gfxdata="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" fillcolor="white [3212]" stroked="f">
+              <v:shape w14:anchorId="4D77C4F4" id="_x0000_s1028" type="#_x0000_t202" style="position:absolute;margin-left:258.25pt;margin-top:194.8pt;width:193pt;height:22.2pt;z-index:-251619328;visibility:visible;mso-wrap-style:square;mso-width-percent:0;mso-height-percent:0;mso-wrap-distance-left:9pt;mso-wrap-distance-top:3.6pt;mso-wrap-distance-right:9pt;mso-wrap-distance-bottom:3.6pt;mso-position-horizontal:absolute;mso-position-horizontal-relative:text;mso-position-vertical:absolute;mso-position-vertical-relative:text;mso-width-percent:0;mso-height-percent:0;mso-width-relative:margin;mso-height-relative:margin;v-text-anchor:top" o:gfxdata="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" fillcolor="white [3212]" stroked="f">
                 <v:textbox>
                   <w:txbxContent>
                     <w:p>
@@ -332,156 +486,6 @@
                   </w:txbxContent>
                 </v:textbox>
                 <w10:wrap type="tight"/>
-              </v:shape>
-            </w:pict>
-          </mc:Fallback>
-        </mc:AlternateContent>
-      </w:r>
-      <w:r>
-        <w:rPr>
-          <w:rFonts w:asciiTheme="majorBidi" w:hAnsiTheme="majorBidi" w:cstheme="majorBidi"/>
-          <w:noProof/>
-          <w:sz w:val="32"/>
-          <w:szCs w:val="32"/>
-          <w:lang w:bidi="fa-IR"/>
-        </w:rPr>
-        <mc:AlternateContent>
-          <mc:Choice Requires="wps">
-            <w:drawing>
-              <wp:anchor distT="45720" distB="45720" distL="114300" distR="114300" simplePos="0" relativeHeight="251695104" behindDoc="0" locked="0" layoutInCell="1" allowOverlap="1" wp14:anchorId="262D9D07" wp14:editId="00956ADB">
-                <wp:simplePos x="0" y="0"/>
-                <wp:positionH relativeFrom="column">
-                  <wp:posOffset>3273425</wp:posOffset>
-                </wp:positionH>
-                <wp:positionV relativeFrom="paragraph">
-                  <wp:posOffset>1749002</wp:posOffset>
-                </wp:positionV>
-                <wp:extent cx="2492375" cy="511175"/>
-                <wp:effectExtent l="0" t="0" r="3175" b="3175"/>
-                <wp:wrapSquare wrapText="bothSides"/>
-                <wp:docPr id="1509165845" name="Text Box 2"/>
-                <wp:cNvGraphicFramePr>
-                  <a:graphicFrameLocks xmlns:a="http://schemas.openxmlformats.org/drawingml/2006/main"/>
-                </wp:cNvGraphicFramePr>
-                <a:graphic xmlns:a="http://schemas.openxmlformats.org/drawingml/2006/main">
-                  <a:graphicData uri="http://schemas.microsoft.com/office/word/2010/wordprocessingShape">
-                    <wps:wsp>
-                      <wps:cNvSpPr txBox="1">
-                        <a:spLocks noChangeArrowheads="1"/>
-                      </wps:cNvSpPr>
-                      <wps:spPr bwMode="auto">
-                        <a:xfrm>
-                          <a:off x="0" y="0"/>
-                          <a:ext cx="2492375" cy="511175"/>
-                        </a:xfrm>
-                        <a:prstGeom prst="rect">
-                          <a:avLst/>
-                        </a:prstGeom>
-                        <a:solidFill>
-                          <a:schemeClr val="bg1"/>
-                        </a:solidFill>
-                        <a:ln w="9525">
-                          <a:noFill/>
-                          <a:miter lim="800000"/>
-                          <a:headEnd/>
-                          <a:tailEnd/>
-                        </a:ln>
-                      </wps:spPr>
-                      <wps:txbx>
-                        <w:txbxContent>
-                          <w:p>
-                            <w:pPr>
-                              <w:jc w:val="right"/>
-                              <w:rPr>
-                                <w:rFonts w:ascii="Arial Black" w:hAnsi="Arial Black" w:cs="Aria Black"/>
-                                <w:bCs/>
-                                <w:sz w:val="18"/>
-                                <w:szCs w:val="18"/>
-                                <w:lang w:bidi="fa-IR"/>
-                              </w:rPr>
-                            </w:pPr>
-                            <w:proofErr w:type="spellStart"/>
-                            <w:r>
-                              <w:rPr>
-                                <w:rFonts w:ascii="Arial Black" w:hAnsi="Arial Black" w:cs="Aria Black"/>
-                                <w:bCs/>
-                                <w:sz w:val="18"/>
-                                <w:szCs w:val="18"/>
-                                <w:lang w:bidi="fa-IR"/>
-                              </w:rPr>
-                              <w:t>s</w:t>
-                            </w:r>
-                            <w:r>
-                              <w:rPr>
-                                <w:rFonts w:ascii="Arial Black" w:hAnsi="Arial Black" w:cs="Aria Black"/>
-                                <w:bCs/>
-                                <w:sz w:val="18"/>
-                                <w:szCs w:val="18"/>
-                                <w:lang w:bidi="fa-IR"/>
-                              </w:rPr>
-                              <w:t>eller_adress</w:t>
-                            </w:r>
-                            <w:proofErr w:type="spellEnd"/>
-                          </w:p>
-                        </w:txbxContent>
-                      </wps:txbx>
-                      <wps:bodyPr rot="0" vert="horz" wrap="square" lIns="91440" tIns="45720" rIns="91440" bIns="45720" anchor="t" anchorCtr="0">
-                        <a:noAutofit/>
-                      </wps:bodyPr>
-                    </wps:wsp>
-                  </a:graphicData>
-                </a:graphic>
-                <wp14:sizeRelH relativeFrom="margin">
-                  <wp14:pctWidth>0</wp14:pctWidth>
-                </wp14:sizeRelH>
-                <wp14:sizeRelV relativeFrom="margin">
-                  <wp14:pctHeight>0</wp14:pctHeight>
-                </wp14:sizeRelV>
-              </wp:anchor>
-            </w:drawing>
-          </mc:Choice>
-          <mc:Fallback>
-            <w:pict>
-              <v:shape w14:anchorId="262D9D07" id="_x0000_s1028" type="#_x0000_t202" style="position:absolute;margin-left:257.75pt;margin-top:137.7pt;width:196.25pt;height:40.25pt;z-index:251695104;visibility:visible;mso-wrap-style:square;mso-width-percent:0;mso-height-percent:0;mso-wrap-distance-left:9pt;mso-wrap-distance-top:3.6pt;mso-wrap-distance-right:9pt;mso-wrap-distance-bottom:3.6pt;mso-position-horizontal:absolute;mso-position-horizontal-relative:text;mso-position-vertical:absolute;mso-position-vertical-relative:text;mso-width-percent:0;mso-height-percent:0;mso-width-relative:margin;mso-height-relative:margin;v-text-anchor:top" o:gfxdata="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" fillcolor="white [3212]" stroked="f">
-                <v:textbox>
-                  <w:txbxContent>
-                    <w:p>
-                      <w:pPr>
-                        <w:jc w:val="right"/>
-                        <w:rPr>
-                          <w:rFonts w:ascii="Arial Black" w:hAnsi="Arial Black" w:cs="Aria Black"/>
-                          <w:bCs/>
-                          <w:sz w:val="18"/>
-                          <w:szCs w:val="18"/>
-                          <w:lang w:bidi="fa-IR"/>
-                        </w:rPr>
-                      </w:pPr>
-                      <w:proofErr w:type="spellStart"/>
-                      <w:r>
-                        <w:rPr>
-                          <w:rFonts w:ascii="Arial Black" w:hAnsi="Arial Black" w:cs="Aria Black"/>
-                          <w:bCs/>
-                          <w:sz w:val="18"/>
-                          <w:szCs w:val="18"/>
-                          <w:lang w:bidi="fa-IR"/>
-                        </w:rPr>
-                        <w:t>s</w:t>
-                      </w:r>
-                      <w:r>
-                        <w:rPr>
-                          <w:rFonts w:ascii="Arial Black" w:hAnsi="Arial Black" w:cs="Aria Black"/>
-                          <w:bCs/>
-                          <w:sz w:val="18"/>
-                          <w:szCs w:val="18"/>
-                          <w:lang w:bidi="fa-IR"/>
-                        </w:rPr>
-                        <w:t>eller_adress</w:t>
-                      </w:r>
-                      <w:proofErr w:type="spellEnd"/>
-                    </w:p>
-                  </w:txbxContent>
-                </v:textbox>
-                <w10:wrap type="square"/>
               </v:shape>
             </w:pict>
           </mc:Fallback>
@@ -1173,8 +1177,8 @@
                                 <w:rFonts w:ascii="Active" w:hAnsi="Active" w:cs="Aria Black"/>
                                 <w:b/>
                                 <w:bCs/>
-                                <w:sz w:val="14"/>
-                                <w:szCs w:val="14"/>
+                                <w:sz w:val="16"/>
+                                <w:szCs w:val="16"/>
                               </w:rPr>
                             </w:pPr>
                             <w:proofErr w:type="spellStart"/>
@@ -1183,8 +1187,8 @@
                                 <w:rFonts w:ascii="Active" w:hAnsi="Active" w:cs="Aria Black"/>
                                 <w:b/>
                                 <w:bCs/>
-                                <w:sz w:val="14"/>
-                                <w:szCs w:val="14"/>
+                                <w:sz w:val="16"/>
+                                <w:szCs w:val="16"/>
                               </w:rPr>
                               <w:t>car_info</w:t>
                             </w:r>
@@ -1222,8 +1226,8 @@
                           <w:rFonts w:ascii="Active" w:hAnsi="Active" w:cs="Aria Black"/>
                           <w:b/>
                           <w:bCs/>
-                          <w:sz w:val="14"/>
-                          <w:szCs w:val="14"/>
+                          <w:sz w:val="16"/>
+                          <w:szCs w:val="16"/>
                         </w:rPr>
                       </w:pPr>
                       <w:proofErr w:type="spellStart"/>
@@ -1232,8 +1236,8 @@
                           <w:rFonts w:ascii="Active" w:hAnsi="Active" w:cs="Aria Black"/>
                           <w:b/>
                           <w:bCs/>
-                          <w:sz w:val="14"/>
-                          <w:szCs w:val="14"/>
+                          <w:sz w:val="16"/>
+                          <w:szCs w:val="16"/>
                         </w:rPr>
                         <w:t>car_info</w:t>
                       </w:r>
@@ -6172,6 +6176,7 @@
                               <w:txbxContent>
                                 <w:p>
                                   <w:pPr>
+                                    <w:jc w:val="center"/>
                                     <w:rPr>
                                       <w:rFonts w:ascii="Arial Black" w:hAnsi="Arial Black" w:cs="Aria Black"/>
                                       <w:b/>
@@ -6220,6 +6225,7 @@
                         <w:txbxContent>
                           <w:p>
                             <w:pPr>
+                              <w:jc w:val="center"/>
                               <w:rPr>
                                 <w:rFonts w:ascii="Arial Black" w:hAnsi="Arial Black" w:cs="Aria Black"/>
                                 <w:b/>
@@ -6467,8 +6473,8 @@
                                       <w:rFonts w:ascii="Arial Black" w:hAnsi="Arial Black" w:cs="Aria Black"/>
                                       <w:b/>
                                       <w:bCs/>
-                                      <w:sz w:val="14"/>
-                                      <w:szCs w:val="14"/>
+                                      <w:sz w:val="12"/>
+                                      <w:szCs w:val="12"/>
                                     </w:rPr>
                                   </w:pPr>
                                   <w:proofErr w:type="spellStart"/>
@@ -6477,8 +6483,8 @@
                                       <w:rFonts w:ascii="Arial Black" w:hAnsi="Arial Black" w:cs="Aria Black"/>
                                       <w:b/>
                                       <w:bCs/>
-                                      <w:sz w:val="14"/>
-                                      <w:szCs w:val="14"/>
+                                      <w:sz w:val="12"/>
+                                      <w:szCs w:val="12"/>
                                     </w:rPr>
                                     <w:t>car_system</w:t>
                                   </w:r>
@@ -6516,8 +6522,8 @@
                                 <w:rFonts w:ascii="Arial Black" w:hAnsi="Arial Black" w:cs="Aria Black"/>
                                 <w:b/>
                                 <w:bCs/>
-                                <w:sz w:val="14"/>
-                                <w:szCs w:val="14"/>
+                                <w:sz w:val="12"/>
+                                <w:szCs w:val="12"/>
                               </w:rPr>
                             </w:pPr>
                             <w:proofErr w:type="spellStart"/>
@@ -6526,8 +6532,8 @@
                                 <w:rFonts w:ascii="Arial Black" w:hAnsi="Arial Black" w:cs="Aria Black"/>
                                 <w:b/>
                                 <w:bCs/>
-                                <w:sz w:val="14"/>
-                                <w:szCs w:val="14"/>
+                                <w:sz w:val="12"/>
+                                <w:szCs w:val="12"/>
                               </w:rPr>
                               <w:t>car_system</w:t>
                             </w:r>
@@ -6614,8 +6620,8 @@
                                       <w:rFonts w:ascii="Arial Black" w:hAnsi="Arial Black" w:cs="Aria Black"/>
                                       <w:b/>
                                       <w:bCs/>
-                                      <w:sz w:val="16"/>
-                                      <w:szCs w:val="16"/>
+                                      <w:sz w:val="14"/>
+                                      <w:szCs w:val="14"/>
                                     </w:rPr>
                                   </w:pPr>
                                   <w:proofErr w:type="spellStart"/>
@@ -6624,8 +6630,8 @@
                                       <w:rFonts w:ascii="Arial Black" w:hAnsi="Arial Black" w:cs="Aria Black"/>
                                       <w:b/>
                                       <w:bCs/>
-                                      <w:sz w:val="16"/>
-                                      <w:szCs w:val="16"/>
+                                      <w:sz w:val="14"/>
+                                      <w:szCs w:val="14"/>
                                     </w:rPr>
                                     <w:t>car_color</w:t>
                                   </w:r>
@@ -6663,8 +6669,8 @@
                                 <w:rFonts w:ascii="Arial Black" w:hAnsi="Arial Black" w:cs="Aria Black"/>
                                 <w:b/>
                                 <w:bCs/>
-                                <w:sz w:val="16"/>
-                                <w:szCs w:val="16"/>
+                                <w:sz w:val="14"/>
+                                <w:szCs w:val="14"/>
                               </w:rPr>
                             </w:pPr>
                             <w:proofErr w:type="spellStart"/>
@@ -6673,8 +6679,8 @@
                                 <w:rFonts w:ascii="Arial Black" w:hAnsi="Arial Black" w:cs="Aria Black"/>
                                 <w:b/>
                                 <w:bCs/>
-                                <w:sz w:val="16"/>
-                                <w:szCs w:val="16"/>
+                                <w:sz w:val="14"/>
+                                <w:szCs w:val="14"/>
                               </w:rPr>
                               <w:t>car_color</w:t>
                             </w:r>
@@ -6761,8 +6767,8 @@
                                       <w:rFonts w:ascii="Arial Black" w:hAnsi="Arial Black" w:cs="Aria Black"/>
                                       <w:b/>
                                       <w:bCs/>
-                                      <w:sz w:val="16"/>
-                                      <w:szCs w:val="16"/>
+                                      <w:sz w:val="14"/>
+                                      <w:szCs w:val="14"/>
                                     </w:rPr>
                                   </w:pPr>
                                   <w:proofErr w:type="spellStart"/>
@@ -6771,8 +6777,8 @@
                                       <w:rFonts w:ascii="Arial Black" w:hAnsi="Arial Black" w:cs="Aria Black"/>
                                       <w:b/>
                                       <w:bCs/>
-                                      <w:sz w:val="16"/>
-                                      <w:szCs w:val="16"/>
+                                      <w:sz w:val="14"/>
+                                      <w:szCs w:val="14"/>
                                     </w:rPr>
                                     <w:t>car_type</w:t>
                                   </w:r>
@@ -6810,8 +6816,8 @@
                                 <w:rFonts w:ascii="Arial Black" w:hAnsi="Arial Black" w:cs="Aria Black"/>
                                 <w:b/>
                                 <w:bCs/>
-                                <w:sz w:val="16"/>
-                                <w:szCs w:val="16"/>
+                                <w:sz w:val="14"/>
+                                <w:szCs w:val="14"/>
                               </w:rPr>
                             </w:pPr>
                             <w:proofErr w:type="spellStart"/>
@@ -6820,8 +6826,8 @@
                                 <w:rFonts w:ascii="Arial Black" w:hAnsi="Arial Black" w:cs="Aria Black"/>
                                 <w:b/>
                                 <w:bCs/>
-                                <w:sz w:val="16"/>
-                                <w:szCs w:val="16"/>
+                                <w:sz w:val="14"/>
+                                <w:szCs w:val="14"/>
                               </w:rPr>
                               <w:t>car_type</w:t>
                             </w:r>
@@ -7083,8 +7089,8 @@
                                 <w:rFonts w:ascii="Arial Black" w:hAnsi="Arial Black" w:cs="Aria Black"/>
                                 <w:b/>
                                 <w:bCs/>
-                                <w:sz w:val="16"/>
-                                <w:szCs w:val="20"/>
+                                <w:sz w:val="14"/>
+                                <w:szCs w:val="18"/>
                               </w:rPr>
                             </w:pPr>
                             <w:proofErr w:type="spellStart"/>
@@ -7093,8 +7099,8 @@
                                 <w:rFonts w:ascii="Arial Black" w:hAnsi="Arial Black" w:cs="Aria Black"/>
                                 <w:b/>
                                 <w:bCs/>
-                                <w:sz w:val="16"/>
-                                <w:szCs w:val="20"/>
+                                <w:sz w:val="14"/>
+                                <w:szCs w:val="18"/>
                               </w:rPr>
                               <w:t>price_rial</w:t>
                             </w:r>
@@ -7132,8 +7138,8 @@
                           <w:rFonts w:ascii="Arial Black" w:hAnsi="Arial Black" w:cs="Aria Black"/>
                           <w:b/>
                           <w:bCs/>
-                          <w:sz w:val="16"/>
-                          <w:szCs w:val="20"/>
+                          <w:sz w:val="14"/>
+                          <w:szCs w:val="18"/>
                         </w:rPr>
                       </w:pPr>
                       <w:proofErr w:type="spellStart"/>
@@ -7142,8 +7148,8 @@
                           <w:rFonts w:ascii="Arial Black" w:hAnsi="Arial Black" w:cs="Aria Black"/>
                           <w:b/>
                           <w:bCs/>
-                          <w:sz w:val="16"/>
-                          <w:szCs w:val="20"/>
+                          <w:sz w:val="14"/>
+                          <w:szCs w:val="18"/>
                         </w:rPr>
                         <w:t>price_rial</w:t>
                       </w:r>
@@ -7210,8 +7216,8 @@
                               <w:rPr>
                                 <w:rFonts w:ascii="Arial Black" w:hAnsi="Arial Black" w:cs="Aria Black"/>
                                 <w:bCs/>
-                                <w:sz w:val="16"/>
-                                <w:szCs w:val="16"/>
+                                <w:sz w:val="14"/>
+                                <w:szCs w:val="14"/>
                               </w:rPr>
                             </w:pPr>
                             <w:proofErr w:type="spellStart"/>
@@ -7219,8 +7225,8 @@
                               <w:rPr>
                                 <w:rFonts w:ascii="Arial Black" w:hAnsi="Arial Black" w:cs="Aria Black"/>
                                 <w:bCs/>
-                                <w:sz w:val="16"/>
-                                <w:szCs w:val="16"/>
+                                <w:sz w:val="14"/>
+                                <w:szCs w:val="14"/>
                               </w:rPr>
                               <w:t>price_toman</w:t>
                             </w:r>
@@ -7257,8 +7263,8 @@
                         <w:rPr>
                           <w:rFonts w:ascii="Arial Black" w:hAnsi="Arial Black" w:cs="Aria Black"/>
                           <w:bCs/>
-                          <w:sz w:val="16"/>
-                          <w:szCs w:val="16"/>
+                          <w:sz w:val="14"/>
+                          <w:szCs w:val="14"/>
                         </w:rPr>
                       </w:pPr>
                       <w:proofErr w:type="spellStart"/>
@@ -7266,8 +7272,8 @@
                         <w:rPr>
                           <w:rFonts w:ascii="Arial Black" w:hAnsi="Arial Black" w:cs="Aria Black"/>
                           <w:bCs/>
-                          <w:sz w:val="16"/>
-                          <w:szCs w:val="16"/>
+                          <w:sz w:val="14"/>
+                          <w:szCs w:val="14"/>
                         </w:rPr>
                         <w:t>price_toman</w:t>
                       </w:r>
@@ -7506,8 +7512,8 @@
                                 <w:rFonts w:ascii="Arial Black" w:hAnsi="Arial Black" w:cs="Aria Black"/>
                                 <w:b/>
                                 <w:bCs/>
-                                <w:sz w:val="18"/>
-                                <w:szCs w:val="20"/>
+                                <w:sz w:val="16"/>
+                                <w:szCs w:val="18"/>
                               </w:rPr>
                             </w:pPr>
                             <w:proofErr w:type="spellStart"/>
@@ -7516,8 +7522,8 @@
                                 <w:rFonts w:ascii="Arial Black" w:hAnsi="Arial Black" w:cs="Aria Black"/>
                                 <w:b/>
                                 <w:bCs/>
-                                <w:sz w:val="18"/>
-                                <w:szCs w:val="20"/>
+                                <w:sz w:val="16"/>
+                                <w:szCs w:val="18"/>
                               </w:rPr>
                               <w:t>price_info</w:t>
                             </w:r>
@@ -7555,8 +7561,8 @@
                           <w:rFonts w:ascii="Arial Black" w:hAnsi="Arial Black" w:cs="Aria Black"/>
                           <w:b/>
                           <w:bCs/>
-                          <w:sz w:val="18"/>
-                          <w:szCs w:val="20"/>
+                          <w:sz w:val="16"/>
+                          <w:szCs w:val="18"/>
                         </w:rPr>
                       </w:pPr>
                       <w:proofErr w:type="spellStart"/>
@@ -7565,8 +7571,8 @@
                           <w:rFonts w:ascii="Arial Black" w:hAnsi="Arial Black" w:cs="Aria Black"/>
                           <w:b/>
                           <w:bCs/>
-                          <w:sz w:val="18"/>
-                          <w:szCs w:val="20"/>
+                          <w:sz w:val="16"/>
+                          <w:szCs w:val="18"/>
                         </w:rPr>
                         <w:t>price_info</w:t>
                       </w:r>
@@ -7977,8 +7983,8 @@
                                 <w:rFonts w:ascii="Arial Black" w:hAnsi="Arial Black" w:cs="Aria Black"/>
                                 <w:b/>
                                 <w:bCs/>
-                                <w:sz w:val="12"/>
-                                <w:szCs w:val="10"/>
+                                <w:sz w:val="14"/>
+                                <w:szCs w:val="12"/>
                                 <w:rtl/>
                                 <w:lang w:bidi="fa-IR"/>
                               </w:rPr>
@@ -7989,8 +7995,8 @@
                                 <w:rFonts w:ascii="Arial Black" w:hAnsi="Arial Black" w:cs="Aria Black"/>
                                 <w:b/>
                                 <w:bCs/>
-                                <w:sz w:val="12"/>
-                                <w:szCs w:val="10"/>
+                                <w:sz w:val="14"/>
+                                <w:szCs w:val="12"/>
                                 <w:lang w:bidi="fa-IR"/>
                               </w:rPr>
                               <w:t>deal_date</w:t>
@@ -8029,8 +8035,8 @@
                           <w:rFonts w:ascii="Arial Black" w:hAnsi="Arial Black" w:cs="Aria Black"/>
                           <w:b/>
                           <w:bCs/>
-                          <w:sz w:val="12"/>
-                          <w:szCs w:val="10"/>
+                          <w:sz w:val="14"/>
+                          <w:szCs w:val="12"/>
                           <w:rtl/>
                           <w:lang w:bidi="fa-IR"/>
                         </w:rPr>
@@ -8041,8 +8047,8 @@
                           <w:rFonts w:ascii="Arial Black" w:hAnsi="Arial Black" w:cs="Aria Black"/>
                           <w:b/>
                           <w:bCs/>
-                          <w:sz w:val="12"/>
-                          <w:szCs w:val="10"/>
+                          <w:sz w:val="14"/>
+                          <w:szCs w:val="12"/>
                           <w:lang w:bidi="fa-IR"/>
                         </w:rPr>
                         <w:t>deal_date</w:t>
@@ -8259,8 +8265,8 @@
                                 <w:rFonts w:ascii="Arial Black" w:hAnsi="Arial Black" w:cs="Aria Black"/>
                                 <w:b/>
                                 <w:bCs/>
-                                <w:sz w:val="12"/>
-                                <w:szCs w:val="12"/>
+                                <w:sz w:val="14"/>
+                                <w:szCs w:val="14"/>
                                 <w:rtl/>
                                 <w:lang w:bidi="fa-IR"/>
                               </w:rPr>
@@ -8271,8 +8277,8 @@
                                 <w:rFonts w:ascii="Arial Black" w:hAnsi="Arial Black" w:cs="Aria Black"/>
                                 <w:b/>
                                 <w:bCs/>
-                                <w:sz w:val="12"/>
-                                <w:szCs w:val="12"/>
+                                <w:sz w:val="14"/>
+                                <w:szCs w:val="14"/>
                                 <w:lang w:bidi="fa-IR"/>
                               </w:rPr>
                               <w:t>deal_time</w:t>
@@ -8311,8 +8317,8 @@
                           <w:rFonts w:ascii="Arial Black" w:hAnsi="Arial Black" w:cs="Aria Black"/>
                           <w:b/>
                           <w:bCs/>
-                          <w:sz w:val="12"/>
-                          <w:szCs w:val="12"/>
+                          <w:sz w:val="14"/>
+                          <w:szCs w:val="14"/>
                           <w:rtl/>
                           <w:lang w:bidi="fa-IR"/>
                         </w:rPr>
@@ -8323,8 +8329,8 @@
                           <w:rFonts w:ascii="Arial Black" w:hAnsi="Arial Black" w:cs="Aria Black"/>
                           <w:b/>
                           <w:bCs/>
-                          <w:sz w:val="12"/>
-                          <w:szCs w:val="12"/>
+                          <w:sz w:val="14"/>
+                          <w:szCs w:val="14"/>
                           <w:lang w:bidi="fa-IR"/>
                         </w:rPr>
                         <w:t>deal_time</w:t>
@@ -8393,8 +8399,8 @@
                               <w:rPr>
                                 <w:rFonts w:ascii="Arial Black" w:hAnsi="Arial Black" w:cs="Aria Black"/>
                                 <w:bCs/>
-                                <w:sz w:val="12"/>
-                                <w:szCs w:val="12"/>
+                                <w:sz w:val="14"/>
+                                <w:szCs w:val="14"/>
                                 <w:lang w:bidi="fa-IR"/>
                               </w:rPr>
                             </w:pPr>
@@ -8403,8 +8409,8 @@
                               <w:rPr>
                                 <w:rFonts w:ascii="Arial Black" w:hAnsi="Arial Black" w:cs="Aria Black"/>
                                 <w:bCs/>
-                                <w:sz w:val="12"/>
-                                <w:szCs w:val="12"/>
+                                <w:sz w:val="14"/>
+                                <w:szCs w:val="14"/>
                                 <w:lang w:bidi="fa-IR"/>
                               </w:rPr>
                               <w:t>car_kilometer</w:t>
@@ -8443,8 +8449,8 @@
                         <w:rPr>
                           <w:rFonts w:ascii="Arial Black" w:hAnsi="Arial Black" w:cs="Aria Black"/>
                           <w:bCs/>
-                          <w:sz w:val="12"/>
-                          <w:szCs w:val="12"/>
+                          <w:sz w:val="14"/>
+                          <w:szCs w:val="14"/>
                           <w:lang w:bidi="fa-IR"/>
                         </w:rPr>
                       </w:pPr>
@@ -8453,8 +8459,8 @@
                         <w:rPr>
                           <w:rFonts w:ascii="Arial Black" w:hAnsi="Arial Black" w:cs="Aria Black"/>
                           <w:bCs/>
-                          <w:sz w:val="12"/>
-                          <w:szCs w:val="12"/>
+                          <w:sz w:val="14"/>
+                          <w:szCs w:val="14"/>
                           <w:lang w:bidi="fa-IR"/>
                         </w:rPr>
                         <w:t>car_kilometer</w:t>
@@ -8523,8 +8529,8 @@
                                 <w:rFonts w:ascii="Arial Black" w:hAnsi="Arial Black" w:cs="Aria Black"/>
                                 <w:b/>
                                 <w:bCs/>
-                                <w:sz w:val="10"/>
-                                <w:szCs w:val="10"/>
+                                <w:sz w:val="14"/>
+                                <w:szCs w:val="14"/>
                                 <w:rtl/>
                                 <w:lang w:bidi="fa-IR"/>
                               </w:rPr>
@@ -8535,8 +8541,8 @@
                                 <w:rFonts w:ascii="Arial Black" w:hAnsi="Arial Black" w:cs="Aria Black"/>
                                 <w:b/>
                                 <w:bCs/>
-                                <w:sz w:val="10"/>
-                                <w:szCs w:val="10"/>
+                                <w:sz w:val="14"/>
+                                <w:szCs w:val="14"/>
                                 <w:lang w:bidi="fa-IR"/>
                               </w:rPr>
                               <w:t>deal_date</w:t>
@@ -8575,8 +8581,8 @@
                           <w:rFonts w:ascii="Arial Black" w:hAnsi="Arial Black" w:cs="Aria Black"/>
                           <w:b/>
                           <w:bCs/>
-                          <w:sz w:val="10"/>
-                          <w:szCs w:val="10"/>
+                          <w:sz w:val="14"/>
+                          <w:szCs w:val="14"/>
                           <w:rtl/>
                           <w:lang w:bidi="fa-IR"/>
                         </w:rPr>
@@ -8587,8 +8593,8 @@
                           <w:rFonts w:ascii="Arial Black" w:hAnsi="Arial Black" w:cs="Aria Black"/>
                           <w:b/>
                           <w:bCs/>
-                          <w:sz w:val="10"/>
-                          <w:szCs w:val="10"/>
+                          <w:sz w:val="14"/>
+                          <w:szCs w:val="14"/>
                           <w:lang w:bidi="fa-IR"/>
                         </w:rPr>
                         <w:t>deal_date</w:t>
@@ -9244,7 +9250,8 @@
                                 <w:rFonts w:ascii="Arial Black" w:hAnsi="Arial Black" w:cs="Aria Black"/>
                                 <w:b/>
                                 <w:bCs/>
-                                <w:sz w:val="18"/>
+                                <w:sz w:val="16"/>
+                                <w:szCs w:val="20"/>
                               </w:rPr>
                             </w:pPr>
                             <w:proofErr w:type="spellStart"/>
@@ -9253,7 +9260,8 @@
                                 <w:rFonts w:ascii="Arial Black" w:hAnsi="Arial Black" w:cs="Aria Black"/>
                                 <w:b/>
                                 <w:bCs/>
-                                <w:sz w:val="18"/>
+                                <w:sz w:val="16"/>
+                                <w:szCs w:val="20"/>
                               </w:rPr>
                               <w:t>s</w:t>
                             </w:r>
@@ -9262,7 +9270,8 @@
                                 <w:rFonts w:ascii="Arial Black" w:hAnsi="Arial Black" w:cs="Aria Black"/>
                                 <w:b/>
                                 <w:bCs/>
-                                <w:sz w:val="18"/>
+                                <w:sz w:val="16"/>
+                                <w:szCs w:val="20"/>
                               </w:rPr>
                               <w:t>eller_</w:t>
                             </w:r>
@@ -9271,7 +9280,8 @@
                                 <w:rFonts w:ascii="Arial Black" w:hAnsi="Arial Black" w:cs="Aria Black"/>
                                 <w:b/>
                                 <w:bCs/>
-                                <w:sz w:val="18"/>
+                                <w:sz w:val="16"/>
+                                <w:szCs w:val="20"/>
                               </w:rPr>
                               <w:t>f</w:t>
                             </w:r>
@@ -9280,7 +9290,8 @@
                                 <w:rFonts w:ascii="Arial Black" w:hAnsi="Arial Black" w:cs="Aria Black"/>
                                 <w:b/>
                                 <w:bCs/>
-                                <w:sz w:val="18"/>
+                                <w:sz w:val="16"/>
+                                <w:szCs w:val="20"/>
                               </w:rPr>
                               <w:t>n</w:t>
                             </w:r>
@@ -9289,7 +9300,8 @@
                                 <w:rFonts w:ascii="Arial Black" w:hAnsi="Arial Black" w:cs="Aria Black"/>
                                 <w:b/>
                                 <w:bCs/>
-                                <w:sz w:val="18"/>
+                                <w:sz w:val="16"/>
+                                <w:szCs w:val="20"/>
                               </w:rPr>
                               <w:t>ame</w:t>
                             </w:r>
@@ -9327,7 +9339,8 @@
                           <w:rFonts w:ascii="Arial Black" w:hAnsi="Arial Black" w:cs="Aria Black"/>
                           <w:b/>
                           <w:bCs/>
-                          <w:sz w:val="18"/>
+                          <w:sz w:val="16"/>
+                          <w:szCs w:val="20"/>
                         </w:rPr>
                       </w:pPr>
                       <w:proofErr w:type="spellStart"/>
@@ -9336,7 +9349,8 @@
                           <w:rFonts w:ascii="Arial Black" w:hAnsi="Arial Black" w:cs="Aria Black"/>
                           <w:b/>
                           <w:bCs/>
-                          <w:sz w:val="18"/>
+                          <w:sz w:val="16"/>
+                          <w:szCs w:val="20"/>
                         </w:rPr>
                         <w:t>s</w:t>
                       </w:r>
@@ -9345,7 +9359,8 @@
                           <w:rFonts w:ascii="Arial Black" w:hAnsi="Arial Black" w:cs="Aria Black"/>
                           <w:b/>
                           <w:bCs/>
-                          <w:sz w:val="18"/>
+                          <w:sz w:val="16"/>
+                          <w:szCs w:val="20"/>
                         </w:rPr>
                         <w:t>eller_</w:t>
                       </w:r>
@@ -9354,7 +9369,8 @@
                           <w:rFonts w:ascii="Arial Black" w:hAnsi="Arial Black" w:cs="Aria Black"/>
                           <w:b/>
                           <w:bCs/>
-                          <w:sz w:val="18"/>
+                          <w:sz w:val="16"/>
+                          <w:szCs w:val="20"/>
                         </w:rPr>
                         <w:t>f</w:t>
                       </w:r>
@@ -9363,7 +9379,8 @@
                           <w:rFonts w:ascii="Arial Black" w:hAnsi="Arial Black" w:cs="Aria Black"/>
                           <w:b/>
                           <w:bCs/>
-                          <w:sz w:val="18"/>
+                          <w:sz w:val="16"/>
+                          <w:szCs w:val="20"/>
                         </w:rPr>
                         <w:t>n</w:t>
                       </w:r>
@@ -9372,7 +9389,8 @@
                           <w:rFonts w:ascii="Arial Black" w:hAnsi="Arial Black" w:cs="Aria Black"/>
                           <w:b/>
                           <w:bCs/>
-                          <w:sz w:val="18"/>
+                          <w:sz w:val="16"/>
+                          <w:szCs w:val="20"/>
                         </w:rPr>
                         <w:t>ame</w:t>
                       </w:r>

--- a/assets/AG.docx
+++ b/assets/AG.docx
@@ -5887,8 +5887,8 @@
                                       <w:rFonts w:ascii="Arial Black" w:hAnsi="Arial Black" w:cs="Aria Black"/>
                                       <w:b/>
                                       <w:bCs/>
-                                      <w:sz w:val="14"/>
-                                      <w:szCs w:val="14"/>
+                                      <w:sz w:val="12"/>
+                                      <w:szCs w:val="12"/>
                                     </w:rPr>
                                   </w:pPr>
                                   <w:proofErr w:type="spellStart"/>
@@ -5897,8 +5897,8 @@
                                       <w:rFonts w:ascii="Arial Black" w:hAnsi="Arial Black" w:cs="Aria Black"/>
                                       <w:b/>
                                       <w:bCs/>
-                                      <w:sz w:val="14"/>
-                                      <w:szCs w:val="14"/>
+                                      <w:sz w:val="12"/>
+                                      <w:szCs w:val="12"/>
                                     </w:rPr>
                                     <w:t>body_id</w:t>
                                   </w:r>
@@ -5926,7 +5926,11 @@
                 </mc:Choice>
                 <mc:Fallback>
                   <w:pict>
-                    <v:shape w14:anchorId="17F37FC2" id="Text Box 31" o:spid="_x0000_s1052" type="#_x0000_t202" style="position:absolute;left:0;text-align:left;margin-left:-2.15pt;margin-top:.85pt;width:107.4pt;height:27.6pt;z-index:251723776;visibility:visible;mso-wrap-style:square;mso-width-percent:0;mso-height-percent:0;mso-wrap-distance-left:9pt;mso-wrap-distance-top:0;mso-wrap-distance-right:9pt;mso-wrap-distance-bottom:0;mso-position-horizontal:absolute;mso-position-horizontal-relative:text;mso-position-vertical:absolute;mso-position-vertical-relative:text;mso-width-percent:0;mso-height-percent:0;mso-width-relative:margin;mso-height-relative:margin;v-text-anchor:top" o:gfxdata="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" filled="f" stroked="f" strokeweight=".5pt">
+                    <v:shapetype w14:anchorId="17F37FC2" id="_x0000_t202" coordsize="21600,21600" o:spt="202" path="m,l,21600r21600,l21600,xe">
+                      <v:stroke joinstyle="miter"/>
+                      <v:path gradientshapeok="t" o:connecttype="rect"/>
+                    </v:shapetype>
+                    <v:shape id="Text Box 31" o:spid="_x0000_s1052" type="#_x0000_t202" style="position:absolute;left:0;text-align:left;margin-left:-2.15pt;margin-top:.85pt;width:107.4pt;height:27.6pt;z-index:251723776;visibility:visible;mso-wrap-style:square;mso-width-percent:0;mso-height-percent:0;mso-wrap-distance-left:9pt;mso-wrap-distance-top:0;mso-wrap-distance-right:9pt;mso-wrap-distance-bottom:0;mso-position-horizontal:absolute;mso-position-horizontal-relative:text;mso-position-vertical:absolute;mso-position-vertical-relative:text;mso-width-percent:0;mso-height-percent:0;mso-width-relative:margin;mso-height-relative:margin;v-text-anchor:top" o:gfxdata="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" filled="f" stroked="f" strokeweight=".5pt">
                       <v:textbox>
                         <w:txbxContent>
                           <w:p>
@@ -5936,8 +5940,8 @@
                                 <w:rFonts w:ascii="Arial Black" w:hAnsi="Arial Black" w:cs="Aria Black"/>
                                 <w:b/>
                                 <w:bCs/>
-                                <w:sz w:val="14"/>
-                                <w:szCs w:val="14"/>
+                                <w:sz w:val="12"/>
+                                <w:szCs w:val="12"/>
                               </w:rPr>
                             </w:pPr>
                             <w:proofErr w:type="spellStart"/>
@@ -5946,8 +5950,8 @@
                                 <w:rFonts w:ascii="Arial Black" w:hAnsi="Arial Black" w:cs="Aria Black"/>
                                 <w:b/>
                                 <w:bCs/>
-                                <w:sz w:val="14"/>
-                                <w:szCs w:val="14"/>
+                                <w:sz w:val="12"/>
+                                <w:szCs w:val="12"/>
                               </w:rPr>
                               <w:t>body_id</w:t>
                             </w:r>
@@ -6034,8 +6038,8 @@
                                       <w:rFonts w:ascii="Arial Black" w:hAnsi="Arial Black" w:cs="Aria Black"/>
                                       <w:b/>
                                       <w:bCs/>
-                                      <w:sz w:val="14"/>
-                                      <w:szCs w:val="14"/>
+                                      <w:sz w:val="12"/>
+                                      <w:szCs w:val="12"/>
                                     </w:rPr>
                                   </w:pPr>
                                   <w:proofErr w:type="spellStart"/>
@@ -6044,8 +6048,8 @@
                                       <w:rFonts w:ascii="Arial Black" w:hAnsi="Arial Black" w:cs="Aria Black"/>
                                       <w:b/>
                                       <w:bCs/>
-                                      <w:sz w:val="14"/>
-                                      <w:szCs w:val="14"/>
+                                      <w:sz w:val="12"/>
+                                      <w:szCs w:val="12"/>
                                     </w:rPr>
                                     <w:t>motor_id</w:t>
                                   </w:r>
@@ -6083,8 +6087,8 @@
                                 <w:rFonts w:ascii="Arial Black" w:hAnsi="Arial Black" w:cs="Aria Black"/>
                                 <w:b/>
                                 <w:bCs/>
-                                <w:sz w:val="14"/>
-                                <w:szCs w:val="14"/>
+                                <w:sz w:val="12"/>
+                                <w:szCs w:val="12"/>
                               </w:rPr>
                             </w:pPr>
                             <w:proofErr w:type="spellStart"/>
@@ -6093,8 +6097,8 @@
                                 <w:rFonts w:ascii="Arial Black" w:hAnsi="Arial Black" w:cs="Aria Black"/>
                                 <w:b/>
                                 <w:bCs/>
-                                <w:sz w:val="14"/>
-                                <w:szCs w:val="14"/>
+                                <w:sz w:val="12"/>
+                                <w:szCs w:val="12"/>
                               </w:rPr>
                               <w:t>motor_id</w:t>
                             </w:r>
@@ -6181,8 +6185,8 @@
                                       <w:rFonts w:ascii="Arial Black" w:hAnsi="Arial Black" w:cs="Aria Black"/>
                                       <w:b/>
                                       <w:bCs/>
-                                      <w:sz w:val="16"/>
-                                      <w:szCs w:val="16"/>
+                                      <w:sz w:val="14"/>
+                                      <w:szCs w:val="14"/>
                                     </w:rPr>
                                   </w:pPr>
                                   <w:proofErr w:type="spellStart"/>
@@ -6191,8 +6195,8 @@
                                       <w:rFonts w:ascii="Arial Black" w:hAnsi="Arial Black" w:cs="Aria Black"/>
                                       <w:b/>
                                       <w:bCs/>
-                                      <w:sz w:val="16"/>
-                                      <w:szCs w:val="16"/>
+                                      <w:sz w:val="14"/>
+                                      <w:szCs w:val="14"/>
                                     </w:rPr>
                                     <w:t>pelak</w:t>
                                   </w:r>
@@ -6230,8 +6234,8 @@
                                 <w:rFonts w:ascii="Arial Black" w:hAnsi="Arial Black" w:cs="Aria Black"/>
                                 <w:b/>
                                 <w:bCs/>
-                                <w:sz w:val="16"/>
-                                <w:szCs w:val="16"/>
+                                <w:sz w:val="14"/>
+                                <w:szCs w:val="14"/>
                               </w:rPr>
                             </w:pPr>
                             <w:proofErr w:type="spellStart"/>
@@ -6240,8 +6244,8 @@
                                 <w:rFonts w:ascii="Arial Black" w:hAnsi="Arial Black" w:cs="Aria Black"/>
                                 <w:b/>
                                 <w:bCs/>
-                                <w:sz w:val="16"/>
-                                <w:szCs w:val="16"/>
+                                <w:sz w:val="14"/>
+                                <w:szCs w:val="14"/>
                               </w:rPr>
                               <w:t>pelak</w:t>
                             </w:r>
@@ -6327,8 +6331,8 @@
                                       <w:rFonts w:ascii="Arial Black" w:hAnsi="Arial Black" w:cs="Aria Black"/>
                                       <w:b/>
                                       <w:bCs/>
-                                      <w:sz w:val="16"/>
-                                      <w:szCs w:val="16"/>
+                                      <w:sz w:val="12"/>
+                                      <w:szCs w:val="12"/>
                                     </w:rPr>
                                   </w:pPr>
                                   <w:proofErr w:type="spellStart"/>
@@ -6337,8 +6341,8 @@
                                       <w:rFonts w:ascii="Arial Black" w:hAnsi="Arial Black" w:cs="Aria Black"/>
                                       <w:b/>
                                       <w:bCs/>
-                                      <w:sz w:val="16"/>
-                                      <w:szCs w:val="16"/>
+                                      <w:sz w:val="12"/>
+                                      <w:szCs w:val="12"/>
                                     </w:rPr>
                                     <w:t>car_model</w:t>
                                   </w:r>
@@ -6375,8 +6379,8 @@
                                 <w:rFonts w:ascii="Arial Black" w:hAnsi="Arial Black" w:cs="Aria Black"/>
                                 <w:b/>
                                 <w:bCs/>
-                                <w:sz w:val="16"/>
-                                <w:szCs w:val="16"/>
+                                <w:sz w:val="12"/>
+                                <w:szCs w:val="12"/>
                               </w:rPr>
                             </w:pPr>
                             <w:proofErr w:type="spellStart"/>
@@ -6385,8 +6389,8 @@
                                 <w:rFonts w:ascii="Arial Black" w:hAnsi="Arial Black" w:cs="Aria Black"/>
                                 <w:b/>
                                 <w:bCs/>
-                                <w:sz w:val="16"/>
-                                <w:szCs w:val="16"/>
+                                <w:sz w:val="12"/>
+                                <w:szCs w:val="12"/>
                               </w:rPr>
                               <w:t>car_model</w:t>
                             </w:r>
@@ -6620,8 +6624,8 @@
                                       <w:rFonts w:ascii="Arial Black" w:hAnsi="Arial Black" w:cs="Aria Black"/>
                                       <w:b/>
                                       <w:bCs/>
-                                      <w:sz w:val="14"/>
-                                      <w:szCs w:val="14"/>
+                                      <w:sz w:val="12"/>
+                                      <w:szCs w:val="12"/>
                                     </w:rPr>
                                   </w:pPr>
                                   <w:proofErr w:type="spellStart"/>
@@ -6630,8 +6634,8 @@
                                       <w:rFonts w:ascii="Arial Black" w:hAnsi="Arial Black" w:cs="Aria Black"/>
                                       <w:b/>
                                       <w:bCs/>
-                                      <w:sz w:val="14"/>
-                                      <w:szCs w:val="14"/>
+                                      <w:sz w:val="12"/>
+                                      <w:szCs w:val="12"/>
                                     </w:rPr>
                                     <w:t>car_color</w:t>
                                   </w:r>
@@ -6669,8 +6673,8 @@
                                 <w:rFonts w:ascii="Arial Black" w:hAnsi="Arial Black" w:cs="Aria Black"/>
                                 <w:b/>
                                 <w:bCs/>
-                                <w:sz w:val="14"/>
-                                <w:szCs w:val="14"/>
+                                <w:sz w:val="12"/>
+                                <w:szCs w:val="12"/>
                               </w:rPr>
                             </w:pPr>
                             <w:proofErr w:type="spellStart"/>
@@ -6679,8 +6683,8 @@
                                 <w:rFonts w:ascii="Arial Black" w:hAnsi="Arial Black" w:cs="Aria Black"/>
                                 <w:b/>
                                 <w:bCs/>
-                                <w:sz w:val="14"/>
-                                <w:szCs w:val="14"/>
+                                <w:sz w:val="12"/>
+                                <w:szCs w:val="12"/>
                               </w:rPr>
                               <w:t>car_color</w:t>
                             </w:r>
@@ -6767,8 +6771,8 @@
                                       <w:rFonts w:ascii="Arial Black" w:hAnsi="Arial Black" w:cs="Aria Black"/>
                                       <w:b/>
                                       <w:bCs/>
-                                      <w:sz w:val="14"/>
-                                      <w:szCs w:val="14"/>
+                                      <w:sz w:val="12"/>
+                                      <w:szCs w:val="12"/>
                                     </w:rPr>
                                   </w:pPr>
                                   <w:proofErr w:type="spellStart"/>
@@ -6777,8 +6781,8 @@
                                       <w:rFonts w:ascii="Arial Black" w:hAnsi="Arial Black" w:cs="Aria Black"/>
                                       <w:b/>
                                       <w:bCs/>
-                                      <w:sz w:val="14"/>
-                                      <w:szCs w:val="14"/>
+                                      <w:sz w:val="12"/>
+                                      <w:szCs w:val="12"/>
                                     </w:rPr>
                                     <w:t>car_type</w:t>
                                   </w:r>
@@ -6816,8 +6820,8 @@
                                 <w:rFonts w:ascii="Arial Black" w:hAnsi="Arial Black" w:cs="Aria Black"/>
                                 <w:b/>
                                 <w:bCs/>
-                                <w:sz w:val="14"/>
-                                <w:szCs w:val="14"/>
+                                <w:sz w:val="12"/>
+                                <w:szCs w:val="12"/>
                               </w:rPr>
                             </w:pPr>
                             <w:proofErr w:type="spellStart"/>
@@ -6826,8 +6830,8 @@
                                 <w:rFonts w:ascii="Arial Black" w:hAnsi="Arial Black" w:cs="Aria Black"/>
                                 <w:b/>
                                 <w:bCs/>
-                                <w:sz w:val="14"/>
-                                <w:szCs w:val="14"/>
+                                <w:sz w:val="12"/>
+                                <w:szCs w:val="12"/>
                               </w:rPr>
                               <w:t>car_type</w:t>
                             </w:r>
@@ -7983,8 +7987,8 @@
                                 <w:rFonts w:ascii="Arial Black" w:hAnsi="Arial Black" w:cs="Aria Black"/>
                                 <w:b/>
                                 <w:bCs/>
-                                <w:sz w:val="14"/>
-                                <w:szCs w:val="12"/>
+                                <w:sz w:val="12"/>
+                                <w:szCs w:val="10"/>
                                 <w:rtl/>
                                 <w:lang w:bidi="fa-IR"/>
                               </w:rPr>
@@ -7995,8 +7999,8 @@
                                 <w:rFonts w:ascii="Arial Black" w:hAnsi="Arial Black" w:cs="Aria Black"/>
                                 <w:b/>
                                 <w:bCs/>
-                                <w:sz w:val="14"/>
-                                <w:szCs w:val="12"/>
+                                <w:sz w:val="12"/>
+                                <w:szCs w:val="10"/>
                                 <w:lang w:bidi="fa-IR"/>
                               </w:rPr>
                               <w:t>deal_date</w:t>
@@ -8035,8 +8039,8 @@
                           <w:rFonts w:ascii="Arial Black" w:hAnsi="Arial Black" w:cs="Aria Black"/>
                           <w:b/>
                           <w:bCs/>
-                          <w:sz w:val="14"/>
-                          <w:szCs w:val="12"/>
+                          <w:sz w:val="12"/>
+                          <w:szCs w:val="10"/>
                           <w:rtl/>
                           <w:lang w:bidi="fa-IR"/>
                         </w:rPr>
@@ -8047,8 +8051,8 @@
                           <w:rFonts w:ascii="Arial Black" w:hAnsi="Arial Black" w:cs="Aria Black"/>
                           <w:b/>
                           <w:bCs/>
-                          <w:sz w:val="14"/>
-                          <w:szCs w:val="12"/>
+                          <w:sz w:val="12"/>
+                          <w:szCs w:val="10"/>
                           <w:lang w:bidi="fa-IR"/>
                         </w:rPr>
                         <w:t>deal_date</w:t>
@@ -8117,8 +8121,8 @@
                                 <w:rFonts w:ascii="Arial Black" w:hAnsi="Arial Black" w:cs="Aria Black"/>
                                 <w:b/>
                                 <w:bCs/>
-                                <w:sz w:val="14"/>
-                                <w:szCs w:val="14"/>
+                                <w:sz w:val="12"/>
+                                <w:szCs w:val="12"/>
                               </w:rPr>
                             </w:pPr>
                             <w:proofErr w:type="spellStart"/>
@@ -8127,8 +8131,8 @@
                                 <w:rFonts w:ascii="Arial Black" w:hAnsi="Arial Black" w:cs="Aria Black"/>
                                 <w:b/>
                                 <w:bCs/>
-                                <w:sz w:val="14"/>
-                                <w:szCs w:val="14"/>
+                                <w:sz w:val="12"/>
+                                <w:szCs w:val="12"/>
                               </w:rPr>
                               <w:t>d</w:t>
                             </w:r>
@@ -8137,8 +8141,8 @@
                                 <w:rFonts w:ascii="Arial Black" w:hAnsi="Arial Black" w:cs="Aria Black"/>
                                 <w:b/>
                                 <w:bCs/>
-                                <w:sz w:val="14"/>
-                                <w:szCs w:val="14"/>
+                                <w:sz w:val="12"/>
+                                <w:szCs w:val="12"/>
                               </w:rPr>
                               <w:t>ay_respite</w:t>
                             </w:r>
@@ -8176,8 +8180,8 @@
                           <w:rFonts w:ascii="Arial Black" w:hAnsi="Arial Black" w:cs="Aria Black"/>
                           <w:b/>
                           <w:bCs/>
-                          <w:sz w:val="14"/>
-                          <w:szCs w:val="14"/>
+                          <w:sz w:val="12"/>
+                          <w:szCs w:val="12"/>
                         </w:rPr>
                       </w:pPr>
                       <w:proofErr w:type="spellStart"/>
@@ -8186,8 +8190,8 @@
                           <w:rFonts w:ascii="Arial Black" w:hAnsi="Arial Black" w:cs="Aria Black"/>
                           <w:b/>
                           <w:bCs/>
-                          <w:sz w:val="14"/>
-                          <w:szCs w:val="14"/>
+                          <w:sz w:val="12"/>
+                          <w:szCs w:val="12"/>
                         </w:rPr>
                         <w:t>d</w:t>
                       </w:r>
@@ -8196,8 +8200,8 @@
                           <w:rFonts w:ascii="Arial Black" w:hAnsi="Arial Black" w:cs="Aria Black"/>
                           <w:b/>
                           <w:bCs/>
-                          <w:sz w:val="14"/>
-                          <w:szCs w:val="14"/>
+                          <w:sz w:val="12"/>
+                          <w:szCs w:val="12"/>
                         </w:rPr>
                         <w:t>ay_respite</w:t>
                       </w:r>
@@ -8265,8 +8269,8 @@
                                 <w:rFonts w:ascii="Arial Black" w:hAnsi="Arial Black" w:cs="Aria Black"/>
                                 <w:b/>
                                 <w:bCs/>
-                                <w:sz w:val="14"/>
-                                <w:szCs w:val="14"/>
+                                <w:sz w:val="12"/>
+                                <w:szCs w:val="12"/>
                                 <w:rtl/>
                                 <w:lang w:bidi="fa-IR"/>
                               </w:rPr>
@@ -8277,8 +8281,8 @@
                                 <w:rFonts w:ascii="Arial Black" w:hAnsi="Arial Black" w:cs="Aria Black"/>
                                 <w:b/>
                                 <w:bCs/>
-                                <w:sz w:val="14"/>
-                                <w:szCs w:val="14"/>
+                                <w:sz w:val="12"/>
+                                <w:szCs w:val="12"/>
                                 <w:lang w:bidi="fa-IR"/>
                               </w:rPr>
                               <w:t>deal_time</w:t>
@@ -8317,8 +8321,8 @@
                           <w:rFonts w:ascii="Arial Black" w:hAnsi="Arial Black" w:cs="Aria Black"/>
                           <w:b/>
                           <w:bCs/>
-                          <w:sz w:val="14"/>
-                          <w:szCs w:val="14"/>
+                          <w:sz w:val="12"/>
+                          <w:szCs w:val="12"/>
                           <w:rtl/>
                           <w:lang w:bidi="fa-IR"/>
                         </w:rPr>
@@ -8329,8 +8333,8 @@
                           <w:rFonts w:ascii="Arial Black" w:hAnsi="Arial Black" w:cs="Aria Black"/>
                           <w:b/>
                           <w:bCs/>
-                          <w:sz w:val="14"/>
-                          <w:szCs w:val="14"/>
+                          <w:sz w:val="12"/>
+                          <w:szCs w:val="12"/>
                           <w:lang w:bidi="fa-IR"/>
                         </w:rPr>
                         <w:t>deal_time</w:t>
@@ -8399,8 +8403,8 @@
                               <w:rPr>
                                 <w:rFonts w:ascii="Arial Black" w:hAnsi="Arial Black" w:cs="Aria Black"/>
                                 <w:bCs/>
-                                <w:sz w:val="14"/>
-                                <w:szCs w:val="14"/>
+                                <w:sz w:val="12"/>
+                                <w:szCs w:val="12"/>
                                 <w:lang w:bidi="fa-IR"/>
                               </w:rPr>
                             </w:pPr>
@@ -8409,8 +8413,8 @@
                               <w:rPr>
                                 <w:rFonts w:ascii="Arial Black" w:hAnsi="Arial Black" w:cs="Aria Black"/>
                                 <w:bCs/>
-                                <w:sz w:val="14"/>
-                                <w:szCs w:val="14"/>
+                                <w:sz w:val="12"/>
+                                <w:szCs w:val="12"/>
                                 <w:lang w:bidi="fa-IR"/>
                               </w:rPr>
                               <w:t>car_kilometer</w:t>
@@ -8449,8 +8453,8 @@
                         <w:rPr>
                           <w:rFonts w:ascii="Arial Black" w:hAnsi="Arial Black" w:cs="Aria Black"/>
                           <w:bCs/>
-                          <w:sz w:val="14"/>
-                          <w:szCs w:val="14"/>
+                          <w:sz w:val="12"/>
+                          <w:szCs w:val="12"/>
                           <w:lang w:bidi="fa-IR"/>
                         </w:rPr>
                       </w:pPr>
@@ -8459,8 +8463,8 @@
                         <w:rPr>
                           <w:rFonts w:ascii="Arial Black" w:hAnsi="Arial Black" w:cs="Aria Black"/>
                           <w:bCs/>
-                          <w:sz w:val="14"/>
-                          <w:szCs w:val="14"/>
+                          <w:sz w:val="12"/>
+                          <w:szCs w:val="12"/>
                           <w:lang w:bidi="fa-IR"/>
                         </w:rPr>
                         <w:t>car_kilometer</w:t>
@@ -8529,8 +8533,8 @@
                                 <w:rFonts w:ascii="Arial Black" w:hAnsi="Arial Black" w:cs="Aria Black"/>
                                 <w:b/>
                                 <w:bCs/>
-                                <w:sz w:val="14"/>
-                                <w:szCs w:val="14"/>
+                                <w:sz w:val="12"/>
+                                <w:szCs w:val="12"/>
                                 <w:rtl/>
                                 <w:lang w:bidi="fa-IR"/>
                               </w:rPr>
@@ -8541,8 +8545,8 @@
                                 <w:rFonts w:ascii="Arial Black" w:hAnsi="Arial Black" w:cs="Aria Black"/>
                                 <w:b/>
                                 <w:bCs/>
-                                <w:sz w:val="14"/>
-                                <w:szCs w:val="14"/>
+                                <w:sz w:val="12"/>
+                                <w:szCs w:val="12"/>
                                 <w:lang w:bidi="fa-IR"/>
                               </w:rPr>
                               <w:t>deal_date</w:t>
@@ -8581,8 +8585,8 @@
                           <w:rFonts w:ascii="Arial Black" w:hAnsi="Arial Black" w:cs="Aria Black"/>
                           <w:b/>
                           <w:bCs/>
-                          <w:sz w:val="14"/>
-                          <w:szCs w:val="14"/>
+                          <w:sz w:val="12"/>
+                          <w:szCs w:val="12"/>
                           <w:rtl/>
                           <w:lang w:bidi="fa-IR"/>
                         </w:rPr>
@@ -8593,8 +8597,8 @@
                           <w:rFonts w:ascii="Arial Black" w:hAnsi="Arial Black" w:cs="Aria Black"/>
                           <w:b/>
                           <w:bCs/>
-                          <w:sz w:val="14"/>
-                          <w:szCs w:val="14"/>
+                          <w:sz w:val="12"/>
+                          <w:szCs w:val="12"/>
                           <w:lang w:bidi="fa-IR"/>
                         </w:rPr>
                         <w:t>deal_date</w:t>
@@ -9250,8 +9254,8 @@
                                 <w:rFonts w:ascii="Arial Black" w:hAnsi="Arial Black" w:cs="Aria Black"/>
                                 <w:b/>
                                 <w:bCs/>
-                                <w:sz w:val="16"/>
-                                <w:szCs w:val="20"/>
+                                <w:sz w:val="14"/>
+                                <w:szCs w:val="18"/>
                               </w:rPr>
                             </w:pPr>
                             <w:proofErr w:type="spellStart"/>
@@ -9260,8 +9264,8 @@
                                 <w:rFonts w:ascii="Arial Black" w:hAnsi="Arial Black" w:cs="Aria Black"/>
                                 <w:b/>
                                 <w:bCs/>
-                                <w:sz w:val="16"/>
-                                <w:szCs w:val="20"/>
+                                <w:sz w:val="14"/>
+                                <w:szCs w:val="18"/>
                               </w:rPr>
                               <w:t>s</w:t>
                             </w:r>
@@ -9270,8 +9274,8 @@
                                 <w:rFonts w:ascii="Arial Black" w:hAnsi="Arial Black" w:cs="Aria Black"/>
                                 <w:b/>
                                 <w:bCs/>
-                                <w:sz w:val="16"/>
-                                <w:szCs w:val="20"/>
+                                <w:sz w:val="14"/>
+                                <w:szCs w:val="18"/>
                               </w:rPr>
                               <w:t>eller_</w:t>
                             </w:r>
@@ -9280,8 +9284,8 @@
                                 <w:rFonts w:ascii="Arial Black" w:hAnsi="Arial Black" w:cs="Aria Black"/>
                                 <w:b/>
                                 <w:bCs/>
-                                <w:sz w:val="16"/>
-                                <w:szCs w:val="20"/>
+                                <w:sz w:val="14"/>
+                                <w:szCs w:val="18"/>
                               </w:rPr>
                               <w:t>f</w:t>
                             </w:r>
@@ -9290,8 +9294,8 @@
                                 <w:rFonts w:ascii="Arial Black" w:hAnsi="Arial Black" w:cs="Aria Black"/>
                                 <w:b/>
                                 <w:bCs/>
-                                <w:sz w:val="16"/>
-                                <w:szCs w:val="20"/>
+                                <w:sz w:val="14"/>
+                                <w:szCs w:val="18"/>
                               </w:rPr>
                               <w:t>n</w:t>
                             </w:r>
@@ -9300,8 +9304,8 @@
                                 <w:rFonts w:ascii="Arial Black" w:hAnsi="Arial Black" w:cs="Aria Black"/>
                                 <w:b/>
                                 <w:bCs/>
-                                <w:sz w:val="16"/>
-                                <w:szCs w:val="20"/>
+                                <w:sz w:val="14"/>
+                                <w:szCs w:val="18"/>
                               </w:rPr>
                               <w:t>ame</w:t>
                             </w:r>
@@ -9339,8 +9343,8 @@
                           <w:rFonts w:ascii="Arial Black" w:hAnsi="Arial Black" w:cs="Aria Black"/>
                           <w:b/>
                           <w:bCs/>
-                          <w:sz w:val="16"/>
-                          <w:szCs w:val="20"/>
+                          <w:sz w:val="14"/>
+                          <w:szCs w:val="18"/>
                         </w:rPr>
                       </w:pPr>
                       <w:proofErr w:type="spellStart"/>
@@ -9349,8 +9353,8 @@
                           <w:rFonts w:ascii="Arial Black" w:hAnsi="Arial Black" w:cs="Aria Black"/>
                           <w:b/>
                           <w:bCs/>
-                          <w:sz w:val="16"/>
-                          <w:szCs w:val="20"/>
+                          <w:sz w:val="14"/>
+                          <w:szCs w:val="18"/>
                         </w:rPr>
                         <w:t>s</w:t>
                       </w:r>
@@ -9359,8 +9363,8 @@
                           <w:rFonts w:ascii="Arial Black" w:hAnsi="Arial Black" w:cs="Aria Black"/>
                           <w:b/>
                           <w:bCs/>
-                          <w:sz w:val="16"/>
-                          <w:szCs w:val="20"/>
+                          <w:sz w:val="14"/>
+                          <w:szCs w:val="18"/>
                         </w:rPr>
                         <w:t>eller_</w:t>
                       </w:r>
@@ -9369,8 +9373,8 @@
                           <w:rFonts w:ascii="Arial Black" w:hAnsi="Arial Black" w:cs="Aria Black"/>
                           <w:b/>
                           <w:bCs/>
-                          <w:sz w:val="16"/>
-                          <w:szCs w:val="20"/>
+                          <w:sz w:val="14"/>
+                          <w:szCs w:val="18"/>
                         </w:rPr>
                         <w:t>f</w:t>
                       </w:r>
@@ -9379,8 +9383,8 @@
                           <w:rFonts w:ascii="Arial Black" w:hAnsi="Arial Black" w:cs="Aria Black"/>
                           <w:b/>
                           <w:bCs/>
-                          <w:sz w:val="16"/>
-                          <w:szCs w:val="20"/>
+                          <w:sz w:val="14"/>
+                          <w:szCs w:val="18"/>
                         </w:rPr>
                         <w:t>n</w:t>
                       </w:r>
@@ -9389,8 +9393,8 @@
                           <w:rFonts w:ascii="Arial Black" w:hAnsi="Arial Black" w:cs="Aria Black"/>
                           <w:b/>
                           <w:bCs/>
-                          <w:sz w:val="16"/>
-                          <w:szCs w:val="20"/>
+                          <w:sz w:val="14"/>
+                          <w:szCs w:val="18"/>
                         </w:rPr>
                         <w:t>ame</w:t>
                       </w:r>
